--- a/Section-6.docx
+++ b/Section-6.docx
@@ -1219,10 +1219,1306 @@
     </w:p>
     <w:p>
       <w:pPr>
-        <w:rPr>
-          <w:rFonts w:ascii="Cambria" w:hAnsi="Cambria"/>
-        </w:rPr>
-      </w:pPr>
+        <w:pStyle w:val="Heading1"/>
+      </w:pPr>
+      <w:r>
+        <w:lastRenderedPageBreak/>
+        <w:t> </w:t>
+      </w:r>
+      <w:r>
+        <w:t>Data Structures and Lists in Python</w:t>
+      </w:r>
+    </w:p>
+    <w:p>
+      <w:pPr>
+        <w:pStyle w:val="Heading2"/>
+      </w:pPr>
+      <w:r>
+        <w:t>What is a List?</w:t>
+      </w:r>
+    </w:p>
+    <w:p>
+      <w:pPr>
+        <w:pStyle w:val="NormalWeb"/>
+        <w:numPr>
+          <w:ilvl w:val="0"/>
+          <w:numId w:val="6"/>
+        </w:numPr>
+      </w:pPr>
+      <w:r>
+        <w:t xml:space="preserve">A </w:t>
+      </w:r>
+      <w:r>
+        <w:rPr>
+          <w:rStyle w:val="Strong"/>
+        </w:rPr>
+        <w:t>list</w:t>
+      </w:r>
+      <w:r>
+        <w:t xml:space="preserve"> in Python is an </w:t>
+      </w:r>
+      <w:r>
+        <w:rPr>
+          <w:rStyle w:val="Strong"/>
+        </w:rPr>
+        <w:t>ordered collection</w:t>
+      </w:r>
+      <w:r>
+        <w:t xml:space="preserve"> of items.</w:t>
+      </w:r>
+    </w:p>
+    <w:p>
+      <w:pPr>
+        <w:pStyle w:val="NormalWeb"/>
+        <w:numPr>
+          <w:ilvl w:val="0"/>
+          <w:numId w:val="6"/>
+        </w:numPr>
+      </w:pPr>
+      <w:r>
+        <w:t xml:space="preserve">Items can be </w:t>
+      </w:r>
+      <w:r>
+        <w:rPr>
+          <w:rStyle w:val="Strong"/>
+        </w:rPr>
+        <w:t xml:space="preserve">numbers, strings, </w:t>
+      </w:r>
+      <w:proofErr w:type="spellStart"/>
+      <w:r>
+        <w:rPr>
+          <w:rStyle w:val="Strong"/>
+        </w:rPr>
+        <w:t>booleans</w:t>
+      </w:r>
+      <w:proofErr w:type="spellEnd"/>
+      <w:r>
+        <w:rPr>
+          <w:rStyle w:val="Strong"/>
+        </w:rPr>
+        <w:t>, or even other lists</w:t>
+      </w:r>
+      <w:r>
+        <w:t>.</w:t>
+      </w:r>
+    </w:p>
+    <w:p>
+      <w:pPr>
+        <w:pStyle w:val="NormalWeb"/>
+        <w:numPr>
+          <w:ilvl w:val="0"/>
+          <w:numId w:val="6"/>
+        </w:numPr>
+      </w:pPr>
+      <w:r>
+        <w:t xml:space="preserve">Lists are written inside </w:t>
+      </w:r>
+      <w:r>
+        <w:rPr>
+          <w:rStyle w:val="Strong"/>
+        </w:rPr>
+        <w:t xml:space="preserve">square brackets </w:t>
+      </w:r>
+      <w:r>
+        <w:rPr>
+          <w:rStyle w:val="HTMLCode"/>
+          <w:b/>
+          <w:bCs/>
+        </w:rPr>
+        <w:t>[ ]</w:t>
+      </w:r>
+      <w:r>
+        <w:t>.</w:t>
+      </w:r>
+    </w:p>
+    <w:p>
+      <w:pPr>
+        <w:pStyle w:val="Heading2"/>
+      </w:pPr>
+      <w:r>
+        <w:t xml:space="preserve"> Examples of Lists</w:t>
+      </w:r>
+    </w:p>
+    <w:p>
+      <w:pPr>
+        <w:pStyle w:val="HTMLPreformatted"/>
+        <w:rPr>
+          <w:rStyle w:val="HTMLCode"/>
+        </w:rPr>
+      </w:pPr>
+      <w:r>
+        <w:rPr>
+          <w:rStyle w:val="HTMLCode"/>
+        </w:rPr>
+        <w:t>list_1 = [</w:t>
+      </w:r>
+      <w:r>
+        <w:rPr>
+          <w:rStyle w:val="hljs-number"/>
+        </w:rPr>
+        <w:t>1</w:t>
+      </w:r>
+      <w:r>
+        <w:rPr>
+          <w:rStyle w:val="HTMLCode"/>
+        </w:rPr>
+        <w:t xml:space="preserve">, </w:t>
+      </w:r>
+      <w:r>
+        <w:rPr>
+          <w:rStyle w:val="hljs-number"/>
+        </w:rPr>
+        <w:t>2</w:t>
+      </w:r>
+      <w:r>
+        <w:rPr>
+          <w:rStyle w:val="HTMLCode"/>
+        </w:rPr>
+        <w:t xml:space="preserve">, </w:t>
+      </w:r>
+      <w:r>
+        <w:rPr>
+          <w:rStyle w:val="hljs-number"/>
+        </w:rPr>
+        <w:t>3</w:t>
+      </w:r>
+      <w:r>
+        <w:rPr>
+          <w:rStyle w:val="HTMLCode"/>
+        </w:rPr>
+        <w:t xml:space="preserve">]                  </w:t>
+      </w:r>
+      <w:r>
+        <w:rPr>
+          <w:rStyle w:val="hljs-comment"/>
+        </w:rPr>
+        <w:t># numbers</w:t>
+      </w:r>
+    </w:p>
+    <w:p>
+      <w:pPr>
+        <w:pStyle w:val="HTMLPreformatted"/>
+        <w:rPr>
+          <w:rStyle w:val="HTMLCode"/>
+        </w:rPr>
+      </w:pPr>
+      <w:r>
+        <w:rPr>
+          <w:rStyle w:val="HTMLCode"/>
+        </w:rPr>
+        <w:t>list_2 = [</w:t>
+      </w:r>
+      <w:r>
+        <w:rPr>
+          <w:rStyle w:val="hljs-string"/>
+        </w:rPr>
+        <w:t>'a'</w:t>
+      </w:r>
+      <w:r>
+        <w:rPr>
+          <w:rStyle w:val="HTMLCode"/>
+        </w:rPr>
+        <w:t xml:space="preserve">, </w:t>
+      </w:r>
+      <w:r>
+        <w:rPr>
+          <w:rStyle w:val="hljs-string"/>
+        </w:rPr>
+        <w:t>'b'</w:t>
+      </w:r>
+      <w:r>
+        <w:rPr>
+          <w:rStyle w:val="HTMLCode"/>
+        </w:rPr>
+        <w:t xml:space="preserve">, </w:t>
+      </w:r>
+      <w:r>
+        <w:rPr>
+          <w:rStyle w:val="hljs-string"/>
+        </w:rPr>
+        <w:t>'c'</w:t>
+      </w:r>
+      <w:r>
+        <w:rPr>
+          <w:rStyle w:val="HTMLCode"/>
+        </w:rPr>
+        <w:t xml:space="preserve">]            </w:t>
+      </w:r>
+      <w:r>
+        <w:rPr>
+          <w:rStyle w:val="hljs-comment"/>
+        </w:rPr>
+        <w:t># strings</w:t>
+      </w:r>
+    </w:p>
+    <w:p>
+      <w:pPr>
+        <w:pStyle w:val="HTMLPreformatted"/>
+        <w:rPr>
+          <w:rStyle w:val="HTMLCode"/>
+        </w:rPr>
+      </w:pPr>
+      <w:r>
+        <w:rPr>
+          <w:rStyle w:val="HTMLCode"/>
+        </w:rPr>
+        <w:t>list_3 = [</w:t>
+      </w:r>
+      <w:r>
+        <w:rPr>
+          <w:rStyle w:val="hljs-literal"/>
+          <w:rFonts w:eastAsiaTheme="majorEastAsia"/>
+        </w:rPr>
+        <w:t>True</w:t>
+      </w:r>
+      <w:r>
+        <w:rPr>
+          <w:rStyle w:val="HTMLCode"/>
+        </w:rPr>
+        <w:t xml:space="preserve">, </w:t>
+      </w:r>
+      <w:r>
+        <w:rPr>
+          <w:rStyle w:val="hljs-literal"/>
+          <w:rFonts w:eastAsiaTheme="majorEastAsia"/>
+        </w:rPr>
+        <w:t>False</w:t>
+      </w:r>
+      <w:r>
+        <w:rPr>
+          <w:rStyle w:val="HTMLCode"/>
+        </w:rPr>
+        <w:t xml:space="preserve">]              </w:t>
+      </w:r>
+      <w:r>
+        <w:rPr>
+          <w:rStyle w:val="hljs-comment"/>
+        </w:rPr>
+        <w:t xml:space="preserve"># </w:t>
+      </w:r>
+      <w:proofErr w:type="spellStart"/>
+      <w:r>
+        <w:rPr>
+          <w:rStyle w:val="hljs-comment"/>
+        </w:rPr>
+        <w:t>booleans</w:t>
+      </w:r>
+      <w:proofErr w:type="spellEnd"/>
+    </w:p>
+    <w:p>
+      <w:pPr>
+        <w:pStyle w:val="HTMLPreformatted"/>
+        <w:rPr>
+          <w:rStyle w:val="HTMLCode"/>
+        </w:rPr>
+      </w:pPr>
+      <w:r>
+        <w:rPr>
+          <w:rStyle w:val="HTMLCode"/>
+        </w:rPr>
+        <w:t>list_4 = [</w:t>
+      </w:r>
+      <w:r>
+        <w:rPr>
+          <w:rStyle w:val="hljs-number"/>
+        </w:rPr>
+        <w:t>1</w:t>
+      </w:r>
+      <w:r>
+        <w:rPr>
+          <w:rStyle w:val="HTMLCode"/>
+        </w:rPr>
+        <w:t xml:space="preserve">, </w:t>
+      </w:r>
+      <w:r>
+        <w:rPr>
+          <w:rStyle w:val="hljs-string"/>
+        </w:rPr>
+        <w:t>'a'</w:t>
+      </w:r>
+      <w:r>
+        <w:rPr>
+          <w:rStyle w:val="HTMLCode"/>
+        </w:rPr>
+        <w:t xml:space="preserve">, </w:t>
+      </w:r>
+      <w:r>
+        <w:rPr>
+          <w:rStyle w:val="hljs-literal"/>
+          <w:rFonts w:eastAsiaTheme="majorEastAsia"/>
+        </w:rPr>
+        <w:t>True</w:t>
+      </w:r>
+      <w:r>
+        <w:rPr>
+          <w:rStyle w:val="HTMLCode"/>
+        </w:rPr>
+        <w:t xml:space="preserve">]             </w:t>
+      </w:r>
+      <w:r>
+        <w:rPr>
+          <w:rStyle w:val="hljs-comment"/>
+        </w:rPr>
+        <w:t># mixed data</w:t>
+      </w:r>
+    </w:p>
+    <w:p>
+      <w:pPr>
+        <w:pStyle w:val="HTMLPreformatted"/>
+      </w:pPr>
+      <w:r>
+        <w:rPr>
+          <w:rStyle w:val="HTMLCode"/>
+        </w:rPr>
+        <w:t>list_5 = [</w:t>
+      </w:r>
+      <w:r>
+        <w:rPr>
+          <w:rStyle w:val="hljs-string"/>
+        </w:rPr>
+        <w:t>'a'</w:t>
+      </w:r>
+      <w:r>
+        <w:rPr>
+          <w:rStyle w:val="HTMLCode"/>
+        </w:rPr>
+        <w:t xml:space="preserve">, </w:t>
+      </w:r>
+      <w:r>
+        <w:rPr>
+          <w:rStyle w:val="hljs-string"/>
+        </w:rPr>
+        <w:t>'b'</w:t>
+      </w:r>
+      <w:r>
+        <w:rPr>
+          <w:rStyle w:val="HTMLCode"/>
+        </w:rPr>
+        <w:t>, [</w:t>
+      </w:r>
+      <w:r>
+        <w:rPr>
+          <w:rStyle w:val="hljs-number"/>
+        </w:rPr>
+        <w:t>1</w:t>
+      </w:r>
+      <w:r>
+        <w:rPr>
+          <w:rStyle w:val="HTMLCode"/>
+        </w:rPr>
+        <w:t xml:space="preserve">, </w:t>
+      </w:r>
+      <w:r>
+        <w:rPr>
+          <w:rStyle w:val="hljs-number"/>
+        </w:rPr>
+        <w:t>2</w:t>
+      </w:r>
+      <w:r>
+        <w:rPr>
+          <w:rStyle w:val="HTMLCode"/>
+        </w:rPr>
+        <w:t xml:space="preserve">, </w:t>
+      </w:r>
+      <w:r>
+        <w:rPr>
+          <w:rStyle w:val="hljs-number"/>
+        </w:rPr>
+        <w:t>3</w:t>
+      </w:r>
+      <w:r>
+        <w:rPr>
+          <w:rStyle w:val="HTMLCode"/>
+        </w:rPr>
+        <w:t>], [</w:t>
+      </w:r>
+      <w:r>
+        <w:rPr>
+          <w:rStyle w:val="hljs-literal"/>
+          <w:rFonts w:eastAsiaTheme="majorEastAsia"/>
+        </w:rPr>
+        <w:t>True</w:t>
+      </w:r>
+      <w:r>
+        <w:rPr>
+          <w:rStyle w:val="HTMLCode"/>
+        </w:rPr>
+        <w:t xml:space="preserve">, </w:t>
+      </w:r>
+      <w:r>
+        <w:rPr>
+          <w:rStyle w:val="hljs-literal"/>
+          <w:rFonts w:eastAsiaTheme="majorEastAsia"/>
+        </w:rPr>
+        <w:t>False</w:t>
+      </w:r>
+      <w:r>
+        <w:rPr>
+          <w:rStyle w:val="HTMLCode"/>
+        </w:rPr>
+        <w:t xml:space="preserve">]]   </w:t>
+      </w:r>
+      <w:r>
+        <w:rPr>
+          <w:rStyle w:val="hljs-comment"/>
+        </w:rPr>
+        <w:t># nested lists</w:t>
+      </w:r>
+    </w:p>
+    <w:p>
+      <w:pPr>
+        <w:pStyle w:val="Heading2"/>
+      </w:pPr>
+      <w:r>
+        <w:t>Printing Lists</w:t>
+      </w:r>
+    </w:p>
+    <w:p>
+      <w:pPr>
+        <w:pStyle w:val="HTMLPreformatted"/>
+        <w:rPr>
+          <w:rStyle w:val="HTMLCode"/>
+        </w:rPr>
+      </w:pPr>
+      <w:r>
+        <w:rPr>
+          <w:rStyle w:val="hljs-builtin"/>
+        </w:rPr>
+        <w:t>print</w:t>
+      </w:r>
+      <w:r>
+        <w:rPr>
+          <w:rStyle w:val="HTMLCode"/>
+        </w:rPr>
+        <w:t xml:space="preserve">(list_1)          </w:t>
+      </w:r>
+      <w:r>
+        <w:rPr>
+          <w:rStyle w:val="hljs-comment"/>
+        </w:rPr>
+        <w:t># [1, 2, 3]</w:t>
+      </w:r>
+    </w:p>
+    <w:p>
+      <w:pPr>
+        <w:pStyle w:val="HTMLPreformatted"/>
+        <w:rPr>
+          <w:rStyle w:val="HTMLCode"/>
+        </w:rPr>
+      </w:pPr>
+      <w:r>
+        <w:rPr>
+          <w:rStyle w:val="hljs-builtin"/>
+        </w:rPr>
+        <w:t>print</w:t>
+      </w:r>
+      <w:r>
+        <w:rPr>
+          <w:rStyle w:val="HTMLCode"/>
+        </w:rPr>
+        <w:t>(list_1[</w:t>
+      </w:r>
+      <w:r>
+        <w:rPr>
+          <w:rStyle w:val="hljs-number"/>
+        </w:rPr>
+        <w:t>0</w:t>
+      </w:r>
+      <w:r>
+        <w:rPr>
+          <w:rStyle w:val="HTMLCode"/>
+        </w:rPr>
+        <w:t xml:space="preserve">])       </w:t>
+      </w:r>
+      <w:r>
+        <w:rPr>
+          <w:rStyle w:val="hljs-comment"/>
+        </w:rPr>
+        <w:t># 1 (first element)</w:t>
+      </w:r>
+    </w:p>
+    <w:p>
+      <w:pPr>
+        <w:pStyle w:val="HTMLPreformatted"/>
+        <w:rPr>
+          <w:rStyle w:val="HTMLCode"/>
+        </w:rPr>
+      </w:pPr>
+      <w:r>
+        <w:rPr>
+          <w:rStyle w:val="hljs-builtin"/>
+        </w:rPr>
+        <w:t>print</w:t>
+      </w:r>
+      <w:r>
+        <w:rPr>
+          <w:rStyle w:val="HTMLCode"/>
+        </w:rPr>
+        <w:t xml:space="preserve">(list_2)          </w:t>
+      </w:r>
+      <w:r>
+        <w:rPr>
+          <w:rStyle w:val="hljs-comment"/>
+        </w:rPr>
+        <w:t># ['a', 'b', 'c']</w:t>
+      </w:r>
+    </w:p>
+    <w:p>
+      <w:pPr>
+        <w:pStyle w:val="HTMLPreformatted"/>
+        <w:rPr>
+          <w:rStyle w:val="HTMLCode"/>
+        </w:rPr>
+      </w:pPr>
+      <w:r>
+        <w:rPr>
+          <w:rStyle w:val="hljs-builtin"/>
+        </w:rPr>
+        <w:t>print</w:t>
+      </w:r>
+      <w:r>
+        <w:rPr>
+          <w:rStyle w:val="HTMLCode"/>
+        </w:rPr>
+        <w:t xml:space="preserve">(list_3)          </w:t>
+      </w:r>
+      <w:r>
+        <w:rPr>
+          <w:rStyle w:val="hljs-comment"/>
+        </w:rPr>
+        <w:t># [True, False]</w:t>
+      </w:r>
+    </w:p>
+    <w:p>
+      <w:pPr>
+        <w:pStyle w:val="HTMLPreformatted"/>
+        <w:rPr>
+          <w:rStyle w:val="HTMLCode"/>
+        </w:rPr>
+      </w:pPr>
+      <w:r>
+        <w:rPr>
+          <w:rStyle w:val="hljs-builtin"/>
+        </w:rPr>
+        <w:t>print</w:t>
+      </w:r>
+      <w:r>
+        <w:rPr>
+          <w:rStyle w:val="HTMLCode"/>
+        </w:rPr>
+        <w:t xml:space="preserve">(list_4)          </w:t>
+      </w:r>
+      <w:r>
+        <w:rPr>
+          <w:rStyle w:val="hljs-comment"/>
+        </w:rPr>
+        <w:t># [1, 'a', True]</w:t>
+      </w:r>
+    </w:p>
+    <w:p>
+      <w:pPr>
+        <w:pStyle w:val="HTMLPreformatted"/>
+        <w:rPr>
+          <w:rStyle w:val="HTMLCode"/>
+        </w:rPr>
+      </w:pPr>
+      <w:r>
+        <w:rPr>
+          <w:rStyle w:val="hljs-builtin"/>
+        </w:rPr>
+        <w:t>print</w:t>
+      </w:r>
+      <w:r>
+        <w:rPr>
+          <w:rStyle w:val="HTMLCode"/>
+        </w:rPr>
+        <w:t>(list_5[</w:t>
+      </w:r>
+      <w:r>
+        <w:rPr>
+          <w:rStyle w:val="hljs-number"/>
+        </w:rPr>
+        <w:t>3</w:t>
+      </w:r>
+      <w:r>
+        <w:rPr>
+          <w:rStyle w:val="HTMLCode"/>
+        </w:rPr>
+        <w:t>][</w:t>
+      </w:r>
+      <w:r>
+        <w:rPr>
+          <w:rStyle w:val="hljs-number"/>
+        </w:rPr>
+        <w:t>1</w:t>
+      </w:r>
+      <w:r>
+        <w:rPr>
+          <w:rStyle w:val="HTMLCode"/>
+        </w:rPr>
+        <w:t xml:space="preserve">])    </w:t>
+      </w:r>
+      <w:r>
+        <w:rPr>
+          <w:rStyle w:val="hljs-comment"/>
+        </w:rPr>
+        <w:t># False (2nd element inside 4th list)</w:t>
+      </w:r>
+    </w:p>
+    <w:p>
+      <w:pPr>
+        <w:pStyle w:val="HTMLPreformatted"/>
+        <w:rPr>
+          <w:rStyle w:val="HTMLCode"/>
+        </w:rPr>
+      </w:pPr>
+      <w:r>
+        <w:rPr>
+          <w:rStyle w:val="hljs-builtin"/>
+        </w:rPr>
+        <w:t>print</w:t>
+      </w:r>
+      <w:r>
+        <w:rPr>
+          <w:rStyle w:val="HTMLCode"/>
+        </w:rPr>
+        <w:t xml:space="preserve">(list_5[::])      </w:t>
+      </w:r>
+      <w:r>
+        <w:rPr>
+          <w:rStyle w:val="hljs-comment"/>
+        </w:rPr>
+        <w:t># Full list copy</w:t>
+      </w:r>
+    </w:p>
+    <w:p>
+      <w:pPr>
+        <w:pStyle w:val="HTMLPreformatted"/>
+      </w:pPr>
+      <w:r>
+        <w:rPr>
+          <w:rStyle w:val="hljs-builtin"/>
+        </w:rPr>
+        <w:t>print</w:t>
+      </w:r>
+      <w:r>
+        <w:rPr>
+          <w:rStyle w:val="HTMLCode"/>
+        </w:rPr>
+        <w:t>(list_5[::</w:t>
+      </w:r>
+      <w:r>
+        <w:rPr>
+          <w:rStyle w:val="hljs-number"/>
+        </w:rPr>
+        <w:t>2</w:t>
+      </w:r>
+      <w:r>
+        <w:rPr>
+          <w:rStyle w:val="HTMLCode"/>
+        </w:rPr>
+        <w:t xml:space="preserve">])     </w:t>
+      </w:r>
+      <w:r>
+        <w:rPr>
+          <w:rStyle w:val="hljs-comment"/>
+        </w:rPr>
+        <w:t># Every 2nd element from the list</w:t>
+      </w:r>
+    </w:p>
+    <w:p>
+      <w:pPr>
+        <w:pStyle w:val="Heading2"/>
+      </w:pPr>
+      <w:r>
+        <w:t>Copying Lists Correctly</w:t>
+      </w:r>
+    </w:p>
+    <w:p>
+      <w:pPr>
+        <w:pStyle w:val="NormalWeb"/>
+      </w:pPr>
+      <w:r>
+        <w:t xml:space="preserve">When copying lists, use </w:t>
+      </w:r>
+      <w:r>
+        <w:rPr>
+          <w:rStyle w:val="HTMLCode"/>
+        </w:rPr>
+        <w:t>[:]</w:t>
+      </w:r>
+      <w:r>
+        <w:t xml:space="preserve"> or </w:t>
+      </w:r>
+      <w:r>
+        <w:rPr>
+          <w:rStyle w:val="HTMLCode"/>
+        </w:rPr>
+        <w:t>.copy()</w:t>
+      </w:r>
+      <w:r>
+        <w:t xml:space="preserve"> to avoid changing the original list.</w:t>
+      </w:r>
+    </w:p>
+    <w:p>
+      <w:pPr>
+        <w:pStyle w:val="HTMLPreformatted"/>
+        <w:rPr>
+          <w:rStyle w:val="HTMLCode"/>
+        </w:rPr>
+      </w:pPr>
+      <w:proofErr w:type="spellStart"/>
+      <w:r>
+        <w:rPr>
+          <w:rStyle w:val="HTMLCode"/>
+        </w:rPr>
+        <w:t>list_items</w:t>
+      </w:r>
+      <w:proofErr w:type="spellEnd"/>
+      <w:r>
+        <w:rPr>
+          <w:rStyle w:val="HTMLCode"/>
+        </w:rPr>
+        <w:t xml:space="preserve"> = [</w:t>
+      </w:r>
+      <w:r>
+        <w:rPr>
+          <w:rStyle w:val="hljs-string"/>
+        </w:rPr>
+        <w:t>'book'</w:t>
+      </w:r>
+      <w:r>
+        <w:rPr>
+          <w:rStyle w:val="HTMLCode"/>
+        </w:rPr>
+        <w:t xml:space="preserve">, </w:t>
+      </w:r>
+      <w:r>
+        <w:rPr>
+          <w:rStyle w:val="hljs-number"/>
+        </w:rPr>
+        <w:t>10</w:t>
+      </w:r>
+      <w:r>
+        <w:rPr>
+          <w:rStyle w:val="HTMLCode"/>
+        </w:rPr>
+        <w:t xml:space="preserve">, </w:t>
+      </w:r>
+      <w:r>
+        <w:rPr>
+          <w:rStyle w:val="hljs-string"/>
+        </w:rPr>
+        <w:t>'laptop'</w:t>
+      </w:r>
+      <w:r>
+        <w:rPr>
+          <w:rStyle w:val="HTMLCode"/>
+        </w:rPr>
+        <w:t>]</w:t>
+      </w:r>
+    </w:p>
+    <w:p>
+      <w:pPr>
+        <w:pStyle w:val="HTMLPreformatted"/>
+        <w:rPr>
+          <w:rStyle w:val="HTMLCode"/>
+        </w:rPr>
+      </w:pPr>
+    </w:p>
+    <w:p>
+      <w:pPr>
+        <w:pStyle w:val="HTMLPreformatted"/>
+        <w:rPr>
+          <w:rStyle w:val="HTMLCode"/>
+        </w:rPr>
+      </w:pPr>
+      <w:r>
+        <w:rPr>
+          <w:rStyle w:val="hljs-comment"/>
+        </w:rPr>
+        <w:t># Make a copy</w:t>
+      </w:r>
+    </w:p>
+    <w:p>
+      <w:pPr>
+        <w:pStyle w:val="HTMLPreformatted"/>
+        <w:rPr>
+          <w:rStyle w:val="HTMLCode"/>
+        </w:rPr>
+      </w:pPr>
+      <w:proofErr w:type="spellStart"/>
+      <w:r>
+        <w:rPr>
+          <w:rStyle w:val="HTMLCode"/>
+        </w:rPr>
+        <w:t>new_list</w:t>
+      </w:r>
+      <w:proofErr w:type="spellEnd"/>
+      <w:r>
+        <w:rPr>
+          <w:rStyle w:val="HTMLCode"/>
+        </w:rPr>
+        <w:t xml:space="preserve"> = </w:t>
+      </w:r>
+      <w:proofErr w:type="spellStart"/>
+      <w:r>
+        <w:rPr>
+          <w:rStyle w:val="HTMLCode"/>
+        </w:rPr>
+        <w:t>list_items</w:t>
+      </w:r>
+      <w:proofErr w:type="spellEnd"/>
+      <w:r>
+        <w:rPr>
+          <w:rStyle w:val="HTMLCode"/>
+        </w:rPr>
+        <w:t>[:]</w:t>
+      </w:r>
+    </w:p>
+    <w:p>
+      <w:pPr>
+        <w:pStyle w:val="HTMLPreformatted"/>
+        <w:rPr>
+          <w:rStyle w:val="HTMLCode"/>
+        </w:rPr>
+      </w:pPr>
+    </w:p>
+    <w:p>
+      <w:pPr>
+        <w:pStyle w:val="HTMLPreformatted"/>
+        <w:rPr>
+          <w:rStyle w:val="HTMLCode"/>
+        </w:rPr>
+      </w:pPr>
+      <w:r>
+        <w:rPr>
+          <w:rStyle w:val="hljs-comment"/>
+        </w:rPr>
+        <w:t># Change the copy</w:t>
+      </w:r>
+    </w:p>
+    <w:p>
+      <w:pPr>
+        <w:pStyle w:val="HTMLPreformatted"/>
+        <w:rPr>
+          <w:rStyle w:val="HTMLCode"/>
+        </w:rPr>
+      </w:pPr>
+      <w:proofErr w:type="spellStart"/>
+      <w:r>
+        <w:rPr>
+          <w:rStyle w:val="HTMLCode"/>
+        </w:rPr>
+        <w:t>new_list</w:t>
+      </w:r>
+      <w:proofErr w:type="spellEnd"/>
+      <w:r>
+        <w:rPr>
+          <w:rStyle w:val="HTMLCode"/>
+        </w:rPr>
+        <w:t>[</w:t>
+      </w:r>
+      <w:r>
+        <w:rPr>
+          <w:rStyle w:val="hljs-number"/>
+        </w:rPr>
+        <w:t>2</w:t>
+      </w:r>
+      <w:r>
+        <w:rPr>
+          <w:rStyle w:val="HTMLCode"/>
+        </w:rPr>
+        <w:t xml:space="preserve">] = </w:t>
+      </w:r>
+      <w:r>
+        <w:rPr>
+          <w:rStyle w:val="hljs-string"/>
+        </w:rPr>
+        <w:t>'tablet'</w:t>
+      </w:r>
+    </w:p>
+    <w:p>
+      <w:pPr>
+        <w:pStyle w:val="HTMLPreformatted"/>
+        <w:rPr>
+          <w:rStyle w:val="HTMLCode"/>
+        </w:rPr>
+      </w:pPr>
+    </w:p>
+    <w:p>
+      <w:pPr>
+        <w:pStyle w:val="HTMLPreformatted"/>
+        <w:rPr>
+          <w:rStyle w:val="HTMLCode"/>
+        </w:rPr>
+      </w:pPr>
+      <w:r>
+        <w:rPr>
+          <w:rStyle w:val="hljs-builtin"/>
+        </w:rPr>
+        <w:t>print</w:t>
+      </w:r>
+      <w:r>
+        <w:rPr>
+          <w:rStyle w:val="HTMLCode"/>
+        </w:rPr>
+        <w:t>(</w:t>
+      </w:r>
+      <w:proofErr w:type="spellStart"/>
+      <w:r>
+        <w:rPr>
+          <w:rStyle w:val="HTMLCode"/>
+        </w:rPr>
+        <w:t>list_items</w:t>
+      </w:r>
+      <w:proofErr w:type="spellEnd"/>
+      <w:r>
+        <w:rPr>
+          <w:rStyle w:val="HTMLCode"/>
+        </w:rPr>
+        <w:t xml:space="preserve">)   </w:t>
+      </w:r>
+      <w:r>
+        <w:rPr>
+          <w:rStyle w:val="hljs-comment"/>
+        </w:rPr>
+        <w:t># ['book', 10, 'laptop']</w:t>
+      </w:r>
+    </w:p>
+    <w:p>
+      <w:pPr>
+        <w:pStyle w:val="HTMLPreformatted"/>
+      </w:pPr>
+      <w:r>
+        <w:rPr>
+          <w:rStyle w:val="hljs-builtin"/>
+        </w:rPr>
+        <w:t>print</w:t>
+      </w:r>
+      <w:r>
+        <w:rPr>
+          <w:rStyle w:val="HTMLCode"/>
+        </w:rPr>
+        <w:t>(</w:t>
+      </w:r>
+      <w:proofErr w:type="spellStart"/>
+      <w:r>
+        <w:rPr>
+          <w:rStyle w:val="HTMLCode"/>
+        </w:rPr>
+        <w:t>new_list</w:t>
+      </w:r>
+      <w:proofErr w:type="spellEnd"/>
+      <w:r>
+        <w:rPr>
+          <w:rStyle w:val="HTMLCode"/>
+        </w:rPr>
+        <w:t xml:space="preserve">)     </w:t>
+      </w:r>
+      <w:r>
+        <w:rPr>
+          <w:rStyle w:val="hljs-comment"/>
+        </w:rPr>
+        <w:t># ['book', 10, 'tablet']</w:t>
+      </w:r>
+    </w:p>
+    <w:p>
+      <w:pPr>
+        <w:pStyle w:val="Heading2"/>
+      </w:pPr>
+      <w:r>
+        <w:t>Matrix Using Lists</w:t>
+      </w:r>
+    </w:p>
+    <w:p>
+      <w:pPr>
+        <w:pStyle w:val="NormalWeb"/>
+      </w:pPr>
+      <w:r>
+        <w:t xml:space="preserve">A </w:t>
+      </w:r>
+      <w:r>
+        <w:rPr>
+          <w:rStyle w:val="Strong"/>
+        </w:rPr>
+        <w:t>matrix</w:t>
+      </w:r>
+      <w:r>
+        <w:t xml:space="preserve"> can be represented as a list of lists.</w:t>
+      </w:r>
+    </w:p>
+    <w:p>
+      <w:pPr>
+        <w:pStyle w:val="HTMLPreformatted"/>
+        <w:rPr>
+          <w:rStyle w:val="HTMLCode"/>
+        </w:rPr>
+      </w:pPr>
+      <w:r>
+        <w:rPr>
+          <w:rStyle w:val="HTMLCode"/>
+        </w:rPr>
+        <w:t>matrix = [</w:t>
+      </w:r>
+    </w:p>
+    <w:p>
+      <w:pPr>
+        <w:pStyle w:val="HTMLPreformatted"/>
+        <w:rPr>
+          <w:rStyle w:val="HTMLCode"/>
+        </w:rPr>
+      </w:pPr>
+      <w:r>
+        <w:rPr>
+          <w:rStyle w:val="HTMLCode"/>
+        </w:rPr>
+        <w:t xml:space="preserve">    [</w:t>
+      </w:r>
+      <w:r>
+        <w:rPr>
+          <w:rStyle w:val="hljs-number"/>
+        </w:rPr>
+        <w:t>1</w:t>
+      </w:r>
+      <w:r>
+        <w:rPr>
+          <w:rStyle w:val="HTMLCode"/>
+        </w:rPr>
+        <w:t xml:space="preserve">, </w:t>
+      </w:r>
+      <w:r>
+        <w:rPr>
+          <w:rStyle w:val="hljs-number"/>
+        </w:rPr>
+        <w:t>3</w:t>
+      </w:r>
+      <w:r>
+        <w:rPr>
+          <w:rStyle w:val="HTMLCode"/>
+        </w:rPr>
+        <w:t xml:space="preserve">, </w:t>
+      </w:r>
+      <w:r>
+        <w:rPr>
+          <w:rStyle w:val="hljs-number"/>
+        </w:rPr>
+        <w:t>4</w:t>
+      </w:r>
+      <w:r>
+        <w:rPr>
+          <w:rStyle w:val="HTMLCode"/>
+        </w:rPr>
+        <w:t>],</w:t>
+      </w:r>
+    </w:p>
+    <w:p>
+      <w:pPr>
+        <w:pStyle w:val="HTMLPreformatted"/>
+        <w:rPr>
+          <w:rStyle w:val="HTMLCode"/>
+        </w:rPr>
+      </w:pPr>
+      <w:r>
+        <w:rPr>
+          <w:rStyle w:val="HTMLCode"/>
+        </w:rPr>
+        <w:t xml:space="preserve">    [</w:t>
+      </w:r>
+      <w:r>
+        <w:rPr>
+          <w:rStyle w:val="hljs-number"/>
+        </w:rPr>
+        <w:t>2</w:t>
+      </w:r>
+      <w:r>
+        <w:rPr>
+          <w:rStyle w:val="HTMLCode"/>
+        </w:rPr>
+        <w:t xml:space="preserve">, </w:t>
+      </w:r>
+      <w:r>
+        <w:rPr>
+          <w:rStyle w:val="hljs-number"/>
+        </w:rPr>
+        <w:t>6</w:t>
+      </w:r>
+      <w:r>
+        <w:rPr>
+          <w:rStyle w:val="HTMLCode"/>
+        </w:rPr>
+        <w:t xml:space="preserve">, </w:t>
+      </w:r>
+      <w:r>
+        <w:rPr>
+          <w:rStyle w:val="hljs-number"/>
+        </w:rPr>
+        <w:t>7</w:t>
+      </w:r>
+      <w:r>
+        <w:rPr>
+          <w:rStyle w:val="HTMLCode"/>
+        </w:rPr>
+        <w:t>],</w:t>
+      </w:r>
+    </w:p>
+    <w:p>
+      <w:pPr>
+        <w:pStyle w:val="HTMLPreformatted"/>
+        <w:rPr>
+          <w:rStyle w:val="HTMLCode"/>
+        </w:rPr>
+      </w:pPr>
+      <w:r>
+        <w:rPr>
+          <w:rStyle w:val="HTMLCode"/>
+        </w:rPr>
+        <w:t xml:space="preserve">    [</w:t>
+      </w:r>
+      <w:r>
+        <w:rPr>
+          <w:rStyle w:val="hljs-number"/>
+        </w:rPr>
+        <w:t>3</w:t>
+      </w:r>
+      <w:r>
+        <w:rPr>
+          <w:rStyle w:val="HTMLCode"/>
+        </w:rPr>
+        <w:t xml:space="preserve">, </w:t>
+      </w:r>
+      <w:r>
+        <w:rPr>
+          <w:rStyle w:val="hljs-number"/>
+        </w:rPr>
+        <w:t>5</w:t>
+      </w:r>
+      <w:r>
+        <w:rPr>
+          <w:rStyle w:val="HTMLCode"/>
+        </w:rPr>
+        <w:t xml:space="preserve">, </w:t>
+      </w:r>
+      <w:r>
+        <w:rPr>
+          <w:rStyle w:val="hljs-number"/>
+        </w:rPr>
+        <w:t>7</w:t>
+      </w:r>
+      <w:r>
+        <w:rPr>
+          <w:rStyle w:val="HTMLCode"/>
+        </w:rPr>
+        <w:t>]</w:t>
+      </w:r>
+    </w:p>
+    <w:p>
+      <w:pPr>
+        <w:pStyle w:val="HTMLPreformatted"/>
+        <w:rPr>
+          <w:rStyle w:val="HTMLCode"/>
+        </w:rPr>
+      </w:pPr>
+      <w:r>
+        <w:rPr>
+          <w:rStyle w:val="HTMLCode"/>
+        </w:rPr>
+        <w:t>]</w:t>
+      </w:r>
+    </w:p>
+    <w:p>
+      <w:pPr>
+        <w:pStyle w:val="HTMLPreformatted"/>
+        <w:rPr>
+          <w:rStyle w:val="HTMLCode"/>
+        </w:rPr>
+      </w:pPr>
+    </w:p>
+    <w:p>
+      <w:pPr>
+        <w:pStyle w:val="HTMLPreformatted"/>
+        <w:rPr>
+          <w:rStyle w:val="HTMLCode"/>
+        </w:rPr>
+      </w:pPr>
+      <w:r>
+        <w:rPr>
+          <w:rStyle w:val="hljs-builtin"/>
+        </w:rPr>
+        <w:t>print</w:t>
+      </w:r>
+      <w:r>
+        <w:rPr>
+          <w:rStyle w:val="HTMLCode"/>
+        </w:rPr>
+        <w:t xml:space="preserve">(matrix)       </w:t>
+      </w:r>
+      <w:r>
+        <w:rPr>
+          <w:rStyle w:val="hljs-comment"/>
+        </w:rPr>
+        <w:t># [[1,3,4],[2,6,7],[3,5,7]]</w:t>
+      </w:r>
+    </w:p>
+    <w:p>
+      <w:pPr>
+        <w:pStyle w:val="HTMLPreformatted"/>
+        <w:rPr>
+          <w:rStyle w:val="HTMLCode"/>
+        </w:rPr>
+      </w:pPr>
+      <w:r>
+        <w:rPr>
+          <w:rStyle w:val="hljs-builtin"/>
+        </w:rPr>
+        <w:t>print</w:t>
+      </w:r>
+      <w:r>
+        <w:rPr>
+          <w:rStyle w:val="HTMLCode"/>
+        </w:rPr>
+        <w:t>(matrix[</w:t>
+      </w:r>
+      <w:r>
+        <w:rPr>
+          <w:rStyle w:val="hljs-number"/>
+        </w:rPr>
+        <w:t>1</w:t>
+      </w:r>
+      <w:r>
+        <w:rPr>
+          <w:rStyle w:val="HTMLCode"/>
+        </w:rPr>
+        <w:t>][</w:t>
+      </w:r>
+      <w:r>
+        <w:rPr>
+          <w:rStyle w:val="hljs-number"/>
+        </w:rPr>
+        <w:t>2</w:t>
+      </w:r>
+      <w:r>
+        <w:rPr>
+          <w:rStyle w:val="HTMLCode"/>
+        </w:rPr>
+        <w:t xml:space="preserve">]) </w:t>
+      </w:r>
+      <w:r>
+        <w:rPr>
+          <w:rStyle w:val="hljs-comment"/>
+        </w:rPr>
+        <w:t># 7 (row 2, column 3)</w:t>
+      </w:r>
+    </w:p>
+    <w:p/>
+    <w:p>
+      <w:pPr>
+        <w:pStyle w:val="NormalWeb"/>
+      </w:pPr>
+      <w:r>
+        <w:lastRenderedPageBreak/>
+        <w:t>This way, lists can be used to represent data collections, nested structures, and even 2D tables (matrices).</w:t>
+      </w:r>
     </w:p>
     <w:sectPr>
       <w:pgSz w:w="11906" w:h="16838"/>
@@ -1981,6 +3277,155 @@
       </w:rPr>
     </w:lvl>
   </w:abstractNum>
+  <w:abstractNum w:abstractNumId="5" w15:restartNumberingAfterBreak="0">
+    <w:nsid w:val="4A8A59FE"/>
+    <w:multiLevelType w:val="multilevel"/>
+    <w:tmpl w:val="45DEE818"/>
+    <w:lvl w:ilvl="0">
+      <w:start w:val="1"/>
+      <w:numFmt w:val="bullet"/>
+      <w:lvlText w:val=""/>
+      <w:lvlJc w:val="left"/>
+      <w:pPr>
+        <w:tabs>
+          <w:tab w:val="num" w:pos="720"/>
+        </w:tabs>
+        <w:ind w:left="720" w:hanging="360"/>
+      </w:pPr>
+      <w:rPr>
+        <w:rFonts w:ascii="Symbol" w:hAnsi="Symbol" w:hint="default"/>
+        <w:sz w:val="20"/>
+      </w:rPr>
+    </w:lvl>
+    <w:lvl w:ilvl="1" w:tentative="1">
+      <w:start w:val="1"/>
+      <w:numFmt w:val="bullet"/>
+      <w:lvlText w:val="o"/>
+      <w:lvlJc w:val="left"/>
+      <w:pPr>
+        <w:tabs>
+          <w:tab w:val="num" w:pos="1440"/>
+        </w:tabs>
+        <w:ind w:left="1440" w:hanging="360"/>
+      </w:pPr>
+      <w:rPr>
+        <w:rFonts w:ascii="Courier New" w:hAnsi="Courier New" w:hint="default"/>
+        <w:sz w:val="20"/>
+      </w:rPr>
+    </w:lvl>
+    <w:lvl w:ilvl="2" w:tentative="1">
+      <w:start w:val="1"/>
+      <w:numFmt w:val="bullet"/>
+      <w:lvlText w:val=""/>
+      <w:lvlJc w:val="left"/>
+      <w:pPr>
+        <w:tabs>
+          <w:tab w:val="num" w:pos="2160"/>
+        </w:tabs>
+        <w:ind w:left="2160" w:hanging="360"/>
+      </w:pPr>
+      <w:rPr>
+        <w:rFonts w:ascii="Wingdings" w:hAnsi="Wingdings" w:hint="default"/>
+        <w:sz w:val="20"/>
+      </w:rPr>
+    </w:lvl>
+    <w:lvl w:ilvl="3" w:tentative="1">
+      <w:start w:val="1"/>
+      <w:numFmt w:val="bullet"/>
+      <w:lvlText w:val=""/>
+      <w:lvlJc w:val="left"/>
+      <w:pPr>
+        <w:tabs>
+          <w:tab w:val="num" w:pos="2880"/>
+        </w:tabs>
+        <w:ind w:left="2880" w:hanging="360"/>
+      </w:pPr>
+      <w:rPr>
+        <w:rFonts w:ascii="Wingdings" w:hAnsi="Wingdings" w:hint="default"/>
+        <w:sz w:val="20"/>
+      </w:rPr>
+    </w:lvl>
+    <w:lvl w:ilvl="4" w:tentative="1">
+      <w:start w:val="1"/>
+      <w:numFmt w:val="bullet"/>
+      <w:lvlText w:val=""/>
+      <w:lvlJc w:val="left"/>
+      <w:pPr>
+        <w:tabs>
+          <w:tab w:val="num" w:pos="3600"/>
+        </w:tabs>
+        <w:ind w:left="3600" w:hanging="360"/>
+      </w:pPr>
+      <w:rPr>
+        <w:rFonts w:ascii="Wingdings" w:hAnsi="Wingdings" w:hint="default"/>
+        <w:sz w:val="20"/>
+      </w:rPr>
+    </w:lvl>
+    <w:lvl w:ilvl="5" w:tentative="1">
+      <w:start w:val="1"/>
+      <w:numFmt w:val="bullet"/>
+      <w:lvlText w:val=""/>
+      <w:lvlJc w:val="left"/>
+      <w:pPr>
+        <w:tabs>
+          <w:tab w:val="num" w:pos="4320"/>
+        </w:tabs>
+        <w:ind w:left="4320" w:hanging="360"/>
+      </w:pPr>
+      <w:rPr>
+        <w:rFonts w:ascii="Wingdings" w:hAnsi="Wingdings" w:hint="default"/>
+        <w:sz w:val="20"/>
+      </w:rPr>
+    </w:lvl>
+    <w:lvl w:ilvl="6" w:tentative="1">
+      <w:start w:val="1"/>
+      <w:numFmt w:val="bullet"/>
+      <w:lvlText w:val=""/>
+      <w:lvlJc w:val="left"/>
+      <w:pPr>
+        <w:tabs>
+          <w:tab w:val="num" w:pos="5040"/>
+        </w:tabs>
+        <w:ind w:left="5040" w:hanging="360"/>
+      </w:pPr>
+      <w:rPr>
+        <w:rFonts w:ascii="Wingdings" w:hAnsi="Wingdings" w:hint="default"/>
+        <w:sz w:val="20"/>
+      </w:rPr>
+    </w:lvl>
+    <w:lvl w:ilvl="7" w:tentative="1">
+      <w:start w:val="1"/>
+      <w:numFmt w:val="bullet"/>
+      <w:lvlText w:val=""/>
+      <w:lvlJc w:val="left"/>
+      <w:pPr>
+        <w:tabs>
+          <w:tab w:val="num" w:pos="5760"/>
+        </w:tabs>
+        <w:ind w:left="5760" w:hanging="360"/>
+      </w:pPr>
+      <w:rPr>
+        <w:rFonts w:ascii="Wingdings" w:hAnsi="Wingdings" w:hint="default"/>
+        <w:sz w:val="20"/>
+      </w:rPr>
+    </w:lvl>
+    <w:lvl w:ilvl="8" w:tentative="1">
+      <w:start w:val="1"/>
+      <w:numFmt w:val="bullet"/>
+      <w:lvlText w:val=""/>
+      <w:lvlJc w:val="left"/>
+      <w:pPr>
+        <w:tabs>
+          <w:tab w:val="num" w:pos="6480"/>
+        </w:tabs>
+        <w:ind w:left="6480" w:hanging="360"/>
+      </w:pPr>
+      <w:rPr>
+        <w:rFonts w:ascii="Wingdings" w:hAnsi="Wingdings" w:hint="default"/>
+        <w:sz w:val="20"/>
+      </w:rPr>
+    </w:lvl>
+  </w:abstractNum>
   <w:num w:numId="1">
     <w:abstractNumId w:val="2"/>
   </w:num>
@@ -1995,6 +3440,9 @@
   </w:num>
   <w:num w:numId="5">
     <w:abstractNumId w:val="0"/>
+  </w:num>
+  <w:num w:numId="6">
+    <w:abstractNumId w:val="5"/>
   </w:num>
 </w:numbering>
 </file>
@@ -3030,7 +4478,6 @@
     <w:name w:val="Normal (Web)"/>
     <w:basedOn w:val="Normal"/>
     <w:uiPriority w:val="99"/>
-    <w:semiHidden/>
     <w:unhideWhenUsed/>
     <w:rsid w:val="00F54941"/>
     <w:pPr>
@@ -3124,6 +4571,11 @@
     <w:name w:val="hljs-subst"/>
     <w:basedOn w:val="DefaultParagraphFont"/>
     <w:rsid w:val="00F54941"/>
+  </w:style>
+  <w:style w:type="character" w:customStyle="1" w:styleId="hljs-literal">
+    <w:name w:val="hljs-literal"/>
+    <w:basedOn w:val="DefaultParagraphFont"/>
+    <w:rsid w:val="005F6F6E"/>
   </w:style>
 </w:styles>
 </file>

--- a/Section-6.docx
+++ b/Section-6.docx
@@ -1220,20 +1220,35 @@
     <w:p>
       <w:pPr>
         <w:pStyle w:val="Heading1"/>
-      </w:pPr>
-      <w:r>
+        <w:rPr>
+          <w:rFonts w:ascii="Cambria" w:hAnsi="Cambria"/>
+        </w:rPr>
+      </w:pPr>
+      <w:r>
+        <w:rPr>
+          <w:rFonts w:ascii="Cambria" w:hAnsi="Cambria"/>
+        </w:rPr>
         <w:lastRenderedPageBreak/>
         <w:t> </w:t>
       </w:r>
       <w:r>
+        <w:rPr>
+          <w:rFonts w:ascii="Cambria" w:hAnsi="Cambria"/>
+        </w:rPr>
         <w:t>Data Structures and Lists in Python</w:t>
       </w:r>
     </w:p>
     <w:p>
       <w:pPr>
         <w:pStyle w:val="Heading2"/>
-      </w:pPr>
-      <w:r>
+        <w:rPr>
+          <w:rFonts w:ascii="Cambria" w:hAnsi="Cambria"/>
+        </w:rPr>
+      </w:pPr>
+      <w:r>
+        <w:rPr>
+          <w:rFonts w:ascii="Cambria" w:hAnsi="Cambria"/>
+        </w:rPr>
         <w:t>What is a List?</w:t>
       </w:r>
     </w:p>
@@ -1244,26 +1259,40 @@
           <w:ilvl w:val="0"/>
           <w:numId w:val="6"/>
         </w:numPr>
-      </w:pPr>
-      <w:r>
+        <w:rPr>
+          <w:rFonts w:ascii="Cambria" w:hAnsi="Cambria"/>
+        </w:rPr>
+      </w:pPr>
+      <w:r>
+        <w:rPr>
+          <w:rFonts w:ascii="Cambria" w:hAnsi="Cambria"/>
+        </w:rPr>
         <w:t xml:space="preserve">A </w:t>
       </w:r>
       <w:r>
         <w:rPr>
           <w:rStyle w:val="Strong"/>
+          <w:rFonts w:ascii="Cambria" w:hAnsi="Cambria"/>
         </w:rPr>
         <w:t>list</w:t>
       </w:r>
       <w:r>
+        <w:rPr>
+          <w:rFonts w:ascii="Cambria" w:hAnsi="Cambria"/>
+        </w:rPr>
         <w:t xml:space="preserve"> in Python is an </w:t>
       </w:r>
       <w:r>
         <w:rPr>
           <w:rStyle w:val="Strong"/>
+          <w:rFonts w:ascii="Cambria" w:hAnsi="Cambria"/>
         </w:rPr>
         <w:t>ordered collection</w:t>
       </w:r>
       <w:r>
+        <w:rPr>
+          <w:rFonts w:ascii="Cambria" w:hAnsi="Cambria"/>
+        </w:rPr>
         <w:t xml:space="preserve"> of items.</w:t>
       </w:r>
     </w:p>
@@ -1274,13 +1303,20 @@
           <w:ilvl w:val="0"/>
           <w:numId w:val="6"/>
         </w:numPr>
-      </w:pPr>
-      <w:r>
+        <w:rPr>
+          <w:rFonts w:ascii="Cambria" w:hAnsi="Cambria"/>
+        </w:rPr>
+      </w:pPr>
+      <w:r>
+        <w:rPr>
+          <w:rFonts w:ascii="Cambria" w:hAnsi="Cambria"/>
+        </w:rPr>
         <w:t xml:space="preserve">Items can be </w:t>
       </w:r>
       <w:r>
         <w:rPr>
           <w:rStyle w:val="Strong"/>
+          <w:rFonts w:ascii="Cambria" w:hAnsi="Cambria"/>
         </w:rPr>
         <w:t xml:space="preserve">numbers, strings, </w:t>
       </w:r>
@@ -1288,6 +1324,7 @@
       <w:r>
         <w:rPr>
           <w:rStyle w:val="Strong"/>
+          <w:rFonts w:ascii="Cambria" w:hAnsi="Cambria"/>
         </w:rPr>
         <w:t>booleans</w:t>
       </w:r>
@@ -1295,10 +1332,14 @@
       <w:r>
         <w:rPr>
           <w:rStyle w:val="Strong"/>
+          <w:rFonts w:ascii="Cambria" w:hAnsi="Cambria"/>
         </w:rPr>
         <w:t>, or even other lists</w:t>
       </w:r>
       <w:r>
+        <w:rPr>
+          <w:rFonts w:ascii="Cambria" w:hAnsi="Cambria"/>
+        </w:rPr>
         <w:t>.</w:t>
       </w:r>
     </w:p>
@@ -1309,33 +1350,50 @@
           <w:ilvl w:val="0"/>
           <w:numId w:val="6"/>
         </w:numPr>
-      </w:pPr>
-      <w:r>
+        <w:rPr>
+          <w:rFonts w:ascii="Cambria" w:hAnsi="Cambria"/>
+        </w:rPr>
+      </w:pPr>
+      <w:r>
+        <w:rPr>
+          <w:rFonts w:ascii="Cambria" w:hAnsi="Cambria"/>
+        </w:rPr>
         <w:t xml:space="preserve">Lists are written inside </w:t>
       </w:r>
       <w:r>
         <w:rPr>
           <w:rStyle w:val="Strong"/>
+          <w:rFonts w:ascii="Cambria" w:hAnsi="Cambria"/>
         </w:rPr>
         <w:t xml:space="preserve">square brackets </w:t>
       </w:r>
       <w:r>
         <w:rPr>
           <w:rStyle w:val="HTMLCode"/>
+          <w:rFonts w:ascii="Cambria" w:hAnsi="Cambria"/>
           <w:b/>
           <w:bCs/>
         </w:rPr>
         <w:t>[ ]</w:t>
       </w:r>
       <w:r>
+        <w:rPr>
+          <w:rFonts w:ascii="Cambria" w:hAnsi="Cambria"/>
+        </w:rPr>
         <w:t>.</w:t>
       </w:r>
     </w:p>
     <w:p>
       <w:pPr>
         <w:pStyle w:val="Heading2"/>
-      </w:pPr>
-      <w:r>
+        <w:rPr>
+          <w:rFonts w:ascii="Cambria" w:hAnsi="Cambria"/>
+        </w:rPr>
+      </w:pPr>
+      <w:r>
+        <w:rPr>
+          <w:rFonts w:ascii="Cambria" w:hAnsi="Cambria"/>
+        </w:rPr>
         <w:t xml:space="preserve"> Examples of Lists</w:t>
       </w:r>
     </w:p>
@@ -1344,53 +1402,62 @@
         <w:pStyle w:val="HTMLPreformatted"/>
         <w:rPr>
           <w:rStyle w:val="HTMLCode"/>
-        </w:rPr>
-      </w:pPr>
-      <w:r>
-        <w:rPr>
-          <w:rStyle w:val="HTMLCode"/>
+          <w:rFonts w:ascii="Cambria" w:hAnsi="Cambria"/>
+        </w:rPr>
+      </w:pPr>
+      <w:r>
+        <w:rPr>
+          <w:rStyle w:val="HTMLCode"/>
+          <w:rFonts w:ascii="Cambria" w:hAnsi="Cambria"/>
         </w:rPr>
         <w:t>list_1 = [</w:t>
       </w:r>
       <w:r>
         <w:rPr>
           <w:rStyle w:val="hljs-number"/>
+          <w:rFonts w:ascii="Cambria" w:hAnsi="Cambria"/>
         </w:rPr>
         <w:t>1</w:t>
       </w:r>
       <w:r>
         <w:rPr>
           <w:rStyle w:val="HTMLCode"/>
+          <w:rFonts w:ascii="Cambria" w:hAnsi="Cambria"/>
         </w:rPr>
         <w:t xml:space="preserve">, </w:t>
       </w:r>
       <w:r>
         <w:rPr>
           <w:rStyle w:val="hljs-number"/>
+          <w:rFonts w:ascii="Cambria" w:hAnsi="Cambria"/>
         </w:rPr>
         <w:t>2</w:t>
       </w:r>
       <w:r>
         <w:rPr>
           <w:rStyle w:val="HTMLCode"/>
+          <w:rFonts w:ascii="Cambria" w:hAnsi="Cambria"/>
         </w:rPr>
         <w:t xml:space="preserve">, </w:t>
       </w:r>
       <w:r>
         <w:rPr>
           <w:rStyle w:val="hljs-number"/>
+          <w:rFonts w:ascii="Cambria" w:hAnsi="Cambria"/>
         </w:rPr>
         <w:t>3</w:t>
       </w:r>
       <w:r>
         <w:rPr>
           <w:rStyle w:val="HTMLCode"/>
+          <w:rFonts w:ascii="Cambria" w:hAnsi="Cambria"/>
         </w:rPr>
         <w:t xml:space="preserve">]                  </w:t>
       </w:r>
       <w:r>
         <w:rPr>
           <w:rStyle w:val="hljs-comment"/>
+          <w:rFonts w:ascii="Cambria" w:hAnsi="Cambria"/>
         </w:rPr>
         <w:t># numbers</w:t>
       </w:r>
@@ -1400,53 +1467,62 @@
         <w:pStyle w:val="HTMLPreformatted"/>
         <w:rPr>
           <w:rStyle w:val="HTMLCode"/>
-        </w:rPr>
-      </w:pPr>
-      <w:r>
-        <w:rPr>
-          <w:rStyle w:val="HTMLCode"/>
+          <w:rFonts w:ascii="Cambria" w:hAnsi="Cambria"/>
+        </w:rPr>
+      </w:pPr>
+      <w:r>
+        <w:rPr>
+          <w:rStyle w:val="HTMLCode"/>
+          <w:rFonts w:ascii="Cambria" w:hAnsi="Cambria"/>
         </w:rPr>
         <w:t>list_2 = [</w:t>
       </w:r>
       <w:r>
         <w:rPr>
           <w:rStyle w:val="hljs-string"/>
+          <w:rFonts w:ascii="Cambria" w:hAnsi="Cambria"/>
         </w:rPr>
         <w:t>'a'</w:t>
       </w:r>
       <w:r>
         <w:rPr>
           <w:rStyle w:val="HTMLCode"/>
+          <w:rFonts w:ascii="Cambria" w:hAnsi="Cambria"/>
         </w:rPr>
         <w:t xml:space="preserve">, </w:t>
       </w:r>
       <w:r>
         <w:rPr>
           <w:rStyle w:val="hljs-string"/>
+          <w:rFonts w:ascii="Cambria" w:hAnsi="Cambria"/>
         </w:rPr>
         <w:t>'b'</w:t>
       </w:r>
       <w:r>
         <w:rPr>
           <w:rStyle w:val="HTMLCode"/>
+          <w:rFonts w:ascii="Cambria" w:hAnsi="Cambria"/>
         </w:rPr>
         <w:t xml:space="preserve">, </w:t>
       </w:r>
       <w:r>
         <w:rPr>
           <w:rStyle w:val="hljs-string"/>
+          <w:rFonts w:ascii="Cambria" w:hAnsi="Cambria"/>
         </w:rPr>
         <w:t>'c'</w:t>
       </w:r>
       <w:r>
         <w:rPr>
           <w:rStyle w:val="HTMLCode"/>
+          <w:rFonts w:ascii="Cambria" w:hAnsi="Cambria"/>
         </w:rPr>
         <w:t xml:space="preserve">]            </w:t>
       </w:r>
       <w:r>
         <w:rPr>
           <w:rStyle w:val="hljs-comment"/>
+          <w:rFonts w:ascii="Cambria" w:hAnsi="Cambria"/>
         </w:rPr>
         <w:t># strings</w:t>
       </w:r>
@@ -1456,43 +1532,48 @@
         <w:pStyle w:val="HTMLPreformatted"/>
         <w:rPr>
           <w:rStyle w:val="HTMLCode"/>
-        </w:rPr>
-      </w:pPr>
-      <w:r>
-        <w:rPr>
-          <w:rStyle w:val="HTMLCode"/>
+          <w:rFonts w:ascii="Cambria" w:hAnsi="Cambria"/>
+        </w:rPr>
+      </w:pPr>
+      <w:r>
+        <w:rPr>
+          <w:rStyle w:val="HTMLCode"/>
+          <w:rFonts w:ascii="Cambria" w:hAnsi="Cambria"/>
         </w:rPr>
         <w:t>list_3 = [</w:t>
       </w:r>
       <w:r>
         <w:rPr>
           <w:rStyle w:val="hljs-literal"/>
-          <w:rFonts w:eastAsiaTheme="majorEastAsia"/>
+          <w:rFonts w:ascii="Cambria" w:eastAsiaTheme="majorEastAsia" w:hAnsi="Cambria"/>
         </w:rPr>
         <w:t>True</w:t>
       </w:r>
       <w:r>
         <w:rPr>
           <w:rStyle w:val="HTMLCode"/>
+          <w:rFonts w:ascii="Cambria" w:hAnsi="Cambria"/>
         </w:rPr>
         <w:t xml:space="preserve">, </w:t>
       </w:r>
       <w:r>
         <w:rPr>
           <w:rStyle w:val="hljs-literal"/>
-          <w:rFonts w:eastAsiaTheme="majorEastAsia"/>
+          <w:rFonts w:ascii="Cambria" w:eastAsiaTheme="majorEastAsia" w:hAnsi="Cambria"/>
         </w:rPr>
         <w:t>False</w:t>
       </w:r>
       <w:r>
         <w:rPr>
           <w:rStyle w:val="HTMLCode"/>
+          <w:rFonts w:ascii="Cambria" w:hAnsi="Cambria"/>
         </w:rPr>
         <w:t xml:space="preserve">]              </w:t>
       </w:r>
       <w:r>
         <w:rPr>
           <w:rStyle w:val="hljs-comment"/>
+          <w:rFonts w:ascii="Cambria" w:hAnsi="Cambria"/>
         </w:rPr>
         <w:t xml:space="preserve"># </w:t>
       </w:r>
@@ -1500,6 +1581,7 @@
       <w:r>
         <w:rPr>
           <w:rStyle w:val="hljs-comment"/>
+          <w:rFonts w:ascii="Cambria" w:hAnsi="Cambria"/>
         </w:rPr>
         <w:t>booleans</w:t>
       </w:r>
@@ -1510,54 +1592,62 @@
         <w:pStyle w:val="HTMLPreformatted"/>
         <w:rPr>
           <w:rStyle w:val="HTMLCode"/>
-        </w:rPr>
-      </w:pPr>
-      <w:r>
-        <w:rPr>
-          <w:rStyle w:val="HTMLCode"/>
+          <w:rFonts w:ascii="Cambria" w:hAnsi="Cambria"/>
+        </w:rPr>
+      </w:pPr>
+      <w:r>
+        <w:rPr>
+          <w:rStyle w:val="HTMLCode"/>
+          <w:rFonts w:ascii="Cambria" w:hAnsi="Cambria"/>
         </w:rPr>
         <w:t>list_4 = [</w:t>
       </w:r>
       <w:r>
         <w:rPr>
           <w:rStyle w:val="hljs-number"/>
+          <w:rFonts w:ascii="Cambria" w:hAnsi="Cambria"/>
         </w:rPr>
         <w:t>1</w:t>
       </w:r>
       <w:r>
         <w:rPr>
           <w:rStyle w:val="HTMLCode"/>
+          <w:rFonts w:ascii="Cambria" w:hAnsi="Cambria"/>
         </w:rPr>
         <w:t xml:space="preserve">, </w:t>
       </w:r>
       <w:r>
         <w:rPr>
           <w:rStyle w:val="hljs-string"/>
+          <w:rFonts w:ascii="Cambria" w:hAnsi="Cambria"/>
         </w:rPr>
         <w:t>'a'</w:t>
       </w:r>
       <w:r>
         <w:rPr>
           <w:rStyle w:val="HTMLCode"/>
+          <w:rFonts w:ascii="Cambria" w:hAnsi="Cambria"/>
         </w:rPr>
         <w:t xml:space="preserve">, </w:t>
       </w:r>
       <w:r>
         <w:rPr>
           <w:rStyle w:val="hljs-literal"/>
-          <w:rFonts w:eastAsiaTheme="majorEastAsia"/>
+          <w:rFonts w:ascii="Cambria" w:eastAsiaTheme="majorEastAsia" w:hAnsi="Cambria"/>
         </w:rPr>
         <w:t>True</w:t>
       </w:r>
       <w:r>
         <w:rPr>
           <w:rStyle w:val="HTMLCode"/>
+          <w:rFonts w:ascii="Cambria" w:hAnsi="Cambria"/>
         </w:rPr>
         <w:t xml:space="preserve">]             </w:t>
       </w:r>
       <w:r>
         <w:rPr>
           <w:rStyle w:val="hljs-comment"/>
+          <w:rFonts w:ascii="Cambria" w:hAnsi="Cambria"/>
         </w:rPr>
         <w:t># mixed data</w:t>
       </w:r>
@@ -1565,102 +1655,119 @@
     <w:p>
       <w:pPr>
         <w:pStyle w:val="HTMLPreformatted"/>
-      </w:pPr>
-      <w:r>
-        <w:rPr>
-          <w:rStyle w:val="HTMLCode"/>
+        <w:rPr>
+          <w:rFonts w:ascii="Cambria" w:hAnsi="Cambria"/>
+        </w:rPr>
+      </w:pPr>
+      <w:r>
+        <w:rPr>
+          <w:rStyle w:val="HTMLCode"/>
+          <w:rFonts w:ascii="Cambria" w:hAnsi="Cambria"/>
         </w:rPr>
         <w:t>list_5 = [</w:t>
       </w:r>
       <w:r>
         <w:rPr>
           <w:rStyle w:val="hljs-string"/>
+          <w:rFonts w:ascii="Cambria" w:hAnsi="Cambria"/>
         </w:rPr>
         <w:t>'a'</w:t>
       </w:r>
       <w:r>
         <w:rPr>
           <w:rStyle w:val="HTMLCode"/>
+          <w:rFonts w:ascii="Cambria" w:hAnsi="Cambria"/>
         </w:rPr>
         <w:t xml:space="preserve">, </w:t>
       </w:r>
       <w:r>
         <w:rPr>
           <w:rStyle w:val="hljs-string"/>
+          <w:rFonts w:ascii="Cambria" w:hAnsi="Cambria"/>
         </w:rPr>
         <w:t>'b'</w:t>
       </w:r>
       <w:r>
         <w:rPr>
           <w:rStyle w:val="HTMLCode"/>
+          <w:rFonts w:ascii="Cambria" w:hAnsi="Cambria"/>
         </w:rPr>
         <w:t>, [</w:t>
       </w:r>
       <w:r>
         <w:rPr>
           <w:rStyle w:val="hljs-number"/>
+          <w:rFonts w:ascii="Cambria" w:hAnsi="Cambria"/>
         </w:rPr>
         <w:t>1</w:t>
       </w:r>
       <w:r>
         <w:rPr>
           <w:rStyle w:val="HTMLCode"/>
+          <w:rFonts w:ascii="Cambria" w:hAnsi="Cambria"/>
         </w:rPr>
         <w:t xml:space="preserve">, </w:t>
       </w:r>
       <w:r>
         <w:rPr>
           <w:rStyle w:val="hljs-number"/>
+          <w:rFonts w:ascii="Cambria" w:hAnsi="Cambria"/>
         </w:rPr>
         <w:t>2</w:t>
       </w:r>
       <w:r>
         <w:rPr>
           <w:rStyle w:val="HTMLCode"/>
+          <w:rFonts w:ascii="Cambria" w:hAnsi="Cambria"/>
         </w:rPr>
         <w:t xml:space="preserve">, </w:t>
       </w:r>
       <w:r>
         <w:rPr>
           <w:rStyle w:val="hljs-number"/>
+          <w:rFonts w:ascii="Cambria" w:hAnsi="Cambria"/>
         </w:rPr>
         <w:t>3</w:t>
       </w:r>
       <w:r>
         <w:rPr>
           <w:rStyle w:val="HTMLCode"/>
+          <w:rFonts w:ascii="Cambria" w:hAnsi="Cambria"/>
         </w:rPr>
         <w:t>], [</w:t>
       </w:r>
       <w:r>
         <w:rPr>
           <w:rStyle w:val="hljs-literal"/>
-          <w:rFonts w:eastAsiaTheme="majorEastAsia"/>
+          <w:rFonts w:ascii="Cambria" w:eastAsiaTheme="majorEastAsia" w:hAnsi="Cambria"/>
         </w:rPr>
         <w:t>True</w:t>
       </w:r>
       <w:r>
         <w:rPr>
           <w:rStyle w:val="HTMLCode"/>
+          <w:rFonts w:ascii="Cambria" w:hAnsi="Cambria"/>
         </w:rPr>
         <w:t xml:space="preserve">, </w:t>
       </w:r>
       <w:r>
         <w:rPr>
           <w:rStyle w:val="hljs-literal"/>
-          <w:rFonts w:eastAsiaTheme="majorEastAsia"/>
+          <w:rFonts w:ascii="Cambria" w:eastAsiaTheme="majorEastAsia" w:hAnsi="Cambria"/>
         </w:rPr>
         <w:t>False</w:t>
       </w:r>
       <w:r>
         <w:rPr>
           <w:rStyle w:val="HTMLCode"/>
+          <w:rFonts w:ascii="Cambria" w:hAnsi="Cambria"/>
         </w:rPr>
         <w:t xml:space="preserve">]]   </w:t>
       </w:r>
       <w:r>
         <w:rPr>
           <w:rStyle w:val="hljs-comment"/>
+          <w:rFonts w:ascii="Cambria" w:hAnsi="Cambria"/>
         </w:rPr>
         <w:t># nested lists</w:t>
       </w:r>
@@ -1668,8 +1775,14 @@
     <w:p>
       <w:pPr>
         <w:pStyle w:val="Heading2"/>
-      </w:pPr>
-      <w:r>
+        <w:rPr>
+          <w:rFonts w:ascii="Cambria" w:hAnsi="Cambria"/>
+        </w:rPr>
+      </w:pPr>
+      <w:r>
+        <w:rPr>
+          <w:rFonts w:ascii="Cambria" w:hAnsi="Cambria"/>
+        </w:rPr>
         <w:t>Printing Lists</w:t>
       </w:r>
     </w:p>
@@ -1678,23 +1791,27 @@
         <w:pStyle w:val="HTMLPreformatted"/>
         <w:rPr>
           <w:rStyle w:val="HTMLCode"/>
+          <w:rFonts w:ascii="Cambria" w:hAnsi="Cambria"/>
         </w:rPr>
       </w:pPr>
       <w:r>
         <w:rPr>
           <w:rStyle w:val="hljs-builtin"/>
+          <w:rFonts w:ascii="Cambria" w:hAnsi="Cambria"/>
         </w:rPr>
         <w:t>print</w:t>
       </w:r>
       <w:r>
         <w:rPr>
           <w:rStyle w:val="HTMLCode"/>
+          <w:rFonts w:ascii="Cambria" w:hAnsi="Cambria"/>
         </w:rPr>
         <w:t xml:space="preserve">(list_1)          </w:t>
       </w:r>
       <w:r>
         <w:rPr>
           <w:rStyle w:val="hljs-comment"/>
+          <w:rFonts w:ascii="Cambria" w:hAnsi="Cambria"/>
         </w:rPr>
         <w:t># [1, 2, 3]</w:t>
       </w:r>
@@ -1704,35 +1821,41 @@
         <w:pStyle w:val="HTMLPreformatted"/>
         <w:rPr>
           <w:rStyle w:val="HTMLCode"/>
+          <w:rFonts w:ascii="Cambria" w:hAnsi="Cambria"/>
         </w:rPr>
       </w:pPr>
       <w:r>
         <w:rPr>
           <w:rStyle w:val="hljs-builtin"/>
+          <w:rFonts w:ascii="Cambria" w:hAnsi="Cambria"/>
         </w:rPr>
         <w:t>print</w:t>
       </w:r>
       <w:r>
         <w:rPr>
           <w:rStyle w:val="HTMLCode"/>
+          <w:rFonts w:ascii="Cambria" w:hAnsi="Cambria"/>
         </w:rPr>
         <w:t>(list_1[</w:t>
       </w:r>
       <w:r>
         <w:rPr>
           <w:rStyle w:val="hljs-number"/>
+          <w:rFonts w:ascii="Cambria" w:hAnsi="Cambria"/>
         </w:rPr>
         <w:t>0</w:t>
       </w:r>
       <w:r>
         <w:rPr>
           <w:rStyle w:val="HTMLCode"/>
+          <w:rFonts w:ascii="Cambria" w:hAnsi="Cambria"/>
         </w:rPr>
         <w:t xml:space="preserve">])       </w:t>
       </w:r>
       <w:r>
         <w:rPr>
           <w:rStyle w:val="hljs-comment"/>
+          <w:rFonts w:ascii="Cambria" w:hAnsi="Cambria"/>
         </w:rPr>
         <w:t># 1 (first element)</w:t>
       </w:r>
@@ -1742,23 +1865,27 @@
         <w:pStyle w:val="HTMLPreformatted"/>
         <w:rPr>
           <w:rStyle w:val="HTMLCode"/>
+          <w:rFonts w:ascii="Cambria" w:hAnsi="Cambria"/>
         </w:rPr>
       </w:pPr>
       <w:r>
         <w:rPr>
           <w:rStyle w:val="hljs-builtin"/>
+          <w:rFonts w:ascii="Cambria" w:hAnsi="Cambria"/>
         </w:rPr>
         <w:t>print</w:t>
       </w:r>
       <w:r>
         <w:rPr>
           <w:rStyle w:val="HTMLCode"/>
+          <w:rFonts w:ascii="Cambria" w:hAnsi="Cambria"/>
         </w:rPr>
         <w:t xml:space="preserve">(list_2)          </w:t>
       </w:r>
       <w:r>
         <w:rPr>
           <w:rStyle w:val="hljs-comment"/>
+          <w:rFonts w:ascii="Cambria" w:hAnsi="Cambria"/>
         </w:rPr>
         <w:t># ['a', 'b', 'c']</w:t>
       </w:r>
@@ -1768,23 +1895,27 @@
         <w:pStyle w:val="HTMLPreformatted"/>
         <w:rPr>
           <w:rStyle w:val="HTMLCode"/>
+          <w:rFonts w:ascii="Cambria" w:hAnsi="Cambria"/>
         </w:rPr>
       </w:pPr>
       <w:r>
         <w:rPr>
           <w:rStyle w:val="hljs-builtin"/>
+          <w:rFonts w:ascii="Cambria" w:hAnsi="Cambria"/>
         </w:rPr>
         <w:t>print</w:t>
       </w:r>
       <w:r>
         <w:rPr>
           <w:rStyle w:val="HTMLCode"/>
+          <w:rFonts w:ascii="Cambria" w:hAnsi="Cambria"/>
         </w:rPr>
         <w:t xml:space="preserve">(list_3)          </w:t>
       </w:r>
       <w:r>
         <w:rPr>
           <w:rStyle w:val="hljs-comment"/>
+          <w:rFonts w:ascii="Cambria" w:hAnsi="Cambria"/>
         </w:rPr>
         <w:t># [True, False]</w:t>
       </w:r>
@@ -1794,23 +1925,27 @@
         <w:pStyle w:val="HTMLPreformatted"/>
         <w:rPr>
           <w:rStyle w:val="HTMLCode"/>
+          <w:rFonts w:ascii="Cambria" w:hAnsi="Cambria"/>
         </w:rPr>
       </w:pPr>
       <w:r>
         <w:rPr>
           <w:rStyle w:val="hljs-builtin"/>
+          <w:rFonts w:ascii="Cambria" w:hAnsi="Cambria"/>
         </w:rPr>
         <w:t>print</w:t>
       </w:r>
       <w:r>
         <w:rPr>
           <w:rStyle w:val="HTMLCode"/>
+          <w:rFonts w:ascii="Cambria" w:hAnsi="Cambria"/>
         </w:rPr>
         <w:t xml:space="preserve">(list_4)          </w:t>
       </w:r>
       <w:r>
         <w:rPr>
           <w:rStyle w:val="hljs-comment"/>
+          <w:rFonts w:ascii="Cambria" w:hAnsi="Cambria"/>
         </w:rPr>
         <w:t># [1, 'a', True]</w:t>
       </w:r>
@@ -1820,47 +1955,55 @@
         <w:pStyle w:val="HTMLPreformatted"/>
         <w:rPr>
           <w:rStyle w:val="HTMLCode"/>
+          <w:rFonts w:ascii="Cambria" w:hAnsi="Cambria"/>
         </w:rPr>
       </w:pPr>
       <w:r>
         <w:rPr>
           <w:rStyle w:val="hljs-builtin"/>
+          <w:rFonts w:ascii="Cambria" w:hAnsi="Cambria"/>
         </w:rPr>
         <w:t>print</w:t>
       </w:r>
       <w:r>
         <w:rPr>
           <w:rStyle w:val="HTMLCode"/>
+          <w:rFonts w:ascii="Cambria" w:hAnsi="Cambria"/>
         </w:rPr>
         <w:t>(list_5[</w:t>
       </w:r>
       <w:r>
         <w:rPr>
           <w:rStyle w:val="hljs-number"/>
+          <w:rFonts w:ascii="Cambria" w:hAnsi="Cambria"/>
         </w:rPr>
         <w:t>3</w:t>
       </w:r>
       <w:r>
         <w:rPr>
           <w:rStyle w:val="HTMLCode"/>
+          <w:rFonts w:ascii="Cambria" w:hAnsi="Cambria"/>
         </w:rPr>
         <w:t>][</w:t>
       </w:r>
       <w:r>
         <w:rPr>
           <w:rStyle w:val="hljs-number"/>
+          <w:rFonts w:ascii="Cambria" w:hAnsi="Cambria"/>
         </w:rPr>
         <w:t>1</w:t>
       </w:r>
       <w:r>
         <w:rPr>
           <w:rStyle w:val="HTMLCode"/>
+          <w:rFonts w:ascii="Cambria" w:hAnsi="Cambria"/>
         </w:rPr>
         <w:t xml:space="preserve">])    </w:t>
       </w:r>
       <w:r>
         <w:rPr>
           <w:rStyle w:val="hljs-comment"/>
+          <w:rFonts w:ascii="Cambria" w:hAnsi="Cambria"/>
         </w:rPr>
         <w:t># False (2nd element inside 4th list)</w:t>
       </w:r>
@@ -1870,23 +2013,27 @@
         <w:pStyle w:val="HTMLPreformatted"/>
         <w:rPr>
           <w:rStyle w:val="HTMLCode"/>
+          <w:rFonts w:ascii="Cambria" w:hAnsi="Cambria"/>
         </w:rPr>
       </w:pPr>
       <w:r>
         <w:rPr>
           <w:rStyle w:val="hljs-builtin"/>
+          <w:rFonts w:ascii="Cambria" w:hAnsi="Cambria"/>
         </w:rPr>
         <w:t>print</w:t>
       </w:r>
       <w:r>
         <w:rPr>
           <w:rStyle w:val="HTMLCode"/>
+          <w:rFonts w:ascii="Cambria" w:hAnsi="Cambria"/>
         </w:rPr>
         <w:t xml:space="preserve">(list_5[::])      </w:t>
       </w:r>
       <w:r>
         <w:rPr>
           <w:rStyle w:val="hljs-comment"/>
+          <w:rFonts w:ascii="Cambria" w:hAnsi="Cambria"/>
         </w:rPr>
         <w:t># Full list copy</w:t>
       </w:r>
@@ -1894,34 +2041,42 @@
     <w:p>
       <w:pPr>
         <w:pStyle w:val="HTMLPreformatted"/>
+        <w:rPr>
+          <w:rFonts w:ascii="Cambria" w:hAnsi="Cambria"/>
+        </w:rPr>
       </w:pPr>
       <w:r>
         <w:rPr>
           <w:rStyle w:val="hljs-builtin"/>
+          <w:rFonts w:ascii="Cambria" w:hAnsi="Cambria"/>
         </w:rPr>
         <w:t>print</w:t>
       </w:r>
       <w:r>
         <w:rPr>
           <w:rStyle w:val="HTMLCode"/>
+          <w:rFonts w:ascii="Cambria" w:hAnsi="Cambria"/>
         </w:rPr>
         <w:t>(list_5[::</w:t>
       </w:r>
       <w:r>
         <w:rPr>
           <w:rStyle w:val="hljs-number"/>
+          <w:rFonts w:ascii="Cambria" w:hAnsi="Cambria"/>
         </w:rPr>
         <w:t>2</w:t>
       </w:r>
       <w:r>
         <w:rPr>
           <w:rStyle w:val="HTMLCode"/>
+          <w:rFonts w:ascii="Cambria" w:hAnsi="Cambria"/>
         </w:rPr>
         <w:t xml:space="preserve">])     </w:t>
       </w:r>
       <w:r>
         <w:rPr>
           <w:rStyle w:val="hljs-comment"/>
+          <w:rFonts w:ascii="Cambria" w:hAnsi="Cambria"/>
         </w:rPr>
         <w:t># Every 2nd element from the list</w:t>
       </w:r>
@@ -1929,34 +2084,54 @@
     <w:p>
       <w:pPr>
         <w:pStyle w:val="Heading2"/>
-      </w:pPr>
-      <w:r>
+        <w:rPr>
+          <w:rFonts w:ascii="Cambria" w:hAnsi="Cambria"/>
+        </w:rPr>
+      </w:pPr>
+      <w:r>
+        <w:rPr>
+          <w:rFonts w:ascii="Cambria" w:hAnsi="Cambria"/>
+        </w:rPr>
         <w:t>Copying Lists Correctly</w:t>
       </w:r>
     </w:p>
     <w:p>
       <w:pPr>
         <w:pStyle w:val="NormalWeb"/>
-      </w:pPr>
-      <w:r>
+        <w:rPr>
+          <w:rFonts w:ascii="Cambria" w:hAnsi="Cambria"/>
+        </w:rPr>
+      </w:pPr>
+      <w:r>
+        <w:rPr>
+          <w:rFonts w:ascii="Cambria" w:hAnsi="Cambria"/>
+        </w:rPr>
         <w:t xml:space="preserve">When copying lists, use </w:t>
       </w:r>
       <w:r>
         <w:rPr>
           <w:rStyle w:val="HTMLCode"/>
+          <w:rFonts w:ascii="Cambria" w:hAnsi="Cambria"/>
         </w:rPr>
         <w:t>[:]</w:t>
       </w:r>
       <w:r>
+        <w:rPr>
+          <w:rFonts w:ascii="Cambria" w:hAnsi="Cambria"/>
+        </w:rPr>
         <w:t xml:space="preserve"> or </w:t>
       </w:r>
       <w:r>
         <w:rPr>
           <w:rStyle w:val="HTMLCode"/>
+          <w:rFonts w:ascii="Cambria" w:hAnsi="Cambria"/>
         </w:rPr>
         <w:t>.copy()</w:t>
       </w:r>
       <w:r>
+        <w:rPr>
+          <w:rFonts w:ascii="Cambria" w:hAnsi="Cambria"/>
+        </w:rPr>
         <w:t xml:space="preserve"> to avoid changing the original list.</w:t>
       </w:r>
     </w:p>
@@ -1965,12 +2140,14 @@
         <w:pStyle w:val="HTMLPreformatted"/>
         <w:rPr>
           <w:rStyle w:val="HTMLCode"/>
+          <w:rFonts w:ascii="Cambria" w:hAnsi="Cambria"/>
         </w:rPr>
       </w:pPr>
       <w:proofErr w:type="spellStart"/>
       <w:r>
         <w:rPr>
           <w:rStyle w:val="HTMLCode"/>
+          <w:rFonts w:ascii="Cambria" w:hAnsi="Cambria"/>
         </w:rPr>
         <w:t>list_items</w:t>
       </w:r>
@@ -1978,42 +2155,49 @@
       <w:r>
         <w:rPr>
           <w:rStyle w:val="HTMLCode"/>
+          <w:rFonts w:ascii="Cambria" w:hAnsi="Cambria"/>
         </w:rPr>
         <w:t xml:space="preserve"> = [</w:t>
       </w:r>
       <w:r>
         <w:rPr>
           <w:rStyle w:val="hljs-string"/>
+          <w:rFonts w:ascii="Cambria" w:hAnsi="Cambria"/>
         </w:rPr>
         <w:t>'book'</w:t>
       </w:r>
       <w:r>
         <w:rPr>
           <w:rStyle w:val="HTMLCode"/>
+          <w:rFonts w:ascii="Cambria" w:hAnsi="Cambria"/>
         </w:rPr>
         <w:t xml:space="preserve">, </w:t>
       </w:r>
       <w:r>
         <w:rPr>
           <w:rStyle w:val="hljs-number"/>
+          <w:rFonts w:ascii="Cambria" w:hAnsi="Cambria"/>
         </w:rPr>
         <w:t>10</w:t>
       </w:r>
       <w:r>
         <w:rPr>
           <w:rStyle w:val="HTMLCode"/>
+          <w:rFonts w:ascii="Cambria" w:hAnsi="Cambria"/>
         </w:rPr>
         <w:t xml:space="preserve">, </w:t>
       </w:r>
       <w:r>
         <w:rPr>
           <w:rStyle w:val="hljs-string"/>
+          <w:rFonts w:ascii="Cambria" w:hAnsi="Cambria"/>
         </w:rPr>
         <w:t>'laptop'</w:t>
       </w:r>
       <w:r>
         <w:rPr>
           <w:rStyle w:val="HTMLCode"/>
+          <w:rFonts w:ascii="Cambria" w:hAnsi="Cambria"/>
         </w:rPr>
         <w:t>]</w:t>
       </w:r>
@@ -2023,6 +2207,7 @@
         <w:pStyle w:val="HTMLPreformatted"/>
         <w:rPr>
           <w:rStyle w:val="HTMLCode"/>
+          <w:rFonts w:ascii="Cambria" w:hAnsi="Cambria"/>
         </w:rPr>
       </w:pPr>
     </w:p>
@@ -2031,11 +2216,13 @@
         <w:pStyle w:val="HTMLPreformatted"/>
         <w:rPr>
           <w:rStyle w:val="HTMLCode"/>
+          <w:rFonts w:ascii="Cambria" w:hAnsi="Cambria"/>
         </w:rPr>
       </w:pPr>
       <w:r>
         <w:rPr>
           <w:rStyle w:val="hljs-comment"/>
+          <w:rFonts w:ascii="Cambria" w:hAnsi="Cambria"/>
         </w:rPr>
         <w:t># Make a copy</w:t>
       </w:r>
@@ -2045,12 +2232,14 @@
         <w:pStyle w:val="HTMLPreformatted"/>
         <w:rPr>
           <w:rStyle w:val="HTMLCode"/>
+          <w:rFonts w:ascii="Cambria" w:hAnsi="Cambria"/>
         </w:rPr>
       </w:pPr>
       <w:proofErr w:type="spellStart"/>
       <w:r>
         <w:rPr>
           <w:rStyle w:val="HTMLCode"/>
+          <w:rFonts w:ascii="Cambria" w:hAnsi="Cambria"/>
         </w:rPr>
         <w:t>new_list</w:t>
       </w:r>
@@ -2058,6 +2247,7 @@
       <w:r>
         <w:rPr>
           <w:rStyle w:val="HTMLCode"/>
+          <w:rFonts w:ascii="Cambria" w:hAnsi="Cambria"/>
         </w:rPr>
         <w:t xml:space="preserve"> = </w:t>
       </w:r>
@@ -2065,6 +2255,7 @@
       <w:r>
         <w:rPr>
           <w:rStyle w:val="HTMLCode"/>
+          <w:rFonts w:ascii="Cambria" w:hAnsi="Cambria"/>
         </w:rPr>
         <w:t>list_items</w:t>
       </w:r>
@@ -2072,6 +2263,7 @@
       <w:r>
         <w:rPr>
           <w:rStyle w:val="HTMLCode"/>
+          <w:rFonts w:ascii="Cambria" w:hAnsi="Cambria"/>
         </w:rPr>
         <w:t>[:]</w:t>
       </w:r>
@@ -2081,6 +2273,7 @@
         <w:pStyle w:val="HTMLPreformatted"/>
         <w:rPr>
           <w:rStyle w:val="HTMLCode"/>
+          <w:rFonts w:ascii="Cambria" w:hAnsi="Cambria"/>
         </w:rPr>
       </w:pPr>
     </w:p>
@@ -2089,11 +2282,13 @@
         <w:pStyle w:val="HTMLPreformatted"/>
         <w:rPr>
           <w:rStyle w:val="HTMLCode"/>
+          <w:rFonts w:ascii="Cambria" w:hAnsi="Cambria"/>
         </w:rPr>
       </w:pPr>
       <w:r>
         <w:rPr>
           <w:rStyle w:val="hljs-comment"/>
+          <w:rFonts w:ascii="Cambria" w:hAnsi="Cambria"/>
         </w:rPr>
         <w:t># Change the copy</w:t>
       </w:r>
@@ -2103,12 +2298,14 @@
         <w:pStyle w:val="HTMLPreformatted"/>
         <w:rPr>
           <w:rStyle w:val="HTMLCode"/>
+          <w:rFonts w:ascii="Cambria" w:hAnsi="Cambria"/>
         </w:rPr>
       </w:pPr>
       <w:proofErr w:type="spellStart"/>
       <w:r>
         <w:rPr>
           <w:rStyle w:val="HTMLCode"/>
+          <w:rFonts w:ascii="Cambria" w:hAnsi="Cambria"/>
         </w:rPr>
         <w:t>new_list</w:t>
       </w:r>
@@ -2116,24 +2313,28 @@
       <w:r>
         <w:rPr>
           <w:rStyle w:val="HTMLCode"/>
+          <w:rFonts w:ascii="Cambria" w:hAnsi="Cambria"/>
         </w:rPr>
         <w:t>[</w:t>
       </w:r>
       <w:r>
         <w:rPr>
           <w:rStyle w:val="hljs-number"/>
+          <w:rFonts w:ascii="Cambria" w:hAnsi="Cambria"/>
         </w:rPr>
         <w:t>2</w:t>
       </w:r>
       <w:r>
         <w:rPr>
           <w:rStyle w:val="HTMLCode"/>
+          <w:rFonts w:ascii="Cambria" w:hAnsi="Cambria"/>
         </w:rPr>
         <w:t xml:space="preserve">] = </w:t>
       </w:r>
       <w:r>
         <w:rPr>
           <w:rStyle w:val="hljs-string"/>
+          <w:rFonts w:ascii="Cambria" w:hAnsi="Cambria"/>
         </w:rPr>
         <w:t>'tablet'</w:t>
       </w:r>
@@ -2143,6 +2344,7 @@
         <w:pStyle w:val="HTMLPreformatted"/>
         <w:rPr>
           <w:rStyle w:val="HTMLCode"/>
+          <w:rFonts w:ascii="Cambria" w:hAnsi="Cambria"/>
         </w:rPr>
       </w:pPr>
     </w:p>
@@ -2151,17 +2353,20 @@
         <w:pStyle w:val="HTMLPreformatted"/>
         <w:rPr>
           <w:rStyle w:val="HTMLCode"/>
+          <w:rFonts w:ascii="Cambria" w:hAnsi="Cambria"/>
         </w:rPr>
       </w:pPr>
       <w:r>
         <w:rPr>
           <w:rStyle w:val="hljs-builtin"/>
+          <w:rFonts w:ascii="Cambria" w:hAnsi="Cambria"/>
         </w:rPr>
         <w:t>print</w:t>
       </w:r>
       <w:r>
         <w:rPr>
           <w:rStyle w:val="HTMLCode"/>
+          <w:rFonts w:ascii="Cambria" w:hAnsi="Cambria"/>
         </w:rPr>
         <w:t>(</w:t>
       </w:r>
@@ -2169,6 +2374,7 @@
       <w:r>
         <w:rPr>
           <w:rStyle w:val="HTMLCode"/>
+          <w:rFonts w:ascii="Cambria" w:hAnsi="Cambria"/>
         </w:rPr>
         <w:t>list_items</w:t>
       </w:r>
@@ -2176,12 +2382,14 @@
       <w:r>
         <w:rPr>
           <w:rStyle w:val="HTMLCode"/>
+          <w:rFonts w:ascii="Cambria" w:hAnsi="Cambria"/>
         </w:rPr>
         <w:t xml:space="preserve">)   </w:t>
       </w:r>
       <w:r>
         <w:rPr>
           <w:rStyle w:val="hljs-comment"/>
+          <w:rFonts w:ascii="Cambria" w:hAnsi="Cambria"/>
         </w:rPr>
         <w:t># ['book', 10, 'laptop']</w:t>
       </w:r>
@@ -2189,16 +2397,21 @@
     <w:p>
       <w:pPr>
         <w:pStyle w:val="HTMLPreformatted"/>
+        <w:rPr>
+          <w:rFonts w:ascii="Cambria" w:hAnsi="Cambria"/>
+        </w:rPr>
       </w:pPr>
       <w:r>
         <w:rPr>
           <w:rStyle w:val="hljs-builtin"/>
+          <w:rFonts w:ascii="Cambria" w:hAnsi="Cambria"/>
         </w:rPr>
         <w:t>print</w:t>
       </w:r>
       <w:r>
         <w:rPr>
           <w:rStyle w:val="HTMLCode"/>
+          <w:rFonts w:ascii="Cambria" w:hAnsi="Cambria"/>
         </w:rPr>
         <w:t>(</w:t>
       </w:r>
@@ -2206,6 +2419,7 @@
       <w:r>
         <w:rPr>
           <w:rStyle w:val="HTMLCode"/>
+          <w:rFonts w:ascii="Cambria" w:hAnsi="Cambria"/>
         </w:rPr>
         <w:t>new_list</w:t>
       </w:r>
@@ -2213,12 +2427,14 @@
       <w:r>
         <w:rPr>
           <w:rStyle w:val="HTMLCode"/>
+          <w:rFonts w:ascii="Cambria" w:hAnsi="Cambria"/>
         </w:rPr>
         <w:t xml:space="preserve">)     </w:t>
       </w:r>
       <w:r>
         <w:rPr>
           <w:rStyle w:val="hljs-comment"/>
+          <w:rFonts w:ascii="Cambria" w:hAnsi="Cambria"/>
         </w:rPr>
         <w:t># ['book', 10, 'tablet']</w:t>
       </w:r>
@@ -2226,25 +2442,41 @@
     <w:p>
       <w:pPr>
         <w:pStyle w:val="Heading2"/>
-      </w:pPr>
-      <w:r>
+        <w:rPr>
+          <w:rFonts w:ascii="Cambria" w:hAnsi="Cambria"/>
+        </w:rPr>
+      </w:pPr>
+      <w:r>
+        <w:rPr>
+          <w:rFonts w:ascii="Cambria" w:hAnsi="Cambria"/>
+        </w:rPr>
         <w:t>Matrix Using Lists</w:t>
       </w:r>
     </w:p>
     <w:p>
       <w:pPr>
         <w:pStyle w:val="NormalWeb"/>
-      </w:pPr>
-      <w:r>
+        <w:rPr>
+          <w:rFonts w:ascii="Cambria" w:hAnsi="Cambria"/>
+        </w:rPr>
+      </w:pPr>
+      <w:r>
+        <w:rPr>
+          <w:rFonts w:ascii="Cambria" w:hAnsi="Cambria"/>
+        </w:rPr>
         <w:t xml:space="preserve">A </w:t>
       </w:r>
       <w:r>
         <w:rPr>
           <w:rStyle w:val="Strong"/>
+          <w:rFonts w:ascii="Cambria" w:hAnsi="Cambria"/>
         </w:rPr>
         <w:t>matrix</w:t>
       </w:r>
       <w:r>
+        <w:rPr>
+          <w:rFonts w:ascii="Cambria" w:hAnsi="Cambria"/>
+        </w:rPr>
         <w:t xml:space="preserve"> can be represented as a list of lists.</w:t>
       </w:r>
     </w:p>
@@ -2253,11 +2485,13 @@
         <w:pStyle w:val="HTMLPreformatted"/>
         <w:rPr>
           <w:rStyle w:val="HTMLCode"/>
-        </w:rPr>
-      </w:pPr>
-      <w:r>
-        <w:rPr>
-          <w:rStyle w:val="HTMLCode"/>
+          <w:rFonts w:ascii="Cambria" w:hAnsi="Cambria"/>
+        </w:rPr>
+      </w:pPr>
+      <w:r>
+        <w:rPr>
+          <w:rStyle w:val="HTMLCode"/>
+          <w:rFonts w:ascii="Cambria" w:hAnsi="Cambria"/>
         </w:rPr>
         <w:t>matrix = [</w:t>
       </w:r>
@@ -2267,47 +2501,55 @@
         <w:pStyle w:val="HTMLPreformatted"/>
         <w:rPr>
           <w:rStyle w:val="HTMLCode"/>
-        </w:rPr>
-      </w:pPr>
-      <w:r>
-        <w:rPr>
-          <w:rStyle w:val="HTMLCode"/>
+          <w:rFonts w:ascii="Cambria" w:hAnsi="Cambria"/>
+        </w:rPr>
+      </w:pPr>
+      <w:r>
+        <w:rPr>
+          <w:rStyle w:val="HTMLCode"/>
+          <w:rFonts w:ascii="Cambria" w:hAnsi="Cambria"/>
         </w:rPr>
         <w:t xml:space="preserve">    [</w:t>
       </w:r>
       <w:r>
         <w:rPr>
           <w:rStyle w:val="hljs-number"/>
+          <w:rFonts w:ascii="Cambria" w:hAnsi="Cambria"/>
         </w:rPr>
         <w:t>1</w:t>
       </w:r>
       <w:r>
         <w:rPr>
           <w:rStyle w:val="HTMLCode"/>
+          <w:rFonts w:ascii="Cambria" w:hAnsi="Cambria"/>
         </w:rPr>
         <w:t xml:space="preserve">, </w:t>
       </w:r>
       <w:r>
         <w:rPr>
           <w:rStyle w:val="hljs-number"/>
+          <w:rFonts w:ascii="Cambria" w:hAnsi="Cambria"/>
         </w:rPr>
         <w:t>3</w:t>
       </w:r>
       <w:r>
         <w:rPr>
           <w:rStyle w:val="HTMLCode"/>
+          <w:rFonts w:ascii="Cambria" w:hAnsi="Cambria"/>
         </w:rPr>
         <w:t xml:space="preserve">, </w:t>
       </w:r>
       <w:r>
         <w:rPr>
           <w:rStyle w:val="hljs-number"/>
+          <w:rFonts w:ascii="Cambria" w:hAnsi="Cambria"/>
         </w:rPr>
         <w:t>4</w:t>
       </w:r>
       <w:r>
         <w:rPr>
           <w:rStyle w:val="HTMLCode"/>
+          <w:rFonts w:ascii="Cambria" w:hAnsi="Cambria"/>
         </w:rPr>
         <w:t>],</w:t>
       </w:r>
@@ -2317,47 +2559,55 @@
         <w:pStyle w:val="HTMLPreformatted"/>
         <w:rPr>
           <w:rStyle w:val="HTMLCode"/>
-        </w:rPr>
-      </w:pPr>
-      <w:r>
-        <w:rPr>
-          <w:rStyle w:val="HTMLCode"/>
+          <w:rFonts w:ascii="Cambria" w:hAnsi="Cambria"/>
+        </w:rPr>
+      </w:pPr>
+      <w:r>
+        <w:rPr>
+          <w:rStyle w:val="HTMLCode"/>
+          <w:rFonts w:ascii="Cambria" w:hAnsi="Cambria"/>
         </w:rPr>
         <w:t xml:space="preserve">    [</w:t>
       </w:r>
       <w:r>
         <w:rPr>
           <w:rStyle w:val="hljs-number"/>
+          <w:rFonts w:ascii="Cambria" w:hAnsi="Cambria"/>
         </w:rPr>
         <w:t>2</w:t>
       </w:r>
       <w:r>
         <w:rPr>
           <w:rStyle w:val="HTMLCode"/>
+          <w:rFonts w:ascii="Cambria" w:hAnsi="Cambria"/>
         </w:rPr>
         <w:t xml:space="preserve">, </w:t>
       </w:r>
       <w:r>
         <w:rPr>
           <w:rStyle w:val="hljs-number"/>
+          <w:rFonts w:ascii="Cambria" w:hAnsi="Cambria"/>
         </w:rPr>
         <w:t>6</w:t>
       </w:r>
       <w:r>
         <w:rPr>
           <w:rStyle w:val="HTMLCode"/>
+          <w:rFonts w:ascii="Cambria" w:hAnsi="Cambria"/>
         </w:rPr>
         <w:t xml:space="preserve">, </w:t>
       </w:r>
       <w:r>
         <w:rPr>
           <w:rStyle w:val="hljs-number"/>
+          <w:rFonts w:ascii="Cambria" w:hAnsi="Cambria"/>
         </w:rPr>
         <w:t>7</w:t>
       </w:r>
       <w:r>
         <w:rPr>
           <w:rStyle w:val="HTMLCode"/>
+          <w:rFonts w:ascii="Cambria" w:hAnsi="Cambria"/>
         </w:rPr>
         <w:t>],</w:t>
       </w:r>
@@ -2367,47 +2617,55 @@
         <w:pStyle w:val="HTMLPreformatted"/>
         <w:rPr>
           <w:rStyle w:val="HTMLCode"/>
-        </w:rPr>
-      </w:pPr>
-      <w:r>
-        <w:rPr>
-          <w:rStyle w:val="HTMLCode"/>
+          <w:rFonts w:ascii="Cambria" w:hAnsi="Cambria"/>
+        </w:rPr>
+      </w:pPr>
+      <w:r>
+        <w:rPr>
+          <w:rStyle w:val="HTMLCode"/>
+          <w:rFonts w:ascii="Cambria" w:hAnsi="Cambria"/>
         </w:rPr>
         <w:t xml:space="preserve">    [</w:t>
       </w:r>
       <w:r>
         <w:rPr>
           <w:rStyle w:val="hljs-number"/>
+          <w:rFonts w:ascii="Cambria" w:hAnsi="Cambria"/>
         </w:rPr>
         <w:t>3</w:t>
       </w:r>
       <w:r>
         <w:rPr>
           <w:rStyle w:val="HTMLCode"/>
+          <w:rFonts w:ascii="Cambria" w:hAnsi="Cambria"/>
         </w:rPr>
         <w:t xml:space="preserve">, </w:t>
       </w:r>
       <w:r>
         <w:rPr>
           <w:rStyle w:val="hljs-number"/>
+          <w:rFonts w:ascii="Cambria" w:hAnsi="Cambria"/>
         </w:rPr>
         <w:t>5</w:t>
       </w:r>
       <w:r>
         <w:rPr>
           <w:rStyle w:val="HTMLCode"/>
+          <w:rFonts w:ascii="Cambria" w:hAnsi="Cambria"/>
         </w:rPr>
         <w:t xml:space="preserve">, </w:t>
       </w:r>
       <w:r>
         <w:rPr>
           <w:rStyle w:val="hljs-number"/>
+          <w:rFonts w:ascii="Cambria" w:hAnsi="Cambria"/>
         </w:rPr>
         <w:t>7</w:t>
       </w:r>
       <w:r>
         <w:rPr>
           <w:rStyle w:val="HTMLCode"/>
+          <w:rFonts w:ascii="Cambria" w:hAnsi="Cambria"/>
         </w:rPr>
         <w:t>]</w:t>
       </w:r>
@@ -2417,11 +2675,13 @@
         <w:pStyle w:val="HTMLPreformatted"/>
         <w:rPr>
           <w:rStyle w:val="HTMLCode"/>
-        </w:rPr>
-      </w:pPr>
-      <w:r>
-        <w:rPr>
-          <w:rStyle w:val="HTMLCode"/>
+          <w:rFonts w:ascii="Cambria" w:hAnsi="Cambria"/>
+        </w:rPr>
+      </w:pPr>
+      <w:r>
+        <w:rPr>
+          <w:rStyle w:val="HTMLCode"/>
+          <w:rFonts w:ascii="Cambria" w:hAnsi="Cambria"/>
         </w:rPr>
         <w:t>]</w:t>
       </w:r>
@@ -2431,6 +2691,7 @@
         <w:pStyle w:val="HTMLPreformatted"/>
         <w:rPr>
           <w:rStyle w:val="HTMLCode"/>
+          <w:rFonts w:ascii="Cambria" w:hAnsi="Cambria"/>
         </w:rPr>
       </w:pPr>
     </w:p>
@@ -2439,23 +2700,27 @@
         <w:pStyle w:val="HTMLPreformatted"/>
         <w:rPr>
           <w:rStyle w:val="HTMLCode"/>
+          <w:rFonts w:ascii="Cambria" w:hAnsi="Cambria"/>
         </w:rPr>
       </w:pPr>
       <w:r>
         <w:rPr>
           <w:rStyle w:val="hljs-builtin"/>
+          <w:rFonts w:ascii="Cambria" w:hAnsi="Cambria"/>
         </w:rPr>
         <w:t>print</w:t>
       </w:r>
       <w:r>
         <w:rPr>
           <w:rStyle w:val="HTMLCode"/>
+          <w:rFonts w:ascii="Cambria" w:hAnsi="Cambria"/>
         </w:rPr>
         <w:t xml:space="preserve">(matrix)       </w:t>
       </w:r>
       <w:r>
         <w:rPr>
           <w:rStyle w:val="hljs-comment"/>
+          <w:rFonts w:ascii="Cambria" w:hAnsi="Cambria"/>
         </w:rPr>
         <w:t># [[1,3,4],[2,6,7],[3,5,7]]</w:t>
       </w:r>
@@ -2464,61 +2729,2243 @@
       <w:pPr>
         <w:pStyle w:val="HTMLPreformatted"/>
         <w:rPr>
-          <w:rStyle w:val="HTMLCode"/>
+          <w:rFonts w:ascii="Cambria" w:hAnsi="Cambria"/>
         </w:rPr>
       </w:pPr>
       <w:r>
         <w:rPr>
           <w:rStyle w:val="hljs-builtin"/>
+          <w:rFonts w:ascii="Cambria" w:hAnsi="Cambria"/>
         </w:rPr>
         <w:t>print</w:t>
       </w:r>
       <w:r>
         <w:rPr>
           <w:rStyle w:val="HTMLCode"/>
+          <w:rFonts w:ascii="Cambria" w:hAnsi="Cambria"/>
         </w:rPr>
         <w:t>(matrix[</w:t>
       </w:r>
       <w:r>
         <w:rPr>
           <w:rStyle w:val="hljs-number"/>
+          <w:rFonts w:ascii="Cambria" w:hAnsi="Cambria"/>
         </w:rPr>
         <w:t>1</w:t>
       </w:r>
       <w:r>
         <w:rPr>
           <w:rStyle w:val="HTMLCode"/>
+          <w:rFonts w:ascii="Cambria" w:hAnsi="Cambria"/>
         </w:rPr>
         <w:t>][</w:t>
       </w:r>
       <w:r>
         <w:rPr>
           <w:rStyle w:val="hljs-number"/>
+          <w:rFonts w:ascii="Cambria" w:hAnsi="Cambria"/>
         </w:rPr>
         <w:t>2</w:t>
       </w:r>
       <w:r>
         <w:rPr>
           <w:rStyle w:val="HTMLCode"/>
+          <w:rFonts w:ascii="Cambria" w:hAnsi="Cambria"/>
         </w:rPr>
         <w:t xml:space="preserve">]) </w:t>
       </w:r>
       <w:r>
         <w:rPr>
           <w:rStyle w:val="hljs-comment"/>
+          <w:rFonts w:ascii="Cambria" w:hAnsi="Cambria"/>
         </w:rPr>
         <w:t># 7 (row 2, column 3)</w:t>
       </w:r>
     </w:p>
-    <w:p/>
     <w:p>
       <w:pPr>
         <w:pStyle w:val="NormalWeb"/>
-      </w:pPr>
-      <w:r>
+        <w:rPr>
+          <w:rFonts w:ascii="Cambria" w:hAnsi="Cambria"/>
+        </w:rPr>
+      </w:pPr>
+      <w:r>
+        <w:rPr>
+          <w:rFonts w:ascii="Cambria" w:hAnsi="Cambria"/>
+        </w:rPr>
         <w:lastRenderedPageBreak/>
         <w:t>This way, lists can be used to represent data collections, nested structures, and even 2D tables (matrices).</w:t>
       </w:r>
+    </w:p>
+    <w:p>
+      <w:pPr>
+        <w:pStyle w:val="Heading1"/>
+        <w:rPr>
+          <w:rFonts w:ascii="Cambria" w:hAnsi="Cambria"/>
+        </w:rPr>
+      </w:pPr>
+      <w:r>
+        <w:rPr>
+          <w:rFonts w:ascii="Cambria" w:hAnsi="Cambria"/>
+        </w:rPr>
+        <w:t>Python Lists Methods</w:t>
+      </w:r>
+    </w:p>
+    <w:p>
+      <w:pPr>
+        <w:pStyle w:val="Heading2"/>
+        <w:rPr>
+          <w:rFonts w:ascii="Cambria" w:hAnsi="Cambria"/>
+        </w:rPr>
+      </w:pPr>
+      <w:r>
+        <w:rPr>
+          <w:rFonts w:ascii="Cambria" w:hAnsi="Cambria"/>
+        </w:rPr>
+        <w:t>1. What is a List?</w:t>
+      </w:r>
+    </w:p>
+    <w:p>
+      <w:pPr>
+        <w:pStyle w:val="NormalWeb"/>
+        <w:numPr>
+          <w:ilvl w:val="0"/>
+          <w:numId w:val="7"/>
+        </w:numPr>
+        <w:rPr>
+          <w:rFonts w:ascii="Cambria" w:hAnsi="Cambria"/>
+        </w:rPr>
+      </w:pPr>
+      <w:r>
+        <w:rPr>
+          <w:rFonts w:ascii="Cambria" w:hAnsi="Cambria"/>
+        </w:rPr>
+        <w:t xml:space="preserve">A </w:t>
+      </w:r>
+      <w:r>
+        <w:rPr>
+          <w:rStyle w:val="Strong"/>
+          <w:rFonts w:ascii="Cambria" w:hAnsi="Cambria"/>
+        </w:rPr>
+        <w:t>list</w:t>
+      </w:r>
+      <w:r>
+        <w:rPr>
+          <w:rFonts w:ascii="Cambria" w:hAnsi="Cambria"/>
+        </w:rPr>
+        <w:t xml:space="preserve"> is a data structure in Python.</w:t>
+      </w:r>
+    </w:p>
+    <w:p>
+      <w:pPr>
+        <w:pStyle w:val="NormalWeb"/>
+        <w:numPr>
+          <w:ilvl w:val="0"/>
+          <w:numId w:val="7"/>
+        </w:numPr>
+        <w:rPr>
+          <w:rFonts w:ascii="Cambria" w:hAnsi="Cambria"/>
+        </w:rPr>
+      </w:pPr>
+      <w:r>
+        <w:rPr>
+          <w:rFonts w:ascii="Cambria" w:hAnsi="Cambria"/>
+        </w:rPr>
+        <w:t xml:space="preserve">It can hold </w:t>
+      </w:r>
+      <w:r>
+        <w:rPr>
+          <w:rStyle w:val="Strong"/>
+          <w:rFonts w:ascii="Cambria" w:hAnsi="Cambria"/>
+        </w:rPr>
+        <w:t>different types</w:t>
+      </w:r>
+      <w:r>
+        <w:rPr>
+          <w:rFonts w:ascii="Cambria" w:hAnsi="Cambria"/>
+        </w:rPr>
+        <w:t xml:space="preserve"> of values: numbers, strings, </w:t>
+      </w:r>
+      <w:proofErr w:type="spellStart"/>
+      <w:r>
+        <w:rPr>
+          <w:rFonts w:ascii="Cambria" w:hAnsi="Cambria"/>
+        </w:rPr>
+        <w:t>booleans</w:t>
+      </w:r>
+      <w:proofErr w:type="spellEnd"/>
+      <w:r>
+        <w:rPr>
+          <w:rFonts w:ascii="Cambria" w:hAnsi="Cambria"/>
+        </w:rPr>
+        <w:t>, or even other lists.</w:t>
+      </w:r>
+    </w:p>
+    <w:p>
+      <w:pPr>
+        <w:pStyle w:val="NormalWeb"/>
+        <w:numPr>
+          <w:ilvl w:val="0"/>
+          <w:numId w:val="7"/>
+        </w:numPr>
+        <w:rPr>
+          <w:rFonts w:ascii="Cambria" w:hAnsi="Cambria"/>
+        </w:rPr>
+      </w:pPr>
+      <w:r>
+        <w:rPr>
+          <w:rFonts w:ascii="Cambria" w:hAnsi="Cambria"/>
+        </w:rPr>
+        <w:t xml:space="preserve">Lists are </w:t>
+      </w:r>
+      <w:r>
+        <w:rPr>
+          <w:rStyle w:val="Strong"/>
+          <w:rFonts w:ascii="Cambria" w:hAnsi="Cambria"/>
+        </w:rPr>
+        <w:t>mutable</w:t>
+      </w:r>
+      <w:r>
+        <w:rPr>
+          <w:rFonts w:ascii="Cambria" w:hAnsi="Cambria"/>
+        </w:rPr>
+        <w:t xml:space="preserve"> → meaning we can change them.</w:t>
+      </w:r>
+    </w:p>
+    <w:p>
+      <w:pPr>
+        <w:pStyle w:val="NormalWeb"/>
+        <w:rPr>
+          <w:rFonts w:ascii="Cambria" w:hAnsi="Cambria"/>
+        </w:rPr>
+      </w:pPr>
+      <w:r>
+        <w:rPr>
+          <w:rStyle w:val="Strong"/>
+          <w:rFonts w:ascii="Cambria" w:hAnsi="Cambria"/>
+        </w:rPr>
+        <w:t>Example:</w:t>
+      </w:r>
+    </w:p>
+    <w:p>
+      <w:pPr>
+        <w:pStyle w:val="HTMLPreformatted"/>
+        <w:rPr>
+          <w:rFonts w:ascii="Cambria" w:hAnsi="Cambria"/>
+        </w:rPr>
+      </w:pPr>
+      <w:proofErr w:type="spellStart"/>
+      <w:r>
+        <w:rPr>
+          <w:rStyle w:val="HTMLCode"/>
+          <w:rFonts w:ascii="Cambria" w:hAnsi="Cambria"/>
+        </w:rPr>
+        <w:t>myList</w:t>
+      </w:r>
+      <w:proofErr w:type="spellEnd"/>
+      <w:r>
+        <w:rPr>
+          <w:rStyle w:val="HTMLCode"/>
+          <w:rFonts w:ascii="Cambria" w:hAnsi="Cambria"/>
+        </w:rPr>
+        <w:t xml:space="preserve"> = [1, "apple", True, [5, 6, 7]]</w:t>
+      </w:r>
+    </w:p>
+    <w:p>
+      <w:pPr>
+        <w:pStyle w:val="Heading2"/>
+        <w:rPr>
+          <w:rFonts w:ascii="Cambria" w:hAnsi="Cambria"/>
+        </w:rPr>
+      </w:pPr>
+      <w:r>
+        <w:rPr>
+          <w:rFonts w:ascii="Cambria" w:hAnsi="Cambria"/>
+        </w:rPr>
+        <w:t>2. Accessing List Items</w:t>
+      </w:r>
+    </w:p>
+    <w:p>
+      <w:pPr>
+        <w:pStyle w:val="NormalWeb"/>
+        <w:numPr>
+          <w:ilvl w:val="0"/>
+          <w:numId w:val="8"/>
+        </w:numPr>
+        <w:rPr>
+          <w:rFonts w:ascii="Cambria" w:hAnsi="Cambria"/>
+        </w:rPr>
+      </w:pPr>
+      <w:r>
+        <w:rPr>
+          <w:rFonts w:ascii="Cambria" w:hAnsi="Cambria"/>
+        </w:rPr>
+        <w:t xml:space="preserve">Use </w:t>
+      </w:r>
+      <w:r>
+        <w:rPr>
+          <w:rStyle w:val="Strong"/>
+          <w:rFonts w:ascii="Cambria" w:hAnsi="Cambria"/>
+        </w:rPr>
+        <w:t>indexing</w:t>
+      </w:r>
+      <w:r>
+        <w:rPr>
+          <w:rFonts w:ascii="Cambria" w:hAnsi="Cambria"/>
+        </w:rPr>
+        <w:t xml:space="preserve"> (index starts at </w:t>
+      </w:r>
+      <w:r>
+        <w:rPr>
+          <w:rStyle w:val="HTMLCode"/>
+          <w:rFonts w:ascii="Cambria" w:hAnsi="Cambria"/>
+        </w:rPr>
+        <w:t>0</w:t>
+      </w:r>
+      <w:r>
+        <w:rPr>
+          <w:rFonts w:ascii="Cambria" w:hAnsi="Cambria"/>
+        </w:rPr>
+        <w:t>).</w:t>
+      </w:r>
+    </w:p>
+    <w:p>
+      <w:pPr>
+        <w:pStyle w:val="HTMLPreformatted"/>
+        <w:rPr>
+          <w:rStyle w:val="HTMLCode"/>
+          <w:rFonts w:ascii="Cambria" w:hAnsi="Cambria"/>
+        </w:rPr>
+      </w:pPr>
+      <w:r>
+        <w:rPr>
+          <w:rStyle w:val="HTMLCode"/>
+          <w:rFonts w:ascii="Cambria" w:hAnsi="Cambria"/>
+        </w:rPr>
+        <w:t>print(</w:t>
+      </w:r>
+      <w:proofErr w:type="spellStart"/>
+      <w:r>
+        <w:rPr>
+          <w:rStyle w:val="HTMLCode"/>
+          <w:rFonts w:ascii="Cambria" w:hAnsi="Cambria"/>
+        </w:rPr>
+        <w:t>myList</w:t>
+      </w:r>
+      <w:proofErr w:type="spellEnd"/>
+      <w:r>
+        <w:rPr>
+          <w:rStyle w:val="HTMLCode"/>
+          <w:rFonts w:ascii="Cambria" w:hAnsi="Cambria"/>
+        </w:rPr>
+        <w:t>[0])     # 1</w:t>
+      </w:r>
+    </w:p>
+    <w:p>
+      <w:pPr>
+        <w:pStyle w:val="HTMLPreformatted"/>
+        <w:rPr>
+          <w:rStyle w:val="HTMLCode"/>
+          <w:rFonts w:ascii="Cambria" w:hAnsi="Cambria"/>
+        </w:rPr>
+      </w:pPr>
+      <w:r>
+        <w:rPr>
+          <w:rStyle w:val="HTMLCode"/>
+          <w:rFonts w:ascii="Cambria" w:hAnsi="Cambria"/>
+        </w:rPr>
+        <w:t>print(</w:t>
+      </w:r>
+      <w:proofErr w:type="spellStart"/>
+      <w:r>
+        <w:rPr>
+          <w:rStyle w:val="HTMLCode"/>
+          <w:rFonts w:ascii="Cambria" w:hAnsi="Cambria"/>
+        </w:rPr>
+        <w:t>myList</w:t>
+      </w:r>
+      <w:proofErr w:type="spellEnd"/>
+      <w:r>
+        <w:rPr>
+          <w:rStyle w:val="HTMLCode"/>
+          <w:rFonts w:ascii="Cambria" w:hAnsi="Cambria"/>
+        </w:rPr>
+        <w:t>[1])     # apple</w:t>
+      </w:r>
+    </w:p>
+    <w:p>
+      <w:pPr>
+        <w:pStyle w:val="HTMLPreformatted"/>
+        <w:rPr>
+          <w:rFonts w:ascii="Cambria" w:hAnsi="Cambria"/>
+        </w:rPr>
+      </w:pPr>
+      <w:r>
+        <w:rPr>
+          <w:rStyle w:val="HTMLCode"/>
+          <w:rFonts w:ascii="Cambria" w:hAnsi="Cambria"/>
+        </w:rPr>
+        <w:t>print(</w:t>
+      </w:r>
+      <w:proofErr w:type="spellStart"/>
+      <w:r>
+        <w:rPr>
+          <w:rStyle w:val="HTMLCode"/>
+          <w:rFonts w:ascii="Cambria" w:hAnsi="Cambria"/>
+        </w:rPr>
+        <w:t>myList</w:t>
+      </w:r>
+      <w:proofErr w:type="spellEnd"/>
+      <w:r>
+        <w:rPr>
+          <w:rStyle w:val="HTMLCode"/>
+          <w:rFonts w:ascii="Cambria" w:hAnsi="Cambria"/>
+        </w:rPr>
+        <w:t>[3][1])  # 6  (nested list)</w:t>
+      </w:r>
+    </w:p>
+    <w:p>
+      <w:pPr>
+        <w:pStyle w:val="Heading2"/>
+        <w:rPr>
+          <w:rFonts w:ascii="Cambria" w:hAnsi="Cambria"/>
+        </w:rPr>
+      </w:pPr>
+      <w:r>
+        <w:rPr>
+          <w:rFonts w:ascii="Cambria" w:hAnsi="Cambria"/>
+        </w:rPr>
+        <w:t>3. Important List Methods</w:t>
+      </w:r>
+    </w:p>
+    <w:p>
+      <w:pPr>
+        <w:pStyle w:val="Heading3"/>
+        <w:rPr>
+          <w:rFonts w:ascii="Cambria" w:hAnsi="Cambria"/>
+        </w:rPr>
+      </w:pPr>
+      <w:r>
+        <w:rPr>
+          <w:rFonts w:ascii="Cambria" w:hAnsi="Cambria"/>
+        </w:rPr>
+        <w:t xml:space="preserve">3.1 </w:t>
+      </w:r>
+      <w:r>
+        <w:rPr>
+          <w:rStyle w:val="HTMLCode"/>
+          <w:rFonts w:ascii="Cambria" w:eastAsiaTheme="minorEastAsia" w:hAnsi="Cambria"/>
+        </w:rPr>
+        <w:t>append()</w:t>
+      </w:r>
+    </w:p>
+    <w:p>
+      <w:pPr>
+        <w:pStyle w:val="NormalWeb"/>
+        <w:numPr>
+          <w:ilvl w:val="0"/>
+          <w:numId w:val="9"/>
+        </w:numPr>
+        <w:rPr>
+          <w:rFonts w:ascii="Cambria" w:hAnsi="Cambria"/>
+        </w:rPr>
+      </w:pPr>
+      <w:r>
+        <w:rPr>
+          <w:rFonts w:ascii="Cambria" w:hAnsi="Cambria"/>
+        </w:rPr>
+        <w:t xml:space="preserve">Adds an item </w:t>
+      </w:r>
+      <w:r>
+        <w:rPr>
+          <w:rStyle w:val="Strong"/>
+          <w:rFonts w:ascii="Cambria" w:hAnsi="Cambria"/>
+        </w:rPr>
+        <w:t>at the end</w:t>
+      </w:r>
+      <w:r>
+        <w:rPr>
+          <w:rFonts w:ascii="Cambria" w:hAnsi="Cambria"/>
+        </w:rPr>
+        <w:t>.</w:t>
+      </w:r>
+    </w:p>
+    <w:p>
+      <w:pPr>
+        <w:pStyle w:val="HTMLPreformatted"/>
+        <w:rPr>
+          <w:rStyle w:val="HTMLCode"/>
+          <w:rFonts w:ascii="Cambria" w:hAnsi="Cambria"/>
+        </w:rPr>
+      </w:pPr>
+      <w:r>
+        <w:rPr>
+          <w:rStyle w:val="HTMLCode"/>
+          <w:rFonts w:ascii="Cambria" w:hAnsi="Cambria"/>
+        </w:rPr>
+        <w:t>cart = ['pen', 'pencil']</w:t>
+      </w:r>
+    </w:p>
+    <w:p>
+      <w:pPr>
+        <w:pStyle w:val="HTMLPreformatted"/>
+        <w:rPr>
+          <w:rStyle w:val="HTMLCode"/>
+          <w:rFonts w:ascii="Cambria" w:hAnsi="Cambria"/>
+        </w:rPr>
+      </w:pPr>
+      <w:proofErr w:type="spellStart"/>
+      <w:r>
+        <w:rPr>
+          <w:rStyle w:val="HTMLCode"/>
+          <w:rFonts w:ascii="Cambria" w:hAnsi="Cambria"/>
+        </w:rPr>
+        <w:t>cart.append</w:t>
+      </w:r>
+      <w:proofErr w:type="spellEnd"/>
+      <w:r>
+        <w:rPr>
+          <w:rStyle w:val="HTMLCode"/>
+          <w:rFonts w:ascii="Cambria" w:hAnsi="Cambria"/>
+        </w:rPr>
+        <w:t>('book')</w:t>
+      </w:r>
+    </w:p>
+    <w:p>
+      <w:pPr>
+        <w:pStyle w:val="HTMLPreformatted"/>
+        <w:rPr>
+          <w:rStyle w:val="HTMLCode"/>
+          <w:rFonts w:ascii="Cambria" w:hAnsi="Cambria"/>
+        </w:rPr>
+      </w:pPr>
+      <w:r>
+        <w:rPr>
+          <w:rStyle w:val="HTMLCode"/>
+          <w:rFonts w:ascii="Cambria" w:hAnsi="Cambria"/>
+        </w:rPr>
+        <w:t>print(cart)   # ['pen', 'pencil', 'book']</w:t>
+      </w:r>
+    </w:p>
+    <w:p>
+      <w:pPr>
+        <w:pStyle w:val="Heading3"/>
+        <w:rPr>
+          <w:rFonts w:ascii="Cambria" w:hAnsi="Cambria"/>
+        </w:rPr>
+      </w:pPr>
+      <w:r>
+        <w:rPr>
+          <w:rFonts w:ascii="Cambria" w:hAnsi="Cambria"/>
+        </w:rPr>
+        <w:t xml:space="preserve">3.2 </w:t>
+      </w:r>
+      <w:r>
+        <w:rPr>
+          <w:rStyle w:val="HTMLCode"/>
+          <w:rFonts w:ascii="Cambria" w:eastAsiaTheme="minorEastAsia" w:hAnsi="Cambria"/>
+        </w:rPr>
+        <w:t>insert(index, value)</w:t>
+      </w:r>
+    </w:p>
+    <w:p>
+      <w:pPr>
+        <w:pStyle w:val="NormalWeb"/>
+        <w:numPr>
+          <w:ilvl w:val="0"/>
+          <w:numId w:val="10"/>
+        </w:numPr>
+        <w:rPr>
+          <w:rFonts w:ascii="Cambria" w:hAnsi="Cambria"/>
+        </w:rPr>
+      </w:pPr>
+      <w:r>
+        <w:rPr>
+          <w:rFonts w:ascii="Cambria" w:hAnsi="Cambria"/>
+        </w:rPr>
+        <w:t xml:space="preserve">Adds an item at a </w:t>
+      </w:r>
+      <w:r>
+        <w:rPr>
+          <w:rStyle w:val="Strong"/>
+          <w:rFonts w:ascii="Cambria" w:hAnsi="Cambria"/>
+        </w:rPr>
+        <w:t>specific position</w:t>
+      </w:r>
+      <w:r>
+        <w:rPr>
+          <w:rFonts w:ascii="Cambria" w:hAnsi="Cambria"/>
+        </w:rPr>
+        <w:t>.</w:t>
+      </w:r>
+    </w:p>
+    <w:p>
+      <w:pPr>
+        <w:pStyle w:val="HTMLPreformatted"/>
+        <w:rPr>
+          <w:rStyle w:val="HTMLCode"/>
+          <w:rFonts w:ascii="Cambria" w:hAnsi="Cambria"/>
+        </w:rPr>
+      </w:pPr>
+      <w:proofErr w:type="spellStart"/>
+      <w:r>
+        <w:rPr>
+          <w:rStyle w:val="HTMLCode"/>
+          <w:rFonts w:ascii="Cambria" w:hAnsi="Cambria"/>
+        </w:rPr>
+        <w:t>cart.insert</w:t>
+      </w:r>
+      <w:proofErr w:type="spellEnd"/>
+      <w:r>
+        <w:rPr>
+          <w:rStyle w:val="HTMLCode"/>
+          <w:rFonts w:ascii="Cambria" w:hAnsi="Cambria"/>
+        </w:rPr>
+        <w:t>(1, 'eraser')</w:t>
+      </w:r>
+    </w:p>
+    <w:p>
+      <w:pPr>
+        <w:pStyle w:val="HTMLPreformatted"/>
+        <w:rPr>
+          <w:rStyle w:val="HTMLCode"/>
+          <w:rFonts w:ascii="Cambria" w:hAnsi="Cambria"/>
+        </w:rPr>
+      </w:pPr>
+      <w:r>
+        <w:rPr>
+          <w:rStyle w:val="HTMLCode"/>
+          <w:rFonts w:ascii="Cambria" w:hAnsi="Cambria"/>
+        </w:rPr>
+        <w:t>print(cart)   # ['pen', 'eraser', 'pencil', 'book']</w:t>
+      </w:r>
+    </w:p>
+    <w:p>
+      <w:pPr>
+        <w:pStyle w:val="Heading3"/>
+        <w:rPr>
+          <w:rFonts w:ascii="Cambria" w:hAnsi="Cambria"/>
+        </w:rPr>
+      </w:pPr>
+      <w:r>
+        <w:rPr>
+          <w:rFonts w:ascii="Cambria" w:hAnsi="Cambria"/>
+        </w:rPr>
+        <w:t xml:space="preserve">3.3 </w:t>
+      </w:r>
+      <w:r>
+        <w:rPr>
+          <w:rStyle w:val="HTMLCode"/>
+          <w:rFonts w:ascii="Cambria" w:eastAsiaTheme="minorEastAsia" w:hAnsi="Cambria"/>
+        </w:rPr>
+        <w:t>remove(value)</w:t>
+      </w:r>
+    </w:p>
+    <w:p>
+      <w:pPr>
+        <w:pStyle w:val="NormalWeb"/>
+        <w:numPr>
+          <w:ilvl w:val="0"/>
+          <w:numId w:val="11"/>
+        </w:numPr>
+        <w:rPr>
+          <w:rFonts w:ascii="Cambria" w:hAnsi="Cambria"/>
+        </w:rPr>
+      </w:pPr>
+      <w:r>
+        <w:rPr>
+          <w:rFonts w:ascii="Cambria" w:hAnsi="Cambria"/>
+        </w:rPr>
+        <w:t xml:space="preserve">Removes the </w:t>
+      </w:r>
+      <w:r>
+        <w:rPr>
+          <w:rStyle w:val="Strong"/>
+          <w:rFonts w:ascii="Cambria" w:hAnsi="Cambria"/>
+        </w:rPr>
+        <w:t>first match</w:t>
+      </w:r>
+      <w:r>
+        <w:rPr>
+          <w:rFonts w:ascii="Cambria" w:hAnsi="Cambria"/>
+        </w:rPr>
+        <w:t xml:space="preserve"> of an item.</w:t>
+      </w:r>
+    </w:p>
+    <w:p>
+      <w:pPr>
+        <w:pStyle w:val="HTMLPreformatted"/>
+        <w:rPr>
+          <w:rStyle w:val="HTMLCode"/>
+          <w:rFonts w:ascii="Cambria" w:hAnsi="Cambria"/>
+        </w:rPr>
+      </w:pPr>
+      <w:proofErr w:type="spellStart"/>
+      <w:r>
+        <w:rPr>
+          <w:rStyle w:val="HTMLCode"/>
+          <w:rFonts w:ascii="Cambria" w:hAnsi="Cambria"/>
+        </w:rPr>
+        <w:t>cart.remove</w:t>
+      </w:r>
+      <w:proofErr w:type="spellEnd"/>
+      <w:r>
+        <w:rPr>
+          <w:rStyle w:val="HTMLCode"/>
+          <w:rFonts w:ascii="Cambria" w:hAnsi="Cambria"/>
+        </w:rPr>
+        <w:t>('pen')</w:t>
+      </w:r>
+    </w:p>
+    <w:p>
+      <w:pPr>
+        <w:pStyle w:val="HTMLPreformatted"/>
+        <w:rPr>
+          <w:rStyle w:val="HTMLCode"/>
+          <w:rFonts w:ascii="Cambria" w:hAnsi="Cambria"/>
+        </w:rPr>
+      </w:pPr>
+      <w:r>
+        <w:rPr>
+          <w:rStyle w:val="HTMLCode"/>
+          <w:rFonts w:ascii="Cambria" w:hAnsi="Cambria"/>
+        </w:rPr>
+        <w:t>print(cart)</w:t>
+      </w:r>
+    </w:p>
+    <w:p>
+      <w:pPr>
+        <w:pStyle w:val="Heading3"/>
+        <w:rPr>
+          <w:rFonts w:ascii="Cambria" w:hAnsi="Cambria"/>
+        </w:rPr>
+      </w:pPr>
+      <w:r>
+        <w:rPr>
+          <w:rFonts w:ascii="Cambria" w:hAnsi="Cambria"/>
+        </w:rPr>
+        <w:t xml:space="preserve">3.4 </w:t>
+      </w:r>
+      <w:r>
+        <w:rPr>
+          <w:rStyle w:val="HTMLCode"/>
+          <w:rFonts w:ascii="Cambria" w:eastAsiaTheme="minorEastAsia" w:hAnsi="Cambria"/>
+        </w:rPr>
+        <w:t>pop()</w:t>
+      </w:r>
+    </w:p>
+    <w:p>
+      <w:pPr>
+        <w:pStyle w:val="NormalWeb"/>
+        <w:numPr>
+          <w:ilvl w:val="0"/>
+          <w:numId w:val="12"/>
+        </w:numPr>
+        <w:rPr>
+          <w:rFonts w:ascii="Cambria" w:hAnsi="Cambria"/>
+        </w:rPr>
+      </w:pPr>
+      <w:r>
+        <w:rPr>
+          <w:rFonts w:ascii="Cambria" w:hAnsi="Cambria"/>
+        </w:rPr>
+        <w:lastRenderedPageBreak/>
+        <w:t xml:space="preserve">Removes the </w:t>
+      </w:r>
+      <w:r>
+        <w:rPr>
+          <w:rStyle w:val="Strong"/>
+          <w:rFonts w:ascii="Cambria" w:hAnsi="Cambria"/>
+        </w:rPr>
+        <w:t>last item</w:t>
+      </w:r>
+      <w:r>
+        <w:rPr>
+          <w:rFonts w:ascii="Cambria" w:hAnsi="Cambria"/>
+        </w:rPr>
+        <w:t xml:space="preserve"> (or a given index).</w:t>
+      </w:r>
+    </w:p>
+    <w:p>
+      <w:pPr>
+        <w:pStyle w:val="HTMLPreformatted"/>
+        <w:rPr>
+          <w:rStyle w:val="HTMLCode"/>
+          <w:rFonts w:ascii="Cambria" w:hAnsi="Cambria"/>
+        </w:rPr>
+      </w:pPr>
+      <w:proofErr w:type="spellStart"/>
+      <w:r>
+        <w:rPr>
+          <w:rStyle w:val="HTMLCode"/>
+          <w:rFonts w:ascii="Cambria" w:hAnsi="Cambria"/>
+        </w:rPr>
+        <w:t>cart.pop</w:t>
+      </w:r>
+      <w:proofErr w:type="spellEnd"/>
+      <w:r>
+        <w:rPr>
+          <w:rStyle w:val="HTMLCode"/>
+          <w:rFonts w:ascii="Cambria" w:hAnsi="Cambria"/>
+        </w:rPr>
+        <w:t>()</w:t>
+      </w:r>
+    </w:p>
+    <w:p>
+      <w:pPr>
+        <w:pStyle w:val="HTMLPreformatted"/>
+        <w:rPr>
+          <w:rStyle w:val="HTMLCode"/>
+          <w:rFonts w:ascii="Cambria" w:hAnsi="Cambria"/>
+        </w:rPr>
+      </w:pPr>
+      <w:r>
+        <w:rPr>
+          <w:rStyle w:val="HTMLCode"/>
+          <w:rFonts w:ascii="Cambria" w:hAnsi="Cambria"/>
+        </w:rPr>
+        <w:t>print(cart)   # removes last element</w:t>
+      </w:r>
+    </w:p>
+    <w:p>
+      <w:pPr>
+        <w:rPr>
+          <w:rFonts w:ascii="Cambria" w:hAnsi="Cambria"/>
+        </w:rPr>
+      </w:pPr>
+      <w:r>
+        <w:rPr>
+          <w:rFonts w:ascii="Cambria" w:hAnsi="Cambria"/>
+        </w:rPr>
+        <w:pict w14:anchorId="2D63653E">
+          <v:rect id="_x0000_i1028" style="width:0;height:1.5pt" o:hralign="center" o:hrstd="t" o:hr="t" fillcolor="#a0a0a0" stroked="f"/>
+        </w:pict>
+      </w:r>
+    </w:p>
+    <w:p>
+      <w:pPr>
+        <w:pStyle w:val="Heading2"/>
+        <w:rPr>
+          <w:rFonts w:ascii="Cambria" w:hAnsi="Cambria"/>
+        </w:rPr>
+      </w:pPr>
+      <w:r>
+        <w:rPr>
+          <w:rFonts w:ascii="Cambria" w:hAnsi="Cambria"/>
+        </w:rPr>
+        <w:t>4. Search and Count</w:t>
+      </w:r>
+    </w:p>
+    <w:p>
+      <w:pPr>
+        <w:pStyle w:val="Heading3"/>
+        <w:rPr>
+          <w:rFonts w:ascii="Cambria" w:hAnsi="Cambria"/>
+        </w:rPr>
+      </w:pPr>
+      <w:r>
+        <w:rPr>
+          <w:rFonts w:ascii="Cambria" w:hAnsi="Cambria"/>
+        </w:rPr>
+        <w:t xml:space="preserve">4.1 </w:t>
+      </w:r>
+      <w:r>
+        <w:rPr>
+          <w:rStyle w:val="HTMLCode"/>
+          <w:rFonts w:ascii="Cambria" w:eastAsiaTheme="minorEastAsia" w:hAnsi="Cambria"/>
+        </w:rPr>
+        <w:t>count(value)</w:t>
+      </w:r>
+    </w:p>
+    <w:p>
+      <w:pPr>
+        <w:pStyle w:val="NormalWeb"/>
+        <w:numPr>
+          <w:ilvl w:val="0"/>
+          <w:numId w:val="13"/>
+        </w:numPr>
+        <w:rPr>
+          <w:rFonts w:ascii="Cambria" w:hAnsi="Cambria"/>
+        </w:rPr>
+      </w:pPr>
+      <w:r>
+        <w:rPr>
+          <w:rFonts w:ascii="Cambria" w:hAnsi="Cambria"/>
+        </w:rPr>
+        <w:t>Counts how many times a value appears.</w:t>
+      </w:r>
+    </w:p>
+    <w:p>
+      <w:pPr>
+        <w:pStyle w:val="HTMLPreformatted"/>
+        <w:rPr>
+          <w:rStyle w:val="HTMLCode"/>
+          <w:rFonts w:ascii="Cambria" w:hAnsi="Cambria"/>
+        </w:rPr>
+      </w:pPr>
+      <w:proofErr w:type="spellStart"/>
+      <w:r>
+        <w:rPr>
+          <w:rStyle w:val="HTMLCode"/>
+          <w:rFonts w:ascii="Cambria" w:hAnsi="Cambria"/>
+        </w:rPr>
+        <w:t>nums</w:t>
+      </w:r>
+      <w:proofErr w:type="spellEnd"/>
+      <w:r>
+        <w:rPr>
+          <w:rStyle w:val="HTMLCode"/>
+          <w:rFonts w:ascii="Cambria" w:hAnsi="Cambria"/>
+        </w:rPr>
+        <w:t xml:space="preserve"> = [1, 2, 2, 3, 2]</w:t>
+      </w:r>
+    </w:p>
+    <w:p>
+      <w:pPr>
+        <w:pStyle w:val="HTMLPreformatted"/>
+        <w:rPr>
+          <w:rStyle w:val="HTMLCode"/>
+          <w:rFonts w:ascii="Cambria" w:hAnsi="Cambria"/>
+        </w:rPr>
+      </w:pPr>
+      <w:r>
+        <w:rPr>
+          <w:rStyle w:val="HTMLCode"/>
+          <w:rFonts w:ascii="Cambria" w:hAnsi="Cambria"/>
+        </w:rPr>
+        <w:t>print(</w:t>
+      </w:r>
+      <w:proofErr w:type="spellStart"/>
+      <w:r>
+        <w:rPr>
+          <w:rStyle w:val="HTMLCode"/>
+          <w:rFonts w:ascii="Cambria" w:hAnsi="Cambria"/>
+        </w:rPr>
+        <w:t>nums.count</w:t>
+      </w:r>
+      <w:proofErr w:type="spellEnd"/>
+      <w:r>
+        <w:rPr>
+          <w:rStyle w:val="HTMLCode"/>
+          <w:rFonts w:ascii="Cambria" w:hAnsi="Cambria"/>
+        </w:rPr>
+        <w:t>(2))   # 3</w:t>
+      </w:r>
+    </w:p>
+    <w:p>
+      <w:pPr>
+        <w:pStyle w:val="Heading3"/>
+        <w:rPr>
+          <w:rFonts w:ascii="Cambria" w:hAnsi="Cambria"/>
+        </w:rPr>
+      </w:pPr>
+      <w:r>
+        <w:rPr>
+          <w:rFonts w:ascii="Cambria" w:hAnsi="Cambria"/>
+        </w:rPr>
+        <w:t xml:space="preserve">4.2 </w:t>
+      </w:r>
+      <w:r>
+        <w:rPr>
+          <w:rStyle w:val="HTMLCode"/>
+          <w:rFonts w:ascii="Cambria" w:eastAsiaTheme="minorEastAsia" w:hAnsi="Cambria"/>
+        </w:rPr>
+        <w:t>index(value)</w:t>
+      </w:r>
+    </w:p>
+    <w:p>
+      <w:pPr>
+        <w:pStyle w:val="NormalWeb"/>
+        <w:numPr>
+          <w:ilvl w:val="0"/>
+          <w:numId w:val="14"/>
+        </w:numPr>
+        <w:rPr>
+          <w:rFonts w:ascii="Cambria" w:hAnsi="Cambria"/>
+        </w:rPr>
+      </w:pPr>
+      <w:r>
+        <w:rPr>
+          <w:rFonts w:ascii="Cambria" w:hAnsi="Cambria"/>
+        </w:rPr>
+        <w:t>Returns the position of the first match.</w:t>
+      </w:r>
+    </w:p>
+    <w:p>
+      <w:pPr>
+        <w:pStyle w:val="HTMLPreformatted"/>
+        <w:rPr>
+          <w:rStyle w:val="HTMLCode"/>
+          <w:rFonts w:ascii="Cambria" w:hAnsi="Cambria"/>
+        </w:rPr>
+      </w:pPr>
+      <w:proofErr w:type="spellStart"/>
+      <w:r>
+        <w:rPr>
+          <w:rStyle w:val="HTMLCode"/>
+          <w:rFonts w:ascii="Cambria" w:hAnsi="Cambria"/>
+        </w:rPr>
+        <w:t>nums</w:t>
+      </w:r>
+      <w:proofErr w:type="spellEnd"/>
+      <w:r>
+        <w:rPr>
+          <w:rStyle w:val="HTMLCode"/>
+          <w:rFonts w:ascii="Cambria" w:hAnsi="Cambria"/>
+        </w:rPr>
+        <w:t xml:space="preserve"> = [10, 20, 30, 20]</w:t>
+      </w:r>
+    </w:p>
+    <w:p>
+      <w:pPr>
+        <w:pStyle w:val="HTMLPreformatted"/>
+        <w:rPr>
+          <w:rStyle w:val="HTMLCode"/>
+          <w:rFonts w:ascii="Cambria" w:hAnsi="Cambria"/>
+        </w:rPr>
+      </w:pPr>
+      <w:r>
+        <w:rPr>
+          <w:rStyle w:val="HTMLCode"/>
+          <w:rFonts w:ascii="Cambria" w:hAnsi="Cambria"/>
+        </w:rPr>
+        <w:t>print(</w:t>
+      </w:r>
+      <w:proofErr w:type="spellStart"/>
+      <w:r>
+        <w:rPr>
+          <w:rStyle w:val="HTMLCode"/>
+          <w:rFonts w:ascii="Cambria" w:hAnsi="Cambria"/>
+        </w:rPr>
+        <w:t>nums.index</w:t>
+      </w:r>
+      <w:proofErr w:type="spellEnd"/>
+      <w:r>
+        <w:rPr>
+          <w:rStyle w:val="HTMLCode"/>
+          <w:rFonts w:ascii="Cambria" w:hAnsi="Cambria"/>
+        </w:rPr>
+        <w:t>(20))   # 1</w:t>
+      </w:r>
+    </w:p>
+    <w:p>
+      <w:pPr>
+        <w:rPr>
+          <w:rFonts w:ascii="Cambria" w:hAnsi="Cambria"/>
+        </w:rPr>
+      </w:pPr>
+      <w:r>
+        <w:rPr>
+          <w:rFonts w:ascii="Cambria" w:hAnsi="Cambria"/>
+        </w:rPr>
+        <w:pict w14:anchorId="592FBBF6">
+          <v:rect id="_x0000_i1029" style="width:0;height:1.5pt" o:hralign="center" o:hrstd="t" o:hr="t" fillcolor="#a0a0a0" stroked="f"/>
+        </w:pict>
+      </w:r>
+    </w:p>
+    <w:p>
+      <w:pPr>
+        <w:pStyle w:val="Heading2"/>
+        <w:rPr>
+          <w:rFonts w:ascii="Cambria" w:hAnsi="Cambria"/>
+        </w:rPr>
+      </w:pPr>
+      <w:r>
+        <w:rPr>
+          <w:rFonts w:ascii="Cambria" w:hAnsi="Cambria"/>
+        </w:rPr>
+        <w:t>5. Sorting and Reversing</w:t>
+      </w:r>
+    </w:p>
+    <w:p>
+      <w:pPr>
+        <w:pStyle w:val="Heading3"/>
+        <w:rPr>
+          <w:rFonts w:ascii="Cambria" w:hAnsi="Cambria"/>
+        </w:rPr>
+      </w:pPr>
+      <w:r>
+        <w:rPr>
+          <w:rFonts w:ascii="Cambria" w:hAnsi="Cambria"/>
+        </w:rPr>
+        <w:t xml:space="preserve">5.1 </w:t>
+      </w:r>
+      <w:r>
+        <w:rPr>
+          <w:rStyle w:val="HTMLCode"/>
+          <w:rFonts w:ascii="Cambria" w:eastAsiaTheme="minorEastAsia" w:hAnsi="Cambria"/>
+        </w:rPr>
+        <w:t>sort()</w:t>
+      </w:r>
+    </w:p>
+    <w:p>
+      <w:pPr>
+        <w:pStyle w:val="NormalWeb"/>
+        <w:numPr>
+          <w:ilvl w:val="0"/>
+          <w:numId w:val="15"/>
+        </w:numPr>
+        <w:rPr>
+          <w:rFonts w:ascii="Cambria" w:hAnsi="Cambria"/>
+        </w:rPr>
+      </w:pPr>
+      <w:r>
+        <w:rPr>
+          <w:rFonts w:ascii="Cambria" w:hAnsi="Cambria"/>
+        </w:rPr>
+        <w:t xml:space="preserve">Sorts list in </w:t>
+      </w:r>
+      <w:r>
+        <w:rPr>
+          <w:rStyle w:val="Strong"/>
+          <w:rFonts w:ascii="Cambria" w:hAnsi="Cambria"/>
+        </w:rPr>
+        <w:t>ascending order</w:t>
+      </w:r>
+      <w:r>
+        <w:rPr>
+          <w:rFonts w:ascii="Cambria" w:hAnsi="Cambria"/>
+        </w:rPr>
+        <w:t>.</w:t>
+      </w:r>
+    </w:p>
+    <w:p>
+      <w:pPr>
+        <w:pStyle w:val="HTMLPreformatted"/>
+        <w:rPr>
+          <w:rStyle w:val="HTMLCode"/>
+          <w:rFonts w:ascii="Cambria" w:hAnsi="Cambria"/>
+        </w:rPr>
+      </w:pPr>
+      <w:proofErr w:type="spellStart"/>
+      <w:r>
+        <w:rPr>
+          <w:rStyle w:val="HTMLCode"/>
+          <w:rFonts w:ascii="Cambria" w:hAnsi="Cambria"/>
+        </w:rPr>
+        <w:t>nums</w:t>
+      </w:r>
+      <w:proofErr w:type="spellEnd"/>
+      <w:r>
+        <w:rPr>
+          <w:rStyle w:val="HTMLCode"/>
+          <w:rFonts w:ascii="Cambria" w:hAnsi="Cambria"/>
+        </w:rPr>
+        <w:t xml:space="preserve"> = [5, 2, 8, 1]</w:t>
+      </w:r>
+    </w:p>
+    <w:p>
+      <w:pPr>
+        <w:pStyle w:val="HTMLPreformatted"/>
+        <w:rPr>
+          <w:rStyle w:val="HTMLCode"/>
+          <w:rFonts w:ascii="Cambria" w:hAnsi="Cambria"/>
+        </w:rPr>
+      </w:pPr>
+      <w:proofErr w:type="spellStart"/>
+      <w:r>
+        <w:rPr>
+          <w:rStyle w:val="HTMLCode"/>
+          <w:rFonts w:ascii="Cambria" w:hAnsi="Cambria"/>
+        </w:rPr>
+        <w:t>nums.sort</w:t>
+      </w:r>
+      <w:proofErr w:type="spellEnd"/>
+      <w:r>
+        <w:rPr>
+          <w:rStyle w:val="HTMLCode"/>
+          <w:rFonts w:ascii="Cambria" w:hAnsi="Cambria"/>
+        </w:rPr>
+        <w:t>()</w:t>
+      </w:r>
+    </w:p>
+    <w:p>
+      <w:pPr>
+        <w:pStyle w:val="HTMLPreformatted"/>
+        <w:rPr>
+          <w:rStyle w:val="HTMLCode"/>
+          <w:rFonts w:ascii="Cambria" w:hAnsi="Cambria"/>
+        </w:rPr>
+      </w:pPr>
+      <w:r>
+        <w:rPr>
+          <w:rStyle w:val="HTMLCode"/>
+          <w:rFonts w:ascii="Cambria" w:hAnsi="Cambria"/>
+        </w:rPr>
+        <w:t>print(</w:t>
+      </w:r>
+      <w:proofErr w:type="spellStart"/>
+      <w:r>
+        <w:rPr>
+          <w:rStyle w:val="HTMLCode"/>
+          <w:rFonts w:ascii="Cambria" w:hAnsi="Cambria"/>
+        </w:rPr>
+        <w:t>nums</w:t>
+      </w:r>
+      <w:proofErr w:type="spellEnd"/>
+      <w:r>
+        <w:rPr>
+          <w:rStyle w:val="HTMLCode"/>
+          <w:rFonts w:ascii="Cambria" w:hAnsi="Cambria"/>
+        </w:rPr>
+        <w:t>)   # [1, 2, 5, 8]</w:t>
+      </w:r>
+    </w:p>
+    <w:p>
+      <w:pPr>
+        <w:pStyle w:val="Heading3"/>
+        <w:rPr>
+          <w:rFonts w:ascii="Cambria" w:hAnsi="Cambria"/>
+        </w:rPr>
+      </w:pPr>
+      <w:r>
+        <w:rPr>
+          <w:rFonts w:ascii="Cambria" w:hAnsi="Cambria"/>
+        </w:rPr>
+        <w:t xml:space="preserve">5.2 </w:t>
+      </w:r>
+      <w:r>
+        <w:rPr>
+          <w:rStyle w:val="HTMLCode"/>
+          <w:rFonts w:ascii="Cambria" w:eastAsiaTheme="minorEastAsia" w:hAnsi="Cambria"/>
+        </w:rPr>
+        <w:t>reverse()</w:t>
+      </w:r>
+    </w:p>
+    <w:p>
+      <w:pPr>
+        <w:pStyle w:val="NormalWeb"/>
+        <w:numPr>
+          <w:ilvl w:val="0"/>
+          <w:numId w:val="16"/>
+        </w:numPr>
+        <w:rPr>
+          <w:rFonts w:ascii="Cambria" w:hAnsi="Cambria"/>
+        </w:rPr>
+      </w:pPr>
+      <w:r>
+        <w:rPr>
+          <w:rFonts w:ascii="Cambria" w:hAnsi="Cambria"/>
+        </w:rPr>
+        <w:t>Reverses the list order.</w:t>
+      </w:r>
+    </w:p>
+    <w:p>
+      <w:pPr>
+        <w:pStyle w:val="HTMLPreformatted"/>
+        <w:rPr>
+          <w:rStyle w:val="HTMLCode"/>
+          <w:rFonts w:ascii="Cambria" w:hAnsi="Cambria"/>
+        </w:rPr>
+      </w:pPr>
+      <w:proofErr w:type="spellStart"/>
+      <w:r>
+        <w:rPr>
+          <w:rStyle w:val="HTMLCode"/>
+          <w:rFonts w:ascii="Cambria" w:hAnsi="Cambria"/>
+        </w:rPr>
+        <w:t>nums.reverse</w:t>
+      </w:r>
+      <w:proofErr w:type="spellEnd"/>
+      <w:r>
+        <w:rPr>
+          <w:rStyle w:val="HTMLCode"/>
+          <w:rFonts w:ascii="Cambria" w:hAnsi="Cambria"/>
+        </w:rPr>
+        <w:t>()</w:t>
+      </w:r>
+    </w:p>
+    <w:p>
+      <w:pPr>
+        <w:pStyle w:val="HTMLPreformatted"/>
+        <w:rPr>
+          <w:rStyle w:val="HTMLCode"/>
+          <w:rFonts w:ascii="Cambria" w:hAnsi="Cambria"/>
+        </w:rPr>
+      </w:pPr>
+      <w:r>
+        <w:rPr>
+          <w:rStyle w:val="HTMLCode"/>
+          <w:rFonts w:ascii="Cambria" w:hAnsi="Cambria"/>
+        </w:rPr>
+        <w:t>print(</w:t>
+      </w:r>
+      <w:proofErr w:type="spellStart"/>
+      <w:r>
+        <w:rPr>
+          <w:rStyle w:val="HTMLCode"/>
+          <w:rFonts w:ascii="Cambria" w:hAnsi="Cambria"/>
+        </w:rPr>
+        <w:t>nums</w:t>
+      </w:r>
+      <w:proofErr w:type="spellEnd"/>
+      <w:r>
+        <w:rPr>
+          <w:rStyle w:val="HTMLCode"/>
+          <w:rFonts w:ascii="Cambria" w:hAnsi="Cambria"/>
+        </w:rPr>
+        <w:t>)   # [8, 5, 2, 1]</w:t>
+      </w:r>
+    </w:p>
+    <w:p>
+      <w:pPr>
+        <w:rPr>
+          <w:rFonts w:ascii="Cambria" w:hAnsi="Cambria"/>
+        </w:rPr>
+      </w:pPr>
+      <w:r>
+        <w:rPr>
+          <w:rFonts w:ascii="Cambria" w:hAnsi="Cambria"/>
+        </w:rPr>
+        <w:pict w14:anchorId="174AAE4D">
+          <v:rect id="_x0000_i1030" style="width:0;height:1.5pt" o:hralign="center" o:hrstd="t" o:hr="t" fillcolor="#a0a0a0" stroked="f"/>
+        </w:pict>
+      </w:r>
+    </w:p>
+    <w:p>
+      <w:pPr>
+        <w:pStyle w:val="Heading2"/>
+        <w:rPr>
+          <w:rFonts w:ascii="Cambria" w:hAnsi="Cambria"/>
+        </w:rPr>
+      </w:pPr>
+      <w:r>
+        <w:rPr>
+          <w:rFonts w:ascii="Cambria" w:hAnsi="Cambria"/>
+        </w:rPr>
+        <w:t>6. Copy and Extend</w:t>
+      </w:r>
+    </w:p>
+    <w:p>
+      <w:pPr>
+        <w:pStyle w:val="Heading3"/>
+        <w:rPr>
+          <w:rFonts w:ascii="Cambria" w:hAnsi="Cambria"/>
+        </w:rPr>
+      </w:pPr>
+      <w:r>
+        <w:rPr>
+          <w:rFonts w:ascii="Cambria" w:hAnsi="Cambria"/>
+        </w:rPr>
+        <w:t xml:space="preserve">6.1 </w:t>
+      </w:r>
+      <w:r>
+        <w:rPr>
+          <w:rStyle w:val="HTMLCode"/>
+          <w:rFonts w:ascii="Cambria" w:eastAsiaTheme="minorEastAsia" w:hAnsi="Cambria"/>
+        </w:rPr>
+        <w:t>copy()</w:t>
+      </w:r>
+    </w:p>
+    <w:p>
+      <w:pPr>
+        <w:pStyle w:val="NormalWeb"/>
+        <w:numPr>
+          <w:ilvl w:val="0"/>
+          <w:numId w:val="17"/>
+        </w:numPr>
+        <w:rPr>
+          <w:rFonts w:ascii="Cambria" w:hAnsi="Cambria"/>
+        </w:rPr>
+      </w:pPr>
+      <w:r>
+        <w:rPr>
+          <w:rFonts w:ascii="Cambria" w:hAnsi="Cambria"/>
+        </w:rPr>
+        <w:t xml:space="preserve">Makes a </w:t>
+      </w:r>
+      <w:r>
+        <w:rPr>
+          <w:rStyle w:val="Strong"/>
+          <w:rFonts w:ascii="Cambria" w:hAnsi="Cambria"/>
+        </w:rPr>
+        <w:t>copy</w:t>
+      </w:r>
+      <w:r>
+        <w:rPr>
+          <w:rFonts w:ascii="Cambria" w:hAnsi="Cambria"/>
+        </w:rPr>
+        <w:t xml:space="preserve"> of the list.</w:t>
+      </w:r>
+    </w:p>
+    <w:p>
+      <w:pPr>
+        <w:pStyle w:val="HTMLPreformatted"/>
+        <w:rPr>
+          <w:rStyle w:val="HTMLCode"/>
+          <w:rFonts w:ascii="Cambria" w:hAnsi="Cambria"/>
+        </w:rPr>
+      </w:pPr>
+      <w:r>
+        <w:rPr>
+          <w:rStyle w:val="HTMLCode"/>
+          <w:rFonts w:ascii="Cambria" w:hAnsi="Cambria"/>
+        </w:rPr>
+        <w:t>a = [1, 2, 3]</w:t>
+      </w:r>
+    </w:p>
+    <w:p>
+      <w:pPr>
+        <w:pStyle w:val="HTMLPreformatted"/>
+        <w:rPr>
+          <w:rStyle w:val="HTMLCode"/>
+          <w:rFonts w:ascii="Cambria" w:hAnsi="Cambria"/>
+        </w:rPr>
+      </w:pPr>
+      <w:r>
+        <w:rPr>
+          <w:rStyle w:val="HTMLCode"/>
+          <w:rFonts w:ascii="Cambria" w:hAnsi="Cambria"/>
+        </w:rPr>
+        <w:t xml:space="preserve">b = </w:t>
+      </w:r>
+      <w:proofErr w:type="spellStart"/>
+      <w:r>
+        <w:rPr>
+          <w:rStyle w:val="HTMLCode"/>
+          <w:rFonts w:ascii="Cambria" w:hAnsi="Cambria"/>
+        </w:rPr>
+        <w:t>a.copy</w:t>
+      </w:r>
+      <w:proofErr w:type="spellEnd"/>
+      <w:r>
+        <w:rPr>
+          <w:rStyle w:val="HTMLCode"/>
+          <w:rFonts w:ascii="Cambria" w:hAnsi="Cambria"/>
+        </w:rPr>
+        <w:t>()</w:t>
+      </w:r>
+    </w:p>
+    <w:p>
+      <w:pPr>
+        <w:pStyle w:val="HTMLPreformatted"/>
+        <w:rPr>
+          <w:rStyle w:val="HTMLCode"/>
+          <w:rFonts w:ascii="Cambria" w:hAnsi="Cambria"/>
+        </w:rPr>
+      </w:pPr>
+      <w:r>
+        <w:rPr>
+          <w:rStyle w:val="HTMLCode"/>
+          <w:rFonts w:ascii="Cambria" w:hAnsi="Cambria"/>
+        </w:rPr>
+        <w:lastRenderedPageBreak/>
+        <w:t>print(b)   # [1, 2, 3]</w:t>
+      </w:r>
+    </w:p>
+    <w:p>
+      <w:pPr>
+        <w:pStyle w:val="Heading3"/>
+        <w:rPr>
+          <w:rFonts w:ascii="Cambria" w:hAnsi="Cambria"/>
+        </w:rPr>
+      </w:pPr>
+      <w:r>
+        <w:rPr>
+          <w:rFonts w:ascii="Cambria" w:hAnsi="Cambria"/>
+        </w:rPr>
+        <w:t xml:space="preserve">6.2 </w:t>
+      </w:r>
+      <w:r>
+        <w:rPr>
+          <w:rStyle w:val="HTMLCode"/>
+          <w:rFonts w:ascii="Cambria" w:eastAsiaTheme="minorEastAsia" w:hAnsi="Cambria"/>
+        </w:rPr>
+        <w:t>extend()</w:t>
+      </w:r>
+    </w:p>
+    <w:p>
+      <w:pPr>
+        <w:pStyle w:val="NormalWeb"/>
+        <w:numPr>
+          <w:ilvl w:val="0"/>
+          <w:numId w:val="18"/>
+        </w:numPr>
+        <w:rPr>
+          <w:rFonts w:ascii="Cambria" w:hAnsi="Cambria"/>
+        </w:rPr>
+      </w:pPr>
+      <w:r>
+        <w:rPr>
+          <w:rFonts w:ascii="Cambria" w:hAnsi="Cambria"/>
+        </w:rPr>
+        <w:t>Adds multiple items.</w:t>
+      </w:r>
+    </w:p>
+    <w:p>
+      <w:pPr>
+        <w:pStyle w:val="HTMLPreformatted"/>
+        <w:rPr>
+          <w:rStyle w:val="HTMLCode"/>
+          <w:rFonts w:ascii="Cambria" w:hAnsi="Cambria"/>
+        </w:rPr>
+      </w:pPr>
+      <w:proofErr w:type="spellStart"/>
+      <w:r>
+        <w:rPr>
+          <w:rStyle w:val="HTMLCode"/>
+          <w:rFonts w:ascii="Cambria" w:hAnsi="Cambria"/>
+        </w:rPr>
+        <w:t>a.extend</w:t>
+      </w:r>
+      <w:proofErr w:type="spellEnd"/>
+      <w:r>
+        <w:rPr>
+          <w:rStyle w:val="HTMLCode"/>
+          <w:rFonts w:ascii="Cambria" w:hAnsi="Cambria"/>
+        </w:rPr>
+        <w:t>([4, 5, 6])</w:t>
+      </w:r>
+    </w:p>
+    <w:p>
+      <w:pPr>
+        <w:pStyle w:val="HTMLPreformatted"/>
+        <w:rPr>
+          <w:rStyle w:val="HTMLCode"/>
+          <w:rFonts w:ascii="Cambria" w:hAnsi="Cambria"/>
+        </w:rPr>
+      </w:pPr>
+      <w:r>
+        <w:rPr>
+          <w:rStyle w:val="HTMLCode"/>
+          <w:rFonts w:ascii="Cambria" w:hAnsi="Cambria"/>
+        </w:rPr>
+        <w:t>print(a)   # [1, 2, 3, 4, 5, 6]</w:t>
+      </w:r>
+    </w:p>
+    <w:p>
+      <w:pPr>
+        <w:rPr>
+          <w:rFonts w:ascii="Cambria" w:hAnsi="Cambria"/>
+        </w:rPr>
+      </w:pPr>
+      <w:r>
+        <w:rPr>
+          <w:rFonts w:ascii="Cambria" w:hAnsi="Cambria"/>
+        </w:rPr>
+        <w:pict w14:anchorId="270D82F6">
+          <v:rect id="_x0000_i1031" style="width:0;height:1.5pt" o:hralign="center" o:hrstd="t" o:hr="t" fillcolor="#a0a0a0" stroked="f"/>
+        </w:pict>
+      </w:r>
+    </w:p>
+    <w:p>
+      <w:pPr>
+        <w:pStyle w:val="Heading2"/>
+        <w:rPr>
+          <w:rFonts w:ascii="Cambria" w:hAnsi="Cambria"/>
+        </w:rPr>
+      </w:pPr>
+      <w:r>
+        <w:rPr>
+          <w:rFonts w:ascii="Cambria" w:hAnsi="Cambria"/>
+        </w:rPr>
+        <w:t>7. Clear All Items</w:t>
+      </w:r>
+    </w:p>
+    <w:p>
+      <w:pPr>
+        <w:pStyle w:val="Heading3"/>
+        <w:rPr>
+          <w:rFonts w:ascii="Cambria" w:hAnsi="Cambria"/>
+        </w:rPr>
+      </w:pPr>
+      <w:r>
+        <w:rPr>
+          <w:rFonts w:ascii="Cambria" w:hAnsi="Cambria"/>
+        </w:rPr>
+        <w:t xml:space="preserve">7.1 </w:t>
+      </w:r>
+      <w:r>
+        <w:rPr>
+          <w:rStyle w:val="HTMLCode"/>
+          <w:rFonts w:ascii="Cambria" w:eastAsiaTheme="minorEastAsia" w:hAnsi="Cambria"/>
+        </w:rPr>
+        <w:t>clear()</w:t>
+      </w:r>
+    </w:p>
+    <w:p>
+      <w:pPr>
+        <w:pStyle w:val="NormalWeb"/>
+        <w:numPr>
+          <w:ilvl w:val="0"/>
+          <w:numId w:val="19"/>
+        </w:numPr>
+        <w:rPr>
+          <w:rFonts w:ascii="Cambria" w:hAnsi="Cambria"/>
+        </w:rPr>
+      </w:pPr>
+      <w:r>
+        <w:rPr>
+          <w:rFonts w:ascii="Cambria" w:hAnsi="Cambria"/>
+        </w:rPr>
+        <w:t>Removes all elements.</w:t>
+      </w:r>
+    </w:p>
+    <w:p>
+      <w:pPr>
+        <w:pStyle w:val="HTMLPreformatted"/>
+        <w:rPr>
+          <w:rStyle w:val="HTMLCode"/>
+          <w:rFonts w:ascii="Cambria" w:hAnsi="Cambria"/>
+        </w:rPr>
+      </w:pPr>
+      <w:proofErr w:type="spellStart"/>
+      <w:r>
+        <w:rPr>
+          <w:rStyle w:val="HTMLCode"/>
+          <w:rFonts w:ascii="Cambria" w:hAnsi="Cambria"/>
+        </w:rPr>
+        <w:t>a.clear</w:t>
+      </w:r>
+      <w:proofErr w:type="spellEnd"/>
+      <w:r>
+        <w:rPr>
+          <w:rStyle w:val="HTMLCode"/>
+          <w:rFonts w:ascii="Cambria" w:hAnsi="Cambria"/>
+        </w:rPr>
+        <w:t>()</w:t>
+      </w:r>
+    </w:p>
+    <w:p>
+      <w:pPr>
+        <w:pStyle w:val="HTMLPreformatted"/>
+        <w:rPr>
+          <w:rStyle w:val="HTMLCode"/>
+          <w:rFonts w:ascii="Cambria" w:hAnsi="Cambria"/>
+        </w:rPr>
+      </w:pPr>
+      <w:r>
+        <w:rPr>
+          <w:rStyle w:val="HTMLCode"/>
+          <w:rFonts w:ascii="Cambria" w:hAnsi="Cambria"/>
+        </w:rPr>
+        <w:t>print(a)   # []</w:t>
+      </w:r>
+    </w:p>
+    <w:p>
+      <w:pPr>
+        <w:rPr>
+          <w:rFonts w:ascii="Cambria" w:hAnsi="Cambria"/>
+        </w:rPr>
+      </w:pPr>
+      <w:r>
+        <w:rPr>
+          <w:rFonts w:ascii="Cambria" w:hAnsi="Cambria"/>
+        </w:rPr>
+        <w:pict w14:anchorId="4C65D9AE">
+          <v:rect id="_x0000_i1032" style="width:0;height:1.5pt" o:hralign="center" o:hrstd="t" o:hr="t" fillcolor="#a0a0a0" stroked="f"/>
+        </w:pict>
+      </w:r>
+    </w:p>
+    <w:p>
+      <w:pPr>
+        <w:pStyle w:val="Heading2"/>
+        <w:rPr>
+          <w:rFonts w:ascii="Cambria" w:hAnsi="Cambria"/>
+        </w:rPr>
+      </w:pPr>
+      <w:r>
+        <w:rPr>
+          <w:rFonts w:ascii="Cambria" w:hAnsi="Cambria"/>
+        </w:rPr>
+        <w:t>8. Summary Table of Common Methods</w:t>
+      </w:r>
+    </w:p>
+    <w:tbl>
+      <w:tblPr>
+        <w:tblW w:w="0" w:type="auto"/>
+        <w:jc w:val="center"/>
+        <w:tblCellSpacing w:w="15" w:type="dxa"/>
+        <w:tblBorders>
+          <w:top w:val="single" w:sz="4" w:space="0" w:color="auto"/>
+          <w:left w:val="single" w:sz="4" w:space="0" w:color="auto"/>
+          <w:bottom w:val="single" w:sz="4" w:space="0" w:color="auto"/>
+          <w:right w:val="single" w:sz="4" w:space="0" w:color="auto"/>
+          <w:insideH w:val="single" w:sz="4" w:space="0" w:color="auto"/>
+          <w:insideV w:val="single" w:sz="4" w:space="0" w:color="auto"/>
+        </w:tblBorders>
+        <w:tblCellMar>
+          <w:top w:w="15" w:type="dxa"/>
+          <w:left w:w="15" w:type="dxa"/>
+          <w:bottom w:w="15" w:type="dxa"/>
+          <w:right w:w="15" w:type="dxa"/>
+        </w:tblCellMar>
+        <w:tblLook w:val="04A0" w:firstRow="1" w:lastRow="0" w:firstColumn="1" w:lastColumn="0" w:noHBand="0" w:noVBand="1"/>
+      </w:tblPr>
+      <w:tblGrid>
+        <w:gridCol w:w="2122"/>
+        <w:gridCol w:w="5670"/>
+      </w:tblGrid>
+      <w:tr>
+        <w:trPr>
+          <w:tblHeader/>
+          <w:tblCellSpacing w:w="15" w:type="dxa"/>
+          <w:jc w:val="center"/>
+        </w:trPr>
+        <w:tc>
+          <w:tcPr>
+            <w:tcW w:w="2077" w:type="dxa"/>
+            <w:vAlign w:val="center"/>
+            <w:hideMark/>
+          </w:tcPr>
+          <w:p>
+            <w:pPr>
+              <w:jc w:val="center"/>
+              <w:rPr>
+                <w:rFonts w:ascii="Cambria" w:hAnsi="Cambria"/>
+                <w:b/>
+                <w:bCs/>
+              </w:rPr>
+            </w:pPr>
+            <w:r>
+              <w:rPr>
+                <w:rFonts w:ascii="Cambria" w:hAnsi="Cambria"/>
+                <w:b/>
+                <w:bCs/>
+              </w:rPr>
+              <w:t>Method</w:t>
+            </w:r>
+          </w:p>
+        </w:tc>
+        <w:tc>
+          <w:tcPr>
+            <w:tcW w:w="5625" w:type="dxa"/>
+            <w:vAlign w:val="center"/>
+            <w:hideMark/>
+          </w:tcPr>
+          <w:p>
+            <w:pPr>
+              <w:jc w:val="center"/>
+              <w:rPr>
+                <w:rFonts w:ascii="Cambria" w:hAnsi="Cambria"/>
+                <w:b/>
+                <w:bCs/>
+              </w:rPr>
+            </w:pPr>
+            <w:r>
+              <w:rPr>
+                <w:rFonts w:ascii="Cambria" w:hAnsi="Cambria"/>
+                <w:b/>
+                <w:bCs/>
+              </w:rPr>
+              <w:t>What it Does</w:t>
+            </w:r>
+          </w:p>
+        </w:tc>
+      </w:tr>
+      <w:tr>
+        <w:trPr>
+          <w:tblCellSpacing w:w="15" w:type="dxa"/>
+          <w:jc w:val="center"/>
+        </w:trPr>
+        <w:tc>
+          <w:tcPr>
+            <w:tcW w:w="2077" w:type="dxa"/>
+            <w:vAlign w:val="center"/>
+            <w:hideMark/>
+          </w:tcPr>
+          <w:p>
+            <w:pPr>
+              <w:rPr>
+                <w:rFonts w:ascii="Cambria" w:hAnsi="Cambria"/>
+              </w:rPr>
+            </w:pPr>
+            <w:r>
+              <w:rPr>
+                <w:rFonts w:ascii="Cambria" w:hAnsi="Cambria"/>
+              </w:rPr>
+              <w:t>append()</w:t>
+            </w:r>
+          </w:p>
+        </w:tc>
+        <w:tc>
+          <w:tcPr>
+            <w:tcW w:w="5625" w:type="dxa"/>
+            <w:vAlign w:val="center"/>
+            <w:hideMark/>
+          </w:tcPr>
+          <w:p>
+            <w:pPr>
+              <w:rPr>
+                <w:rFonts w:ascii="Cambria" w:hAnsi="Cambria"/>
+              </w:rPr>
+            </w:pPr>
+            <w:r>
+              <w:rPr>
+                <w:rFonts w:ascii="Cambria" w:hAnsi="Cambria"/>
+              </w:rPr>
+              <w:t>Add item at end</w:t>
+            </w:r>
+          </w:p>
+        </w:tc>
+      </w:tr>
+      <w:tr>
+        <w:trPr>
+          <w:tblCellSpacing w:w="15" w:type="dxa"/>
+          <w:jc w:val="center"/>
+        </w:trPr>
+        <w:tc>
+          <w:tcPr>
+            <w:tcW w:w="2077" w:type="dxa"/>
+            <w:vAlign w:val="center"/>
+            <w:hideMark/>
+          </w:tcPr>
+          <w:p>
+            <w:pPr>
+              <w:rPr>
+                <w:rFonts w:ascii="Cambria" w:hAnsi="Cambria"/>
+              </w:rPr>
+            </w:pPr>
+            <w:r>
+              <w:rPr>
+                <w:rFonts w:ascii="Cambria" w:hAnsi="Cambria"/>
+              </w:rPr>
+              <w:t>insert()</w:t>
+            </w:r>
+          </w:p>
+        </w:tc>
+        <w:tc>
+          <w:tcPr>
+            <w:tcW w:w="5625" w:type="dxa"/>
+            <w:vAlign w:val="center"/>
+            <w:hideMark/>
+          </w:tcPr>
+          <w:p>
+            <w:pPr>
+              <w:rPr>
+                <w:rFonts w:ascii="Cambria" w:hAnsi="Cambria"/>
+              </w:rPr>
+            </w:pPr>
+            <w:r>
+              <w:rPr>
+                <w:rFonts w:ascii="Cambria" w:hAnsi="Cambria"/>
+              </w:rPr>
+              <w:t>Insert item at index</w:t>
+            </w:r>
+          </w:p>
+        </w:tc>
+      </w:tr>
+      <w:tr>
+        <w:trPr>
+          <w:tblCellSpacing w:w="15" w:type="dxa"/>
+          <w:jc w:val="center"/>
+        </w:trPr>
+        <w:tc>
+          <w:tcPr>
+            <w:tcW w:w="2077" w:type="dxa"/>
+            <w:vAlign w:val="center"/>
+            <w:hideMark/>
+          </w:tcPr>
+          <w:p>
+            <w:pPr>
+              <w:rPr>
+                <w:rFonts w:ascii="Cambria" w:hAnsi="Cambria"/>
+              </w:rPr>
+            </w:pPr>
+            <w:r>
+              <w:rPr>
+                <w:rFonts w:ascii="Cambria" w:hAnsi="Cambria"/>
+              </w:rPr>
+              <w:t>remove()</w:t>
+            </w:r>
+          </w:p>
+        </w:tc>
+        <w:tc>
+          <w:tcPr>
+            <w:tcW w:w="5625" w:type="dxa"/>
+            <w:vAlign w:val="center"/>
+            <w:hideMark/>
+          </w:tcPr>
+          <w:p>
+            <w:pPr>
+              <w:rPr>
+                <w:rFonts w:ascii="Cambria" w:hAnsi="Cambria"/>
+              </w:rPr>
+            </w:pPr>
+            <w:r>
+              <w:rPr>
+                <w:rFonts w:ascii="Cambria" w:hAnsi="Cambria"/>
+              </w:rPr>
+              <w:t>Remove a specific value</w:t>
+            </w:r>
+          </w:p>
+        </w:tc>
+      </w:tr>
+      <w:tr>
+        <w:trPr>
+          <w:tblCellSpacing w:w="15" w:type="dxa"/>
+          <w:jc w:val="center"/>
+        </w:trPr>
+        <w:tc>
+          <w:tcPr>
+            <w:tcW w:w="2077" w:type="dxa"/>
+            <w:vAlign w:val="center"/>
+            <w:hideMark/>
+          </w:tcPr>
+          <w:p>
+            <w:pPr>
+              <w:rPr>
+                <w:rFonts w:ascii="Cambria" w:hAnsi="Cambria"/>
+              </w:rPr>
+            </w:pPr>
+            <w:r>
+              <w:rPr>
+                <w:rFonts w:ascii="Cambria" w:hAnsi="Cambria"/>
+              </w:rPr>
+              <w:t>pop()</w:t>
+            </w:r>
+          </w:p>
+        </w:tc>
+        <w:tc>
+          <w:tcPr>
+            <w:tcW w:w="5625" w:type="dxa"/>
+            <w:vAlign w:val="center"/>
+            <w:hideMark/>
+          </w:tcPr>
+          <w:p>
+            <w:pPr>
+              <w:rPr>
+                <w:rFonts w:ascii="Cambria" w:hAnsi="Cambria"/>
+              </w:rPr>
+            </w:pPr>
+            <w:r>
+              <w:rPr>
+                <w:rFonts w:ascii="Cambria" w:hAnsi="Cambria"/>
+              </w:rPr>
+              <w:t>Remove last (or index) item</w:t>
+            </w:r>
+          </w:p>
+        </w:tc>
+      </w:tr>
+      <w:tr>
+        <w:trPr>
+          <w:tblCellSpacing w:w="15" w:type="dxa"/>
+          <w:jc w:val="center"/>
+        </w:trPr>
+        <w:tc>
+          <w:tcPr>
+            <w:tcW w:w="2077" w:type="dxa"/>
+            <w:vAlign w:val="center"/>
+            <w:hideMark/>
+          </w:tcPr>
+          <w:p>
+            <w:pPr>
+              <w:rPr>
+                <w:rFonts w:ascii="Cambria" w:hAnsi="Cambria"/>
+              </w:rPr>
+            </w:pPr>
+            <w:r>
+              <w:rPr>
+                <w:rFonts w:ascii="Cambria" w:hAnsi="Cambria"/>
+              </w:rPr>
+              <w:t>count()</w:t>
+            </w:r>
+          </w:p>
+        </w:tc>
+        <w:tc>
+          <w:tcPr>
+            <w:tcW w:w="5625" w:type="dxa"/>
+            <w:vAlign w:val="center"/>
+            <w:hideMark/>
+          </w:tcPr>
+          <w:p>
+            <w:pPr>
+              <w:rPr>
+                <w:rFonts w:ascii="Cambria" w:hAnsi="Cambria"/>
+              </w:rPr>
+            </w:pPr>
+            <w:r>
+              <w:rPr>
+                <w:rFonts w:ascii="Cambria" w:hAnsi="Cambria"/>
+              </w:rPr>
+              <w:t>Count occurrences of a value</w:t>
+            </w:r>
+          </w:p>
+        </w:tc>
+      </w:tr>
+      <w:tr>
+        <w:trPr>
+          <w:tblCellSpacing w:w="15" w:type="dxa"/>
+          <w:jc w:val="center"/>
+        </w:trPr>
+        <w:tc>
+          <w:tcPr>
+            <w:tcW w:w="2077" w:type="dxa"/>
+            <w:vAlign w:val="center"/>
+            <w:hideMark/>
+          </w:tcPr>
+          <w:p>
+            <w:pPr>
+              <w:rPr>
+                <w:rFonts w:ascii="Cambria" w:hAnsi="Cambria"/>
+              </w:rPr>
+            </w:pPr>
+            <w:r>
+              <w:rPr>
+                <w:rFonts w:ascii="Cambria" w:hAnsi="Cambria"/>
+              </w:rPr>
+              <w:t>index()</w:t>
+            </w:r>
+          </w:p>
+        </w:tc>
+        <w:tc>
+          <w:tcPr>
+            <w:tcW w:w="5625" w:type="dxa"/>
+            <w:vAlign w:val="center"/>
+            <w:hideMark/>
+          </w:tcPr>
+          <w:p>
+            <w:pPr>
+              <w:rPr>
+                <w:rFonts w:ascii="Cambria" w:hAnsi="Cambria"/>
+              </w:rPr>
+            </w:pPr>
+            <w:r>
+              <w:rPr>
+                <w:rFonts w:ascii="Cambria" w:hAnsi="Cambria"/>
+              </w:rPr>
+              <w:t>Get position of a value</w:t>
+            </w:r>
+          </w:p>
+        </w:tc>
+      </w:tr>
+      <w:tr>
+        <w:trPr>
+          <w:tblCellSpacing w:w="15" w:type="dxa"/>
+          <w:jc w:val="center"/>
+        </w:trPr>
+        <w:tc>
+          <w:tcPr>
+            <w:tcW w:w="2077" w:type="dxa"/>
+            <w:vAlign w:val="center"/>
+            <w:hideMark/>
+          </w:tcPr>
+          <w:p>
+            <w:pPr>
+              <w:rPr>
+                <w:rFonts w:ascii="Cambria" w:hAnsi="Cambria"/>
+              </w:rPr>
+            </w:pPr>
+            <w:r>
+              <w:rPr>
+                <w:rFonts w:ascii="Cambria" w:hAnsi="Cambria"/>
+              </w:rPr>
+              <w:t>sort()</w:t>
+            </w:r>
+          </w:p>
+        </w:tc>
+        <w:tc>
+          <w:tcPr>
+            <w:tcW w:w="5625" w:type="dxa"/>
+            <w:vAlign w:val="center"/>
+            <w:hideMark/>
+          </w:tcPr>
+          <w:p>
+            <w:pPr>
+              <w:rPr>
+                <w:rFonts w:ascii="Cambria" w:hAnsi="Cambria"/>
+              </w:rPr>
+            </w:pPr>
+            <w:r>
+              <w:rPr>
+                <w:rFonts w:ascii="Cambria" w:hAnsi="Cambria"/>
+              </w:rPr>
+              <w:t>Sort items (ascending)</w:t>
+            </w:r>
+          </w:p>
+        </w:tc>
+      </w:tr>
+      <w:tr>
+        <w:trPr>
+          <w:tblCellSpacing w:w="15" w:type="dxa"/>
+          <w:jc w:val="center"/>
+        </w:trPr>
+        <w:tc>
+          <w:tcPr>
+            <w:tcW w:w="2077" w:type="dxa"/>
+            <w:vAlign w:val="center"/>
+            <w:hideMark/>
+          </w:tcPr>
+          <w:p>
+            <w:pPr>
+              <w:rPr>
+                <w:rFonts w:ascii="Cambria" w:hAnsi="Cambria"/>
+              </w:rPr>
+            </w:pPr>
+            <w:r>
+              <w:rPr>
+                <w:rFonts w:ascii="Cambria" w:hAnsi="Cambria"/>
+              </w:rPr>
+              <w:t>reverse()</w:t>
+            </w:r>
+          </w:p>
+        </w:tc>
+        <w:tc>
+          <w:tcPr>
+            <w:tcW w:w="5625" w:type="dxa"/>
+            <w:vAlign w:val="center"/>
+            <w:hideMark/>
+          </w:tcPr>
+          <w:p>
+            <w:pPr>
+              <w:rPr>
+                <w:rFonts w:ascii="Cambria" w:hAnsi="Cambria"/>
+              </w:rPr>
+            </w:pPr>
+            <w:r>
+              <w:rPr>
+                <w:rFonts w:ascii="Cambria" w:hAnsi="Cambria"/>
+              </w:rPr>
+              <w:t>Reverse order of list</w:t>
+            </w:r>
+          </w:p>
+        </w:tc>
+      </w:tr>
+      <w:tr>
+        <w:trPr>
+          <w:tblCellSpacing w:w="15" w:type="dxa"/>
+          <w:jc w:val="center"/>
+        </w:trPr>
+        <w:tc>
+          <w:tcPr>
+            <w:tcW w:w="2077" w:type="dxa"/>
+            <w:vAlign w:val="center"/>
+            <w:hideMark/>
+          </w:tcPr>
+          <w:p>
+            <w:pPr>
+              <w:rPr>
+                <w:rFonts w:ascii="Cambria" w:hAnsi="Cambria"/>
+              </w:rPr>
+            </w:pPr>
+            <w:r>
+              <w:rPr>
+                <w:rFonts w:ascii="Cambria" w:hAnsi="Cambria"/>
+              </w:rPr>
+              <w:t>copy()</w:t>
+            </w:r>
+          </w:p>
+        </w:tc>
+        <w:tc>
+          <w:tcPr>
+            <w:tcW w:w="5625" w:type="dxa"/>
+            <w:vAlign w:val="center"/>
+            <w:hideMark/>
+          </w:tcPr>
+          <w:p>
+            <w:pPr>
+              <w:rPr>
+                <w:rFonts w:ascii="Cambria" w:hAnsi="Cambria"/>
+              </w:rPr>
+            </w:pPr>
+            <w:r>
+              <w:rPr>
+                <w:rFonts w:ascii="Cambria" w:hAnsi="Cambria"/>
+              </w:rPr>
+              <w:t>Copy the list</w:t>
+            </w:r>
+          </w:p>
+        </w:tc>
+      </w:tr>
+      <w:tr>
+        <w:trPr>
+          <w:tblCellSpacing w:w="15" w:type="dxa"/>
+          <w:jc w:val="center"/>
+        </w:trPr>
+        <w:tc>
+          <w:tcPr>
+            <w:tcW w:w="2077" w:type="dxa"/>
+            <w:vAlign w:val="center"/>
+            <w:hideMark/>
+          </w:tcPr>
+          <w:p>
+            <w:pPr>
+              <w:rPr>
+                <w:rFonts w:ascii="Cambria" w:hAnsi="Cambria"/>
+              </w:rPr>
+            </w:pPr>
+            <w:r>
+              <w:rPr>
+                <w:rFonts w:ascii="Cambria" w:hAnsi="Cambria"/>
+              </w:rPr>
+              <w:t>extend()</w:t>
+            </w:r>
+          </w:p>
+        </w:tc>
+        <w:tc>
+          <w:tcPr>
+            <w:tcW w:w="5625" w:type="dxa"/>
+            <w:vAlign w:val="center"/>
+            <w:hideMark/>
+          </w:tcPr>
+          <w:p>
+            <w:pPr>
+              <w:rPr>
+                <w:rFonts w:ascii="Cambria" w:hAnsi="Cambria"/>
+              </w:rPr>
+            </w:pPr>
+            <w:r>
+              <w:rPr>
+                <w:rFonts w:ascii="Cambria" w:hAnsi="Cambria"/>
+              </w:rPr>
+              <w:t>Add multiple items</w:t>
+            </w:r>
+          </w:p>
+        </w:tc>
+      </w:tr>
+      <w:tr>
+        <w:trPr>
+          <w:tblCellSpacing w:w="15" w:type="dxa"/>
+          <w:jc w:val="center"/>
+        </w:trPr>
+        <w:tc>
+          <w:tcPr>
+            <w:tcW w:w="2077" w:type="dxa"/>
+            <w:vAlign w:val="center"/>
+            <w:hideMark/>
+          </w:tcPr>
+          <w:p>
+            <w:pPr>
+              <w:rPr>
+                <w:rFonts w:ascii="Cambria" w:hAnsi="Cambria"/>
+              </w:rPr>
+            </w:pPr>
+            <w:r>
+              <w:rPr>
+                <w:rFonts w:ascii="Cambria" w:hAnsi="Cambria"/>
+              </w:rPr>
+              <w:t>clear()</w:t>
+            </w:r>
+          </w:p>
+        </w:tc>
+        <w:tc>
+          <w:tcPr>
+            <w:tcW w:w="5625" w:type="dxa"/>
+            <w:vAlign w:val="center"/>
+            <w:hideMark/>
+          </w:tcPr>
+          <w:p>
+            <w:pPr>
+              <w:rPr>
+                <w:rFonts w:ascii="Cambria" w:hAnsi="Cambria"/>
+              </w:rPr>
+            </w:pPr>
+            <w:r>
+              <w:rPr>
+                <w:rFonts w:ascii="Cambria" w:hAnsi="Cambria"/>
+              </w:rPr>
+              <w:t>Empty the list</w:t>
+            </w:r>
+          </w:p>
+        </w:tc>
+      </w:tr>
+    </w:tbl>
+    <w:p>
+      <w:pPr>
+        <w:rPr>
+          <w:rFonts w:ascii="Cambria" w:hAnsi="Cambria"/>
+        </w:rPr>
+      </w:pPr>
     </w:p>
     <w:sectPr>
       <w:pgSz w:w="11906" w:h="16838"/>
@@ -2682,6 +5129,155 @@
     </w:lvl>
   </w:abstractNum>
   <w:abstractNum w:abstractNumId="1" w15:restartNumberingAfterBreak="0">
+    <w:nsid w:val="0283786A"/>
+    <w:multiLevelType w:val="multilevel"/>
+    <w:tmpl w:val="7AF8FC32"/>
+    <w:lvl w:ilvl="0">
+      <w:start w:val="1"/>
+      <w:numFmt w:val="bullet"/>
+      <w:lvlText w:val=""/>
+      <w:lvlJc w:val="left"/>
+      <w:pPr>
+        <w:tabs>
+          <w:tab w:val="num" w:pos="720"/>
+        </w:tabs>
+        <w:ind w:left="720" w:hanging="360"/>
+      </w:pPr>
+      <w:rPr>
+        <w:rFonts w:ascii="Symbol" w:hAnsi="Symbol" w:hint="default"/>
+        <w:sz w:val="20"/>
+      </w:rPr>
+    </w:lvl>
+    <w:lvl w:ilvl="1" w:tentative="1">
+      <w:start w:val="1"/>
+      <w:numFmt w:val="bullet"/>
+      <w:lvlText w:val="o"/>
+      <w:lvlJc w:val="left"/>
+      <w:pPr>
+        <w:tabs>
+          <w:tab w:val="num" w:pos="1440"/>
+        </w:tabs>
+        <w:ind w:left="1440" w:hanging="360"/>
+      </w:pPr>
+      <w:rPr>
+        <w:rFonts w:ascii="Courier New" w:hAnsi="Courier New" w:hint="default"/>
+        <w:sz w:val="20"/>
+      </w:rPr>
+    </w:lvl>
+    <w:lvl w:ilvl="2" w:tentative="1">
+      <w:start w:val="1"/>
+      <w:numFmt w:val="bullet"/>
+      <w:lvlText w:val=""/>
+      <w:lvlJc w:val="left"/>
+      <w:pPr>
+        <w:tabs>
+          <w:tab w:val="num" w:pos="2160"/>
+        </w:tabs>
+        <w:ind w:left="2160" w:hanging="360"/>
+      </w:pPr>
+      <w:rPr>
+        <w:rFonts w:ascii="Wingdings" w:hAnsi="Wingdings" w:hint="default"/>
+        <w:sz w:val="20"/>
+      </w:rPr>
+    </w:lvl>
+    <w:lvl w:ilvl="3" w:tentative="1">
+      <w:start w:val="1"/>
+      <w:numFmt w:val="bullet"/>
+      <w:lvlText w:val=""/>
+      <w:lvlJc w:val="left"/>
+      <w:pPr>
+        <w:tabs>
+          <w:tab w:val="num" w:pos="2880"/>
+        </w:tabs>
+        <w:ind w:left="2880" w:hanging="360"/>
+      </w:pPr>
+      <w:rPr>
+        <w:rFonts w:ascii="Wingdings" w:hAnsi="Wingdings" w:hint="default"/>
+        <w:sz w:val="20"/>
+      </w:rPr>
+    </w:lvl>
+    <w:lvl w:ilvl="4" w:tentative="1">
+      <w:start w:val="1"/>
+      <w:numFmt w:val="bullet"/>
+      <w:lvlText w:val=""/>
+      <w:lvlJc w:val="left"/>
+      <w:pPr>
+        <w:tabs>
+          <w:tab w:val="num" w:pos="3600"/>
+        </w:tabs>
+        <w:ind w:left="3600" w:hanging="360"/>
+      </w:pPr>
+      <w:rPr>
+        <w:rFonts w:ascii="Wingdings" w:hAnsi="Wingdings" w:hint="default"/>
+        <w:sz w:val="20"/>
+      </w:rPr>
+    </w:lvl>
+    <w:lvl w:ilvl="5" w:tentative="1">
+      <w:start w:val="1"/>
+      <w:numFmt w:val="bullet"/>
+      <w:lvlText w:val=""/>
+      <w:lvlJc w:val="left"/>
+      <w:pPr>
+        <w:tabs>
+          <w:tab w:val="num" w:pos="4320"/>
+        </w:tabs>
+        <w:ind w:left="4320" w:hanging="360"/>
+      </w:pPr>
+      <w:rPr>
+        <w:rFonts w:ascii="Wingdings" w:hAnsi="Wingdings" w:hint="default"/>
+        <w:sz w:val="20"/>
+      </w:rPr>
+    </w:lvl>
+    <w:lvl w:ilvl="6" w:tentative="1">
+      <w:start w:val="1"/>
+      <w:numFmt w:val="bullet"/>
+      <w:lvlText w:val=""/>
+      <w:lvlJc w:val="left"/>
+      <w:pPr>
+        <w:tabs>
+          <w:tab w:val="num" w:pos="5040"/>
+        </w:tabs>
+        <w:ind w:left="5040" w:hanging="360"/>
+      </w:pPr>
+      <w:rPr>
+        <w:rFonts w:ascii="Wingdings" w:hAnsi="Wingdings" w:hint="default"/>
+        <w:sz w:val="20"/>
+      </w:rPr>
+    </w:lvl>
+    <w:lvl w:ilvl="7" w:tentative="1">
+      <w:start w:val="1"/>
+      <w:numFmt w:val="bullet"/>
+      <w:lvlText w:val=""/>
+      <w:lvlJc w:val="left"/>
+      <w:pPr>
+        <w:tabs>
+          <w:tab w:val="num" w:pos="5760"/>
+        </w:tabs>
+        <w:ind w:left="5760" w:hanging="360"/>
+      </w:pPr>
+      <w:rPr>
+        <w:rFonts w:ascii="Wingdings" w:hAnsi="Wingdings" w:hint="default"/>
+        <w:sz w:val="20"/>
+      </w:rPr>
+    </w:lvl>
+    <w:lvl w:ilvl="8" w:tentative="1">
+      <w:start w:val="1"/>
+      <w:numFmt w:val="bullet"/>
+      <w:lvlText w:val=""/>
+      <w:lvlJc w:val="left"/>
+      <w:pPr>
+        <w:tabs>
+          <w:tab w:val="num" w:pos="6480"/>
+        </w:tabs>
+        <w:ind w:left="6480" w:hanging="360"/>
+      </w:pPr>
+      <w:rPr>
+        <w:rFonts w:ascii="Wingdings" w:hAnsi="Wingdings" w:hint="default"/>
+        <w:sz w:val="20"/>
+      </w:rPr>
+    </w:lvl>
+  </w:abstractNum>
+  <w:abstractNum w:abstractNumId="2" w15:restartNumberingAfterBreak="0">
     <w:nsid w:val="064F37EC"/>
     <w:multiLevelType w:val="multilevel"/>
     <w:tmpl w:val="3542A098"/>
@@ -2830,7 +5426,454 @@
       </w:rPr>
     </w:lvl>
   </w:abstractNum>
-  <w:abstractNum w:abstractNumId="2" w15:restartNumberingAfterBreak="0">
+  <w:abstractNum w:abstractNumId="3" w15:restartNumberingAfterBreak="0">
+    <w:nsid w:val="0FA84726"/>
+    <w:multiLevelType w:val="multilevel"/>
+    <w:tmpl w:val="79DC770C"/>
+    <w:lvl w:ilvl="0">
+      <w:start w:val="1"/>
+      <w:numFmt w:val="bullet"/>
+      <w:lvlText w:val=""/>
+      <w:lvlJc w:val="left"/>
+      <w:pPr>
+        <w:tabs>
+          <w:tab w:val="num" w:pos="720"/>
+        </w:tabs>
+        <w:ind w:left="720" w:hanging="360"/>
+      </w:pPr>
+      <w:rPr>
+        <w:rFonts w:ascii="Symbol" w:hAnsi="Symbol" w:hint="default"/>
+        <w:sz w:val="20"/>
+      </w:rPr>
+    </w:lvl>
+    <w:lvl w:ilvl="1" w:tentative="1">
+      <w:start w:val="1"/>
+      <w:numFmt w:val="bullet"/>
+      <w:lvlText w:val="o"/>
+      <w:lvlJc w:val="left"/>
+      <w:pPr>
+        <w:tabs>
+          <w:tab w:val="num" w:pos="1440"/>
+        </w:tabs>
+        <w:ind w:left="1440" w:hanging="360"/>
+      </w:pPr>
+      <w:rPr>
+        <w:rFonts w:ascii="Courier New" w:hAnsi="Courier New" w:hint="default"/>
+        <w:sz w:val="20"/>
+      </w:rPr>
+    </w:lvl>
+    <w:lvl w:ilvl="2" w:tentative="1">
+      <w:start w:val="1"/>
+      <w:numFmt w:val="bullet"/>
+      <w:lvlText w:val=""/>
+      <w:lvlJc w:val="left"/>
+      <w:pPr>
+        <w:tabs>
+          <w:tab w:val="num" w:pos="2160"/>
+        </w:tabs>
+        <w:ind w:left="2160" w:hanging="360"/>
+      </w:pPr>
+      <w:rPr>
+        <w:rFonts w:ascii="Wingdings" w:hAnsi="Wingdings" w:hint="default"/>
+        <w:sz w:val="20"/>
+      </w:rPr>
+    </w:lvl>
+    <w:lvl w:ilvl="3" w:tentative="1">
+      <w:start w:val="1"/>
+      <w:numFmt w:val="bullet"/>
+      <w:lvlText w:val=""/>
+      <w:lvlJc w:val="left"/>
+      <w:pPr>
+        <w:tabs>
+          <w:tab w:val="num" w:pos="2880"/>
+        </w:tabs>
+        <w:ind w:left="2880" w:hanging="360"/>
+      </w:pPr>
+      <w:rPr>
+        <w:rFonts w:ascii="Wingdings" w:hAnsi="Wingdings" w:hint="default"/>
+        <w:sz w:val="20"/>
+      </w:rPr>
+    </w:lvl>
+    <w:lvl w:ilvl="4" w:tentative="1">
+      <w:start w:val="1"/>
+      <w:numFmt w:val="bullet"/>
+      <w:lvlText w:val=""/>
+      <w:lvlJc w:val="left"/>
+      <w:pPr>
+        <w:tabs>
+          <w:tab w:val="num" w:pos="3600"/>
+        </w:tabs>
+        <w:ind w:left="3600" w:hanging="360"/>
+      </w:pPr>
+      <w:rPr>
+        <w:rFonts w:ascii="Wingdings" w:hAnsi="Wingdings" w:hint="default"/>
+        <w:sz w:val="20"/>
+      </w:rPr>
+    </w:lvl>
+    <w:lvl w:ilvl="5" w:tentative="1">
+      <w:start w:val="1"/>
+      <w:numFmt w:val="bullet"/>
+      <w:lvlText w:val=""/>
+      <w:lvlJc w:val="left"/>
+      <w:pPr>
+        <w:tabs>
+          <w:tab w:val="num" w:pos="4320"/>
+        </w:tabs>
+        <w:ind w:left="4320" w:hanging="360"/>
+      </w:pPr>
+      <w:rPr>
+        <w:rFonts w:ascii="Wingdings" w:hAnsi="Wingdings" w:hint="default"/>
+        <w:sz w:val="20"/>
+      </w:rPr>
+    </w:lvl>
+    <w:lvl w:ilvl="6" w:tentative="1">
+      <w:start w:val="1"/>
+      <w:numFmt w:val="bullet"/>
+      <w:lvlText w:val=""/>
+      <w:lvlJc w:val="left"/>
+      <w:pPr>
+        <w:tabs>
+          <w:tab w:val="num" w:pos="5040"/>
+        </w:tabs>
+        <w:ind w:left="5040" w:hanging="360"/>
+      </w:pPr>
+      <w:rPr>
+        <w:rFonts w:ascii="Wingdings" w:hAnsi="Wingdings" w:hint="default"/>
+        <w:sz w:val="20"/>
+      </w:rPr>
+    </w:lvl>
+    <w:lvl w:ilvl="7" w:tentative="1">
+      <w:start w:val="1"/>
+      <w:numFmt w:val="bullet"/>
+      <w:lvlText w:val=""/>
+      <w:lvlJc w:val="left"/>
+      <w:pPr>
+        <w:tabs>
+          <w:tab w:val="num" w:pos="5760"/>
+        </w:tabs>
+        <w:ind w:left="5760" w:hanging="360"/>
+      </w:pPr>
+      <w:rPr>
+        <w:rFonts w:ascii="Wingdings" w:hAnsi="Wingdings" w:hint="default"/>
+        <w:sz w:val="20"/>
+      </w:rPr>
+    </w:lvl>
+    <w:lvl w:ilvl="8" w:tentative="1">
+      <w:start w:val="1"/>
+      <w:numFmt w:val="bullet"/>
+      <w:lvlText w:val=""/>
+      <w:lvlJc w:val="left"/>
+      <w:pPr>
+        <w:tabs>
+          <w:tab w:val="num" w:pos="6480"/>
+        </w:tabs>
+        <w:ind w:left="6480" w:hanging="360"/>
+      </w:pPr>
+      <w:rPr>
+        <w:rFonts w:ascii="Wingdings" w:hAnsi="Wingdings" w:hint="default"/>
+        <w:sz w:val="20"/>
+      </w:rPr>
+    </w:lvl>
+  </w:abstractNum>
+  <w:abstractNum w:abstractNumId="4" w15:restartNumberingAfterBreak="0">
+    <w:nsid w:val="149422C3"/>
+    <w:multiLevelType w:val="multilevel"/>
+    <w:tmpl w:val="A9E66630"/>
+    <w:lvl w:ilvl="0">
+      <w:start w:val="1"/>
+      <w:numFmt w:val="bullet"/>
+      <w:lvlText w:val=""/>
+      <w:lvlJc w:val="left"/>
+      <w:pPr>
+        <w:tabs>
+          <w:tab w:val="num" w:pos="720"/>
+        </w:tabs>
+        <w:ind w:left="720" w:hanging="360"/>
+      </w:pPr>
+      <w:rPr>
+        <w:rFonts w:ascii="Symbol" w:hAnsi="Symbol" w:hint="default"/>
+        <w:sz w:val="20"/>
+      </w:rPr>
+    </w:lvl>
+    <w:lvl w:ilvl="1" w:tentative="1">
+      <w:start w:val="1"/>
+      <w:numFmt w:val="bullet"/>
+      <w:lvlText w:val="o"/>
+      <w:lvlJc w:val="left"/>
+      <w:pPr>
+        <w:tabs>
+          <w:tab w:val="num" w:pos="1440"/>
+        </w:tabs>
+        <w:ind w:left="1440" w:hanging="360"/>
+      </w:pPr>
+      <w:rPr>
+        <w:rFonts w:ascii="Courier New" w:hAnsi="Courier New" w:hint="default"/>
+        <w:sz w:val="20"/>
+      </w:rPr>
+    </w:lvl>
+    <w:lvl w:ilvl="2" w:tentative="1">
+      <w:start w:val="1"/>
+      <w:numFmt w:val="bullet"/>
+      <w:lvlText w:val=""/>
+      <w:lvlJc w:val="left"/>
+      <w:pPr>
+        <w:tabs>
+          <w:tab w:val="num" w:pos="2160"/>
+        </w:tabs>
+        <w:ind w:left="2160" w:hanging="360"/>
+      </w:pPr>
+      <w:rPr>
+        <w:rFonts w:ascii="Wingdings" w:hAnsi="Wingdings" w:hint="default"/>
+        <w:sz w:val="20"/>
+      </w:rPr>
+    </w:lvl>
+    <w:lvl w:ilvl="3" w:tentative="1">
+      <w:start w:val="1"/>
+      <w:numFmt w:val="bullet"/>
+      <w:lvlText w:val=""/>
+      <w:lvlJc w:val="left"/>
+      <w:pPr>
+        <w:tabs>
+          <w:tab w:val="num" w:pos="2880"/>
+        </w:tabs>
+        <w:ind w:left="2880" w:hanging="360"/>
+      </w:pPr>
+      <w:rPr>
+        <w:rFonts w:ascii="Wingdings" w:hAnsi="Wingdings" w:hint="default"/>
+        <w:sz w:val="20"/>
+      </w:rPr>
+    </w:lvl>
+    <w:lvl w:ilvl="4" w:tentative="1">
+      <w:start w:val="1"/>
+      <w:numFmt w:val="bullet"/>
+      <w:lvlText w:val=""/>
+      <w:lvlJc w:val="left"/>
+      <w:pPr>
+        <w:tabs>
+          <w:tab w:val="num" w:pos="3600"/>
+        </w:tabs>
+        <w:ind w:left="3600" w:hanging="360"/>
+      </w:pPr>
+      <w:rPr>
+        <w:rFonts w:ascii="Wingdings" w:hAnsi="Wingdings" w:hint="default"/>
+        <w:sz w:val="20"/>
+      </w:rPr>
+    </w:lvl>
+    <w:lvl w:ilvl="5" w:tentative="1">
+      <w:start w:val="1"/>
+      <w:numFmt w:val="bullet"/>
+      <w:lvlText w:val=""/>
+      <w:lvlJc w:val="left"/>
+      <w:pPr>
+        <w:tabs>
+          <w:tab w:val="num" w:pos="4320"/>
+        </w:tabs>
+        <w:ind w:left="4320" w:hanging="360"/>
+      </w:pPr>
+      <w:rPr>
+        <w:rFonts w:ascii="Wingdings" w:hAnsi="Wingdings" w:hint="default"/>
+        <w:sz w:val="20"/>
+      </w:rPr>
+    </w:lvl>
+    <w:lvl w:ilvl="6" w:tentative="1">
+      <w:start w:val="1"/>
+      <w:numFmt w:val="bullet"/>
+      <w:lvlText w:val=""/>
+      <w:lvlJc w:val="left"/>
+      <w:pPr>
+        <w:tabs>
+          <w:tab w:val="num" w:pos="5040"/>
+        </w:tabs>
+        <w:ind w:left="5040" w:hanging="360"/>
+      </w:pPr>
+      <w:rPr>
+        <w:rFonts w:ascii="Wingdings" w:hAnsi="Wingdings" w:hint="default"/>
+        <w:sz w:val="20"/>
+      </w:rPr>
+    </w:lvl>
+    <w:lvl w:ilvl="7" w:tentative="1">
+      <w:start w:val="1"/>
+      <w:numFmt w:val="bullet"/>
+      <w:lvlText w:val=""/>
+      <w:lvlJc w:val="left"/>
+      <w:pPr>
+        <w:tabs>
+          <w:tab w:val="num" w:pos="5760"/>
+        </w:tabs>
+        <w:ind w:left="5760" w:hanging="360"/>
+      </w:pPr>
+      <w:rPr>
+        <w:rFonts w:ascii="Wingdings" w:hAnsi="Wingdings" w:hint="default"/>
+        <w:sz w:val="20"/>
+      </w:rPr>
+    </w:lvl>
+    <w:lvl w:ilvl="8" w:tentative="1">
+      <w:start w:val="1"/>
+      <w:numFmt w:val="bullet"/>
+      <w:lvlText w:val=""/>
+      <w:lvlJc w:val="left"/>
+      <w:pPr>
+        <w:tabs>
+          <w:tab w:val="num" w:pos="6480"/>
+        </w:tabs>
+        <w:ind w:left="6480" w:hanging="360"/>
+      </w:pPr>
+      <w:rPr>
+        <w:rFonts w:ascii="Wingdings" w:hAnsi="Wingdings" w:hint="default"/>
+        <w:sz w:val="20"/>
+      </w:rPr>
+    </w:lvl>
+  </w:abstractNum>
+  <w:abstractNum w:abstractNumId="5" w15:restartNumberingAfterBreak="0">
+    <w:nsid w:val="2FC96EE0"/>
+    <w:multiLevelType w:val="multilevel"/>
+    <w:tmpl w:val="915049FA"/>
+    <w:lvl w:ilvl="0">
+      <w:start w:val="1"/>
+      <w:numFmt w:val="bullet"/>
+      <w:lvlText w:val=""/>
+      <w:lvlJc w:val="left"/>
+      <w:pPr>
+        <w:tabs>
+          <w:tab w:val="num" w:pos="720"/>
+        </w:tabs>
+        <w:ind w:left="720" w:hanging="360"/>
+      </w:pPr>
+      <w:rPr>
+        <w:rFonts w:ascii="Symbol" w:hAnsi="Symbol" w:hint="default"/>
+        <w:sz w:val="20"/>
+      </w:rPr>
+    </w:lvl>
+    <w:lvl w:ilvl="1" w:tentative="1">
+      <w:start w:val="1"/>
+      <w:numFmt w:val="bullet"/>
+      <w:lvlText w:val="o"/>
+      <w:lvlJc w:val="left"/>
+      <w:pPr>
+        <w:tabs>
+          <w:tab w:val="num" w:pos="1440"/>
+        </w:tabs>
+        <w:ind w:left="1440" w:hanging="360"/>
+      </w:pPr>
+      <w:rPr>
+        <w:rFonts w:ascii="Courier New" w:hAnsi="Courier New" w:hint="default"/>
+        <w:sz w:val="20"/>
+      </w:rPr>
+    </w:lvl>
+    <w:lvl w:ilvl="2" w:tentative="1">
+      <w:start w:val="1"/>
+      <w:numFmt w:val="bullet"/>
+      <w:lvlText w:val=""/>
+      <w:lvlJc w:val="left"/>
+      <w:pPr>
+        <w:tabs>
+          <w:tab w:val="num" w:pos="2160"/>
+        </w:tabs>
+        <w:ind w:left="2160" w:hanging="360"/>
+      </w:pPr>
+      <w:rPr>
+        <w:rFonts w:ascii="Wingdings" w:hAnsi="Wingdings" w:hint="default"/>
+        <w:sz w:val="20"/>
+      </w:rPr>
+    </w:lvl>
+    <w:lvl w:ilvl="3" w:tentative="1">
+      <w:start w:val="1"/>
+      <w:numFmt w:val="bullet"/>
+      <w:lvlText w:val=""/>
+      <w:lvlJc w:val="left"/>
+      <w:pPr>
+        <w:tabs>
+          <w:tab w:val="num" w:pos="2880"/>
+        </w:tabs>
+        <w:ind w:left="2880" w:hanging="360"/>
+      </w:pPr>
+      <w:rPr>
+        <w:rFonts w:ascii="Wingdings" w:hAnsi="Wingdings" w:hint="default"/>
+        <w:sz w:val="20"/>
+      </w:rPr>
+    </w:lvl>
+    <w:lvl w:ilvl="4" w:tentative="1">
+      <w:start w:val="1"/>
+      <w:numFmt w:val="bullet"/>
+      <w:lvlText w:val=""/>
+      <w:lvlJc w:val="left"/>
+      <w:pPr>
+        <w:tabs>
+          <w:tab w:val="num" w:pos="3600"/>
+        </w:tabs>
+        <w:ind w:left="3600" w:hanging="360"/>
+      </w:pPr>
+      <w:rPr>
+        <w:rFonts w:ascii="Wingdings" w:hAnsi="Wingdings" w:hint="default"/>
+        <w:sz w:val="20"/>
+      </w:rPr>
+    </w:lvl>
+    <w:lvl w:ilvl="5" w:tentative="1">
+      <w:start w:val="1"/>
+      <w:numFmt w:val="bullet"/>
+      <w:lvlText w:val=""/>
+      <w:lvlJc w:val="left"/>
+      <w:pPr>
+        <w:tabs>
+          <w:tab w:val="num" w:pos="4320"/>
+        </w:tabs>
+        <w:ind w:left="4320" w:hanging="360"/>
+      </w:pPr>
+      <w:rPr>
+        <w:rFonts w:ascii="Wingdings" w:hAnsi="Wingdings" w:hint="default"/>
+        <w:sz w:val="20"/>
+      </w:rPr>
+    </w:lvl>
+    <w:lvl w:ilvl="6" w:tentative="1">
+      <w:start w:val="1"/>
+      <w:numFmt w:val="bullet"/>
+      <w:lvlText w:val=""/>
+      <w:lvlJc w:val="left"/>
+      <w:pPr>
+        <w:tabs>
+          <w:tab w:val="num" w:pos="5040"/>
+        </w:tabs>
+        <w:ind w:left="5040" w:hanging="360"/>
+      </w:pPr>
+      <w:rPr>
+        <w:rFonts w:ascii="Wingdings" w:hAnsi="Wingdings" w:hint="default"/>
+        <w:sz w:val="20"/>
+      </w:rPr>
+    </w:lvl>
+    <w:lvl w:ilvl="7" w:tentative="1">
+      <w:start w:val="1"/>
+      <w:numFmt w:val="bullet"/>
+      <w:lvlText w:val=""/>
+      <w:lvlJc w:val="left"/>
+      <w:pPr>
+        <w:tabs>
+          <w:tab w:val="num" w:pos="5760"/>
+        </w:tabs>
+        <w:ind w:left="5760" w:hanging="360"/>
+      </w:pPr>
+      <w:rPr>
+        <w:rFonts w:ascii="Wingdings" w:hAnsi="Wingdings" w:hint="default"/>
+        <w:sz w:val="20"/>
+      </w:rPr>
+    </w:lvl>
+    <w:lvl w:ilvl="8" w:tentative="1">
+      <w:start w:val="1"/>
+      <w:numFmt w:val="bullet"/>
+      <w:lvlText w:val=""/>
+      <w:lvlJc w:val="left"/>
+      <w:pPr>
+        <w:tabs>
+          <w:tab w:val="num" w:pos="6480"/>
+        </w:tabs>
+        <w:ind w:left="6480" w:hanging="360"/>
+      </w:pPr>
+      <w:rPr>
+        <w:rFonts w:ascii="Wingdings" w:hAnsi="Wingdings" w:hint="default"/>
+        <w:sz w:val="20"/>
+      </w:rPr>
+    </w:lvl>
+  </w:abstractNum>
+  <w:abstractNum w:abstractNumId="6" w15:restartNumberingAfterBreak="0">
     <w:nsid w:val="30BE18F3"/>
     <w:multiLevelType w:val="multilevel"/>
     <w:tmpl w:val="B77EEB1E"/>
@@ -2979,7 +6022,454 @@
       </w:rPr>
     </w:lvl>
   </w:abstractNum>
-  <w:abstractNum w:abstractNumId="3" w15:restartNumberingAfterBreak="0">
+  <w:abstractNum w:abstractNumId="7" w15:restartNumberingAfterBreak="0">
+    <w:nsid w:val="346663CD"/>
+    <w:multiLevelType w:val="multilevel"/>
+    <w:tmpl w:val="09CE5E1E"/>
+    <w:lvl w:ilvl="0">
+      <w:start w:val="1"/>
+      <w:numFmt w:val="bullet"/>
+      <w:lvlText w:val=""/>
+      <w:lvlJc w:val="left"/>
+      <w:pPr>
+        <w:tabs>
+          <w:tab w:val="num" w:pos="720"/>
+        </w:tabs>
+        <w:ind w:left="720" w:hanging="360"/>
+      </w:pPr>
+      <w:rPr>
+        <w:rFonts w:ascii="Symbol" w:hAnsi="Symbol" w:hint="default"/>
+        <w:sz w:val="20"/>
+      </w:rPr>
+    </w:lvl>
+    <w:lvl w:ilvl="1" w:tentative="1">
+      <w:start w:val="1"/>
+      <w:numFmt w:val="bullet"/>
+      <w:lvlText w:val="o"/>
+      <w:lvlJc w:val="left"/>
+      <w:pPr>
+        <w:tabs>
+          <w:tab w:val="num" w:pos="1440"/>
+        </w:tabs>
+        <w:ind w:left="1440" w:hanging="360"/>
+      </w:pPr>
+      <w:rPr>
+        <w:rFonts w:ascii="Courier New" w:hAnsi="Courier New" w:hint="default"/>
+        <w:sz w:val="20"/>
+      </w:rPr>
+    </w:lvl>
+    <w:lvl w:ilvl="2" w:tentative="1">
+      <w:start w:val="1"/>
+      <w:numFmt w:val="bullet"/>
+      <w:lvlText w:val=""/>
+      <w:lvlJc w:val="left"/>
+      <w:pPr>
+        <w:tabs>
+          <w:tab w:val="num" w:pos="2160"/>
+        </w:tabs>
+        <w:ind w:left="2160" w:hanging="360"/>
+      </w:pPr>
+      <w:rPr>
+        <w:rFonts w:ascii="Wingdings" w:hAnsi="Wingdings" w:hint="default"/>
+        <w:sz w:val="20"/>
+      </w:rPr>
+    </w:lvl>
+    <w:lvl w:ilvl="3" w:tentative="1">
+      <w:start w:val="1"/>
+      <w:numFmt w:val="bullet"/>
+      <w:lvlText w:val=""/>
+      <w:lvlJc w:val="left"/>
+      <w:pPr>
+        <w:tabs>
+          <w:tab w:val="num" w:pos="2880"/>
+        </w:tabs>
+        <w:ind w:left="2880" w:hanging="360"/>
+      </w:pPr>
+      <w:rPr>
+        <w:rFonts w:ascii="Wingdings" w:hAnsi="Wingdings" w:hint="default"/>
+        <w:sz w:val="20"/>
+      </w:rPr>
+    </w:lvl>
+    <w:lvl w:ilvl="4" w:tentative="1">
+      <w:start w:val="1"/>
+      <w:numFmt w:val="bullet"/>
+      <w:lvlText w:val=""/>
+      <w:lvlJc w:val="left"/>
+      <w:pPr>
+        <w:tabs>
+          <w:tab w:val="num" w:pos="3600"/>
+        </w:tabs>
+        <w:ind w:left="3600" w:hanging="360"/>
+      </w:pPr>
+      <w:rPr>
+        <w:rFonts w:ascii="Wingdings" w:hAnsi="Wingdings" w:hint="default"/>
+        <w:sz w:val="20"/>
+      </w:rPr>
+    </w:lvl>
+    <w:lvl w:ilvl="5" w:tentative="1">
+      <w:start w:val="1"/>
+      <w:numFmt w:val="bullet"/>
+      <w:lvlText w:val=""/>
+      <w:lvlJc w:val="left"/>
+      <w:pPr>
+        <w:tabs>
+          <w:tab w:val="num" w:pos="4320"/>
+        </w:tabs>
+        <w:ind w:left="4320" w:hanging="360"/>
+      </w:pPr>
+      <w:rPr>
+        <w:rFonts w:ascii="Wingdings" w:hAnsi="Wingdings" w:hint="default"/>
+        <w:sz w:val="20"/>
+      </w:rPr>
+    </w:lvl>
+    <w:lvl w:ilvl="6" w:tentative="1">
+      <w:start w:val="1"/>
+      <w:numFmt w:val="bullet"/>
+      <w:lvlText w:val=""/>
+      <w:lvlJc w:val="left"/>
+      <w:pPr>
+        <w:tabs>
+          <w:tab w:val="num" w:pos="5040"/>
+        </w:tabs>
+        <w:ind w:left="5040" w:hanging="360"/>
+      </w:pPr>
+      <w:rPr>
+        <w:rFonts w:ascii="Wingdings" w:hAnsi="Wingdings" w:hint="default"/>
+        <w:sz w:val="20"/>
+      </w:rPr>
+    </w:lvl>
+    <w:lvl w:ilvl="7" w:tentative="1">
+      <w:start w:val="1"/>
+      <w:numFmt w:val="bullet"/>
+      <w:lvlText w:val=""/>
+      <w:lvlJc w:val="left"/>
+      <w:pPr>
+        <w:tabs>
+          <w:tab w:val="num" w:pos="5760"/>
+        </w:tabs>
+        <w:ind w:left="5760" w:hanging="360"/>
+      </w:pPr>
+      <w:rPr>
+        <w:rFonts w:ascii="Wingdings" w:hAnsi="Wingdings" w:hint="default"/>
+        <w:sz w:val="20"/>
+      </w:rPr>
+    </w:lvl>
+    <w:lvl w:ilvl="8" w:tentative="1">
+      <w:start w:val="1"/>
+      <w:numFmt w:val="bullet"/>
+      <w:lvlText w:val=""/>
+      <w:lvlJc w:val="left"/>
+      <w:pPr>
+        <w:tabs>
+          <w:tab w:val="num" w:pos="6480"/>
+        </w:tabs>
+        <w:ind w:left="6480" w:hanging="360"/>
+      </w:pPr>
+      <w:rPr>
+        <w:rFonts w:ascii="Wingdings" w:hAnsi="Wingdings" w:hint="default"/>
+        <w:sz w:val="20"/>
+      </w:rPr>
+    </w:lvl>
+  </w:abstractNum>
+  <w:abstractNum w:abstractNumId="8" w15:restartNumberingAfterBreak="0">
+    <w:nsid w:val="37504789"/>
+    <w:multiLevelType w:val="multilevel"/>
+    <w:tmpl w:val="205A9C70"/>
+    <w:lvl w:ilvl="0">
+      <w:start w:val="1"/>
+      <w:numFmt w:val="bullet"/>
+      <w:lvlText w:val=""/>
+      <w:lvlJc w:val="left"/>
+      <w:pPr>
+        <w:tabs>
+          <w:tab w:val="num" w:pos="720"/>
+        </w:tabs>
+        <w:ind w:left="720" w:hanging="360"/>
+      </w:pPr>
+      <w:rPr>
+        <w:rFonts w:ascii="Symbol" w:hAnsi="Symbol" w:hint="default"/>
+        <w:sz w:val="20"/>
+      </w:rPr>
+    </w:lvl>
+    <w:lvl w:ilvl="1" w:tentative="1">
+      <w:start w:val="1"/>
+      <w:numFmt w:val="bullet"/>
+      <w:lvlText w:val="o"/>
+      <w:lvlJc w:val="left"/>
+      <w:pPr>
+        <w:tabs>
+          <w:tab w:val="num" w:pos="1440"/>
+        </w:tabs>
+        <w:ind w:left="1440" w:hanging="360"/>
+      </w:pPr>
+      <w:rPr>
+        <w:rFonts w:ascii="Courier New" w:hAnsi="Courier New" w:hint="default"/>
+        <w:sz w:val="20"/>
+      </w:rPr>
+    </w:lvl>
+    <w:lvl w:ilvl="2" w:tentative="1">
+      <w:start w:val="1"/>
+      <w:numFmt w:val="bullet"/>
+      <w:lvlText w:val=""/>
+      <w:lvlJc w:val="left"/>
+      <w:pPr>
+        <w:tabs>
+          <w:tab w:val="num" w:pos="2160"/>
+        </w:tabs>
+        <w:ind w:left="2160" w:hanging="360"/>
+      </w:pPr>
+      <w:rPr>
+        <w:rFonts w:ascii="Wingdings" w:hAnsi="Wingdings" w:hint="default"/>
+        <w:sz w:val="20"/>
+      </w:rPr>
+    </w:lvl>
+    <w:lvl w:ilvl="3" w:tentative="1">
+      <w:start w:val="1"/>
+      <w:numFmt w:val="bullet"/>
+      <w:lvlText w:val=""/>
+      <w:lvlJc w:val="left"/>
+      <w:pPr>
+        <w:tabs>
+          <w:tab w:val="num" w:pos="2880"/>
+        </w:tabs>
+        <w:ind w:left="2880" w:hanging="360"/>
+      </w:pPr>
+      <w:rPr>
+        <w:rFonts w:ascii="Wingdings" w:hAnsi="Wingdings" w:hint="default"/>
+        <w:sz w:val="20"/>
+      </w:rPr>
+    </w:lvl>
+    <w:lvl w:ilvl="4" w:tentative="1">
+      <w:start w:val="1"/>
+      <w:numFmt w:val="bullet"/>
+      <w:lvlText w:val=""/>
+      <w:lvlJc w:val="left"/>
+      <w:pPr>
+        <w:tabs>
+          <w:tab w:val="num" w:pos="3600"/>
+        </w:tabs>
+        <w:ind w:left="3600" w:hanging="360"/>
+      </w:pPr>
+      <w:rPr>
+        <w:rFonts w:ascii="Wingdings" w:hAnsi="Wingdings" w:hint="default"/>
+        <w:sz w:val="20"/>
+      </w:rPr>
+    </w:lvl>
+    <w:lvl w:ilvl="5" w:tentative="1">
+      <w:start w:val="1"/>
+      <w:numFmt w:val="bullet"/>
+      <w:lvlText w:val=""/>
+      <w:lvlJc w:val="left"/>
+      <w:pPr>
+        <w:tabs>
+          <w:tab w:val="num" w:pos="4320"/>
+        </w:tabs>
+        <w:ind w:left="4320" w:hanging="360"/>
+      </w:pPr>
+      <w:rPr>
+        <w:rFonts w:ascii="Wingdings" w:hAnsi="Wingdings" w:hint="default"/>
+        <w:sz w:val="20"/>
+      </w:rPr>
+    </w:lvl>
+    <w:lvl w:ilvl="6" w:tentative="1">
+      <w:start w:val="1"/>
+      <w:numFmt w:val="bullet"/>
+      <w:lvlText w:val=""/>
+      <w:lvlJc w:val="left"/>
+      <w:pPr>
+        <w:tabs>
+          <w:tab w:val="num" w:pos="5040"/>
+        </w:tabs>
+        <w:ind w:left="5040" w:hanging="360"/>
+      </w:pPr>
+      <w:rPr>
+        <w:rFonts w:ascii="Wingdings" w:hAnsi="Wingdings" w:hint="default"/>
+        <w:sz w:val="20"/>
+      </w:rPr>
+    </w:lvl>
+    <w:lvl w:ilvl="7" w:tentative="1">
+      <w:start w:val="1"/>
+      <w:numFmt w:val="bullet"/>
+      <w:lvlText w:val=""/>
+      <w:lvlJc w:val="left"/>
+      <w:pPr>
+        <w:tabs>
+          <w:tab w:val="num" w:pos="5760"/>
+        </w:tabs>
+        <w:ind w:left="5760" w:hanging="360"/>
+      </w:pPr>
+      <w:rPr>
+        <w:rFonts w:ascii="Wingdings" w:hAnsi="Wingdings" w:hint="default"/>
+        <w:sz w:val="20"/>
+      </w:rPr>
+    </w:lvl>
+    <w:lvl w:ilvl="8" w:tentative="1">
+      <w:start w:val="1"/>
+      <w:numFmt w:val="bullet"/>
+      <w:lvlText w:val=""/>
+      <w:lvlJc w:val="left"/>
+      <w:pPr>
+        <w:tabs>
+          <w:tab w:val="num" w:pos="6480"/>
+        </w:tabs>
+        <w:ind w:left="6480" w:hanging="360"/>
+      </w:pPr>
+      <w:rPr>
+        <w:rFonts w:ascii="Wingdings" w:hAnsi="Wingdings" w:hint="default"/>
+        <w:sz w:val="20"/>
+      </w:rPr>
+    </w:lvl>
+  </w:abstractNum>
+  <w:abstractNum w:abstractNumId="9" w15:restartNumberingAfterBreak="0">
+    <w:nsid w:val="38AA0E0B"/>
+    <w:multiLevelType w:val="multilevel"/>
+    <w:tmpl w:val="C9AEBF64"/>
+    <w:lvl w:ilvl="0">
+      <w:start w:val="1"/>
+      <w:numFmt w:val="bullet"/>
+      <w:lvlText w:val=""/>
+      <w:lvlJc w:val="left"/>
+      <w:pPr>
+        <w:tabs>
+          <w:tab w:val="num" w:pos="720"/>
+        </w:tabs>
+        <w:ind w:left="720" w:hanging="360"/>
+      </w:pPr>
+      <w:rPr>
+        <w:rFonts w:ascii="Symbol" w:hAnsi="Symbol" w:hint="default"/>
+        <w:sz w:val="20"/>
+      </w:rPr>
+    </w:lvl>
+    <w:lvl w:ilvl="1" w:tentative="1">
+      <w:start w:val="1"/>
+      <w:numFmt w:val="bullet"/>
+      <w:lvlText w:val="o"/>
+      <w:lvlJc w:val="left"/>
+      <w:pPr>
+        <w:tabs>
+          <w:tab w:val="num" w:pos="1440"/>
+        </w:tabs>
+        <w:ind w:left="1440" w:hanging="360"/>
+      </w:pPr>
+      <w:rPr>
+        <w:rFonts w:ascii="Courier New" w:hAnsi="Courier New" w:hint="default"/>
+        <w:sz w:val="20"/>
+      </w:rPr>
+    </w:lvl>
+    <w:lvl w:ilvl="2" w:tentative="1">
+      <w:start w:val="1"/>
+      <w:numFmt w:val="bullet"/>
+      <w:lvlText w:val=""/>
+      <w:lvlJc w:val="left"/>
+      <w:pPr>
+        <w:tabs>
+          <w:tab w:val="num" w:pos="2160"/>
+        </w:tabs>
+        <w:ind w:left="2160" w:hanging="360"/>
+      </w:pPr>
+      <w:rPr>
+        <w:rFonts w:ascii="Wingdings" w:hAnsi="Wingdings" w:hint="default"/>
+        <w:sz w:val="20"/>
+      </w:rPr>
+    </w:lvl>
+    <w:lvl w:ilvl="3" w:tentative="1">
+      <w:start w:val="1"/>
+      <w:numFmt w:val="bullet"/>
+      <w:lvlText w:val=""/>
+      <w:lvlJc w:val="left"/>
+      <w:pPr>
+        <w:tabs>
+          <w:tab w:val="num" w:pos="2880"/>
+        </w:tabs>
+        <w:ind w:left="2880" w:hanging="360"/>
+      </w:pPr>
+      <w:rPr>
+        <w:rFonts w:ascii="Wingdings" w:hAnsi="Wingdings" w:hint="default"/>
+        <w:sz w:val="20"/>
+      </w:rPr>
+    </w:lvl>
+    <w:lvl w:ilvl="4" w:tentative="1">
+      <w:start w:val="1"/>
+      <w:numFmt w:val="bullet"/>
+      <w:lvlText w:val=""/>
+      <w:lvlJc w:val="left"/>
+      <w:pPr>
+        <w:tabs>
+          <w:tab w:val="num" w:pos="3600"/>
+        </w:tabs>
+        <w:ind w:left="3600" w:hanging="360"/>
+      </w:pPr>
+      <w:rPr>
+        <w:rFonts w:ascii="Wingdings" w:hAnsi="Wingdings" w:hint="default"/>
+        <w:sz w:val="20"/>
+      </w:rPr>
+    </w:lvl>
+    <w:lvl w:ilvl="5" w:tentative="1">
+      <w:start w:val="1"/>
+      <w:numFmt w:val="bullet"/>
+      <w:lvlText w:val=""/>
+      <w:lvlJc w:val="left"/>
+      <w:pPr>
+        <w:tabs>
+          <w:tab w:val="num" w:pos="4320"/>
+        </w:tabs>
+        <w:ind w:left="4320" w:hanging="360"/>
+      </w:pPr>
+      <w:rPr>
+        <w:rFonts w:ascii="Wingdings" w:hAnsi="Wingdings" w:hint="default"/>
+        <w:sz w:val="20"/>
+      </w:rPr>
+    </w:lvl>
+    <w:lvl w:ilvl="6" w:tentative="1">
+      <w:start w:val="1"/>
+      <w:numFmt w:val="bullet"/>
+      <w:lvlText w:val=""/>
+      <w:lvlJc w:val="left"/>
+      <w:pPr>
+        <w:tabs>
+          <w:tab w:val="num" w:pos="5040"/>
+        </w:tabs>
+        <w:ind w:left="5040" w:hanging="360"/>
+      </w:pPr>
+      <w:rPr>
+        <w:rFonts w:ascii="Wingdings" w:hAnsi="Wingdings" w:hint="default"/>
+        <w:sz w:val="20"/>
+      </w:rPr>
+    </w:lvl>
+    <w:lvl w:ilvl="7" w:tentative="1">
+      <w:start w:val="1"/>
+      <w:numFmt w:val="bullet"/>
+      <w:lvlText w:val=""/>
+      <w:lvlJc w:val="left"/>
+      <w:pPr>
+        <w:tabs>
+          <w:tab w:val="num" w:pos="5760"/>
+        </w:tabs>
+        <w:ind w:left="5760" w:hanging="360"/>
+      </w:pPr>
+      <w:rPr>
+        <w:rFonts w:ascii="Wingdings" w:hAnsi="Wingdings" w:hint="default"/>
+        <w:sz w:val="20"/>
+      </w:rPr>
+    </w:lvl>
+    <w:lvl w:ilvl="8" w:tentative="1">
+      <w:start w:val="1"/>
+      <w:numFmt w:val="bullet"/>
+      <w:lvlText w:val=""/>
+      <w:lvlJc w:val="left"/>
+      <w:pPr>
+        <w:tabs>
+          <w:tab w:val="num" w:pos="6480"/>
+        </w:tabs>
+        <w:ind w:left="6480" w:hanging="360"/>
+      </w:pPr>
+      <w:rPr>
+        <w:rFonts w:ascii="Wingdings" w:hAnsi="Wingdings" w:hint="default"/>
+        <w:sz w:val="20"/>
+      </w:rPr>
+    </w:lvl>
+  </w:abstractNum>
+  <w:abstractNum w:abstractNumId="10" w15:restartNumberingAfterBreak="0">
     <w:nsid w:val="3BE90BAD"/>
     <w:multiLevelType w:val="multilevel"/>
     <w:tmpl w:val="38F80D70"/>
@@ -3128,7 +6618,156 @@
       </w:rPr>
     </w:lvl>
   </w:abstractNum>
-  <w:abstractNum w:abstractNumId="4" w15:restartNumberingAfterBreak="0">
+  <w:abstractNum w:abstractNumId="11" w15:restartNumberingAfterBreak="0">
+    <w:nsid w:val="3E017178"/>
+    <w:multiLevelType w:val="multilevel"/>
+    <w:tmpl w:val="D4346EA6"/>
+    <w:lvl w:ilvl="0">
+      <w:start w:val="1"/>
+      <w:numFmt w:val="bullet"/>
+      <w:lvlText w:val=""/>
+      <w:lvlJc w:val="left"/>
+      <w:pPr>
+        <w:tabs>
+          <w:tab w:val="num" w:pos="720"/>
+        </w:tabs>
+        <w:ind w:left="720" w:hanging="360"/>
+      </w:pPr>
+      <w:rPr>
+        <w:rFonts w:ascii="Symbol" w:hAnsi="Symbol" w:hint="default"/>
+        <w:sz w:val="20"/>
+      </w:rPr>
+    </w:lvl>
+    <w:lvl w:ilvl="1" w:tentative="1">
+      <w:start w:val="1"/>
+      <w:numFmt w:val="bullet"/>
+      <w:lvlText w:val="o"/>
+      <w:lvlJc w:val="left"/>
+      <w:pPr>
+        <w:tabs>
+          <w:tab w:val="num" w:pos="1440"/>
+        </w:tabs>
+        <w:ind w:left="1440" w:hanging="360"/>
+      </w:pPr>
+      <w:rPr>
+        <w:rFonts w:ascii="Courier New" w:hAnsi="Courier New" w:hint="default"/>
+        <w:sz w:val="20"/>
+      </w:rPr>
+    </w:lvl>
+    <w:lvl w:ilvl="2" w:tentative="1">
+      <w:start w:val="1"/>
+      <w:numFmt w:val="bullet"/>
+      <w:lvlText w:val=""/>
+      <w:lvlJc w:val="left"/>
+      <w:pPr>
+        <w:tabs>
+          <w:tab w:val="num" w:pos="2160"/>
+        </w:tabs>
+        <w:ind w:left="2160" w:hanging="360"/>
+      </w:pPr>
+      <w:rPr>
+        <w:rFonts w:ascii="Wingdings" w:hAnsi="Wingdings" w:hint="default"/>
+        <w:sz w:val="20"/>
+      </w:rPr>
+    </w:lvl>
+    <w:lvl w:ilvl="3" w:tentative="1">
+      <w:start w:val="1"/>
+      <w:numFmt w:val="bullet"/>
+      <w:lvlText w:val=""/>
+      <w:lvlJc w:val="left"/>
+      <w:pPr>
+        <w:tabs>
+          <w:tab w:val="num" w:pos="2880"/>
+        </w:tabs>
+        <w:ind w:left="2880" w:hanging="360"/>
+      </w:pPr>
+      <w:rPr>
+        <w:rFonts w:ascii="Wingdings" w:hAnsi="Wingdings" w:hint="default"/>
+        <w:sz w:val="20"/>
+      </w:rPr>
+    </w:lvl>
+    <w:lvl w:ilvl="4" w:tentative="1">
+      <w:start w:val="1"/>
+      <w:numFmt w:val="bullet"/>
+      <w:lvlText w:val=""/>
+      <w:lvlJc w:val="left"/>
+      <w:pPr>
+        <w:tabs>
+          <w:tab w:val="num" w:pos="3600"/>
+        </w:tabs>
+        <w:ind w:left="3600" w:hanging="360"/>
+      </w:pPr>
+      <w:rPr>
+        <w:rFonts w:ascii="Wingdings" w:hAnsi="Wingdings" w:hint="default"/>
+        <w:sz w:val="20"/>
+      </w:rPr>
+    </w:lvl>
+    <w:lvl w:ilvl="5" w:tentative="1">
+      <w:start w:val="1"/>
+      <w:numFmt w:val="bullet"/>
+      <w:lvlText w:val=""/>
+      <w:lvlJc w:val="left"/>
+      <w:pPr>
+        <w:tabs>
+          <w:tab w:val="num" w:pos="4320"/>
+        </w:tabs>
+        <w:ind w:left="4320" w:hanging="360"/>
+      </w:pPr>
+      <w:rPr>
+        <w:rFonts w:ascii="Wingdings" w:hAnsi="Wingdings" w:hint="default"/>
+        <w:sz w:val="20"/>
+      </w:rPr>
+    </w:lvl>
+    <w:lvl w:ilvl="6" w:tentative="1">
+      <w:start w:val="1"/>
+      <w:numFmt w:val="bullet"/>
+      <w:lvlText w:val=""/>
+      <w:lvlJc w:val="left"/>
+      <w:pPr>
+        <w:tabs>
+          <w:tab w:val="num" w:pos="5040"/>
+        </w:tabs>
+        <w:ind w:left="5040" w:hanging="360"/>
+      </w:pPr>
+      <w:rPr>
+        <w:rFonts w:ascii="Wingdings" w:hAnsi="Wingdings" w:hint="default"/>
+        <w:sz w:val="20"/>
+      </w:rPr>
+    </w:lvl>
+    <w:lvl w:ilvl="7" w:tentative="1">
+      <w:start w:val="1"/>
+      <w:numFmt w:val="bullet"/>
+      <w:lvlText w:val=""/>
+      <w:lvlJc w:val="left"/>
+      <w:pPr>
+        <w:tabs>
+          <w:tab w:val="num" w:pos="5760"/>
+        </w:tabs>
+        <w:ind w:left="5760" w:hanging="360"/>
+      </w:pPr>
+      <w:rPr>
+        <w:rFonts w:ascii="Wingdings" w:hAnsi="Wingdings" w:hint="default"/>
+        <w:sz w:val="20"/>
+      </w:rPr>
+    </w:lvl>
+    <w:lvl w:ilvl="8" w:tentative="1">
+      <w:start w:val="1"/>
+      <w:numFmt w:val="bullet"/>
+      <w:lvlText w:val=""/>
+      <w:lvlJc w:val="left"/>
+      <w:pPr>
+        <w:tabs>
+          <w:tab w:val="num" w:pos="6480"/>
+        </w:tabs>
+        <w:ind w:left="6480" w:hanging="360"/>
+      </w:pPr>
+      <w:rPr>
+        <w:rFonts w:ascii="Wingdings" w:hAnsi="Wingdings" w:hint="default"/>
+        <w:sz w:val="20"/>
+      </w:rPr>
+    </w:lvl>
+  </w:abstractNum>
+  <w:abstractNum w:abstractNumId="12" w15:restartNumberingAfterBreak="0">
     <w:nsid w:val="457E4242"/>
     <w:multiLevelType w:val="multilevel"/>
     <w:tmpl w:val="4F82A0C8"/>
@@ -3277,7 +6916,305 @@
       </w:rPr>
     </w:lvl>
   </w:abstractNum>
-  <w:abstractNum w:abstractNumId="5" w15:restartNumberingAfterBreak="0">
+  <w:abstractNum w:abstractNumId="13" w15:restartNumberingAfterBreak="0">
+    <w:nsid w:val="471247E5"/>
+    <w:multiLevelType w:val="multilevel"/>
+    <w:tmpl w:val="D9063750"/>
+    <w:lvl w:ilvl="0">
+      <w:start w:val="1"/>
+      <w:numFmt w:val="bullet"/>
+      <w:lvlText w:val=""/>
+      <w:lvlJc w:val="left"/>
+      <w:pPr>
+        <w:tabs>
+          <w:tab w:val="num" w:pos="720"/>
+        </w:tabs>
+        <w:ind w:left="720" w:hanging="360"/>
+      </w:pPr>
+      <w:rPr>
+        <w:rFonts w:ascii="Symbol" w:hAnsi="Symbol" w:hint="default"/>
+        <w:sz w:val="20"/>
+      </w:rPr>
+    </w:lvl>
+    <w:lvl w:ilvl="1" w:tentative="1">
+      <w:start w:val="1"/>
+      <w:numFmt w:val="bullet"/>
+      <w:lvlText w:val="o"/>
+      <w:lvlJc w:val="left"/>
+      <w:pPr>
+        <w:tabs>
+          <w:tab w:val="num" w:pos="1440"/>
+        </w:tabs>
+        <w:ind w:left="1440" w:hanging="360"/>
+      </w:pPr>
+      <w:rPr>
+        <w:rFonts w:ascii="Courier New" w:hAnsi="Courier New" w:hint="default"/>
+        <w:sz w:val="20"/>
+      </w:rPr>
+    </w:lvl>
+    <w:lvl w:ilvl="2" w:tentative="1">
+      <w:start w:val="1"/>
+      <w:numFmt w:val="bullet"/>
+      <w:lvlText w:val=""/>
+      <w:lvlJc w:val="left"/>
+      <w:pPr>
+        <w:tabs>
+          <w:tab w:val="num" w:pos="2160"/>
+        </w:tabs>
+        <w:ind w:left="2160" w:hanging="360"/>
+      </w:pPr>
+      <w:rPr>
+        <w:rFonts w:ascii="Wingdings" w:hAnsi="Wingdings" w:hint="default"/>
+        <w:sz w:val="20"/>
+      </w:rPr>
+    </w:lvl>
+    <w:lvl w:ilvl="3" w:tentative="1">
+      <w:start w:val="1"/>
+      <w:numFmt w:val="bullet"/>
+      <w:lvlText w:val=""/>
+      <w:lvlJc w:val="left"/>
+      <w:pPr>
+        <w:tabs>
+          <w:tab w:val="num" w:pos="2880"/>
+        </w:tabs>
+        <w:ind w:left="2880" w:hanging="360"/>
+      </w:pPr>
+      <w:rPr>
+        <w:rFonts w:ascii="Wingdings" w:hAnsi="Wingdings" w:hint="default"/>
+        <w:sz w:val="20"/>
+      </w:rPr>
+    </w:lvl>
+    <w:lvl w:ilvl="4" w:tentative="1">
+      <w:start w:val="1"/>
+      <w:numFmt w:val="bullet"/>
+      <w:lvlText w:val=""/>
+      <w:lvlJc w:val="left"/>
+      <w:pPr>
+        <w:tabs>
+          <w:tab w:val="num" w:pos="3600"/>
+        </w:tabs>
+        <w:ind w:left="3600" w:hanging="360"/>
+      </w:pPr>
+      <w:rPr>
+        <w:rFonts w:ascii="Wingdings" w:hAnsi="Wingdings" w:hint="default"/>
+        <w:sz w:val="20"/>
+      </w:rPr>
+    </w:lvl>
+    <w:lvl w:ilvl="5" w:tentative="1">
+      <w:start w:val="1"/>
+      <w:numFmt w:val="bullet"/>
+      <w:lvlText w:val=""/>
+      <w:lvlJc w:val="left"/>
+      <w:pPr>
+        <w:tabs>
+          <w:tab w:val="num" w:pos="4320"/>
+        </w:tabs>
+        <w:ind w:left="4320" w:hanging="360"/>
+      </w:pPr>
+      <w:rPr>
+        <w:rFonts w:ascii="Wingdings" w:hAnsi="Wingdings" w:hint="default"/>
+        <w:sz w:val="20"/>
+      </w:rPr>
+    </w:lvl>
+    <w:lvl w:ilvl="6" w:tentative="1">
+      <w:start w:val="1"/>
+      <w:numFmt w:val="bullet"/>
+      <w:lvlText w:val=""/>
+      <w:lvlJc w:val="left"/>
+      <w:pPr>
+        <w:tabs>
+          <w:tab w:val="num" w:pos="5040"/>
+        </w:tabs>
+        <w:ind w:left="5040" w:hanging="360"/>
+      </w:pPr>
+      <w:rPr>
+        <w:rFonts w:ascii="Wingdings" w:hAnsi="Wingdings" w:hint="default"/>
+        <w:sz w:val="20"/>
+      </w:rPr>
+    </w:lvl>
+    <w:lvl w:ilvl="7" w:tentative="1">
+      <w:start w:val="1"/>
+      <w:numFmt w:val="bullet"/>
+      <w:lvlText w:val=""/>
+      <w:lvlJc w:val="left"/>
+      <w:pPr>
+        <w:tabs>
+          <w:tab w:val="num" w:pos="5760"/>
+        </w:tabs>
+        <w:ind w:left="5760" w:hanging="360"/>
+      </w:pPr>
+      <w:rPr>
+        <w:rFonts w:ascii="Wingdings" w:hAnsi="Wingdings" w:hint="default"/>
+        <w:sz w:val="20"/>
+      </w:rPr>
+    </w:lvl>
+    <w:lvl w:ilvl="8" w:tentative="1">
+      <w:start w:val="1"/>
+      <w:numFmt w:val="bullet"/>
+      <w:lvlText w:val=""/>
+      <w:lvlJc w:val="left"/>
+      <w:pPr>
+        <w:tabs>
+          <w:tab w:val="num" w:pos="6480"/>
+        </w:tabs>
+        <w:ind w:left="6480" w:hanging="360"/>
+      </w:pPr>
+      <w:rPr>
+        <w:rFonts w:ascii="Wingdings" w:hAnsi="Wingdings" w:hint="default"/>
+        <w:sz w:val="20"/>
+      </w:rPr>
+    </w:lvl>
+  </w:abstractNum>
+  <w:abstractNum w:abstractNumId="14" w15:restartNumberingAfterBreak="0">
+    <w:nsid w:val="49A21FCB"/>
+    <w:multiLevelType w:val="multilevel"/>
+    <w:tmpl w:val="C310D4A8"/>
+    <w:lvl w:ilvl="0">
+      <w:start w:val="1"/>
+      <w:numFmt w:val="bullet"/>
+      <w:lvlText w:val=""/>
+      <w:lvlJc w:val="left"/>
+      <w:pPr>
+        <w:tabs>
+          <w:tab w:val="num" w:pos="720"/>
+        </w:tabs>
+        <w:ind w:left="720" w:hanging="360"/>
+      </w:pPr>
+      <w:rPr>
+        <w:rFonts w:ascii="Symbol" w:hAnsi="Symbol" w:hint="default"/>
+        <w:sz w:val="20"/>
+      </w:rPr>
+    </w:lvl>
+    <w:lvl w:ilvl="1" w:tentative="1">
+      <w:start w:val="1"/>
+      <w:numFmt w:val="bullet"/>
+      <w:lvlText w:val="o"/>
+      <w:lvlJc w:val="left"/>
+      <w:pPr>
+        <w:tabs>
+          <w:tab w:val="num" w:pos="1440"/>
+        </w:tabs>
+        <w:ind w:left="1440" w:hanging="360"/>
+      </w:pPr>
+      <w:rPr>
+        <w:rFonts w:ascii="Courier New" w:hAnsi="Courier New" w:hint="default"/>
+        <w:sz w:val="20"/>
+      </w:rPr>
+    </w:lvl>
+    <w:lvl w:ilvl="2" w:tentative="1">
+      <w:start w:val="1"/>
+      <w:numFmt w:val="bullet"/>
+      <w:lvlText w:val=""/>
+      <w:lvlJc w:val="left"/>
+      <w:pPr>
+        <w:tabs>
+          <w:tab w:val="num" w:pos="2160"/>
+        </w:tabs>
+        <w:ind w:left="2160" w:hanging="360"/>
+      </w:pPr>
+      <w:rPr>
+        <w:rFonts w:ascii="Wingdings" w:hAnsi="Wingdings" w:hint="default"/>
+        <w:sz w:val="20"/>
+      </w:rPr>
+    </w:lvl>
+    <w:lvl w:ilvl="3" w:tentative="1">
+      <w:start w:val="1"/>
+      <w:numFmt w:val="bullet"/>
+      <w:lvlText w:val=""/>
+      <w:lvlJc w:val="left"/>
+      <w:pPr>
+        <w:tabs>
+          <w:tab w:val="num" w:pos="2880"/>
+        </w:tabs>
+        <w:ind w:left="2880" w:hanging="360"/>
+      </w:pPr>
+      <w:rPr>
+        <w:rFonts w:ascii="Wingdings" w:hAnsi="Wingdings" w:hint="default"/>
+        <w:sz w:val="20"/>
+      </w:rPr>
+    </w:lvl>
+    <w:lvl w:ilvl="4" w:tentative="1">
+      <w:start w:val="1"/>
+      <w:numFmt w:val="bullet"/>
+      <w:lvlText w:val=""/>
+      <w:lvlJc w:val="left"/>
+      <w:pPr>
+        <w:tabs>
+          <w:tab w:val="num" w:pos="3600"/>
+        </w:tabs>
+        <w:ind w:left="3600" w:hanging="360"/>
+      </w:pPr>
+      <w:rPr>
+        <w:rFonts w:ascii="Wingdings" w:hAnsi="Wingdings" w:hint="default"/>
+        <w:sz w:val="20"/>
+      </w:rPr>
+    </w:lvl>
+    <w:lvl w:ilvl="5" w:tentative="1">
+      <w:start w:val="1"/>
+      <w:numFmt w:val="bullet"/>
+      <w:lvlText w:val=""/>
+      <w:lvlJc w:val="left"/>
+      <w:pPr>
+        <w:tabs>
+          <w:tab w:val="num" w:pos="4320"/>
+        </w:tabs>
+        <w:ind w:left="4320" w:hanging="360"/>
+      </w:pPr>
+      <w:rPr>
+        <w:rFonts w:ascii="Wingdings" w:hAnsi="Wingdings" w:hint="default"/>
+        <w:sz w:val="20"/>
+      </w:rPr>
+    </w:lvl>
+    <w:lvl w:ilvl="6" w:tentative="1">
+      <w:start w:val="1"/>
+      <w:numFmt w:val="bullet"/>
+      <w:lvlText w:val=""/>
+      <w:lvlJc w:val="left"/>
+      <w:pPr>
+        <w:tabs>
+          <w:tab w:val="num" w:pos="5040"/>
+        </w:tabs>
+        <w:ind w:left="5040" w:hanging="360"/>
+      </w:pPr>
+      <w:rPr>
+        <w:rFonts w:ascii="Wingdings" w:hAnsi="Wingdings" w:hint="default"/>
+        <w:sz w:val="20"/>
+      </w:rPr>
+    </w:lvl>
+    <w:lvl w:ilvl="7" w:tentative="1">
+      <w:start w:val="1"/>
+      <w:numFmt w:val="bullet"/>
+      <w:lvlText w:val=""/>
+      <w:lvlJc w:val="left"/>
+      <w:pPr>
+        <w:tabs>
+          <w:tab w:val="num" w:pos="5760"/>
+        </w:tabs>
+        <w:ind w:left="5760" w:hanging="360"/>
+      </w:pPr>
+      <w:rPr>
+        <w:rFonts w:ascii="Wingdings" w:hAnsi="Wingdings" w:hint="default"/>
+        <w:sz w:val="20"/>
+      </w:rPr>
+    </w:lvl>
+    <w:lvl w:ilvl="8" w:tentative="1">
+      <w:start w:val="1"/>
+      <w:numFmt w:val="bullet"/>
+      <w:lvlText w:val=""/>
+      <w:lvlJc w:val="left"/>
+      <w:pPr>
+        <w:tabs>
+          <w:tab w:val="num" w:pos="6480"/>
+        </w:tabs>
+        <w:ind w:left="6480" w:hanging="360"/>
+      </w:pPr>
+      <w:rPr>
+        <w:rFonts w:ascii="Wingdings" w:hAnsi="Wingdings" w:hint="default"/>
+        <w:sz w:val="20"/>
+      </w:rPr>
+    </w:lvl>
+  </w:abstractNum>
+  <w:abstractNum w:abstractNumId="15" w15:restartNumberingAfterBreak="0">
     <w:nsid w:val="4A8A59FE"/>
     <w:multiLevelType w:val="multilevel"/>
     <w:tmpl w:val="45DEE818"/>
@@ -3426,23 +7363,509 @@
       </w:rPr>
     </w:lvl>
   </w:abstractNum>
+  <w:abstractNum w:abstractNumId="16" w15:restartNumberingAfterBreak="0">
+    <w:nsid w:val="4E333CC5"/>
+    <w:multiLevelType w:val="multilevel"/>
+    <w:tmpl w:val="FF8064E2"/>
+    <w:lvl w:ilvl="0">
+      <w:start w:val="1"/>
+      <w:numFmt w:val="bullet"/>
+      <w:lvlText w:val=""/>
+      <w:lvlJc w:val="left"/>
+      <w:pPr>
+        <w:tabs>
+          <w:tab w:val="num" w:pos="720"/>
+        </w:tabs>
+        <w:ind w:left="720" w:hanging="360"/>
+      </w:pPr>
+      <w:rPr>
+        <w:rFonts w:ascii="Symbol" w:hAnsi="Symbol" w:hint="default"/>
+        <w:sz w:val="20"/>
+      </w:rPr>
+    </w:lvl>
+    <w:lvl w:ilvl="1" w:tentative="1">
+      <w:start w:val="1"/>
+      <w:numFmt w:val="bullet"/>
+      <w:lvlText w:val="o"/>
+      <w:lvlJc w:val="left"/>
+      <w:pPr>
+        <w:tabs>
+          <w:tab w:val="num" w:pos="1440"/>
+        </w:tabs>
+        <w:ind w:left="1440" w:hanging="360"/>
+      </w:pPr>
+      <w:rPr>
+        <w:rFonts w:ascii="Courier New" w:hAnsi="Courier New" w:hint="default"/>
+        <w:sz w:val="20"/>
+      </w:rPr>
+    </w:lvl>
+    <w:lvl w:ilvl="2" w:tentative="1">
+      <w:start w:val="1"/>
+      <w:numFmt w:val="bullet"/>
+      <w:lvlText w:val=""/>
+      <w:lvlJc w:val="left"/>
+      <w:pPr>
+        <w:tabs>
+          <w:tab w:val="num" w:pos="2160"/>
+        </w:tabs>
+        <w:ind w:left="2160" w:hanging="360"/>
+      </w:pPr>
+      <w:rPr>
+        <w:rFonts w:ascii="Wingdings" w:hAnsi="Wingdings" w:hint="default"/>
+        <w:sz w:val="20"/>
+      </w:rPr>
+    </w:lvl>
+    <w:lvl w:ilvl="3" w:tentative="1">
+      <w:start w:val="1"/>
+      <w:numFmt w:val="bullet"/>
+      <w:lvlText w:val=""/>
+      <w:lvlJc w:val="left"/>
+      <w:pPr>
+        <w:tabs>
+          <w:tab w:val="num" w:pos="2880"/>
+        </w:tabs>
+        <w:ind w:left="2880" w:hanging="360"/>
+      </w:pPr>
+      <w:rPr>
+        <w:rFonts w:ascii="Wingdings" w:hAnsi="Wingdings" w:hint="default"/>
+        <w:sz w:val="20"/>
+      </w:rPr>
+    </w:lvl>
+    <w:lvl w:ilvl="4" w:tentative="1">
+      <w:start w:val="1"/>
+      <w:numFmt w:val="bullet"/>
+      <w:lvlText w:val=""/>
+      <w:lvlJc w:val="left"/>
+      <w:pPr>
+        <w:tabs>
+          <w:tab w:val="num" w:pos="3600"/>
+        </w:tabs>
+        <w:ind w:left="3600" w:hanging="360"/>
+      </w:pPr>
+      <w:rPr>
+        <w:rFonts w:ascii="Wingdings" w:hAnsi="Wingdings" w:hint="default"/>
+        <w:sz w:val="20"/>
+      </w:rPr>
+    </w:lvl>
+    <w:lvl w:ilvl="5" w:tentative="1">
+      <w:start w:val="1"/>
+      <w:numFmt w:val="bullet"/>
+      <w:lvlText w:val=""/>
+      <w:lvlJc w:val="left"/>
+      <w:pPr>
+        <w:tabs>
+          <w:tab w:val="num" w:pos="4320"/>
+        </w:tabs>
+        <w:ind w:left="4320" w:hanging="360"/>
+      </w:pPr>
+      <w:rPr>
+        <w:rFonts w:ascii="Wingdings" w:hAnsi="Wingdings" w:hint="default"/>
+        <w:sz w:val="20"/>
+      </w:rPr>
+    </w:lvl>
+    <w:lvl w:ilvl="6" w:tentative="1">
+      <w:start w:val="1"/>
+      <w:numFmt w:val="bullet"/>
+      <w:lvlText w:val=""/>
+      <w:lvlJc w:val="left"/>
+      <w:pPr>
+        <w:tabs>
+          <w:tab w:val="num" w:pos="5040"/>
+        </w:tabs>
+        <w:ind w:left="5040" w:hanging="360"/>
+      </w:pPr>
+      <w:rPr>
+        <w:rFonts w:ascii="Wingdings" w:hAnsi="Wingdings" w:hint="default"/>
+        <w:sz w:val="20"/>
+      </w:rPr>
+    </w:lvl>
+    <w:lvl w:ilvl="7" w:tentative="1">
+      <w:start w:val="1"/>
+      <w:numFmt w:val="bullet"/>
+      <w:lvlText w:val=""/>
+      <w:lvlJc w:val="left"/>
+      <w:pPr>
+        <w:tabs>
+          <w:tab w:val="num" w:pos="5760"/>
+        </w:tabs>
+        <w:ind w:left="5760" w:hanging="360"/>
+      </w:pPr>
+      <w:rPr>
+        <w:rFonts w:ascii="Wingdings" w:hAnsi="Wingdings" w:hint="default"/>
+        <w:sz w:val="20"/>
+      </w:rPr>
+    </w:lvl>
+    <w:lvl w:ilvl="8" w:tentative="1">
+      <w:start w:val="1"/>
+      <w:numFmt w:val="bullet"/>
+      <w:lvlText w:val=""/>
+      <w:lvlJc w:val="left"/>
+      <w:pPr>
+        <w:tabs>
+          <w:tab w:val="num" w:pos="6480"/>
+        </w:tabs>
+        <w:ind w:left="6480" w:hanging="360"/>
+      </w:pPr>
+      <w:rPr>
+        <w:rFonts w:ascii="Wingdings" w:hAnsi="Wingdings" w:hint="default"/>
+        <w:sz w:val="20"/>
+      </w:rPr>
+    </w:lvl>
+  </w:abstractNum>
+  <w:abstractNum w:abstractNumId="17" w15:restartNumberingAfterBreak="0">
+    <w:nsid w:val="5DE27AB5"/>
+    <w:multiLevelType w:val="multilevel"/>
+    <w:tmpl w:val="A56A6080"/>
+    <w:lvl w:ilvl="0">
+      <w:start w:val="1"/>
+      <w:numFmt w:val="bullet"/>
+      <w:lvlText w:val=""/>
+      <w:lvlJc w:val="left"/>
+      <w:pPr>
+        <w:tabs>
+          <w:tab w:val="num" w:pos="720"/>
+        </w:tabs>
+        <w:ind w:left="720" w:hanging="360"/>
+      </w:pPr>
+      <w:rPr>
+        <w:rFonts w:ascii="Symbol" w:hAnsi="Symbol" w:hint="default"/>
+        <w:sz w:val="20"/>
+      </w:rPr>
+    </w:lvl>
+    <w:lvl w:ilvl="1" w:tentative="1">
+      <w:start w:val="1"/>
+      <w:numFmt w:val="bullet"/>
+      <w:lvlText w:val="o"/>
+      <w:lvlJc w:val="left"/>
+      <w:pPr>
+        <w:tabs>
+          <w:tab w:val="num" w:pos="1440"/>
+        </w:tabs>
+        <w:ind w:left="1440" w:hanging="360"/>
+      </w:pPr>
+      <w:rPr>
+        <w:rFonts w:ascii="Courier New" w:hAnsi="Courier New" w:hint="default"/>
+        <w:sz w:val="20"/>
+      </w:rPr>
+    </w:lvl>
+    <w:lvl w:ilvl="2" w:tentative="1">
+      <w:start w:val="1"/>
+      <w:numFmt w:val="bullet"/>
+      <w:lvlText w:val=""/>
+      <w:lvlJc w:val="left"/>
+      <w:pPr>
+        <w:tabs>
+          <w:tab w:val="num" w:pos="2160"/>
+        </w:tabs>
+        <w:ind w:left="2160" w:hanging="360"/>
+      </w:pPr>
+      <w:rPr>
+        <w:rFonts w:ascii="Wingdings" w:hAnsi="Wingdings" w:hint="default"/>
+        <w:sz w:val="20"/>
+      </w:rPr>
+    </w:lvl>
+    <w:lvl w:ilvl="3" w:tentative="1">
+      <w:start w:val="1"/>
+      <w:numFmt w:val="bullet"/>
+      <w:lvlText w:val=""/>
+      <w:lvlJc w:val="left"/>
+      <w:pPr>
+        <w:tabs>
+          <w:tab w:val="num" w:pos="2880"/>
+        </w:tabs>
+        <w:ind w:left="2880" w:hanging="360"/>
+      </w:pPr>
+      <w:rPr>
+        <w:rFonts w:ascii="Wingdings" w:hAnsi="Wingdings" w:hint="default"/>
+        <w:sz w:val="20"/>
+      </w:rPr>
+    </w:lvl>
+    <w:lvl w:ilvl="4" w:tentative="1">
+      <w:start w:val="1"/>
+      <w:numFmt w:val="bullet"/>
+      <w:lvlText w:val=""/>
+      <w:lvlJc w:val="left"/>
+      <w:pPr>
+        <w:tabs>
+          <w:tab w:val="num" w:pos="3600"/>
+        </w:tabs>
+        <w:ind w:left="3600" w:hanging="360"/>
+      </w:pPr>
+      <w:rPr>
+        <w:rFonts w:ascii="Wingdings" w:hAnsi="Wingdings" w:hint="default"/>
+        <w:sz w:val="20"/>
+      </w:rPr>
+    </w:lvl>
+    <w:lvl w:ilvl="5" w:tentative="1">
+      <w:start w:val="1"/>
+      <w:numFmt w:val="bullet"/>
+      <w:lvlText w:val=""/>
+      <w:lvlJc w:val="left"/>
+      <w:pPr>
+        <w:tabs>
+          <w:tab w:val="num" w:pos="4320"/>
+        </w:tabs>
+        <w:ind w:left="4320" w:hanging="360"/>
+      </w:pPr>
+      <w:rPr>
+        <w:rFonts w:ascii="Wingdings" w:hAnsi="Wingdings" w:hint="default"/>
+        <w:sz w:val="20"/>
+      </w:rPr>
+    </w:lvl>
+    <w:lvl w:ilvl="6" w:tentative="1">
+      <w:start w:val="1"/>
+      <w:numFmt w:val="bullet"/>
+      <w:lvlText w:val=""/>
+      <w:lvlJc w:val="left"/>
+      <w:pPr>
+        <w:tabs>
+          <w:tab w:val="num" w:pos="5040"/>
+        </w:tabs>
+        <w:ind w:left="5040" w:hanging="360"/>
+      </w:pPr>
+      <w:rPr>
+        <w:rFonts w:ascii="Wingdings" w:hAnsi="Wingdings" w:hint="default"/>
+        <w:sz w:val="20"/>
+      </w:rPr>
+    </w:lvl>
+    <w:lvl w:ilvl="7" w:tentative="1">
+      <w:start w:val="1"/>
+      <w:numFmt w:val="bullet"/>
+      <w:lvlText w:val=""/>
+      <w:lvlJc w:val="left"/>
+      <w:pPr>
+        <w:tabs>
+          <w:tab w:val="num" w:pos="5760"/>
+        </w:tabs>
+        <w:ind w:left="5760" w:hanging="360"/>
+      </w:pPr>
+      <w:rPr>
+        <w:rFonts w:ascii="Wingdings" w:hAnsi="Wingdings" w:hint="default"/>
+        <w:sz w:val="20"/>
+      </w:rPr>
+    </w:lvl>
+    <w:lvl w:ilvl="8" w:tentative="1">
+      <w:start w:val="1"/>
+      <w:numFmt w:val="bullet"/>
+      <w:lvlText w:val=""/>
+      <w:lvlJc w:val="left"/>
+      <w:pPr>
+        <w:tabs>
+          <w:tab w:val="num" w:pos="6480"/>
+        </w:tabs>
+        <w:ind w:left="6480" w:hanging="360"/>
+      </w:pPr>
+      <w:rPr>
+        <w:rFonts w:ascii="Wingdings" w:hAnsi="Wingdings" w:hint="default"/>
+        <w:sz w:val="20"/>
+      </w:rPr>
+    </w:lvl>
+  </w:abstractNum>
+  <w:abstractNum w:abstractNumId="18" w15:restartNumberingAfterBreak="0">
+    <w:nsid w:val="6DBC0489"/>
+    <w:multiLevelType w:val="multilevel"/>
+    <w:tmpl w:val="3C1AFDFA"/>
+    <w:lvl w:ilvl="0">
+      <w:start w:val="1"/>
+      <w:numFmt w:val="bullet"/>
+      <w:lvlText w:val=""/>
+      <w:lvlJc w:val="left"/>
+      <w:pPr>
+        <w:tabs>
+          <w:tab w:val="num" w:pos="720"/>
+        </w:tabs>
+        <w:ind w:left="720" w:hanging="360"/>
+      </w:pPr>
+      <w:rPr>
+        <w:rFonts w:ascii="Symbol" w:hAnsi="Symbol" w:hint="default"/>
+        <w:sz w:val="20"/>
+      </w:rPr>
+    </w:lvl>
+    <w:lvl w:ilvl="1" w:tentative="1">
+      <w:start w:val="1"/>
+      <w:numFmt w:val="bullet"/>
+      <w:lvlText w:val="o"/>
+      <w:lvlJc w:val="left"/>
+      <w:pPr>
+        <w:tabs>
+          <w:tab w:val="num" w:pos="1440"/>
+        </w:tabs>
+        <w:ind w:left="1440" w:hanging="360"/>
+      </w:pPr>
+      <w:rPr>
+        <w:rFonts w:ascii="Courier New" w:hAnsi="Courier New" w:hint="default"/>
+        <w:sz w:val="20"/>
+      </w:rPr>
+    </w:lvl>
+    <w:lvl w:ilvl="2" w:tentative="1">
+      <w:start w:val="1"/>
+      <w:numFmt w:val="bullet"/>
+      <w:lvlText w:val=""/>
+      <w:lvlJc w:val="left"/>
+      <w:pPr>
+        <w:tabs>
+          <w:tab w:val="num" w:pos="2160"/>
+        </w:tabs>
+        <w:ind w:left="2160" w:hanging="360"/>
+      </w:pPr>
+      <w:rPr>
+        <w:rFonts w:ascii="Wingdings" w:hAnsi="Wingdings" w:hint="default"/>
+        <w:sz w:val="20"/>
+      </w:rPr>
+    </w:lvl>
+    <w:lvl w:ilvl="3" w:tentative="1">
+      <w:start w:val="1"/>
+      <w:numFmt w:val="bullet"/>
+      <w:lvlText w:val=""/>
+      <w:lvlJc w:val="left"/>
+      <w:pPr>
+        <w:tabs>
+          <w:tab w:val="num" w:pos="2880"/>
+        </w:tabs>
+        <w:ind w:left="2880" w:hanging="360"/>
+      </w:pPr>
+      <w:rPr>
+        <w:rFonts w:ascii="Wingdings" w:hAnsi="Wingdings" w:hint="default"/>
+        <w:sz w:val="20"/>
+      </w:rPr>
+    </w:lvl>
+    <w:lvl w:ilvl="4" w:tentative="1">
+      <w:start w:val="1"/>
+      <w:numFmt w:val="bullet"/>
+      <w:lvlText w:val=""/>
+      <w:lvlJc w:val="left"/>
+      <w:pPr>
+        <w:tabs>
+          <w:tab w:val="num" w:pos="3600"/>
+        </w:tabs>
+        <w:ind w:left="3600" w:hanging="360"/>
+      </w:pPr>
+      <w:rPr>
+        <w:rFonts w:ascii="Wingdings" w:hAnsi="Wingdings" w:hint="default"/>
+        <w:sz w:val="20"/>
+      </w:rPr>
+    </w:lvl>
+    <w:lvl w:ilvl="5" w:tentative="1">
+      <w:start w:val="1"/>
+      <w:numFmt w:val="bullet"/>
+      <w:lvlText w:val=""/>
+      <w:lvlJc w:val="left"/>
+      <w:pPr>
+        <w:tabs>
+          <w:tab w:val="num" w:pos="4320"/>
+        </w:tabs>
+        <w:ind w:left="4320" w:hanging="360"/>
+      </w:pPr>
+      <w:rPr>
+        <w:rFonts w:ascii="Wingdings" w:hAnsi="Wingdings" w:hint="default"/>
+        <w:sz w:val="20"/>
+      </w:rPr>
+    </w:lvl>
+    <w:lvl w:ilvl="6" w:tentative="1">
+      <w:start w:val="1"/>
+      <w:numFmt w:val="bullet"/>
+      <w:lvlText w:val=""/>
+      <w:lvlJc w:val="left"/>
+      <w:pPr>
+        <w:tabs>
+          <w:tab w:val="num" w:pos="5040"/>
+        </w:tabs>
+        <w:ind w:left="5040" w:hanging="360"/>
+      </w:pPr>
+      <w:rPr>
+        <w:rFonts w:ascii="Wingdings" w:hAnsi="Wingdings" w:hint="default"/>
+        <w:sz w:val="20"/>
+      </w:rPr>
+    </w:lvl>
+    <w:lvl w:ilvl="7" w:tentative="1">
+      <w:start w:val="1"/>
+      <w:numFmt w:val="bullet"/>
+      <w:lvlText w:val=""/>
+      <w:lvlJc w:val="left"/>
+      <w:pPr>
+        <w:tabs>
+          <w:tab w:val="num" w:pos="5760"/>
+        </w:tabs>
+        <w:ind w:left="5760" w:hanging="360"/>
+      </w:pPr>
+      <w:rPr>
+        <w:rFonts w:ascii="Wingdings" w:hAnsi="Wingdings" w:hint="default"/>
+        <w:sz w:val="20"/>
+      </w:rPr>
+    </w:lvl>
+    <w:lvl w:ilvl="8" w:tentative="1">
+      <w:start w:val="1"/>
+      <w:numFmt w:val="bullet"/>
+      <w:lvlText w:val=""/>
+      <w:lvlJc w:val="left"/>
+      <w:pPr>
+        <w:tabs>
+          <w:tab w:val="num" w:pos="6480"/>
+        </w:tabs>
+        <w:ind w:left="6480" w:hanging="360"/>
+      </w:pPr>
+      <w:rPr>
+        <w:rFonts w:ascii="Wingdings" w:hAnsi="Wingdings" w:hint="default"/>
+        <w:sz w:val="20"/>
+      </w:rPr>
+    </w:lvl>
+  </w:abstractNum>
   <w:num w:numId="1">
-    <w:abstractNumId w:val="2"/>
+    <w:abstractNumId w:val="6"/>
   </w:num>
   <w:num w:numId="2">
-    <w:abstractNumId w:val="3"/>
+    <w:abstractNumId w:val="10"/>
   </w:num>
   <w:num w:numId="3">
-    <w:abstractNumId w:val="4"/>
+    <w:abstractNumId w:val="12"/>
   </w:num>
   <w:num w:numId="4">
-    <w:abstractNumId w:val="1"/>
+    <w:abstractNumId w:val="2"/>
   </w:num>
   <w:num w:numId="5">
     <w:abstractNumId w:val="0"/>
   </w:num>
   <w:num w:numId="6">
+    <w:abstractNumId w:val="15"/>
+  </w:num>
+  <w:num w:numId="7">
+    <w:abstractNumId w:val="14"/>
+  </w:num>
+  <w:num w:numId="8">
+    <w:abstractNumId w:val="18"/>
+  </w:num>
+  <w:num w:numId="9">
+    <w:abstractNumId w:val="3"/>
+  </w:num>
+  <w:num w:numId="10">
+    <w:abstractNumId w:val="9"/>
+  </w:num>
+  <w:num w:numId="11">
+    <w:abstractNumId w:val="1"/>
+  </w:num>
+  <w:num w:numId="12">
+    <w:abstractNumId w:val="13"/>
+  </w:num>
+  <w:num w:numId="13">
+    <w:abstractNumId w:val="7"/>
+  </w:num>
+  <w:num w:numId="14">
+    <w:abstractNumId w:val="4"/>
+  </w:num>
+  <w:num w:numId="15">
+    <w:abstractNumId w:val="16"/>
+  </w:num>
+  <w:num w:numId="16">
+    <w:abstractNumId w:val="17"/>
+  </w:num>
+  <w:num w:numId="17">
+    <w:abstractNumId w:val="11"/>
+  </w:num>
+  <w:num w:numId="18">
     <w:abstractNumId w:val="5"/>
+  </w:num>
+  <w:num w:numId="19">
+    <w:abstractNumId w:val="8"/>
   </w:num>
 </w:numbering>
 </file>

--- a/Section-6.docx
+++ b/Section-6.docx
@@ -5,6 +5,10 @@
     <w:p>
       <w:pPr>
         <w:pStyle w:val="Heading1"/>
+        <w:numPr>
+          <w:ilvl w:val="0"/>
+          <w:numId w:val="21"/>
+        </w:numPr>
         <w:rPr>
           <w:rFonts w:ascii="Cambria" w:hAnsi="Cambria"/>
         </w:rPr>
@@ -16,27 +20,39 @@
           <w:b w:val="0"/>
           <w:bCs w:val="0"/>
         </w:rPr>
-        <w:t>1. Immutability</w:t>
-      </w:r>
-    </w:p>
-    <w:p>
-      <w:pPr>
-        <w:pStyle w:val="NormalWeb"/>
+        <w:t>Immutability</w:t>
+      </w:r>
+    </w:p>
+    <w:p>
+      <w:pPr>
+        <w:pStyle w:val="Heading2"/>
         <w:numPr>
           <w:ilvl w:val="0"/>
           <w:numId w:val="1"/>
         </w:numPr>
         <w:rPr>
-          <w:rFonts w:ascii="Cambria" w:hAnsi="Cambria"/>
-        </w:rPr>
-      </w:pPr>
-      <w:r>
-        <w:rPr>
           <w:rStyle w:val="Strong"/>
           <w:rFonts w:ascii="Cambria" w:hAnsi="Cambria"/>
-        </w:rPr>
-        <w:t>Definition:</w:t>
-      </w:r>
+          <w:b w:val="0"/>
+          <w:bCs w:val="0"/>
+        </w:rPr>
+      </w:pPr>
+      <w:r>
+        <w:rPr>
+          <w:rStyle w:val="Strong"/>
+          <w:rFonts w:ascii="Cambria" w:hAnsi="Cambria"/>
+        </w:rPr>
+        <w:t>Definition</w:t>
+      </w:r>
+    </w:p>
+    <w:p>
+      <w:pPr>
+        <w:pStyle w:val="NormalWeb"/>
+        <w:ind w:left="720" w:firstLine="360"/>
+        <w:rPr>
+          <w:rFonts w:ascii="Cambria" w:hAnsi="Cambria"/>
+        </w:rPr>
+      </w:pPr>
       <w:r>
         <w:rPr>
           <w:rFonts w:ascii="Cambria" w:hAnsi="Cambria"/>
@@ -85,20 +101,14 @@
     </w:p>
     <w:p>
       <w:pPr>
-        <w:pStyle w:val="NormalWeb"/>
+        <w:pStyle w:val="Heading2"/>
         <w:numPr>
           <w:ilvl w:val="0"/>
           <w:numId w:val="1"/>
         </w:numPr>
-        <w:rPr>
-          <w:rFonts w:ascii="Cambria" w:hAnsi="Cambria"/>
-        </w:rPr>
-      </w:pPr>
-      <w:r>
-        <w:rPr>
-          <w:rFonts w:ascii="Cambria" w:hAnsi="Cambria"/>
-        </w:rPr>
-        <w:t>Example:</w:t>
+      </w:pPr>
+      <w:r>
+        <w:t>Example</w:t>
       </w:r>
     </w:p>
     <w:p>
@@ -114,6 +124,13 @@
           <w:rStyle w:val="HTMLCode"/>
           <w:rFonts w:ascii="Cambria" w:hAnsi="Cambria"/>
         </w:rPr>
+        <w:tab/>
+      </w:r>
+      <w:r>
+        <w:rPr>
+          <w:rStyle w:val="HTMLCode"/>
+          <w:rFonts w:ascii="Cambria" w:hAnsi="Cambria"/>
+        </w:rPr>
         <w:t xml:space="preserve">name = </w:t>
       </w:r>
       <w:r>
@@ -137,6 +154,13 @@
           <w:rStyle w:val="HTMLCode"/>
           <w:rFonts w:ascii="Cambria" w:hAnsi="Cambria"/>
         </w:rPr>
+        <w:tab/>
+      </w:r>
+      <w:r>
+        <w:rPr>
+          <w:rStyle w:val="HTMLCode"/>
+          <w:rFonts w:ascii="Cambria" w:hAnsi="Cambria"/>
+        </w:rPr>
         <w:t>name[</w:t>
       </w:r>
       <w:r>
@@ -178,170 +202,189 @@
     <w:p>
       <w:pPr>
         <w:pStyle w:val="NormalWeb"/>
+        <w:ind w:left="1080"/>
+        <w:rPr>
+          <w:rFonts w:ascii="Cambria" w:hAnsi="Cambria"/>
+        </w:rPr>
+      </w:pPr>
+      <w:r>
+        <w:rPr>
+          <w:rFonts w:ascii="Cambria" w:hAnsi="Cambria"/>
+        </w:rPr>
+        <w:t xml:space="preserve">But you can </w:t>
+      </w:r>
+      <w:r>
+        <w:rPr>
+          <w:rStyle w:val="Strong"/>
+          <w:rFonts w:ascii="Cambria" w:hAnsi="Cambria"/>
+        </w:rPr>
+        <w:t>create a new string</w:t>
+      </w:r>
+      <w:r>
+        <w:rPr>
+          <w:rFonts w:ascii="Cambria" w:hAnsi="Cambria"/>
+        </w:rPr>
+        <w:t>:</w:t>
+      </w:r>
+    </w:p>
+    <w:p>
+      <w:pPr>
+        <w:pStyle w:val="HTMLPreformatted"/>
+        <w:rPr>
+          <w:rStyle w:val="HTMLCode"/>
+          <w:rFonts w:ascii="Cambria" w:hAnsi="Cambria"/>
+        </w:rPr>
+      </w:pPr>
+      <w:r>
+        <w:rPr>
+          <w:rStyle w:val="HTMLCode"/>
+          <w:rFonts w:ascii="Cambria" w:hAnsi="Cambria"/>
+        </w:rPr>
+        <w:tab/>
+      </w:r>
+      <w:r>
+        <w:rPr>
+          <w:rStyle w:val="HTMLCode"/>
+          <w:rFonts w:ascii="Cambria" w:hAnsi="Cambria"/>
+        </w:rPr>
+        <w:t xml:space="preserve">name = </w:t>
+      </w:r>
+      <w:r>
+        <w:rPr>
+          <w:rStyle w:val="hljs-string"/>
+          <w:rFonts w:ascii="Cambria" w:hAnsi="Cambria"/>
+        </w:rPr>
+        <w:t>"Zaeem"</w:t>
+      </w:r>
+    </w:p>
+    <w:p>
+      <w:pPr>
+        <w:pStyle w:val="HTMLPreformatted"/>
+        <w:rPr>
+          <w:rStyle w:val="HTMLCode"/>
+          <w:rFonts w:ascii="Cambria" w:hAnsi="Cambria"/>
+        </w:rPr>
+      </w:pPr>
+      <w:r>
+        <w:rPr>
+          <w:rStyle w:val="HTMLCode"/>
+          <w:rFonts w:ascii="Cambria" w:hAnsi="Cambria"/>
+        </w:rPr>
+        <w:tab/>
+      </w:r>
+      <w:proofErr w:type="spellStart"/>
+      <w:r>
+        <w:rPr>
+          <w:rStyle w:val="HTMLCode"/>
+          <w:rFonts w:ascii="Cambria" w:hAnsi="Cambria"/>
+        </w:rPr>
+        <w:t>new_name</w:t>
+      </w:r>
+      <w:proofErr w:type="spellEnd"/>
+      <w:r>
+        <w:rPr>
+          <w:rStyle w:val="HTMLCode"/>
+          <w:rFonts w:ascii="Cambria" w:hAnsi="Cambria"/>
+        </w:rPr>
+        <w:t xml:space="preserve"> = </w:t>
+      </w:r>
+      <w:r>
+        <w:rPr>
+          <w:rStyle w:val="hljs-string"/>
+          <w:rFonts w:ascii="Cambria" w:hAnsi="Cambria"/>
+        </w:rPr>
+        <w:t>"A"</w:t>
+      </w:r>
+      <w:r>
+        <w:rPr>
+          <w:rStyle w:val="HTMLCode"/>
+          <w:rFonts w:ascii="Cambria" w:hAnsi="Cambria"/>
+        </w:rPr>
+        <w:t xml:space="preserve"> + name[</w:t>
+      </w:r>
+      <w:r>
+        <w:rPr>
+          <w:rStyle w:val="hljs-number"/>
+          <w:rFonts w:ascii="Cambria" w:hAnsi="Cambria"/>
+        </w:rPr>
+        <w:t>1</w:t>
+      </w:r>
+      <w:r>
+        <w:rPr>
+          <w:rStyle w:val="HTMLCode"/>
+          <w:rFonts w:ascii="Cambria" w:hAnsi="Cambria"/>
+        </w:rPr>
+        <w:t>:]</w:t>
+      </w:r>
+    </w:p>
+    <w:p>
+      <w:pPr>
+        <w:pStyle w:val="HTMLPreformatted"/>
+        <w:rPr>
+          <w:rFonts w:ascii="Cambria" w:hAnsi="Cambria"/>
+        </w:rPr>
+      </w:pPr>
+      <w:r>
+        <w:rPr>
+          <w:rStyle w:val="hljs-builtin"/>
+          <w:rFonts w:ascii="Cambria" w:hAnsi="Cambria"/>
+        </w:rPr>
+        <w:tab/>
+      </w:r>
+      <w:r>
+        <w:rPr>
+          <w:rStyle w:val="hljs-builtin"/>
+          <w:rFonts w:ascii="Cambria" w:hAnsi="Cambria"/>
+        </w:rPr>
+        <w:t>print</w:t>
+      </w:r>
+      <w:r>
+        <w:rPr>
+          <w:rStyle w:val="HTMLCode"/>
+          <w:rFonts w:ascii="Cambria" w:hAnsi="Cambria"/>
+        </w:rPr>
+        <w:t>(</w:t>
+      </w:r>
+      <w:proofErr w:type="spellStart"/>
+      <w:r>
+        <w:rPr>
+          <w:rStyle w:val="HTMLCode"/>
+          <w:rFonts w:ascii="Cambria" w:hAnsi="Cambria"/>
+        </w:rPr>
+        <w:t>new_name</w:t>
+      </w:r>
+      <w:proofErr w:type="spellEnd"/>
+      <w:r>
+        <w:rPr>
+          <w:rStyle w:val="HTMLCode"/>
+          <w:rFonts w:ascii="Cambria" w:hAnsi="Cambria"/>
+        </w:rPr>
+        <w:t xml:space="preserve">)   </w:t>
+      </w:r>
+      <w:r>
+        <w:rPr>
+          <w:rStyle w:val="hljs-comment"/>
+          <w:rFonts w:ascii="Cambria" w:hAnsi="Cambria"/>
+        </w:rPr>
+        <w:t xml:space="preserve"># Output: </w:t>
+      </w:r>
+      <w:proofErr w:type="spellStart"/>
+      <w:r>
+        <w:rPr>
+          <w:rStyle w:val="hljs-comment"/>
+          <w:rFonts w:ascii="Cambria" w:hAnsi="Cambria"/>
+        </w:rPr>
+        <w:t>Aaeem</w:t>
+      </w:r>
+      <w:proofErr w:type="spellEnd"/>
+    </w:p>
+    <w:p>
+      <w:pPr>
+        <w:pStyle w:val="Heading1"/>
         <w:numPr>
           <w:ilvl w:val="0"/>
-          <w:numId w:val="2"/>
+          <w:numId w:val="21"/>
         </w:numPr>
-        <w:rPr>
-          <w:rFonts w:ascii="Cambria" w:hAnsi="Cambria"/>
-        </w:rPr>
-      </w:pPr>
-      <w:r>
-        <w:rPr>
-          <w:rFonts w:ascii="Cambria" w:hAnsi="Cambria"/>
-        </w:rPr>
-        <w:t xml:space="preserve">But you can </w:t>
-      </w:r>
-      <w:r>
-        <w:rPr>
-          <w:rStyle w:val="Strong"/>
-          <w:rFonts w:ascii="Cambria" w:hAnsi="Cambria"/>
-        </w:rPr>
-        <w:t>create a new string</w:t>
-      </w:r>
-      <w:r>
-        <w:rPr>
-          <w:rFonts w:ascii="Cambria" w:hAnsi="Cambria"/>
-        </w:rPr>
-        <w:t>:</w:t>
-      </w:r>
-    </w:p>
-    <w:p>
-      <w:pPr>
-        <w:pStyle w:val="HTMLPreformatted"/>
-        <w:rPr>
-          <w:rStyle w:val="HTMLCode"/>
-          <w:rFonts w:ascii="Cambria" w:hAnsi="Cambria"/>
-        </w:rPr>
-      </w:pPr>
-      <w:r>
-        <w:rPr>
-          <w:rStyle w:val="HTMLCode"/>
-          <w:rFonts w:ascii="Cambria" w:hAnsi="Cambria"/>
-        </w:rPr>
-        <w:t xml:space="preserve">name = </w:t>
-      </w:r>
-      <w:r>
-        <w:rPr>
-          <w:rStyle w:val="hljs-string"/>
-          <w:rFonts w:ascii="Cambria" w:hAnsi="Cambria"/>
-        </w:rPr>
-        <w:t>"Zaeem"</w:t>
-      </w:r>
-    </w:p>
-    <w:p>
-      <w:pPr>
-        <w:pStyle w:val="HTMLPreformatted"/>
-        <w:rPr>
-          <w:rStyle w:val="HTMLCode"/>
-          <w:rFonts w:ascii="Cambria" w:hAnsi="Cambria"/>
-        </w:rPr>
-      </w:pPr>
-      <w:proofErr w:type="spellStart"/>
-      <w:r>
-        <w:rPr>
-          <w:rStyle w:val="HTMLCode"/>
-          <w:rFonts w:ascii="Cambria" w:hAnsi="Cambria"/>
-        </w:rPr>
-        <w:t>new_name</w:t>
-      </w:r>
-      <w:proofErr w:type="spellEnd"/>
-      <w:r>
-        <w:rPr>
-          <w:rStyle w:val="HTMLCode"/>
-          <w:rFonts w:ascii="Cambria" w:hAnsi="Cambria"/>
-        </w:rPr>
-        <w:t xml:space="preserve"> = </w:t>
-      </w:r>
-      <w:r>
-        <w:rPr>
-          <w:rStyle w:val="hljs-string"/>
-          <w:rFonts w:ascii="Cambria" w:hAnsi="Cambria"/>
-        </w:rPr>
-        <w:t>"A"</w:t>
-      </w:r>
-      <w:r>
-        <w:rPr>
-          <w:rStyle w:val="HTMLCode"/>
-          <w:rFonts w:ascii="Cambria" w:hAnsi="Cambria"/>
-        </w:rPr>
-        <w:t xml:space="preserve"> + name[</w:t>
-      </w:r>
-      <w:r>
-        <w:rPr>
-          <w:rStyle w:val="hljs-number"/>
-          <w:rFonts w:ascii="Cambria" w:hAnsi="Cambria"/>
-        </w:rPr>
-        <w:t>1</w:t>
-      </w:r>
-      <w:r>
-        <w:rPr>
-          <w:rStyle w:val="HTMLCode"/>
-          <w:rFonts w:ascii="Cambria" w:hAnsi="Cambria"/>
-        </w:rPr>
-        <w:t>:]</w:t>
-      </w:r>
-    </w:p>
-    <w:p>
-      <w:pPr>
-        <w:pStyle w:val="HTMLPreformatted"/>
-        <w:rPr>
-          <w:rFonts w:ascii="Cambria" w:hAnsi="Cambria"/>
-        </w:rPr>
-      </w:pPr>
-      <w:r>
-        <w:rPr>
-          <w:rStyle w:val="hljs-builtin"/>
-          <w:rFonts w:ascii="Cambria" w:hAnsi="Cambria"/>
-        </w:rPr>
-        <w:t>print</w:t>
-      </w:r>
-      <w:r>
-        <w:rPr>
-          <w:rStyle w:val="HTMLCode"/>
-          <w:rFonts w:ascii="Cambria" w:hAnsi="Cambria"/>
-        </w:rPr>
-        <w:t>(</w:t>
-      </w:r>
-      <w:proofErr w:type="spellStart"/>
-      <w:r>
-        <w:rPr>
-          <w:rStyle w:val="HTMLCode"/>
-          <w:rFonts w:ascii="Cambria" w:hAnsi="Cambria"/>
-        </w:rPr>
-        <w:t>new_name</w:t>
-      </w:r>
-      <w:proofErr w:type="spellEnd"/>
-      <w:r>
-        <w:rPr>
-          <w:rStyle w:val="HTMLCode"/>
-          <w:rFonts w:ascii="Cambria" w:hAnsi="Cambria"/>
-        </w:rPr>
-        <w:t xml:space="preserve">)   </w:t>
-      </w:r>
-      <w:r>
-        <w:rPr>
-          <w:rStyle w:val="hljs-comment"/>
-          <w:rFonts w:ascii="Cambria" w:hAnsi="Cambria"/>
-        </w:rPr>
-        <w:t xml:space="preserve"># Output: </w:t>
-      </w:r>
-      <w:proofErr w:type="spellStart"/>
-      <w:r>
-        <w:rPr>
-          <w:rStyle w:val="hljs-comment"/>
-          <w:rFonts w:ascii="Cambria" w:hAnsi="Cambria"/>
-        </w:rPr>
-        <w:t>Aaeem</w:t>
-      </w:r>
-      <w:proofErr w:type="spellEnd"/>
-    </w:p>
-    <w:p>
-      <w:pPr>
-        <w:pStyle w:val="Heading1"/>
-        <w:rPr>
-          <w:rFonts w:ascii="Cambria" w:hAnsi="Cambria"/>
-        </w:rPr>
       </w:pPr>
       <w:r>
         <w:rPr>
@@ -350,7 +393,7 @@
           <w:b w:val="0"/>
           <w:bCs w:val="0"/>
         </w:rPr>
-        <w:t>2. Built-in Functions and Methods</w:t>
+        <w:t>Built-in Functions and Methods</w:t>
       </w:r>
     </w:p>
     <w:p>
@@ -419,15 +462,13 @@
     </w:p>
     <w:p>
       <w:pPr>
-        <w:pStyle w:val="NormalWeb"/>
-        <w:rPr>
-          <w:rFonts w:ascii="Cambria" w:hAnsi="Cambria"/>
-        </w:rPr>
-      </w:pPr>
-      <w:r>
-        <w:rPr>
-          <w:rFonts w:ascii="Cambria" w:hAnsi="Cambria"/>
-        </w:rPr>
+        <w:pStyle w:val="Heading2"/>
+        <w:numPr>
+          <w:ilvl w:val="0"/>
+          <w:numId w:val="3"/>
+        </w:numPr>
+      </w:pPr>
+      <w:r>
         <w:t>Examples:</w:t>
       </w:r>
     </w:p>
@@ -439,6 +480,13 @@
           <w:rFonts w:ascii="Cambria" w:hAnsi="Cambria"/>
         </w:rPr>
       </w:pPr>
+      <w:r>
+        <w:rPr>
+          <w:rStyle w:val="HTMLCode"/>
+          <w:rFonts w:ascii="Cambria" w:hAnsi="Cambria"/>
+        </w:rPr>
+        <w:tab/>
+      </w:r>
       <w:proofErr w:type="spellStart"/>
       <w:r>
         <w:rPr>
@@ -511,6 +559,13 @@
           <w:rStyle w:val="hljs-builtin"/>
           <w:rFonts w:ascii="Cambria" w:hAnsi="Cambria"/>
         </w:rPr>
+        <w:tab/>
+      </w:r>
+      <w:r>
+        <w:rPr>
+          <w:rStyle w:val="hljs-builtin"/>
+          <w:rFonts w:ascii="Cambria" w:hAnsi="Cambria"/>
+        </w:rPr>
         <w:t>print</w:t>
       </w:r>
       <w:r>
@@ -568,6 +623,13 @@
           <w:rFonts w:ascii="Cambria" w:hAnsi="Cambria"/>
         </w:rPr>
       </w:pPr>
+      <w:r>
+        <w:rPr>
+          <w:rStyle w:val="HTMLCode"/>
+          <w:rFonts w:ascii="Cambria" w:hAnsi="Cambria"/>
+        </w:rPr>
+        <w:tab/>
+      </w:r>
       <w:proofErr w:type="spellStart"/>
       <w:r>
         <w:rPr>
@@ -618,6 +680,13 @@
           <w:rStyle w:val="hljs-builtin"/>
           <w:rFonts w:ascii="Cambria" w:hAnsi="Cambria"/>
         </w:rPr>
+        <w:tab/>
+      </w:r>
+      <w:r>
+        <w:rPr>
+          <w:rStyle w:val="hljs-builtin"/>
+          <w:rFonts w:ascii="Cambria" w:hAnsi="Cambria"/>
+        </w:rPr>
         <w:t>print</w:t>
       </w:r>
       <w:r>
@@ -647,6 +716,10 @@
     <w:p>
       <w:pPr>
         <w:pStyle w:val="Heading1"/>
+        <w:numPr>
+          <w:ilvl w:val="0"/>
+          <w:numId w:val="21"/>
+        </w:numPr>
         <w:rPr>
           <w:rFonts w:ascii="Cambria" w:hAnsi="Cambria"/>
         </w:rPr>
@@ -658,7 +731,7 @@
           <w:b w:val="0"/>
           <w:bCs w:val="0"/>
         </w:rPr>
-        <w:t>3. Boolean Data Type</w:t>
+        <w:t>Boolean Data Type</w:t>
       </w:r>
     </w:p>
     <w:p>
@@ -730,6 +803,13 @@
           <w:rStyle w:val="hljs-builtin"/>
           <w:rFonts w:ascii="Cambria" w:hAnsi="Cambria"/>
         </w:rPr>
+        <w:tab/>
+      </w:r>
+      <w:r>
+        <w:rPr>
+          <w:rStyle w:val="hljs-builtin"/>
+          <w:rFonts w:ascii="Cambria" w:hAnsi="Cambria"/>
+        </w:rPr>
         <w:t>print</w:t>
       </w:r>
       <w:r>
@@ -788,6 +868,13 @@
           <w:rStyle w:val="hljs-builtin"/>
           <w:rFonts w:ascii="Cambria" w:hAnsi="Cambria"/>
         </w:rPr>
+        <w:tab/>
+      </w:r>
+      <w:r>
+        <w:rPr>
+          <w:rStyle w:val="hljs-builtin"/>
+          <w:rFonts w:ascii="Cambria" w:hAnsi="Cambria"/>
+        </w:rPr>
         <w:t>print</w:t>
       </w:r>
       <w:r>
@@ -846,6 +933,13 @@
           <w:rStyle w:val="hljs-builtin"/>
           <w:rFonts w:ascii="Cambria" w:hAnsi="Cambria"/>
         </w:rPr>
+        <w:tab/>
+      </w:r>
+      <w:r>
+        <w:rPr>
+          <w:rStyle w:val="hljs-builtin"/>
+          <w:rFonts w:ascii="Cambria" w:hAnsi="Cambria"/>
+        </w:rPr>
         <w:t>print</w:t>
       </w:r>
       <w:r>
@@ -904,6 +998,13 @@
           <w:rStyle w:val="hljs-builtin"/>
           <w:rFonts w:ascii="Cambria" w:hAnsi="Cambria"/>
         </w:rPr>
+        <w:tab/>
+      </w:r>
+      <w:r>
+        <w:rPr>
+          <w:rStyle w:val="hljs-builtin"/>
+          <w:rFonts w:ascii="Cambria" w:hAnsi="Cambria"/>
+        </w:rPr>
         <w:t>print</w:t>
       </w:r>
       <w:r>
@@ -952,6 +1053,10 @@
     <w:p>
       <w:pPr>
         <w:pStyle w:val="Heading1"/>
+        <w:numPr>
+          <w:ilvl w:val="0"/>
+          <w:numId w:val="21"/>
+        </w:numPr>
         <w:rPr>
           <w:rFonts w:ascii="Cambria" w:hAnsi="Cambria"/>
         </w:rPr>
@@ -963,12 +1068,16 @@
           <w:b w:val="0"/>
           <w:bCs w:val="0"/>
         </w:rPr>
-        <w:t>4. Exercise: String Reversal &amp; f-Strings</w:t>
+        <w:t>Exercise: String Reversal &amp; f-Strings</w:t>
       </w:r>
     </w:p>
     <w:p>
       <w:pPr>
         <w:pStyle w:val="Heading2"/>
+        <w:numPr>
+          <w:ilvl w:val="0"/>
+          <w:numId w:val="22"/>
+        </w:numPr>
         <w:rPr>
           <w:rFonts w:ascii="Cambria" w:hAnsi="Cambria"/>
         </w:rPr>
@@ -993,6 +1102,13 @@
           <w:rStyle w:val="HTMLCode"/>
           <w:rFonts w:ascii="Cambria" w:hAnsi="Cambria"/>
         </w:rPr>
+        <w:tab/>
+      </w:r>
+      <w:r>
+        <w:rPr>
+          <w:rStyle w:val="HTMLCode"/>
+          <w:rFonts w:ascii="Cambria" w:hAnsi="Cambria"/>
+        </w:rPr>
         <w:t xml:space="preserve">message = </w:t>
       </w:r>
       <w:r>
@@ -1037,6 +1153,13 @@
         </w:rPr>
         <w:t>]</w:t>
       </w:r>
+      <w:r>
+        <w:rPr>
+          <w:rStyle w:val="HTMLCode"/>
+          <w:rFonts w:ascii="Cambria" w:hAnsi="Cambria"/>
+        </w:rPr>
+        <w:tab/>
+      </w:r>
     </w:p>
     <w:p>
       <w:pPr>
@@ -1046,6 +1169,57 @@
           <w:rFonts w:ascii="Cambria" w:hAnsi="Cambria"/>
         </w:rPr>
       </w:pPr>
+      <w:r>
+        <w:rPr>
+          <w:rStyle w:val="hljs-builtin"/>
+          <w:rFonts w:ascii="Cambria" w:hAnsi="Cambria"/>
+        </w:rPr>
+        <w:tab/>
+      </w:r>
+      <w:r>
+        <w:rPr>
+          <w:rStyle w:val="hljs-builtin"/>
+          <w:rFonts w:ascii="Cambria" w:hAnsi="Cambria"/>
+        </w:rPr>
+        <w:t>print</w:t>
+      </w:r>
+      <w:r>
+        <w:rPr>
+          <w:rStyle w:val="HTMLCode"/>
+          <w:rFonts w:ascii="Cambria" w:hAnsi="Cambria"/>
+        </w:rPr>
+        <w:t>(</w:t>
+      </w:r>
+      <w:proofErr w:type="spellStart"/>
+      <w:r>
+        <w:rPr>
+          <w:rStyle w:val="hljs-string"/>
+          <w:rFonts w:ascii="Cambria" w:hAnsi="Cambria"/>
+        </w:rPr>
+        <w:t>f'Hacker</w:t>
+      </w:r>
+      <w:proofErr w:type="spellEnd"/>
+      <w:r>
+        <w:rPr>
+          <w:rStyle w:val="hljs-string"/>
+          <w:rFonts w:ascii="Cambria" w:hAnsi="Cambria"/>
+        </w:rPr>
+        <w:t xml:space="preserve"> is reading </w:t>
+      </w:r>
+      <w:r>
+        <w:rPr>
+          <w:rStyle w:val="hljs-subst"/>
+          <w:rFonts w:ascii="Cambria" w:hAnsi="Cambria"/>
+        </w:rPr>
+        <w:t>{message}</w:t>
+      </w:r>
+      <w:r>
+        <w:rPr>
+          <w:rStyle w:val="HTMLCode"/>
+          <w:rFonts w:ascii="Cambria" w:hAnsi="Cambria"/>
+        </w:rPr>
+        <w:t>')</w:t>
+      </w:r>
     </w:p>
     <w:p>
       <w:pPr>
@@ -1060,6 +1234,13 @@
           <w:rStyle w:val="hljs-builtin"/>
           <w:rFonts w:ascii="Cambria" w:hAnsi="Cambria"/>
         </w:rPr>
+        <w:tab/>
+      </w:r>
+      <w:r>
+        <w:rPr>
+          <w:rStyle w:val="hljs-builtin"/>
+          <w:rFonts w:ascii="Cambria" w:hAnsi="Cambria"/>
+        </w:rPr>
         <w:t>print</w:t>
       </w:r>
       <w:r>
@@ -1075,7 +1256,7 @@
           <w:rStyle w:val="hljs-string"/>
           <w:rFonts w:ascii="Cambria" w:hAnsi="Cambria"/>
         </w:rPr>
-        <w:t>f'Hacker</w:t>
+        <w:t>f'My</w:t>
       </w:r>
       <w:proofErr w:type="spellEnd"/>
       <w:r>
@@ -1083,66 +1264,13 @@
           <w:rStyle w:val="hljs-string"/>
           <w:rFonts w:ascii="Cambria" w:hAnsi="Cambria"/>
         </w:rPr>
-        <w:t xml:space="preserve"> is reading </w:t>
+        <w:t xml:space="preserve"> friend is reading </w:t>
       </w:r>
       <w:r>
         <w:rPr>
           <w:rStyle w:val="hljs-subst"/>
           <w:rFonts w:ascii="Cambria" w:hAnsi="Cambria"/>
         </w:rPr>
-        <w:t>{message}</w:t>
-      </w:r>
-      <w:r>
-        <w:rPr>
-          <w:rStyle w:val="HTMLCode"/>
-          <w:rFonts w:ascii="Cambria" w:hAnsi="Cambria"/>
-        </w:rPr>
-        <w:t>')</w:t>
-      </w:r>
-    </w:p>
-    <w:p>
-      <w:pPr>
-        <w:pStyle w:val="HTMLPreformatted"/>
-        <w:rPr>
-          <w:rStyle w:val="HTMLCode"/>
-          <w:rFonts w:ascii="Cambria" w:hAnsi="Cambria"/>
-        </w:rPr>
-      </w:pPr>
-      <w:r>
-        <w:rPr>
-          <w:rStyle w:val="hljs-builtin"/>
-          <w:rFonts w:ascii="Cambria" w:hAnsi="Cambria"/>
-        </w:rPr>
-        <w:t>print</w:t>
-      </w:r>
-      <w:r>
-        <w:rPr>
-          <w:rStyle w:val="HTMLCode"/>
-          <w:rFonts w:ascii="Cambria" w:hAnsi="Cambria"/>
-        </w:rPr>
-        <w:t>(</w:t>
-      </w:r>
-      <w:proofErr w:type="spellStart"/>
-      <w:r>
-        <w:rPr>
-          <w:rStyle w:val="hljs-string"/>
-          <w:rFonts w:ascii="Cambria" w:hAnsi="Cambria"/>
-        </w:rPr>
-        <w:t>f'My</w:t>
-      </w:r>
-      <w:proofErr w:type="spellEnd"/>
-      <w:r>
-        <w:rPr>
-          <w:rStyle w:val="hljs-string"/>
-          <w:rFonts w:ascii="Cambria" w:hAnsi="Cambria"/>
-        </w:rPr>
-        <w:t xml:space="preserve"> friend is reading </w:t>
-      </w:r>
-      <w:r>
-        <w:rPr>
-          <w:rStyle w:val="hljs-subst"/>
-          <w:rFonts w:ascii="Cambria" w:hAnsi="Cambria"/>
-        </w:rPr>
         <w:t>{message[::-</w:t>
       </w:r>
       <w:r>
@@ -1162,48 +1290,21 @@
     </w:p>
     <w:p>
       <w:pPr>
-        <w:pStyle w:val="NormalWeb"/>
-        <w:rPr>
-          <w:rFonts w:ascii="Cambria" w:hAnsi="Cambria"/>
-        </w:rPr>
-      </w:pPr>
-      <w:r>
-        <w:rPr>
-          <w:rFonts w:ascii="Cambria" w:hAnsi="Cambria"/>
-        </w:rPr>
-        <w:t>Explanation:</w:t>
-      </w:r>
-    </w:p>
-    <w:p>
-      <w:pPr>
-        <w:pStyle w:val="NormalWeb"/>
+        <w:pStyle w:val="Heading2"/>
         <w:numPr>
           <w:ilvl w:val="0"/>
           <w:numId w:val="5"/>
         </w:numPr>
-        <w:rPr>
-          <w:rFonts w:ascii="Cambria" w:hAnsi="Cambria"/>
-        </w:rPr>
-      </w:pPr>
-      <w:r>
-        <w:rPr>
-          <w:rStyle w:val="HTMLCode"/>
-          <w:rFonts w:ascii="Cambria" w:hAnsi="Cambria"/>
-        </w:rPr>
-        <w:t>[::-1]</w:t>
-      </w:r>
-      <w:r>
-        <w:rPr>
-          <w:rFonts w:ascii="Cambria" w:hAnsi="Cambria"/>
-        </w:rPr>
-        <w:t xml:space="preserve"> → reverses the string.</w:t>
+      </w:pPr>
+      <w:r>
+        <w:t>Explanation:</w:t>
       </w:r>
     </w:p>
     <w:p>
       <w:pPr>
         <w:pStyle w:val="NormalWeb"/>
         <w:numPr>
-          <w:ilvl w:val="0"/>
+          <w:ilvl w:val="1"/>
           <w:numId w:val="5"/>
         </w:numPr>
         <w:rPr>
@@ -1212,6 +1313,31 @@
       </w:pPr>
       <w:r>
         <w:rPr>
+          <w:rStyle w:val="HTMLCode"/>
+          <w:rFonts w:ascii="Cambria" w:hAnsi="Cambria"/>
+        </w:rPr>
+        <w:t>[::-1]</w:t>
+      </w:r>
+      <w:r>
+        <w:rPr>
+          <w:rFonts w:ascii="Cambria" w:hAnsi="Cambria"/>
+        </w:rPr>
+        <w:t xml:space="preserve"> → reverses the string.</w:t>
+      </w:r>
+    </w:p>
+    <w:p>
+      <w:pPr>
+        <w:pStyle w:val="NormalWeb"/>
+        <w:numPr>
+          <w:ilvl w:val="1"/>
+          <w:numId w:val="5"/>
+        </w:numPr>
+        <w:rPr>
+          <w:rFonts w:ascii="Cambria" w:hAnsi="Cambria"/>
+        </w:rPr>
+      </w:pPr>
+      <w:r>
+        <w:rPr>
           <w:rFonts w:ascii="Cambria" w:hAnsi="Cambria"/>
         </w:rPr>
         <w:t>f-String → inserts the variable into the message.</w:t>
@@ -1220,17 +1346,14 @@
     <w:p>
       <w:pPr>
         <w:pStyle w:val="Heading1"/>
-        <w:rPr>
-          <w:rFonts w:ascii="Cambria" w:hAnsi="Cambria"/>
-        </w:rPr>
-      </w:pPr>
-      <w:r>
-        <w:rPr>
-          <w:rFonts w:ascii="Cambria" w:hAnsi="Cambria"/>
-        </w:rPr>
-        <w:lastRenderedPageBreak/>
-        <w:t> </w:t>
-      </w:r>
+        <w:numPr>
+          <w:ilvl w:val="0"/>
+          <w:numId w:val="21"/>
+        </w:numPr>
+        <w:rPr>
+          <w:rFonts w:ascii="Cambria" w:hAnsi="Cambria"/>
+        </w:rPr>
+      </w:pPr>
       <w:r>
         <w:rPr>
           <w:rFonts w:ascii="Cambria" w:hAnsi="Cambria"/>
@@ -1241,6 +1364,10 @@
     <w:p>
       <w:pPr>
         <w:pStyle w:val="Heading2"/>
+        <w:numPr>
+          <w:ilvl w:val="0"/>
+          <w:numId w:val="23"/>
+        </w:numPr>
         <w:rPr>
           <w:rFonts w:ascii="Cambria" w:hAnsi="Cambria"/>
         </w:rPr>
@@ -1267,6 +1394,7 @@
         <w:rPr>
           <w:rFonts w:ascii="Cambria" w:hAnsi="Cambria"/>
         </w:rPr>
+        <w:lastRenderedPageBreak/>
         <w:t xml:space="preserve">A </w:t>
       </w:r>
       <w:r>
@@ -1378,7 +1506,10 @@
       </w:r>
       <w:r>
         <w:rPr>
-          <w:rFonts w:ascii="Cambria" w:hAnsi="Cambria"/>
+          <w:rStyle w:val="HTMLCode"/>
+          <w:rFonts w:ascii="Cambria" w:hAnsi="Cambria"/>
+          <w:b/>
+          <w:bCs/>
         </w:rPr>
         <w:t>.</w:t>
       </w:r>
@@ -1386,15 +1517,19 @@
     <w:p>
       <w:pPr>
         <w:pStyle w:val="Heading2"/>
-        <w:rPr>
-          <w:rFonts w:ascii="Cambria" w:hAnsi="Cambria"/>
-        </w:rPr>
-      </w:pPr>
-      <w:r>
-        <w:rPr>
-          <w:rFonts w:ascii="Cambria" w:hAnsi="Cambria"/>
-        </w:rPr>
-        <w:t xml:space="preserve"> Examples of Lists</w:t>
+        <w:numPr>
+          <w:ilvl w:val="0"/>
+          <w:numId w:val="31"/>
+        </w:numPr>
+        <w:rPr>
+          <w:rFonts w:ascii="Cambria" w:hAnsi="Cambria"/>
+        </w:rPr>
+      </w:pPr>
+      <w:r>
+        <w:rPr>
+          <w:rFonts w:ascii="Cambria" w:hAnsi="Cambria"/>
+        </w:rPr>
+        <w:t>Examples of Lists</w:t>
       </w:r>
     </w:p>
     <w:p>
@@ -1410,6 +1545,13 @@
           <w:rStyle w:val="HTMLCode"/>
           <w:rFonts w:ascii="Cambria" w:hAnsi="Cambria"/>
         </w:rPr>
+        <w:tab/>
+      </w:r>
+      <w:r>
+        <w:rPr>
+          <w:rStyle w:val="HTMLCode"/>
+          <w:rFonts w:ascii="Cambria" w:hAnsi="Cambria"/>
+        </w:rPr>
         <w:t>list_1 = [</w:t>
       </w:r>
       <w:r>
@@ -1475,6 +1617,13 @@
           <w:rStyle w:val="HTMLCode"/>
           <w:rFonts w:ascii="Cambria" w:hAnsi="Cambria"/>
         </w:rPr>
+        <w:tab/>
+      </w:r>
+      <w:r>
+        <w:rPr>
+          <w:rStyle w:val="HTMLCode"/>
+          <w:rFonts w:ascii="Cambria" w:hAnsi="Cambria"/>
+        </w:rPr>
         <w:t>list_2 = [</w:t>
       </w:r>
       <w:r>
@@ -1535,6 +1684,13 @@
           <w:rFonts w:ascii="Cambria" w:hAnsi="Cambria"/>
         </w:rPr>
       </w:pPr>
+      <w:r>
+        <w:rPr>
+          <w:rStyle w:val="HTMLCode"/>
+          <w:rFonts w:ascii="Cambria" w:hAnsi="Cambria"/>
+        </w:rPr>
+        <w:tab/>
+      </w:r>
       <w:r>
         <w:rPr>
           <w:rStyle w:val="HTMLCode"/>
@@ -1600,6 +1756,13 @@
           <w:rStyle w:val="HTMLCode"/>
           <w:rFonts w:ascii="Cambria" w:hAnsi="Cambria"/>
         </w:rPr>
+        <w:tab/>
+      </w:r>
+      <w:r>
+        <w:rPr>
+          <w:rStyle w:val="HTMLCode"/>
+          <w:rFonts w:ascii="Cambria" w:hAnsi="Cambria"/>
+        </w:rPr>
         <w:t>list_4 = [</w:t>
       </w:r>
       <w:r>
@@ -1664,6 +1827,13 @@
           <w:rStyle w:val="HTMLCode"/>
           <w:rFonts w:ascii="Cambria" w:hAnsi="Cambria"/>
         </w:rPr>
+        <w:tab/>
+      </w:r>
+      <w:r>
+        <w:rPr>
+          <w:rStyle w:val="HTMLCode"/>
+          <w:rFonts w:ascii="Cambria" w:hAnsi="Cambria"/>
+        </w:rPr>
         <w:t>list_5 = [</w:t>
       </w:r>
       <w:r>
@@ -1775,6 +1945,10 @@
     <w:p>
       <w:pPr>
         <w:pStyle w:val="Heading2"/>
+        <w:numPr>
+          <w:ilvl w:val="0"/>
+          <w:numId w:val="24"/>
+        </w:numPr>
         <w:rPr>
           <w:rFonts w:ascii="Cambria" w:hAnsi="Cambria"/>
         </w:rPr>
@@ -1789,6 +1963,7 @@
     <w:p>
       <w:pPr>
         <w:pStyle w:val="HTMLPreformatted"/>
+        <w:ind w:left="916"/>
         <w:rPr>
           <w:rStyle w:val="HTMLCode"/>
           <w:rFonts w:ascii="Cambria" w:hAnsi="Cambria"/>
@@ -1819,6 +1994,7 @@
     <w:p>
       <w:pPr>
         <w:pStyle w:val="HTMLPreformatted"/>
+        <w:ind w:left="916"/>
         <w:rPr>
           <w:rStyle w:val="HTMLCode"/>
           <w:rFonts w:ascii="Cambria" w:hAnsi="Cambria"/>
@@ -1863,6 +2039,7 @@
     <w:p>
       <w:pPr>
         <w:pStyle w:val="HTMLPreformatted"/>
+        <w:ind w:left="916"/>
         <w:rPr>
           <w:rStyle w:val="HTMLCode"/>
           <w:rFonts w:ascii="Cambria" w:hAnsi="Cambria"/>
@@ -1893,6 +2070,7 @@
     <w:p>
       <w:pPr>
         <w:pStyle w:val="HTMLPreformatted"/>
+        <w:ind w:left="916"/>
         <w:rPr>
           <w:rStyle w:val="HTMLCode"/>
           <w:rFonts w:ascii="Cambria" w:hAnsi="Cambria"/>
@@ -1923,6 +2101,7 @@
     <w:p>
       <w:pPr>
         <w:pStyle w:val="HTMLPreformatted"/>
+        <w:ind w:left="916"/>
         <w:rPr>
           <w:rStyle w:val="HTMLCode"/>
           <w:rFonts w:ascii="Cambria" w:hAnsi="Cambria"/>
@@ -1953,6 +2132,7 @@
     <w:p>
       <w:pPr>
         <w:pStyle w:val="HTMLPreformatted"/>
+        <w:ind w:left="916"/>
         <w:rPr>
           <w:rStyle w:val="HTMLCode"/>
           <w:rFonts w:ascii="Cambria" w:hAnsi="Cambria"/>
@@ -2011,6 +2191,7 @@
     <w:p>
       <w:pPr>
         <w:pStyle w:val="HTMLPreformatted"/>
+        <w:ind w:left="916"/>
         <w:rPr>
           <w:rStyle w:val="HTMLCode"/>
           <w:rFonts w:ascii="Cambria" w:hAnsi="Cambria"/>
@@ -2041,6 +2222,7 @@
     <w:p>
       <w:pPr>
         <w:pStyle w:val="HTMLPreformatted"/>
+        <w:ind w:left="916"/>
         <w:rPr>
           <w:rFonts w:ascii="Cambria" w:hAnsi="Cambria"/>
         </w:rPr>
@@ -2084,6 +2266,10 @@
     <w:p>
       <w:pPr>
         <w:pStyle w:val="Heading2"/>
+        <w:numPr>
+          <w:ilvl w:val="0"/>
+          <w:numId w:val="24"/>
+        </w:numPr>
         <w:rPr>
           <w:rFonts w:ascii="Cambria" w:hAnsi="Cambria"/>
         </w:rPr>
@@ -2098,6 +2284,7 @@
     <w:p>
       <w:pPr>
         <w:pStyle w:val="NormalWeb"/>
+        <w:ind w:firstLine="720"/>
         <w:rPr>
           <w:rFonts w:ascii="Cambria" w:hAnsi="Cambria"/>
         </w:rPr>
@@ -2143,6 +2330,13 @@
           <w:rFonts w:ascii="Cambria" w:hAnsi="Cambria"/>
         </w:rPr>
       </w:pPr>
+      <w:r>
+        <w:rPr>
+          <w:rStyle w:val="HTMLCode"/>
+          <w:rFonts w:ascii="Cambria" w:hAnsi="Cambria"/>
+        </w:rPr>
+        <w:tab/>
+      </w:r>
       <w:proofErr w:type="spellStart"/>
       <w:r>
         <w:rPr>
@@ -2210,6 +2404,20 @@
           <w:rFonts w:ascii="Cambria" w:hAnsi="Cambria"/>
         </w:rPr>
       </w:pPr>
+      <w:r>
+        <w:rPr>
+          <w:rStyle w:val="hljs-comment"/>
+          <w:rFonts w:ascii="Cambria" w:hAnsi="Cambria"/>
+        </w:rPr>
+        <w:tab/>
+      </w:r>
+      <w:r>
+        <w:rPr>
+          <w:rStyle w:val="hljs-comment"/>
+          <w:rFonts w:ascii="Cambria" w:hAnsi="Cambria"/>
+        </w:rPr>
+        <w:t># Make a copy</w:t>
+      </w:r>
     </w:p>
     <w:p>
       <w:pPr>
@@ -2221,10 +2429,65 @@
       </w:pPr>
       <w:r>
         <w:rPr>
+          <w:rStyle w:val="HTMLCode"/>
+          <w:rFonts w:ascii="Cambria" w:hAnsi="Cambria"/>
+        </w:rPr>
+        <w:tab/>
+      </w:r>
+      <w:proofErr w:type="spellStart"/>
+      <w:r>
+        <w:rPr>
+          <w:rStyle w:val="HTMLCode"/>
+          <w:rFonts w:ascii="Cambria" w:hAnsi="Cambria"/>
+        </w:rPr>
+        <w:t>new_list</w:t>
+      </w:r>
+      <w:proofErr w:type="spellEnd"/>
+      <w:r>
+        <w:rPr>
+          <w:rStyle w:val="HTMLCode"/>
+          <w:rFonts w:ascii="Cambria" w:hAnsi="Cambria"/>
+        </w:rPr>
+        <w:t xml:space="preserve"> = </w:t>
+      </w:r>
+      <w:proofErr w:type="spellStart"/>
+      <w:r>
+        <w:rPr>
+          <w:rStyle w:val="HTMLCode"/>
+          <w:rFonts w:ascii="Cambria" w:hAnsi="Cambria"/>
+        </w:rPr>
+        <w:t>list_items</w:t>
+      </w:r>
+      <w:proofErr w:type="spellEnd"/>
+      <w:r>
+        <w:rPr>
+          <w:rStyle w:val="HTMLCode"/>
+          <w:rFonts w:ascii="Cambria" w:hAnsi="Cambria"/>
+        </w:rPr>
+        <w:t>[:]</w:t>
+      </w:r>
+    </w:p>
+    <w:p>
+      <w:pPr>
+        <w:pStyle w:val="HTMLPreformatted"/>
+        <w:rPr>
+          <w:rStyle w:val="HTMLCode"/>
+          <w:rFonts w:ascii="Cambria" w:hAnsi="Cambria"/>
+        </w:rPr>
+      </w:pPr>
+      <w:r>
+        <w:rPr>
           <w:rStyle w:val="hljs-comment"/>
           <w:rFonts w:ascii="Cambria" w:hAnsi="Cambria"/>
         </w:rPr>
-        <w:t># Make a copy</w:t>
+        <w:tab/>
+      </w:r>
+      <w:r>
+        <w:rPr>
+          <w:rStyle w:val="hljs-comment"/>
+          <w:rFonts w:ascii="Cambria" w:hAnsi="Cambria"/>
+        </w:rPr>
+        <w:t># Change the copy</w:t>
       </w:r>
     </w:p>
     <w:p>
@@ -2235,6 +2498,13 @@
           <w:rFonts w:ascii="Cambria" w:hAnsi="Cambria"/>
         </w:rPr>
       </w:pPr>
+      <w:r>
+        <w:rPr>
+          <w:rStyle w:val="HTMLCode"/>
+          <w:rFonts w:ascii="Cambria" w:hAnsi="Cambria"/>
+        </w:rPr>
+        <w:tab/>
+      </w:r>
       <w:proofErr w:type="spellStart"/>
       <w:r>
         <w:rPr>
@@ -2249,7 +2519,58 @@
           <w:rStyle w:val="HTMLCode"/>
           <w:rFonts w:ascii="Cambria" w:hAnsi="Cambria"/>
         </w:rPr>
-        <w:t xml:space="preserve"> = </w:t>
+        <w:t>[</w:t>
+      </w:r>
+      <w:r>
+        <w:rPr>
+          <w:rStyle w:val="hljs-number"/>
+          <w:rFonts w:ascii="Cambria" w:hAnsi="Cambria"/>
+        </w:rPr>
+        <w:t>2</w:t>
+      </w:r>
+      <w:r>
+        <w:rPr>
+          <w:rStyle w:val="HTMLCode"/>
+          <w:rFonts w:ascii="Cambria" w:hAnsi="Cambria"/>
+        </w:rPr>
+        <w:t xml:space="preserve">] = </w:t>
+      </w:r>
+      <w:r>
+        <w:rPr>
+          <w:rStyle w:val="hljs-string"/>
+          <w:rFonts w:ascii="Cambria" w:hAnsi="Cambria"/>
+        </w:rPr>
+        <w:t>'tablet'</w:t>
+      </w:r>
+    </w:p>
+    <w:p>
+      <w:pPr>
+        <w:pStyle w:val="HTMLPreformatted"/>
+        <w:rPr>
+          <w:rStyle w:val="HTMLCode"/>
+          <w:rFonts w:ascii="Cambria" w:hAnsi="Cambria"/>
+        </w:rPr>
+      </w:pPr>
+      <w:r>
+        <w:rPr>
+          <w:rStyle w:val="hljs-builtin"/>
+          <w:rFonts w:ascii="Cambria" w:hAnsi="Cambria"/>
+        </w:rPr>
+        <w:tab/>
+      </w:r>
+      <w:r>
+        <w:rPr>
+          <w:rStyle w:val="hljs-builtin"/>
+          <w:rFonts w:ascii="Cambria" w:hAnsi="Cambria"/>
+        </w:rPr>
+        <w:t>print</w:t>
+      </w:r>
+      <w:r>
+        <w:rPr>
+          <w:rStyle w:val="HTMLCode"/>
+          <w:rFonts w:ascii="Cambria" w:hAnsi="Cambria"/>
+        </w:rPr>
+        <w:t>(</w:t>
       </w:r>
       <w:proofErr w:type="spellStart"/>
       <w:r>
@@ -2265,17 +2586,113 @@
           <w:rStyle w:val="HTMLCode"/>
           <w:rFonts w:ascii="Cambria" w:hAnsi="Cambria"/>
         </w:rPr>
-        <w:t>[:]</w:t>
+        <w:t xml:space="preserve">)   </w:t>
+      </w:r>
+      <w:r>
+        <w:rPr>
+          <w:rStyle w:val="hljs-comment"/>
+          <w:rFonts w:ascii="Cambria" w:hAnsi="Cambria"/>
+        </w:rPr>
+        <w:t># ['book', 10, 'laptop']</w:t>
       </w:r>
     </w:p>
     <w:p>
       <w:pPr>
         <w:pStyle w:val="HTMLPreformatted"/>
         <w:rPr>
-          <w:rStyle w:val="HTMLCode"/>
-          <w:rFonts w:ascii="Cambria" w:hAnsi="Cambria"/>
-        </w:rPr>
-      </w:pPr>
+          <w:rFonts w:ascii="Cambria" w:hAnsi="Cambria"/>
+        </w:rPr>
+      </w:pPr>
+      <w:r>
+        <w:rPr>
+          <w:rStyle w:val="hljs-builtin"/>
+          <w:rFonts w:ascii="Cambria" w:hAnsi="Cambria"/>
+        </w:rPr>
+        <w:tab/>
+      </w:r>
+      <w:r>
+        <w:rPr>
+          <w:rStyle w:val="hljs-builtin"/>
+          <w:rFonts w:ascii="Cambria" w:hAnsi="Cambria"/>
+        </w:rPr>
+        <w:t>print</w:t>
+      </w:r>
+      <w:r>
+        <w:rPr>
+          <w:rStyle w:val="HTMLCode"/>
+          <w:rFonts w:ascii="Cambria" w:hAnsi="Cambria"/>
+        </w:rPr>
+        <w:t>(</w:t>
+      </w:r>
+      <w:proofErr w:type="spellStart"/>
+      <w:r>
+        <w:rPr>
+          <w:rStyle w:val="HTMLCode"/>
+          <w:rFonts w:ascii="Cambria" w:hAnsi="Cambria"/>
+        </w:rPr>
+        <w:t>new_list</w:t>
+      </w:r>
+      <w:proofErr w:type="spellEnd"/>
+      <w:r>
+        <w:rPr>
+          <w:rStyle w:val="HTMLCode"/>
+          <w:rFonts w:ascii="Cambria" w:hAnsi="Cambria"/>
+        </w:rPr>
+        <w:t xml:space="preserve">)     </w:t>
+      </w:r>
+      <w:r>
+        <w:rPr>
+          <w:rStyle w:val="hljs-comment"/>
+          <w:rFonts w:ascii="Cambria" w:hAnsi="Cambria"/>
+        </w:rPr>
+        <w:t># ['book', 10, 'tablet']</w:t>
+      </w:r>
+    </w:p>
+    <w:p>
+      <w:pPr>
+        <w:pStyle w:val="Heading2"/>
+        <w:numPr>
+          <w:ilvl w:val="0"/>
+          <w:numId w:val="24"/>
+        </w:numPr>
+        <w:rPr>
+          <w:rFonts w:ascii="Cambria" w:hAnsi="Cambria"/>
+        </w:rPr>
+      </w:pPr>
+      <w:r>
+        <w:rPr>
+          <w:rFonts w:ascii="Cambria" w:hAnsi="Cambria"/>
+        </w:rPr>
+        <w:t>Matrix Using Lists</w:t>
+      </w:r>
+    </w:p>
+    <w:p>
+      <w:pPr>
+        <w:pStyle w:val="NormalWeb"/>
+        <w:ind w:firstLine="720"/>
+        <w:rPr>
+          <w:rFonts w:ascii="Cambria" w:hAnsi="Cambria"/>
+        </w:rPr>
+      </w:pPr>
+      <w:r>
+        <w:rPr>
+          <w:rFonts w:ascii="Cambria" w:hAnsi="Cambria"/>
+        </w:rPr>
+        <w:t xml:space="preserve">A </w:t>
+      </w:r>
+      <w:r>
+        <w:rPr>
+          <w:rStyle w:val="Strong"/>
+          <w:rFonts w:ascii="Cambria" w:hAnsi="Cambria"/>
+        </w:rPr>
+        <w:t>matrix</w:t>
+      </w:r>
+      <w:r>
+        <w:rPr>
+          <w:rFonts w:ascii="Cambria" w:hAnsi="Cambria"/>
+        </w:rPr>
+        <w:t xml:space="preserve"> can be represented as a list of lists.</w:t>
+      </w:r>
     </w:p>
     <w:p>
       <w:pPr>
@@ -2287,41 +2704,342 @@
       </w:pPr>
       <w:r>
         <w:rPr>
+          <w:rStyle w:val="HTMLCode"/>
+          <w:rFonts w:ascii="Cambria" w:hAnsi="Cambria"/>
+        </w:rPr>
+        <w:tab/>
+      </w:r>
+      <w:r>
+        <w:rPr>
+          <w:rStyle w:val="HTMLCode"/>
+          <w:rFonts w:ascii="Cambria" w:hAnsi="Cambria"/>
+        </w:rPr>
+        <w:t>matrix = [</w:t>
+      </w:r>
+    </w:p>
+    <w:p>
+      <w:pPr>
+        <w:pStyle w:val="HTMLPreformatted"/>
+        <w:rPr>
+          <w:rStyle w:val="HTMLCode"/>
+          <w:rFonts w:ascii="Cambria" w:hAnsi="Cambria"/>
+        </w:rPr>
+      </w:pPr>
+      <w:r>
+        <w:rPr>
+          <w:rStyle w:val="HTMLCode"/>
+          <w:rFonts w:ascii="Cambria" w:hAnsi="Cambria"/>
+        </w:rPr>
+        <w:t xml:space="preserve">    </w:t>
+      </w:r>
+      <w:r>
+        <w:rPr>
+          <w:rStyle w:val="HTMLCode"/>
+          <w:rFonts w:ascii="Cambria" w:hAnsi="Cambria"/>
+        </w:rPr>
+        <w:tab/>
+      </w:r>
+      <w:r>
+        <w:rPr>
+          <w:rStyle w:val="HTMLCode"/>
+          <w:rFonts w:ascii="Cambria" w:hAnsi="Cambria"/>
+        </w:rPr>
+        <w:t>[</w:t>
+      </w:r>
+      <w:r>
+        <w:rPr>
+          <w:rStyle w:val="hljs-number"/>
+          <w:rFonts w:ascii="Cambria" w:hAnsi="Cambria"/>
+        </w:rPr>
+        <w:t>1</w:t>
+      </w:r>
+      <w:r>
+        <w:rPr>
+          <w:rStyle w:val="HTMLCode"/>
+          <w:rFonts w:ascii="Cambria" w:hAnsi="Cambria"/>
+        </w:rPr>
+        <w:t xml:space="preserve">, </w:t>
+      </w:r>
+      <w:r>
+        <w:rPr>
+          <w:rStyle w:val="hljs-number"/>
+          <w:rFonts w:ascii="Cambria" w:hAnsi="Cambria"/>
+        </w:rPr>
+        <w:t>3</w:t>
+      </w:r>
+      <w:r>
+        <w:rPr>
+          <w:rStyle w:val="HTMLCode"/>
+          <w:rFonts w:ascii="Cambria" w:hAnsi="Cambria"/>
+        </w:rPr>
+        <w:t xml:space="preserve">, </w:t>
+      </w:r>
+      <w:r>
+        <w:rPr>
+          <w:rStyle w:val="hljs-number"/>
+          <w:rFonts w:ascii="Cambria" w:hAnsi="Cambria"/>
+        </w:rPr>
+        <w:t>4</w:t>
+      </w:r>
+      <w:r>
+        <w:rPr>
+          <w:rStyle w:val="HTMLCode"/>
+          <w:rFonts w:ascii="Cambria" w:hAnsi="Cambria"/>
+        </w:rPr>
+        <w:t>],</w:t>
+      </w:r>
+    </w:p>
+    <w:p>
+      <w:pPr>
+        <w:pStyle w:val="HTMLPreformatted"/>
+        <w:rPr>
+          <w:rStyle w:val="HTMLCode"/>
+          <w:rFonts w:ascii="Cambria" w:hAnsi="Cambria"/>
+        </w:rPr>
+      </w:pPr>
+      <w:r>
+        <w:rPr>
+          <w:rStyle w:val="HTMLCode"/>
+          <w:rFonts w:ascii="Cambria" w:hAnsi="Cambria"/>
+        </w:rPr>
+        <w:t xml:space="preserve">    </w:t>
+      </w:r>
+      <w:r>
+        <w:rPr>
+          <w:rStyle w:val="HTMLCode"/>
+          <w:rFonts w:ascii="Cambria" w:hAnsi="Cambria"/>
+        </w:rPr>
+        <w:tab/>
+      </w:r>
+      <w:r>
+        <w:rPr>
+          <w:rStyle w:val="HTMLCode"/>
+          <w:rFonts w:ascii="Cambria" w:hAnsi="Cambria"/>
+        </w:rPr>
+        <w:t>[</w:t>
+      </w:r>
+      <w:r>
+        <w:rPr>
+          <w:rStyle w:val="hljs-number"/>
+          <w:rFonts w:ascii="Cambria" w:hAnsi="Cambria"/>
+        </w:rPr>
+        <w:t>2</w:t>
+      </w:r>
+      <w:r>
+        <w:rPr>
+          <w:rStyle w:val="HTMLCode"/>
+          <w:rFonts w:ascii="Cambria" w:hAnsi="Cambria"/>
+        </w:rPr>
+        <w:t xml:space="preserve">, </w:t>
+      </w:r>
+      <w:r>
+        <w:rPr>
+          <w:rStyle w:val="hljs-number"/>
+          <w:rFonts w:ascii="Cambria" w:hAnsi="Cambria"/>
+        </w:rPr>
+        <w:t>6</w:t>
+      </w:r>
+      <w:r>
+        <w:rPr>
+          <w:rStyle w:val="HTMLCode"/>
+          <w:rFonts w:ascii="Cambria" w:hAnsi="Cambria"/>
+        </w:rPr>
+        <w:t xml:space="preserve">, </w:t>
+      </w:r>
+      <w:r>
+        <w:rPr>
+          <w:rStyle w:val="hljs-number"/>
+          <w:rFonts w:ascii="Cambria" w:hAnsi="Cambria"/>
+        </w:rPr>
+        <w:t>7</w:t>
+      </w:r>
+      <w:r>
+        <w:rPr>
+          <w:rStyle w:val="HTMLCode"/>
+          <w:rFonts w:ascii="Cambria" w:hAnsi="Cambria"/>
+        </w:rPr>
+        <w:t>],</w:t>
+      </w:r>
+    </w:p>
+    <w:p>
+      <w:pPr>
+        <w:pStyle w:val="HTMLPreformatted"/>
+        <w:rPr>
+          <w:rStyle w:val="HTMLCode"/>
+          <w:rFonts w:ascii="Cambria" w:hAnsi="Cambria"/>
+        </w:rPr>
+      </w:pPr>
+      <w:r>
+        <w:rPr>
+          <w:rStyle w:val="HTMLCode"/>
+          <w:rFonts w:ascii="Cambria" w:hAnsi="Cambria"/>
+        </w:rPr>
+        <w:t xml:space="preserve">    </w:t>
+      </w:r>
+      <w:r>
+        <w:rPr>
+          <w:rStyle w:val="HTMLCode"/>
+          <w:rFonts w:ascii="Cambria" w:hAnsi="Cambria"/>
+        </w:rPr>
+        <w:tab/>
+      </w:r>
+      <w:r>
+        <w:rPr>
+          <w:rStyle w:val="HTMLCode"/>
+          <w:rFonts w:ascii="Cambria" w:hAnsi="Cambria"/>
+        </w:rPr>
+        <w:t>[</w:t>
+      </w:r>
+      <w:r>
+        <w:rPr>
+          <w:rStyle w:val="hljs-number"/>
+          <w:rFonts w:ascii="Cambria" w:hAnsi="Cambria"/>
+        </w:rPr>
+        <w:t>3</w:t>
+      </w:r>
+      <w:r>
+        <w:rPr>
+          <w:rStyle w:val="HTMLCode"/>
+          <w:rFonts w:ascii="Cambria" w:hAnsi="Cambria"/>
+        </w:rPr>
+        <w:t xml:space="preserve">, </w:t>
+      </w:r>
+      <w:r>
+        <w:rPr>
+          <w:rStyle w:val="hljs-number"/>
+          <w:rFonts w:ascii="Cambria" w:hAnsi="Cambria"/>
+        </w:rPr>
+        <w:t>5</w:t>
+      </w:r>
+      <w:r>
+        <w:rPr>
+          <w:rStyle w:val="HTMLCode"/>
+          <w:rFonts w:ascii="Cambria" w:hAnsi="Cambria"/>
+        </w:rPr>
+        <w:t xml:space="preserve">, </w:t>
+      </w:r>
+      <w:r>
+        <w:rPr>
+          <w:rStyle w:val="hljs-number"/>
+          <w:rFonts w:ascii="Cambria" w:hAnsi="Cambria"/>
+        </w:rPr>
+        <w:t>7</w:t>
+      </w:r>
+      <w:r>
+        <w:rPr>
+          <w:rStyle w:val="HTMLCode"/>
+          <w:rFonts w:ascii="Cambria" w:hAnsi="Cambria"/>
+        </w:rPr>
+        <w:t>]</w:t>
+      </w:r>
+    </w:p>
+    <w:p>
+      <w:pPr>
+        <w:pStyle w:val="HTMLPreformatted"/>
+        <w:rPr>
+          <w:rStyle w:val="HTMLCode"/>
+          <w:rFonts w:ascii="Cambria" w:hAnsi="Cambria"/>
+        </w:rPr>
+      </w:pPr>
+      <w:r>
+        <w:rPr>
+          <w:rStyle w:val="HTMLCode"/>
+          <w:rFonts w:ascii="Cambria" w:hAnsi="Cambria"/>
+        </w:rPr>
+        <w:tab/>
+      </w:r>
+      <w:r>
+        <w:rPr>
+          <w:rStyle w:val="HTMLCode"/>
+          <w:rFonts w:ascii="Cambria" w:hAnsi="Cambria"/>
+        </w:rPr>
+        <w:t>]</w:t>
+      </w:r>
+    </w:p>
+    <w:p>
+      <w:pPr>
+        <w:pStyle w:val="HTMLPreformatted"/>
+        <w:rPr>
+          <w:rStyle w:val="HTMLCode"/>
+          <w:rFonts w:ascii="Cambria" w:hAnsi="Cambria"/>
+        </w:rPr>
+      </w:pPr>
+      <w:r>
+        <w:rPr>
+          <w:rStyle w:val="hljs-builtin"/>
+          <w:rFonts w:ascii="Cambria" w:hAnsi="Cambria"/>
+        </w:rPr>
+        <w:tab/>
+      </w:r>
+      <w:r>
+        <w:rPr>
+          <w:rStyle w:val="hljs-builtin"/>
+          <w:rFonts w:ascii="Cambria" w:hAnsi="Cambria"/>
+        </w:rPr>
+        <w:t>print</w:t>
+      </w:r>
+      <w:r>
+        <w:rPr>
+          <w:rStyle w:val="HTMLCode"/>
+          <w:rFonts w:ascii="Cambria" w:hAnsi="Cambria"/>
+        </w:rPr>
+        <w:t xml:space="preserve">(matrix)       </w:t>
+      </w:r>
+      <w:r>
+        <w:rPr>
           <w:rStyle w:val="hljs-comment"/>
           <w:rFonts w:ascii="Cambria" w:hAnsi="Cambria"/>
         </w:rPr>
-        <w:t># Change the copy</w:t>
+        <w:t># [[1,3,4],[2,6,7],[3,5,7]]</w:t>
       </w:r>
     </w:p>
     <w:p>
       <w:pPr>
         <w:pStyle w:val="HTMLPreformatted"/>
         <w:rPr>
-          <w:rStyle w:val="HTMLCode"/>
-          <w:rFonts w:ascii="Cambria" w:hAnsi="Cambria"/>
-        </w:rPr>
-      </w:pPr>
-      <w:proofErr w:type="spellStart"/>
-      <w:r>
-        <w:rPr>
-          <w:rStyle w:val="HTMLCode"/>
-          <w:rFonts w:ascii="Cambria" w:hAnsi="Cambria"/>
-        </w:rPr>
-        <w:t>new_list</w:t>
-      </w:r>
-      <w:proofErr w:type="spellEnd"/>
-      <w:r>
-        <w:rPr>
-          <w:rStyle w:val="HTMLCode"/>
-          <w:rFonts w:ascii="Cambria" w:hAnsi="Cambria"/>
-        </w:rPr>
-        <w:t>[</w:t>
+          <w:rFonts w:ascii="Cambria" w:hAnsi="Cambria"/>
+        </w:rPr>
+      </w:pPr>
+      <w:r>
+        <w:rPr>
+          <w:rStyle w:val="hljs-builtin"/>
+          <w:rFonts w:ascii="Cambria" w:hAnsi="Cambria"/>
+        </w:rPr>
+        <w:tab/>
+      </w:r>
+      <w:r>
+        <w:rPr>
+          <w:rStyle w:val="hljs-builtin"/>
+          <w:rFonts w:ascii="Cambria" w:hAnsi="Cambria"/>
+        </w:rPr>
+        <w:t>print</w:t>
+      </w:r>
+      <w:r>
+        <w:rPr>
+          <w:rStyle w:val="HTMLCode"/>
+          <w:rFonts w:ascii="Cambria" w:hAnsi="Cambria"/>
+        </w:rPr>
+        <w:t>(matrix[</w:t>
       </w:r>
       <w:r>
         <w:rPr>
           <w:rStyle w:val="hljs-number"/>
           <w:rFonts w:ascii="Cambria" w:hAnsi="Cambria"/>
         </w:rPr>
+        <w:t>1</w:t>
+      </w:r>
+      <w:r>
+        <w:rPr>
+          <w:rStyle w:val="HTMLCode"/>
+          <w:rFonts w:ascii="Cambria" w:hAnsi="Cambria"/>
+        </w:rPr>
+        <w:t>][</w:t>
+      </w:r>
+      <w:r>
+        <w:rPr>
+          <w:rStyle w:val="hljs-number"/>
+          <w:rFonts w:ascii="Cambria" w:hAnsi="Cambria"/>
+        </w:rPr>
         <w:t>2</w:t>
       </w:r>
       <w:r>
@@ -2329,500 +3047,65 @@
           <w:rStyle w:val="HTMLCode"/>
           <w:rFonts w:ascii="Cambria" w:hAnsi="Cambria"/>
         </w:rPr>
-        <w:t xml:space="preserve">] = </w:t>
-      </w:r>
-      <w:r>
-        <w:rPr>
-          <w:rStyle w:val="hljs-string"/>
-          <w:rFonts w:ascii="Cambria" w:hAnsi="Cambria"/>
-        </w:rPr>
-        <w:t>'tablet'</w:t>
-      </w:r>
-    </w:p>
-    <w:p>
-      <w:pPr>
-        <w:pStyle w:val="HTMLPreformatted"/>
-        <w:rPr>
-          <w:rStyle w:val="HTMLCode"/>
-          <w:rFonts w:ascii="Cambria" w:hAnsi="Cambria"/>
-        </w:rPr>
-      </w:pPr>
-    </w:p>
-    <w:p>
-      <w:pPr>
-        <w:pStyle w:val="HTMLPreformatted"/>
-        <w:rPr>
-          <w:rStyle w:val="HTMLCode"/>
-          <w:rFonts w:ascii="Cambria" w:hAnsi="Cambria"/>
-        </w:rPr>
-      </w:pPr>
-      <w:r>
-        <w:rPr>
-          <w:rStyle w:val="hljs-builtin"/>
-          <w:rFonts w:ascii="Cambria" w:hAnsi="Cambria"/>
-        </w:rPr>
-        <w:t>print</w:t>
-      </w:r>
-      <w:r>
-        <w:rPr>
-          <w:rStyle w:val="HTMLCode"/>
-          <w:rFonts w:ascii="Cambria" w:hAnsi="Cambria"/>
-        </w:rPr>
-        <w:t>(</w:t>
-      </w:r>
-      <w:proofErr w:type="spellStart"/>
-      <w:r>
-        <w:rPr>
-          <w:rStyle w:val="HTMLCode"/>
-          <w:rFonts w:ascii="Cambria" w:hAnsi="Cambria"/>
-        </w:rPr>
-        <w:t>list_items</w:t>
-      </w:r>
-      <w:proofErr w:type="spellEnd"/>
-      <w:r>
-        <w:rPr>
-          <w:rStyle w:val="HTMLCode"/>
-          <w:rFonts w:ascii="Cambria" w:hAnsi="Cambria"/>
-        </w:rPr>
-        <w:t xml:space="preserve">)   </w:t>
+        <w:t xml:space="preserve">]) </w:t>
       </w:r>
       <w:r>
         <w:rPr>
           <w:rStyle w:val="hljs-comment"/>
           <w:rFonts w:ascii="Cambria" w:hAnsi="Cambria"/>
         </w:rPr>
-        <w:t># ['book', 10, 'laptop']</w:t>
-      </w:r>
-    </w:p>
-    <w:p>
-      <w:pPr>
-        <w:pStyle w:val="HTMLPreformatted"/>
-        <w:rPr>
-          <w:rFonts w:ascii="Cambria" w:hAnsi="Cambria"/>
-        </w:rPr>
-      </w:pPr>
-      <w:r>
-        <w:rPr>
-          <w:rStyle w:val="hljs-builtin"/>
-          <w:rFonts w:ascii="Cambria" w:hAnsi="Cambria"/>
-        </w:rPr>
-        <w:t>print</w:t>
-      </w:r>
-      <w:r>
-        <w:rPr>
-          <w:rStyle w:val="HTMLCode"/>
-          <w:rFonts w:ascii="Cambria" w:hAnsi="Cambria"/>
-        </w:rPr>
-        <w:t>(</w:t>
-      </w:r>
-      <w:proofErr w:type="spellStart"/>
-      <w:r>
-        <w:rPr>
-          <w:rStyle w:val="HTMLCode"/>
-          <w:rFonts w:ascii="Cambria" w:hAnsi="Cambria"/>
-        </w:rPr>
-        <w:t>new_list</w:t>
-      </w:r>
-      <w:proofErr w:type="spellEnd"/>
-      <w:r>
-        <w:rPr>
-          <w:rStyle w:val="HTMLCode"/>
-          <w:rFonts w:ascii="Cambria" w:hAnsi="Cambria"/>
-        </w:rPr>
-        <w:t xml:space="preserve">)     </w:t>
-      </w:r>
-      <w:r>
-        <w:rPr>
-          <w:rStyle w:val="hljs-comment"/>
-          <w:rFonts w:ascii="Cambria" w:hAnsi="Cambria"/>
-        </w:rPr>
-        <w:t># ['book', 10, 'tablet']</w:t>
+        <w:t># 7 (row 2, column 3)</w:t>
+      </w:r>
+    </w:p>
+    <w:p>
+      <w:pPr>
+        <w:pStyle w:val="NormalWeb"/>
+        <w:ind w:left="720"/>
+        <w:rPr>
+          <w:rFonts w:ascii="Cambria" w:hAnsi="Cambria"/>
+        </w:rPr>
+      </w:pPr>
+      <w:r>
+        <w:rPr>
+          <w:rFonts w:ascii="Cambria" w:hAnsi="Cambria"/>
+        </w:rPr>
+        <w:t>This way, lists can be used to represent data collections, nested structures, and even 2D tables (matrices).</w:t>
+      </w:r>
+    </w:p>
+    <w:p>
+      <w:pPr>
+        <w:pStyle w:val="Heading1"/>
+        <w:numPr>
+          <w:ilvl w:val="0"/>
+          <w:numId w:val="21"/>
+        </w:numPr>
+        <w:rPr>
+          <w:rFonts w:ascii="Cambria" w:hAnsi="Cambria"/>
+        </w:rPr>
+      </w:pPr>
+      <w:r>
+        <w:rPr>
+          <w:rFonts w:ascii="Cambria" w:hAnsi="Cambria"/>
+        </w:rPr>
+        <w:t>Python Lists Methods</w:t>
       </w:r>
     </w:p>
     <w:p>
       <w:pPr>
         <w:pStyle w:val="Heading2"/>
-        <w:rPr>
-          <w:rFonts w:ascii="Cambria" w:hAnsi="Cambria"/>
-        </w:rPr>
-      </w:pPr>
-      <w:r>
-        <w:rPr>
-          <w:rFonts w:ascii="Cambria" w:hAnsi="Cambria"/>
-        </w:rPr>
-        <w:t>Matrix Using Lists</w:t>
-      </w:r>
-    </w:p>
-    <w:p>
-      <w:pPr>
-        <w:pStyle w:val="NormalWeb"/>
-        <w:rPr>
-          <w:rFonts w:ascii="Cambria" w:hAnsi="Cambria"/>
-        </w:rPr>
-      </w:pPr>
-      <w:r>
-        <w:rPr>
-          <w:rFonts w:ascii="Cambria" w:hAnsi="Cambria"/>
-        </w:rPr>
-        <w:t xml:space="preserve">A </w:t>
-      </w:r>
-      <w:r>
-        <w:rPr>
-          <w:rStyle w:val="Strong"/>
-          <w:rFonts w:ascii="Cambria" w:hAnsi="Cambria"/>
-        </w:rPr>
-        <w:t>matrix</w:t>
-      </w:r>
-      <w:r>
-        <w:rPr>
-          <w:rFonts w:ascii="Cambria" w:hAnsi="Cambria"/>
-        </w:rPr>
-        <w:t xml:space="preserve"> can be represented as a list of lists.</w:t>
-      </w:r>
-    </w:p>
-    <w:p>
-      <w:pPr>
-        <w:pStyle w:val="HTMLPreformatted"/>
-        <w:rPr>
-          <w:rStyle w:val="HTMLCode"/>
-          <w:rFonts w:ascii="Cambria" w:hAnsi="Cambria"/>
-        </w:rPr>
-      </w:pPr>
-      <w:r>
-        <w:rPr>
-          <w:rStyle w:val="HTMLCode"/>
-          <w:rFonts w:ascii="Cambria" w:hAnsi="Cambria"/>
-        </w:rPr>
-        <w:t>matrix = [</w:t>
-      </w:r>
-    </w:p>
-    <w:p>
-      <w:pPr>
-        <w:pStyle w:val="HTMLPreformatted"/>
-        <w:rPr>
-          <w:rStyle w:val="HTMLCode"/>
-          <w:rFonts w:ascii="Cambria" w:hAnsi="Cambria"/>
-        </w:rPr>
-      </w:pPr>
-      <w:r>
-        <w:rPr>
-          <w:rStyle w:val="HTMLCode"/>
-          <w:rFonts w:ascii="Cambria" w:hAnsi="Cambria"/>
-        </w:rPr>
-        <w:t xml:space="preserve">    [</w:t>
-      </w:r>
-      <w:r>
-        <w:rPr>
-          <w:rStyle w:val="hljs-number"/>
-          <w:rFonts w:ascii="Cambria" w:hAnsi="Cambria"/>
-        </w:rPr>
-        <w:t>1</w:t>
-      </w:r>
-      <w:r>
-        <w:rPr>
-          <w:rStyle w:val="HTMLCode"/>
-          <w:rFonts w:ascii="Cambria" w:hAnsi="Cambria"/>
-        </w:rPr>
-        <w:t xml:space="preserve">, </w:t>
-      </w:r>
-      <w:r>
-        <w:rPr>
-          <w:rStyle w:val="hljs-number"/>
-          <w:rFonts w:ascii="Cambria" w:hAnsi="Cambria"/>
-        </w:rPr>
-        <w:t>3</w:t>
-      </w:r>
-      <w:r>
-        <w:rPr>
-          <w:rStyle w:val="HTMLCode"/>
-          <w:rFonts w:ascii="Cambria" w:hAnsi="Cambria"/>
-        </w:rPr>
-        <w:t xml:space="preserve">, </w:t>
-      </w:r>
-      <w:r>
-        <w:rPr>
-          <w:rStyle w:val="hljs-number"/>
-          <w:rFonts w:ascii="Cambria" w:hAnsi="Cambria"/>
-        </w:rPr>
-        <w:t>4</w:t>
-      </w:r>
-      <w:r>
-        <w:rPr>
-          <w:rStyle w:val="HTMLCode"/>
-          <w:rFonts w:ascii="Cambria" w:hAnsi="Cambria"/>
-        </w:rPr>
-        <w:t>],</w:t>
-      </w:r>
-    </w:p>
-    <w:p>
-      <w:pPr>
-        <w:pStyle w:val="HTMLPreformatted"/>
-        <w:rPr>
-          <w:rStyle w:val="HTMLCode"/>
-          <w:rFonts w:ascii="Cambria" w:hAnsi="Cambria"/>
-        </w:rPr>
-      </w:pPr>
-      <w:r>
-        <w:rPr>
-          <w:rStyle w:val="HTMLCode"/>
-          <w:rFonts w:ascii="Cambria" w:hAnsi="Cambria"/>
-        </w:rPr>
-        <w:t xml:space="preserve">    [</w:t>
-      </w:r>
-      <w:r>
-        <w:rPr>
-          <w:rStyle w:val="hljs-number"/>
-          <w:rFonts w:ascii="Cambria" w:hAnsi="Cambria"/>
-        </w:rPr>
-        <w:t>2</w:t>
-      </w:r>
-      <w:r>
-        <w:rPr>
-          <w:rStyle w:val="HTMLCode"/>
-          <w:rFonts w:ascii="Cambria" w:hAnsi="Cambria"/>
-        </w:rPr>
-        <w:t xml:space="preserve">, </w:t>
-      </w:r>
-      <w:r>
-        <w:rPr>
-          <w:rStyle w:val="hljs-number"/>
-          <w:rFonts w:ascii="Cambria" w:hAnsi="Cambria"/>
-        </w:rPr>
-        <w:t>6</w:t>
-      </w:r>
-      <w:r>
-        <w:rPr>
-          <w:rStyle w:val="HTMLCode"/>
-          <w:rFonts w:ascii="Cambria" w:hAnsi="Cambria"/>
-        </w:rPr>
-        <w:t xml:space="preserve">, </w:t>
-      </w:r>
-      <w:r>
-        <w:rPr>
-          <w:rStyle w:val="hljs-number"/>
-          <w:rFonts w:ascii="Cambria" w:hAnsi="Cambria"/>
-        </w:rPr>
-        <w:t>7</w:t>
-      </w:r>
-      <w:r>
-        <w:rPr>
-          <w:rStyle w:val="HTMLCode"/>
-          <w:rFonts w:ascii="Cambria" w:hAnsi="Cambria"/>
-        </w:rPr>
-        <w:t>],</w:t>
-      </w:r>
-    </w:p>
-    <w:p>
-      <w:pPr>
-        <w:pStyle w:val="HTMLPreformatted"/>
-        <w:rPr>
-          <w:rStyle w:val="HTMLCode"/>
-          <w:rFonts w:ascii="Cambria" w:hAnsi="Cambria"/>
-        </w:rPr>
-      </w:pPr>
-      <w:r>
-        <w:rPr>
-          <w:rStyle w:val="HTMLCode"/>
-          <w:rFonts w:ascii="Cambria" w:hAnsi="Cambria"/>
-        </w:rPr>
-        <w:t xml:space="preserve">    [</w:t>
-      </w:r>
-      <w:r>
-        <w:rPr>
-          <w:rStyle w:val="hljs-number"/>
-          <w:rFonts w:ascii="Cambria" w:hAnsi="Cambria"/>
-        </w:rPr>
-        <w:t>3</w:t>
-      </w:r>
-      <w:r>
-        <w:rPr>
-          <w:rStyle w:val="HTMLCode"/>
-          <w:rFonts w:ascii="Cambria" w:hAnsi="Cambria"/>
-        </w:rPr>
-        <w:t xml:space="preserve">, </w:t>
-      </w:r>
-      <w:r>
-        <w:rPr>
-          <w:rStyle w:val="hljs-number"/>
-          <w:rFonts w:ascii="Cambria" w:hAnsi="Cambria"/>
-        </w:rPr>
-        <w:t>5</w:t>
-      </w:r>
-      <w:r>
-        <w:rPr>
-          <w:rStyle w:val="HTMLCode"/>
-          <w:rFonts w:ascii="Cambria" w:hAnsi="Cambria"/>
-        </w:rPr>
-        <w:t xml:space="preserve">, </w:t>
-      </w:r>
-      <w:r>
-        <w:rPr>
-          <w:rStyle w:val="hljs-number"/>
-          <w:rFonts w:ascii="Cambria" w:hAnsi="Cambria"/>
-        </w:rPr>
-        <w:t>7</w:t>
-      </w:r>
-      <w:r>
-        <w:rPr>
-          <w:rStyle w:val="HTMLCode"/>
-          <w:rFonts w:ascii="Cambria" w:hAnsi="Cambria"/>
-        </w:rPr>
-        <w:t>]</w:t>
-      </w:r>
-    </w:p>
-    <w:p>
-      <w:pPr>
-        <w:pStyle w:val="HTMLPreformatted"/>
-        <w:rPr>
-          <w:rStyle w:val="HTMLCode"/>
-          <w:rFonts w:ascii="Cambria" w:hAnsi="Cambria"/>
-        </w:rPr>
-      </w:pPr>
-      <w:r>
-        <w:rPr>
-          <w:rStyle w:val="HTMLCode"/>
-          <w:rFonts w:ascii="Cambria" w:hAnsi="Cambria"/>
-        </w:rPr>
-        <w:t>]</w:t>
-      </w:r>
-    </w:p>
-    <w:p>
-      <w:pPr>
-        <w:pStyle w:val="HTMLPreformatted"/>
-        <w:rPr>
-          <w:rStyle w:val="HTMLCode"/>
-          <w:rFonts w:ascii="Cambria" w:hAnsi="Cambria"/>
-        </w:rPr>
-      </w:pPr>
-    </w:p>
-    <w:p>
-      <w:pPr>
-        <w:pStyle w:val="HTMLPreformatted"/>
-        <w:rPr>
-          <w:rStyle w:val="HTMLCode"/>
-          <w:rFonts w:ascii="Cambria" w:hAnsi="Cambria"/>
-        </w:rPr>
-      </w:pPr>
-      <w:r>
-        <w:rPr>
-          <w:rStyle w:val="hljs-builtin"/>
-          <w:rFonts w:ascii="Cambria" w:hAnsi="Cambria"/>
-        </w:rPr>
-        <w:t>print</w:t>
-      </w:r>
-      <w:r>
-        <w:rPr>
-          <w:rStyle w:val="HTMLCode"/>
-          <w:rFonts w:ascii="Cambria" w:hAnsi="Cambria"/>
-        </w:rPr>
-        <w:t xml:space="preserve">(matrix)       </w:t>
-      </w:r>
-      <w:r>
-        <w:rPr>
-          <w:rStyle w:val="hljs-comment"/>
-          <w:rFonts w:ascii="Cambria" w:hAnsi="Cambria"/>
-        </w:rPr>
-        <w:t># [[1,3,4],[2,6,7],[3,5,7]]</w:t>
-      </w:r>
-    </w:p>
-    <w:p>
-      <w:pPr>
-        <w:pStyle w:val="HTMLPreformatted"/>
-        <w:rPr>
-          <w:rFonts w:ascii="Cambria" w:hAnsi="Cambria"/>
-        </w:rPr>
-      </w:pPr>
-      <w:r>
-        <w:rPr>
-          <w:rStyle w:val="hljs-builtin"/>
-          <w:rFonts w:ascii="Cambria" w:hAnsi="Cambria"/>
-        </w:rPr>
-        <w:t>print</w:t>
-      </w:r>
-      <w:r>
-        <w:rPr>
-          <w:rStyle w:val="HTMLCode"/>
-          <w:rFonts w:ascii="Cambria" w:hAnsi="Cambria"/>
-        </w:rPr>
-        <w:t>(matrix[</w:t>
-      </w:r>
-      <w:r>
-        <w:rPr>
-          <w:rStyle w:val="hljs-number"/>
-          <w:rFonts w:ascii="Cambria" w:hAnsi="Cambria"/>
-        </w:rPr>
-        <w:t>1</w:t>
-      </w:r>
-      <w:r>
-        <w:rPr>
-          <w:rStyle w:val="HTMLCode"/>
-          <w:rFonts w:ascii="Cambria" w:hAnsi="Cambria"/>
-        </w:rPr>
-        <w:t>][</w:t>
-      </w:r>
-      <w:r>
-        <w:rPr>
-          <w:rStyle w:val="hljs-number"/>
-          <w:rFonts w:ascii="Cambria" w:hAnsi="Cambria"/>
-        </w:rPr>
-        <w:t>2</w:t>
-      </w:r>
-      <w:r>
-        <w:rPr>
-          <w:rStyle w:val="HTMLCode"/>
-          <w:rFonts w:ascii="Cambria" w:hAnsi="Cambria"/>
-        </w:rPr>
-        <w:t xml:space="preserve">]) </w:t>
-      </w:r>
-      <w:r>
-        <w:rPr>
-          <w:rStyle w:val="hljs-comment"/>
-          <w:rFonts w:ascii="Cambria" w:hAnsi="Cambria"/>
-        </w:rPr>
-        <w:t># 7 (row 2, column 3)</w:t>
-      </w:r>
-    </w:p>
-    <w:p>
-      <w:pPr>
-        <w:pStyle w:val="NormalWeb"/>
-        <w:rPr>
-          <w:rFonts w:ascii="Cambria" w:hAnsi="Cambria"/>
-        </w:rPr>
-      </w:pPr>
-      <w:r>
-        <w:rPr>
-          <w:rFonts w:ascii="Cambria" w:hAnsi="Cambria"/>
-        </w:rPr>
-        <w:lastRenderedPageBreak/>
-        <w:t>This way, lists can be used to represent data collections, nested structures, and even 2D tables (matrices).</w:t>
-      </w:r>
-    </w:p>
-    <w:p>
-      <w:pPr>
-        <w:pStyle w:val="Heading1"/>
-        <w:rPr>
-          <w:rFonts w:ascii="Cambria" w:hAnsi="Cambria"/>
-        </w:rPr>
-      </w:pPr>
-      <w:r>
-        <w:rPr>
-          <w:rFonts w:ascii="Cambria" w:hAnsi="Cambria"/>
-        </w:rPr>
-        <w:t>Python Lists Methods</w:t>
-      </w:r>
-    </w:p>
-    <w:p>
-      <w:pPr>
-        <w:pStyle w:val="Heading2"/>
-        <w:rPr>
-          <w:rFonts w:ascii="Cambria" w:hAnsi="Cambria"/>
-        </w:rPr>
-      </w:pPr>
-      <w:r>
-        <w:rPr>
-          <w:rFonts w:ascii="Cambria" w:hAnsi="Cambria"/>
-        </w:rPr>
-        <w:t>1. What is a List?</w:t>
+        <w:numPr>
+          <w:ilvl w:val="0"/>
+          <w:numId w:val="24"/>
+        </w:numPr>
+        <w:rPr>
+          <w:rFonts w:ascii="Cambria" w:hAnsi="Cambria"/>
+        </w:rPr>
+      </w:pPr>
+      <w:r>
+        <w:rPr>
+          <w:rFonts w:ascii="Cambria" w:hAnsi="Cambria"/>
+        </w:rPr>
+        <w:t>What is a List?</w:t>
       </w:r>
     </w:p>
     <w:p>
@@ -2871,6 +3154,7 @@
         <w:rPr>
           <w:rFonts w:ascii="Cambria" w:hAnsi="Cambria"/>
         </w:rPr>
+        <w:lastRenderedPageBreak/>
         <w:t xml:space="preserve">It can hold </w:t>
       </w:r>
       <w:r>
@@ -2934,115 +3218,33 @@
     </w:p>
     <w:p>
       <w:pPr>
-        <w:pStyle w:val="NormalWeb"/>
-        <w:rPr>
-          <w:rFonts w:ascii="Cambria" w:hAnsi="Cambria"/>
-        </w:rPr>
-      </w:pPr>
-      <w:r>
-        <w:rPr>
-          <w:rStyle w:val="Strong"/>
-          <w:rFonts w:ascii="Cambria" w:hAnsi="Cambria"/>
-        </w:rPr>
-        <w:t>Example:</w:t>
-      </w:r>
-    </w:p>
-    <w:p>
-      <w:pPr>
-        <w:pStyle w:val="HTMLPreformatted"/>
-        <w:rPr>
-          <w:rFonts w:ascii="Cambria" w:hAnsi="Cambria"/>
-        </w:rPr>
-      </w:pPr>
-      <w:proofErr w:type="spellStart"/>
-      <w:r>
-        <w:rPr>
-          <w:rStyle w:val="HTMLCode"/>
-          <w:rFonts w:ascii="Cambria" w:hAnsi="Cambria"/>
-        </w:rPr>
-        <w:t>myList</w:t>
-      </w:r>
-      <w:proofErr w:type="spellEnd"/>
-      <w:r>
-        <w:rPr>
-          <w:rStyle w:val="HTMLCode"/>
-          <w:rFonts w:ascii="Cambria" w:hAnsi="Cambria"/>
-        </w:rPr>
-        <w:t xml:space="preserve"> = [1, "apple", True, [5, 6, 7]]</w:t>
-      </w:r>
-    </w:p>
-    <w:p>
-      <w:pPr>
-        <w:pStyle w:val="Heading2"/>
-        <w:rPr>
-          <w:rFonts w:ascii="Cambria" w:hAnsi="Cambria"/>
-        </w:rPr>
-      </w:pPr>
-      <w:r>
-        <w:rPr>
-          <w:rFonts w:ascii="Cambria" w:hAnsi="Cambria"/>
-        </w:rPr>
-        <w:t>2. Accessing List Items</w:t>
-      </w:r>
-    </w:p>
-    <w:p>
-      <w:pPr>
-        <w:pStyle w:val="NormalWeb"/>
+        <w:pStyle w:val="Heading3"/>
         <w:numPr>
           <w:ilvl w:val="0"/>
-          <w:numId w:val="8"/>
+          <w:numId w:val="32"/>
         </w:numPr>
-        <w:rPr>
-          <w:rFonts w:ascii="Cambria" w:hAnsi="Cambria"/>
-        </w:rPr>
-      </w:pPr>
-      <w:r>
-        <w:rPr>
-          <w:rFonts w:ascii="Cambria" w:hAnsi="Cambria"/>
-        </w:rPr>
-        <w:t xml:space="preserve">Use </w:t>
-      </w:r>
+      </w:pPr>
       <w:r>
         <w:rPr>
           <w:rStyle w:val="Strong"/>
           <w:rFonts w:ascii="Cambria" w:hAnsi="Cambria"/>
         </w:rPr>
-        <w:t>indexing</w:t>
-      </w:r>
-      <w:r>
-        <w:rPr>
-          <w:rFonts w:ascii="Cambria" w:hAnsi="Cambria"/>
-        </w:rPr>
-        <w:t xml:space="preserve"> (index starts at </w:t>
-      </w:r>
-      <w:r>
-        <w:rPr>
-          <w:rStyle w:val="HTMLCode"/>
-          <w:rFonts w:ascii="Cambria" w:hAnsi="Cambria"/>
-        </w:rPr>
-        <w:t>0</w:t>
-      </w:r>
-      <w:r>
-        <w:rPr>
-          <w:rFonts w:ascii="Cambria" w:hAnsi="Cambria"/>
-        </w:rPr>
-        <w:t>).</w:t>
+        <w:t>Example:</w:t>
       </w:r>
     </w:p>
     <w:p>
       <w:pPr>
         <w:pStyle w:val="HTMLPreformatted"/>
         <w:rPr>
-          <w:rStyle w:val="HTMLCode"/>
-          <w:rFonts w:ascii="Cambria" w:hAnsi="Cambria"/>
-        </w:rPr>
-      </w:pPr>
-      <w:r>
-        <w:rPr>
-          <w:rStyle w:val="HTMLCode"/>
-          <w:rFonts w:ascii="Cambria" w:hAnsi="Cambria"/>
-        </w:rPr>
-        <w:t>print(</w:t>
+          <w:rFonts w:ascii="Cambria" w:hAnsi="Cambria"/>
+        </w:rPr>
+      </w:pPr>
+      <w:r>
+        <w:rPr>
+          <w:rStyle w:val="HTMLCode"/>
+          <w:rFonts w:ascii="Cambria" w:hAnsi="Cambria"/>
+        </w:rPr>
+        <w:tab/>
       </w:r>
       <w:proofErr w:type="spellStart"/>
       <w:r>
@@ -3058,113 +3260,15 @@
           <w:rStyle w:val="HTMLCode"/>
           <w:rFonts w:ascii="Cambria" w:hAnsi="Cambria"/>
         </w:rPr>
-        <w:t>[0])     # 1</w:t>
-      </w:r>
-    </w:p>
-    <w:p>
-      <w:pPr>
-        <w:pStyle w:val="HTMLPreformatted"/>
-        <w:rPr>
-          <w:rStyle w:val="HTMLCode"/>
-          <w:rFonts w:ascii="Cambria" w:hAnsi="Cambria"/>
-        </w:rPr>
-      </w:pPr>
-      <w:r>
-        <w:rPr>
-          <w:rStyle w:val="HTMLCode"/>
-          <w:rFonts w:ascii="Cambria" w:hAnsi="Cambria"/>
-        </w:rPr>
-        <w:t>print(</w:t>
-      </w:r>
-      <w:proofErr w:type="spellStart"/>
-      <w:r>
-        <w:rPr>
-          <w:rStyle w:val="HTMLCode"/>
-          <w:rFonts w:ascii="Cambria" w:hAnsi="Cambria"/>
-        </w:rPr>
-        <w:t>myList</w:t>
-      </w:r>
-      <w:proofErr w:type="spellEnd"/>
-      <w:r>
-        <w:rPr>
-          <w:rStyle w:val="HTMLCode"/>
-          <w:rFonts w:ascii="Cambria" w:hAnsi="Cambria"/>
-        </w:rPr>
-        <w:t>[1])     # apple</w:t>
-      </w:r>
-    </w:p>
-    <w:p>
-      <w:pPr>
-        <w:pStyle w:val="HTMLPreformatted"/>
-        <w:rPr>
-          <w:rFonts w:ascii="Cambria" w:hAnsi="Cambria"/>
-        </w:rPr>
-      </w:pPr>
-      <w:r>
-        <w:rPr>
-          <w:rStyle w:val="HTMLCode"/>
-          <w:rFonts w:ascii="Cambria" w:hAnsi="Cambria"/>
-        </w:rPr>
-        <w:t>print(</w:t>
-      </w:r>
-      <w:proofErr w:type="spellStart"/>
-      <w:r>
-        <w:rPr>
-          <w:rStyle w:val="HTMLCode"/>
-          <w:rFonts w:ascii="Cambria" w:hAnsi="Cambria"/>
-        </w:rPr>
-        <w:t>myList</w:t>
-      </w:r>
-      <w:proofErr w:type="spellEnd"/>
-      <w:r>
-        <w:rPr>
-          <w:rStyle w:val="HTMLCode"/>
-          <w:rFonts w:ascii="Cambria" w:hAnsi="Cambria"/>
-        </w:rPr>
-        <w:t>[3][1])  # 6  (nested list)</w:t>
+        <w:t xml:space="preserve"> = [1, "apple", True, [5, 6, 7]]</w:t>
       </w:r>
     </w:p>
     <w:p>
       <w:pPr>
         <w:pStyle w:val="Heading2"/>
-        <w:rPr>
-          <w:rFonts w:ascii="Cambria" w:hAnsi="Cambria"/>
-        </w:rPr>
-      </w:pPr>
-      <w:r>
-        <w:rPr>
-          <w:rFonts w:ascii="Cambria" w:hAnsi="Cambria"/>
-        </w:rPr>
-        <w:t>3. Important List Methods</w:t>
-      </w:r>
-    </w:p>
-    <w:p>
-      <w:pPr>
-        <w:pStyle w:val="Heading3"/>
-        <w:rPr>
-          <w:rFonts w:ascii="Cambria" w:hAnsi="Cambria"/>
-        </w:rPr>
-      </w:pPr>
-      <w:r>
-        <w:rPr>
-          <w:rFonts w:ascii="Cambria" w:hAnsi="Cambria"/>
-        </w:rPr>
-        <w:t xml:space="preserve">3.1 </w:t>
-      </w:r>
-      <w:r>
-        <w:rPr>
-          <w:rStyle w:val="HTMLCode"/>
-          <w:rFonts w:ascii="Cambria" w:eastAsiaTheme="minorEastAsia" w:hAnsi="Cambria"/>
-        </w:rPr>
-        <w:t>append()</w:t>
-      </w:r>
-    </w:p>
-    <w:p>
-      <w:pPr>
-        <w:pStyle w:val="NormalWeb"/>
         <w:numPr>
           <w:ilvl w:val="0"/>
-          <w:numId w:val="9"/>
+          <w:numId w:val="25"/>
         </w:numPr>
         <w:rPr>
           <w:rFonts w:ascii="Cambria" w:hAnsi="Cambria"/>
@@ -3174,53 +3278,106 @@
         <w:rPr>
           <w:rFonts w:ascii="Cambria" w:hAnsi="Cambria"/>
         </w:rPr>
-        <w:t xml:space="preserve">Adds an item </w:t>
+        <w:t>Accessing List Items</w:t>
+      </w:r>
+    </w:p>
+    <w:p>
+      <w:pPr>
+        <w:pStyle w:val="NormalWeb"/>
+        <w:ind w:left="720" w:firstLine="360"/>
+        <w:rPr>
+          <w:rFonts w:ascii="Cambria" w:hAnsi="Cambria"/>
+        </w:rPr>
+      </w:pPr>
+      <w:r>
+        <w:rPr>
+          <w:rFonts w:ascii="Cambria" w:hAnsi="Cambria"/>
+        </w:rPr>
+        <w:t xml:space="preserve">Use </w:t>
       </w:r>
       <w:r>
         <w:rPr>
           <w:rStyle w:val="Strong"/>
           <w:rFonts w:ascii="Cambria" w:hAnsi="Cambria"/>
         </w:rPr>
-        <w:t>at the end</w:t>
-      </w:r>
-      <w:r>
-        <w:rPr>
-          <w:rFonts w:ascii="Cambria" w:hAnsi="Cambria"/>
-        </w:rPr>
-        <w:t>.</w:t>
+        <w:t>indexing</w:t>
+      </w:r>
+      <w:r>
+        <w:rPr>
+          <w:rFonts w:ascii="Cambria" w:hAnsi="Cambria"/>
+        </w:rPr>
+        <w:t xml:space="preserve"> (index starts at </w:t>
+      </w:r>
+      <w:r>
+        <w:rPr>
+          <w:rStyle w:val="HTMLCode"/>
+          <w:rFonts w:ascii="Cambria" w:hAnsi="Cambria"/>
+        </w:rPr>
+        <w:t>0</w:t>
+      </w:r>
+      <w:r>
+        <w:rPr>
+          <w:rFonts w:ascii="Cambria" w:hAnsi="Cambria"/>
+        </w:rPr>
+        <w:t>).</w:t>
       </w:r>
     </w:p>
     <w:p>
       <w:pPr>
         <w:pStyle w:val="HTMLPreformatted"/>
-        <w:rPr>
-          <w:rStyle w:val="HTMLCode"/>
-          <w:rFonts w:ascii="Cambria" w:hAnsi="Cambria"/>
-        </w:rPr>
-      </w:pPr>
-      <w:r>
-        <w:rPr>
-          <w:rStyle w:val="HTMLCode"/>
-          <w:rFonts w:ascii="Cambria" w:hAnsi="Cambria"/>
-        </w:rPr>
-        <w:t>cart = ['pen', 'pencil']</w:t>
+        <w:ind w:left="720"/>
+        <w:rPr>
+          <w:rStyle w:val="HTMLCode"/>
+          <w:rFonts w:ascii="Cambria" w:hAnsi="Cambria"/>
+        </w:rPr>
+      </w:pPr>
+      <w:r>
+        <w:rPr>
+          <w:rStyle w:val="HTMLCode"/>
+          <w:rFonts w:ascii="Cambria" w:hAnsi="Cambria"/>
+        </w:rPr>
+        <w:t>print(</w:t>
+      </w:r>
+      <w:proofErr w:type="spellStart"/>
+      <w:r>
+        <w:rPr>
+          <w:rStyle w:val="HTMLCode"/>
+          <w:rFonts w:ascii="Cambria" w:hAnsi="Cambria"/>
+        </w:rPr>
+        <w:t>myList</w:t>
+      </w:r>
+      <w:proofErr w:type="spellEnd"/>
+      <w:r>
+        <w:rPr>
+          <w:rStyle w:val="HTMLCode"/>
+          <w:rFonts w:ascii="Cambria" w:hAnsi="Cambria"/>
+        </w:rPr>
+        <w:t>[0])     # 1</w:t>
       </w:r>
     </w:p>
     <w:p>
       <w:pPr>
         <w:pStyle w:val="HTMLPreformatted"/>
-        <w:rPr>
-          <w:rStyle w:val="HTMLCode"/>
-          <w:rFonts w:ascii="Cambria" w:hAnsi="Cambria"/>
-        </w:rPr>
-      </w:pPr>
+        <w:ind w:left="720"/>
+        <w:rPr>
+          <w:rStyle w:val="HTMLCode"/>
+          <w:rFonts w:ascii="Cambria" w:hAnsi="Cambria"/>
+        </w:rPr>
+      </w:pPr>
+      <w:r>
+        <w:rPr>
+          <w:rStyle w:val="HTMLCode"/>
+          <w:rFonts w:ascii="Cambria" w:hAnsi="Cambria"/>
+        </w:rPr>
+        <w:t>print(</w:t>
+      </w:r>
       <w:proofErr w:type="spellStart"/>
       <w:r>
         <w:rPr>
           <w:rStyle w:val="HTMLCode"/>
           <w:rFonts w:ascii="Cambria" w:hAnsi="Cambria"/>
         </w:rPr>
-        <w:t>cart.append</w:t>
+        <w:t>myList</w:t>
       </w:r>
       <w:proofErr w:type="spellEnd"/>
       <w:r>
@@ -3228,52 +3385,47 @@
           <w:rStyle w:val="HTMLCode"/>
           <w:rFonts w:ascii="Cambria" w:hAnsi="Cambria"/>
         </w:rPr>
-        <w:t>('book')</w:t>
+        <w:t>[1])     # apple</w:t>
       </w:r>
     </w:p>
     <w:p>
       <w:pPr>
         <w:pStyle w:val="HTMLPreformatted"/>
-        <w:rPr>
-          <w:rStyle w:val="HTMLCode"/>
-          <w:rFonts w:ascii="Cambria" w:hAnsi="Cambria"/>
-        </w:rPr>
-      </w:pPr>
-      <w:r>
-        <w:rPr>
-          <w:rStyle w:val="HTMLCode"/>
-          <w:rFonts w:ascii="Cambria" w:hAnsi="Cambria"/>
-        </w:rPr>
-        <w:t>print(cart)   # ['pen', 'pencil', 'book']</w:t>
-      </w:r>
-    </w:p>
-    <w:p>
-      <w:pPr>
-        <w:pStyle w:val="Heading3"/>
-        <w:rPr>
-          <w:rFonts w:ascii="Cambria" w:hAnsi="Cambria"/>
-        </w:rPr>
-      </w:pPr>
-      <w:r>
-        <w:rPr>
-          <w:rFonts w:ascii="Cambria" w:hAnsi="Cambria"/>
-        </w:rPr>
-        <w:t xml:space="preserve">3.2 </w:t>
-      </w:r>
-      <w:r>
-        <w:rPr>
-          <w:rStyle w:val="HTMLCode"/>
-          <w:rFonts w:ascii="Cambria" w:eastAsiaTheme="minorEastAsia" w:hAnsi="Cambria"/>
-        </w:rPr>
-        <w:t>insert(index, value)</w:t>
-      </w:r>
-    </w:p>
-    <w:p>
-      <w:pPr>
-        <w:pStyle w:val="NormalWeb"/>
+        <w:ind w:left="720"/>
+        <w:rPr>
+          <w:rFonts w:ascii="Cambria" w:hAnsi="Cambria"/>
+        </w:rPr>
+      </w:pPr>
+      <w:r>
+        <w:rPr>
+          <w:rStyle w:val="HTMLCode"/>
+          <w:rFonts w:ascii="Cambria" w:hAnsi="Cambria"/>
+        </w:rPr>
+        <w:t>print(</w:t>
+      </w:r>
+      <w:proofErr w:type="spellStart"/>
+      <w:r>
+        <w:rPr>
+          <w:rStyle w:val="HTMLCode"/>
+          <w:rFonts w:ascii="Cambria" w:hAnsi="Cambria"/>
+        </w:rPr>
+        <w:t>myList</w:t>
+      </w:r>
+      <w:proofErr w:type="spellEnd"/>
+      <w:r>
+        <w:rPr>
+          <w:rStyle w:val="HTMLCode"/>
+          <w:rFonts w:ascii="Cambria" w:hAnsi="Cambria"/>
+        </w:rPr>
+        <w:t>[3][1])  # 6  (nested list)</w:t>
+      </w:r>
+    </w:p>
+    <w:p>
+      <w:pPr>
+        <w:pStyle w:val="Heading2"/>
         <w:numPr>
           <w:ilvl w:val="0"/>
-          <w:numId w:val="10"/>
+          <w:numId w:val="25"/>
         </w:numPr>
         <w:rPr>
           <w:rFonts w:ascii="Cambria" w:hAnsi="Cambria"/>
@@ -3283,90 +3435,15 @@
         <w:rPr>
           <w:rFonts w:ascii="Cambria" w:hAnsi="Cambria"/>
         </w:rPr>
-        <w:t xml:space="preserve">Adds an item at a </w:t>
-      </w:r>
-      <w:r>
-        <w:rPr>
-          <w:rStyle w:val="Strong"/>
-          <w:rFonts w:ascii="Cambria" w:hAnsi="Cambria"/>
-        </w:rPr>
-        <w:t>specific position</w:t>
-      </w:r>
-      <w:r>
-        <w:rPr>
-          <w:rFonts w:ascii="Cambria" w:hAnsi="Cambria"/>
-        </w:rPr>
-        <w:t>.</w:t>
-      </w:r>
-    </w:p>
-    <w:p>
-      <w:pPr>
-        <w:pStyle w:val="HTMLPreformatted"/>
-        <w:rPr>
-          <w:rStyle w:val="HTMLCode"/>
-          <w:rFonts w:ascii="Cambria" w:hAnsi="Cambria"/>
-        </w:rPr>
-      </w:pPr>
-      <w:proofErr w:type="spellStart"/>
-      <w:r>
-        <w:rPr>
-          <w:rStyle w:val="HTMLCode"/>
-          <w:rFonts w:ascii="Cambria" w:hAnsi="Cambria"/>
-        </w:rPr>
-        <w:t>cart.insert</w:t>
-      </w:r>
-      <w:proofErr w:type="spellEnd"/>
-      <w:r>
-        <w:rPr>
-          <w:rStyle w:val="HTMLCode"/>
-          <w:rFonts w:ascii="Cambria" w:hAnsi="Cambria"/>
-        </w:rPr>
-        <w:t>(1, 'eraser')</w:t>
-      </w:r>
-    </w:p>
-    <w:p>
-      <w:pPr>
-        <w:pStyle w:val="HTMLPreformatted"/>
-        <w:rPr>
-          <w:rStyle w:val="HTMLCode"/>
-          <w:rFonts w:ascii="Cambria" w:hAnsi="Cambria"/>
-        </w:rPr>
-      </w:pPr>
-      <w:r>
-        <w:rPr>
-          <w:rStyle w:val="HTMLCode"/>
-          <w:rFonts w:ascii="Cambria" w:hAnsi="Cambria"/>
-        </w:rPr>
-        <w:t>print(cart)   # ['pen', 'eraser', 'pencil', 'book']</w:t>
+        <w:t>Important List Methods</w:t>
       </w:r>
     </w:p>
     <w:p>
       <w:pPr>
         <w:pStyle w:val="Heading3"/>
-        <w:rPr>
-          <w:rFonts w:ascii="Cambria" w:hAnsi="Cambria"/>
-        </w:rPr>
-      </w:pPr>
-      <w:r>
-        <w:rPr>
-          <w:rFonts w:ascii="Cambria" w:hAnsi="Cambria"/>
-        </w:rPr>
-        <w:t xml:space="preserve">3.3 </w:t>
-      </w:r>
-      <w:r>
-        <w:rPr>
-          <w:rStyle w:val="HTMLCode"/>
-          <w:rFonts w:ascii="Cambria" w:eastAsiaTheme="minorEastAsia" w:hAnsi="Cambria"/>
-        </w:rPr>
-        <w:t>remove(value)</w:t>
-      </w:r>
-    </w:p>
-    <w:p>
-      <w:pPr>
-        <w:pStyle w:val="NormalWeb"/>
         <w:numPr>
           <w:ilvl w:val="0"/>
-          <w:numId w:val="11"/>
+          <w:numId w:val="25"/>
         </w:numPr>
         <w:rPr>
           <w:rFonts w:ascii="Cambria" w:hAnsi="Cambria"/>
@@ -3374,6 +3451,219 @@
       </w:pPr>
       <w:r>
         <w:rPr>
+          <w:rStyle w:val="HTMLCode"/>
+          <w:rFonts w:ascii="Cambria" w:eastAsiaTheme="minorEastAsia" w:hAnsi="Cambria"/>
+        </w:rPr>
+        <w:t>append()</w:t>
+      </w:r>
+    </w:p>
+    <w:p>
+      <w:pPr>
+        <w:pStyle w:val="NormalWeb"/>
+        <w:ind w:left="720" w:firstLine="360"/>
+        <w:rPr>
+          <w:rFonts w:ascii="Cambria" w:hAnsi="Cambria"/>
+        </w:rPr>
+      </w:pPr>
+      <w:r>
+        <w:rPr>
+          <w:rFonts w:ascii="Cambria" w:hAnsi="Cambria"/>
+        </w:rPr>
+        <w:t xml:space="preserve">Adds an item </w:t>
+      </w:r>
+      <w:r>
+        <w:rPr>
+          <w:rStyle w:val="Strong"/>
+          <w:rFonts w:ascii="Cambria" w:hAnsi="Cambria"/>
+        </w:rPr>
+        <w:t>at the end</w:t>
+      </w:r>
+      <w:r>
+        <w:rPr>
+          <w:rFonts w:ascii="Cambria" w:hAnsi="Cambria"/>
+        </w:rPr>
+        <w:t>.</w:t>
+      </w:r>
+    </w:p>
+    <w:p>
+      <w:pPr>
+        <w:pStyle w:val="HTMLPreformatted"/>
+        <w:ind w:left="720"/>
+        <w:rPr>
+          <w:rStyle w:val="HTMLCode"/>
+          <w:rFonts w:ascii="Cambria" w:hAnsi="Cambria"/>
+        </w:rPr>
+      </w:pPr>
+      <w:r>
+        <w:rPr>
+          <w:rStyle w:val="HTMLCode"/>
+          <w:rFonts w:ascii="Cambria" w:hAnsi="Cambria"/>
+        </w:rPr>
+        <w:t>cart = ['pen', 'pencil']</w:t>
+      </w:r>
+    </w:p>
+    <w:p>
+      <w:pPr>
+        <w:pStyle w:val="HTMLPreformatted"/>
+        <w:ind w:left="720"/>
+        <w:rPr>
+          <w:rStyle w:val="HTMLCode"/>
+          <w:rFonts w:ascii="Cambria" w:hAnsi="Cambria"/>
+        </w:rPr>
+      </w:pPr>
+      <w:proofErr w:type="spellStart"/>
+      <w:r>
+        <w:rPr>
+          <w:rStyle w:val="HTMLCode"/>
+          <w:rFonts w:ascii="Cambria" w:hAnsi="Cambria"/>
+        </w:rPr>
+        <w:t>cart.append</w:t>
+      </w:r>
+      <w:proofErr w:type="spellEnd"/>
+      <w:r>
+        <w:rPr>
+          <w:rStyle w:val="HTMLCode"/>
+          <w:rFonts w:ascii="Cambria" w:hAnsi="Cambria"/>
+        </w:rPr>
+        <w:t>('book')</w:t>
+      </w:r>
+    </w:p>
+    <w:p>
+      <w:pPr>
+        <w:pStyle w:val="HTMLPreformatted"/>
+        <w:ind w:left="720"/>
+        <w:rPr>
+          <w:rStyle w:val="HTMLCode"/>
+          <w:rFonts w:ascii="Cambria" w:hAnsi="Cambria"/>
+        </w:rPr>
+      </w:pPr>
+      <w:r>
+        <w:rPr>
+          <w:rStyle w:val="HTMLCode"/>
+          <w:rFonts w:ascii="Cambria" w:hAnsi="Cambria"/>
+        </w:rPr>
+        <w:t>print(cart)   # ['pen', 'pencil', 'book']</w:t>
+      </w:r>
+    </w:p>
+    <w:p>
+      <w:pPr>
+        <w:pStyle w:val="Heading3"/>
+        <w:numPr>
+          <w:ilvl w:val="0"/>
+          <w:numId w:val="26"/>
+        </w:numPr>
+        <w:rPr>
+          <w:rFonts w:ascii="Cambria" w:hAnsi="Cambria"/>
+        </w:rPr>
+      </w:pPr>
+      <w:r>
+        <w:rPr>
+          <w:rStyle w:val="HTMLCode"/>
+          <w:rFonts w:ascii="Cambria" w:eastAsiaTheme="minorEastAsia" w:hAnsi="Cambria"/>
+        </w:rPr>
+        <w:t>insert(index, value)</w:t>
+      </w:r>
+    </w:p>
+    <w:p>
+      <w:pPr>
+        <w:pStyle w:val="NormalWeb"/>
+        <w:ind w:left="1080"/>
+        <w:rPr>
+          <w:rFonts w:ascii="Cambria" w:hAnsi="Cambria"/>
+        </w:rPr>
+      </w:pPr>
+      <w:r>
+        <w:rPr>
+          <w:rFonts w:ascii="Cambria" w:hAnsi="Cambria"/>
+        </w:rPr>
+        <w:t xml:space="preserve">Adds an item at a </w:t>
+      </w:r>
+      <w:r>
+        <w:rPr>
+          <w:rStyle w:val="Strong"/>
+          <w:rFonts w:ascii="Cambria" w:hAnsi="Cambria"/>
+        </w:rPr>
+        <w:t>specific position</w:t>
+      </w:r>
+      <w:r>
+        <w:rPr>
+          <w:rFonts w:ascii="Cambria" w:hAnsi="Cambria"/>
+        </w:rPr>
+        <w:t>.</w:t>
+      </w:r>
+    </w:p>
+    <w:p>
+      <w:pPr>
+        <w:pStyle w:val="HTMLPreformatted"/>
+        <w:ind w:left="916"/>
+        <w:rPr>
+          <w:rStyle w:val="HTMLCode"/>
+          <w:rFonts w:ascii="Cambria" w:hAnsi="Cambria"/>
+        </w:rPr>
+      </w:pPr>
+      <w:proofErr w:type="spellStart"/>
+      <w:r>
+        <w:rPr>
+          <w:rStyle w:val="HTMLCode"/>
+          <w:rFonts w:ascii="Cambria" w:hAnsi="Cambria"/>
+        </w:rPr>
+        <w:t>cart.insert</w:t>
+      </w:r>
+      <w:proofErr w:type="spellEnd"/>
+      <w:r>
+        <w:rPr>
+          <w:rStyle w:val="HTMLCode"/>
+          <w:rFonts w:ascii="Cambria" w:hAnsi="Cambria"/>
+        </w:rPr>
+        <w:t>(1, 'eraser')</w:t>
+      </w:r>
+    </w:p>
+    <w:p>
+      <w:pPr>
+        <w:pStyle w:val="HTMLPreformatted"/>
+        <w:ind w:left="916"/>
+        <w:rPr>
+          <w:rStyle w:val="HTMLCode"/>
+          <w:rFonts w:ascii="Cambria" w:hAnsi="Cambria"/>
+        </w:rPr>
+      </w:pPr>
+      <w:r>
+        <w:rPr>
+          <w:rStyle w:val="HTMLCode"/>
+          <w:rFonts w:ascii="Cambria" w:hAnsi="Cambria"/>
+        </w:rPr>
+        <w:t>print(cart)   # ['pen', 'eraser', 'pencil', 'book']</w:t>
+      </w:r>
+    </w:p>
+    <w:p>
+      <w:pPr>
+        <w:pStyle w:val="Heading3"/>
+        <w:numPr>
+          <w:ilvl w:val="0"/>
+          <w:numId w:val="26"/>
+        </w:numPr>
+        <w:rPr>
+          <w:rFonts w:ascii="Cambria" w:hAnsi="Cambria"/>
+        </w:rPr>
+      </w:pPr>
+      <w:r>
+        <w:rPr>
+          <w:rStyle w:val="HTMLCode"/>
+          <w:rFonts w:ascii="Cambria" w:eastAsiaTheme="minorEastAsia" w:hAnsi="Cambria"/>
+        </w:rPr>
+        <w:t>remove(value)</w:t>
+      </w:r>
+    </w:p>
+    <w:p>
+      <w:pPr>
+        <w:pStyle w:val="NormalWeb"/>
+        <w:ind w:left="1080"/>
+        <w:rPr>
+          <w:rFonts w:ascii="Cambria" w:hAnsi="Cambria"/>
+        </w:rPr>
+      </w:pPr>
+      <w:r>
+        <w:rPr>
           <w:rFonts w:ascii="Cambria" w:hAnsi="Cambria"/>
         </w:rPr>
         <w:t xml:space="preserve">Removes the </w:t>
@@ -3395,6 +3685,7 @@
     <w:p>
       <w:pPr>
         <w:pStyle w:val="HTMLPreformatted"/>
+        <w:ind w:left="720"/>
         <w:rPr>
           <w:rStyle w:val="HTMLCode"/>
           <w:rFonts w:ascii="Cambria" w:hAnsi="Cambria"/>
@@ -3420,6 +3711,7 @@
     <w:p>
       <w:pPr>
         <w:pStyle w:val="HTMLPreformatted"/>
+        <w:ind w:left="720"/>
         <w:rPr>
           <w:rStyle w:val="HTMLCode"/>
           <w:rFonts w:ascii="Cambria" w:hAnsi="Cambria"/>
@@ -3436,16 +3728,14 @@
     <w:p>
       <w:pPr>
         <w:pStyle w:val="Heading3"/>
-        <w:rPr>
-          <w:rFonts w:ascii="Cambria" w:hAnsi="Cambria"/>
-        </w:rPr>
-      </w:pPr>
-      <w:r>
-        <w:rPr>
-          <w:rFonts w:ascii="Cambria" w:hAnsi="Cambria"/>
-        </w:rPr>
-        <w:t xml:space="preserve">3.4 </w:t>
-      </w:r>
+        <w:numPr>
+          <w:ilvl w:val="0"/>
+          <w:numId w:val="26"/>
+        </w:numPr>
+        <w:rPr>
+          <w:rFonts w:ascii="Cambria" w:hAnsi="Cambria"/>
+        </w:rPr>
+      </w:pPr>
       <w:r>
         <w:rPr>
           <w:rStyle w:val="HTMLCode"/>
@@ -3469,7 +3759,6 @@
         <w:rPr>
           <w:rFonts w:ascii="Cambria" w:hAnsi="Cambria"/>
         </w:rPr>
-        <w:lastRenderedPageBreak/>
         <w:t xml:space="preserve">Removes the </w:t>
       </w:r>
       <w:r>
@@ -3489,6 +3778,7 @@
     <w:p>
       <w:pPr>
         <w:pStyle w:val="HTMLPreformatted"/>
+        <w:ind w:left="720"/>
         <w:rPr>
           <w:rStyle w:val="HTMLCode"/>
           <w:rFonts w:ascii="Cambria" w:hAnsi="Cambria"/>
@@ -3514,8 +3804,8 @@
     <w:p>
       <w:pPr>
         <w:pStyle w:val="HTMLPreformatted"/>
-        <w:rPr>
-          <w:rStyle w:val="HTMLCode"/>
+        <w:ind w:left="720"/>
+        <w:rPr>
           <w:rFonts w:ascii="Cambria" w:hAnsi="Cambria"/>
         </w:rPr>
       </w:pPr>
@@ -3529,46 +3819,33 @@
     </w:p>
     <w:p>
       <w:pPr>
-        <w:rPr>
-          <w:rFonts w:ascii="Cambria" w:hAnsi="Cambria"/>
-        </w:rPr>
-      </w:pPr>
-      <w:r>
-        <w:rPr>
-          <w:rFonts w:ascii="Cambria" w:hAnsi="Cambria"/>
-        </w:rPr>
-        <w:pict w14:anchorId="2D63653E">
-          <v:rect id="_x0000_i1028" style="width:0;height:1.5pt" o:hralign="center" o:hrstd="t" o:hr="t" fillcolor="#a0a0a0" stroked="f"/>
-        </w:pict>
-      </w:r>
-    </w:p>
-    <w:p>
-      <w:pPr>
         <w:pStyle w:val="Heading2"/>
-        <w:rPr>
-          <w:rFonts w:ascii="Cambria" w:hAnsi="Cambria"/>
-        </w:rPr>
-      </w:pPr>
-      <w:r>
-        <w:rPr>
-          <w:rFonts w:ascii="Cambria" w:hAnsi="Cambria"/>
-        </w:rPr>
-        <w:t>4. Search and Count</w:t>
+        <w:numPr>
+          <w:ilvl w:val="0"/>
+          <w:numId w:val="26"/>
+        </w:numPr>
+        <w:rPr>
+          <w:rFonts w:ascii="Cambria" w:hAnsi="Cambria"/>
+        </w:rPr>
+      </w:pPr>
+      <w:r>
+        <w:rPr>
+          <w:rFonts w:ascii="Cambria" w:hAnsi="Cambria"/>
+        </w:rPr>
+        <w:t>Search and Count</w:t>
       </w:r>
     </w:p>
     <w:p>
       <w:pPr>
         <w:pStyle w:val="Heading3"/>
-        <w:rPr>
-          <w:rFonts w:ascii="Cambria" w:hAnsi="Cambria"/>
-        </w:rPr>
-      </w:pPr>
-      <w:r>
-        <w:rPr>
-          <w:rFonts w:ascii="Cambria" w:hAnsi="Cambria"/>
-        </w:rPr>
-        <w:t xml:space="preserve">4.1 </w:t>
-      </w:r>
+        <w:numPr>
+          <w:ilvl w:val="0"/>
+          <w:numId w:val="26"/>
+        </w:numPr>
+        <w:rPr>
+          <w:rFonts w:ascii="Cambria" w:hAnsi="Cambria"/>
+        </w:rPr>
+      </w:pPr>
       <w:r>
         <w:rPr>
           <w:rStyle w:val="HTMLCode"/>
@@ -3592,6 +3869,7 @@
         <w:rPr>
           <w:rFonts w:ascii="Cambria" w:hAnsi="Cambria"/>
         </w:rPr>
+        <w:lastRenderedPageBreak/>
         <w:t>Counts how many times a value appears.</w:t>
       </w:r>
     </w:p>
@@ -3603,6 +3881,13 @@
           <w:rFonts w:ascii="Cambria" w:hAnsi="Cambria"/>
         </w:rPr>
       </w:pPr>
+      <w:r>
+        <w:rPr>
+          <w:rStyle w:val="HTMLCode"/>
+          <w:rFonts w:ascii="Cambria" w:hAnsi="Cambria"/>
+        </w:rPr>
+        <w:tab/>
+      </w:r>
       <w:proofErr w:type="spellStart"/>
       <w:r>
         <w:rPr>
@@ -3633,6 +3918,13 @@
           <w:rStyle w:val="HTMLCode"/>
           <w:rFonts w:ascii="Cambria" w:hAnsi="Cambria"/>
         </w:rPr>
+        <w:tab/>
+      </w:r>
+      <w:r>
+        <w:rPr>
+          <w:rStyle w:val="HTMLCode"/>
+          <w:rFonts w:ascii="Cambria" w:hAnsi="Cambria"/>
+        </w:rPr>
         <w:t>print(</w:t>
       </w:r>
       <w:proofErr w:type="spellStart"/>
@@ -3655,16 +3947,14 @@
     <w:p>
       <w:pPr>
         <w:pStyle w:val="Heading3"/>
-        <w:rPr>
-          <w:rFonts w:ascii="Cambria" w:hAnsi="Cambria"/>
-        </w:rPr>
-      </w:pPr>
-      <w:r>
-        <w:rPr>
-          <w:rFonts w:ascii="Cambria" w:hAnsi="Cambria"/>
-        </w:rPr>
-        <w:t xml:space="preserve">4.2 </w:t>
-      </w:r>
+        <w:numPr>
+          <w:ilvl w:val="0"/>
+          <w:numId w:val="27"/>
+        </w:numPr>
+        <w:rPr>
+          <w:rFonts w:ascii="Cambria" w:hAnsi="Cambria"/>
+        </w:rPr>
+      </w:pPr>
       <w:r>
         <w:rPr>
           <w:rStyle w:val="HTMLCode"/>
@@ -3694,6 +3984,7 @@
     <w:p>
       <w:pPr>
         <w:pStyle w:val="HTMLPreformatted"/>
+        <w:ind w:left="720"/>
         <w:rPr>
           <w:rStyle w:val="HTMLCode"/>
           <w:rFonts w:ascii="Cambria" w:hAnsi="Cambria"/>
@@ -3719,8 +4010,8 @@
     <w:p>
       <w:pPr>
         <w:pStyle w:val="HTMLPreformatted"/>
-        <w:rPr>
-          <w:rStyle w:val="HTMLCode"/>
+        <w:ind w:left="720"/>
+        <w:rPr>
           <w:rFonts w:ascii="Cambria" w:hAnsi="Cambria"/>
         </w:rPr>
       </w:pPr>
@@ -3750,46 +4041,33 @@
     </w:p>
     <w:p>
       <w:pPr>
-        <w:rPr>
-          <w:rFonts w:ascii="Cambria" w:hAnsi="Cambria"/>
-        </w:rPr>
-      </w:pPr>
-      <w:r>
-        <w:rPr>
-          <w:rFonts w:ascii="Cambria" w:hAnsi="Cambria"/>
-        </w:rPr>
-        <w:pict w14:anchorId="592FBBF6">
-          <v:rect id="_x0000_i1029" style="width:0;height:1.5pt" o:hralign="center" o:hrstd="t" o:hr="t" fillcolor="#a0a0a0" stroked="f"/>
-        </w:pict>
-      </w:r>
-    </w:p>
-    <w:p>
-      <w:pPr>
         <w:pStyle w:val="Heading2"/>
-        <w:rPr>
-          <w:rFonts w:ascii="Cambria" w:hAnsi="Cambria"/>
-        </w:rPr>
-      </w:pPr>
-      <w:r>
-        <w:rPr>
-          <w:rFonts w:ascii="Cambria" w:hAnsi="Cambria"/>
-        </w:rPr>
-        <w:t>5. Sorting and Reversing</w:t>
+        <w:numPr>
+          <w:ilvl w:val="0"/>
+          <w:numId w:val="27"/>
+        </w:numPr>
+        <w:rPr>
+          <w:rFonts w:ascii="Cambria" w:hAnsi="Cambria"/>
+        </w:rPr>
+      </w:pPr>
+      <w:r>
+        <w:rPr>
+          <w:rFonts w:ascii="Cambria" w:hAnsi="Cambria"/>
+        </w:rPr>
+        <w:t>Sorting and Reversing</w:t>
       </w:r>
     </w:p>
     <w:p>
       <w:pPr>
         <w:pStyle w:val="Heading3"/>
-        <w:rPr>
-          <w:rFonts w:ascii="Cambria" w:hAnsi="Cambria"/>
-        </w:rPr>
-      </w:pPr>
-      <w:r>
-        <w:rPr>
-          <w:rFonts w:ascii="Cambria" w:hAnsi="Cambria"/>
-        </w:rPr>
-        <w:t xml:space="preserve">5.1 </w:t>
-      </w:r>
+        <w:numPr>
+          <w:ilvl w:val="0"/>
+          <w:numId w:val="27"/>
+        </w:numPr>
+        <w:rPr>
+          <w:rFonts w:ascii="Cambria" w:hAnsi="Cambria"/>
+        </w:rPr>
+      </w:pPr>
       <w:r>
         <w:rPr>
           <w:rStyle w:val="HTMLCode"/>
@@ -3832,6 +4110,7 @@
     <w:p>
       <w:pPr>
         <w:pStyle w:val="HTMLPreformatted"/>
+        <w:ind w:left="720"/>
         <w:rPr>
           <w:rStyle w:val="HTMLCode"/>
           <w:rFonts w:ascii="Cambria" w:hAnsi="Cambria"/>
@@ -3857,6 +4136,7 @@
     <w:p>
       <w:pPr>
         <w:pStyle w:val="HTMLPreformatted"/>
+        <w:ind w:left="720"/>
         <w:rPr>
           <w:rStyle w:val="HTMLCode"/>
           <w:rFonts w:ascii="Cambria" w:hAnsi="Cambria"/>
@@ -3882,6 +4162,7 @@
     <w:p>
       <w:pPr>
         <w:pStyle w:val="HTMLPreformatted"/>
+        <w:ind w:left="720"/>
         <w:rPr>
           <w:rStyle w:val="HTMLCode"/>
           <w:rFonts w:ascii="Cambria" w:hAnsi="Cambria"/>
@@ -3914,16 +4195,14 @@
     <w:p>
       <w:pPr>
         <w:pStyle w:val="Heading3"/>
-        <w:rPr>
-          <w:rFonts w:ascii="Cambria" w:hAnsi="Cambria"/>
-        </w:rPr>
-      </w:pPr>
-      <w:r>
-        <w:rPr>
-          <w:rFonts w:ascii="Cambria" w:hAnsi="Cambria"/>
-        </w:rPr>
-        <w:t xml:space="preserve">5.2 </w:t>
-      </w:r>
+        <w:numPr>
+          <w:ilvl w:val="0"/>
+          <w:numId w:val="28"/>
+        </w:numPr>
+        <w:rPr>
+          <w:rFonts w:ascii="Cambria" w:hAnsi="Cambria"/>
+        </w:rPr>
+      </w:pPr>
       <w:r>
         <w:rPr>
           <w:rStyle w:val="HTMLCode"/>
@@ -3953,6 +4232,7 @@
     <w:p>
       <w:pPr>
         <w:pStyle w:val="HTMLPreformatted"/>
+        <w:ind w:left="720"/>
         <w:rPr>
           <w:rStyle w:val="HTMLCode"/>
           <w:rFonts w:ascii="Cambria" w:hAnsi="Cambria"/>
@@ -3978,8 +4258,8 @@
     <w:p>
       <w:pPr>
         <w:pStyle w:val="HTMLPreformatted"/>
-        <w:rPr>
-          <w:rStyle w:val="HTMLCode"/>
+        <w:ind w:left="720"/>
+        <w:rPr>
           <w:rFonts w:ascii="Cambria" w:hAnsi="Cambria"/>
         </w:rPr>
       </w:pPr>
@@ -4009,46 +4289,33 @@
     </w:p>
     <w:p>
       <w:pPr>
-        <w:rPr>
-          <w:rFonts w:ascii="Cambria" w:hAnsi="Cambria"/>
-        </w:rPr>
-      </w:pPr>
-      <w:r>
-        <w:rPr>
-          <w:rFonts w:ascii="Cambria" w:hAnsi="Cambria"/>
-        </w:rPr>
-        <w:pict w14:anchorId="174AAE4D">
-          <v:rect id="_x0000_i1030" style="width:0;height:1.5pt" o:hralign="center" o:hrstd="t" o:hr="t" fillcolor="#a0a0a0" stroked="f"/>
-        </w:pict>
-      </w:r>
-    </w:p>
-    <w:p>
-      <w:pPr>
         <w:pStyle w:val="Heading2"/>
-        <w:rPr>
-          <w:rFonts w:ascii="Cambria" w:hAnsi="Cambria"/>
-        </w:rPr>
-      </w:pPr>
-      <w:r>
-        <w:rPr>
-          <w:rFonts w:ascii="Cambria" w:hAnsi="Cambria"/>
-        </w:rPr>
-        <w:t>6. Copy and Extend</w:t>
+        <w:numPr>
+          <w:ilvl w:val="0"/>
+          <w:numId w:val="28"/>
+        </w:numPr>
+        <w:rPr>
+          <w:rFonts w:ascii="Cambria" w:hAnsi="Cambria"/>
+        </w:rPr>
+      </w:pPr>
+      <w:r>
+        <w:rPr>
+          <w:rFonts w:ascii="Cambria" w:hAnsi="Cambria"/>
+        </w:rPr>
+        <w:t>Copy and Extend</w:t>
       </w:r>
     </w:p>
     <w:p>
       <w:pPr>
         <w:pStyle w:val="Heading3"/>
-        <w:rPr>
-          <w:rFonts w:ascii="Cambria" w:hAnsi="Cambria"/>
-        </w:rPr>
-      </w:pPr>
-      <w:r>
-        <w:rPr>
-          <w:rFonts w:ascii="Cambria" w:hAnsi="Cambria"/>
-        </w:rPr>
-        <w:t xml:space="preserve">6.1 </w:t>
-      </w:r>
+        <w:numPr>
+          <w:ilvl w:val="0"/>
+          <w:numId w:val="28"/>
+        </w:numPr>
+        <w:rPr>
+          <w:rFonts w:ascii="Cambria" w:hAnsi="Cambria"/>
+        </w:rPr>
+      </w:pPr>
       <w:r>
         <w:rPr>
           <w:rStyle w:val="HTMLCode"/>
@@ -4091,6 +4358,7 @@
     <w:p>
       <w:pPr>
         <w:pStyle w:val="HTMLPreformatted"/>
+        <w:ind w:left="720"/>
         <w:rPr>
           <w:rStyle w:val="HTMLCode"/>
           <w:rFonts w:ascii="Cambria" w:hAnsi="Cambria"/>
@@ -4107,6 +4375,7 @@
     <w:p>
       <w:pPr>
         <w:pStyle w:val="HTMLPreformatted"/>
+        <w:ind w:left="720"/>
         <w:rPr>
           <w:rStyle w:val="HTMLCode"/>
           <w:rFonts w:ascii="Cambria" w:hAnsi="Cambria"/>
@@ -4139,33 +4408,31 @@
     <w:p>
       <w:pPr>
         <w:pStyle w:val="HTMLPreformatted"/>
-        <w:rPr>
-          <w:rStyle w:val="HTMLCode"/>
-          <w:rFonts w:ascii="Cambria" w:hAnsi="Cambria"/>
-        </w:rPr>
-      </w:pPr>
-      <w:r>
-        <w:rPr>
-          <w:rStyle w:val="HTMLCode"/>
-          <w:rFonts w:ascii="Cambria" w:hAnsi="Cambria"/>
-        </w:rPr>
-        <w:lastRenderedPageBreak/>
+        <w:ind w:left="720"/>
+        <w:rPr>
+          <w:rStyle w:val="HTMLCode"/>
+          <w:rFonts w:ascii="Cambria" w:hAnsi="Cambria"/>
+        </w:rPr>
+      </w:pPr>
+      <w:r>
+        <w:rPr>
+          <w:rStyle w:val="HTMLCode"/>
+          <w:rFonts w:ascii="Cambria" w:hAnsi="Cambria"/>
+        </w:rPr>
         <w:t>print(b)   # [1, 2, 3]</w:t>
       </w:r>
     </w:p>
     <w:p>
       <w:pPr>
         <w:pStyle w:val="Heading3"/>
-        <w:rPr>
-          <w:rFonts w:ascii="Cambria" w:hAnsi="Cambria"/>
-        </w:rPr>
-      </w:pPr>
-      <w:r>
-        <w:rPr>
-          <w:rFonts w:ascii="Cambria" w:hAnsi="Cambria"/>
-        </w:rPr>
-        <w:t xml:space="preserve">6.2 </w:t>
-      </w:r>
+        <w:numPr>
+          <w:ilvl w:val="0"/>
+          <w:numId w:val="29"/>
+        </w:numPr>
+        <w:rPr>
+          <w:rFonts w:ascii="Cambria" w:hAnsi="Cambria"/>
+        </w:rPr>
+      </w:pPr>
       <w:r>
         <w:rPr>
           <w:rStyle w:val="HTMLCode"/>
@@ -4195,6 +4462,7 @@
     <w:p>
       <w:pPr>
         <w:pStyle w:val="HTMLPreformatted"/>
+        <w:ind w:left="720"/>
         <w:rPr>
           <w:rStyle w:val="HTMLCode"/>
           <w:rFonts w:ascii="Cambria" w:hAnsi="Cambria"/>
@@ -4220,6 +4488,7 @@
     <w:p>
       <w:pPr>
         <w:pStyle w:val="HTMLPreformatted"/>
+        <w:ind w:left="720"/>
         <w:rPr>
           <w:rStyle w:val="HTMLCode"/>
           <w:rFonts w:ascii="Cambria" w:hAnsi="Cambria"/>
@@ -4239,42 +4508,36 @@
           <w:rFonts w:ascii="Cambria" w:hAnsi="Cambria"/>
         </w:rPr>
       </w:pPr>
-      <w:r>
-        <w:rPr>
-          <w:rFonts w:ascii="Cambria" w:hAnsi="Cambria"/>
-        </w:rPr>
-        <w:pict w14:anchorId="270D82F6">
-          <v:rect id="_x0000_i1031" style="width:0;height:1.5pt" o:hralign="center" o:hrstd="t" o:hr="t" fillcolor="#a0a0a0" stroked="f"/>
-        </w:pict>
-      </w:r>
     </w:p>
     <w:p>
       <w:pPr>
         <w:pStyle w:val="Heading2"/>
-        <w:rPr>
-          <w:rFonts w:ascii="Cambria" w:hAnsi="Cambria"/>
-        </w:rPr>
-      </w:pPr>
-      <w:r>
-        <w:rPr>
-          <w:rFonts w:ascii="Cambria" w:hAnsi="Cambria"/>
-        </w:rPr>
-        <w:t>7. Clear All Items</w:t>
+        <w:numPr>
+          <w:ilvl w:val="0"/>
+          <w:numId w:val="29"/>
+        </w:numPr>
+        <w:rPr>
+          <w:rFonts w:ascii="Cambria" w:hAnsi="Cambria"/>
+        </w:rPr>
+      </w:pPr>
+      <w:r>
+        <w:rPr>
+          <w:rFonts w:ascii="Cambria" w:hAnsi="Cambria"/>
+        </w:rPr>
+        <w:t>Clear All Items</w:t>
       </w:r>
     </w:p>
     <w:p>
       <w:pPr>
         <w:pStyle w:val="Heading3"/>
-        <w:rPr>
-          <w:rFonts w:ascii="Cambria" w:hAnsi="Cambria"/>
-        </w:rPr>
-      </w:pPr>
-      <w:r>
-        <w:rPr>
-          <w:rFonts w:ascii="Cambria" w:hAnsi="Cambria"/>
-        </w:rPr>
-        <w:t xml:space="preserve">7.1 </w:t>
-      </w:r>
+        <w:numPr>
+          <w:ilvl w:val="0"/>
+          <w:numId w:val="29"/>
+        </w:numPr>
+        <w:rPr>
+          <w:rFonts w:ascii="Cambria" w:hAnsi="Cambria"/>
+        </w:rPr>
+      </w:pPr>
       <w:r>
         <w:rPr>
           <w:rStyle w:val="HTMLCode"/>
@@ -4298,12 +4561,14 @@
         <w:rPr>
           <w:rFonts w:ascii="Cambria" w:hAnsi="Cambria"/>
         </w:rPr>
+        <w:lastRenderedPageBreak/>
         <w:t>Removes all elements.</w:t>
       </w:r>
     </w:p>
     <w:p>
       <w:pPr>
         <w:pStyle w:val="HTMLPreformatted"/>
+        <w:ind w:left="720"/>
         <w:rPr>
           <w:rStyle w:val="HTMLCode"/>
           <w:rFonts w:ascii="Cambria" w:hAnsi="Cambria"/>
@@ -4329,8 +4594,8 @@
     <w:p>
       <w:pPr>
         <w:pStyle w:val="HTMLPreformatted"/>
-        <w:rPr>
-          <w:rStyle w:val="HTMLCode"/>
+        <w:ind w:left="720"/>
+        <w:rPr>
           <w:rFonts w:ascii="Cambria" w:hAnsi="Cambria"/>
         </w:rPr>
       </w:pPr>
@@ -4344,31 +4609,20 @@
     </w:p>
     <w:p>
       <w:pPr>
-        <w:rPr>
-          <w:rFonts w:ascii="Cambria" w:hAnsi="Cambria"/>
-        </w:rPr>
-      </w:pPr>
-      <w:r>
-        <w:rPr>
-          <w:rFonts w:ascii="Cambria" w:hAnsi="Cambria"/>
-        </w:rPr>
-        <w:pict w14:anchorId="4C65D9AE">
-          <v:rect id="_x0000_i1032" style="width:0;height:1.5pt" o:hralign="center" o:hrstd="t" o:hr="t" fillcolor="#a0a0a0" stroked="f"/>
-        </w:pict>
-      </w:r>
-    </w:p>
-    <w:p>
-      <w:pPr>
         <w:pStyle w:val="Heading2"/>
-        <w:rPr>
-          <w:rFonts w:ascii="Cambria" w:hAnsi="Cambria"/>
-        </w:rPr>
-      </w:pPr>
-      <w:r>
-        <w:rPr>
-          <w:rFonts w:ascii="Cambria" w:hAnsi="Cambria"/>
-        </w:rPr>
-        <w:t>8. Summary Table of Common Methods</w:t>
+        <w:numPr>
+          <w:ilvl w:val="0"/>
+          <w:numId w:val="30"/>
+        </w:numPr>
+        <w:rPr>
+          <w:rFonts w:ascii="Cambria" w:hAnsi="Cambria"/>
+        </w:rPr>
+      </w:pPr>
+      <w:r>
+        <w:rPr>
+          <w:rFonts w:ascii="Cambria" w:hAnsi="Cambria"/>
+        </w:rPr>
+        <w:t>Summary Table of Common Methods</w:t>
       </w:r>
     </w:p>
     <w:tbl>
@@ -4980,9 +5234,95 @@
 <file path=word/numbering.xml><?xml version="1.0" encoding="utf-8"?>
 <w:numbering xmlns:wpc="http://schemas.microsoft.com/office/word/2010/wordprocessingCanvas" xmlns:cx="http://schemas.microsoft.com/office/drawing/2014/chartex" xmlns:cx1="http://schemas.microsoft.com/office/drawing/2015/9/8/chartex" xmlns:cx2="http://schemas.microsoft.com/office/drawing/2015/10/21/chartex" xmlns:cx3="http://schemas.microsoft.com/office/drawing/2016/5/9/chartex" xmlns:cx4="http://schemas.microsoft.com/office/drawing/2016/5/10/chartex" xmlns:cx5="http://schemas.microsoft.com/office/drawing/2016/5/11/chartex" xmlns:cx6="http://schemas.microsoft.com/office/drawing/2016/5/12/chartex" xmlns:cx7="http://schemas.microsoft.com/office/drawing/2016/5/13/chartex" xmlns:cx8="http://schemas.microsoft.com/office/drawing/2016/5/14/chartex" xmlns:mc="http://schemas.openxmlformats.org/markup-compatibility/2006" xmlns:aink="http://schemas.microsoft.com/office/drawing/2016/ink" xmlns:am3d="http://schemas.microsoft.com/office/drawing/2017/model3d" xmlns:o="urn:schemas-microsoft-com:office:office" xmlns:r="http://schemas.openxmlformats.org/officeDocument/2006/relationships" xmlns:m="http://schemas.openxmlformats.org/officeDocument/2006/math" xmlns:v="urn:schemas-microsoft-com:vml" xmlns:wp14="http://schemas.microsoft.com/office/word/2010/wordprocessingDrawing" xmlns:wp="http://schemas.openxmlformats.org/drawingml/2006/wordprocessingDrawing" xmlns:w10="urn:schemas-microsoft-com:office:word" xmlns:w="http://schemas.openxmlformats.org/wordprocessingml/2006/main" xmlns:w14="http://schemas.microsoft.com/office/word/2010/wordml" xmlns:w15="http://schemas.microsoft.com/office/word/2012/wordml" xmlns:w16cex="http://schemas.microsoft.com/office/word/2018/wordml/cex" xmlns:w16cid="http://schemas.microsoft.com/office/word/2016/wordml/cid" xmlns:w16="http://schemas.microsoft.com/office/word/2018/wordml" xmlns:w16sdtdh="http://schemas.microsoft.com/office/word/2020/wordml/sdtdatahash" xmlns:w16se="http://schemas.microsoft.com/office/word/2015/wordml/symex" xmlns:wpg="http://schemas.microsoft.com/office/word/2010/wordprocessingGroup" xmlns:wpi="http://schemas.microsoft.com/office/word/2010/wordprocessingInk" xmlns:wne="http://schemas.microsoft.com/office/word/2006/wordml" xmlns:wps="http://schemas.microsoft.com/office/word/2010/wordprocessingShape" mc:Ignorable="w14 w15 w16se w16cid w16 w16cex w16sdtdh wp14">
   <w:abstractNum w:abstractNumId="0" w15:restartNumberingAfterBreak="0">
+    <w:nsid w:val="00D1102E"/>
+    <w:multiLevelType w:val="hybridMultilevel"/>
+    <w:tmpl w:val="B0589E26"/>
+    <w:lvl w:ilvl="0" w:tplc="0809000F">
+      <w:start w:val="1"/>
+      <w:numFmt w:val="decimal"/>
+      <w:lvlText w:val="%1."/>
+      <w:lvlJc w:val="left"/>
+      <w:pPr>
+        <w:ind w:left="720" w:hanging="360"/>
+      </w:pPr>
+    </w:lvl>
+    <w:lvl w:ilvl="1" w:tplc="08090019" w:tentative="1">
+      <w:start w:val="1"/>
+      <w:numFmt w:val="lowerLetter"/>
+      <w:lvlText w:val="%2."/>
+      <w:lvlJc w:val="left"/>
+      <w:pPr>
+        <w:ind w:left="1440" w:hanging="360"/>
+      </w:pPr>
+    </w:lvl>
+    <w:lvl w:ilvl="2" w:tplc="0809001B" w:tentative="1">
+      <w:start w:val="1"/>
+      <w:numFmt w:val="lowerRoman"/>
+      <w:lvlText w:val="%3."/>
+      <w:lvlJc w:val="right"/>
+      <w:pPr>
+        <w:ind w:left="2160" w:hanging="180"/>
+      </w:pPr>
+    </w:lvl>
+    <w:lvl w:ilvl="3" w:tplc="0809000F" w:tentative="1">
+      <w:start w:val="1"/>
+      <w:numFmt w:val="decimal"/>
+      <w:lvlText w:val="%4."/>
+      <w:lvlJc w:val="left"/>
+      <w:pPr>
+        <w:ind w:left="2880" w:hanging="360"/>
+      </w:pPr>
+    </w:lvl>
+    <w:lvl w:ilvl="4" w:tplc="08090019" w:tentative="1">
+      <w:start w:val="1"/>
+      <w:numFmt w:val="lowerLetter"/>
+      <w:lvlText w:val="%5."/>
+      <w:lvlJc w:val="left"/>
+      <w:pPr>
+        <w:ind w:left="3600" w:hanging="360"/>
+      </w:pPr>
+    </w:lvl>
+    <w:lvl w:ilvl="5" w:tplc="0809001B" w:tentative="1">
+      <w:start w:val="1"/>
+      <w:numFmt w:val="lowerRoman"/>
+      <w:lvlText w:val="%6."/>
+      <w:lvlJc w:val="right"/>
+      <w:pPr>
+        <w:ind w:left="4320" w:hanging="180"/>
+      </w:pPr>
+    </w:lvl>
+    <w:lvl w:ilvl="6" w:tplc="0809000F" w:tentative="1">
+      <w:start w:val="1"/>
+      <w:numFmt w:val="decimal"/>
+      <w:lvlText w:val="%7."/>
+      <w:lvlJc w:val="left"/>
+      <w:pPr>
+        <w:ind w:left="5040" w:hanging="360"/>
+      </w:pPr>
+    </w:lvl>
+    <w:lvl w:ilvl="7" w:tplc="08090019" w:tentative="1">
+      <w:start w:val="1"/>
+      <w:numFmt w:val="lowerLetter"/>
+      <w:lvlText w:val="%8."/>
+      <w:lvlJc w:val="left"/>
+      <w:pPr>
+        <w:ind w:left="5760" w:hanging="360"/>
+      </w:pPr>
+    </w:lvl>
+    <w:lvl w:ilvl="8" w:tplc="0809001B" w:tentative="1">
+      <w:start w:val="1"/>
+      <w:numFmt w:val="lowerRoman"/>
+      <w:lvlText w:val="%9."/>
+      <w:lvlJc w:val="right"/>
+      <w:pPr>
+        <w:ind w:left="6480" w:hanging="180"/>
+      </w:pPr>
+    </w:lvl>
+  </w:abstractNum>
+  <w:abstractNum w:abstractNumId="1" w15:restartNumberingAfterBreak="0">
     <w:nsid w:val="01C75848"/>
     <w:multiLevelType w:val="multilevel"/>
-    <w:tmpl w:val="089828AA"/>
+    <w:tmpl w:val="D1009C3E"/>
     <w:lvl w:ilvl="0">
       <w:start w:val="1"/>
       <w:numFmt w:val="bullet"/>
@@ -4990,45 +5330,41 @@
       <w:lvlJc w:val="left"/>
       <w:pPr>
         <w:tabs>
-          <w:tab w:val="num" w:pos="720"/>
-        </w:tabs>
-        <w:ind w:left="720" w:hanging="360"/>
+          <w:tab w:val="num" w:pos="1080"/>
+        </w:tabs>
+        <w:ind w:left="1080" w:hanging="360"/>
       </w:pPr>
       <w:rPr>
         <w:rFonts w:ascii="Symbol" w:hAnsi="Symbol" w:hint="default"/>
         <w:sz w:val="20"/>
       </w:rPr>
     </w:lvl>
-    <w:lvl w:ilvl="1" w:tentative="1">
+    <w:lvl w:ilvl="1">
       <w:start w:val="1"/>
       <w:numFmt w:val="bullet"/>
       <w:lvlText w:val="o"/>
       <w:lvlJc w:val="left"/>
       <w:pPr>
         <w:tabs>
-          <w:tab w:val="num" w:pos="1440"/>
-        </w:tabs>
-        <w:ind w:left="1440" w:hanging="360"/>
+          <w:tab w:val="num" w:pos="1800"/>
+        </w:tabs>
+        <w:ind w:left="1800" w:hanging="360"/>
       </w:pPr>
       <w:rPr>
         <w:rFonts w:ascii="Courier New" w:hAnsi="Courier New" w:hint="default"/>
         <w:sz w:val="20"/>
       </w:rPr>
     </w:lvl>
-    <w:lvl w:ilvl="2" w:tentative="1">
-      <w:start w:val="1"/>
-      <w:numFmt w:val="bullet"/>
-      <w:lvlText w:val=""/>
-      <w:lvlJc w:val="left"/>
-      <w:pPr>
-        <w:tabs>
-          <w:tab w:val="num" w:pos="2160"/>
-        </w:tabs>
-        <w:ind w:left="2160" w:hanging="360"/>
-      </w:pPr>
-      <w:rPr>
-        <w:rFonts w:ascii="Wingdings" w:hAnsi="Wingdings" w:hint="default"/>
-        <w:sz w:val="20"/>
+    <w:lvl w:ilvl="2">
+      <w:start w:val="1"/>
+      <w:numFmt w:val="decimal"/>
+      <w:lvlText w:val="%3."/>
+      <w:lvlJc w:val="left"/>
+      <w:pPr>
+        <w:ind w:left="2520" w:hanging="360"/>
+      </w:pPr>
+      <w:rPr>
+        <w:rFonts w:hint="default"/>
       </w:rPr>
     </w:lvl>
     <w:lvl w:ilvl="3" w:tentative="1">
@@ -5038,9 +5374,9 @@
       <w:lvlJc w:val="left"/>
       <w:pPr>
         <w:tabs>
-          <w:tab w:val="num" w:pos="2880"/>
-        </w:tabs>
-        <w:ind w:left="2880" w:hanging="360"/>
+          <w:tab w:val="num" w:pos="3240"/>
+        </w:tabs>
+        <w:ind w:left="3240" w:hanging="360"/>
       </w:pPr>
       <w:rPr>
         <w:rFonts w:ascii="Wingdings" w:hAnsi="Wingdings" w:hint="default"/>
@@ -5054,9 +5390,9 @@
       <w:lvlJc w:val="left"/>
       <w:pPr>
         <w:tabs>
-          <w:tab w:val="num" w:pos="3600"/>
-        </w:tabs>
-        <w:ind w:left="3600" w:hanging="360"/>
+          <w:tab w:val="num" w:pos="3960"/>
+        </w:tabs>
+        <w:ind w:left="3960" w:hanging="360"/>
       </w:pPr>
       <w:rPr>
         <w:rFonts w:ascii="Wingdings" w:hAnsi="Wingdings" w:hint="default"/>
@@ -5070,9 +5406,9 @@
       <w:lvlJc w:val="left"/>
       <w:pPr>
         <w:tabs>
-          <w:tab w:val="num" w:pos="4320"/>
-        </w:tabs>
-        <w:ind w:left="4320" w:hanging="360"/>
+          <w:tab w:val="num" w:pos="4680"/>
+        </w:tabs>
+        <w:ind w:left="4680" w:hanging="360"/>
       </w:pPr>
       <w:rPr>
         <w:rFonts w:ascii="Wingdings" w:hAnsi="Wingdings" w:hint="default"/>
@@ -5086,9 +5422,9 @@
       <w:lvlJc w:val="left"/>
       <w:pPr>
         <w:tabs>
-          <w:tab w:val="num" w:pos="5040"/>
-        </w:tabs>
-        <w:ind w:left="5040" w:hanging="360"/>
+          <w:tab w:val="num" w:pos="5400"/>
+        </w:tabs>
+        <w:ind w:left="5400" w:hanging="360"/>
       </w:pPr>
       <w:rPr>
         <w:rFonts w:ascii="Wingdings" w:hAnsi="Wingdings" w:hint="default"/>
@@ -5102,9 +5438,9 @@
       <w:lvlJc w:val="left"/>
       <w:pPr>
         <w:tabs>
-          <w:tab w:val="num" w:pos="5760"/>
-        </w:tabs>
-        <w:ind w:left="5760" w:hanging="360"/>
+          <w:tab w:val="num" w:pos="6120"/>
+        </w:tabs>
+        <w:ind w:left="6120" w:hanging="360"/>
       </w:pPr>
       <w:rPr>
         <w:rFonts w:ascii="Wingdings" w:hAnsi="Wingdings" w:hint="default"/>
@@ -5118,9 +5454,9 @@
       <w:lvlJc w:val="left"/>
       <w:pPr>
         <w:tabs>
-          <w:tab w:val="num" w:pos="6480"/>
-        </w:tabs>
-        <w:ind w:left="6480" w:hanging="360"/>
+          <w:tab w:val="num" w:pos="6840"/>
+        </w:tabs>
+        <w:ind w:left="6840" w:hanging="360"/>
       </w:pPr>
       <w:rPr>
         <w:rFonts w:ascii="Wingdings" w:hAnsi="Wingdings" w:hint="default"/>
@@ -5128,7 +5464,7 @@
       </w:rPr>
     </w:lvl>
   </w:abstractNum>
-  <w:abstractNum w:abstractNumId="1" w15:restartNumberingAfterBreak="0">
+  <w:abstractNum w:abstractNumId="2" w15:restartNumberingAfterBreak="0">
     <w:nsid w:val="0283786A"/>
     <w:multiLevelType w:val="multilevel"/>
     <w:tmpl w:val="7AF8FC32"/>
@@ -5139,9 +5475,9 @@
       <w:lvlJc w:val="left"/>
       <w:pPr>
         <w:tabs>
-          <w:tab w:val="num" w:pos="720"/>
-        </w:tabs>
-        <w:ind w:left="720" w:hanging="360"/>
+          <w:tab w:val="num" w:pos="1080"/>
+        </w:tabs>
+        <w:ind w:left="1080" w:hanging="360"/>
       </w:pPr>
       <w:rPr>
         <w:rFonts w:ascii="Symbol" w:hAnsi="Symbol" w:hint="default"/>
@@ -5155,9 +5491,9 @@
       <w:lvlJc w:val="left"/>
       <w:pPr>
         <w:tabs>
-          <w:tab w:val="num" w:pos="1440"/>
-        </w:tabs>
-        <w:ind w:left="1440" w:hanging="360"/>
+          <w:tab w:val="num" w:pos="1800"/>
+        </w:tabs>
+        <w:ind w:left="1800" w:hanging="360"/>
       </w:pPr>
       <w:rPr>
         <w:rFonts w:ascii="Courier New" w:hAnsi="Courier New" w:hint="default"/>
@@ -5171,9 +5507,9 @@
       <w:lvlJc w:val="left"/>
       <w:pPr>
         <w:tabs>
-          <w:tab w:val="num" w:pos="2160"/>
-        </w:tabs>
-        <w:ind w:left="2160" w:hanging="360"/>
+          <w:tab w:val="num" w:pos="2520"/>
+        </w:tabs>
+        <w:ind w:left="2520" w:hanging="360"/>
       </w:pPr>
       <w:rPr>
         <w:rFonts w:ascii="Wingdings" w:hAnsi="Wingdings" w:hint="default"/>
@@ -5187,9 +5523,9 @@
       <w:lvlJc w:val="left"/>
       <w:pPr>
         <w:tabs>
-          <w:tab w:val="num" w:pos="2880"/>
-        </w:tabs>
-        <w:ind w:left="2880" w:hanging="360"/>
+          <w:tab w:val="num" w:pos="3240"/>
+        </w:tabs>
+        <w:ind w:left="3240" w:hanging="360"/>
       </w:pPr>
       <w:rPr>
         <w:rFonts w:ascii="Wingdings" w:hAnsi="Wingdings" w:hint="default"/>
@@ -5203,9 +5539,9 @@
       <w:lvlJc w:val="left"/>
       <w:pPr>
         <w:tabs>
-          <w:tab w:val="num" w:pos="3600"/>
-        </w:tabs>
-        <w:ind w:left="3600" w:hanging="360"/>
+          <w:tab w:val="num" w:pos="3960"/>
+        </w:tabs>
+        <w:ind w:left="3960" w:hanging="360"/>
       </w:pPr>
       <w:rPr>
         <w:rFonts w:ascii="Wingdings" w:hAnsi="Wingdings" w:hint="default"/>
@@ -5219,9 +5555,9 @@
       <w:lvlJc w:val="left"/>
       <w:pPr>
         <w:tabs>
-          <w:tab w:val="num" w:pos="4320"/>
-        </w:tabs>
-        <w:ind w:left="4320" w:hanging="360"/>
+          <w:tab w:val="num" w:pos="4680"/>
+        </w:tabs>
+        <w:ind w:left="4680" w:hanging="360"/>
       </w:pPr>
       <w:rPr>
         <w:rFonts w:ascii="Wingdings" w:hAnsi="Wingdings" w:hint="default"/>
@@ -5235,9 +5571,9 @@
       <w:lvlJc w:val="left"/>
       <w:pPr>
         <w:tabs>
-          <w:tab w:val="num" w:pos="5040"/>
-        </w:tabs>
-        <w:ind w:left="5040" w:hanging="360"/>
+          <w:tab w:val="num" w:pos="5400"/>
+        </w:tabs>
+        <w:ind w:left="5400" w:hanging="360"/>
       </w:pPr>
       <w:rPr>
         <w:rFonts w:ascii="Wingdings" w:hAnsi="Wingdings" w:hint="default"/>
@@ -5251,9 +5587,9 @@
       <w:lvlJc w:val="left"/>
       <w:pPr>
         <w:tabs>
-          <w:tab w:val="num" w:pos="5760"/>
-        </w:tabs>
-        <w:ind w:left="5760" w:hanging="360"/>
+          <w:tab w:val="num" w:pos="6120"/>
+        </w:tabs>
+        <w:ind w:left="6120" w:hanging="360"/>
       </w:pPr>
       <w:rPr>
         <w:rFonts w:ascii="Wingdings" w:hAnsi="Wingdings" w:hint="default"/>
@@ -5267,9 +5603,9 @@
       <w:lvlJc w:val="left"/>
       <w:pPr>
         <w:tabs>
-          <w:tab w:val="num" w:pos="6480"/>
-        </w:tabs>
-        <w:ind w:left="6480" w:hanging="360"/>
+          <w:tab w:val="num" w:pos="6840"/>
+        </w:tabs>
+        <w:ind w:left="6840" w:hanging="360"/>
       </w:pPr>
       <w:rPr>
         <w:rFonts w:ascii="Wingdings" w:hAnsi="Wingdings" w:hint="default"/>
@@ -5277,7 +5613,7 @@
       </w:rPr>
     </w:lvl>
   </w:abstractNum>
-  <w:abstractNum w:abstractNumId="2" w15:restartNumberingAfterBreak="0">
+  <w:abstractNum w:abstractNumId="3" w15:restartNumberingAfterBreak="0">
     <w:nsid w:val="064F37EC"/>
     <w:multiLevelType w:val="multilevel"/>
     <w:tmpl w:val="3542A098"/>
@@ -5288,9 +5624,9 @@
       <w:lvlJc w:val="left"/>
       <w:pPr>
         <w:tabs>
-          <w:tab w:val="num" w:pos="720"/>
-        </w:tabs>
-        <w:ind w:left="720" w:hanging="360"/>
+          <w:tab w:val="num" w:pos="1080"/>
+        </w:tabs>
+        <w:ind w:left="1080" w:hanging="360"/>
       </w:pPr>
       <w:rPr>
         <w:rFonts w:ascii="Symbol" w:hAnsi="Symbol" w:hint="default"/>
@@ -5304,9 +5640,9 @@
       <w:lvlJc w:val="left"/>
       <w:pPr>
         <w:tabs>
-          <w:tab w:val="num" w:pos="1440"/>
-        </w:tabs>
-        <w:ind w:left="1440" w:hanging="360"/>
+          <w:tab w:val="num" w:pos="1800"/>
+        </w:tabs>
+        <w:ind w:left="1800" w:hanging="360"/>
       </w:pPr>
       <w:rPr>
         <w:rFonts w:ascii="Courier New" w:hAnsi="Courier New" w:hint="default"/>
@@ -5320,9 +5656,9 @@
       <w:lvlJc w:val="left"/>
       <w:pPr>
         <w:tabs>
-          <w:tab w:val="num" w:pos="2160"/>
-        </w:tabs>
-        <w:ind w:left="2160" w:hanging="360"/>
+          <w:tab w:val="num" w:pos="2520"/>
+        </w:tabs>
+        <w:ind w:left="2520" w:hanging="360"/>
       </w:pPr>
       <w:rPr>
         <w:rFonts w:ascii="Wingdings" w:hAnsi="Wingdings" w:hint="default"/>
@@ -5336,9 +5672,9 @@
       <w:lvlJc w:val="left"/>
       <w:pPr>
         <w:tabs>
-          <w:tab w:val="num" w:pos="2880"/>
-        </w:tabs>
-        <w:ind w:left="2880" w:hanging="360"/>
+          <w:tab w:val="num" w:pos="3240"/>
+        </w:tabs>
+        <w:ind w:left="3240" w:hanging="360"/>
       </w:pPr>
       <w:rPr>
         <w:rFonts w:ascii="Wingdings" w:hAnsi="Wingdings" w:hint="default"/>
@@ -5352,9 +5688,9 @@
       <w:lvlJc w:val="left"/>
       <w:pPr>
         <w:tabs>
-          <w:tab w:val="num" w:pos="3600"/>
-        </w:tabs>
-        <w:ind w:left="3600" w:hanging="360"/>
+          <w:tab w:val="num" w:pos="3960"/>
+        </w:tabs>
+        <w:ind w:left="3960" w:hanging="360"/>
       </w:pPr>
       <w:rPr>
         <w:rFonts w:ascii="Wingdings" w:hAnsi="Wingdings" w:hint="default"/>
@@ -5368,9 +5704,9 @@
       <w:lvlJc w:val="left"/>
       <w:pPr>
         <w:tabs>
-          <w:tab w:val="num" w:pos="4320"/>
-        </w:tabs>
-        <w:ind w:left="4320" w:hanging="360"/>
+          <w:tab w:val="num" w:pos="4680"/>
+        </w:tabs>
+        <w:ind w:left="4680" w:hanging="360"/>
       </w:pPr>
       <w:rPr>
         <w:rFonts w:ascii="Wingdings" w:hAnsi="Wingdings" w:hint="default"/>
@@ -5384,9 +5720,9 @@
       <w:lvlJc w:val="left"/>
       <w:pPr>
         <w:tabs>
-          <w:tab w:val="num" w:pos="5040"/>
-        </w:tabs>
-        <w:ind w:left="5040" w:hanging="360"/>
+          <w:tab w:val="num" w:pos="5400"/>
+        </w:tabs>
+        <w:ind w:left="5400" w:hanging="360"/>
       </w:pPr>
       <w:rPr>
         <w:rFonts w:ascii="Wingdings" w:hAnsi="Wingdings" w:hint="default"/>
@@ -5400,9 +5736,9 @@
       <w:lvlJc w:val="left"/>
       <w:pPr>
         <w:tabs>
-          <w:tab w:val="num" w:pos="5760"/>
-        </w:tabs>
-        <w:ind w:left="5760" w:hanging="360"/>
+          <w:tab w:val="num" w:pos="6120"/>
+        </w:tabs>
+        <w:ind w:left="6120" w:hanging="360"/>
       </w:pPr>
       <w:rPr>
         <w:rFonts w:ascii="Wingdings" w:hAnsi="Wingdings" w:hint="default"/>
@@ -5416,9 +5752,9 @@
       <w:lvlJc w:val="left"/>
       <w:pPr>
         <w:tabs>
-          <w:tab w:val="num" w:pos="6480"/>
-        </w:tabs>
-        <w:ind w:left="6480" w:hanging="360"/>
+          <w:tab w:val="num" w:pos="6840"/>
+        </w:tabs>
+        <w:ind w:left="6840" w:hanging="360"/>
       </w:pPr>
       <w:rPr>
         <w:rFonts w:ascii="Wingdings" w:hAnsi="Wingdings" w:hint="default"/>
@@ -5426,7 +5762,305 @@
       </w:rPr>
     </w:lvl>
   </w:abstractNum>
-  <w:abstractNum w:abstractNumId="3" w15:restartNumberingAfterBreak="0">
+  <w:abstractNum w:abstractNumId="4" w15:restartNumberingAfterBreak="0">
+    <w:nsid w:val="09762D55"/>
+    <w:multiLevelType w:val="multilevel"/>
+    <w:tmpl w:val="45DEE818"/>
+    <w:lvl w:ilvl="0">
+      <w:start w:val="1"/>
+      <w:numFmt w:val="bullet"/>
+      <w:lvlText w:val=""/>
+      <w:lvlJc w:val="left"/>
+      <w:pPr>
+        <w:tabs>
+          <w:tab w:val="num" w:pos="1080"/>
+        </w:tabs>
+        <w:ind w:left="1080" w:hanging="360"/>
+      </w:pPr>
+      <w:rPr>
+        <w:rFonts w:ascii="Symbol" w:hAnsi="Symbol" w:hint="default"/>
+        <w:sz w:val="20"/>
+      </w:rPr>
+    </w:lvl>
+    <w:lvl w:ilvl="1" w:tentative="1">
+      <w:start w:val="1"/>
+      <w:numFmt w:val="bullet"/>
+      <w:lvlText w:val="o"/>
+      <w:lvlJc w:val="left"/>
+      <w:pPr>
+        <w:tabs>
+          <w:tab w:val="num" w:pos="1800"/>
+        </w:tabs>
+        <w:ind w:left="1800" w:hanging="360"/>
+      </w:pPr>
+      <w:rPr>
+        <w:rFonts w:ascii="Courier New" w:hAnsi="Courier New" w:hint="default"/>
+        <w:sz w:val="20"/>
+      </w:rPr>
+    </w:lvl>
+    <w:lvl w:ilvl="2" w:tentative="1">
+      <w:start w:val="1"/>
+      <w:numFmt w:val="bullet"/>
+      <w:lvlText w:val=""/>
+      <w:lvlJc w:val="left"/>
+      <w:pPr>
+        <w:tabs>
+          <w:tab w:val="num" w:pos="2520"/>
+        </w:tabs>
+        <w:ind w:left="2520" w:hanging="360"/>
+      </w:pPr>
+      <w:rPr>
+        <w:rFonts w:ascii="Wingdings" w:hAnsi="Wingdings" w:hint="default"/>
+        <w:sz w:val="20"/>
+      </w:rPr>
+    </w:lvl>
+    <w:lvl w:ilvl="3" w:tentative="1">
+      <w:start w:val="1"/>
+      <w:numFmt w:val="bullet"/>
+      <w:lvlText w:val=""/>
+      <w:lvlJc w:val="left"/>
+      <w:pPr>
+        <w:tabs>
+          <w:tab w:val="num" w:pos="3240"/>
+        </w:tabs>
+        <w:ind w:left="3240" w:hanging="360"/>
+      </w:pPr>
+      <w:rPr>
+        <w:rFonts w:ascii="Wingdings" w:hAnsi="Wingdings" w:hint="default"/>
+        <w:sz w:val="20"/>
+      </w:rPr>
+    </w:lvl>
+    <w:lvl w:ilvl="4" w:tentative="1">
+      <w:start w:val="1"/>
+      <w:numFmt w:val="bullet"/>
+      <w:lvlText w:val=""/>
+      <w:lvlJc w:val="left"/>
+      <w:pPr>
+        <w:tabs>
+          <w:tab w:val="num" w:pos="3960"/>
+        </w:tabs>
+        <w:ind w:left="3960" w:hanging="360"/>
+      </w:pPr>
+      <w:rPr>
+        <w:rFonts w:ascii="Wingdings" w:hAnsi="Wingdings" w:hint="default"/>
+        <w:sz w:val="20"/>
+      </w:rPr>
+    </w:lvl>
+    <w:lvl w:ilvl="5" w:tentative="1">
+      <w:start w:val="1"/>
+      <w:numFmt w:val="bullet"/>
+      <w:lvlText w:val=""/>
+      <w:lvlJc w:val="left"/>
+      <w:pPr>
+        <w:tabs>
+          <w:tab w:val="num" w:pos="4680"/>
+        </w:tabs>
+        <w:ind w:left="4680" w:hanging="360"/>
+      </w:pPr>
+      <w:rPr>
+        <w:rFonts w:ascii="Wingdings" w:hAnsi="Wingdings" w:hint="default"/>
+        <w:sz w:val="20"/>
+      </w:rPr>
+    </w:lvl>
+    <w:lvl w:ilvl="6" w:tentative="1">
+      <w:start w:val="1"/>
+      <w:numFmt w:val="bullet"/>
+      <w:lvlText w:val=""/>
+      <w:lvlJc w:val="left"/>
+      <w:pPr>
+        <w:tabs>
+          <w:tab w:val="num" w:pos="5400"/>
+        </w:tabs>
+        <w:ind w:left="5400" w:hanging="360"/>
+      </w:pPr>
+      <w:rPr>
+        <w:rFonts w:ascii="Wingdings" w:hAnsi="Wingdings" w:hint="default"/>
+        <w:sz w:val="20"/>
+      </w:rPr>
+    </w:lvl>
+    <w:lvl w:ilvl="7" w:tentative="1">
+      <w:start w:val="1"/>
+      <w:numFmt w:val="bullet"/>
+      <w:lvlText w:val=""/>
+      <w:lvlJc w:val="left"/>
+      <w:pPr>
+        <w:tabs>
+          <w:tab w:val="num" w:pos="6120"/>
+        </w:tabs>
+        <w:ind w:left="6120" w:hanging="360"/>
+      </w:pPr>
+      <w:rPr>
+        <w:rFonts w:ascii="Wingdings" w:hAnsi="Wingdings" w:hint="default"/>
+        <w:sz w:val="20"/>
+      </w:rPr>
+    </w:lvl>
+    <w:lvl w:ilvl="8" w:tentative="1">
+      <w:start w:val="1"/>
+      <w:numFmt w:val="bullet"/>
+      <w:lvlText w:val=""/>
+      <w:lvlJc w:val="left"/>
+      <w:pPr>
+        <w:tabs>
+          <w:tab w:val="num" w:pos="6840"/>
+        </w:tabs>
+        <w:ind w:left="6840" w:hanging="360"/>
+      </w:pPr>
+      <w:rPr>
+        <w:rFonts w:ascii="Wingdings" w:hAnsi="Wingdings" w:hint="default"/>
+        <w:sz w:val="20"/>
+      </w:rPr>
+    </w:lvl>
+  </w:abstractNum>
+  <w:abstractNum w:abstractNumId="5" w15:restartNumberingAfterBreak="0">
+    <w:nsid w:val="09F06CE9"/>
+    <w:multiLevelType w:val="multilevel"/>
+    <w:tmpl w:val="C310D4A8"/>
+    <w:lvl w:ilvl="0">
+      <w:start w:val="1"/>
+      <w:numFmt w:val="bullet"/>
+      <w:lvlText w:val=""/>
+      <w:lvlJc w:val="left"/>
+      <w:pPr>
+        <w:tabs>
+          <w:tab w:val="num" w:pos="1080"/>
+        </w:tabs>
+        <w:ind w:left="1080" w:hanging="360"/>
+      </w:pPr>
+      <w:rPr>
+        <w:rFonts w:ascii="Symbol" w:hAnsi="Symbol" w:hint="default"/>
+        <w:sz w:val="20"/>
+      </w:rPr>
+    </w:lvl>
+    <w:lvl w:ilvl="1" w:tentative="1">
+      <w:start w:val="1"/>
+      <w:numFmt w:val="bullet"/>
+      <w:lvlText w:val="o"/>
+      <w:lvlJc w:val="left"/>
+      <w:pPr>
+        <w:tabs>
+          <w:tab w:val="num" w:pos="1800"/>
+        </w:tabs>
+        <w:ind w:left="1800" w:hanging="360"/>
+      </w:pPr>
+      <w:rPr>
+        <w:rFonts w:ascii="Courier New" w:hAnsi="Courier New" w:hint="default"/>
+        <w:sz w:val="20"/>
+      </w:rPr>
+    </w:lvl>
+    <w:lvl w:ilvl="2" w:tentative="1">
+      <w:start w:val="1"/>
+      <w:numFmt w:val="bullet"/>
+      <w:lvlText w:val=""/>
+      <w:lvlJc w:val="left"/>
+      <w:pPr>
+        <w:tabs>
+          <w:tab w:val="num" w:pos="2520"/>
+        </w:tabs>
+        <w:ind w:left="2520" w:hanging="360"/>
+      </w:pPr>
+      <w:rPr>
+        <w:rFonts w:ascii="Wingdings" w:hAnsi="Wingdings" w:hint="default"/>
+        <w:sz w:val="20"/>
+      </w:rPr>
+    </w:lvl>
+    <w:lvl w:ilvl="3" w:tentative="1">
+      <w:start w:val="1"/>
+      <w:numFmt w:val="bullet"/>
+      <w:lvlText w:val=""/>
+      <w:lvlJc w:val="left"/>
+      <w:pPr>
+        <w:tabs>
+          <w:tab w:val="num" w:pos="3240"/>
+        </w:tabs>
+        <w:ind w:left="3240" w:hanging="360"/>
+      </w:pPr>
+      <w:rPr>
+        <w:rFonts w:ascii="Wingdings" w:hAnsi="Wingdings" w:hint="default"/>
+        <w:sz w:val="20"/>
+      </w:rPr>
+    </w:lvl>
+    <w:lvl w:ilvl="4" w:tentative="1">
+      <w:start w:val="1"/>
+      <w:numFmt w:val="bullet"/>
+      <w:lvlText w:val=""/>
+      <w:lvlJc w:val="left"/>
+      <w:pPr>
+        <w:tabs>
+          <w:tab w:val="num" w:pos="3960"/>
+        </w:tabs>
+        <w:ind w:left="3960" w:hanging="360"/>
+      </w:pPr>
+      <w:rPr>
+        <w:rFonts w:ascii="Wingdings" w:hAnsi="Wingdings" w:hint="default"/>
+        <w:sz w:val="20"/>
+      </w:rPr>
+    </w:lvl>
+    <w:lvl w:ilvl="5" w:tentative="1">
+      <w:start w:val="1"/>
+      <w:numFmt w:val="bullet"/>
+      <w:lvlText w:val=""/>
+      <w:lvlJc w:val="left"/>
+      <w:pPr>
+        <w:tabs>
+          <w:tab w:val="num" w:pos="4680"/>
+        </w:tabs>
+        <w:ind w:left="4680" w:hanging="360"/>
+      </w:pPr>
+      <w:rPr>
+        <w:rFonts w:ascii="Wingdings" w:hAnsi="Wingdings" w:hint="default"/>
+        <w:sz w:val="20"/>
+      </w:rPr>
+    </w:lvl>
+    <w:lvl w:ilvl="6" w:tentative="1">
+      <w:start w:val="1"/>
+      <w:numFmt w:val="bullet"/>
+      <w:lvlText w:val=""/>
+      <w:lvlJc w:val="left"/>
+      <w:pPr>
+        <w:tabs>
+          <w:tab w:val="num" w:pos="5400"/>
+        </w:tabs>
+        <w:ind w:left="5400" w:hanging="360"/>
+      </w:pPr>
+      <w:rPr>
+        <w:rFonts w:ascii="Wingdings" w:hAnsi="Wingdings" w:hint="default"/>
+        <w:sz w:val="20"/>
+      </w:rPr>
+    </w:lvl>
+    <w:lvl w:ilvl="7" w:tentative="1">
+      <w:start w:val="1"/>
+      <w:numFmt w:val="bullet"/>
+      <w:lvlText w:val=""/>
+      <w:lvlJc w:val="left"/>
+      <w:pPr>
+        <w:tabs>
+          <w:tab w:val="num" w:pos="6120"/>
+        </w:tabs>
+        <w:ind w:left="6120" w:hanging="360"/>
+      </w:pPr>
+      <w:rPr>
+        <w:rFonts w:ascii="Wingdings" w:hAnsi="Wingdings" w:hint="default"/>
+        <w:sz w:val="20"/>
+      </w:rPr>
+    </w:lvl>
+    <w:lvl w:ilvl="8" w:tentative="1">
+      <w:start w:val="1"/>
+      <w:numFmt w:val="bullet"/>
+      <w:lvlText w:val=""/>
+      <w:lvlJc w:val="left"/>
+      <w:pPr>
+        <w:tabs>
+          <w:tab w:val="num" w:pos="6840"/>
+        </w:tabs>
+        <w:ind w:left="6840" w:hanging="360"/>
+      </w:pPr>
+      <w:rPr>
+        <w:rFonts w:ascii="Wingdings" w:hAnsi="Wingdings" w:hint="default"/>
+        <w:sz w:val="20"/>
+      </w:rPr>
+    </w:lvl>
+  </w:abstractNum>
+  <w:abstractNum w:abstractNumId="6" w15:restartNumberingAfterBreak="0">
     <w:nsid w:val="0FA84726"/>
     <w:multiLevelType w:val="multilevel"/>
     <w:tmpl w:val="79DC770C"/>
@@ -5437,9 +6071,9 @@
       <w:lvlJc w:val="left"/>
       <w:pPr>
         <w:tabs>
-          <w:tab w:val="num" w:pos="720"/>
-        </w:tabs>
-        <w:ind w:left="720" w:hanging="360"/>
+          <w:tab w:val="num" w:pos="1080"/>
+        </w:tabs>
+        <w:ind w:left="1080" w:hanging="360"/>
       </w:pPr>
       <w:rPr>
         <w:rFonts w:ascii="Symbol" w:hAnsi="Symbol" w:hint="default"/>
@@ -5453,9 +6087,9 @@
       <w:lvlJc w:val="left"/>
       <w:pPr>
         <w:tabs>
-          <w:tab w:val="num" w:pos="1440"/>
-        </w:tabs>
-        <w:ind w:left="1440" w:hanging="360"/>
+          <w:tab w:val="num" w:pos="1800"/>
+        </w:tabs>
+        <w:ind w:left="1800" w:hanging="360"/>
       </w:pPr>
       <w:rPr>
         <w:rFonts w:ascii="Courier New" w:hAnsi="Courier New" w:hint="default"/>
@@ -5469,9 +6103,9 @@
       <w:lvlJc w:val="left"/>
       <w:pPr>
         <w:tabs>
-          <w:tab w:val="num" w:pos="2160"/>
-        </w:tabs>
-        <w:ind w:left="2160" w:hanging="360"/>
+          <w:tab w:val="num" w:pos="2520"/>
+        </w:tabs>
+        <w:ind w:left="2520" w:hanging="360"/>
       </w:pPr>
       <w:rPr>
         <w:rFonts w:ascii="Wingdings" w:hAnsi="Wingdings" w:hint="default"/>
@@ -5485,9 +6119,9 @@
       <w:lvlJc w:val="left"/>
       <w:pPr>
         <w:tabs>
-          <w:tab w:val="num" w:pos="2880"/>
-        </w:tabs>
-        <w:ind w:left="2880" w:hanging="360"/>
+          <w:tab w:val="num" w:pos="3240"/>
+        </w:tabs>
+        <w:ind w:left="3240" w:hanging="360"/>
       </w:pPr>
       <w:rPr>
         <w:rFonts w:ascii="Wingdings" w:hAnsi="Wingdings" w:hint="default"/>
@@ -5501,9 +6135,9 @@
       <w:lvlJc w:val="left"/>
       <w:pPr>
         <w:tabs>
-          <w:tab w:val="num" w:pos="3600"/>
-        </w:tabs>
-        <w:ind w:left="3600" w:hanging="360"/>
+          <w:tab w:val="num" w:pos="3960"/>
+        </w:tabs>
+        <w:ind w:left="3960" w:hanging="360"/>
       </w:pPr>
       <w:rPr>
         <w:rFonts w:ascii="Wingdings" w:hAnsi="Wingdings" w:hint="default"/>
@@ -5517,9 +6151,9 @@
       <w:lvlJc w:val="left"/>
       <w:pPr>
         <w:tabs>
-          <w:tab w:val="num" w:pos="4320"/>
-        </w:tabs>
-        <w:ind w:left="4320" w:hanging="360"/>
+          <w:tab w:val="num" w:pos="4680"/>
+        </w:tabs>
+        <w:ind w:left="4680" w:hanging="360"/>
       </w:pPr>
       <w:rPr>
         <w:rFonts w:ascii="Wingdings" w:hAnsi="Wingdings" w:hint="default"/>
@@ -5533,9 +6167,9 @@
       <w:lvlJc w:val="left"/>
       <w:pPr>
         <w:tabs>
-          <w:tab w:val="num" w:pos="5040"/>
-        </w:tabs>
-        <w:ind w:left="5040" w:hanging="360"/>
+          <w:tab w:val="num" w:pos="5400"/>
+        </w:tabs>
+        <w:ind w:left="5400" w:hanging="360"/>
       </w:pPr>
       <w:rPr>
         <w:rFonts w:ascii="Wingdings" w:hAnsi="Wingdings" w:hint="default"/>
@@ -5549,9 +6183,9 @@
       <w:lvlJc w:val="left"/>
       <w:pPr>
         <w:tabs>
-          <w:tab w:val="num" w:pos="5760"/>
-        </w:tabs>
-        <w:ind w:left="5760" w:hanging="360"/>
+          <w:tab w:val="num" w:pos="6120"/>
+        </w:tabs>
+        <w:ind w:left="6120" w:hanging="360"/>
       </w:pPr>
       <w:rPr>
         <w:rFonts w:ascii="Wingdings" w:hAnsi="Wingdings" w:hint="default"/>
@@ -5565,9 +6199,9 @@
       <w:lvlJc w:val="left"/>
       <w:pPr>
         <w:tabs>
-          <w:tab w:val="num" w:pos="6480"/>
-        </w:tabs>
-        <w:ind w:left="6480" w:hanging="360"/>
+          <w:tab w:val="num" w:pos="6840"/>
+        </w:tabs>
+        <w:ind w:left="6840" w:hanging="360"/>
       </w:pPr>
       <w:rPr>
         <w:rFonts w:ascii="Wingdings" w:hAnsi="Wingdings" w:hint="default"/>
@@ -5575,7 +6209,7 @@
       </w:rPr>
     </w:lvl>
   </w:abstractNum>
-  <w:abstractNum w:abstractNumId="4" w15:restartNumberingAfterBreak="0">
+  <w:abstractNum w:abstractNumId="7" w15:restartNumberingAfterBreak="0">
     <w:nsid w:val="149422C3"/>
     <w:multiLevelType w:val="multilevel"/>
     <w:tmpl w:val="A9E66630"/>
@@ -5586,9 +6220,9 @@
       <w:lvlJc w:val="left"/>
       <w:pPr>
         <w:tabs>
-          <w:tab w:val="num" w:pos="720"/>
-        </w:tabs>
-        <w:ind w:left="720" w:hanging="360"/>
+          <w:tab w:val="num" w:pos="1080"/>
+        </w:tabs>
+        <w:ind w:left="1080" w:hanging="360"/>
       </w:pPr>
       <w:rPr>
         <w:rFonts w:ascii="Symbol" w:hAnsi="Symbol" w:hint="default"/>
@@ -5602,9 +6236,9 @@
       <w:lvlJc w:val="left"/>
       <w:pPr>
         <w:tabs>
-          <w:tab w:val="num" w:pos="1440"/>
-        </w:tabs>
-        <w:ind w:left="1440" w:hanging="360"/>
+          <w:tab w:val="num" w:pos="1800"/>
+        </w:tabs>
+        <w:ind w:left="1800" w:hanging="360"/>
       </w:pPr>
       <w:rPr>
         <w:rFonts w:ascii="Courier New" w:hAnsi="Courier New" w:hint="default"/>
@@ -5618,9 +6252,9 @@
       <w:lvlJc w:val="left"/>
       <w:pPr>
         <w:tabs>
-          <w:tab w:val="num" w:pos="2160"/>
-        </w:tabs>
-        <w:ind w:left="2160" w:hanging="360"/>
+          <w:tab w:val="num" w:pos="2520"/>
+        </w:tabs>
+        <w:ind w:left="2520" w:hanging="360"/>
       </w:pPr>
       <w:rPr>
         <w:rFonts w:ascii="Wingdings" w:hAnsi="Wingdings" w:hint="default"/>
@@ -5634,9 +6268,9 @@
       <w:lvlJc w:val="left"/>
       <w:pPr>
         <w:tabs>
-          <w:tab w:val="num" w:pos="2880"/>
-        </w:tabs>
-        <w:ind w:left="2880" w:hanging="360"/>
+          <w:tab w:val="num" w:pos="3240"/>
+        </w:tabs>
+        <w:ind w:left="3240" w:hanging="360"/>
       </w:pPr>
       <w:rPr>
         <w:rFonts w:ascii="Wingdings" w:hAnsi="Wingdings" w:hint="default"/>
@@ -5650,9 +6284,9 @@
       <w:lvlJc w:val="left"/>
       <w:pPr>
         <w:tabs>
-          <w:tab w:val="num" w:pos="3600"/>
-        </w:tabs>
-        <w:ind w:left="3600" w:hanging="360"/>
+          <w:tab w:val="num" w:pos="3960"/>
+        </w:tabs>
+        <w:ind w:left="3960" w:hanging="360"/>
       </w:pPr>
       <w:rPr>
         <w:rFonts w:ascii="Wingdings" w:hAnsi="Wingdings" w:hint="default"/>
@@ -5666,9 +6300,9 @@
       <w:lvlJc w:val="left"/>
       <w:pPr>
         <w:tabs>
-          <w:tab w:val="num" w:pos="4320"/>
-        </w:tabs>
-        <w:ind w:left="4320" w:hanging="360"/>
+          <w:tab w:val="num" w:pos="4680"/>
+        </w:tabs>
+        <w:ind w:left="4680" w:hanging="360"/>
       </w:pPr>
       <w:rPr>
         <w:rFonts w:ascii="Wingdings" w:hAnsi="Wingdings" w:hint="default"/>
@@ -5682,9 +6316,9 @@
       <w:lvlJc w:val="left"/>
       <w:pPr>
         <w:tabs>
-          <w:tab w:val="num" w:pos="5040"/>
-        </w:tabs>
-        <w:ind w:left="5040" w:hanging="360"/>
+          <w:tab w:val="num" w:pos="5400"/>
+        </w:tabs>
+        <w:ind w:left="5400" w:hanging="360"/>
       </w:pPr>
       <w:rPr>
         <w:rFonts w:ascii="Wingdings" w:hAnsi="Wingdings" w:hint="default"/>
@@ -5698,9 +6332,9 @@
       <w:lvlJc w:val="left"/>
       <w:pPr>
         <w:tabs>
-          <w:tab w:val="num" w:pos="5760"/>
-        </w:tabs>
-        <w:ind w:left="5760" w:hanging="360"/>
+          <w:tab w:val="num" w:pos="6120"/>
+        </w:tabs>
+        <w:ind w:left="6120" w:hanging="360"/>
       </w:pPr>
       <w:rPr>
         <w:rFonts w:ascii="Wingdings" w:hAnsi="Wingdings" w:hint="default"/>
@@ -5714,9 +6348,9 @@
       <w:lvlJc w:val="left"/>
       <w:pPr>
         <w:tabs>
-          <w:tab w:val="num" w:pos="6480"/>
-        </w:tabs>
-        <w:ind w:left="6480" w:hanging="360"/>
+          <w:tab w:val="num" w:pos="6840"/>
+        </w:tabs>
+        <w:ind w:left="6840" w:hanging="360"/>
       </w:pPr>
       <w:rPr>
         <w:rFonts w:ascii="Wingdings" w:hAnsi="Wingdings" w:hint="default"/>
@@ -5724,7 +6358,269 @@
       </w:rPr>
     </w:lvl>
   </w:abstractNum>
-  <w:abstractNum w:abstractNumId="5" w15:restartNumberingAfterBreak="0">
+  <w:abstractNum w:abstractNumId="8" w15:restartNumberingAfterBreak="0">
+    <w:nsid w:val="1BFD6DCF"/>
+    <w:multiLevelType w:val="multilevel"/>
+    <w:tmpl w:val="45DEE818"/>
+    <w:lvl w:ilvl="0">
+      <w:start w:val="1"/>
+      <w:numFmt w:val="bullet"/>
+      <w:lvlText w:val=""/>
+      <w:lvlJc w:val="left"/>
+      <w:pPr>
+        <w:tabs>
+          <w:tab w:val="num" w:pos="1080"/>
+        </w:tabs>
+        <w:ind w:left="1080" w:hanging="360"/>
+      </w:pPr>
+      <w:rPr>
+        <w:rFonts w:ascii="Symbol" w:hAnsi="Symbol" w:hint="default"/>
+        <w:sz w:val="20"/>
+      </w:rPr>
+    </w:lvl>
+    <w:lvl w:ilvl="1" w:tentative="1">
+      <w:start w:val="1"/>
+      <w:numFmt w:val="bullet"/>
+      <w:lvlText w:val="o"/>
+      <w:lvlJc w:val="left"/>
+      <w:pPr>
+        <w:tabs>
+          <w:tab w:val="num" w:pos="1800"/>
+        </w:tabs>
+        <w:ind w:left="1800" w:hanging="360"/>
+      </w:pPr>
+      <w:rPr>
+        <w:rFonts w:ascii="Courier New" w:hAnsi="Courier New" w:hint="default"/>
+        <w:sz w:val="20"/>
+      </w:rPr>
+    </w:lvl>
+    <w:lvl w:ilvl="2" w:tentative="1">
+      <w:start w:val="1"/>
+      <w:numFmt w:val="bullet"/>
+      <w:lvlText w:val=""/>
+      <w:lvlJc w:val="left"/>
+      <w:pPr>
+        <w:tabs>
+          <w:tab w:val="num" w:pos="2520"/>
+        </w:tabs>
+        <w:ind w:left="2520" w:hanging="360"/>
+      </w:pPr>
+      <w:rPr>
+        <w:rFonts w:ascii="Wingdings" w:hAnsi="Wingdings" w:hint="default"/>
+        <w:sz w:val="20"/>
+      </w:rPr>
+    </w:lvl>
+    <w:lvl w:ilvl="3" w:tentative="1">
+      <w:start w:val="1"/>
+      <w:numFmt w:val="bullet"/>
+      <w:lvlText w:val=""/>
+      <w:lvlJc w:val="left"/>
+      <w:pPr>
+        <w:tabs>
+          <w:tab w:val="num" w:pos="3240"/>
+        </w:tabs>
+        <w:ind w:left="3240" w:hanging="360"/>
+      </w:pPr>
+      <w:rPr>
+        <w:rFonts w:ascii="Wingdings" w:hAnsi="Wingdings" w:hint="default"/>
+        <w:sz w:val="20"/>
+      </w:rPr>
+    </w:lvl>
+    <w:lvl w:ilvl="4" w:tentative="1">
+      <w:start w:val="1"/>
+      <w:numFmt w:val="bullet"/>
+      <w:lvlText w:val=""/>
+      <w:lvlJc w:val="left"/>
+      <w:pPr>
+        <w:tabs>
+          <w:tab w:val="num" w:pos="3960"/>
+        </w:tabs>
+        <w:ind w:left="3960" w:hanging="360"/>
+      </w:pPr>
+      <w:rPr>
+        <w:rFonts w:ascii="Wingdings" w:hAnsi="Wingdings" w:hint="default"/>
+        <w:sz w:val="20"/>
+      </w:rPr>
+    </w:lvl>
+    <w:lvl w:ilvl="5" w:tentative="1">
+      <w:start w:val="1"/>
+      <w:numFmt w:val="bullet"/>
+      <w:lvlText w:val=""/>
+      <w:lvlJc w:val="left"/>
+      <w:pPr>
+        <w:tabs>
+          <w:tab w:val="num" w:pos="4680"/>
+        </w:tabs>
+        <w:ind w:left="4680" w:hanging="360"/>
+      </w:pPr>
+      <w:rPr>
+        <w:rFonts w:ascii="Wingdings" w:hAnsi="Wingdings" w:hint="default"/>
+        <w:sz w:val="20"/>
+      </w:rPr>
+    </w:lvl>
+    <w:lvl w:ilvl="6" w:tentative="1">
+      <w:start w:val="1"/>
+      <w:numFmt w:val="bullet"/>
+      <w:lvlText w:val=""/>
+      <w:lvlJc w:val="left"/>
+      <w:pPr>
+        <w:tabs>
+          <w:tab w:val="num" w:pos="5400"/>
+        </w:tabs>
+        <w:ind w:left="5400" w:hanging="360"/>
+      </w:pPr>
+      <w:rPr>
+        <w:rFonts w:ascii="Wingdings" w:hAnsi="Wingdings" w:hint="default"/>
+        <w:sz w:val="20"/>
+      </w:rPr>
+    </w:lvl>
+    <w:lvl w:ilvl="7" w:tentative="1">
+      <w:start w:val="1"/>
+      <w:numFmt w:val="bullet"/>
+      <w:lvlText w:val=""/>
+      <w:lvlJc w:val="left"/>
+      <w:pPr>
+        <w:tabs>
+          <w:tab w:val="num" w:pos="6120"/>
+        </w:tabs>
+        <w:ind w:left="6120" w:hanging="360"/>
+      </w:pPr>
+      <w:rPr>
+        <w:rFonts w:ascii="Wingdings" w:hAnsi="Wingdings" w:hint="default"/>
+        <w:sz w:val="20"/>
+      </w:rPr>
+    </w:lvl>
+    <w:lvl w:ilvl="8" w:tentative="1">
+      <w:start w:val="1"/>
+      <w:numFmt w:val="bullet"/>
+      <w:lvlText w:val=""/>
+      <w:lvlJc w:val="left"/>
+      <w:pPr>
+        <w:tabs>
+          <w:tab w:val="num" w:pos="6840"/>
+        </w:tabs>
+        <w:ind w:left="6840" w:hanging="360"/>
+      </w:pPr>
+      <w:rPr>
+        <w:rFonts w:ascii="Wingdings" w:hAnsi="Wingdings" w:hint="default"/>
+        <w:sz w:val="20"/>
+      </w:rPr>
+    </w:lvl>
+  </w:abstractNum>
+  <w:abstractNum w:abstractNumId="9" w15:restartNumberingAfterBreak="0">
+    <w:nsid w:val="1FB81EFD"/>
+    <w:multiLevelType w:val="hybridMultilevel"/>
+    <w:tmpl w:val="21F88FA0"/>
+    <w:lvl w:ilvl="0" w:tplc="08090001">
+      <w:start w:val="1"/>
+      <w:numFmt w:val="bullet"/>
+      <w:lvlText w:val=""/>
+      <w:lvlJc w:val="left"/>
+      <w:pPr>
+        <w:ind w:left="1080" w:hanging="360"/>
+      </w:pPr>
+      <w:rPr>
+        <w:rFonts w:ascii="Symbol" w:hAnsi="Symbol" w:hint="default"/>
+      </w:rPr>
+    </w:lvl>
+    <w:lvl w:ilvl="1" w:tplc="08090003" w:tentative="1">
+      <w:start w:val="1"/>
+      <w:numFmt w:val="bullet"/>
+      <w:lvlText w:val="o"/>
+      <w:lvlJc w:val="left"/>
+      <w:pPr>
+        <w:ind w:left="1800" w:hanging="360"/>
+      </w:pPr>
+      <w:rPr>
+        <w:rFonts w:ascii="Courier New" w:hAnsi="Courier New" w:cs="Courier New" w:hint="default"/>
+      </w:rPr>
+    </w:lvl>
+    <w:lvl w:ilvl="2" w:tplc="08090005" w:tentative="1">
+      <w:start w:val="1"/>
+      <w:numFmt w:val="bullet"/>
+      <w:lvlText w:val=""/>
+      <w:lvlJc w:val="left"/>
+      <w:pPr>
+        <w:ind w:left="2520" w:hanging="360"/>
+      </w:pPr>
+      <w:rPr>
+        <w:rFonts w:ascii="Wingdings" w:hAnsi="Wingdings" w:hint="default"/>
+      </w:rPr>
+    </w:lvl>
+    <w:lvl w:ilvl="3" w:tplc="08090001" w:tentative="1">
+      <w:start w:val="1"/>
+      <w:numFmt w:val="bullet"/>
+      <w:lvlText w:val=""/>
+      <w:lvlJc w:val="left"/>
+      <w:pPr>
+        <w:ind w:left="3240" w:hanging="360"/>
+      </w:pPr>
+      <w:rPr>
+        <w:rFonts w:ascii="Symbol" w:hAnsi="Symbol" w:hint="default"/>
+      </w:rPr>
+    </w:lvl>
+    <w:lvl w:ilvl="4" w:tplc="08090003" w:tentative="1">
+      <w:start w:val="1"/>
+      <w:numFmt w:val="bullet"/>
+      <w:lvlText w:val="o"/>
+      <w:lvlJc w:val="left"/>
+      <w:pPr>
+        <w:ind w:left="3960" w:hanging="360"/>
+      </w:pPr>
+      <w:rPr>
+        <w:rFonts w:ascii="Courier New" w:hAnsi="Courier New" w:cs="Courier New" w:hint="default"/>
+      </w:rPr>
+    </w:lvl>
+    <w:lvl w:ilvl="5" w:tplc="08090005" w:tentative="1">
+      <w:start w:val="1"/>
+      <w:numFmt w:val="bullet"/>
+      <w:lvlText w:val=""/>
+      <w:lvlJc w:val="left"/>
+      <w:pPr>
+        <w:ind w:left="4680" w:hanging="360"/>
+      </w:pPr>
+      <w:rPr>
+        <w:rFonts w:ascii="Wingdings" w:hAnsi="Wingdings" w:hint="default"/>
+      </w:rPr>
+    </w:lvl>
+    <w:lvl w:ilvl="6" w:tplc="08090001" w:tentative="1">
+      <w:start w:val="1"/>
+      <w:numFmt w:val="bullet"/>
+      <w:lvlText w:val=""/>
+      <w:lvlJc w:val="left"/>
+      <w:pPr>
+        <w:ind w:left="5400" w:hanging="360"/>
+      </w:pPr>
+      <w:rPr>
+        <w:rFonts w:ascii="Symbol" w:hAnsi="Symbol" w:hint="default"/>
+      </w:rPr>
+    </w:lvl>
+    <w:lvl w:ilvl="7" w:tplc="08090003" w:tentative="1">
+      <w:start w:val="1"/>
+      <w:numFmt w:val="bullet"/>
+      <w:lvlText w:val="o"/>
+      <w:lvlJc w:val="left"/>
+      <w:pPr>
+        <w:ind w:left="6120" w:hanging="360"/>
+      </w:pPr>
+      <w:rPr>
+        <w:rFonts w:ascii="Courier New" w:hAnsi="Courier New" w:cs="Courier New" w:hint="default"/>
+      </w:rPr>
+    </w:lvl>
+    <w:lvl w:ilvl="8" w:tplc="08090005" w:tentative="1">
+      <w:start w:val="1"/>
+      <w:numFmt w:val="bullet"/>
+      <w:lvlText w:val=""/>
+      <w:lvlJc w:val="left"/>
+      <w:pPr>
+        <w:ind w:left="6840" w:hanging="360"/>
+      </w:pPr>
+      <w:rPr>
+        <w:rFonts w:ascii="Wingdings" w:hAnsi="Wingdings" w:hint="default"/>
+      </w:rPr>
+    </w:lvl>
+  </w:abstractNum>
+  <w:abstractNum w:abstractNumId="10" w15:restartNumberingAfterBreak="0">
     <w:nsid w:val="2FC96EE0"/>
     <w:multiLevelType w:val="multilevel"/>
     <w:tmpl w:val="915049FA"/>
@@ -5735,9 +6631,9 @@
       <w:lvlJc w:val="left"/>
       <w:pPr>
         <w:tabs>
-          <w:tab w:val="num" w:pos="720"/>
-        </w:tabs>
-        <w:ind w:left="720" w:hanging="360"/>
+          <w:tab w:val="num" w:pos="1080"/>
+        </w:tabs>
+        <w:ind w:left="1080" w:hanging="360"/>
       </w:pPr>
       <w:rPr>
         <w:rFonts w:ascii="Symbol" w:hAnsi="Symbol" w:hint="default"/>
@@ -5751,9 +6647,9 @@
       <w:lvlJc w:val="left"/>
       <w:pPr>
         <w:tabs>
-          <w:tab w:val="num" w:pos="1440"/>
-        </w:tabs>
-        <w:ind w:left="1440" w:hanging="360"/>
+          <w:tab w:val="num" w:pos="1800"/>
+        </w:tabs>
+        <w:ind w:left="1800" w:hanging="360"/>
       </w:pPr>
       <w:rPr>
         <w:rFonts w:ascii="Courier New" w:hAnsi="Courier New" w:hint="default"/>
@@ -5767,9 +6663,9 @@
       <w:lvlJc w:val="left"/>
       <w:pPr>
         <w:tabs>
-          <w:tab w:val="num" w:pos="2160"/>
-        </w:tabs>
-        <w:ind w:left="2160" w:hanging="360"/>
+          <w:tab w:val="num" w:pos="2520"/>
+        </w:tabs>
+        <w:ind w:left="2520" w:hanging="360"/>
       </w:pPr>
       <w:rPr>
         <w:rFonts w:ascii="Wingdings" w:hAnsi="Wingdings" w:hint="default"/>
@@ -5783,9 +6679,9 @@
       <w:lvlJc w:val="left"/>
       <w:pPr>
         <w:tabs>
-          <w:tab w:val="num" w:pos="2880"/>
-        </w:tabs>
-        <w:ind w:left="2880" w:hanging="360"/>
+          <w:tab w:val="num" w:pos="3240"/>
+        </w:tabs>
+        <w:ind w:left="3240" w:hanging="360"/>
       </w:pPr>
       <w:rPr>
         <w:rFonts w:ascii="Wingdings" w:hAnsi="Wingdings" w:hint="default"/>
@@ -5799,9 +6695,9 @@
       <w:lvlJc w:val="left"/>
       <w:pPr>
         <w:tabs>
-          <w:tab w:val="num" w:pos="3600"/>
-        </w:tabs>
-        <w:ind w:left="3600" w:hanging="360"/>
+          <w:tab w:val="num" w:pos="3960"/>
+        </w:tabs>
+        <w:ind w:left="3960" w:hanging="360"/>
       </w:pPr>
       <w:rPr>
         <w:rFonts w:ascii="Wingdings" w:hAnsi="Wingdings" w:hint="default"/>
@@ -5815,9 +6711,9 @@
       <w:lvlJc w:val="left"/>
       <w:pPr>
         <w:tabs>
-          <w:tab w:val="num" w:pos="4320"/>
-        </w:tabs>
-        <w:ind w:left="4320" w:hanging="360"/>
+          <w:tab w:val="num" w:pos="4680"/>
+        </w:tabs>
+        <w:ind w:left="4680" w:hanging="360"/>
       </w:pPr>
       <w:rPr>
         <w:rFonts w:ascii="Wingdings" w:hAnsi="Wingdings" w:hint="default"/>
@@ -5831,9 +6727,9 @@
       <w:lvlJc w:val="left"/>
       <w:pPr>
         <w:tabs>
-          <w:tab w:val="num" w:pos="5040"/>
-        </w:tabs>
-        <w:ind w:left="5040" w:hanging="360"/>
+          <w:tab w:val="num" w:pos="5400"/>
+        </w:tabs>
+        <w:ind w:left="5400" w:hanging="360"/>
       </w:pPr>
       <w:rPr>
         <w:rFonts w:ascii="Wingdings" w:hAnsi="Wingdings" w:hint="default"/>
@@ -5847,9 +6743,9 @@
       <w:lvlJc w:val="left"/>
       <w:pPr>
         <w:tabs>
-          <w:tab w:val="num" w:pos="5760"/>
-        </w:tabs>
-        <w:ind w:left="5760" w:hanging="360"/>
+          <w:tab w:val="num" w:pos="6120"/>
+        </w:tabs>
+        <w:ind w:left="6120" w:hanging="360"/>
       </w:pPr>
       <w:rPr>
         <w:rFonts w:ascii="Wingdings" w:hAnsi="Wingdings" w:hint="default"/>
@@ -5863,9 +6759,9 @@
       <w:lvlJc w:val="left"/>
       <w:pPr>
         <w:tabs>
-          <w:tab w:val="num" w:pos="6480"/>
-        </w:tabs>
-        <w:ind w:left="6480" w:hanging="360"/>
+          <w:tab w:val="num" w:pos="6840"/>
+        </w:tabs>
+        <w:ind w:left="6840" w:hanging="360"/>
       </w:pPr>
       <w:rPr>
         <w:rFonts w:ascii="Wingdings" w:hAnsi="Wingdings" w:hint="default"/>
@@ -5873,7 +6769,7 @@
       </w:rPr>
     </w:lvl>
   </w:abstractNum>
-  <w:abstractNum w:abstractNumId="6" w15:restartNumberingAfterBreak="0">
+  <w:abstractNum w:abstractNumId="11" w15:restartNumberingAfterBreak="0">
     <w:nsid w:val="30BE18F3"/>
     <w:multiLevelType w:val="multilevel"/>
     <w:tmpl w:val="B77EEB1E"/>
@@ -5884,9 +6780,9 @@
       <w:lvlJc w:val="left"/>
       <w:pPr>
         <w:tabs>
-          <w:tab w:val="num" w:pos="720"/>
-        </w:tabs>
-        <w:ind w:left="720" w:hanging="360"/>
+          <w:tab w:val="num" w:pos="1080"/>
+        </w:tabs>
+        <w:ind w:left="1080" w:hanging="360"/>
       </w:pPr>
       <w:rPr>
         <w:rFonts w:ascii="Symbol" w:hAnsi="Symbol" w:hint="default"/>
@@ -5900,9 +6796,9 @@
       <w:lvlJc w:val="left"/>
       <w:pPr>
         <w:tabs>
-          <w:tab w:val="num" w:pos="1440"/>
-        </w:tabs>
-        <w:ind w:left="1440" w:hanging="360"/>
+          <w:tab w:val="num" w:pos="1800"/>
+        </w:tabs>
+        <w:ind w:left="1800" w:hanging="360"/>
       </w:pPr>
       <w:rPr>
         <w:rFonts w:ascii="Courier New" w:hAnsi="Courier New" w:hint="default"/>
@@ -5916,9 +6812,9 @@
       <w:lvlJc w:val="left"/>
       <w:pPr>
         <w:tabs>
-          <w:tab w:val="num" w:pos="2160"/>
-        </w:tabs>
-        <w:ind w:left="2160" w:hanging="360"/>
+          <w:tab w:val="num" w:pos="2520"/>
+        </w:tabs>
+        <w:ind w:left="2520" w:hanging="360"/>
       </w:pPr>
       <w:rPr>
         <w:rFonts w:ascii="Wingdings" w:hAnsi="Wingdings" w:hint="default"/>
@@ -5932,9 +6828,9 @@
       <w:lvlJc w:val="left"/>
       <w:pPr>
         <w:tabs>
-          <w:tab w:val="num" w:pos="2880"/>
-        </w:tabs>
-        <w:ind w:left="2880" w:hanging="360"/>
+          <w:tab w:val="num" w:pos="3240"/>
+        </w:tabs>
+        <w:ind w:left="3240" w:hanging="360"/>
       </w:pPr>
       <w:rPr>
         <w:rFonts w:ascii="Wingdings" w:hAnsi="Wingdings" w:hint="default"/>
@@ -5948,9 +6844,9 @@
       <w:lvlJc w:val="left"/>
       <w:pPr>
         <w:tabs>
-          <w:tab w:val="num" w:pos="3600"/>
-        </w:tabs>
-        <w:ind w:left="3600" w:hanging="360"/>
+          <w:tab w:val="num" w:pos="3960"/>
+        </w:tabs>
+        <w:ind w:left="3960" w:hanging="360"/>
       </w:pPr>
       <w:rPr>
         <w:rFonts w:ascii="Wingdings" w:hAnsi="Wingdings" w:hint="default"/>
@@ -5964,9 +6860,9 @@
       <w:lvlJc w:val="left"/>
       <w:pPr>
         <w:tabs>
-          <w:tab w:val="num" w:pos="4320"/>
-        </w:tabs>
-        <w:ind w:left="4320" w:hanging="360"/>
+          <w:tab w:val="num" w:pos="4680"/>
+        </w:tabs>
+        <w:ind w:left="4680" w:hanging="360"/>
       </w:pPr>
       <w:rPr>
         <w:rFonts w:ascii="Wingdings" w:hAnsi="Wingdings" w:hint="default"/>
@@ -5980,9 +6876,9 @@
       <w:lvlJc w:val="left"/>
       <w:pPr>
         <w:tabs>
-          <w:tab w:val="num" w:pos="5040"/>
-        </w:tabs>
-        <w:ind w:left="5040" w:hanging="360"/>
+          <w:tab w:val="num" w:pos="5400"/>
+        </w:tabs>
+        <w:ind w:left="5400" w:hanging="360"/>
       </w:pPr>
       <w:rPr>
         <w:rFonts w:ascii="Wingdings" w:hAnsi="Wingdings" w:hint="default"/>
@@ -5996,9 +6892,9 @@
       <w:lvlJc w:val="left"/>
       <w:pPr>
         <w:tabs>
-          <w:tab w:val="num" w:pos="5760"/>
-        </w:tabs>
-        <w:ind w:left="5760" w:hanging="360"/>
+          <w:tab w:val="num" w:pos="6120"/>
+        </w:tabs>
+        <w:ind w:left="6120" w:hanging="360"/>
       </w:pPr>
       <w:rPr>
         <w:rFonts w:ascii="Wingdings" w:hAnsi="Wingdings" w:hint="default"/>
@@ -6012,9 +6908,9 @@
       <w:lvlJc w:val="left"/>
       <w:pPr>
         <w:tabs>
-          <w:tab w:val="num" w:pos="6480"/>
-        </w:tabs>
-        <w:ind w:left="6480" w:hanging="360"/>
+          <w:tab w:val="num" w:pos="6840"/>
+        </w:tabs>
+        <w:ind w:left="6840" w:hanging="360"/>
       </w:pPr>
       <w:rPr>
         <w:rFonts w:ascii="Wingdings" w:hAnsi="Wingdings" w:hint="default"/>
@@ -6022,7 +6918,7 @@
       </w:rPr>
     </w:lvl>
   </w:abstractNum>
-  <w:abstractNum w:abstractNumId="7" w15:restartNumberingAfterBreak="0">
+  <w:abstractNum w:abstractNumId="12" w15:restartNumberingAfterBreak="0">
     <w:nsid w:val="346663CD"/>
     <w:multiLevelType w:val="multilevel"/>
     <w:tmpl w:val="09CE5E1E"/>
@@ -6033,9 +6929,9 @@
       <w:lvlJc w:val="left"/>
       <w:pPr>
         <w:tabs>
-          <w:tab w:val="num" w:pos="720"/>
-        </w:tabs>
-        <w:ind w:left="720" w:hanging="360"/>
+          <w:tab w:val="num" w:pos="1080"/>
+        </w:tabs>
+        <w:ind w:left="1080" w:hanging="360"/>
       </w:pPr>
       <w:rPr>
         <w:rFonts w:ascii="Symbol" w:hAnsi="Symbol" w:hint="default"/>
@@ -6049,9 +6945,9 @@
       <w:lvlJc w:val="left"/>
       <w:pPr>
         <w:tabs>
-          <w:tab w:val="num" w:pos="1440"/>
-        </w:tabs>
-        <w:ind w:left="1440" w:hanging="360"/>
+          <w:tab w:val="num" w:pos="1800"/>
+        </w:tabs>
+        <w:ind w:left="1800" w:hanging="360"/>
       </w:pPr>
       <w:rPr>
         <w:rFonts w:ascii="Courier New" w:hAnsi="Courier New" w:hint="default"/>
@@ -6065,9 +6961,9 @@
       <w:lvlJc w:val="left"/>
       <w:pPr>
         <w:tabs>
-          <w:tab w:val="num" w:pos="2160"/>
-        </w:tabs>
-        <w:ind w:left="2160" w:hanging="360"/>
+          <w:tab w:val="num" w:pos="2520"/>
+        </w:tabs>
+        <w:ind w:left="2520" w:hanging="360"/>
       </w:pPr>
       <w:rPr>
         <w:rFonts w:ascii="Wingdings" w:hAnsi="Wingdings" w:hint="default"/>
@@ -6081,9 +6977,9 @@
       <w:lvlJc w:val="left"/>
       <w:pPr>
         <w:tabs>
-          <w:tab w:val="num" w:pos="2880"/>
-        </w:tabs>
-        <w:ind w:left="2880" w:hanging="360"/>
+          <w:tab w:val="num" w:pos="3240"/>
+        </w:tabs>
+        <w:ind w:left="3240" w:hanging="360"/>
       </w:pPr>
       <w:rPr>
         <w:rFonts w:ascii="Wingdings" w:hAnsi="Wingdings" w:hint="default"/>
@@ -6097,9 +6993,9 @@
       <w:lvlJc w:val="left"/>
       <w:pPr>
         <w:tabs>
-          <w:tab w:val="num" w:pos="3600"/>
-        </w:tabs>
-        <w:ind w:left="3600" w:hanging="360"/>
+          <w:tab w:val="num" w:pos="3960"/>
+        </w:tabs>
+        <w:ind w:left="3960" w:hanging="360"/>
       </w:pPr>
       <w:rPr>
         <w:rFonts w:ascii="Wingdings" w:hAnsi="Wingdings" w:hint="default"/>
@@ -6113,9 +7009,9 @@
       <w:lvlJc w:val="left"/>
       <w:pPr>
         <w:tabs>
-          <w:tab w:val="num" w:pos="4320"/>
-        </w:tabs>
-        <w:ind w:left="4320" w:hanging="360"/>
+          <w:tab w:val="num" w:pos="4680"/>
+        </w:tabs>
+        <w:ind w:left="4680" w:hanging="360"/>
       </w:pPr>
       <w:rPr>
         <w:rFonts w:ascii="Wingdings" w:hAnsi="Wingdings" w:hint="default"/>
@@ -6129,9 +7025,9 @@
       <w:lvlJc w:val="left"/>
       <w:pPr>
         <w:tabs>
-          <w:tab w:val="num" w:pos="5040"/>
-        </w:tabs>
-        <w:ind w:left="5040" w:hanging="360"/>
+          <w:tab w:val="num" w:pos="5400"/>
+        </w:tabs>
+        <w:ind w:left="5400" w:hanging="360"/>
       </w:pPr>
       <w:rPr>
         <w:rFonts w:ascii="Wingdings" w:hAnsi="Wingdings" w:hint="default"/>
@@ -6145,9 +7041,9 @@
       <w:lvlJc w:val="left"/>
       <w:pPr>
         <w:tabs>
-          <w:tab w:val="num" w:pos="5760"/>
-        </w:tabs>
-        <w:ind w:left="5760" w:hanging="360"/>
+          <w:tab w:val="num" w:pos="6120"/>
+        </w:tabs>
+        <w:ind w:left="6120" w:hanging="360"/>
       </w:pPr>
       <w:rPr>
         <w:rFonts w:ascii="Wingdings" w:hAnsi="Wingdings" w:hint="default"/>
@@ -6161,9 +7057,9 @@
       <w:lvlJc w:val="left"/>
       <w:pPr>
         <w:tabs>
-          <w:tab w:val="num" w:pos="6480"/>
-        </w:tabs>
-        <w:ind w:left="6480" w:hanging="360"/>
+          <w:tab w:val="num" w:pos="6840"/>
+        </w:tabs>
+        <w:ind w:left="6840" w:hanging="360"/>
       </w:pPr>
       <w:rPr>
         <w:rFonts w:ascii="Wingdings" w:hAnsi="Wingdings" w:hint="default"/>
@@ -6171,7 +7067,7 @@
       </w:rPr>
     </w:lvl>
   </w:abstractNum>
-  <w:abstractNum w:abstractNumId="8" w15:restartNumberingAfterBreak="0">
+  <w:abstractNum w:abstractNumId="13" w15:restartNumberingAfterBreak="0">
     <w:nsid w:val="37504789"/>
     <w:multiLevelType w:val="multilevel"/>
     <w:tmpl w:val="205A9C70"/>
@@ -6182,9 +7078,9 @@
       <w:lvlJc w:val="left"/>
       <w:pPr>
         <w:tabs>
-          <w:tab w:val="num" w:pos="720"/>
-        </w:tabs>
-        <w:ind w:left="720" w:hanging="360"/>
+          <w:tab w:val="num" w:pos="1080"/>
+        </w:tabs>
+        <w:ind w:left="1080" w:hanging="360"/>
       </w:pPr>
       <w:rPr>
         <w:rFonts w:ascii="Symbol" w:hAnsi="Symbol" w:hint="default"/>
@@ -6198,9 +7094,9 @@
       <w:lvlJc w:val="left"/>
       <w:pPr>
         <w:tabs>
-          <w:tab w:val="num" w:pos="1440"/>
-        </w:tabs>
-        <w:ind w:left="1440" w:hanging="360"/>
+          <w:tab w:val="num" w:pos="1800"/>
+        </w:tabs>
+        <w:ind w:left="1800" w:hanging="360"/>
       </w:pPr>
       <w:rPr>
         <w:rFonts w:ascii="Courier New" w:hAnsi="Courier New" w:hint="default"/>
@@ -6214,9 +7110,9 @@
       <w:lvlJc w:val="left"/>
       <w:pPr>
         <w:tabs>
-          <w:tab w:val="num" w:pos="2160"/>
-        </w:tabs>
-        <w:ind w:left="2160" w:hanging="360"/>
+          <w:tab w:val="num" w:pos="2520"/>
+        </w:tabs>
+        <w:ind w:left="2520" w:hanging="360"/>
       </w:pPr>
       <w:rPr>
         <w:rFonts w:ascii="Wingdings" w:hAnsi="Wingdings" w:hint="default"/>
@@ -6230,9 +7126,9 @@
       <w:lvlJc w:val="left"/>
       <w:pPr>
         <w:tabs>
-          <w:tab w:val="num" w:pos="2880"/>
-        </w:tabs>
-        <w:ind w:left="2880" w:hanging="360"/>
+          <w:tab w:val="num" w:pos="3240"/>
+        </w:tabs>
+        <w:ind w:left="3240" w:hanging="360"/>
       </w:pPr>
       <w:rPr>
         <w:rFonts w:ascii="Wingdings" w:hAnsi="Wingdings" w:hint="default"/>
@@ -6246,9 +7142,9 @@
       <w:lvlJc w:val="left"/>
       <w:pPr>
         <w:tabs>
-          <w:tab w:val="num" w:pos="3600"/>
-        </w:tabs>
-        <w:ind w:left="3600" w:hanging="360"/>
+          <w:tab w:val="num" w:pos="3960"/>
+        </w:tabs>
+        <w:ind w:left="3960" w:hanging="360"/>
       </w:pPr>
       <w:rPr>
         <w:rFonts w:ascii="Wingdings" w:hAnsi="Wingdings" w:hint="default"/>
@@ -6262,9 +7158,9 @@
       <w:lvlJc w:val="left"/>
       <w:pPr>
         <w:tabs>
-          <w:tab w:val="num" w:pos="4320"/>
-        </w:tabs>
-        <w:ind w:left="4320" w:hanging="360"/>
+          <w:tab w:val="num" w:pos="4680"/>
+        </w:tabs>
+        <w:ind w:left="4680" w:hanging="360"/>
       </w:pPr>
       <w:rPr>
         <w:rFonts w:ascii="Wingdings" w:hAnsi="Wingdings" w:hint="default"/>
@@ -6278,9 +7174,9 @@
       <w:lvlJc w:val="left"/>
       <w:pPr>
         <w:tabs>
-          <w:tab w:val="num" w:pos="5040"/>
-        </w:tabs>
-        <w:ind w:left="5040" w:hanging="360"/>
+          <w:tab w:val="num" w:pos="5400"/>
+        </w:tabs>
+        <w:ind w:left="5400" w:hanging="360"/>
       </w:pPr>
       <w:rPr>
         <w:rFonts w:ascii="Wingdings" w:hAnsi="Wingdings" w:hint="default"/>
@@ -6294,9 +7190,9 @@
       <w:lvlJc w:val="left"/>
       <w:pPr>
         <w:tabs>
-          <w:tab w:val="num" w:pos="5760"/>
-        </w:tabs>
-        <w:ind w:left="5760" w:hanging="360"/>
+          <w:tab w:val="num" w:pos="6120"/>
+        </w:tabs>
+        <w:ind w:left="6120" w:hanging="360"/>
       </w:pPr>
       <w:rPr>
         <w:rFonts w:ascii="Wingdings" w:hAnsi="Wingdings" w:hint="default"/>
@@ -6310,9 +7206,9 @@
       <w:lvlJc w:val="left"/>
       <w:pPr>
         <w:tabs>
-          <w:tab w:val="num" w:pos="6480"/>
-        </w:tabs>
-        <w:ind w:left="6480" w:hanging="360"/>
+          <w:tab w:val="num" w:pos="6840"/>
+        </w:tabs>
+        <w:ind w:left="6840" w:hanging="360"/>
       </w:pPr>
       <w:rPr>
         <w:rFonts w:ascii="Wingdings" w:hAnsi="Wingdings" w:hint="default"/>
@@ -6320,7 +7216,7 @@
       </w:rPr>
     </w:lvl>
   </w:abstractNum>
-  <w:abstractNum w:abstractNumId="9" w15:restartNumberingAfterBreak="0">
+  <w:abstractNum w:abstractNumId="14" w15:restartNumberingAfterBreak="0">
     <w:nsid w:val="38AA0E0B"/>
     <w:multiLevelType w:val="multilevel"/>
     <w:tmpl w:val="C9AEBF64"/>
@@ -6331,9 +7227,9 @@
       <w:lvlJc w:val="left"/>
       <w:pPr>
         <w:tabs>
-          <w:tab w:val="num" w:pos="720"/>
-        </w:tabs>
-        <w:ind w:left="720" w:hanging="360"/>
+          <w:tab w:val="num" w:pos="1080"/>
+        </w:tabs>
+        <w:ind w:left="1080" w:hanging="360"/>
       </w:pPr>
       <w:rPr>
         <w:rFonts w:ascii="Symbol" w:hAnsi="Symbol" w:hint="default"/>
@@ -6347,9 +7243,9 @@
       <w:lvlJc w:val="left"/>
       <w:pPr>
         <w:tabs>
-          <w:tab w:val="num" w:pos="1440"/>
-        </w:tabs>
-        <w:ind w:left="1440" w:hanging="360"/>
+          <w:tab w:val="num" w:pos="1800"/>
+        </w:tabs>
+        <w:ind w:left="1800" w:hanging="360"/>
       </w:pPr>
       <w:rPr>
         <w:rFonts w:ascii="Courier New" w:hAnsi="Courier New" w:hint="default"/>
@@ -6363,9 +7259,9 @@
       <w:lvlJc w:val="left"/>
       <w:pPr>
         <w:tabs>
-          <w:tab w:val="num" w:pos="2160"/>
-        </w:tabs>
-        <w:ind w:left="2160" w:hanging="360"/>
+          <w:tab w:val="num" w:pos="2520"/>
+        </w:tabs>
+        <w:ind w:left="2520" w:hanging="360"/>
       </w:pPr>
       <w:rPr>
         <w:rFonts w:ascii="Wingdings" w:hAnsi="Wingdings" w:hint="default"/>
@@ -6379,9 +7275,9 @@
       <w:lvlJc w:val="left"/>
       <w:pPr>
         <w:tabs>
-          <w:tab w:val="num" w:pos="2880"/>
-        </w:tabs>
-        <w:ind w:left="2880" w:hanging="360"/>
+          <w:tab w:val="num" w:pos="3240"/>
+        </w:tabs>
+        <w:ind w:left="3240" w:hanging="360"/>
       </w:pPr>
       <w:rPr>
         <w:rFonts w:ascii="Wingdings" w:hAnsi="Wingdings" w:hint="default"/>
@@ -6395,9 +7291,9 @@
       <w:lvlJc w:val="left"/>
       <w:pPr>
         <w:tabs>
-          <w:tab w:val="num" w:pos="3600"/>
-        </w:tabs>
-        <w:ind w:left="3600" w:hanging="360"/>
+          <w:tab w:val="num" w:pos="3960"/>
+        </w:tabs>
+        <w:ind w:left="3960" w:hanging="360"/>
       </w:pPr>
       <w:rPr>
         <w:rFonts w:ascii="Wingdings" w:hAnsi="Wingdings" w:hint="default"/>
@@ -6411,9 +7307,9 @@
       <w:lvlJc w:val="left"/>
       <w:pPr>
         <w:tabs>
-          <w:tab w:val="num" w:pos="4320"/>
-        </w:tabs>
-        <w:ind w:left="4320" w:hanging="360"/>
+          <w:tab w:val="num" w:pos="4680"/>
+        </w:tabs>
+        <w:ind w:left="4680" w:hanging="360"/>
       </w:pPr>
       <w:rPr>
         <w:rFonts w:ascii="Wingdings" w:hAnsi="Wingdings" w:hint="default"/>
@@ -6427,9 +7323,9 @@
       <w:lvlJc w:val="left"/>
       <w:pPr>
         <w:tabs>
-          <w:tab w:val="num" w:pos="5040"/>
-        </w:tabs>
-        <w:ind w:left="5040" w:hanging="360"/>
+          <w:tab w:val="num" w:pos="5400"/>
+        </w:tabs>
+        <w:ind w:left="5400" w:hanging="360"/>
       </w:pPr>
       <w:rPr>
         <w:rFonts w:ascii="Wingdings" w:hAnsi="Wingdings" w:hint="default"/>
@@ -6443,9 +7339,9 @@
       <w:lvlJc w:val="left"/>
       <w:pPr>
         <w:tabs>
-          <w:tab w:val="num" w:pos="5760"/>
-        </w:tabs>
-        <w:ind w:left="5760" w:hanging="360"/>
+          <w:tab w:val="num" w:pos="6120"/>
+        </w:tabs>
+        <w:ind w:left="6120" w:hanging="360"/>
       </w:pPr>
       <w:rPr>
         <w:rFonts w:ascii="Wingdings" w:hAnsi="Wingdings" w:hint="default"/>
@@ -6459,9 +7355,9 @@
       <w:lvlJc w:val="left"/>
       <w:pPr>
         <w:tabs>
-          <w:tab w:val="num" w:pos="6480"/>
-        </w:tabs>
-        <w:ind w:left="6480" w:hanging="360"/>
+          <w:tab w:val="num" w:pos="6840"/>
+        </w:tabs>
+        <w:ind w:left="6840" w:hanging="360"/>
       </w:pPr>
       <w:rPr>
         <w:rFonts w:ascii="Wingdings" w:hAnsi="Wingdings" w:hint="default"/>
@@ -6469,7 +7365,7 @@
       </w:rPr>
     </w:lvl>
   </w:abstractNum>
-  <w:abstractNum w:abstractNumId="10" w15:restartNumberingAfterBreak="0">
+  <w:abstractNum w:abstractNumId="15" w15:restartNumberingAfterBreak="0">
     <w:nsid w:val="3BE90BAD"/>
     <w:multiLevelType w:val="multilevel"/>
     <w:tmpl w:val="38F80D70"/>
@@ -6480,9 +7376,9 @@
       <w:lvlJc w:val="left"/>
       <w:pPr>
         <w:tabs>
-          <w:tab w:val="num" w:pos="720"/>
-        </w:tabs>
-        <w:ind w:left="720" w:hanging="360"/>
+          <w:tab w:val="num" w:pos="1080"/>
+        </w:tabs>
+        <w:ind w:left="1080" w:hanging="360"/>
       </w:pPr>
       <w:rPr>
         <w:rFonts w:ascii="Symbol" w:hAnsi="Symbol" w:hint="default"/>
@@ -6496,9 +7392,9 @@
       <w:lvlJc w:val="left"/>
       <w:pPr>
         <w:tabs>
-          <w:tab w:val="num" w:pos="1440"/>
-        </w:tabs>
-        <w:ind w:left="1440" w:hanging="360"/>
+          <w:tab w:val="num" w:pos="1800"/>
+        </w:tabs>
+        <w:ind w:left="1800" w:hanging="360"/>
       </w:pPr>
       <w:rPr>
         <w:rFonts w:ascii="Courier New" w:hAnsi="Courier New" w:hint="default"/>
@@ -6512,9 +7408,9 @@
       <w:lvlJc w:val="left"/>
       <w:pPr>
         <w:tabs>
-          <w:tab w:val="num" w:pos="2160"/>
-        </w:tabs>
-        <w:ind w:left="2160" w:hanging="360"/>
+          <w:tab w:val="num" w:pos="2520"/>
+        </w:tabs>
+        <w:ind w:left="2520" w:hanging="360"/>
       </w:pPr>
       <w:rPr>
         <w:rFonts w:ascii="Wingdings" w:hAnsi="Wingdings" w:hint="default"/>
@@ -6528,9 +7424,9 @@
       <w:lvlJc w:val="left"/>
       <w:pPr>
         <w:tabs>
-          <w:tab w:val="num" w:pos="2880"/>
-        </w:tabs>
-        <w:ind w:left="2880" w:hanging="360"/>
+          <w:tab w:val="num" w:pos="3240"/>
+        </w:tabs>
+        <w:ind w:left="3240" w:hanging="360"/>
       </w:pPr>
       <w:rPr>
         <w:rFonts w:ascii="Wingdings" w:hAnsi="Wingdings" w:hint="default"/>
@@ -6544,9 +7440,9 @@
       <w:lvlJc w:val="left"/>
       <w:pPr>
         <w:tabs>
-          <w:tab w:val="num" w:pos="3600"/>
-        </w:tabs>
-        <w:ind w:left="3600" w:hanging="360"/>
+          <w:tab w:val="num" w:pos="3960"/>
+        </w:tabs>
+        <w:ind w:left="3960" w:hanging="360"/>
       </w:pPr>
       <w:rPr>
         <w:rFonts w:ascii="Wingdings" w:hAnsi="Wingdings" w:hint="default"/>
@@ -6560,9 +7456,9 @@
       <w:lvlJc w:val="left"/>
       <w:pPr>
         <w:tabs>
-          <w:tab w:val="num" w:pos="4320"/>
-        </w:tabs>
-        <w:ind w:left="4320" w:hanging="360"/>
+          <w:tab w:val="num" w:pos="4680"/>
+        </w:tabs>
+        <w:ind w:left="4680" w:hanging="360"/>
       </w:pPr>
       <w:rPr>
         <w:rFonts w:ascii="Wingdings" w:hAnsi="Wingdings" w:hint="default"/>
@@ -6576,9 +7472,9 @@
       <w:lvlJc w:val="left"/>
       <w:pPr>
         <w:tabs>
-          <w:tab w:val="num" w:pos="5040"/>
-        </w:tabs>
-        <w:ind w:left="5040" w:hanging="360"/>
+          <w:tab w:val="num" w:pos="5400"/>
+        </w:tabs>
+        <w:ind w:left="5400" w:hanging="360"/>
       </w:pPr>
       <w:rPr>
         <w:rFonts w:ascii="Wingdings" w:hAnsi="Wingdings" w:hint="default"/>
@@ -6592,9 +7488,9 @@
       <w:lvlJc w:val="left"/>
       <w:pPr>
         <w:tabs>
-          <w:tab w:val="num" w:pos="5760"/>
-        </w:tabs>
-        <w:ind w:left="5760" w:hanging="360"/>
+          <w:tab w:val="num" w:pos="6120"/>
+        </w:tabs>
+        <w:ind w:left="6120" w:hanging="360"/>
       </w:pPr>
       <w:rPr>
         <w:rFonts w:ascii="Wingdings" w:hAnsi="Wingdings" w:hint="default"/>
@@ -6608,9 +7504,9 @@
       <w:lvlJc w:val="left"/>
       <w:pPr>
         <w:tabs>
-          <w:tab w:val="num" w:pos="6480"/>
-        </w:tabs>
-        <w:ind w:left="6480" w:hanging="360"/>
+          <w:tab w:val="num" w:pos="6840"/>
+        </w:tabs>
+        <w:ind w:left="6840" w:hanging="360"/>
       </w:pPr>
       <w:rPr>
         <w:rFonts w:ascii="Wingdings" w:hAnsi="Wingdings" w:hint="default"/>
@@ -6618,7 +7514,7 @@
       </w:rPr>
     </w:lvl>
   </w:abstractNum>
-  <w:abstractNum w:abstractNumId="11" w15:restartNumberingAfterBreak="0">
+  <w:abstractNum w:abstractNumId="16" w15:restartNumberingAfterBreak="0">
     <w:nsid w:val="3E017178"/>
     <w:multiLevelType w:val="multilevel"/>
     <w:tmpl w:val="D4346EA6"/>
@@ -6629,9 +7525,9 @@
       <w:lvlJc w:val="left"/>
       <w:pPr>
         <w:tabs>
-          <w:tab w:val="num" w:pos="720"/>
-        </w:tabs>
-        <w:ind w:left="720" w:hanging="360"/>
+          <w:tab w:val="num" w:pos="1080"/>
+        </w:tabs>
+        <w:ind w:left="1080" w:hanging="360"/>
       </w:pPr>
       <w:rPr>
         <w:rFonts w:ascii="Symbol" w:hAnsi="Symbol" w:hint="default"/>
@@ -6645,9 +7541,9 @@
       <w:lvlJc w:val="left"/>
       <w:pPr>
         <w:tabs>
-          <w:tab w:val="num" w:pos="1440"/>
-        </w:tabs>
-        <w:ind w:left="1440" w:hanging="360"/>
+          <w:tab w:val="num" w:pos="1800"/>
+        </w:tabs>
+        <w:ind w:left="1800" w:hanging="360"/>
       </w:pPr>
       <w:rPr>
         <w:rFonts w:ascii="Courier New" w:hAnsi="Courier New" w:hint="default"/>
@@ -6661,9 +7557,9 @@
       <w:lvlJc w:val="left"/>
       <w:pPr>
         <w:tabs>
-          <w:tab w:val="num" w:pos="2160"/>
-        </w:tabs>
-        <w:ind w:left="2160" w:hanging="360"/>
+          <w:tab w:val="num" w:pos="2520"/>
+        </w:tabs>
+        <w:ind w:left="2520" w:hanging="360"/>
       </w:pPr>
       <w:rPr>
         <w:rFonts w:ascii="Wingdings" w:hAnsi="Wingdings" w:hint="default"/>
@@ -6677,9 +7573,9 @@
       <w:lvlJc w:val="left"/>
       <w:pPr>
         <w:tabs>
-          <w:tab w:val="num" w:pos="2880"/>
-        </w:tabs>
-        <w:ind w:left="2880" w:hanging="360"/>
+          <w:tab w:val="num" w:pos="3240"/>
+        </w:tabs>
+        <w:ind w:left="3240" w:hanging="360"/>
       </w:pPr>
       <w:rPr>
         <w:rFonts w:ascii="Wingdings" w:hAnsi="Wingdings" w:hint="default"/>
@@ -6693,9 +7589,9 @@
       <w:lvlJc w:val="left"/>
       <w:pPr>
         <w:tabs>
-          <w:tab w:val="num" w:pos="3600"/>
-        </w:tabs>
-        <w:ind w:left="3600" w:hanging="360"/>
+          <w:tab w:val="num" w:pos="3960"/>
+        </w:tabs>
+        <w:ind w:left="3960" w:hanging="360"/>
       </w:pPr>
       <w:rPr>
         <w:rFonts w:ascii="Wingdings" w:hAnsi="Wingdings" w:hint="default"/>
@@ -6709,9 +7605,9 @@
       <w:lvlJc w:val="left"/>
       <w:pPr>
         <w:tabs>
-          <w:tab w:val="num" w:pos="4320"/>
-        </w:tabs>
-        <w:ind w:left="4320" w:hanging="360"/>
+          <w:tab w:val="num" w:pos="4680"/>
+        </w:tabs>
+        <w:ind w:left="4680" w:hanging="360"/>
       </w:pPr>
       <w:rPr>
         <w:rFonts w:ascii="Wingdings" w:hAnsi="Wingdings" w:hint="default"/>
@@ -6725,9 +7621,9 @@
       <w:lvlJc w:val="left"/>
       <w:pPr>
         <w:tabs>
-          <w:tab w:val="num" w:pos="5040"/>
-        </w:tabs>
-        <w:ind w:left="5040" w:hanging="360"/>
+          <w:tab w:val="num" w:pos="5400"/>
+        </w:tabs>
+        <w:ind w:left="5400" w:hanging="360"/>
       </w:pPr>
       <w:rPr>
         <w:rFonts w:ascii="Wingdings" w:hAnsi="Wingdings" w:hint="default"/>
@@ -6741,9 +7637,9 @@
       <w:lvlJc w:val="left"/>
       <w:pPr>
         <w:tabs>
-          <w:tab w:val="num" w:pos="5760"/>
-        </w:tabs>
-        <w:ind w:left="5760" w:hanging="360"/>
+          <w:tab w:val="num" w:pos="6120"/>
+        </w:tabs>
+        <w:ind w:left="6120" w:hanging="360"/>
       </w:pPr>
       <w:rPr>
         <w:rFonts w:ascii="Wingdings" w:hAnsi="Wingdings" w:hint="default"/>
@@ -6757,9 +7653,9 @@
       <w:lvlJc w:val="left"/>
       <w:pPr>
         <w:tabs>
-          <w:tab w:val="num" w:pos="6480"/>
-        </w:tabs>
-        <w:ind w:left="6480" w:hanging="360"/>
+          <w:tab w:val="num" w:pos="6840"/>
+        </w:tabs>
+        <w:ind w:left="6840" w:hanging="360"/>
       </w:pPr>
       <w:rPr>
         <w:rFonts w:ascii="Wingdings" w:hAnsi="Wingdings" w:hint="default"/>
@@ -6767,7 +7663,305 @@
       </w:rPr>
     </w:lvl>
   </w:abstractNum>
-  <w:abstractNum w:abstractNumId="12" w15:restartNumberingAfterBreak="0">
+  <w:abstractNum w:abstractNumId="17" w15:restartNumberingAfterBreak="0">
+    <w:nsid w:val="41AE78AD"/>
+    <w:multiLevelType w:val="multilevel"/>
+    <w:tmpl w:val="C310D4A8"/>
+    <w:lvl w:ilvl="0">
+      <w:start w:val="1"/>
+      <w:numFmt w:val="bullet"/>
+      <w:lvlText w:val=""/>
+      <w:lvlJc w:val="left"/>
+      <w:pPr>
+        <w:tabs>
+          <w:tab w:val="num" w:pos="1080"/>
+        </w:tabs>
+        <w:ind w:left="1080" w:hanging="360"/>
+      </w:pPr>
+      <w:rPr>
+        <w:rFonts w:ascii="Symbol" w:hAnsi="Symbol" w:hint="default"/>
+        <w:sz w:val="20"/>
+      </w:rPr>
+    </w:lvl>
+    <w:lvl w:ilvl="1" w:tentative="1">
+      <w:start w:val="1"/>
+      <w:numFmt w:val="bullet"/>
+      <w:lvlText w:val="o"/>
+      <w:lvlJc w:val="left"/>
+      <w:pPr>
+        <w:tabs>
+          <w:tab w:val="num" w:pos="1800"/>
+        </w:tabs>
+        <w:ind w:left="1800" w:hanging="360"/>
+      </w:pPr>
+      <w:rPr>
+        <w:rFonts w:ascii="Courier New" w:hAnsi="Courier New" w:hint="default"/>
+        <w:sz w:val="20"/>
+      </w:rPr>
+    </w:lvl>
+    <w:lvl w:ilvl="2" w:tentative="1">
+      <w:start w:val="1"/>
+      <w:numFmt w:val="bullet"/>
+      <w:lvlText w:val=""/>
+      <w:lvlJc w:val="left"/>
+      <w:pPr>
+        <w:tabs>
+          <w:tab w:val="num" w:pos="2520"/>
+        </w:tabs>
+        <w:ind w:left="2520" w:hanging="360"/>
+      </w:pPr>
+      <w:rPr>
+        <w:rFonts w:ascii="Wingdings" w:hAnsi="Wingdings" w:hint="default"/>
+        <w:sz w:val="20"/>
+      </w:rPr>
+    </w:lvl>
+    <w:lvl w:ilvl="3" w:tentative="1">
+      <w:start w:val="1"/>
+      <w:numFmt w:val="bullet"/>
+      <w:lvlText w:val=""/>
+      <w:lvlJc w:val="left"/>
+      <w:pPr>
+        <w:tabs>
+          <w:tab w:val="num" w:pos="3240"/>
+        </w:tabs>
+        <w:ind w:left="3240" w:hanging="360"/>
+      </w:pPr>
+      <w:rPr>
+        <w:rFonts w:ascii="Wingdings" w:hAnsi="Wingdings" w:hint="default"/>
+        <w:sz w:val="20"/>
+      </w:rPr>
+    </w:lvl>
+    <w:lvl w:ilvl="4" w:tentative="1">
+      <w:start w:val="1"/>
+      <w:numFmt w:val="bullet"/>
+      <w:lvlText w:val=""/>
+      <w:lvlJc w:val="left"/>
+      <w:pPr>
+        <w:tabs>
+          <w:tab w:val="num" w:pos="3960"/>
+        </w:tabs>
+        <w:ind w:left="3960" w:hanging="360"/>
+      </w:pPr>
+      <w:rPr>
+        <w:rFonts w:ascii="Wingdings" w:hAnsi="Wingdings" w:hint="default"/>
+        <w:sz w:val="20"/>
+      </w:rPr>
+    </w:lvl>
+    <w:lvl w:ilvl="5" w:tentative="1">
+      <w:start w:val="1"/>
+      <w:numFmt w:val="bullet"/>
+      <w:lvlText w:val=""/>
+      <w:lvlJc w:val="left"/>
+      <w:pPr>
+        <w:tabs>
+          <w:tab w:val="num" w:pos="4680"/>
+        </w:tabs>
+        <w:ind w:left="4680" w:hanging="360"/>
+      </w:pPr>
+      <w:rPr>
+        <w:rFonts w:ascii="Wingdings" w:hAnsi="Wingdings" w:hint="default"/>
+        <w:sz w:val="20"/>
+      </w:rPr>
+    </w:lvl>
+    <w:lvl w:ilvl="6" w:tentative="1">
+      <w:start w:val="1"/>
+      <w:numFmt w:val="bullet"/>
+      <w:lvlText w:val=""/>
+      <w:lvlJc w:val="left"/>
+      <w:pPr>
+        <w:tabs>
+          <w:tab w:val="num" w:pos="5400"/>
+        </w:tabs>
+        <w:ind w:left="5400" w:hanging="360"/>
+      </w:pPr>
+      <w:rPr>
+        <w:rFonts w:ascii="Wingdings" w:hAnsi="Wingdings" w:hint="default"/>
+        <w:sz w:val="20"/>
+      </w:rPr>
+    </w:lvl>
+    <w:lvl w:ilvl="7" w:tentative="1">
+      <w:start w:val="1"/>
+      <w:numFmt w:val="bullet"/>
+      <w:lvlText w:val=""/>
+      <w:lvlJc w:val="left"/>
+      <w:pPr>
+        <w:tabs>
+          <w:tab w:val="num" w:pos="6120"/>
+        </w:tabs>
+        <w:ind w:left="6120" w:hanging="360"/>
+      </w:pPr>
+      <w:rPr>
+        <w:rFonts w:ascii="Wingdings" w:hAnsi="Wingdings" w:hint="default"/>
+        <w:sz w:val="20"/>
+      </w:rPr>
+    </w:lvl>
+    <w:lvl w:ilvl="8" w:tentative="1">
+      <w:start w:val="1"/>
+      <w:numFmt w:val="bullet"/>
+      <w:lvlText w:val=""/>
+      <w:lvlJc w:val="left"/>
+      <w:pPr>
+        <w:tabs>
+          <w:tab w:val="num" w:pos="6840"/>
+        </w:tabs>
+        <w:ind w:left="6840" w:hanging="360"/>
+      </w:pPr>
+      <w:rPr>
+        <w:rFonts w:ascii="Wingdings" w:hAnsi="Wingdings" w:hint="default"/>
+        <w:sz w:val="20"/>
+      </w:rPr>
+    </w:lvl>
+  </w:abstractNum>
+  <w:abstractNum w:abstractNumId="18" w15:restartNumberingAfterBreak="0">
+    <w:nsid w:val="439F5BFA"/>
+    <w:multiLevelType w:val="multilevel"/>
+    <w:tmpl w:val="C310D4A8"/>
+    <w:lvl w:ilvl="0">
+      <w:start w:val="1"/>
+      <w:numFmt w:val="bullet"/>
+      <w:lvlText w:val=""/>
+      <w:lvlJc w:val="left"/>
+      <w:pPr>
+        <w:tabs>
+          <w:tab w:val="num" w:pos="1080"/>
+        </w:tabs>
+        <w:ind w:left="1080" w:hanging="360"/>
+      </w:pPr>
+      <w:rPr>
+        <w:rFonts w:ascii="Symbol" w:hAnsi="Symbol" w:hint="default"/>
+        <w:sz w:val="20"/>
+      </w:rPr>
+    </w:lvl>
+    <w:lvl w:ilvl="1" w:tentative="1">
+      <w:start w:val="1"/>
+      <w:numFmt w:val="bullet"/>
+      <w:lvlText w:val="o"/>
+      <w:lvlJc w:val="left"/>
+      <w:pPr>
+        <w:tabs>
+          <w:tab w:val="num" w:pos="1800"/>
+        </w:tabs>
+        <w:ind w:left="1800" w:hanging="360"/>
+      </w:pPr>
+      <w:rPr>
+        <w:rFonts w:ascii="Courier New" w:hAnsi="Courier New" w:hint="default"/>
+        <w:sz w:val="20"/>
+      </w:rPr>
+    </w:lvl>
+    <w:lvl w:ilvl="2" w:tentative="1">
+      <w:start w:val="1"/>
+      <w:numFmt w:val="bullet"/>
+      <w:lvlText w:val=""/>
+      <w:lvlJc w:val="left"/>
+      <w:pPr>
+        <w:tabs>
+          <w:tab w:val="num" w:pos="2520"/>
+        </w:tabs>
+        <w:ind w:left="2520" w:hanging="360"/>
+      </w:pPr>
+      <w:rPr>
+        <w:rFonts w:ascii="Wingdings" w:hAnsi="Wingdings" w:hint="default"/>
+        <w:sz w:val="20"/>
+      </w:rPr>
+    </w:lvl>
+    <w:lvl w:ilvl="3" w:tentative="1">
+      <w:start w:val="1"/>
+      <w:numFmt w:val="bullet"/>
+      <w:lvlText w:val=""/>
+      <w:lvlJc w:val="left"/>
+      <w:pPr>
+        <w:tabs>
+          <w:tab w:val="num" w:pos="3240"/>
+        </w:tabs>
+        <w:ind w:left="3240" w:hanging="360"/>
+      </w:pPr>
+      <w:rPr>
+        <w:rFonts w:ascii="Wingdings" w:hAnsi="Wingdings" w:hint="default"/>
+        <w:sz w:val="20"/>
+      </w:rPr>
+    </w:lvl>
+    <w:lvl w:ilvl="4" w:tentative="1">
+      <w:start w:val="1"/>
+      <w:numFmt w:val="bullet"/>
+      <w:lvlText w:val=""/>
+      <w:lvlJc w:val="left"/>
+      <w:pPr>
+        <w:tabs>
+          <w:tab w:val="num" w:pos="3960"/>
+        </w:tabs>
+        <w:ind w:left="3960" w:hanging="360"/>
+      </w:pPr>
+      <w:rPr>
+        <w:rFonts w:ascii="Wingdings" w:hAnsi="Wingdings" w:hint="default"/>
+        <w:sz w:val="20"/>
+      </w:rPr>
+    </w:lvl>
+    <w:lvl w:ilvl="5" w:tentative="1">
+      <w:start w:val="1"/>
+      <w:numFmt w:val="bullet"/>
+      <w:lvlText w:val=""/>
+      <w:lvlJc w:val="left"/>
+      <w:pPr>
+        <w:tabs>
+          <w:tab w:val="num" w:pos="4680"/>
+        </w:tabs>
+        <w:ind w:left="4680" w:hanging="360"/>
+      </w:pPr>
+      <w:rPr>
+        <w:rFonts w:ascii="Wingdings" w:hAnsi="Wingdings" w:hint="default"/>
+        <w:sz w:val="20"/>
+      </w:rPr>
+    </w:lvl>
+    <w:lvl w:ilvl="6" w:tentative="1">
+      <w:start w:val="1"/>
+      <w:numFmt w:val="bullet"/>
+      <w:lvlText w:val=""/>
+      <w:lvlJc w:val="left"/>
+      <w:pPr>
+        <w:tabs>
+          <w:tab w:val="num" w:pos="5400"/>
+        </w:tabs>
+        <w:ind w:left="5400" w:hanging="360"/>
+      </w:pPr>
+      <w:rPr>
+        <w:rFonts w:ascii="Wingdings" w:hAnsi="Wingdings" w:hint="default"/>
+        <w:sz w:val="20"/>
+      </w:rPr>
+    </w:lvl>
+    <w:lvl w:ilvl="7" w:tentative="1">
+      <w:start w:val="1"/>
+      <w:numFmt w:val="bullet"/>
+      <w:lvlText w:val=""/>
+      <w:lvlJc w:val="left"/>
+      <w:pPr>
+        <w:tabs>
+          <w:tab w:val="num" w:pos="6120"/>
+        </w:tabs>
+        <w:ind w:left="6120" w:hanging="360"/>
+      </w:pPr>
+      <w:rPr>
+        <w:rFonts w:ascii="Wingdings" w:hAnsi="Wingdings" w:hint="default"/>
+        <w:sz w:val="20"/>
+      </w:rPr>
+    </w:lvl>
+    <w:lvl w:ilvl="8" w:tentative="1">
+      <w:start w:val="1"/>
+      <w:numFmt w:val="bullet"/>
+      <w:lvlText w:val=""/>
+      <w:lvlJc w:val="left"/>
+      <w:pPr>
+        <w:tabs>
+          <w:tab w:val="num" w:pos="6840"/>
+        </w:tabs>
+        <w:ind w:left="6840" w:hanging="360"/>
+      </w:pPr>
+      <w:rPr>
+        <w:rFonts w:ascii="Wingdings" w:hAnsi="Wingdings" w:hint="default"/>
+        <w:sz w:val="20"/>
+      </w:rPr>
+    </w:lvl>
+  </w:abstractNum>
+  <w:abstractNum w:abstractNumId="19" w15:restartNumberingAfterBreak="0">
     <w:nsid w:val="457E4242"/>
     <w:multiLevelType w:val="multilevel"/>
     <w:tmpl w:val="4F82A0C8"/>
@@ -6778,9 +7972,9 @@
       <w:lvlJc w:val="left"/>
       <w:pPr>
         <w:tabs>
-          <w:tab w:val="num" w:pos="720"/>
-        </w:tabs>
-        <w:ind w:left="720" w:hanging="360"/>
+          <w:tab w:val="num" w:pos="1080"/>
+        </w:tabs>
+        <w:ind w:left="1080" w:hanging="360"/>
       </w:pPr>
       <w:rPr>
         <w:rFonts w:ascii="Symbol" w:hAnsi="Symbol" w:hint="default"/>
@@ -6794,9 +7988,9 @@
       <w:lvlJc w:val="left"/>
       <w:pPr>
         <w:tabs>
-          <w:tab w:val="num" w:pos="1440"/>
-        </w:tabs>
-        <w:ind w:left="1440" w:hanging="360"/>
+          <w:tab w:val="num" w:pos="1800"/>
+        </w:tabs>
+        <w:ind w:left="1800" w:hanging="360"/>
       </w:pPr>
       <w:rPr>
         <w:rFonts w:ascii="Courier New" w:hAnsi="Courier New" w:hint="default"/>
@@ -6810,9 +8004,9 @@
       <w:lvlJc w:val="left"/>
       <w:pPr>
         <w:tabs>
-          <w:tab w:val="num" w:pos="2160"/>
-        </w:tabs>
-        <w:ind w:left="2160" w:hanging="360"/>
+          <w:tab w:val="num" w:pos="2520"/>
+        </w:tabs>
+        <w:ind w:left="2520" w:hanging="360"/>
       </w:pPr>
       <w:rPr>
         <w:rFonts w:ascii="Wingdings" w:hAnsi="Wingdings" w:hint="default"/>
@@ -6826,9 +8020,9 @@
       <w:lvlJc w:val="left"/>
       <w:pPr>
         <w:tabs>
-          <w:tab w:val="num" w:pos="2880"/>
-        </w:tabs>
-        <w:ind w:left="2880" w:hanging="360"/>
+          <w:tab w:val="num" w:pos="3240"/>
+        </w:tabs>
+        <w:ind w:left="3240" w:hanging="360"/>
       </w:pPr>
       <w:rPr>
         <w:rFonts w:ascii="Wingdings" w:hAnsi="Wingdings" w:hint="default"/>
@@ -6842,9 +8036,9 @@
       <w:lvlJc w:val="left"/>
       <w:pPr>
         <w:tabs>
-          <w:tab w:val="num" w:pos="3600"/>
-        </w:tabs>
-        <w:ind w:left="3600" w:hanging="360"/>
+          <w:tab w:val="num" w:pos="3960"/>
+        </w:tabs>
+        <w:ind w:left="3960" w:hanging="360"/>
       </w:pPr>
       <w:rPr>
         <w:rFonts w:ascii="Wingdings" w:hAnsi="Wingdings" w:hint="default"/>
@@ -6858,9 +8052,9 @@
       <w:lvlJc w:val="left"/>
       <w:pPr>
         <w:tabs>
-          <w:tab w:val="num" w:pos="4320"/>
-        </w:tabs>
-        <w:ind w:left="4320" w:hanging="360"/>
+          <w:tab w:val="num" w:pos="4680"/>
+        </w:tabs>
+        <w:ind w:left="4680" w:hanging="360"/>
       </w:pPr>
       <w:rPr>
         <w:rFonts w:ascii="Wingdings" w:hAnsi="Wingdings" w:hint="default"/>
@@ -6874,9 +8068,9 @@
       <w:lvlJc w:val="left"/>
       <w:pPr>
         <w:tabs>
-          <w:tab w:val="num" w:pos="5040"/>
-        </w:tabs>
-        <w:ind w:left="5040" w:hanging="360"/>
+          <w:tab w:val="num" w:pos="5400"/>
+        </w:tabs>
+        <w:ind w:left="5400" w:hanging="360"/>
       </w:pPr>
       <w:rPr>
         <w:rFonts w:ascii="Wingdings" w:hAnsi="Wingdings" w:hint="default"/>
@@ -6890,9 +8084,9 @@
       <w:lvlJc w:val="left"/>
       <w:pPr>
         <w:tabs>
-          <w:tab w:val="num" w:pos="5760"/>
-        </w:tabs>
-        <w:ind w:left="5760" w:hanging="360"/>
+          <w:tab w:val="num" w:pos="6120"/>
+        </w:tabs>
+        <w:ind w:left="6120" w:hanging="360"/>
       </w:pPr>
       <w:rPr>
         <w:rFonts w:ascii="Wingdings" w:hAnsi="Wingdings" w:hint="default"/>
@@ -6906,9 +8100,9 @@
       <w:lvlJc w:val="left"/>
       <w:pPr>
         <w:tabs>
-          <w:tab w:val="num" w:pos="6480"/>
-        </w:tabs>
-        <w:ind w:left="6480" w:hanging="360"/>
+          <w:tab w:val="num" w:pos="6840"/>
+        </w:tabs>
+        <w:ind w:left="6840" w:hanging="360"/>
       </w:pPr>
       <w:rPr>
         <w:rFonts w:ascii="Wingdings" w:hAnsi="Wingdings" w:hint="default"/>
@@ -6916,7 +8110,7 @@
       </w:rPr>
     </w:lvl>
   </w:abstractNum>
-  <w:abstractNum w:abstractNumId="13" w15:restartNumberingAfterBreak="0">
+  <w:abstractNum w:abstractNumId="20" w15:restartNumberingAfterBreak="0">
     <w:nsid w:val="471247E5"/>
     <w:multiLevelType w:val="multilevel"/>
     <w:tmpl w:val="D9063750"/>
@@ -6927,9 +8121,9 @@
       <w:lvlJc w:val="left"/>
       <w:pPr>
         <w:tabs>
-          <w:tab w:val="num" w:pos="720"/>
-        </w:tabs>
-        <w:ind w:left="720" w:hanging="360"/>
+          <w:tab w:val="num" w:pos="1080"/>
+        </w:tabs>
+        <w:ind w:left="1080" w:hanging="360"/>
       </w:pPr>
       <w:rPr>
         <w:rFonts w:ascii="Symbol" w:hAnsi="Symbol" w:hint="default"/>
@@ -6943,9 +8137,9 @@
       <w:lvlJc w:val="left"/>
       <w:pPr>
         <w:tabs>
-          <w:tab w:val="num" w:pos="1440"/>
-        </w:tabs>
-        <w:ind w:left="1440" w:hanging="360"/>
+          <w:tab w:val="num" w:pos="1800"/>
+        </w:tabs>
+        <w:ind w:left="1800" w:hanging="360"/>
       </w:pPr>
       <w:rPr>
         <w:rFonts w:ascii="Courier New" w:hAnsi="Courier New" w:hint="default"/>
@@ -6959,9 +8153,9 @@
       <w:lvlJc w:val="left"/>
       <w:pPr>
         <w:tabs>
-          <w:tab w:val="num" w:pos="2160"/>
-        </w:tabs>
-        <w:ind w:left="2160" w:hanging="360"/>
+          <w:tab w:val="num" w:pos="2520"/>
+        </w:tabs>
+        <w:ind w:left="2520" w:hanging="360"/>
       </w:pPr>
       <w:rPr>
         <w:rFonts w:ascii="Wingdings" w:hAnsi="Wingdings" w:hint="default"/>
@@ -6975,9 +8169,9 @@
       <w:lvlJc w:val="left"/>
       <w:pPr>
         <w:tabs>
-          <w:tab w:val="num" w:pos="2880"/>
-        </w:tabs>
-        <w:ind w:left="2880" w:hanging="360"/>
+          <w:tab w:val="num" w:pos="3240"/>
+        </w:tabs>
+        <w:ind w:left="3240" w:hanging="360"/>
       </w:pPr>
       <w:rPr>
         <w:rFonts w:ascii="Wingdings" w:hAnsi="Wingdings" w:hint="default"/>
@@ -6991,9 +8185,9 @@
       <w:lvlJc w:val="left"/>
       <w:pPr>
         <w:tabs>
-          <w:tab w:val="num" w:pos="3600"/>
-        </w:tabs>
-        <w:ind w:left="3600" w:hanging="360"/>
+          <w:tab w:val="num" w:pos="3960"/>
+        </w:tabs>
+        <w:ind w:left="3960" w:hanging="360"/>
       </w:pPr>
       <w:rPr>
         <w:rFonts w:ascii="Wingdings" w:hAnsi="Wingdings" w:hint="default"/>
@@ -7007,9 +8201,9 @@
       <w:lvlJc w:val="left"/>
       <w:pPr>
         <w:tabs>
-          <w:tab w:val="num" w:pos="4320"/>
-        </w:tabs>
-        <w:ind w:left="4320" w:hanging="360"/>
+          <w:tab w:val="num" w:pos="4680"/>
+        </w:tabs>
+        <w:ind w:left="4680" w:hanging="360"/>
       </w:pPr>
       <w:rPr>
         <w:rFonts w:ascii="Wingdings" w:hAnsi="Wingdings" w:hint="default"/>
@@ -7023,9 +8217,9 @@
       <w:lvlJc w:val="left"/>
       <w:pPr>
         <w:tabs>
-          <w:tab w:val="num" w:pos="5040"/>
-        </w:tabs>
-        <w:ind w:left="5040" w:hanging="360"/>
+          <w:tab w:val="num" w:pos="5400"/>
+        </w:tabs>
+        <w:ind w:left="5400" w:hanging="360"/>
       </w:pPr>
       <w:rPr>
         <w:rFonts w:ascii="Wingdings" w:hAnsi="Wingdings" w:hint="default"/>
@@ -7039,9 +8233,9 @@
       <w:lvlJc w:val="left"/>
       <w:pPr>
         <w:tabs>
-          <w:tab w:val="num" w:pos="5760"/>
-        </w:tabs>
-        <w:ind w:left="5760" w:hanging="360"/>
+          <w:tab w:val="num" w:pos="6120"/>
+        </w:tabs>
+        <w:ind w:left="6120" w:hanging="360"/>
       </w:pPr>
       <w:rPr>
         <w:rFonts w:ascii="Wingdings" w:hAnsi="Wingdings" w:hint="default"/>
@@ -7055,9 +8249,9 @@
       <w:lvlJc w:val="left"/>
       <w:pPr>
         <w:tabs>
-          <w:tab w:val="num" w:pos="6480"/>
-        </w:tabs>
-        <w:ind w:left="6480" w:hanging="360"/>
+          <w:tab w:val="num" w:pos="6840"/>
+        </w:tabs>
+        <w:ind w:left="6840" w:hanging="360"/>
       </w:pPr>
       <w:rPr>
         <w:rFonts w:ascii="Wingdings" w:hAnsi="Wingdings" w:hint="default"/>
@@ -7065,7 +8259,7 @@
       </w:rPr>
     </w:lvl>
   </w:abstractNum>
-  <w:abstractNum w:abstractNumId="14" w15:restartNumberingAfterBreak="0">
+  <w:abstractNum w:abstractNumId="21" w15:restartNumberingAfterBreak="0">
     <w:nsid w:val="49A21FCB"/>
     <w:multiLevelType w:val="multilevel"/>
     <w:tmpl w:val="C310D4A8"/>
@@ -7076,9 +8270,9 @@
       <w:lvlJc w:val="left"/>
       <w:pPr>
         <w:tabs>
-          <w:tab w:val="num" w:pos="720"/>
-        </w:tabs>
-        <w:ind w:left="720" w:hanging="360"/>
+          <w:tab w:val="num" w:pos="1440"/>
+        </w:tabs>
+        <w:ind w:left="1440" w:hanging="360"/>
       </w:pPr>
       <w:rPr>
         <w:rFonts w:ascii="Symbol" w:hAnsi="Symbol" w:hint="default"/>
@@ -7092,9 +8286,9 @@
       <w:lvlJc w:val="left"/>
       <w:pPr>
         <w:tabs>
-          <w:tab w:val="num" w:pos="1440"/>
-        </w:tabs>
-        <w:ind w:left="1440" w:hanging="360"/>
+          <w:tab w:val="num" w:pos="2160"/>
+        </w:tabs>
+        <w:ind w:left="2160" w:hanging="360"/>
       </w:pPr>
       <w:rPr>
         <w:rFonts w:ascii="Courier New" w:hAnsi="Courier New" w:hint="default"/>
@@ -7108,9 +8302,9 @@
       <w:lvlJc w:val="left"/>
       <w:pPr>
         <w:tabs>
-          <w:tab w:val="num" w:pos="2160"/>
-        </w:tabs>
-        <w:ind w:left="2160" w:hanging="360"/>
+          <w:tab w:val="num" w:pos="2880"/>
+        </w:tabs>
+        <w:ind w:left="2880" w:hanging="360"/>
       </w:pPr>
       <w:rPr>
         <w:rFonts w:ascii="Wingdings" w:hAnsi="Wingdings" w:hint="default"/>
@@ -7124,9 +8318,9 @@
       <w:lvlJc w:val="left"/>
       <w:pPr>
         <w:tabs>
-          <w:tab w:val="num" w:pos="2880"/>
-        </w:tabs>
-        <w:ind w:left="2880" w:hanging="360"/>
+          <w:tab w:val="num" w:pos="3600"/>
+        </w:tabs>
+        <w:ind w:left="3600" w:hanging="360"/>
       </w:pPr>
       <w:rPr>
         <w:rFonts w:ascii="Wingdings" w:hAnsi="Wingdings" w:hint="default"/>
@@ -7140,9 +8334,9 @@
       <w:lvlJc w:val="left"/>
       <w:pPr>
         <w:tabs>
-          <w:tab w:val="num" w:pos="3600"/>
-        </w:tabs>
-        <w:ind w:left="3600" w:hanging="360"/>
+          <w:tab w:val="num" w:pos="4320"/>
+        </w:tabs>
+        <w:ind w:left="4320" w:hanging="360"/>
       </w:pPr>
       <w:rPr>
         <w:rFonts w:ascii="Wingdings" w:hAnsi="Wingdings" w:hint="default"/>
@@ -7156,9 +8350,9 @@
       <w:lvlJc w:val="left"/>
       <w:pPr>
         <w:tabs>
-          <w:tab w:val="num" w:pos="4320"/>
-        </w:tabs>
-        <w:ind w:left="4320" w:hanging="360"/>
+          <w:tab w:val="num" w:pos="5040"/>
+        </w:tabs>
+        <w:ind w:left="5040" w:hanging="360"/>
       </w:pPr>
       <w:rPr>
         <w:rFonts w:ascii="Wingdings" w:hAnsi="Wingdings" w:hint="default"/>
@@ -7172,9 +8366,9 @@
       <w:lvlJc w:val="left"/>
       <w:pPr>
         <w:tabs>
-          <w:tab w:val="num" w:pos="5040"/>
-        </w:tabs>
-        <w:ind w:left="5040" w:hanging="360"/>
+          <w:tab w:val="num" w:pos="5760"/>
+        </w:tabs>
+        <w:ind w:left="5760" w:hanging="360"/>
       </w:pPr>
       <w:rPr>
         <w:rFonts w:ascii="Wingdings" w:hAnsi="Wingdings" w:hint="default"/>
@@ -7188,9 +8382,9 @@
       <w:lvlJc w:val="left"/>
       <w:pPr>
         <w:tabs>
-          <w:tab w:val="num" w:pos="5760"/>
-        </w:tabs>
-        <w:ind w:left="5760" w:hanging="360"/>
+          <w:tab w:val="num" w:pos="6480"/>
+        </w:tabs>
+        <w:ind w:left="6480" w:hanging="360"/>
       </w:pPr>
       <w:rPr>
         <w:rFonts w:ascii="Wingdings" w:hAnsi="Wingdings" w:hint="default"/>
@@ -7204,9 +8398,9 @@
       <w:lvlJc w:val="left"/>
       <w:pPr>
         <w:tabs>
-          <w:tab w:val="num" w:pos="6480"/>
-        </w:tabs>
-        <w:ind w:left="6480" w:hanging="360"/>
+          <w:tab w:val="num" w:pos="7200"/>
+        </w:tabs>
+        <w:ind w:left="7200" w:hanging="360"/>
       </w:pPr>
       <w:rPr>
         <w:rFonts w:ascii="Wingdings" w:hAnsi="Wingdings" w:hint="default"/>
@@ -7214,7 +8408,7 @@
       </w:rPr>
     </w:lvl>
   </w:abstractNum>
-  <w:abstractNum w:abstractNumId="15" w15:restartNumberingAfterBreak="0">
+  <w:abstractNum w:abstractNumId="22" w15:restartNumberingAfterBreak="0">
     <w:nsid w:val="4A8A59FE"/>
     <w:multiLevelType w:val="multilevel"/>
     <w:tmpl w:val="45DEE818"/>
@@ -7225,25 +8419,25 @@
       <w:lvlJc w:val="left"/>
       <w:pPr>
         <w:tabs>
-          <w:tab w:val="num" w:pos="720"/>
-        </w:tabs>
-        <w:ind w:left="720" w:hanging="360"/>
+          <w:tab w:val="num" w:pos="1440"/>
+        </w:tabs>
+        <w:ind w:left="1440" w:hanging="360"/>
       </w:pPr>
       <w:rPr>
         <w:rFonts w:ascii="Symbol" w:hAnsi="Symbol" w:hint="default"/>
         <w:sz w:val="20"/>
       </w:rPr>
     </w:lvl>
-    <w:lvl w:ilvl="1" w:tentative="1">
+    <w:lvl w:ilvl="1">
       <w:start w:val="1"/>
       <w:numFmt w:val="bullet"/>
       <w:lvlText w:val="o"/>
       <w:lvlJc w:val="left"/>
       <w:pPr>
         <w:tabs>
-          <w:tab w:val="num" w:pos="1440"/>
-        </w:tabs>
-        <w:ind w:left="1440" w:hanging="360"/>
+          <w:tab w:val="num" w:pos="2160"/>
+        </w:tabs>
+        <w:ind w:left="2160" w:hanging="360"/>
       </w:pPr>
       <w:rPr>
         <w:rFonts w:ascii="Courier New" w:hAnsi="Courier New" w:hint="default"/>
@@ -7257,9 +8451,9 @@
       <w:lvlJc w:val="left"/>
       <w:pPr>
         <w:tabs>
-          <w:tab w:val="num" w:pos="2160"/>
-        </w:tabs>
-        <w:ind w:left="2160" w:hanging="360"/>
+          <w:tab w:val="num" w:pos="2880"/>
+        </w:tabs>
+        <w:ind w:left="2880" w:hanging="360"/>
       </w:pPr>
       <w:rPr>
         <w:rFonts w:ascii="Wingdings" w:hAnsi="Wingdings" w:hint="default"/>
@@ -7273,9 +8467,9 @@
       <w:lvlJc w:val="left"/>
       <w:pPr>
         <w:tabs>
-          <w:tab w:val="num" w:pos="2880"/>
-        </w:tabs>
-        <w:ind w:left="2880" w:hanging="360"/>
+          <w:tab w:val="num" w:pos="3600"/>
+        </w:tabs>
+        <w:ind w:left="3600" w:hanging="360"/>
       </w:pPr>
       <w:rPr>
         <w:rFonts w:ascii="Wingdings" w:hAnsi="Wingdings" w:hint="default"/>
@@ -7289,9 +8483,9 @@
       <w:lvlJc w:val="left"/>
       <w:pPr>
         <w:tabs>
-          <w:tab w:val="num" w:pos="3600"/>
-        </w:tabs>
-        <w:ind w:left="3600" w:hanging="360"/>
+          <w:tab w:val="num" w:pos="4320"/>
+        </w:tabs>
+        <w:ind w:left="4320" w:hanging="360"/>
       </w:pPr>
       <w:rPr>
         <w:rFonts w:ascii="Wingdings" w:hAnsi="Wingdings" w:hint="default"/>
@@ -7305,9 +8499,9 @@
       <w:lvlJc w:val="left"/>
       <w:pPr>
         <w:tabs>
-          <w:tab w:val="num" w:pos="4320"/>
-        </w:tabs>
-        <w:ind w:left="4320" w:hanging="360"/>
+          <w:tab w:val="num" w:pos="5040"/>
+        </w:tabs>
+        <w:ind w:left="5040" w:hanging="360"/>
       </w:pPr>
       <w:rPr>
         <w:rFonts w:ascii="Wingdings" w:hAnsi="Wingdings" w:hint="default"/>
@@ -7321,9 +8515,9 @@
       <w:lvlJc w:val="left"/>
       <w:pPr>
         <w:tabs>
-          <w:tab w:val="num" w:pos="5040"/>
-        </w:tabs>
-        <w:ind w:left="5040" w:hanging="360"/>
+          <w:tab w:val="num" w:pos="5760"/>
+        </w:tabs>
+        <w:ind w:left="5760" w:hanging="360"/>
       </w:pPr>
       <w:rPr>
         <w:rFonts w:ascii="Wingdings" w:hAnsi="Wingdings" w:hint="default"/>
@@ -7337,9 +8531,9 @@
       <w:lvlJc w:val="left"/>
       <w:pPr>
         <w:tabs>
-          <w:tab w:val="num" w:pos="5760"/>
-        </w:tabs>
-        <w:ind w:left="5760" w:hanging="360"/>
+          <w:tab w:val="num" w:pos="6480"/>
+        </w:tabs>
+        <w:ind w:left="6480" w:hanging="360"/>
       </w:pPr>
       <w:rPr>
         <w:rFonts w:ascii="Wingdings" w:hAnsi="Wingdings" w:hint="default"/>
@@ -7353,9 +8547,9 @@
       <w:lvlJc w:val="left"/>
       <w:pPr>
         <w:tabs>
-          <w:tab w:val="num" w:pos="6480"/>
-        </w:tabs>
-        <w:ind w:left="6480" w:hanging="360"/>
+          <w:tab w:val="num" w:pos="7200"/>
+        </w:tabs>
+        <w:ind w:left="7200" w:hanging="360"/>
       </w:pPr>
       <w:rPr>
         <w:rFonts w:ascii="Wingdings" w:hAnsi="Wingdings" w:hint="default"/>
@@ -7363,7 +8557,7 @@
       </w:rPr>
     </w:lvl>
   </w:abstractNum>
-  <w:abstractNum w:abstractNumId="16" w15:restartNumberingAfterBreak="0">
+  <w:abstractNum w:abstractNumId="23" w15:restartNumberingAfterBreak="0">
     <w:nsid w:val="4E333CC5"/>
     <w:multiLevelType w:val="multilevel"/>
     <w:tmpl w:val="FF8064E2"/>
@@ -7374,11 +8568,249 @@
       <w:lvlJc w:val="left"/>
       <w:pPr>
         <w:tabs>
-          <w:tab w:val="num" w:pos="720"/>
-        </w:tabs>
+          <w:tab w:val="num" w:pos="1080"/>
+        </w:tabs>
+        <w:ind w:left="1080" w:hanging="360"/>
+      </w:pPr>
+      <w:rPr>
+        <w:rFonts w:ascii="Symbol" w:hAnsi="Symbol" w:hint="default"/>
+        <w:sz w:val="20"/>
+      </w:rPr>
+    </w:lvl>
+    <w:lvl w:ilvl="1" w:tentative="1">
+      <w:start w:val="1"/>
+      <w:numFmt w:val="bullet"/>
+      <w:lvlText w:val="o"/>
+      <w:lvlJc w:val="left"/>
+      <w:pPr>
+        <w:tabs>
+          <w:tab w:val="num" w:pos="1800"/>
+        </w:tabs>
+        <w:ind w:left="1800" w:hanging="360"/>
+      </w:pPr>
+      <w:rPr>
+        <w:rFonts w:ascii="Courier New" w:hAnsi="Courier New" w:hint="default"/>
+        <w:sz w:val="20"/>
+      </w:rPr>
+    </w:lvl>
+    <w:lvl w:ilvl="2" w:tentative="1">
+      <w:start w:val="1"/>
+      <w:numFmt w:val="bullet"/>
+      <w:lvlText w:val=""/>
+      <w:lvlJc w:val="left"/>
+      <w:pPr>
+        <w:tabs>
+          <w:tab w:val="num" w:pos="2520"/>
+        </w:tabs>
+        <w:ind w:left="2520" w:hanging="360"/>
+      </w:pPr>
+      <w:rPr>
+        <w:rFonts w:ascii="Wingdings" w:hAnsi="Wingdings" w:hint="default"/>
+        <w:sz w:val="20"/>
+      </w:rPr>
+    </w:lvl>
+    <w:lvl w:ilvl="3" w:tentative="1">
+      <w:start w:val="1"/>
+      <w:numFmt w:val="bullet"/>
+      <w:lvlText w:val=""/>
+      <w:lvlJc w:val="left"/>
+      <w:pPr>
+        <w:tabs>
+          <w:tab w:val="num" w:pos="3240"/>
+        </w:tabs>
+        <w:ind w:left="3240" w:hanging="360"/>
+      </w:pPr>
+      <w:rPr>
+        <w:rFonts w:ascii="Wingdings" w:hAnsi="Wingdings" w:hint="default"/>
+        <w:sz w:val="20"/>
+      </w:rPr>
+    </w:lvl>
+    <w:lvl w:ilvl="4" w:tentative="1">
+      <w:start w:val="1"/>
+      <w:numFmt w:val="bullet"/>
+      <w:lvlText w:val=""/>
+      <w:lvlJc w:val="left"/>
+      <w:pPr>
+        <w:tabs>
+          <w:tab w:val="num" w:pos="3960"/>
+        </w:tabs>
+        <w:ind w:left="3960" w:hanging="360"/>
+      </w:pPr>
+      <w:rPr>
+        <w:rFonts w:ascii="Wingdings" w:hAnsi="Wingdings" w:hint="default"/>
+        <w:sz w:val="20"/>
+      </w:rPr>
+    </w:lvl>
+    <w:lvl w:ilvl="5" w:tentative="1">
+      <w:start w:val="1"/>
+      <w:numFmt w:val="bullet"/>
+      <w:lvlText w:val=""/>
+      <w:lvlJc w:val="left"/>
+      <w:pPr>
+        <w:tabs>
+          <w:tab w:val="num" w:pos="4680"/>
+        </w:tabs>
+        <w:ind w:left="4680" w:hanging="360"/>
+      </w:pPr>
+      <w:rPr>
+        <w:rFonts w:ascii="Wingdings" w:hAnsi="Wingdings" w:hint="default"/>
+        <w:sz w:val="20"/>
+      </w:rPr>
+    </w:lvl>
+    <w:lvl w:ilvl="6" w:tentative="1">
+      <w:start w:val="1"/>
+      <w:numFmt w:val="bullet"/>
+      <w:lvlText w:val=""/>
+      <w:lvlJc w:val="left"/>
+      <w:pPr>
+        <w:tabs>
+          <w:tab w:val="num" w:pos="5400"/>
+        </w:tabs>
+        <w:ind w:left="5400" w:hanging="360"/>
+      </w:pPr>
+      <w:rPr>
+        <w:rFonts w:ascii="Wingdings" w:hAnsi="Wingdings" w:hint="default"/>
+        <w:sz w:val="20"/>
+      </w:rPr>
+    </w:lvl>
+    <w:lvl w:ilvl="7" w:tentative="1">
+      <w:start w:val="1"/>
+      <w:numFmt w:val="bullet"/>
+      <w:lvlText w:val=""/>
+      <w:lvlJc w:val="left"/>
+      <w:pPr>
+        <w:tabs>
+          <w:tab w:val="num" w:pos="6120"/>
+        </w:tabs>
+        <w:ind w:left="6120" w:hanging="360"/>
+      </w:pPr>
+      <w:rPr>
+        <w:rFonts w:ascii="Wingdings" w:hAnsi="Wingdings" w:hint="default"/>
+        <w:sz w:val="20"/>
+      </w:rPr>
+    </w:lvl>
+    <w:lvl w:ilvl="8" w:tentative="1">
+      <w:start w:val="1"/>
+      <w:numFmt w:val="bullet"/>
+      <w:lvlText w:val=""/>
+      <w:lvlJc w:val="left"/>
+      <w:pPr>
+        <w:tabs>
+          <w:tab w:val="num" w:pos="6840"/>
+        </w:tabs>
+        <w:ind w:left="6840" w:hanging="360"/>
+      </w:pPr>
+      <w:rPr>
+        <w:rFonts w:ascii="Wingdings" w:hAnsi="Wingdings" w:hint="default"/>
+        <w:sz w:val="20"/>
+      </w:rPr>
+    </w:lvl>
+  </w:abstractNum>
+  <w:abstractNum w:abstractNumId="24" w15:restartNumberingAfterBreak="0">
+    <w:nsid w:val="546162E0"/>
+    <w:multiLevelType w:val="hybridMultilevel"/>
+    <w:tmpl w:val="14B6F4D8"/>
+    <w:lvl w:ilvl="0" w:tplc="0809000F">
+      <w:start w:val="1"/>
+      <w:numFmt w:val="decimal"/>
+      <w:lvlText w:val="%1."/>
+      <w:lvlJc w:val="left"/>
+      <w:pPr>
         <w:ind w:left="720" w:hanging="360"/>
       </w:pPr>
       <w:rPr>
+        <w:rFonts w:hint="default"/>
+      </w:rPr>
+    </w:lvl>
+    <w:lvl w:ilvl="1" w:tplc="08090019" w:tentative="1">
+      <w:start w:val="1"/>
+      <w:numFmt w:val="lowerLetter"/>
+      <w:lvlText w:val="%2."/>
+      <w:lvlJc w:val="left"/>
+      <w:pPr>
+        <w:ind w:left="1440" w:hanging="360"/>
+      </w:pPr>
+    </w:lvl>
+    <w:lvl w:ilvl="2" w:tplc="0809001B" w:tentative="1">
+      <w:start w:val="1"/>
+      <w:numFmt w:val="lowerRoman"/>
+      <w:lvlText w:val="%3."/>
+      <w:lvlJc w:val="right"/>
+      <w:pPr>
+        <w:ind w:left="2160" w:hanging="180"/>
+      </w:pPr>
+    </w:lvl>
+    <w:lvl w:ilvl="3" w:tplc="0809000F" w:tentative="1">
+      <w:start w:val="1"/>
+      <w:numFmt w:val="decimal"/>
+      <w:lvlText w:val="%4."/>
+      <w:lvlJc w:val="left"/>
+      <w:pPr>
+        <w:ind w:left="2880" w:hanging="360"/>
+      </w:pPr>
+    </w:lvl>
+    <w:lvl w:ilvl="4" w:tplc="08090019" w:tentative="1">
+      <w:start w:val="1"/>
+      <w:numFmt w:val="lowerLetter"/>
+      <w:lvlText w:val="%5."/>
+      <w:lvlJc w:val="left"/>
+      <w:pPr>
+        <w:ind w:left="3600" w:hanging="360"/>
+      </w:pPr>
+    </w:lvl>
+    <w:lvl w:ilvl="5" w:tplc="0809001B" w:tentative="1">
+      <w:start w:val="1"/>
+      <w:numFmt w:val="lowerRoman"/>
+      <w:lvlText w:val="%6."/>
+      <w:lvlJc w:val="right"/>
+      <w:pPr>
+        <w:ind w:left="4320" w:hanging="180"/>
+      </w:pPr>
+    </w:lvl>
+    <w:lvl w:ilvl="6" w:tplc="0809000F" w:tentative="1">
+      <w:start w:val="1"/>
+      <w:numFmt w:val="decimal"/>
+      <w:lvlText w:val="%7."/>
+      <w:lvlJc w:val="left"/>
+      <w:pPr>
+        <w:ind w:left="5040" w:hanging="360"/>
+      </w:pPr>
+    </w:lvl>
+    <w:lvl w:ilvl="7" w:tplc="08090019" w:tentative="1">
+      <w:start w:val="1"/>
+      <w:numFmt w:val="lowerLetter"/>
+      <w:lvlText w:val="%8."/>
+      <w:lvlJc w:val="left"/>
+      <w:pPr>
+        <w:ind w:left="5760" w:hanging="360"/>
+      </w:pPr>
+    </w:lvl>
+    <w:lvl w:ilvl="8" w:tplc="0809001B" w:tentative="1">
+      <w:start w:val="1"/>
+      <w:numFmt w:val="lowerRoman"/>
+      <w:lvlText w:val="%9."/>
+      <w:lvlJc w:val="right"/>
+      <w:pPr>
+        <w:ind w:left="6480" w:hanging="180"/>
+      </w:pPr>
+    </w:lvl>
+  </w:abstractNum>
+  <w:abstractNum w:abstractNumId="25" w15:restartNumberingAfterBreak="0">
+    <w:nsid w:val="54C67551"/>
+    <w:multiLevelType w:val="multilevel"/>
+    <w:tmpl w:val="C310D4A8"/>
+    <w:lvl w:ilvl="0">
+      <w:start w:val="1"/>
+      <w:numFmt w:val="bullet"/>
+      <w:lvlText w:val=""/>
+      <w:lvlJc w:val="left"/>
+      <w:pPr>
+        <w:tabs>
+          <w:tab w:val="num" w:pos="1080"/>
+        </w:tabs>
+        <w:ind w:left="1080" w:hanging="360"/>
+      </w:pPr>
+      <w:rPr>
         <w:rFonts w:ascii="Symbol" w:hAnsi="Symbol" w:hint="default"/>
         <w:sz w:val="20"/>
       </w:rPr>
@@ -7390,9 +8822,9 @@
       <w:lvlJc w:val="left"/>
       <w:pPr>
         <w:tabs>
-          <w:tab w:val="num" w:pos="1440"/>
-        </w:tabs>
-        <w:ind w:left="1440" w:hanging="360"/>
+          <w:tab w:val="num" w:pos="1800"/>
+        </w:tabs>
+        <w:ind w:left="1800" w:hanging="360"/>
       </w:pPr>
       <w:rPr>
         <w:rFonts w:ascii="Courier New" w:hAnsi="Courier New" w:hint="default"/>
@@ -7406,9 +8838,9 @@
       <w:lvlJc w:val="left"/>
       <w:pPr>
         <w:tabs>
-          <w:tab w:val="num" w:pos="2160"/>
-        </w:tabs>
-        <w:ind w:left="2160" w:hanging="360"/>
+          <w:tab w:val="num" w:pos="2520"/>
+        </w:tabs>
+        <w:ind w:left="2520" w:hanging="360"/>
       </w:pPr>
       <w:rPr>
         <w:rFonts w:ascii="Wingdings" w:hAnsi="Wingdings" w:hint="default"/>
@@ -7422,9 +8854,9 @@
       <w:lvlJc w:val="left"/>
       <w:pPr>
         <w:tabs>
-          <w:tab w:val="num" w:pos="2880"/>
-        </w:tabs>
-        <w:ind w:left="2880" w:hanging="360"/>
+          <w:tab w:val="num" w:pos="3240"/>
+        </w:tabs>
+        <w:ind w:left="3240" w:hanging="360"/>
       </w:pPr>
       <w:rPr>
         <w:rFonts w:ascii="Wingdings" w:hAnsi="Wingdings" w:hint="default"/>
@@ -7438,9 +8870,9 @@
       <w:lvlJc w:val="left"/>
       <w:pPr>
         <w:tabs>
-          <w:tab w:val="num" w:pos="3600"/>
-        </w:tabs>
-        <w:ind w:left="3600" w:hanging="360"/>
+          <w:tab w:val="num" w:pos="3960"/>
+        </w:tabs>
+        <w:ind w:left="3960" w:hanging="360"/>
       </w:pPr>
       <w:rPr>
         <w:rFonts w:ascii="Wingdings" w:hAnsi="Wingdings" w:hint="default"/>
@@ -7454,9 +8886,9 @@
       <w:lvlJc w:val="left"/>
       <w:pPr>
         <w:tabs>
-          <w:tab w:val="num" w:pos="4320"/>
-        </w:tabs>
-        <w:ind w:left="4320" w:hanging="360"/>
+          <w:tab w:val="num" w:pos="4680"/>
+        </w:tabs>
+        <w:ind w:left="4680" w:hanging="360"/>
       </w:pPr>
       <w:rPr>
         <w:rFonts w:ascii="Wingdings" w:hAnsi="Wingdings" w:hint="default"/>
@@ -7470,9 +8902,9 @@
       <w:lvlJc w:val="left"/>
       <w:pPr>
         <w:tabs>
-          <w:tab w:val="num" w:pos="5040"/>
-        </w:tabs>
-        <w:ind w:left="5040" w:hanging="360"/>
+          <w:tab w:val="num" w:pos="5400"/>
+        </w:tabs>
+        <w:ind w:left="5400" w:hanging="360"/>
       </w:pPr>
       <w:rPr>
         <w:rFonts w:ascii="Wingdings" w:hAnsi="Wingdings" w:hint="default"/>
@@ -7486,9 +8918,9 @@
       <w:lvlJc w:val="left"/>
       <w:pPr>
         <w:tabs>
-          <w:tab w:val="num" w:pos="5760"/>
-        </w:tabs>
-        <w:ind w:left="5760" w:hanging="360"/>
+          <w:tab w:val="num" w:pos="6120"/>
+        </w:tabs>
+        <w:ind w:left="6120" w:hanging="360"/>
       </w:pPr>
       <w:rPr>
         <w:rFonts w:ascii="Wingdings" w:hAnsi="Wingdings" w:hint="default"/>
@@ -7502,9 +8934,9 @@
       <w:lvlJc w:val="left"/>
       <w:pPr>
         <w:tabs>
-          <w:tab w:val="num" w:pos="6480"/>
-        </w:tabs>
-        <w:ind w:left="6480" w:hanging="360"/>
+          <w:tab w:val="num" w:pos="6840"/>
+        </w:tabs>
+        <w:ind w:left="6840" w:hanging="360"/>
       </w:pPr>
       <w:rPr>
         <w:rFonts w:ascii="Wingdings" w:hAnsi="Wingdings" w:hint="default"/>
@@ -7512,7 +8944,156 @@
       </w:rPr>
     </w:lvl>
   </w:abstractNum>
-  <w:abstractNum w:abstractNumId="17" w15:restartNumberingAfterBreak="0">
+  <w:abstractNum w:abstractNumId="26" w15:restartNumberingAfterBreak="0">
+    <w:nsid w:val="5A496067"/>
+    <w:multiLevelType w:val="multilevel"/>
+    <w:tmpl w:val="C310D4A8"/>
+    <w:lvl w:ilvl="0">
+      <w:start w:val="1"/>
+      <w:numFmt w:val="bullet"/>
+      <w:lvlText w:val=""/>
+      <w:lvlJc w:val="left"/>
+      <w:pPr>
+        <w:tabs>
+          <w:tab w:val="num" w:pos="1080"/>
+        </w:tabs>
+        <w:ind w:left="1080" w:hanging="360"/>
+      </w:pPr>
+      <w:rPr>
+        <w:rFonts w:ascii="Symbol" w:hAnsi="Symbol" w:hint="default"/>
+        <w:sz w:val="20"/>
+      </w:rPr>
+    </w:lvl>
+    <w:lvl w:ilvl="1" w:tentative="1">
+      <w:start w:val="1"/>
+      <w:numFmt w:val="bullet"/>
+      <w:lvlText w:val="o"/>
+      <w:lvlJc w:val="left"/>
+      <w:pPr>
+        <w:tabs>
+          <w:tab w:val="num" w:pos="1800"/>
+        </w:tabs>
+        <w:ind w:left="1800" w:hanging="360"/>
+      </w:pPr>
+      <w:rPr>
+        <w:rFonts w:ascii="Courier New" w:hAnsi="Courier New" w:hint="default"/>
+        <w:sz w:val="20"/>
+      </w:rPr>
+    </w:lvl>
+    <w:lvl w:ilvl="2" w:tentative="1">
+      <w:start w:val="1"/>
+      <w:numFmt w:val="bullet"/>
+      <w:lvlText w:val=""/>
+      <w:lvlJc w:val="left"/>
+      <w:pPr>
+        <w:tabs>
+          <w:tab w:val="num" w:pos="2520"/>
+        </w:tabs>
+        <w:ind w:left="2520" w:hanging="360"/>
+      </w:pPr>
+      <w:rPr>
+        <w:rFonts w:ascii="Wingdings" w:hAnsi="Wingdings" w:hint="default"/>
+        <w:sz w:val="20"/>
+      </w:rPr>
+    </w:lvl>
+    <w:lvl w:ilvl="3" w:tentative="1">
+      <w:start w:val="1"/>
+      <w:numFmt w:val="bullet"/>
+      <w:lvlText w:val=""/>
+      <w:lvlJc w:val="left"/>
+      <w:pPr>
+        <w:tabs>
+          <w:tab w:val="num" w:pos="3240"/>
+        </w:tabs>
+        <w:ind w:left="3240" w:hanging="360"/>
+      </w:pPr>
+      <w:rPr>
+        <w:rFonts w:ascii="Wingdings" w:hAnsi="Wingdings" w:hint="default"/>
+        <w:sz w:val="20"/>
+      </w:rPr>
+    </w:lvl>
+    <w:lvl w:ilvl="4" w:tentative="1">
+      <w:start w:val="1"/>
+      <w:numFmt w:val="bullet"/>
+      <w:lvlText w:val=""/>
+      <w:lvlJc w:val="left"/>
+      <w:pPr>
+        <w:tabs>
+          <w:tab w:val="num" w:pos="3960"/>
+        </w:tabs>
+        <w:ind w:left="3960" w:hanging="360"/>
+      </w:pPr>
+      <w:rPr>
+        <w:rFonts w:ascii="Wingdings" w:hAnsi="Wingdings" w:hint="default"/>
+        <w:sz w:val="20"/>
+      </w:rPr>
+    </w:lvl>
+    <w:lvl w:ilvl="5" w:tentative="1">
+      <w:start w:val="1"/>
+      <w:numFmt w:val="bullet"/>
+      <w:lvlText w:val=""/>
+      <w:lvlJc w:val="left"/>
+      <w:pPr>
+        <w:tabs>
+          <w:tab w:val="num" w:pos="4680"/>
+        </w:tabs>
+        <w:ind w:left="4680" w:hanging="360"/>
+      </w:pPr>
+      <w:rPr>
+        <w:rFonts w:ascii="Wingdings" w:hAnsi="Wingdings" w:hint="default"/>
+        <w:sz w:val="20"/>
+      </w:rPr>
+    </w:lvl>
+    <w:lvl w:ilvl="6" w:tentative="1">
+      <w:start w:val="1"/>
+      <w:numFmt w:val="bullet"/>
+      <w:lvlText w:val=""/>
+      <w:lvlJc w:val="left"/>
+      <w:pPr>
+        <w:tabs>
+          <w:tab w:val="num" w:pos="5400"/>
+        </w:tabs>
+        <w:ind w:left="5400" w:hanging="360"/>
+      </w:pPr>
+      <w:rPr>
+        <w:rFonts w:ascii="Wingdings" w:hAnsi="Wingdings" w:hint="default"/>
+        <w:sz w:val="20"/>
+      </w:rPr>
+    </w:lvl>
+    <w:lvl w:ilvl="7" w:tentative="1">
+      <w:start w:val="1"/>
+      <w:numFmt w:val="bullet"/>
+      <w:lvlText w:val=""/>
+      <w:lvlJc w:val="left"/>
+      <w:pPr>
+        <w:tabs>
+          <w:tab w:val="num" w:pos="6120"/>
+        </w:tabs>
+        <w:ind w:left="6120" w:hanging="360"/>
+      </w:pPr>
+      <w:rPr>
+        <w:rFonts w:ascii="Wingdings" w:hAnsi="Wingdings" w:hint="default"/>
+        <w:sz w:val="20"/>
+      </w:rPr>
+    </w:lvl>
+    <w:lvl w:ilvl="8" w:tentative="1">
+      <w:start w:val="1"/>
+      <w:numFmt w:val="bullet"/>
+      <w:lvlText w:val=""/>
+      <w:lvlJc w:val="left"/>
+      <w:pPr>
+        <w:tabs>
+          <w:tab w:val="num" w:pos="6840"/>
+        </w:tabs>
+        <w:ind w:left="6840" w:hanging="360"/>
+      </w:pPr>
+      <w:rPr>
+        <w:rFonts w:ascii="Wingdings" w:hAnsi="Wingdings" w:hint="default"/>
+        <w:sz w:val="20"/>
+      </w:rPr>
+    </w:lvl>
+  </w:abstractNum>
+  <w:abstractNum w:abstractNumId="27" w15:restartNumberingAfterBreak="0">
     <w:nsid w:val="5DE27AB5"/>
     <w:multiLevelType w:val="multilevel"/>
     <w:tmpl w:val="A56A6080"/>
@@ -7523,9 +9104,9 @@
       <w:lvlJc w:val="left"/>
       <w:pPr>
         <w:tabs>
-          <w:tab w:val="num" w:pos="720"/>
-        </w:tabs>
-        <w:ind w:left="720" w:hanging="360"/>
+          <w:tab w:val="num" w:pos="1080"/>
+        </w:tabs>
+        <w:ind w:left="1080" w:hanging="360"/>
       </w:pPr>
       <w:rPr>
         <w:rFonts w:ascii="Symbol" w:hAnsi="Symbol" w:hint="default"/>
@@ -7539,9 +9120,9 @@
       <w:lvlJc w:val="left"/>
       <w:pPr>
         <w:tabs>
-          <w:tab w:val="num" w:pos="1440"/>
-        </w:tabs>
-        <w:ind w:left="1440" w:hanging="360"/>
+          <w:tab w:val="num" w:pos="1800"/>
+        </w:tabs>
+        <w:ind w:left="1800" w:hanging="360"/>
       </w:pPr>
       <w:rPr>
         <w:rFonts w:ascii="Courier New" w:hAnsi="Courier New" w:hint="default"/>
@@ -7555,9 +9136,9 @@
       <w:lvlJc w:val="left"/>
       <w:pPr>
         <w:tabs>
-          <w:tab w:val="num" w:pos="2160"/>
-        </w:tabs>
-        <w:ind w:left="2160" w:hanging="360"/>
+          <w:tab w:val="num" w:pos="2520"/>
+        </w:tabs>
+        <w:ind w:left="2520" w:hanging="360"/>
       </w:pPr>
       <w:rPr>
         <w:rFonts w:ascii="Wingdings" w:hAnsi="Wingdings" w:hint="default"/>
@@ -7571,9 +9152,9 @@
       <w:lvlJc w:val="left"/>
       <w:pPr>
         <w:tabs>
-          <w:tab w:val="num" w:pos="2880"/>
-        </w:tabs>
-        <w:ind w:left="2880" w:hanging="360"/>
+          <w:tab w:val="num" w:pos="3240"/>
+        </w:tabs>
+        <w:ind w:left="3240" w:hanging="360"/>
       </w:pPr>
       <w:rPr>
         <w:rFonts w:ascii="Wingdings" w:hAnsi="Wingdings" w:hint="default"/>
@@ -7587,9 +9168,9 @@
       <w:lvlJc w:val="left"/>
       <w:pPr>
         <w:tabs>
-          <w:tab w:val="num" w:pos="3600"/>
-        </w:tabs>
-        <w:ind w:left="3600" w:hanging="360"/>
+          <w:tab w:val="num" w:pos="3960"/>
+        </w:tabs>
+        <w:ind w:left="3960" w:hanging="360"/>
       </w:pPr>
       <w:rPr>
         <w:rFonts w:ascii="Wingdings" w:hAnsi="Wingdings" w:hint="default"/>
@@ -7603,9 +9184,9 @@
       <w:lvlJc w:val="left"/>
       <w:pPr>
         <w:tabs>
-          <w:tab w:val="num" w:pos="4320"/>
-        </w:tabs>
-        <w:ind w:left="4320" w:hanging="360"/>
+          <w:tab w:val="num" w:pos="4680"/>
+        </w:tabs>
+        <w:ind w:left="4680" w:hanging="360"/>
       </w:pPr>
       <w:rPr>
         <w:rFonts w:ascii="Wingdings" w:hAnsi="Wingdings" w:hint="default"/>
@@ -7619,9 +9200,9 @@
       <w:lvlJc w:val="left"/>
       <w:pPr>
         <w:tabs>
-          <w:tab w:val="num" w:pos="5040"/>
-        </w:tabs>
-        <w:ind w:left="5040" w:hanging="360"/>
+          <w:tab w:val="num" w:pos="5400"/>
+        </w:tabs>
+        <w:ind w:left="5400" w:hanging="360"/>
       </w:pPr>
       <w:rPr>
         <w:rFonts w:ascii="Wingdings" w:hAnsi="Wingdings" w:hint="default"/>
@@ -7635,9 +9216,9 @@
       <w:lvlJc w:val="left"/>
       <w:pPr>
         <w:tabs>
-          <w:tab w:val="num" w:pos="5760"/>
-        </w:tabs>
-        <w:ind w:left="5760" w:hanging="360"/>
+          <w:tab w:val="num" w:pos="6120"/>
+        </w:tabs>
+        <w:ind w:left="6120" w:hanging="360"/>
       </w:pPr>
       <w:rPr>
         <w:rFonts w:ascii="Wingdings" w:hAnsi="Wingdings" w:hint="default"/>
@@ -7651,9 +9232,9 @@
       <w:lvlJc w:val="left"/>
       <w:pPr>
         <w:tabs>
-          <w:tab w:val="num" w:pos="6480"/>
-        </w:tabs>
-        <w:ind w:left="6480" w:hanging="360"/>
+          <w:tab w:val="num" w:pos="6840"/>
+        </w:tabs>
+        <w:ind w:left="6840" w:hanging="360"/>
       </w:pPr>
       <w:rPr>
         <w:rFonts w:ascii="Wingdings" w:hAnsi="Wingdings" w:hint="default"/>
@@ -7661,7 +9242,7 @@
       </w:rPr>
     </w:lvl>
   </w:abstractNum>
-  <w:abstractNum w:abstractNumId="18" w15:restartNumberingAfterBreak="0">
+  <w:abstractNum w:abstractNumId="28" w15:restartNumberingAfterBreak="0">
     <w:nsid w:val="6DBC0489"/>
     <w:multiLevelType w:val="multilevel"/>
     <w:tmpl w:val="3C1AFDFA"/>
@@ -7672,9 +9253,9 @@
       <w:lvlJc w:val="left"/>
       <w:pPr>
         <w:tabs>
-          <w:tab w:val="num" w:pos="720"/>
-        </w:tabs>
-        <w:ind w:left="720" w:hanging="360"/>
+          <w:tab w:val="num" w:pos="1080"/>
+        </w:tabs>
+        <w:ind w:left="1080" w:hanging="360"/>
       </w:pPr>
       <w:rPr>
         <w:rFonts w:ascii="Symbol" w:hAnsi="Symbol" w:hint="default"/>
@@ -7688,9 +9269,9 @@
       <w:lvlJc w:val="left"/>
       <w:pPr>
         <w:tabs>
-          <w:tab w:val="num" w:pos="1440"/>
-        </w:tabs>
-        <w:ind w:left="1440" w:hanging="360"/>
+          <w:tab w:val="num" w:pos="1800"/>
+        </w:tabs>
+        <w:ind w:left="1800" w:hanging="360"/>
       </w:pPr>
       <w:rPr>
         <w:rFonts w:ascii="Courier New" w:hAnsi="Courier New" w:hint="default"/>
@@ -7704,9 +9285,9 @@
       <w:lvlJc w:val="left"/>
       <w:pPr>
         <w:tabs>
-          <w:tab w:val="num" w:pos="2160"/>
-        </w:tabs>
-        <w:ind w:left="2160" w:hanging="360"/>
+          <w:tab w:val="num" w:pos="2520"/>
+        </w:tabs>
+        <w:ind w:left="2520" w:hanging="360"/>
       </w:pPr>
       <w:rPr>
         <w:rFonts w:ascii="Wingdings" w:hAnsi="Wingdings" w:hint="default"/>
@@ -7720,9 +9301,9 @@
       <w:lvlJc w:val="left"/>
       <w:pPr>
         <w:tabs>
-          <w:tab w:val="num" w:pos="2880"/>
-        </w:tabs>
-        <w:ind w:left="2880" w:hanging="360"/>
+          <w:tab w:val="num" w:pos="3240"/>
+        </w:tabs>
+        <w:ind w:left="3240" w:hanging="360"/>
       </w:pPr>
       <w:rPr>
         <w:rFonts w:ascii="Wingdings" w:hAnsi="Wingdings" w:hint="default"/>
@@ -7736,9 +9317,9 @@
       <w:lvlJc w:val="left"/>
       <w:pPr>
         <w:tabs>
-          <w:tab w:val="num" w:pos="3600"/>
-        </w:tabs>
-        <w:ind w:left="3600" w:hanging="360"/>
+          <w:tab w:val="num" w:pos="3960"/>
+        </w:tabs>
+        <w:ind w:left="3960" w:hanging="360"/>
       </w:pPr>
       <w:rPr>
         <w:rFonts w:ascii="Wingdings" w:hAnsi="Wingdings" w:hint="default"/>
@@ -7752,9 +9333,9 @@
       <w:lvlJc w:val="left"/>
       <w:pPr>
         <w:tabs>
-          <w:tab w:val="num" w:pos="4320"/>
-        </w:tabs>
-        <w:ind w:left="4320" w:hanging="360"/>
+          <w:tab w:val="num" w:pos="4680"/>
+        </w:tabs>
+        <w:ind w:left="4680" w:hanging="360"/>
       </w:pPr>
       <w:rPr>
         <w:rFonts w:ascii="Wingdings" w:hAnsi="Wingdings" w:hint="default"/>
@@ -7768,9 +9349,9 @@
       <w:lvlJc w:val="left"/>
       <w:pPr>
         <w:tabs>
-          <w:tab w:val="num" w:pos="5040"/>
-        </w:tabs>
-        <w:ind w:left="5040" w:hanging="360"/>
+          <w:tab w:val="num" w:pos="5400"/>
+        </w:tabs>
+        <w:ind w:left="5400" w:hanging="360"/>
       </w:pPr>
       <w:rPr>
         <w:rFonts w:ascii="Wingdings" w:hAnsi="Wingdings" w:hint="default"/>
@@ -7784,9 +9365,9 @@
       <w:lvlJc w:val="left"/>
       <w:pPr>
         <w:tabs>
-          <w:tab w:val="num" w:pos="5760"/>
-        </w:tabs>
-        <w:ind w:left="5760" w:hanging="360"/>
+          <w:tab w:val="num" w:pos="6120"/>
+        </w:tabs>
+        <w:ind w:left="6120" w:hanging="360"/>
       </w:pPr>
       <w:rPr>
         <w:rFonts w:ascii="Wingdings" w:hAnsi="Wingdings" w:hint="default"/>
@@ -7800,9 +9381,456 @@
       <w:lvlJc w:val="left"/>
       <w:pPr>
         <w:tabs>
-          <w:tab w:val="num" w:pos="6480"/>
-        </w:tabs>
-        <w:ind w:left="6480" w:hanging="360"/>
+          <w:tab w:val="num" w:pos="6840"/>
+        </w:tabs>
+        <w:ind w:left="6840" w:hanging="360"/>
+      </w:pPr>
+      <w:rPr>
+        <w:rFonts w:ascii="Wingdings" w:hAnsi="Wingdings" w:hint="default"/>
+        <w:sz w:val="20"/>
+      </w:rPr>
+    </w:lvl>
+  </w:abstractNum>
+  <w:abstractNum w:abstractNumId="29" w15:restartNumberingAfterBreak="0">
+    <w:nsid w:val="6E964BC4"/>
+    <w:multiLevelType w:val="multilevel"/>
+    <w:tmpl w:val="4F82A0C8"/>
+    <w:lvl w:ilvl="0">
+      <w:start w:val="1"/>
+      <w:numFmt w:val="bullet"/>
+      <w:lvlText w:val=""/>
+      <w:lvlJc w:val="left"/>
+      <w:pPr>
+        <w:tabs>
+          <w:tab w:val="num" w:pos="1080"/>
+        </w:tabs>
+        <w:ind w:left="1080" w:hanging="360"/>
+      </w:pPr>
+      <w:rPr>
+        <w:rFonts w:ascii="Symbol" w:hAnsi="Symbol" w:hint="default"/>
+        <w:sz w:val="20"/>
+      </w:rPr>
+    </w:lvl>
+    <w:lvl w:ilvl="1" w:tentative="1">
+      <w:start w:val="1"/>
+      <w:numFmt w:val="bullet"/>
+      <w:lvlText w:val="o"/>
+      <w:lvlJc w:val="left"/>
+      <w:pPr>
+        <w:tabs>
+          <w:tab w:val="num" w:pos="1800"/>
+        </w:tabs>
+        <w:ind w:left="1800" w:hanging="360"/>
+      </w:pPr>
+      <w:rPr>
+        <w:rFonts w:ascii="Courier New" w:hAnsi="Courier New" w:hint="default"/>
+        <w:sz w:val="20"/>
+      </w:rPr>
+    </w:lvl>
+    <w:lvl w:ilvl="2" w:tentative="1">
+      <w:start w:val="1"/>
+      <w:numFmt w:val="bullet"/>
+      <w:lvlText w:val=""/>
+      <w:lvlJc w:val="left"/>
+      <w:pPr>
+        <w:tabs>
+          <w:tab w:val="num" w:pos="2520"/>
+        </w:tabs>
+        <w:ind w:left="2520" w:hanging="360"/>
+      </w:pPr>
+      <w:rPr>
+        <w:rFonts w:ascii="Wingdings" w:hAnsi="Wingdings" w:hint="default"/>
+        <w:sz w:val="20"/>
+      </w:rPr>
+    </w:lvl>
+    <w:lvl w:ilvl="3" w:tentative="1">
+      <w:start w:val="1"/>
+      <w:numFmt w:val="bullet"/>
+      <w:lvlText w:val=""/>
+      <w:lvlJc w:val="left"/>
+      <w:pPr>
+        <w:tabs>
+          <w:tab w:val="num" w:pos="3240"/>
+        </w:tabs>
+        <w:ind w:left="3240" w:hanging="360"/>
+      </w:pPr>
+      <w:rPr>
+        <w:rFonts w:ascii="Wingdings" w:hAnsi="Wingdings" w:hint="default"/>
+        <w:sz w:val="20"/>
+      </w:rPr>
+    </w:lvl>
+    <w:lvl w:ilvl="4" w:tentative="1">
+      <w:start w:val="1"/>
+      <w:numFmt w:val="bullet"/>
+      <w:lvlText w:val=""/>
+      <w:lvlJc w:val="left"/>
+      <w:pPr>
+        <w:tabs>
+          <w:tab w:val="num" w:pos="3960"/>
+        </w:tabs>
+        <w:ind w:left="3960" w:hanging="360"/>
+      </w:pPr>
+      <w:rPr>
+        <w:rFonts w:ascii="Wingdings" w:hAnsi="Wingdings" w:hint="default"/>
+        <w:sz w:val="20"/>
+      </w:rPr>
+    </w:lvl>
+    <w:lvl w:ilvl="5" w:tentative="1">
+      <w:start w:val="1"/>
+      <w:numFmt w:val="bullet"/>
+      <w:lvlText w:val=""/>
+      <w:lvlJc w:val="left"/>
+      <w:pPr>
+        <w:tabs>
+          <w:tab w:val="num" w:pos="4680"/>
+        </w:tabs>
+        <w:ind w:left="4680" w:hanging="360"/>
+      </w:pPr>
+      <w:rPr>
+        <w:rFonts w:ascii="Wingdings" w:hAnsi="Wingdings" w:hint="default"/>
+        <w:sz w:val="20"/>
+      </w:rPr>
+    </w:lvl>
+    <w:lvl w:ilvl="6" w:tentative="1">
+      <w:start w:val="1"/>
+      <w:numFmt w:val="bullet"/>
+      <w:lvlText w:val=""/>
+      <w:lvlJc w:val="left"/>
+      <w:pPr>
+        <w:tabs>
+          <w:tab w:val="num" w:pos="5400"/>
+        </w:tabs>
+        <w:ind w:left="5400" w:hanging="360"/>
+      </w:pPr>
+      <w:rPr>
+        <w:rFonts w:ascii="Wingdings" w:hAnsi="Wingdings" w:hint="default"/>
+        <w:sz w:val="20"/>
+      </w:rPr>
+    </w:lvl>
+    <w:lvl w:ilvl="7" w:tentative="1">
+      <w:start w:val="1"/>
+      <w:numFmt w:val="bullet"/>
+      <w:lvlText w:val=""/>
+      <w:lvlJc w:val="left"/>
+      <w:pPr>
+        <w:tabs>
+          <w:tab w:val="num" w:pos="6120"/>
+        </w:tabs>
+        <w:ind w:left="6120" w:hanging="360"/>
+      </w:pPr>
+      <w:rPr>
+        <w:rFonts w:ascii="Wingdings" w:hAnsi="Wingdings" w:hint="default"/>
+        <w:sz w:val="20"/>
+      </w:rPr>
+    </w:lvl>
+    <w:lvl w:ilvl="8" w:tentative="1">
+      <w:start w:val="1"/>
+      <w:numFmt w:val="bullet"/>
+      <w:lvlText w:val=""/>
+      <w:lvlJc w:val="left"/>
+      <w:pPr>
+        <w:tabs>
+          <w:tab w:val="num" w:pos="6840"/>
+        </w:tabs>
+        <w:ind w:left="6840" w:hanging="360"/>
+      </w:pPr>
+      <w:rPr>
+        <w:rFonts w:ascii="Wingdings" w:hAnsi="Wingdings" w:hint="default"/>
+        <w:sz w:val="20"/>
+      </w:rPr>
+    </w:lvl>
+  </w:abstractNum>
+  <w:abstractNum w:abstractNumId="30" w15:restartNumberingAfterBreak="0">
+    <w:nsid w:val="7D416CE8"/>
+    <w:multiLevelType w:val="multilevel"/>
+    <w:tmpl w:val="C310D4A8"/>
+    <w:lvl w:ilvl="0">
+      <w:start w:val="1"/>
+      <w:numFmt w:val="bullet"/>
+      <w:lvlText w:val=""/>
+      <w:lvlJc w:val="left"/>
+      <w:pPr>
+        <w:tabs>
+          <w:tab w:val="num" w:pos="1080"/>
+        </w:tabs>
+        <w:ind w:left="1080" w:hanging="360"/>
+      </w:pPr>
+      <w:rPr>
+        <w:rFonts w:ascii="Symbol" w:hAnsi="Symbol" w:hint="default"/>
+        <w:sz w:val="20"/>
+      </w:rPr>
+    </w:lvl>
+    <w:lvl w:ilvl="1" w:tentative="1">
+      <w:start w:val="1"/>
+      <w:numFmt w:val="bullet"/>
+      <w:lvlText w:val="o"/>
+      <w:lvlJc w:val="left"/>
+      <w:pPr>
+        <w:tabs>
+          <w:tab w:val="num" w:pos="1800"/>
+        </w:tabs>
+        <w:ind w:left="1800" w:hanging="360"/>
+      </w:pPr>
+      <w:rPr>
+        <w:rFonts w:ascii="Courier New" w:hAnsi="Courier New" w:hint="default"/>
+        <w:sz w:val="20"/>
+      </w:rPr>
+    </w:lvl>
+    <w:lvl w:ilvl="2" w:tentative="1">
+      <w:start w:val="1"/>
+      <w:numFmt w:val="bullet"/>
+      <w:lvlText w:val=""/>
+      <w:lvlJc w:val="left"/>
+      <w:pPr>
+        <w:tabs>
+          <w:tab w:val="num" w:pos="2520"/>
+        </w:tabs>
+        <w:ind w:left="2520" w:hanging="360"/>
+      </w:pPr>
+      <w:rPr>
+        <w:rFonts w:ascii="Wingdings" w:hAnsi="Wingdings" w:hint="default"/>
+        <w:sz w:val="20"/>
+      </w:rPr>
+    </w:lvl>
+    <w:lvl w:ilvl="3" w:tentative="1">
+      <w:start w:val="1"/>
+      <w:numFmt w:val="bullet"/>
+      <w:lvlText w:val=""/>
+      <w:lvlJc w:val="left"/>
+      <w:pPr>
+        <w:tabs>
+          <w:tab w:val="num" w:pos="3240"/>
+        </w:tabs>
+        <w:ind w:left="3240" w:hanging="360"/>
+      </w:pPr>
+      <w:rPr>
+        <w:rFonts w:ascii="Wingdings" w:hAnsi="Wingdings" w:hint="default"/>
+        <w:sz w:val="20"/>
+      </w:rPr>
+    </w:lvl>
+    <w:lvl w:ilvl="4" w:tentative="1">
+      <w:start w:val="1"/>
+      <w:numFmt w:val="bullet"/>
+      <w:lvlText w:val=""/>
+      <w:lvlJc w:val="left"/>
+      <w:pPr>
+        <w:tabs>
+          <w:tab w:val="num" w:pos="3960"/>
+        </w:tabs>
+        <w:ind w:left="3960" w:hanging="360"/>
+      </w:pPr>
+      <w:rPr>
+        <w:rFonts w:ascii="Wingdings" w:hAnsi="Wingdings" w:hint="default"/>
+        <w:sz w:val="20"/>
+      </w:rPr>
+    </w:lvl>
+    <w:lvl w:ilvl="5" w:tentative="1">
+      <w:start w:val="1"/>
+      <w:numFmt w:val="bullet"/>
+      <w:lvlText w:val=""/>
+      <w:lvlJc w:val="left"/>
+      <w:pPr>
+        <w:tabs>
+          <w:tab w:val="num" w:pos="4680"/>
+        </w:tabs>
+        <w:ind w:left="4680" w:hanging="360"/>
+      </w:pPr>
+      <w:rPr>
+        <w:rFonts w:ascii="Wingdings" w:hAnsi="Wingdings" w:hint="default"/>
+        <w:sz w:val="20"/>
+      </w:rPr>
+    </w:lvl>
+    <w:lvl w:ilvl="6" w:tentative="1">
+      <w:start w:val="1"/>
+      <w:numFmt w:val="bullet"/>
+      <w:lvlText w:val=""/>
+      <w:lvlJc w:val="left"/>
+      <w:pPr>
+        <w:tabs>
+          <w:tab w:val="num" w:pos="5400"/>
+        </w:tabs>
+        <w:ind w:left="5400" w:hanging="360"/>
+      </w:pPr>
+      <w:rPr>
+        <w:rFonts w:ascii="Wingdings" w:hAnsi="Wingdings" w:hint="default"/>
+        <w:sz w:val="20"/>
+      </w:rPr>
+    </w:lvl>
+    <w:lvl w:ilvl="7" w:tentative="1">
+      <w:start w:val="1"/>
+      <w:numFmt w:val="bullet"/>
+      <w:lvlText w:val=""/>
+      <w:lvlJc w:val="left"/>
+      <w:pPr>
+        <w:tabs>
+          <w:tab w:val="num" w:pos="6120"/>
+        </w:tabs>
+        <w:ind w:left="6120" w:hanging="360"/>
+      </w:pPr>
+      <w:rPr>
+        <w:rFonts w:ascii="Wingdings" w:hAnsi="Wingdings" w:hint="default"/>
+        <w:sz w:val="20"/>
+      </w:rPr>
+    </w:lvl>
+    <w:lvl w:ilvl="8" w:tentative="1">
+      <w:start w:val="1"/>
+      <w:numFmt w:val="bullet"/>
+      <w:lvlText w:val=""/>
+      <w:lvlJc w:val="left"/>
+      <w:pPr>
+        <w:tabs>
+          <w:tab w:val="num" w:pos="6840"/>
+        </w:tabs>
+        <w:ind w:left="6840" w:hanging="360"/>
+      </w:pPr>
+      <w:rPr>
+        <w:rFonts w:ascii="Wingdings" w:hAnsi="Wingdings" w:hint="default"/>
+        <w:sz w:val="20"/>
+      </w:rPr>
+    </w:lvl>
+  </w:abstractNum>
+  <w:abstractNum w:abstractNumId="31" w15:restartNumberingAfterBreak="0">
+    <w:nsid w:val="7E61348A"/>
+    <w:multiLevelType w:val="multilevel"/>
+    <w:tmpl w:val="C310D4A8"/>
+    <w:lvl w:ilvl="0">
+      <w:start w:val="1"/>
+      <w:numFmt w:val="bullet"/>
+      <w:lvlText w:val=""/>
+      <w:lvlJc w:val="left"/>
+      <w:pPr>
+        <w:tabs>
+          <w:tab w:val="num" w:pos="1080"/>
+        </w:tabs>
+        <w:ind w:left="1080" w:hanging="360"/>
+      </w:pPr>
+      <w:rPr>
+        <w:rFonts w:ascii="Symbol" w:hAnsi="Symbol" w:hint="default"/>
+        <w:sz w:val="20"/>
+      </w:rPr>
+    </w:lvl>
+    <w:lvl w:ilvl="1" w:tentative="1">
+      <w:start w:val="1"/>
+      <w:numFmt w:val="bullet"/>
+      <w:lvlText w:val="o"/>
+      <w:lvlJc w:val="left"/>
+      <w:pPr>
+        <w:tabs>
+          <w:tab w:val="num" w:pos="1800"/>
+        </w:tabs>
+        <w:ind w:left="1800" w:hanging="360"/>
+      </w:pPr>
+      <w:rPr>
+        <w:rFonts w:ascii="Courier New" w:hAnsi="Courier New" w:hint="default"/>
+        <w:sz w:val="20"/>
+      </w:rPr>
+    </w:lvl>
+    <w:lvl w:ilvl="2" w:tentative="1">
+      <w:start w:val="1"/>
+      <w:numFmt w:val="bullet"/>
+      <w:lvlText w:val=""/>
+      <w:lvlJc w:val="left"/>
+      <w:pPr>
+        <w:tabs>
+          <w:tab w:val="num" w:pos="2520"/>
+        </w:tabs>
+        <w:ind w:left="2520" w:hanging="360"/>
+      </w:pPr>
+      <w:rPr>
+        <w:rFonts w:ascii="Wingdings" w:hAnsi="Wingdings" w:hint="default"/>
+        <w:sz w:val="20"/>
+      </w:rPr>
+    </w:lvl>
+    <w:lvl w:ilvl="3" w:tentative="1">
+      <w:start w:val="1"/>
+      <w:numFmt w:val="bullet"/>
+      <w:lvlText w:val=""/>
+      <w:lvlJc w:val="left"/>
+      <w:pPr>
+        <w:tabs>
+          <w:tab w:val="num" w:pos="3240"/>
+        </w:tabs>
+        <w:ind w:left="3240" w:hanging="360"/>
+      </w:pPr>
+      <w:rPr>
+        <w:rFonts w:ascii="Wingdings" w:hAnsi="Wingdings" w:hint="default"/>
+        <w:sz w:val="20"/>
+      </w:rPr>
+    </w:lvl>
+    <w:lvl w:ilvl="4" w:tentative="1">
+      <w:start w:val="1"/>
+      <w:numFmt w:val="bullet"/>
+      <w:lvlText w:val=""/>
+      <w:lvlJc w:val="left"/>
+      <w:pPr>
+        <w:tabs>
+          <w:tab w:val="num" w:pos="3960"/>
+        </w:tabs>
+        <w:ind w:left="3960" w:hanging="360"/>
+      </w:pPr>
+      <w:rPr>
+        <w:rFonts w:ascii="Wingdings" w:hAnsi="Wingdings" w:hint="default"/>
+        <w:sz w:val="20"/>
+      </w:rPr>
+    </w:lvl>
+    <w:lvl w:ilvl="5" w:tentative="1">
+      <w:start w:val="1"/>
+      <w:numFmt w:val="bullet"/>
+      <w:lvlText w:val=""/>
+      <w:lvlJc w:val="left"/>
+      <w:pPr>
+        <w:tabs>
+          <w:tab w:val="num" w:pos="4680"/>
+        </w:tabs>
+        <w:ind w:left="4680" w:hanging="360"/>
+      </w:pPr>
+      <w:rPr>
+        <w:rFonts w:ascii="Wingdings" w:hAnsi="Wingdings" w:hint="default"/>
+        <w:sz w:val="20"/>
+      </w:rPr>
+    </w:lvl>
+    <w:lvl w:ilvl="6" w:tentative="1">
+      <w:start w:val="1"/>
+      <w:numFmt w:val="bullet"/>
+      <w:lvlText w:val=""/>
+      <w:lvlJc w:val="left"/>
+      <w:pPr>
+        <w:tabs>
+          <w:tab w:val="num" w:pos="5400"/>
+        </w:tabs>
+        <w:ind w:left="5400" w:hanging="360"/>
+      </w:pPr>
+      <w:rPr>
+        <w:rFonts w:ascii="Wingdings" w:hAnsi="Wingdings" w:hint="default"/>
+        <w:sz w:val="20"/>
+      </w:rPr>
+    </w:lvl>
+    <w:lvl w:ilvl="7" w:tentative="1">
+      <w:start w:val="1"/>
+      <w:numFmt w:val="bullet"/>
+      <w:lvlText w:val=""/>
+      <w:lvlJc w:val="left"/>
+      <w:pPr>
+        <w:tabs>
+          <w:tab w:val="num" w:pos="6120"/>
+        </w:tabs>
+        <w:ind w:left="6120" w:hanging="360"/>
+      </w:pPr>
+      <w:rPr>
+        <w:rFonts w:ascii="Wingdings" w:hAnsi="Wingdings" w:hint="default"/>
+        <w:sz w:val="20"/>
+      </w:rPr>
+    </w:lvl>
+    <w:lvl w:ilvl="8" w:tentative="1">
+      <w:start w:val="1"/>
+      <w:numFmt w:val="bullet"/>
+      <w:lvlText w:val=""/>
+      <w:lvlJc w:val="left"/>
+      <w:pPr>
+        <w:tabs>
+          <w:tab w:val="num" w:pos="6840"/>
+        </w:tabs>
+        <w:ind w:left="6840" w:hanging="360"/>
       </w:pPr>
       <w:rPr>
         <w:rFonts w:ascii="Wingdings" w:hAnsi="Wingdings" w:hint="default"/>
@@ -7811,61 +9839,100 @@
     </w:lvl>
   </w:abstractNum>
   <w:num w:numId="1">
+    <w:abstractNumId w:val="11"/>
+  </w:num>
+  <w:num w:numId="2">
+    <w:abstractNumId w:val="15"/>
+  </w:num>
+  <w:num w:numId="3">
+    <w:abstractNumId w:val="19"/>
+  </w:num>
+  <w:num w:numId="4">
+    <w:abstractNumId w:val="3"/>
+  </w:num>
+  <w:num w:numId="5">
+    <w:abstractNumId w:val="1"/>
+  </w:num>
+  <w:num w:numId="6">
+    <w:abstractNumId w:val="22"/>
+  </w:num>
+  <w:num w:numId="7">
+    <w:abstractNumId w:val="21"/>
+  </w:num>
+  <w:num w:numId="8">
+    <w:abstractNumId w:val="28"/>
+  </w:num>
+  <w:num w:numId="9">
     <w:abstractNumId w:val="6"/>
   </w:num>
-  <w:num w:numId="2">
+  <w:num w:numId="10">
+    <w:abstractNumId w:val="14"/>
+  </w:num>
+  <w:num w:numId="11">
+    <w:abstractNumId w:val="2"/>
+  </w:num>
+  <w:num w:numId="12">
+    <w:abstractNumId w:val="20"/>
+  </w:num>
+  <w:num w:numId="13">
+    <w:abstractNumId w:val="12"/>
+  </w:num>
+  <w:num w:numId="14">
+    <w:abstractNumId w:val="7"/>
+  </w:num>
+  <w:num w:numId="15">
+    <w:abstractNumId w:val="23"/>
+  </w:num>
+  <w:num w:numId="16">
+    <w:abstractNumId w:val="27"/>
+  </w:num>
+  <w:num w:numId="17">
+    <w:abstractNumId w:val="16"/>
+  </w:num>
+  <w:num w:numId="18">
     <w:abstractNumId w:val="10"/>
   </w:num>
-  <w:num w:numId="3">
-    <w:abstractNumId w:val="12"/>
+  <w:num w:numId="19">
+    <w:abstractNumId w:val="13"/>
   </w:num>
-  <w:num w:numId="4">
-    <w:abstractNumId w:val="2"/>
-  </w:num>
-  <w:num w:numId="5">
+  <w:num w:numId="20">
     <w:abstractNumId w:val="0"/>
   </w:num>
-  <w:num w:numId="6">
-    <w:abstractNumId w:val="15"/>
+  <w:num w:numId="21">
+    <w:abstractNumId w:val="24"/>
   </w:num>
-  <w:num w:numId="7">
-    <w:abstractNumId w:val="14"/>
+  <w:num w:numId="22">
+    <w:abstractNumId w:val="29"/>
   </w:num>
-  <w:num w:numId="8">
-    <w:abstractNumId w:val="18"/>
-  </w:num>
-  <w:num w:numId="9">
-    <w:abstractNumId w:val="3"/>
-  </w:num>
-  <w:num w:numId="10">
+  <w:num w:numId="23">
     <w:abstractNumId w:val="9"/>
   </w:num>
-  <w:num w:numId="11">
-    <w:abstractNumId w:val="1"/>
-  </w:num>
-  <w:num w:numId="12">
-    <w:abstractNumId w:val="13"/>
-  </w:num>
-  <w:num w:numId="13">
-    <w:abstractNumId w:val="7"/>
-  </w:num>
-  <w:num w:numId="14">
+  <w:num w:numId="24">
     <w:abstractNumId w:val="4"/>
   </w:num>
-  <w:num w:numId="15">
-    <w:abstractNumId w:val="16"/>
-  </w:num>
-  <w:num w:numId="16">
+  <w:num w:numId="25">
     <w:abstractNumId w:val="17"/>
   </w:num>
-  <w:num w:numId="17">
-    <w:abstractNumId w:val="11"/>
+  <w:num w:numId="26">
+    <w:abstractNumId w:val="31"/>
   </w:num>
-  <w:num w:numId="18">
+  <w:num w:numId="27">
     <w:abstractNumId w:val="5"/>
   </w:num>
-  <w:num w:numId="19">
+  <w:num w:numId="28">
+    <w:abstractNumId w:val="30"/>
+  </w:num>
+  <w:num w:numId="29">
+    <w:abstractNumId w:val="25"/>
+  </w:num>
+  <w:num w:numId="30">
+    <w:abstractNumId w:val="26"/>
+  </w:num>
+  <w:num w:numId="31">
     <w:abstractNumId w:val="8"/>
+  </w:num>
+  <w:num w:numId="32">
+    <w:abstractNumId w:val="18"/>
   </w:num>
 </w:numbering>
 </file>
@@ -8326,7 +10393,6 @@
     <w:next w:val="Normal"/>
     <w:link w:val="Heading3Char"/>
     <w:uiPriority w:val="9"/>
-    <w:semiHidden/>
     <w:unhideWhenUsed/>
     <w:qFormat/>
     <w:rsid w:val="00F54941"/>
@@ -8535,7 +10601,6 @@
     <w:basedOn w:val="DefaultParagraphFont"/>
     <w:link w:val="Heading3"/>
     <w:uiPriority w:val="9"/>
-    <w:semiHidden/>
     <w:rsid w:val="00F54941"/>
     <w:rPr>
       <w:caps/>

--- a/Section-6.docx
+++ b/Section-6.docx
@@ -1,6 +1,6 @@
 
 <file path=word/document.xml><?xml version="1.0" encoding="utf-8"?>
-<w:document xmlns:wpc="http://schemas.microsoft.com/office/word/2010/wordprocessingCanvas" xmlns:cx="http://schemas.microsoft.com/office/drawing/2014/chartex" xmlns:cx1="http://schemas.microsoft.com/office/drawing/2015/9/8/chartex" xmlns:cx2="http://schemas.microsoft.com/office/drawing/2015/10/21/chartex" xmlns:cx3="http://schemas.microsoft.com/office/drawing/2016/5/9/chartex" xmlns:cx4="http://schemas.microsoft.com/office/drawing/2016/5/10/chartex" xmlns:cx5="http://schemas.microsoft.com/office/drawing/2016/5/11/chartex" xmlns:cx6="http://schemas.microsoft.com/office/drawing/2016/5/12/chartex" xmlns:cx7="http://schemas.microsoft.com/office/drawing/2016/5/13/chartex" xmlns:cx8="http://schemas.microsoft.com/office/drawing/2016/5/14/chartex" xmlns:mc="http://schemas.openxmlformats.org/markup-compatibility/2006" xmlns:aink="http://schemas.microsoft.com/office/drawing/2016/ink" xmlns:am3d="http://schemas.microsoft.com/office/drawing/2017/model3d" xmlns:o="urn:schemas-microsoft-com:office:office" xmlns:r="http://schemas.openxmlformats.org/officeDocument/2006/relationships" xmlns:m="http://schemas.openxmlformats.org/officeDocument/2006/math" xmlns:v="urn:schemas-microsoft-com:vml" xmlns:wp14="http://schemas.microsoft.com/office/word/2010/wordprocessingDrawing" xmlns:wp="http://schemas.openxmlformats.org/drawingml/2006/wordprocessingDrawing" xmlns:w10="urn:schemas-microsoft-com:office:word" xmlns:w="http://schemas.openxmlformats.org/wordprocessingml/2006/main" xmlns:w14="http://schemas.microsoft.com/office/word/2010/wordml" xmlns:w15="http://schemas.microsoft.com/office/word/2012/wordml" xmlns:w16cex="http://schemas.microsoft.com/office/word/2018/wordml/cex" xmlns:w16cid="http://schemas.microsoft.com/office/word/2016/wordml/cid" xmlns:w16="http://schemas.microsoft.com/office/word/2018/wordml" xmlns:w16sdtdh="http://schemas.microsoft.com/office/word/2020/wordml/sdtdatahash" xmlns:w16se="http://schemas.microsoft.com/office/word/2015/wordml/symex" xmlns:wpg="http://schemas.microsoft.com/office/word/2010/wordprocessingGroup" xmlns:wpi="http://schemas.microsoft.com/office/word/2010/wordprocessingInk" xmlns:wne="http://schemas.microsoft.com/office/word/2006/wordml" xmlns:wps="http://schemas.microsoft.com/office/word/2010/wordprocessingShape" mc:Ignorable="w14 w15 w16se w16cid w16 w16cex w16sdtdh wp14">
+<w:document xmlns:wpc="http://schemas.microsoft.com/office/word/2010/wordprocessingCanvas" xmlns:cx="http://schemas.microsoft.com/office/drawing/2014/chartex" xmlns:cx1="http://schemas.microsoft.com/office/drawing/2015/9/8/chartex" xmlns:cx2="http://schemas.microsoft.com/office/drawing/2015/10/21/chartex" xmlns:cx3="http://schemas.microsoft.com/office/drawing/2016/5/9/chartex" xmlns:cx4="http://schemas.microsoft.com/office/drawing/2016/5/10/chartex" xmlns:cx5="http://schemas.microsoft.com/office/drawing/2016/5/11/chartex" xmlns:cx6="http://schemas.microsoft.com/office/drawing/2016/5/12/chartex" xmlns:cx7="http://schemas.microsoft.com/office/drawing/2016/5/13/chartex" xmlns:cx8="http://schemas.microsoft.com/office/drawing/2016/5/14/chartex" xmlns:mc="http://schemas.openxmlformats.org/markup-compatibility/2006" xmlns:aink="http://schemas.microsoft.com/office/drawing/2016/ink" xmlns:am3d="http://schemas.microsoft.com/office/drawing/2017/model3d" xmlns:o="urn:schemas-microsoft-com:office:office" xmlns:oel="http://schemas.microsoft.com/office/2019/extlst" xmlns:r="http://schemas.openxmlformats.org/officeDocument/2006/relationships" xmlns:m="http://schemas.openxmlformats.org/officeDocument/2006/math" xmlns:v="urn:schemas-microsoft-com:vml" xmlns:wp14="http://schemas.microsoft.com/office/word/2010/wordprocessingDrawing" xmlns:wp="http://schemas.openxmlformats.org/drawingml/2006/wordprocessingDrawing" xmlns:w10="urn:schemas-microsoft-com:office:word" xmlns:w="http://schemas.openxmlformats.org/wordprocessingml/2006/main" xmlns:w14="http://schemas.microsoft.com/office/word/2010/wordml" xmlns:w15="http://schemas.microsoft.com/office/word/2012/wordml" xmlns:w16cex="http://schemas.microsoft.com/office/word/2018/wordml/cex" xmlns:w16cid="http://schemas.microsoft.com/office/word/2016/wordml/cid" xmlns:w16="http://schemas.microsoft.com/office/word/2018/wordml" xmlns:w16du="http://schemas.microsoft.com/office/word/2023/wordml/word16du" xmlns:w16sdtdh="http://schemas.microsoft.com/office/word/2020/wordml/sdtdatahash" xmlns:w16sdtfl="http://schemas.microsoft.com/office/word/2024/wordml/sdtformatlock" xmlns:w16se="http://schemas.microsoft.com/office/word/2015/wordml/symex" xmlns:wpg="http://schemas.microsoft.com/office/word/2010/wordprocessingGroup" xmlns:wpi="http://schemas.microsoft.com/office/word/2010/wordprocessingInk" xmlns:wne="http://schemas.microsoft.com/office/word/2006/wordml" xmlns:wps="http://schemas.microsoft.com/office/word/2010/wordprocessingShape" mc:Ignorable="w14 w15 w16se w16cid w16 w16cex w16sdtdh w16sdtfl w16du wp14">
   <w:body>
     <w:p>
       <w:pPr>
@@ -11,6 +11,8 @@
         </w:numPr>
         <w:rPr>
           <w:rFonts w:ascii="Cambria" w:hAnsi="Cambria"/>
+          <w:sz w:val="20"/>
+          <w:szCs w:val="20"/>
         </w:rPr>
       </w:pPr>
       <w:r>
@@ -19,8 +21,11 @@
           <w:rFonts w:ascii="Cambria" w:hAnsi="Cambria"/>
           <w:b w:val="0"/>
           <w:bCs w:val="0"/>
-        </w:rPr>
-        <w:t>Immutability</w:t>
+          <w:caps w:val="0"/>
+          <w:sz w:val="20"/>
+          <w:szCs w:val="20"/>
+        </w:rPr>
+        <w:t>IMMUTABILITY</w:t>
       </w:r>
     </w:p>
     <w:p>
@@ -41,8 +46,9 @@
         <w:rPr>
           <w:rStyle w:val="Strong"/>
           <w:rFonts w:ascii="Cambria" w:hAnsi="Cambria"/>
-        </w:rPr>
-        <w:t>Definition</w:t>
+          <w:caps w:val="0"/>
+        </w:rPr>
+        <w:t>DEFINITION</w:t>
       </w:r>
     </w:p>
     <w:p>
@@ -51,37 +57,49 @@
         <w:ind w:left="720" w:firstLine="360"/>
         <w:rPr>
           <w:rFonts w:ascii="Cambria" w:hAnsi="Cambria"/>
-        </w:rPr>
-      </w:pPr>
-      <w:r>
-        <w:rPr>
-          <w:rFonts w:ascii="Cambria" w:hAnsi="Cambria"/>
-        </w:rPr>
-        <w:t xml:space="preserve"> Once created, certain objects (like </w:t>
+          <w:sz w:val="20"/>
+          <w:szCs w:val="20"/>
+        </w:rPr>
+      </w:pPr>
+      <w:r>
+        <w:rPr>
+          <w:rFonts w:ascii="Cambria" w:hAnsi="Cambria"/>
+          <w:sz w:val="20"/>
+          <w:szCs w:val="20"/>
+        </w:rPr>
+        <w:t xml:space="preserve"> ONCE CREATED, CERTAIN OBJECTS (LIKE </w:t>
       </w:r>
       <w:r>
         <w:rPr>
           <w:rStyle w:val="Strong"/>
           <w:rFonts w:ascii="Cambria" w:hAnsi="Cambria"/>
-        </w:rPr>
-        <w:t>strings</w:t>
-      </w:r>
-      <w:r>
-        <w:rPr>
-          <w:rFonts w:ascii="Cambria" w:hAnsi="Cambria"/>
-        </w:rPr>
-        <w:t xml:space="preserve"> and </w:t>
+          <w:sz w:val="20"/>
+          <w:szCs w:val="20"/>
+        </w:rPr>
+        <w:t>STRINGS</w:t>
+      </w:r>
+      <w:r>
+        <w:rPr>
+          <w:rFonts w:ascii="Cambria" w:hAnsi="Cambria"/>
+          <w:sz w:val="20"/>
+          <w:szCs w:val="20"/>
+        </w:rPr>
+        <w:t xml:space="preserve"> AND </w:t>
       </w:r>
       <w:r>
         <w:rPr>
           <w:rStyle w:val="Strong"/>
           <w:rFonts w:ascii="Cambria" w:hAnsi="Cambria"/>
-        </w:rPr>
-        <w:t>tuples</w:t>
-      </w:r>
-      <w:r>
-        <w:rPr>
-          <w:rFonts w:ascii="Cambria" w:hAnsi="Cambria"/>
+          <w:sz w:val="20"/>
+          <w:szCs w:val="20"/>
+        </w:rPr>
+        <w:t>TUPLES</w:t>
+      </w:r>
+      <w:r>
+        <w:rPr>
+          <w:rFonts w:ascii="Cambria" w:hAnsi="Cambria"/>
+          <w:sz w:val="20"/>
+          <w:szCs w:val="20"/>
         </w:rPr>
         <w:t xml:space="preserve">) </w:t>
       </w:r>
@@ -89,12 +107,16 @@
         <w:rPr>
           <w:rStyle w:val="Strong"/>
           <w:rFonts w:ascii="Cambria" w:hAnsi="Cambria"/>
-        </w:rPr>
-        <w:t>cannot be changed</w:t>
-      </w:r>
-      <w:r>
-        <w:rPr>
-          <w:rFonts w:ascii="Cambria" w:hAnsi="Cambria"/>
+          <w:sz w:val="20"/>
+          <w:szCs w:val="20"/>
+        </w:rPr>
+        <w:t>CANNOT BE CHANGED</w:t>
+      </w:r>
+      <w:r>
+        <w:rPr>
+          <w:rFonts w:ascii="Cambria" w:hAnsi="Cambria"/>
+          <w:sz w:val="20"/>
+          <w:szCs w:val="20"/>
         </w:rPr>
         <w:t>.</w:t>
       </w:r>
@@ -106,9 +128,16 @@
           <w:ilvl w:val="0"/>
           <w:numId w:val="1"/>
         </w:numPr>
-      </w:pPr>
-      <w:r>
-        <w:t>Example</w:t>
+        <w:rPr>
+          <w:rFonts w:ascii="Cambria" w:hAnsi="Cambria"/>
+        </w:rPr>
+      </w:pPr>
+      <w:r>
+        <w:rPr>
+          <w:rFonts w:ascii="Cambria" w:hAnsi="Cambria"/>
+          <w:caps w:val="0"/>
+        </w:rPr>
+        <w:t>EXAMPLE</w:t>
       </w:r>
     </w:p>
     <w:p>
@@ -125,20 +154,14 @@
           <w:rFonts w:ascii="Cambria" w:hAnsi="Cambria"/>
         </w:rPr>
         <w:tab/>
-      </w:r>
-      <w:r>
-        <w:rPr>
-          <w:rStyle w:val="HTMLCode"/>
-          <w:rFonts w:ascii="Cambria" w:hAnsi="Cambria"/>
-        </w:rPr>
-        <w:t xml:space="preserve">name = </w:t>
+        <w:t xml:space="preserve">NAME = </w:t>
       </w:r>
       <w:r>
         <w:rPr>
           <w:rStyle w:val="hljs-string"/>
           <w:rFonts w:ascii="Cambria" w:hAnsi="Cambria"/>
         </w:rPr>
-        <w:t>"Zaeem"</w:t>
+        <w:t>"ZAEEM"</w:t>
       </w:r>
     </w:p>
     <w:p>
@@ -155,13 +178,7 @@
           <w:rFonts w:ascii="Cambria" w:hAnsi="Cambria"/>
         </w:rPr>
         <w:tab/>
-      </w:r>
-      <w:r>
-        <w:rPr>
-          <w:rStyle w:val="HTMLCode"/>
-          <w:rFonts w:ascii="Cambria" w:hAnsi="Cambria"/>
-        </w:rPr>
-        <w:t>name[</w:t>
+        <w:t>NAME[</w:t>
       </w:r>
       <w:r>
         <w:rPr>
@@ -196,7 +213,7 @@
           <w:rStyle w:val="hljs-comment"/>
           <w:rFonts w:ascii="Cambria" w:hAnsi="Cambria"/>
         </w:rPr>
-        <w:t># Error, strings are immutable</w:t>
+        <w:t># ERROR, STRINGS ARE IMMUTABLE</w:t>
       </w:r>
     </w:p>
     <w:p>
@@ -205,24 +222,32 @@
         <w:ind w:left="1080"/>
         <w:rPr>
           <w:rFonts w:ascii="Cambria" w:hAnsi="Cambria"/>
-        </w:rPr>
-      </w:pPr>
-      <w:r>
-        <w:rPr>
-          <w:rFonts w:ascii="Cambria" w:hAnsi="Cambria"/>
-        </w:rPr>
-        <w:t xml:space="preserve">But you can </w:t>
+          <w:sz w:val="20"/>
+          <w:szCs w:val="20"/>
+        </w:rPr>
+      </w:pPr>
+      <w:r>
+        <w:rPr>
+          <w:rFonts w:ascii="Cambria" w:hAnsi="Cambria"/>
+          <w:sz w:val="20"/>
+          <w:szCs w:val="20"/>
+        </w:rPr>
+        <w:t xml:space="preserve">BUT YOU CAN </w:t>
       </w:r>
       <w:r>
         <w:rPr>
           <w:rStyle w:val="Strong"/>
           <w:rFonts w:ascii="Cambria" w:hAnsi="Cambria"/>
-        </w:rPr>
-        <w:t>create a new string</w:t>
-      </w:r>
-      <w:r>
-        <w:rPr>
-          <w:rFonts w:ascii="Cambria" w:hAnsi="Cambria"/>
+          <w:sz w:val="20"/>
+          <w:szCs w:val="20"/>
+        </w:rPr>
+        <w:t>CREATE A NEW STRING</w:t>
+      </w:r>
+      <w:r>
+        <w:rPr>
+          <w:rFonts w:ascii="Cambria" w:hAnsi="Cambria"/>
+          <w:sz w:val="20"/>
+          <w:szCs w:val="20"/>
         </w:rPr>
         <w:t>:</w:t>
       </w:r>
@@ -241,20 +266,14 @@
           <w:rFonts w:ascii="Cambria" w:hAnsi="Cambria"/>
         </w:rPr>
         <w:tab/>
-      </w:r>
-      <w:r>
-        <w:rPr>
-          <w:rStyle w:val="HTMLCode"/>
-          <w:rFonts w:ascii="Cambria" w:hAnsi="Cambria"/>
-        </w:rPr>
-        <w:t xml:space="preserve">name = </w:t>
+        <w:t xml:space="preserve">NAME = </w:t>
       </w:r>
       <w:r>
         <w:rPr>
           <w:rStyle w:val="hljs-string"/>
           <w:rFonts w:ascii="Cambria" w:hAnsi="Cambria"/>
         </w:rPr>
-        <w:t>"Zaeem"</w:t>
+        <w:t>"ZAEEM"</w:t>
       </w:r>
     </w:p>
     <w:p>
@@ -271,22 +290,7 @@
           <w:rFonts w:ascii="Cambria" w:hAnsi="Cambria"/>
         </w:rPr>
         <w:tab/>
-      </w:r>
-      <w:proofErr w:type="spellStart"/>
-      <w:r>
-        <w:rPr>
-          <w:rStyle w:val="HTMLCode"/>
-          <w:rFonts w:ascii="Cambria" w:hAnsi="Cambria"/>
-        </w:rPr>
-        <w:t>new_name</w:t>
-      </w:r>
-      <w:proofErr w:type="spellEnd"/>
-      <w:r>
-        <w:rPr>
-          <w:rStyle w:val="HTMLCode"/>
-          <w:rFonts w:ascii="Cambria" w:hAnsi="Cambria"/>
-        </w:rPr>
-        <w:t xml:space="preserve"> = </w:t>
+        <w:t xml:space="preserve">NEW_NAME = </w:t>
       </w:r>
       <w:r>
         <w:rPr>
@@ -300,7 +304,7 @@
           <w:rStyle w:val="HTMLCode"/>
           <w:rFonts w:ascii="Cambria" w:hAnsi="Cambria"/>
         </w:rPr>
-        <w:t xml:space="preserve"> + name[</w:t>
+        <w:t xml:space="preserve"> + NAME[</w:t>
       </w:r>
       <w:r>
         <w:rPr>
@@ -330,53 +334,22 @@
           <w:rFonts w:ascii="Cambria" w:hAnsi="Cambria"/>
         </w:rPr>
         <w:tab/>
-      </w:r>
-      <w:r>
-        <w:rPr>
-          <w:rStyle w:val="hljs-builtin"/>
-          <w:rFonts w:ascii="Cambria" w:hAnsi="Cambria"/>
-        </w:rPr>
-        <w:t>print</w:t>
-      </w:r>
-      <w:r>
-        <w:rPr>
-          <w:rStyle w:val="HTMLCode"/>
-          <w:rFonts w:ascii="Cambria" w:hAnsi="Cambria"/>
-        </w:rPr>
-        <w:t>(</w:t>
-      </w:r>
-      <w:proofErr w:type="spellStart"/>
-      <w:r>
-        <w:rPr>
-          <w:rStyle w:val="HTMLCode"/>
-          <w:rFonts w:ascii="Cambria" w:hAnsi="Cambria"/>
-        </w:rPr>
-        <w:t>new_name</w:t>
-      </w:r>
-      <w:proofErr w:type="spellEnd"/>
-      <w:r>
-        <w:rPr>
-          <w:rStyle w:val="HTMLCode"/>
-          <w:rFonts w:ascii="Cambria" w:hAnsi="Cambria"/>
-        </w:rPr>
-        <w:t xml:space="preserve">)   </w:t>
+        <w:t>PRINT</w:t>
+      </w:r>
+      <w:r>
+        <w:rPr>
+          <w:rStyle w:val="HTMLCode"/>
+          <w:rFonts w:ascii="Cambria" w:hAnsi="Cambria"/>
+        </w:rPr>
+        <w:t xml:space="preserve">(NEW_NAME)   </w:t>
       </w:r>
       <w:r>
         <w:rPr>
           <w:rStyle w:val="hljs-comment"/>
           <w:rFonts w:ascii="Cambria" w:hAnsi="Cambria"/>
         </w:rPr>
-        <w:t xml:space="preserve"># Output: </w:t>
-      </w:r>
-      <w:proofErr w:type="spellStart"/>
-      <w:r>
-        <w:rPr>
-          <w:rStyle w:val="hljs-comment"/>
-          <w:rFonts w:ascii="Cambria" w:hAnsi="Cambria"/>
-        </w:rPr>
-        <w:t>Aaeem</w:t>
-      </w:r>
-      <w:proofErr w:type="spellEnd"/>
+        <w:t># OUTPUT: AAEEM</w:t>
+      </w:r>
     </w:p>
     <w:p>
       <w:pPr>
@@ -385,6 +358,11 @@
           <w:ilvl w:val="0"/>
           <w:numId w:val="21"/>
         </w:numPr>
+        <w:rPr>
+          <w:rFonts w:ascii="Cambria" w:hAnsi="Cambria"/>
+          <w:sz w:val="20"/>
+          <w:szCs w:val="20"/>
+        </w:rPr>
       </w:pPr>
       <w:r>
         <w:rPr>
@@ -392,8 +370,11 @@
           <w:rFonts w:ascii="Cambria" w:hAnsi="Cambria"/>
           <w:b w:val="0"/>
           <w:bCs w:val="0"/>
-        </w:rPr>
-        <w:t>Built-in Functions and Methods</w:t>
+          <w:caps w:val="0"/>
+          <w:sz w:val="20"/>
+          <w:szCs w:val="20"/>
+        </w:rPr>
+        <w:t>BUILT-IN FUNCTIONS AND METHODS</w:t>
       </w:r>
     </w:p>
     <w:p>
@@ -405,26 +386,34 @@
         </w:numPr>
         <w:rPr>
           <w:rFonts w:ascii="Cambria" w:hAnsi="Cambria"/>
-        </w:rPr>
-      </w:pPr>
-      <w:r>
-        <w:rPr>
-          <w:rFonts w:ascii="Cambria" w:hAnsi="Cambria"/>
-        </w:rPr>
-        <w:t xml:space="preserve">Python provides </w:t>
+          <w:sz w:val="20"/>
+          <w:szCs w:val="20"/>
+        </w:rPr>
+      </w:pPr>
+      <w:r>
+        <w:rPr>
+          <w:rFonts w:ascii="Cambria" w:hAnsi="Cambria"/>
+          <w:sz w:val="20"/>
+          <w:szCs w:val="20"/>
+        </w:rPr>
+        <w:t xml:space="preserve">PYTHON PROVIDES </w:t>
       </w:r>
       <w:r>
         <w:rPr>
           <w:rStyle w:val="Strong"/>
           <w:rFonts w:ascii="Cambria" w:hAnsi="Cambria"/>
-        </w:rPr>
-        <w:t>built-in functions and methods</w:t>
-      </w:r>
-      <w:r>
-        <w:rPr>
-          <w:rFonts w:ascii="Cambria" w:hAnsi="Cambria"/>
-        </w:rPr>
-        <w:t xml:space="preserve"> for data types (like strings, lists, etc.).</w:t>
+          <w:sz w:val="20"/>
+          <w:szCs w:val="20"/>
+        </w:rPr>
+        <w:t>BUILT-IN FUNCTIONS AND METHODS</w:t>
+      </w:r>
+      <w:r>
+        <w:rPr>
+          <w:rFonts w:ascii="Cambria" w:hAnsi="Cambria"/>
+          <w:sz w:val="20"/>
+          <w:szCs w:val="20"/>
+        </w:rPr>
+        <w:t xml:space="preserve"> FOR DATA TYPES (LIKE STRINGS, LISTS, ETC.).</w:t>
       </w:r>
     </w:p>
     <w:p>
@@ -436,27 +425,35 @@
         </w:numPr>
         <w:rPr>
           <w:rFonts w:ascii="Cambria" w:hAnsi="Cambria"/>
+          <w:sz w:val="20"/>
+          <w:szCs w:val="20"/>
         </w:rPr>
       </w:pPr>
       <w:r>
         <w:rPr>
           <w:rFonts w:ascii="Segoe UI Emoji" w:hAnsi="Segoe UI Emoji" w:cs="Segoe UI Emoji"/>
+          <w:sz w:val="20"/>
+          <w:szCs w:val="20"/>
         </w:rPr>
         <w:t>📖</w:t>
       </w:r>
       <w:r>
         <w:rPr>
           <w:rFonts w:ascii="Cambria" w:hAnsi="Cambria"/>
-        </w:rPr>
-        <w:t xml:space="preserve"> Reference: </w:t>
+          <w:sz w:val="20"/>
+          <w:szCs w:val="20"/>
+        </w:rPr>
+        <w:t xml:space="preserve"> REFERENCE: </w:t>
       </w:r>
       <w:hyperlink r:id="rId6" w:tgtFrame="_new" w:history="1">
         <w:r>
           <w:rPr>
             <w:rStyle w:val="Hyperlink"/>
             <w:rFonts w:ascii="Cambria" w:eastAsiaTheme="majorEastAsia" w:hAnsi="Cambria"/>
+            <w:sz w:val="20"/>
+            <w:szCs w:val="20"/>
           </w:rPr>
-          <w:t>W3Schools Python List Methods</w:t>
+          <w:t>W3SCHOOLS PYTHON LIST METHODS</w:t>
         </w:r>
       </w:hyperlink>
     </w:p>
@@ -467,9 +464,16 @@
           <w:ilvl w:val="0"/>
           <w:numId w:val="3"/>
         </w:numPr>
-      </w:pPr>
-      <w:r>
-        <w:t>Examples:</w:t>
+        <w:rPr>
+          <w:rFonts w:ascii="Cambria" w:hAnsi="Cambria"/>
+        </w:rPr>
+      </w:pPr>
+      <w:r>
+        <w:rPr>
+          <w:rFonts w:ascii="Cambria" w:hAnsi="Cambria"/>
+          <w:caps w:val="0"/>
+        </w:rPr>
+        <w:t>EXAMPLES:</w:t>
       </w:r>
     </w:p>
     <w:p>
@@ -486,22 +490,7 @@
           <w:rFonts w:ascii="Cambria" w:hAnsi="Cambria"/>
         </w:rPr>
         <w:tab/>
-      </w:r>
-      <w:proofErr w:type="spellStart"/>
-      <w:r>
-        <w:rPr>
-          <w:rStyle w:val="HTMLCode"/>
-          <w:rFonts w:ascii="Cambria" w:hAnsi="Cambria"/>
-        </w:rPr>
-        <w:t>my_list</w:t>
-      </w:r>
-      <w:proofErr w:type="spellEnd"/>
-      <w:r>
-        <w:rPr>
-          <w:rStyle w:val="HTMLCode"/>
-          <w:rFonts w:ascii="Cambria" w:hAnsi="Cambria"/>
-        </w:rPr>
-        <w:t xml:space="preserve"> = [</w:t>
+        <w:t>MY_LIST = [</w:t>
       </w:r>
       <w:r>
         <w:rPr>
@@ -560,157 +549,96 @@
           <w:rFonts w:ascii="Cambria" w:hAnsi="Cambria"/>
         </w:rPr>
         <w:tab/>
+        <w:t>PRINT</w:t>
+      </w:r>
+      <w:r>
+        <w:rPr>
+          <w:rStyle w:val="HTMLCode"/>
+          <w:rFonts w:ascii="Cambria" w:hAnsi="Cambria"/>
+        </w:rPr>
+        <w:t>(</w:t>
       </w:r>
       <w:r>
         <w:rPr>
           <w:rStyle w:val="hljs-builtin"/>
           <w:rFonts w:ascii="Cambria" w:hAnsi="Cambria"/>
         </w:rPr>
-        <w:t>print</w:t>
-      </w:r>
-      <w:r>
-        <w:rPr>
-          <w:rStyle w:val="HTMLCode"/>
-          <w:rFonts w:ascii="Cambria" w:hAnsi="Cambria"/>
-        </w:rPr>
-        <w:t>(</w:t>
-      </w:r>
-      <w:proofErr w:type="spellStart"/>
+        <w:t>LEN</w:t>
+      </w:r>
+      <w:r>
+        <w:rPr>
+          <w:rStyle w:val="HTMLCode"/>
+          <w:rFonts w:ascii="Cambria" w:hAnsi="Cambria"/>
+        </w:rPr>
+        <w:t xml:space="preserve">(MY_LIST))     </w:t>
+      </w:r>
+      <w:r>
+        <w:rPr>
+          <w:rStyle w:val="hljs-comment"/>
+          <w:rFonts w:ascii="Cambria" w:hAnsi="Cambria"/>
+        </w:rPr>
+        <w:t># BUILT-IN FUNCTION: LENGTH</w:t>
+      </w:r>
+    </w:p>
+    <w:p>
+      <w:pPr>
+        <w:pStyle w:val="HTMLPreformatted"/>
+        <w:rPr>
+          <w:rStyle w:val="HTMLCode"/>
+          <w:rFonts w:ascii="Cambria" w:hAnsi="Cambria"/>
+        </w:rPr>
+      </w:pPr>
+      <w:r>
+        <w:rPr>
+          <w:rStyle w:val="HTMLCode"/>
+          <w:rFonts w:ascii="Cambria" w:hAnsi="Cambria"/>
+        </w:rPr>
+        <w:tab/>
+        <w:t>MY_LIST.APPEND(</w:t>
+      </w:r>
+      <w:r>
+        <w:rPr>
+          <w:rStyle w:val="hljs-number"/>
+          <w:rFonts w:ascii="Cambria" w:hAnsi="Cambria"/>
+        </w:rPr>
+        <w:t>4</w:t>
+      </w:r>
+      <w:r>
+        <w:rPr>
+          <w:rStyle w:val="HTMLCode"/>
+          <w:rFonts w:ascii="Cambria" w:hAnsi="Cambria"/>
+        </w:rPr>
+        <w:t xml:space="preserve">)       </w:t>
+      </w:r>
+      <w:r>
+        <w:rPr>
+          <w:rStyle w:val="hljs-comment"/>
+          <w:rFonts w:ascii="Cambria" w:hAnsi="Cambria"/>
+        </w:rPr>
+        <w:t># LIST METHOD: ADD NEW ELEMENT</w:t>
+      </w:r>
+    </w:p>
+    <w:p>
+      <w:pPr>
+        <w:pStyle w:val="HTMLPreformatted"/>
+        <w:rPr>
+          <w:rFonts w:ascii="Cambria" w:hAnsi="Cambria"/>
+        </w:rPr>
+      </w:pPr>
       <w:r>
         <w:rPr>
           <w:rStyle w:val="hljs-builtin"/>
           <w:rFonts w:ascii="Cambria" w:hAnsi="Cambria"/>
         </w:rPr>
-        <w:t>len</w:t>
-      </w:r>
-      <w:proofErr w:type="spellEnd"/>
-      <w:r>
-        <w:rPr>
-          <w:rStyle w:val="HTMLCode"/>
-          <w:rFonts w:ascii="Cambria" w:hAnsi="Cambria"/>
-        </w:rPr>
-        <w:t>(</w:t>
-      </w:r>
-      <w:proofErr w:type="spellStart"/>
-      <w:r>
-        <w:rPr>
-          <w:rStyle w:val="HTMLCode"/>
-          <w:rFonts w:ascii="Cambria" w:hAnsi="Cambria"/>
-        </w:rPr>
-        <w:t>my_list</w:t>
-      </w:r>
-      <w:proofErr w:type="spellEnd"/>
-      <w:r>
-        <w:rPr>
-          <w:rStyle w:val="HTMLCode"/>
-          <w:rFonts w:ascii="Cambria" w:hAnsi="Cambria"/>
-        </w:rPr>
-        <w:t xml:space="preserve">))     </w:t>
-      </w:r>
-      <w:r>
-        <w:rPr>
-          <w:rStyle w:val="hljs-comment"/>
-          <w:rFonts w:ascii="Cambria" w:hAnsi="Cambria"/>
-        </w:rPr>
-        <w:t># Built-in function: length</w:t>
-      </w:r>
-    </w:p>
-    <w:p>
-      <w:pPr>
-        <w:pStyle w:val="HTMLPreformatted"/>
-        <w:rPr>
-          <w:rStyle w:val="HTMLCode"/>
-          <w:rFonts w:ascii="Cambria" w:hAnsi="Cambria"/>
-        </w:rPr>
-      </w:pPr>
-      <w:r>
-        <w:rPr>
-          <w:rStyle w:val="HTMLCode"/>
-          <w:rFonts w:ascii="Cambria" w:hAnsi="Cambria"/>
-        </w:rPr>
         <w:tab/>
-      </w:r>
-      <w:proofErr w:type="spellStart"/>
-      <w:r>
-        <w:rPr>
-          <w:rStyle w:val="HTMLCode"/>
-          <w:rFonts w:ascii="Cambria" w:hAnsi="Cambria"/>
-        </w:rPr>
-        <w:t>my_list.append</w:t>
-      </w:r>
-      <w:proofErr w:type="spellEnd"/>
-      <w:r>
-        <w:rPr>
-          <w:rStyle w:val="HTMLCode"/>
-          <w:rFonts w:ascii="Cambria" w:hAnsi="Cambria"/>
-        </w:rPr>
-        <w:t>(</w:t>
-      </w:r>
-      <w:r>
-        <w:rPr>
-          <w:rStyle w:val="hljs-number"/>
-          <w:rFonts w:ascii="Cambria" w:hAnsi="Cambria"/>
-        </w:rPr>
-        <w:t>4</w:t>
-      </w:r>
-      <w:r>
-        <w:rPr>
-          <w:rStyle w:val="HTMLCode"/>
-          <w:rFonts w:ascii="Cambria" w:hAnsi="Cambria"/>
-        </w:rPr>
-        <w:t xml:space="preserve">)       </w:t>
-      </w:r>
-      <w:r>
-        <w:rPr>
-          <w:rStyle w:val="hljs-comment"/>
-          <w:rFonts w:ascii="Cambria" w:hAnsi="Cambria"/>
-        </w:rPr>
-        <w:t># List method: add new element</w:t>
-      </w:r>
-    </w:p>
-    <w:p>
-      <w:pPr>
-        <w:pStyle w:val="HTMLPreformatted"/>
-        <w:rPr>
-          <w:rFonts w:ascii="Cambria" w:hAnsi="Cambria"/>
-        </w:rPr>
-      </w:pPr>
-      <w:r>
-        <w:rPr>
-          <w:rStyle w:val="hljs-builtin"/>
-          <w:rFonts w:ascii="Cambria" w:hAnsi="Cambria"/>
-        </w:rPr>
-        <w:tab/>
-      </w:r>
-      <w:r>
-        <w:rPr>
-          <w:rStyle w:val="hljs-builtin"/>
-          <w:rFonts w:ascii="Cambria" w:hAnsi="Cambria"/>
-        </w:rPr>
-        <w:t>print</w:t>
-      </w:r>
-      <w:r>
-        <w:rPr>
-          <w:rStyle w:val="HTMLCode"/>
-          <w:rFonts w:ascii="Cambria" w:hAnsi="Cambria"/>
-        </w:rPr>
-        <w:t>(</w:t>
-      </w:r>
-      <w:proofErr w:type="spellStart"/>
-      <w:r>
-        <w:rPr>
-          <w:rStyle w:val="HTMLCode"/>
-          <w:rFonts w:ascii="Cambria" w:hAnsi="Cambria"/>
-        </w:rPr>
-        <w:t>my_list</w:t>
-      </w:r>
-      <w:proofErr w:type="spellEnd"/>
-      <w:r>
-        <w:rPr>
-          <w:rStyle w:val="HTMLCode"/>
-          <w:rFonts w:ascii="Cambria" w:hAnsi="Cambria"/>
-        </w:rPr>
-        <w:t>)</w:t>
+        <w:t>PRINT</w:t>
+      </w:r>
+      <w:r>
+        <w:rPr>
+          <w:rStyle w:val="HTMLCode"/>
+          <w:rFonts w:ascii="Cambria" w:hAnsi="Cambria"/>
+        </w:rPr>
+        <w:t>(MY_LIST)</w:t>
       </w:r>
     </w:p>
     <w:p>
@@ -722,6 +650,8 @@
         </w:numPr>
         <w:rPr>
           <w:rFonts w:ascii="Cambria" w:hAnsi="Cambria"/>
+          <w:sz w:val="20"/>
+          <w:szCs w:val="20"/>
         </w:rPr>
       </w:pPr>
       <w:r>
@@ -730,8 +660,11 @@
           <w:rFonts w:ascii="Cambria" w:hAnsi="Cambria"/>
           <w:b w:val="0"/>
           <w:bCs w:val="0"/>
-        </w:rPr>
-        <w:t>Boolean Data Type</w:t>
+          <w:caps w:val="0"/>
+          <w:sz w:val="20"/>
+          <w:szCs w:val="20"/>
+        </w:rPr>
+        <w:t>BOOLEAN DATA TYPE</w:t>
       </w:r>
     </w:p>
     <w:p>
@@ -743,33 +676,43 @@
         </w:numPr>
         <w:rPr>
           <w:rFonts w:ascii="Cambria" w:hAnsi="Cambria"/>
-        </w:rPr>
-      </w:pPr>
-      <w:r>
-        <w:rPr>
-          <w:rFonts w:ascii="Cambria" w:hAnsi="Cambria"/>
-        </w:rPr>
-        <w:t xml:space="preserve">Only two values: </w:t>
+          <w:sz w:val="20"/>
+          <w:szCs w:val="20"/>
+        </w:rPr>
+      </w:pPr>
+      <w:r>
+        <w:rPr>
+          <w:rFonts w:ascii="Cambria" w:hAnsi="Cambria"/>
+          <w:sz w:val="20"/>
+          <w:szCs w:val="20"/>
+        </w:rPr>
+        <w:t xml:space="preserve">ONLY TWO VALUES: </w:t>
       </w:r>
       <w:r>
         <w:rPr>
           <w:rStyle w:val="Strong"/>
           <w:rFonts w:ascii="Cambria" w:hAnsi="Cambria"/>
-        </w:rPr>
-        <w:t>True</w:t>
-      </w:r>
-      <w:r>
-        <w:rPr>
-          <w:rFonts w:ascii="Cambria" w:hAnsi="Cambria"/>
-        </w:rPr>
-        <w:t xml:space="preserve"> and </w:t>
+          <w:sz w:val="20"/>
+          <w:szCs w:val="20"/>
+        </w:rPr>
+        <w:t>TRUE</w:t>
+      </w:r>
+      <w:r>
+        <w:rPr>
+          <w:rFonts w:ascii="Cambria" w:hAnsi="Cambria"/>
+          <w:sz w:val="20"/>
+          <w:szCs w:val="20"/>
+        </w:rPr>
+        <w:t xml:space="preserve"> AND </w:t>
       </w:r>
       <w:r>
         <w:rPr>
           <w:rStyle w:val="Strong"/>
           <w:rFonts w:ascii="Cambria" w:hAnsi="Cambria"/>
-        </w:rPr>
-        <w:t>False</w:t>
+          <w:sz w:val="20"/>
+          <w:szCs w:val="20"/>
+        </w:rPr>
+        <w:t>FALSE</w:t>
       </w:r>
     </w:p>
     <w:p>
@@ -781,13 +724,17 @@
         </w:numPr>
         <w:rPr>
           <w:rFonts w:ascii="Cambria" w:hAnsi="Cambria"/>
-        </w:rPr>
-      </w:pPr>
-      <w:r>
-        <w:rPr>
-          <w:rFonts w:ascii="Cambria" w:hAnsi="Cambria"/>
-        </w:rPr>
-        <w:t>Example:</w:t>
+          <w:sz w:val="20"/>
+          <w:szCs w:val="20"/>
+        </w:rPr>
+      </w:pPr>
+      <w:r>
+        <w:rPr>
+          <w:rFonts w:ascii="Cambria" w:hAnsi="Cambria"/>
+          <w:sz w:val="20"/>
+          <w:szCs w:val="20"/>
+        </w:rPr>
+        <w:t>EXAMPLE:</w:t>
       </w:r>
     </w:p>
     <w:p>
@@ -804,13 +751,66 @@
           <w:rFonts w:ascii="Cambria" w:hAnsi="Cambria"/>
         </w:rPr>
         <w:tab/>
+        <w:t>PRINT</w:t>
+      </w:r>
+      <w:r>
+        <w:rPr>
+          <w:rStyle w:val="HTMLCode"/>
+          <w:rFonts w:ascii="Cambria" w:hAnsi="Cambria"/>
+        </w:rPr>
+        <w:t>(</w:t>
       </w:r>
       <w:r>
         <w:rPr>
           <w:rStyle w:val="hljs-builtin"/>
           <w:rFonts w:ascii="Cambria" w:hAnsi="Cambria"/>
         </w:rPr>
-        <w:t>print</w:t>
+        <w:t>BOOL</w:t>
+      </w:r>
+      <w:r>
+        <w:rPr>
+          <w:rStyle w:val="HTMLCode"/>
+          <w:rFonts w:ascii="Cambria" w:hAnsi="Cambria"/>
+        </w:rPr>
+        <w:t>(-</w:t>
+      </w:r>
+      <w:r>
+        <w:rPr>
+          <w:rStyle w:val="hljs-number"/>
+          <w:rFonts w:ascii="Cambria" w:hAnsi="Cambria"/>
+        </w:rPr>
+        <w:t>1</w:t>
+      </w:r>
+      <w:r>
+        <w:rPr>
+          <w:rStyle w:val="HTMLCode"/>
+          <w:rFonts w:ascii="Cambria" w:hAnsi="Cambria"/>
+        </w:rPr>
+        <w:t xml:space="preserve">))   </w:t>
+      </w:r>
+      <w:r>
+        <w:rPr>
+          <w:rStyle w:val="hljs-comment"/>
+          <w:rFonts w:ascii="Cambria" w:hAnsi="Cambria"/>
+        </w:rPr>
+        <w:t># TRUE (ANY NUMBER EXCEPT 0 IS TRUE)</w:t>
+      </w:r>
+    </w:p>
+    <w:p>
+      <w:pPr>
+        <w:pStyle w:val="HTMLPreformatted"/>
+        <w:rPr>
+          <w:rStyle w:val="HTMLCode"/>
+          <w:rFonts w:ascii="Cambria" w:hAnsi="Cambria"/>
+        </w:rPr>
+      </w:pPr>
+      <w:r>
+        <w:rPr>
+          <w:rStyle w:val="hljs-builtin"/>
+          <w:rFonts w:ascii="Cambria" w:hAnsi="Cambria"/>
+        </w:rPr>
+        <w:tab/>
+        <w:t>PRINT</w:t>
       </w:r>
       <w:r>
         <w:rPr>
@@ -824,21 +824,139 @@
           <w:rStyle w:val="hljs-builtin"/>
           <w:rFonts w:ascii="Cambria" w:hAnsi="Cambria"/>
         </w:rPr>
-        <w:t>bool</w:t>
-      </w:r>
-      <w:r>
-        <w:rPr>
-          <w:rStyle w:val="HTMLCode"/>
-          <w:rFonts w:ascii="Cambria" w:hAnsi="Cambria"/>
-        </w:rPr>
-        <w:t>(-</w:t>
+        <w:t>BOOL</w:t>
+      </w:r>
+      <w:r>
+        <w:rPr>
+          <w:rStyle w:val="HTMLCode"/>
+          <w:rFonts w:ascii="Cambria" w:hAnsi="Cambria"/>
+        </w:rPr>
+        <w:t>(</w:t>
       </w:r>
       <w:r>
         <w:rPr>
           <w:rStyle w:val="hljs-number"/>
           <w:rFonts w:ascii="Cambria" w:hAnsi="Cambria"/>
         </w:rPr>
-        <w:t>1</w:t>
+        <w:t>0</w:t>
+      </w:r>
+      <w:r>
+        <w:rPr>
+          <w:rStyle w:val="HTMLCode"/>
+          <w:rFonts w:ascii="Cambria" w:hAnsi="Cambria"/>
+        </w:rPr>
+        <w:t xml:space="preserve">))    </w:t>
+      </w:r>
+      <w:r>
+        <w:rPr>
+          <w:rStyle w:val="hljs-comment"/>
+          <w:rFonts w:ascii="Cambria" w:hAnsi="Cambria"/>
+        </w:rPr>
+        <w:t># FALSE</w:t>
+      </w:r>
+    </w:p>
+    <w:p>
+      <w:pPr>
+        <w:pStyle w:val="HTMLPreformatted"/>
+        <w:rPr>
+          <w:rStyle w:val="HTMLCode"/>
+          <w:rFonts w:ascii="Cambria" w:hAnsi="Cambria"/>
+        </w:rPr>
+      </w:pPr>
+      <w:r>
+        <w:rPr>
+          <w:rStyle w:val="hljs-builtin"/>
+          <w:rFonts w:ascii="Cambria" w:hAnsi="Cambria"/>
+        </w:rPr>
+        <w:tab/>
+        <w:t>PRINT</w:t>
+      </w:r>
+      <w:r>
+        <w:rPr>
+          <w:rStyle w:val="HTMLCode"/>
+          <w:rFonts w:ascii="Cambria" w:hAnsi="Cambria"/>
+        </w:rPr>
+        <w:t>(</w:t>
+      </w:r>
+      <w:r>
+        <w:rPr>
+          <w:rStyle w:val="hljs-builtin"/>
+          <w:rFonts w:ascii="Cambria" w:hAnsi="Cambria"/>
+        </w:rPr>
+        <w:t>BOOL</w:t>
+      </w:r>
+      <w:r>
+        <w:rPr>
+          <w:rStyle w:val="HTMLCode"/>
+          <w:rFonts w:ascii="Cambria" w:hAnsi="Cambria"/>
+        </w:rPr>
+        <w:t>(</w:t>
+      </w:r>
+      <w:r>
+        <w:rPr>
+          <w:rStyle w:val="hljs-string"/>
+          <w:rFonts w:ascii="Cambria" w:hAnsi="Cambria"/>
+        </w:rPr>
+        <w:t>"HI"</w:t>
+      </w:r>
+      <w:r>
+        <w:rPr>
+          <w:rStyle w:val="HTMLCode"/>
+          <w:rFonts w:ascii="Cambria" w:hAnsi="Cambria"/>
+        </w:rPr>
+        <w:t xml:space="preserve">)) </w:t>
+      </w:r>
+      <w:r>
+        <w:rPr>
+          <w:rStyle w:val="hljs-comment"/>
+          <w:rFonts w:ascii="Cambria" w:hAnsi="Cambria"/>
+        </w:rPr>
+        <w:t># TRUE (NON-EMPTY STRING)</w:t>
+      </w:r>
+    </w:p>
+    <w:p>
+      <w:pPr>
+        <w:pStyle w:val="HTMLPreformatted"/>
+        <w:rPr>
+          <w:rStyle w:val="HTMLCode"/>
+          <w:rFonts w:ascii="Cambria" w:hAnsi="Cambria"/>
+        </w:rPr>
+      </w:pPr>
+      <w:r>
+        <w:rPr>
+          <w:rStyle w:val="hljs-builtin"/>
+          <w:rFonts w:ascii="Cambria" w:hAnsi="Cambria"/>
+        </w:rPr>
+        <w:tab/>
+        <w:t>PRINT</w:t>
+      </w:r>
+      <w:r>
+        <w:rPr>
+          <w:rStyle w:val="HTMLCode"/>
+          <w:rFonts w:ascii="Cambria" w:hAnsi="Cambria"/>
+        </w:rPr>
+        <w:t>(</w:t>
+      </w:r>
+      <w:r>
+        <w:rPr>
+          <w:rStyle w:val="hljs-builtin"/>
+          <w:rFonts w:ascii="Cambria" w:hAnsi="Cambria"/>
+        </w:rPr>
+        <w:t>BOOL</w:t>
+      </w:r>
+      <w:r>
+        <w:rPr>
+          <w:rStyle w:val="HTMLCode"/>
+          <w:rFonts w:ascii="Cambria" w:hAnsi="Cambria"/>
+        </w:rPr>
+        <w:t>(</w:t>
+      </w:r>
+      <w:r>
+        <w:rPr>
+          <w:rStyle w:val="hljs-string"/>
+          <w:rFonts w:ascii="Cambria" w:hAnsi="Cambria"/>
+        </w:rPr>
+        <w:t>""</w:t>
       </w:r>
       <w:r>
         <w:rPr>
@@ -852,202 +970,7 @@
           <w:rStyle w:val="hljs-comment"/>
           <w:rFonts w:ascii="Cambria" w:hAnsi="Cambria"/>
         </w:rPr>
-        <w:t># True (any number except 0 is True)</w:t>
-      </w:r>
-    </w:p>
-    <w:p>
-      <w:pPr>
-        <w:pStyle w:val="HTMLPreformatted"/>
-        <w:rPr>
-          <w:rStyle w:val="HTMLCode"/>
-          <w:rFonts w:ascii="Cambria" w:hAnsi="Cambria"/>
-        </w:rPr>
-      </w:pPr>
-      <w:r>
-        <w:rPr>
-          <w:rStyle w:val="hljs-builtin"/>
-          <w:rFonts w:ascii="Cambria" w:hAnsi="Cambria"/>
-        </w:rPr>
-        <w:tab/>
-      </w:r>
-      <w:r>
-        <w:rPr>
-          <w:rStyle w:val="hljs-builtin"/>
-          <w:rFonts w:ascii="Cambria" w:hAnsi="Cambria"/>
-        </w:rPr>
-        <w:t>print</w:t>
-      </w:r>
-      <w:r>
-        <w:rPr>
-          <w:rStyle w:val="HTMLCode"/>
-          <w:rFonts w:ascii="Cambria" w:hAnsi="Cambria"/>
-        </w:rPr>
-        <w:t>(</w:t>
-      </w:r>
-      <w:r>
-        <w:rPr>
-          <w:rStyle w:val="hljs-builtin"/>
-          <w:rFonts w:ascii="Cambria" w:hAnsi="Cambria"/>
-        </w:rPr>
-        <w:t>bool</w:t>
-      </w:r>
-      <w:r>
-        <w:rPr>
-          <w:rStyle w:val="HTMLCode"/>
-          <w:rFonts w:ascii="Cambria" w:hAnsi="Cambria"/>
-        </w:rPr>
-        <w:t>(</w:t>
-      </w:r>
-      <w:r>
-        <w:rPr>
-          <w:rStyle w:val="hljs-number"/>
-          <w:rFonts w:ascii="Cambria" w:hAnsi="Cambria"/>
-        </w:rPr>
-        <w:t>0</w:t>
-      </w:r>
-      <w:r>
-        <w:rPr>
-          <w:rStyle w:val="HTMLCode"/>
-          <w:rFonts w:ascii="Cambria" w:hAnsi="Cambria"/>
-        </w:rPr>
-        <w:t xml:space="preserve">))    </w:t>
-      </w:r>
-      <w:r>
-        <w:rPr>
-          <w:rStyle w:val="hljs-comment"/>
-          <w:rFonts w:ascii="Cambria" w:hAnsi="Cambria"/>
-        </w:rPr>
-        <w:t># False</w:t>
-      </w:r>
-    </w:p>
-    <w:p>
-      <w:pPr>
-        <w:pStyle w:val="HTMLPreformatted"/>
-        <w:rPr>
-          <w:rStyle w:val="HTMLCode"/>
-          <w:rFonts w:ascii="Cambria" w:hAnsi="Cambria"/>
-        </w:rPr>
-      </w:pPr>
-      <w:r>
-        <w:rPr>
-          <w:rStyle w:val="hljs-builtin"/>
-          <w:rFonts w:ascii="Cambria" w:hAnsi="Cambria"/>
-        </w:rPr>
-        <w:tab/>
-      </w:r>
-      <w:r>
-        <w:rPr>
-          <w:rStyle w:val="hljs-builtin"/>
-          <w:rFonts w:ascii="Cambria" w:hAnsi="Cambria"/>
-        </w:rPr>
-        <w:t>print</w:t>
-      </w:r>
-      <w:r>
-        <w:rPr>
-          <w:rStyle w:val="HTMLCode"/>
-          <w:rFonts w:ascii="Cambria" w:hAnsi="Cambria"/>
-        </w:rPr>
-        <w:t>(</w:t>
-      </w:r>
-      <w:r>
-        <w:rPr>
-          <w:rStyle w:val="hljs-builtin"/>
-          <w:rFonts w:ascii="Cambria" w:hAnsi="Cambria"/>
-        </w:rPr>
-        <w:t>bool</w:t>
-      </w:r>
-      <w:r>
-        <w:rPr>
-          <w:rStyle w:val="HTMLCode"/>
-          <w:rFonts w:ascii="Cambria" w:hAnsi="Cambria"/>
-        </w:rPr>
-        <w:t>(</w:t>
-      </w:r>
-      <w:r>
-        <w:rPr>
-          <w:rStyle w:val="hljs-string"/>
-          <w:rFonts w:ascii="Cambria" w:hAnsi="Cambria"/>
-        </w:rPr>
-        <w:t>"Hi"</w:t>
-      </w:r>
-      <w:r>
-        <w:rPr>
-          <w:rStyle w:val="HTMLCode"/>
-          <w:rFonts w:ascii="Cambria" w:hAnsi="Cambria"/>
-        </w:rPr>
-        <w:t xml:space="preserve">)) </w:t>
-      </w:r>
-      <w:r>
-        <w:rPr>
-          <w:rStyle w:val="hljs-comment"/>
-          <w:rFonts w:ascii="Cambria" w:hAnsi="Cambria"/>
-        </w:rPr>
-        <w:t># True (non-empty string)</w:t>
-      </w:r>
-    </w:p>
-    <w:p>
-      <w:pPr>
-        <w:pStyle w:val="HTMLPreformatted"/>
-        <w:rPr>
-          <w:rStyle w:val="HTMLCode"/>
-          <w:rFonts w:ascii="Cambria" w:hAnsi="Cambria"/>
-        </w:rPr>
-      </w:pPr>
-      <w:r>
-        <w:rPr>
-          <w:rStyle w:val="hljs-builtin"/>
-          <w:rFonts w:ascii="Cambria" w:hAnsi="Cambria"/>
-        </w:rPr>
-        <w:tab/>
-      </w:r>
-      <w:r>
-        <w:rPr>
-          <w:rStyle w:val="hljs-builtin"/>
-          <w:rFonts w:ascii="Cambria" w:hAnsi="Cambria"/>
-        </w:rPr>
-        <w:t>print</w:t>
-      </w:r>
-      <w:r>
-        <w:rPr>
-          <w:rStyle w:val="HTMLCode"/>
-          <w:rFonts w:ascii="Cambria" w:hAnsi="Cambria"/>
-        </w:rPr>
-        <w:t>(</w:t>
-      </w:r>
-      <w:r>
-        <w:rPr>
-          <w:rStyle w:val="hljs-builtin"/>
-          <w:rFonts w:ascii="Cambria" w:hAnsi="Cambria"/>
-        </w:rPr>
-        <w:t>bool</w:t>
-      </w:r>
-      <w:r>
-        <w:rPr>
-          <w:rStyle w:val="HTMLCode"/>
-          <w:rFonts w:ascii="Cambria" w:hAnsi="Cambria"/>
-        </w:rPr>
-        <w:t>(</w:t>
-      </w:r>
-      <w:r>
-        <w:rPr>
-          <w:rStyle w:val="hljs-string"/>
-          <w:rFonts w:ascii="Cambria" w:hAnsi="Cambria"/>
-        </w:rPr>
-        <w:t>""</w:t>
-      </w:r>
-      <w:r>
-        <w:rPr>
-          <w:rStyle w:val="HTMLCode"/>
-          <w:rFonts w:ascii="Cambria" w:hAnsi="Cambria"/>
-        </w:rPr>
-        <w:t xml:space="preserve">))   </w:t>
-      </w:r>
-      <w:r>
-        <w:rPr>
-          <w:rStyle w:val="hljs-comment"/>
-          <w:rFonts w:ascii="Cambria" w:hAnsi="Cambria"/>
-        </w:rPr>
-        <w:t># False (empty string)</w:t>
+        <w:t># FALSE (EMPTY STRING)</w:t>
       </w:r>
     </w:p>
     <w:p>
@@ -1059,6 +982,8 @@
         </w:numPr>
         <w:rPr>
           <w:rFonts w:ascii="Cambria" w:hAnsi="Cambria"/>
+          <w:sz w:val="20"/>
+          <w:szCs w:val="20"/>
         </w:rPr>
       </w:pPr>
       <w:r>
@@ -1067,8 +992,11 @@
           <w:rFonts w:ascii="Cambria" w:hAnsi="Cambria"/>
           <w:b w:val="0"/>
           <w:bCs w:val="0"/>
-        </w:rPr>
-        <w:t>Exercise: String Reversal &amp; f-Strings</w:t>
+          <w:caps w:val="0"/>
+          <w:sz w:val="20"/>
+          <w:szCs w:val="20"/>
+        </w:rPr>
+        <w:t>EXERCISE: STRING REVERSAL &amp; F-STRINGS</w:t>
       </w:r>
     </w:p>
     <w:p>
@@ -1085,8 +1013,9 @@
       <w:r>
         <w:rPr>
           <w:rFonts w:ascii="Cambria" w:hAnsi="Cambria"/>
-        </w:rPr>
-        <w:t>Task: Reverse a message and print it in fun formats.</w:t>
+          <w:caps w:val="0"/>
+        </w:rPr>
+        <w:t>TASK: REVERSE A MESSAGE AND PRINT IT IN FUN FORMATS.</w:t>
       </w:r>
     </w:p>
     <w:p>
@@ -1103,20 +1032,14 @@
           <w:rFonts w:ascii="Cambria" w:hAnsi="Cambria"/>
         </w:rPr>
         <w:tab/>
-      </w:r>
-      <w:r>
-        <w:rPr>
-          <w:rStyle w:val="HTMLCode"/>
-          <w:rFonts w:ascii="Cambria" w:hAnsi="Cambria"/>
-        </w:rPr>
-        <w:t xml:space="preserve">message = </w:t>
+        <w:t xml:space="preserve">MESSAGE = </w:t>
       </w:r>
       <w:r>
         <w:rPr>
           <w:rStyle w:val="hljs-builtin"/>
           <w:rFonts w:ascii="Cambria" w:hAnsi="Cambria"/>
         </w:rPr>
-        <w:t>input</w:t>
+        <w:t>INPUT</w:t>
       </w:r>
       <w:r>
         <w:rPr>
@@ -1130,7 +1053,7 @@
           <w:rStyle w:val="hljs-string"/>
           <w:rFonts w:ascii="Cambria" w:hAnsi="Cambria"/>
         </w:rPr>
-        <w:t>'Please enter your message: '</w:t>
+        <w:t>'PLEASE ENTER YOUR MESSAGE: '</w:t>
       </w:r>
       <w:r>
         <w:rPr>
@@ -1175,13 +1098,52 @@
           <w:rFonts w:ascii="Cambria" w:hAnsi="Cambria"/>
         </w:rPr>
         <w:tab/>
-      </w:r>
+        <w:t>PRINT</w:t>
+      </w:r>
+      <w:r>
+        <w:rPr>
+          <w:rStyle w:val="HTMLCode"/>
+          <w:rFonts w:ascii="Cambria" w:hAnsi="Cambria"/>
+        </w:rPr>
+        <w:t>(</w:t>
+      </w:r>
+      <w:r>
+        <w:rPr>
+          <w:rStyle w:val="hljs-string"/>
+          <w:rFonts w:ascii="Cambria" w:hAnsi="Cambria"/>
+        </w:rPr>
+        <w:t xml:space="preserve">F'HACKER IS READING </w:t>
+      </w:r>
+      <w:r>
+        <w:rPr>
+          <w:rStyle w:val="hljs-subst"/>
+          <w:rFonts w:ascii="Cambria" w:hAnsi="Cambria"/>
+        </w:rPr>
+        <w:t>{MESSAGE}</w:t>
+      </w:r>
+      <w:r>
+        <w:rPr>
+          <w:rStyle w:val="HTMLCode"/>
+          <w:rFonts w:ascii="Cambria" w:hAnsi="Cambria"/>
+        </w:rPr>
+        <w:t>')</w:t>
+      </w:r>
+    </w:p>
+    <w:p>
+      <w:pPr>
+        <w:pStyle w:val="HTMLPreformatted"/>
+        <w:rPr>
+          <w:rStyle w:val="HTMLCode"/>
+          <w:rFonts w:ascii="Cambria" w:hAnsi="Cambria"/>
+        </w:rPr>
+      </w:pPr>
       <w:r>
         <w:rPr>
           <w:rStyle w:val="hljs-builtin"/>
           <w:rFonts w:ascii="Cambria" w:hAnsi="Cambria"/>
         </w:rPr>
-        <w:t>print</w:t>
+        <w:tab/>
+        <w:t>PRINT</w:t>
       </w:r>
       <w:r>
         <w:rPr>
@@ -1190,88 +1152,19 @@
         </w:rPr>
         <w:t>(</w:t>
       </w:r>
-      <w:proofErr w:type="spellStart"/>
       <w:r>
         <w:rPr>
           <w:rStyle w:val="hljs-string"/>
           <w:rFonts w:ascii="Cambria" w:hAnsi="Cambria"/>
         </w:rPr>
-        <w:t>f'Hacker</w:t>
-      </w:r>
-      <w:proofErr w:type="spellEnd"/>
-      <w:r>
-        <w:rPr>
-          <w:rStyle w:val="hljs-string"/>
-          <w:rFonts w:ascii="Cambria" w:hAnsi="Cambria"/>
-        </w:rPr>
-        <w:t xml:space="preserve"> is reading </w:t>
+        <w:t xml:space="preserve">F'MY FRIEND IS READING </w:t>
       </w:r>
       <w:r>
         <w:rPr>
           <w:rStyle w:val="hljs-subst"/>
           <w:rFonts w:ascii="Cambria" w:hAnsi="Cambria"/>
         </w:rPr>
-        <w:t>{message}</w:t>
-      </w:r>
-      <w:r>
-        <w:rPr>
-          <w:rStyle w:val="HTMLCode"/>
-          <w:rFonts w:ascii="Cambria" w:hAnsi="Cambria"/>
-        </w:rPr>
-        <w:t>')</w:t>
-      </w:r>
-    </w:p>
-    <w:p>
-      <w:pPr>
-        <w:pStyle w:val="HTMLPreformatted"/>
-        <w:rPr>
-          <w:rStyle w:val="HTMLCode"/>
-          <w:rFonts w:ascii="Cambria" w:hAnsi="Cambria"/>
-        </w:rPr>
-      </w:pPr>
-      <w:r>
-        <w:rPr>
-          <w:rStyle w:val="hljs-builtin"/>
-          <w:rFonts w:ascii="Cambria" w:hAnsi="Cambria"/>
-        </w:rPr>
-        <w:tab/>
-      </w:r>
-      <w:r>
-        <w:rPr>
-          <w:rStyle w:val="hljs-builtin"/>
-          <w:rFonts w:ascii="Cambria" w:hAnsi="Cambria"/>
-        </w:rPr>
-        <w:t>print</w:t>
-      </w:r>
-      <w:r>
-        <w:rPr>
-          <w:rStyle w:val="HTMLCode"/>
-          <w:rFonts w:ascii="Cambria" w:hAnsi="Cambria"/>
-        </w:rPr>
-        <w:t>(</w:t>
-      </w:r>
-      <w:proofErr w:type="spellStart"/>
-      <w:r>
-        <w:rPr>
-          <w:rStyle w:val="hljs-string"/>
-          <w:rFonts w:ascii="Cambria" w:hAnsi="Cambria"/>
-        </w:rPr>
-        <w:t>f'My</w:t>
-      </w:r>
-      <w:proofErr w:type="spellEnd"/>
-      <w:r>
-        <w:rPr>
-          <w:rStyle w:val="hljs-string"/>
-          <w:rFonts w:ascii="Cambria" w:hAnsi="Cambria"/>
-        </w:rPr>
-        <w:t xml:space="preserve"> friend is reading </w:t>
-      </w:r>
-      <w:r>
-        <w:rPr>
-          <w:rStyle w:val="hljs-subst"/>
-          <w:rFonts w:ascii="Cambria" w:hAnsi="Cambria"/>
-        </w:rPr>
-        <w:t>{message[::-</w:t>
+        <w:t>{MESSAGE[::-</w:t>
       </w:r>
       <w:r>
         <w:rPr>
@@ -1295,9 +1188,16 @@
           <w:ilvl w:val="0"/>
           <w:numId w:val="5"/>
         </w:numPr>
-      </w:pPr>
-      <w:r>
-        <w:t>Explanation:</w:t>
+        <w:rPr>
+          <w:rFonts w:ascii="Cambria" w:hAnsi="Cambria"/>
+        </w:rPr>
+      </w:pPr>
+      <w:r>
+        <w:rPr>
+          <w:rFonts w:ascii="Cambria" w:hAnsi="Cambria"/>
+          <w:caps w:val="0"/>
+        </w:rPr>
+        <w:t>EXPLANATION:</w:t>
       </w:r>
     </w:p>
     <w:p>
@@ -1309,6 +1209,8 @@
         </w:numPr>
         <w:rPr>
           <w:rFonts w:ascii="Cambria" w:hAnsi="Cambria"/>
+          <w:sz w:val="20"/>
+          <w:szCs w:val="20"/>
         </w:rPr>
       </w:pPr>
       <w:r>
@@ -1321,8 +1223,10 @@
       <w:r>
         <w:rPr>
           <w:rFonts w:ascii="Cambria" w:hAnsi="Cambria"/>
-        </w:rPr>
-        <w:t xml:space="preserve"> → reverses the string.</w:t>
+          <w:sz w:val="20"/>
+          <w:szCs w:val="20"/>
+        </w:rPr>
+        <w:t xml:space="preserve"> → REVERSES THE STRING.</w:t>
       </w:r>
     </w:p>
     <w:p>
@@ -1334,13 +1238,17 @@
         </w:numPr>
         <w:rPr>
           <w:rFonts w:ascii="Cambria" w:hAnsi="Cambria"/>
-        </w:rPr>
-      </w:pPr>
-      <w:r>
-        <w:rPr>
-          <w:rFonts w:ascii="Cambria" w:hAnsi="Cambria"/>
-        </w:rPr>
-        <w:t>f-String → inserts the variable into the message.</w:t>
+          <w:sz w:val="20"/>
+          <w:szCs w:val="20"/>
+        </w:rPr>
+      </w:pPr>
+      <w:r>
+        <w:rPr>
+          <w:rFonts w:ascii="Cambria" w:hAnsi="Cambria"/>
+          <w:sz w:val="20"/>
+          <w:szCs w:val="20"/>
+        </w:rPr>
+        <w:t>F-STRING → INSERTS THE VARIABLE INTO THE MESSAGE.</w:t>
       </w:r>
     </w:p>
     <w:p>
@@ -1352,13 +1260,18 @@
         </w:numPr>
         <w:rPr>
           <w:rFonts w:ascii="Cambria" w:hAnsi="Cambria"/>
-        </w:rPr>
-      </w:pPr>
-      <w:r>
-        <w:rPr>
-          <w:rFonts w:ascii="Cambria" w:hAnsi="Cambria"/>
-        </w:rPr>
-        <w:t>Data Structures and Lists in Python</w:t>
+          <w:sz w:val="20"/>
+          <w:szCs w:val="20"/>
+        </w:rPr>
+      </w:pPr>
+      <w:r>
+        <w:rPr>
+          <w:rFonts w:ascii="Cambria" w:hAnsi="Cambria"/>
+          <w:caps w:val="0"/>
+          <w:sz w:val="20"/>
+          <w:szCs w:val="20"/>
+        </w:rPr>
+        <w:t>DATA STRUCTURES AND LISTS IN PYTHON</w:t>
       </w:r>
     </w:p>
     <w:p>
@@ -1375,8 +1288,9 @@
       <w:r>
         <w:rPr>
           <w:rFonts w:ascii="Cambria" w:hAnsi="Cambria"/>
-        </w:rPr>
-        <w:t>What is a List?</w:t>
+          <w:caps w:val="0"/>
+        </w:rPr>
+        <w:t>WHAT IS A LIST?</w:t>
       </w:r>
     </w:p>
     <w:p>
@@ -1388,40 +1302,51 @@
         </w:numPr>
         <w:rPr>
           <w:rFonts w:ascii="Cambria" w:hAnsi="Cambria"/>
-        </w:rPr>
-      </w:pPr>
-      <w:r>
-        <w:rPr>
-          <w:rFonts w:ascii="Cambria" w:hAnsi="Cambria"/>
-        </w:rPr>
-        <w:lastRenderedPageBreak/>
+          <w:sz w:val="20"/>
+          <w:szCs w:val="20"/>
+        </w:rPr>
+      </w:pPr>
+      <w:r>
+        <w:rPr>
+          <w:rFonts w:ascii="Cambria" w:hAnsi="Cambria"/>
+          <w:sz w:val="20"/>
+          <w:szCs w:val="20"/>
+        </w:rPr>
         <w:t xml:space="preserve">A </w:t>
       </w:r>
       <w:r>
         <w:rPr>
           <w:rStyle w:val="Strong"/>
           <w:rFonts w:ascii="Cambria" w:hAnsi="Cambria"/>
-        </w:rPr>
-        <w:t>list</w:t>
-      </w:r>
-      <w:r>
-        <w:rPr>
-          <w:rFonts w:ascii="Cambria" w:hAnsi="Cambria"/>
-        </w:rPr>
-        <w:t xml:space="preserve"> in Python is an </w:t>
+          <w:sz w:val="20"/>
+          <w:szCs w:val="20"/>
+        </w:rPr>
+        <w:t>LIST</w:t>
+      </w:r>
+      <w:r>
+        <w:rPr>
+          <w:rFonts w:ascii="Cambria" w:hAnsi="Cambria"/>
+          <w:sz w:val="20"/>
+          <w:szCs w:val="20"/>
+        </w:rPr>
+        <w:t xml:space="preserve"> IN PYTHON IS AN </w:t>
       </w:r>
       <w:r>
         <w:rPr>
           <w:rStyle w:val="Strong"/>
           <w:rFonts w:ascii="Cambria" w:hAnsi="Cambria"/>
-        </w:rPr>
-        <w:t>ordered collection</w:t>
-      </w:r>
-      <w:r>
-        <w:rPr>
-          <w:rFonts w:ascii="Cambria" w:hAnsi="Cambria"/>
-        </w:rPr>
-        <w:t xml:space="preserve"> of items.</w:t>
+          <w:sz w:val="20"/>
+          <w:szCs w:val="20"/>
+        </w:rPr>
+        <w:t>ORDERED COLLECTION</w:t>
+      </w:r>
+      <w:r>
+        <w:rPr>
+          <w:rFonts w:ascii="Cambria" w:hAnsi="Cambria"/>
+          <w:sz w:val="20"/>
+          <w:szCs w:val="20"/>
+        </w:rPr>
+        <w:t xml:space="preserve"> OF ITEMS.</w:t>
       </w:r>
     </w:p>
     <w:p>
@@ -1433,40 +1358,33 @@
         </w:numPr>
         <w:rPr>
           <w:rFonts w:ascii="Cambria" w:hAnsi="Cambria"/>
-        </w:rPr>
-      </w:pPr>
-      <w:r>
-        <w:rPr>
-          <w:rFonts w:ascii="Cambria" w:hAnsi="Cambria"/>
-        </w:rPr>
-        <w:t xml:space="preserve">Items can be </w:t>
+          <w:sz w:val="20"/>
+          <w:szCs w:val="20"/>
+        </w:rPr>
+      </w:pPr>
+      <w:r>
+        <w:rPr>
+          <w:rFonts w:ascii="Cambria" w:hAnsi="Cambria"/>
+          <w:sz w:val="20"/>
+          <w:szCs w:val="20"/>
+        </w:rPr>
+        <w:lastRenderedPageBreak/>
+        <w:t xml:space="preserve">ITEMS CAN BE </w:t>
       </w:r>
       <w:r>
         <w:rPr>
           <w:rStyle w:val="Strong"/>
           <w:rFonts w:ascii="Cambria" w:hAnsi="Cambria"/>
-        </w:rPr>
-        <w:t xml:space="preserve">numbers, strings, </w:t>
-      </w:r>
-      <w:proofErr w:type="spellStart"/>
-      <w:r>
-        <w:rPr>
-          <w:rStyle w:val="Strong"/>
-          <w:rFonts w:ascii="Cambria" w:hAnsi="Cambria"/>
-        </w:rPr>
-        <w:t>booleans</w:t>
-      </w:r>
-      <w:proofErr w:type="spellEnd"/>
-      <w:r>
-        <w:rPr>
-          <w:rStyle w:val="Strong"/>
-          <w:rFonts w:ascii="Cambria" w:hAnsi="Cambria"/>
-        </w:rPr>
-        <w:t>, or even other lists</w:t>
-      </w:r>
-      <w:r>
-        <w:rPr>
-          <w:rFonts w:ascii="Cambria" w:hAnsi="Cambria"/>
+          <w:sz w:val="20"/>
+          <w:szCs w:val="20"/>
+        </w:rPr>
+        <w:t>NUMBERS, STRINGS, BOOLEANS, OR EVEN OTHER LISTS</w:t>
+      </w:r>
+      <w:r>
+        <w:rPr>
+          <w:rFonts w:ascii="Cambria" w:hAnsi="Cambria"/>
+          <w:sz w:val="20"/>
+          <w:szCs w:val="20"/>
         </w:rPr>
         <w:t>.</w:t>
       </w:r>
@@ -1480,20 +1398,26 @@
         </w:numPr>
         <w:rPr>
           <w:rFonts w:ascii="Cambria" w:hAnsi="Cambria"/>
-        </w:rPr>
-      </w:pPr>
-      <w:r>
-        <w:rPr>
-          <w:rFonts w:ascii="Cambria" w:hAnsi="Cambria"/>
-        </w:rPr>
-        <w:t xml:space="preserve">Lists are written inside </w:t>
+          <w:sz w:val="20"/>
+          <w:szCs w:val="20"/>
+        </w:rPr>
+      </w:pPr>
+      <w:r>
+        <w:rPr>
+          <w:rFonts w:ascii="Cambria" w:hAnsi="Cambria"/>
+          <w:sz w:val="20"/>
+          <w:szCs w:val="20"/>
+        </w:rPr>
+        <w:t xml:space="preserve">LISTS ARE WRITTEN INSIDE </w:t>
       </w:r>
       <w:r>
         <w:rPr>
           <w:rStyle w:val="Strong"/>
           <w:rFonts w:ascii="Cambria" w:hAnsi="Cambria"/>
-        </w:rPr>
-        <w:t xml:space="preserve">square brackets </w:t>
+          <w:sz w:val="20"/>
+          <w:szCs w:val="20"/>
+        </w:rPr>
+        <w:t xml:space="preserve">SQUARE BRACKETS </w:t>
       </w:r>
       <w:r>
         <w:rPr>
@@ -1502,16 +1426,7 @@
           <w:b/>
           <w:bCs/>
         </w:rPr>
-        <w:t>[ ]</w:t>
-      </w:r>
-      <w:r>
-        <w:rPr>
-          <w:rStyle w:val="HTMLCode"/>
-          <w:rFonts w:ascii="Cambria" w:hAnsi="Cambria"/>
-          <w:b/>
-          <w:bCs/>
-        </w:rPr>
-        <w:t>.</w:t>
+        <w:t>[ ].</w:t>
       </w:r>
     </w:p>
     <w:p>
@@ -1528,8 +1443,9 @@
       <w:r>
         <w:rPr>
           <w:rFonts w:ascii="Cambria" w:hAnsi="Cambria"/>
-        </w:rPr>
-        <w:t>Examples of Lists</w:t>
+          <w:caps w:val="0"/>
+        </w:rPr>
+        <w:t>EXAMPLES OF LISTS</w:t>
       </w:r>
     </w:p>
     <w:p>
@@ -1546,13 +1462,7 @@
           <w:rFonts w:ascii="Cambria" w:hAnsi="Cambria"/>
         </w:rPr>
         <w:tab/>
-      </w:r>
-      <w:r>
-        <w:rPr>
-          <w:rStyle w:val="HTMLCode"/>
-          <w:rFonts w:ascii="Cambria" w:hAnsi="Cambria"/>
-        </w:rPr>
-        <w:t>list_1 = [</w:t>
+        <w:t>LIST_1 = [</w:t>
       </w:r>
       <w:r>
         <w:rPr>
@@ -1601,7 +1511,7 @@
           <w:rStyle w:val="hljs-comment"/>
           <w:rFonts w:ascii="Cambria" w:hAnsi="Cambria"/>
         </w:rPr>
-        <w:t># numbers</w:t>
+        <w:t># NUMBERS</w:t>
       </w:r>
     </w:p>
     <w:p>
@@ -1618,20 +1528,14 @@
           <w:rFonts w:ascii="Cambria" w:hAnsi="Cambria"/>
         </w:rPr>
         <w:tab/>
-      </w:r>
-      <w:r>
-        <w:rPr>
-          <w:rStyle w:val="HTMLCode"/>
-          <w:rFonts w:ascii="Cambria" w:hAnsi="Cambria"/>
-        </w:rPr>
-        <w:t>list_2 = [</w:t>
+        <w:t>LIST_2 = [</w:t>
       </w:r>
       <w:r>
         <w:rPr>
           <w:rStyle w:val="hljs-string"/>
           <w:rFonts w:ascii="Cambria" w:hAnsi="Cambria"/>
         </w:rPr>
-        <w:t>'a'</w:t>
+        <w:t>'A'</w:t>
       </w:r>
       <w:r>
         <w:rPr>
@@ -1645,7 +1549,7 @@
           <w:rStyle w:val="hljs-string"/>
           <w:rFonts w:ascii="Cambria" w:hAnsi="Cambria"/>
         </w:rPr>
-        <w:t>'b'</w:t>
+        <w:t>'B'</w:t>
       </w:r>
       <w:r>
         <w:rPr>
@@ -1659,7 +1563,7 @@
           <w:rStyle w:val="hljs-string"/>
           <w:rFonts w:ascii="Cambria" w:hAnsi="Cambria"/>
         </w:rPr>
-        <w:t>'c'</w:t>
+        <w:t>'C'</w:t>
       </w:r>
       <w:r>
         <w:rPr>
@@ -1673,7 +1577,7 @@
           <w:rStyle w:val="hljs-comment"/>
           <w:rFonts w:ascii="Cambria" w:hAnsi="Cambria"/>
         </w:rPr>
-        <w:t># strings</w:t>
+        <w:t># STRINGS</w:t>
       </w:r>
     </w:p>
     <w:p>
@@ -1690,20 +1594,14 @@
           <w:rFonts w:ascii="Cambria" w:hAnsi="Cambria"/>
         </w:rPr>
         <w:tab/>
-      </w:r>
-      <w:r>
-        <w:rPr>
-          <w:rStyle w:val="HTMLCode"/>
-          <w:rFonts w:ascii="Cambria" w:hAnsi="Cambria"/>
-        </w:rPr>
-        <w:t>list_3 = [</w:t>
+        <w:t>LIST_3 = [</w:t>
       </w:r>
       <w:r>
         <w:rPr>
           <w:rStyle w:val="hljs-literal"/>
           <w:rFonts w:ascii="Cambria" w:eastAsiaTheme="majorEastAsia" w:hAnsi="Cambria"/>
         </w:rPr>
-        <w:t>True</w:t>
+        <w:t>TRUE</w:t>
       </w:r>
       <w:r>
         <w:rPr>
@@ -1717,7 +1615,7 @@
           <w:rStyle w:val="hljs-literal"/>
           <w:rFonts w:ascii="Cambria" w:eastAsiaTheme="majorEastAsia" w:hAnsi="Cambria"/>
         </w:rPr>
-        <w:t>False</w:t>
+        <w:t>FALSE</w:t>
       </w:r>
       <w:r>
         <w:rPr>
@@ -1731,17 +1629,8 @@
           <w:rStyle w:val="hljs-comment"/>
           <w:rFonts w:ascii="Cambria" w:hAnsi="Cambria"/>
         </w:rPr>
-        <w:t xml:space="preserve"># </w:t>
-      </w:r>
-      <w:proofErr w:type="spellStart"/>
-      <w:r>
-        <w:rPr>
-          <w:rStyle w:val="hljs-comment"/>
-          <w:rFonts w:ascii="Cambria" w:hAnsi="Cambria"/>
-        </w:rPr>
-        <w:t>booleans</w:t>
-      </w:r>
-      <w:proofErr w:type="spellEnd"/>
+        <w:t># BOOLEANS</w:t>
+      </w:r>
     </w:p>
     <w:p>
       <w:pPr>
@@ -1757,13 +1646,7 @@
           <w:rFonts w:ascii="Cambria" w:hAnsi="Cambria"/>
         </w:rPr>
         <w:tab/>
-      </w:r>
-      <w:r>
-        <w:rPr>
-          <w:rStyle w:val="HTMLCode"/>
-          <w:rFonts w:ascii="Cambria" w:hAnsi="Cambria"/>
-        </w:rPr>
-        <w:t>list_4 = [</w:t>
+        <w:t>LIST_4 = [</w:t>
       </w:r>
       <w:r>
         <w:rPr>
@@ -1784,7 +1667,7 @@
           <w:rStyle w:val="hljs-string"/>
           <w:rFonts w:ascii="Cambria" w:hAnsi="Cambria"/>
         </w:rPr>
-        <w:t>'a'</w:t>
+        <w:t>'A'</w:t>
       </w:r>
       <w:r>
         <w:rPr>
@@ -1798,7 +1681,7 @@
           <w:rStyle w:val="hljs-literal"/>
           <w:rFonts w:ascii="Cambria" w:eastAsiaTheme="majorEastAsia" w:hAnsi="Cambria"/>
         </w:rPr>
-        <w:t>True</w:t>
+        <w:t>TRUE</w:t>
       </w:r>
       <w:r>
         <w:rPr>
@@ -1812,7 +1695,7 @@
           <w:rStyle w:val="hljs-comment"/>
           <w:rFonts w:ascii="Cambria" w:hAnsi="Cambria"/>
         </w:rPr>
-        <w:t># mixed data</w:t>
+        <w:t># MIXED DATA</w:t>
       </w:r>
     </w:p>
     <w:p>
@@ -1828,20 +1711,14 @@
           <w:rFonts w:ascii="Cambria" w:hAnsi="Cambria"/>
         </w:rPr>
         <w:tab/>
-      </w:r>
-      <w:r>
-        <w:rPr>
-          <w:rStyle w:val="HTMLCode"/>
-          <w:rFonts w:ascii="Cambria" w:hAnsi="Cambria"/>
-        </w:rPr>
-        <w:t>list_5 = [</w:t>
+        <w:t>LIST_5 = [</w:t>
       </w:r>
       <w:r>
         <w:rPr>
           <w:rStyle w:val="hljs-string"/>
           <w:rFonts w:ascii="Cambria" w:hAnsi="Cambria"/>
         </w:rPr>
-        <w:t>'a'</w:t>
+        <w:t>'A'</w:t>
       </w:r>
       <w:r>
         <w:rPr>
@@ -1855,7 +1732,7 @@
           <w:rStyle w:val="hljs-string"/>
           <w:rFonts w:ascii="Cambria" w:hAnsi="Cambria"/>
         </w:rPr>
-        <w:t>'b'</w:t>
+        <w:t>'B'</w:t>
       </w:r>
       <w:r>
         <w:rPr>
@@ -1911,7 +1788,7 @@
           <w:rStyle w:val="hljs-literal"/>
           <w:rFonts w:ascii="Cambria" w:eastAsiaTheme="majorEastAsia" w:hAnsi="Cambria"/>
         </w:rPr>
-        <w:t>True</w:t>
+        <w:t>TRUE</w:t>
       </w:r>
       <w:r>
         <w:rPr>
@@ -1925,7 +1802,7 @@
           <w:rStyle w:val="hljs-literal"/>
           <w:rFonts w:ascii="Cambria" w:eastAsiaTheme="majorEastAsia" w:hAnsi="Cambria"/>
         </w:rPr>
-        <w:t>False</w:t>
+        <w:t>FALSE</w:t>
       </w:r>
       <w:r>
         <w:rPr>
@@ -1939,7 +1816,7 @@
           <w:rStyle w:val="hljs-comment"/>
           <w:rFonts w:ascii="Cambria" w:hAnsi="Cambria"/>
         </w:rPr>
-        <w:t># nested lists</w:t>
+        <w:t># NESTED LISTS</w:t>
       </w:r>
     </w:p>
     <w:p>
@@ -1956,8 +1833,9 @@
       <w:r>
         <w:rPr>
           <w:rFonts w:ascii="Cambria" w:hAnsi="Cambria"/>
-        </w:rPr>
-        <w:t>Printing Lists</w:t>
+          <w:caps w:val="0"/>
+        </w:rPr>
+        <w:t>PRINTING LISTS</w:t>
       </w:r>
     </w:p>
     <w:p>
@@ -1974,14 +1852,14 @@
           <w:rStyle w:val="hljs-builtin"/>
           <w:rFonts w:ascii="Cambria" w:hAnsi="Cambria"/>
         </w:rPr>
-        <w:t>print</w:t>
-      </w:r>
-      <w:r>
-        <w:rPr>
-          <w:rStyle w:val="HTMLCode"/>
-          <w:rFonts w:ascii="Cambria" w:hAnsi="Cambria"/>
-        </w:rPr>
-        <w:t xml:space="preserve">(list_1)          </w:t>
+        <w:t>PRINT</w:t>
+      </w:r>
+      <w:r>
+        <w:rPr>
+          <w:rStyle w:val="HTMLCode"/>
+          <w:rFonts w:ascii="Cambria" w:hAnsi="Cambria"/>
+        </w:rPr>
+        <w:t xml:space="preserve">(LIST_1)          </w:t>
       </w:r>
       <w:r>
         <w:rPr>
@@ -2005,14 +1883,14 @@
           <w:rStyle w:val="hljs-builtin"/>
           <w:rFonts w:ascii="Cambria" w:hAnsi="Cambria"/>
         </w:rPr>
-        <w:t>print</w:t>
-      </w:r>
-      <w:r>
-        <w:rPr>
-          <w:rStyle w:val="HTMLCode"/>
-          <w:rFonts w:ascii="Cambria" w:hAnsi="Cambria"/>
-        </w:rPr>
-        <w:t>(list_1[</w:t>
+        <w:t>PRINT</w:t>
+      </w:r>
+      <w:r>
+        <w:rPr>
+          <w:rStyle w:val="HTMLCode"/>
+          <w:rFonts w:ascii="Cambria" w:hAnsi="Cambria"/>
+        </w:rPr>
+        <w:t>(LIST_1[</w:t>
       </w:r>
       <w:r>
         <w:rPr>
@@ -2033,7 +1911,7 @@
           <w:rStyle w:val="hljs-comment"/>
           <w:rFonts w:ascii="Cambria" w:hAnsi="Cambria"/>
         </w:rPr>
-        <w:t># 1 (first element)</w:t>
+        <w:t># 1 (FIRST ELEMENT)</w:t>
       </w:r>
     </w:p>
     <w:p>
@@ -2050,21 +1928,21 @@
           <w:rStyle w:val="hljs-builtin"/>
           <w:rFonts w:ascii="Cambria" w:hAnsi="Cambria"/>
         </w:rPr>
-        <w:t>print</w:t>
-      </w:r>
-      <w:r>
-        <w:rPr>
-          <w:rStyle w:val="HTMLCode"/>
-          <w:rFonts w:ascii="Cambria" w:hAnsi="Cambria"/>
-        </w:rPr>
-        <w:t xml:space="preserve">(list_2)          </w:t>
+        <w:t>PRINT</w:t>
+      </w:r>
+      <w:r>
+        <w:rPr>
+          <w:rStyle w:val="HTMLCode"/>
+          <w:rFonts w:ascii="Cambria" w:hAnsi="Cambria"/>
+        </w:rPr>
+        <w:t xml:space="preserve">(LIST_2)          </w:t>
       </w:r>
       <w:r>
         <w:rPr>
           <w:rStyle w:val="hljs-comment"/>
           <w:rFonts w:ascii="Cambria" w:hAnsi="Cambria"/>
         </w:rPr>
-        <w:t># ['a', 'b', 'c']</w:t>
+        <w:t># ['A', 'B', 'C']</w:t>
       </w:r>
     </w:p>
     <w:p>
@@ -2081,21 +1959,21 @@
           <w:rStyle w:val="hljs-builtin"/>
           <w:rFonts w:ascii="Cambria" w:hAnsi="Cambria"/>
         </w:rPr>
-        <w:t>print</w:t>
-      </w:r>
-      <w:r>
-        <w:rPr>
-          <w:rStyle w:val="HTMLCode"/>
-          <w:rFonts w:ascii="Cambria" w:hAnsi="Cambria"/>
-        </w:rPr>
-        <w:t xml:space="preserve">(list_3)          </w:t>
+        <w:t>PRINT</w:t>
+      </w:r>
+      <w:r>
+        <w:rPr>
+          <w:rStyle w:val="HTMLCode"/>
+          <w:rFonts w:ascii="Cambria" w:hAnsi="Cambria"/>
+        </w:rPr>
+        <w:t xml:space="preserve">(LIST_3)          </w:t>
       </w:r>
       <w:r>
         <w:rPr>
           <w:rStyle w:val="hljs-comment"/>
           <w:rFonts w:ascii="Cambria" w:hAnsi="Cambria"/>
         </w:rPr>
-        <w:t># [True, False]</w:t>
+        <w:t># [TRUE, FALSE]</w:t>
       </w:r>
     </w:p>
     <w:p>
@@ -2112,21 +1990,21 @@
           <w:rStyle w:val="hljs-builtin"/>
           <w:rFonts w:ascii="Cambria" w:hAnsi="Cambria"/>
         </w:rPr>
-        <w:t>print</w:t>
-      </w:r>
-      <w:r>
-        <w:rPr>
-          <w:rStyle w:val="HTMLCode"/>
-          <w:rFonts w:ascii="Cambria" w:hAnsi="Cambria"/>
-        </w:rPr>
-        <w:t xml:space="preserve">(list_4)          </w:t>
+        <w:t>PRINT</w:t>
+      </w:r>
+      <w:r>
+        <w:rPr>
+          <w:rStyle w:val="HTMLCode"/>
+          <w:rFonts w:ascii="Cambria" w:hAnsi="Cambria"/>
+        </w:rPr>
+        <w:t xml:space="preserve">(LIST_4)          </w:t>
       </w:r>
       <w:r>
         <w:rPr>
           <w:rStyle w:val="hljs-comment"/>
           <w:rFonts w:ascii="Cambria" w:hAnsi="Cambria"/>
         </w:rPr>
-        <w:t># [1, 'a', True]</w:t>
+        <w:t># [1, 'A', TRUE]</w:t>
       </w:r>
     </w:p>
     <w:p>
@@ -2143,14 +2021,14 @@
           <w:rStyle w:val="hljs-builtin"/>
           <w:rFonts w:ascii="Cambria" w:hAnsi="Cambria"/>
         </w:rPr>
-        <w:t>print</w:t>
-      </w:r>
-      <w:r>
-        <w:rPr>
-          <w:rStyle w:val="HTMLCode"/>
-          <w:rFonts w:ascii="Cambria" w:hAnsi="Cambria"/>
-        </w:rPr>
-        <w:t>(list_5[</w:t>
+        <w:t>PRINT</w:t>
+      </w:r>
+      <w:r>
+        <w:rPr>
+          <w:rStyle w:val="HTMLCode"/>
+          <w:rFonts w:ascii="Cambria" w:hAnsi="Cambria"/>
+        </w:rPr>
+        <w:t>(LIST_5[</w:t>
       </w:r>
       <w:r>
         <w:rPr>
@@ -2185,7 +2063,7 @@
           <w:rStyle w:val="hljs-comment"/>
           <w:rFonts w:ascii="Cambria" w:hAnsi="Cambria"/>
         </w:rPr>
-        <w:t># False (2nd element inside 4th list)</w:t>
+        <w:t># FALSE (2ND ELEMENT INSIDE 4TH LIST)</w:t>
       </w:r>
     </w:p>
     <w:p>
@@ -2202,21 +2080,21 @@
           <w:rStyle w:val="hljs-builtin"/>
           <w:rFonts w:ascii="Cambria" w:hAnsi="Cambria"/>
         </w:rPr>
-        <w:t>print</w:t>
-      </w:r>
-      <w:r>
-        <w:rPr>
-          <w:rStyle w:val="HTMLCode"/>
-          <w:rFonts w:ascii="Cambria" w:hAnsi="Cambria"/>
-        </w:rPr>
-        <w:t xml:space="preserve">(list_5[::])      </w:t>
+        <w:t>PRINT</w:t>
+      </w:r>
+      <w:r>
+        <w:rPr>
+          <w:rStyle w:val="HTMLCode"/>
+          <w:rFonts w:ascii="Cambria" w:hAnsi="Cambria"/>
+        </w:rPr>
+        <w:t xml:space="preserve">(LIST_5[::])      </w:t>
       </w:r>
       <w:r>
         <w:rPr>
           <w:rStyle w:val="hljs-comment"/>
           <w:rFonts w:ascii="Cambria" w:hAnsi="Cambria"/>
         </w:rPr>
-        <w:t># Full list copy</w:t>
+        <w:t># FULL LIST COPY</w:t>
       </w:r>
     </w:p>
     <w:p>
@@ -2232,14 +2110,14 @@
           <w:rStyle w:val="hljs-builtin"/>
           <w:rFonts w:ascii="Cambria" w:hAnsi="Cambria"/>
         </w:rPr>
-        <w:t>print</w:t>
-      </w:r>
-      <w:r>
-        <w:rPr>
-          <w:rStyle w:val="HTMLCode"/>
-          <w:rFonts w:ascii="Cambria" w:hAnsi="Cambria"/>
-        </w:rPr>
-        <w:t>(list_5[::</w:t>
+        <w:t>PRINT</w:t>
+      </w:r>
+      <w:r>
+        <w:rPr>
+          <w:rStyle w:val="HTMLCode"/>
+          <w:rFonts w:ascii="Cambria" w:hAnsi="Cambria"/>
+        </w:rPr>
+        <w:t>(LIST_5[::</w:t>
       </w:r>
       <w:r>
         <w:rPr>
@@ -2260,7 +2138,7 @@
           <w:rStyle w:val="hljs-comment"/>
           <w:rFonts w:ascii="Cambria" w:hAnsi="Cambria"/>
         </w:rPr>
-        <w:t># Every 2nd element from the list</w:t>
+        <w:t># EVERY 2ND ELEMENT FROM THE LIST</w:t>
       </w:r>
     </w:p>
     <w:p>
@@ -2277,8 +2155,9 @@
       <w:r>
         <w:rPr>
           <w:rFonts w:ascii="Cambria" w:hAnsi="Cambria"/>
-        </w:rPr>
-        <w:t>Copying Lists Correctly</w:t>
+          <w:caps w:val="0"/>
+        </w:rPr>
+        <w:t>COPYING LISTS CORRECTLY</w:t>
       </w:r>
     </w:p>
     <w:p>
@@ -2287,13 +2166,17 @@
         <w:ind w:firstLine="720"/>
         <w:rPr>
           <w:rFonts w:ascii="Cambria" w:hAnsi="Cambria"/>
-        </w:rPr>
-      </w:pPr>
-      <w:r>
-        <w:rPr>
-          <w:rFonts w:ascii="Cambria" w:hAnsi="Cambria"/>
-        </w:rPr>
-        <w:t xml:space="preserve">When copying lists, use </w:t>
+          <w:sz w:val="20"/>
+          <w:szCs w:val="20"/>
+        </w:rPr>
+      </w:pPr>
+      <w:r>
+        <w:rPr>
+          <w:rFonts w:ascii="Cambria" w:hAnsi="Cambria"/>
+          <w:sz w:val="20"/>
+          <w:szCs w:val="20"/>
+        </w:rPr>
+        <w:t xml:space="preserve">WHEN COPYING LISTS, USE </w:t>
       </w:r>
       <w:r>
         <w:rPr>
@@ -2305,21 +2188,25 @@
       <w:r>
         <w:rPr>
           <w:rFonts w:ascii="Cambria" w:hAnsi="Cambria"/>
-        </w:rPr>
-        <w:t xml:space="preserve"> or </w:t>
-      </w:r>
-      <w:r>
-        <w:rPr>
-          <w:rStyle w:val="HTMLCode"/>
-          <w:rFonts w:ascii="Cambria" w:hAnsi="Cambria"/>
-        </w:rPr>
-        <w:t>.copy()</w:t>
-      </w:r>
-      <w:r>
-        <w:rPr>
-          <w:rFonts w:ascii="Cambria" w:hAnsi="Cambria"/>
-        </w:rPr>
-        <w:t xml:space="preserve"> to avoid changing the original list.</w:t>
+          <w:sz w:val="20"/>
+          <w:szCs w:val="20"/>
+        </w:rPr>
+        <w:t xml:space="preserve"> OR </w:t>
+      </w:r>
+      <w:r>
+        <w:rPr>
+          <w:rStyle w:val="HTMLCode"/>
+          <w:rFonts w:ascii="Cambria" w:hAnsi="Cambria"/>
+        </w:rPr>
+        <w:t>.COPY()</w:t>
+      </w:r>
+      <w:r>
+        <w:rPr>
+          <w:rFonts w:ascii="Cambria" w:hAnsi="Cambria"/>
+          <w:sz w:val="20"/>
+          <w:szCs w:val="20"/>
+        </w:rPr>
+        <w:t xml:space="preserve"> TO AVOID CHANGING THE ORIGINAL LIST.</w:t>
       </w:r>
     </w:p>
     <w:p>
@@ -2336,29 +2223,14 @@
           <w:rFonts w:ascii="Cambria" w:hAnsi="Cambria"/>
         </w:rPr>
         <w:tab/>
-      </w:r>
-      <w:proofErr w:type="spellStart"/>
-      <w:r>
-        <w:rPr>
-          <w:rStyle w:val="HTMLCode"/>
-          <w:rFonts w:ascii="Cambria" w:hAnsi="Cambria"/>
-        </w:rPr>
-        <w:t>list_items</w:t>
-      </w:r>
-      <w:proofErr w:type="spellEnd"/>
-      <w:r>
-        <w:rPr>
-          <w:rStyle w:val="HTMLCode"/>
-          <w:rFonts w:ascii="Cambria" w:hAnsi="Cambria"/>
-        </w:rPr>
-        <w:t xml:space="preserve"> = [</w:t>
+        <w:t>LIST_ITEMS = [</w:t>
       </w:r>
       <w:r>
         <w:rPr>
           <w:rStyle w:val="hljs-string"/>
           <w:rFonts w:ascii="Cambria" w:hAnsi="Cambria"/>
         </w:rPr>
-        <w:t>'book'</w:t>
+        <w:t>'BOOK'</w:t>
       </w:r>
       <w:r>
         <w:rPr>
@@ -2386,7 +2258,7 @@
           <w:rStyle w:val="hljs-string"/>
           <w:rFonts w:ascii="Cambria" w:hAnsi="Cambria"/>
         </w:rPr>
-        <w:t>'laptop'</w:t>
+        <w:t>'LAPTOP'</w:t>
       </w:r>
       <w:r>
         <w:rPr>
@@ -2410,13 +2282,41 @@
           <w:rFonts w:ascii="Cambria" w:hAnsi="Cambria"/>
         </w:rPr>
         <w:tab/>
-      </w:r>
+        <w:t># MAKE A COPY</w:t>
+      </w:r>
+    </w:p>
+    <w:p>
+      <w:pPr>
+        <w:pStyle w:val="HTMLPreformatted"/>
+        <w:rPr>
+          <w:rStyle w:val="HTMLCode"/>
+          <w:rFonts w:ascii="Cambria" w:hAnsi="Cambria"/>
+        </w:rPr>
+      </w:pPr>
+      <w:r>
+        <w:rPr>
+          <w:rStyle w:val="HTMLCode"/>
+          <w:rFonts w:ascii="Cambria" w:hAnsi="Cambria"/>
+        </w:rPr>
+        <w:tab/>
+        <w:t>NEW_LIST = LIST_ITEMS[:]</w:t>
+      </w:r>
+    </w:p>
+    <w:p>
+      <w:pPr>
+        <w:pStyle w:val="HTMLPreformatted"/>
+        <w:rPr>
+          <w:rStyle w:val="HTMLCode"/>
+          <w:rFonts w:ascii="Cambria" w:hAnsi="Cambria"/>
+        </w:rPr>
+      </w:pPr>
       <w:r>
         <w:rPr>
           <w:rStyle w:val="hljs-comment"/>
           <w:rFonts w:ascii="Cambria" w:hAnsi="Cambria"/>
         </w:rPr>
-        <w:t># Make a copy</w:t>
+        <w:tab/>
+        <w:t># CHANGE THE COPY</w:t>
       </w:r>
     </w:p>
     <w:p>
@@ -2433,38 +2333,28 @@
           <w:rFonts w:ascii="Cambria" w:hAnsi="Cambria"/>
         </w:rPr>
         <w:tab/>
-      </w:r>
-      <w:proofErr w:type="spellStart"/>
-      <w:r>
-        <w:rPr>
-          <w:rStyle w:val="HTMLCode"/>
-          <w:rFonts w:ascii="Cambria" w:hAnsi="Cambria"/>
-        </w:rPr>
-        <w:t>new_list</w:t>
-      </w:r>
-      <w:proofErr w:type="spellEnd"/>
-      <w:r>
-        <w:rPr>
-          <w:rStyle w:val="HTMLCode"/>
-          <w:rFonts w:ascii="Cambria" w:hAnsi="Cambria"/>
-        </w:rPr>
-        <w:t xml:space="preserve"> = </w:t>
-      </w:r>
-      <w:proofErr w:type="spellStart"/>
-      <w:r>
-        <w:rPr>
-          <w:rStyle w:val="HTMLCode"/>
-          <w:rFonts w:ascii="Cambria" w:hAnsi="Cambria"/>
-        </w:rPr>
-        <w:t>list_items</w:t>
-      </w:r>
-      <w:proofErr w:type="spellEnd"/>
-      <w:r>
-        <w:rPr>
-          <w:rStyle w:val="HTMLCode"/>
-          <w:rFonts w:ascii="Cambria" w:hAnsi="Cambria"/>
-        </w:rPr>
-        <w:t>[:]</w:t>
+        <w:t>NEW_LIST[</w:t>
+      </w:r>
+      <w:r>
+        <w:rPr>
+          <w:rStyle w:val="hljs-number"/>
+          <w:rFonts w:ascii="Cambria" w:hAnsi="Cambria"/>
+        </w:rPr>
+        <w:t>2</w:t>
+      </w:r>
+      <w:r>
+        <w:rPr>
+          <w:rStyle w:val="HTMLCode"/>
+          <w:rFonts w:ascii="Cambria" w:hAnsi="Cambria"/>
+        </w:rPr>
+        <w:t xml:space="preserve">] = </w:t>
+      </w:r>
+      <w:r>
+        <w:rPr>
+          <w:rStyle w:val="hljs-string"/>
+          <w:rFonts w:ascii="Cambria" w:hAnsi="Cambria"/>
+        </w:rPr>
+        <w:t>'TABLET'</w:t>
       </w:r>
     </w:p>
     <w:p>
@@ -2477,175 +2367,55 @@
       </w:pPr>
       <w:r>
         <w:rPr>
+          <w:rStyle w:val="hljs-builtin"/>
+          <w:rFonts w:ascii="Cambria" w:hAnsi="Cambria"/>
+        </w:rPr>
+        <w:tab/>
+        <w:t>PRINT</w:t>
+      </w:r>
+      <w:r>
+        <w:rPr>
+          <w:rStyle w:val="HTMLCode"/>
+          <w:rFonts w:ascii="Cambria" w:hAnsi="Cambria"/>
+        </w:rPr>
+        <w:t xml:space="preserve">(LIST_ITEMS)   </w:t>
+      </w:r>
+      <w:r>
+        <w:rPr>
           <w:rStyle w:val="hljs-comment"/>
           <w:rFonts w:ascii="Cambria" w:hAnsi="Cambria"/>
         </w:rPr>
+        <w:t># ['BOOK', 10, 'LAPTOP']</w:t>
+      </w:r>
+    </w:p>
+    <w:p>
+      <w:pPr>
+        <w:pStyle w:val="HTMLPreformatted"/>
+        <w:rPr>
+          <w:rFonts w:ascii="Cambria" w:hAnsi="Cambria"/>
+        </w:rPr>
+      </w:pPr>
+      <w:r>
+        <w:rPr>
+          <w:rStyle w:val="hljs-builtin"/>
+          <w:rFonts w:ascii="Cambria" w:hAnsi="Cambria"/>
+        </w:rPr>
         <w:tab/>
+        <w:t>PRINT</w:t>
+      </w:r>
+      <w:r>
+        <w:rPr>
+          <w:rStyle w:val="HTMLCode"/>
+          <w:rFonts w:ascii="Cambria" w:hAnsi="Cambria"/>
+        </w:rPr>
+        <w:t xml:space="preserve">(NEW_LIST)     </w:t>
       </w:r>
       <w:r>
         <w:rPr>
           <w:rStyle w:val="hljs-comment"/>
           <w:rFonts w:ascii="Cambria" w:hAnsi="Cambria"/>
         </w:rPr>
-        <w:t># Change the copy</w:t>
-      </w:r>
-    </w:p>
-    <w:p>
-      <w:pPr>
-        <w:pStyle w:val="HTMLPreformatted"/>
-        <w:rPr>
-          <w:rStyle w:val="HTMLCode"/>
-          <w:rFonts w:ascii="Cambria" w:hAnsi="Cambria"/>
-        </w:rPr>
-      </w:pPr>
-      <w:r>
-        <w:rPr>
-          <w:rStyle w:val="HTMLCode"/>
-          <w:rFonts w:ascii="Cambria" w:hAnsi="Cambria"/>
-        </w:rPr>
-        <w:tab/>
-      </w:r>
-      <w:proofErr w:type="spellStart"/>
-      <w:r>
-        <w:rPr>
-          <w:rStyle w:val="HTMLCode"/>
-          <w:rFonts w:ascii="Cambria" w:hAnsi="Cambria"/>
-        </w:rPr>
-        <w:t>new_list</w:t>
-      </w:r>
-      <w:proofErr w:type="spellEnd"/>
-      <w:r>
-        <w:rPr>
-          <w:rStyle w:val="HTMLCode"/>
-          <w:rFonts w:ascii="Cambria" w:hAnsi="Cambria"/>
-        </w:rPr>
-        <w:t>[</w:t>
-      </w:r>
-      <w:r>
-        <w:rPr>
-          <w:rStyle w:val="hljs-number"/>
-          <w:rFonts w:ascii="Cambria" w:hAnsi="Cambria"/>
-        </w:rPr>
-        <w:t>2</w:t>
-      </w:r>
-      <w:r>
-        <w:rPr>
-          <w:rStyle w:val="HTMLCode"/>
-          <w:rFonts w:ascii="Cambria" w:hAnsi="Cambria"/>
-        </w:rPr>
-        <w:t xml:space="preserve">] = </w:t>
-      </w:r>
-      <w:r>
-        <w:rPr>
-          <w:rStyle w:val="hljs-string"/>
-          <w:rFonts w:ascii="Cambria" w:hAnsi="Cambria"/>
-        </w:rPr>
-        <w:t>'tablet'</w:t>
-      </w:r>
-    </w:p>
-    <w:p>
-      <w:pPr>
-        <w:pStyle w:val="HTMLPreformatted"/>
-        <w:rPr>
-          <w:rStyle w:val="HTMLCode"/>
-          <w:rFonts w:ascii="Cambria" w:hAnsi="Cambria"/>
-        </w:rPr>
-      </w:pPr>
-      <w:r>
-        <w:rPr>
-          <w:rStyle w:val="hljs-builtin"/>
-          <w:rFonts w:ascii="Cambria" w:hAnsi="Cambria"/>
-        </w:rPr>
-        <w:tab/>
-      </w:r>
-      <w:r>
-        <w:rPr>
-          <w:rStyle w:val="hljs-builtin"/>
-          <w:rFonts w:ascii="Cambria" w:hAnsi="Cambria"/>
-        </w:rPr>
-        <w:t>print</w:t>
-      </w:r>
-      <w:r>
-        <w:rPr>
-          <w:rStyle w:val="HTMLCode"/>
-          <w:rFonts w:ascii="Cambria" w:hAnsi="Cambria"/>
-        </w:rPr>
-        <w:t>(</w:t>
-      </w:r>
-      <w:proofErr w:type="spellStart"/>
-      <w:r>
-        <w:rPr>
-          <w:rStyle w:val="HTMLCode"/>
-          <w:rFonts w:ascii="Cambria" w:hAnsi="Cambria"/>
-        </w:rPr>
-        <w:t>list_items</w:t>
-      </w:r>
-      <w:proofErr w:type="spellEnd"/>
-      <w:r>
-        <w:rPr>
-          <w:rStyle w:val="HTMLCode"/>
-          <w:rFonts w:ascii="Cambria" w:hAnsi="Cambria"/>
-        </w:rPr>
-        <w:t xml:space="preserve">)   </w:t>
-      </w:r>
-      <w:r>
-        <w:rPr>
-          <w:rStyle w:val="hljs-comment"/>
-          <w:rFonts w:ascii="Cambria" w:hAnsi="Cambria"/>
-        </w:rPr>
-        <w:t># ['book', 10, 'laptop']</w:t>
-      </w:r>
-    </w:p>
-    <w:p>
-      <w:pPr>
-        <w:pStyle w:val="HTMLPreformatted"/>
-        <w:rPr>
-          <w:rFonts w:ascii="Cambria" w:hAnsi="Cambria"/>
-        </w:rPr>
-      </w:pPr>
-      <w:r>
-        <w:rPr>
-          <w:rStyle w:val="hljs-builtin"/>
-          <w:rFonts w:ascii="Cambria" w:hAnsi="Cambria"/>
-        </w:rPr>
-        <w:tab/>
-      </w:r>
-      <w:r>
-        <w:rPr>
-          <w:rStyle w:val="hljs-builtin"/>
-          <w:rFonts w:ascii="Cambria" w:hAnsi="Cambria"/>
-        </w:rPr>
-        <w:t>print</w:t>
-      </w:r>
-      <w:r>
-        <w:rPr>
-          <w:rStyle w:val="HTMLCode"/>
-          <w:rFonts w:ascii="Cambria" w:hAnsi="Cambria"/>
-        </w:rPr>
-        <w:t>(</w:t>
-      </w:r>
-      <w:proofErr w:type="spellStart"/>
-      <w:r>
-        <w:rPr>
-          <w:rStyle w:val="HTMLCode"/>
-          <w:rFonts w:ascii="Cambria" w:hAnsi="Cambria"/>
-        </w:rPr>
-        <w:t>new_list</w:t>
-      </w:r>
-      <w:proofErr w:type="spellEnd"/>
-      <w:r>
-        <w:rPr>
-          <w:rStyle w:val="HTMLCode"/>
-          <w:rFonts w:ascii="Cambria" w:hAnsi="Cambria"/>
-        </w:rPr>
-        <w:t xml:space="preserve">)     </w:t>
-      </w:r>
-      <w:r>
-        <w:rPr>
-          <w:rStyle w:val="hljs-comment"/>
-          <w:rFonts w:ascii="Cambria" w:hAnsi="Cambria"/>
-        </w:rPr>
-        <w:t># ['book', 10, 'tablet']</w:t>
+        <w:t># ['BOOK', 10, 'TABLET']</w:t>
       </w:r>
     </w:p>
     <w:p>
@@ -2662,8 +2432,9 @@
       <w:r>
         <w:rPr>
           <w:rFonts w:ascii="Cambria" w:hAnsi="Cambria"/>
-        </w:rPr>
-        <w:t>Matrix Using Lists</w:t>
+          <w:caps w:val="0"/>
+        </w:rPr>
+        <w:t>MATRIX USING LISTS</w:t>
       </w:r>
     </w:p>
     <w:p>
@@ -2672,11 +2443,15 @@
         <w:ind w:firstLine="720"/>
         <w:rPr>
           <w:rFonts w:ascii="Cambria" w:hAnsi="Cambria"/>
-        </w:rPr>
-      </w:pPr>
-      <w:r>
-        <w:rPr>
-          <w:rFonts w:ascii="Cambria" w:hAnsi="Cambria"/>
+          <w:sz w:val="20"/>
+          <w:szCs w:val="20"/>
+        </w:rPr>
+      </w:pPr>
+      <w:r>
+        <w:rPr>
+          <w:rFonts w:ascii="Cambria" w:hAnsi="Cambria"/>
+          <w:sz w:val="20"/>
+          <w:szCs w:val="20"/>
         </w:rPr>
         <w:t xml:space="preserve">A </w:t>
       </w:r>
@@ -2684,14 +2459,18 @@
         <w:rPr>
           <w:rStyle w:val="Strong"/>
           <w:rFonts w:ascii="Cambria" w:hAnsi="Cambria"/>
-        </w:rPr>
-        <w:t>matrix</w:t>
-      </w:r>
-      <w:r>
-        <w:rPr>
-          <w:rFonts w:ascii="Cambria" w:hAnsi="Cambria"/>
-        </w:rPr>
-        <w:t xml:space="preserve"> can be represented as a list of lists.</w:t>
+          <w:sz w:val="20"/>
+          <w:szCs w:val="20"/>
+        </w:rPr>
+        <w:t>MATRIX</w:t>
+      </w:r>
+      <w:r>
+        <w:rPr>
+          <w:rFonts w:ascii="Cambria" w:hAnsi="Cambria"/>
+          <w:sz w:val="20"/>
+          <w:szCs w:val="20"/>
+        </w:rPr>
+        <w:t xml:space="preserve"> CAN BE REPRESENTED AS A LIST OF LISTS.</w:t>
       </w:r>
     </w:p>
     <w:p>
@@ -2708,13 +2487,7 @@
           <w:rFonts w:ascii="Cambria" w:hAnsi="Cambria"/>
         </w:rPr>
         <w:tab/>
-      </w:r>
-      <w:r>
-        <w:rPr>
-          <w:rStyle w:val="HTMLCode"/>
-          <w:rFonts w:ascii="Cambria" w:hAnsi="Cambria"/>
-        </w:rPr>
-        <w:t>matrix = [</w:t>
+        <w:t>MATRIX = [</w:t>
       </w:r>
     </w:p>
     <w:p>
@@ -2738,12 +2511,6 @@
           <w:rFonts w:ascii="Cambria" w:hAnsi="Cambria"/>
         </w:rPr>
         <w:tab/>
-      </w:r>
-      <w:r>
-        <w:rPr>
-          <w:rStyle w:val="HTMLCode"/>
-          <w:rFonts w:ascii="Cambria" w:hAnsi="Cambria"/>
-        </w:rPr>
         <w:t>[</w:t>
       </w:r>
       <w:r>
@@ -2810,12 +2577,6 @@
           <w:rFonts w:ascii="Cambria" w:hAnsi="Cambria"/>
         </w:rPr>
         <w:tab/>
-      </w:r>
-      <w:r>
-        <w:rPr>
-          <w:rStyle w:val="HTMLCode"/>
-          <w:rFonts w:ascii="Cambria" w:hAnsi="Cambria"/>
-        </w:rPr>
         <w:t>[</w:t>
       </w:r>
       <w:r>
@@ -2882,12 +2643,6 @@
           <w:rFonts w:ascii="Cambria" w:hAnsi="Cambria"/>
         </w:rPr>
         <w:tab/>
-      </w:r>
-      <w:r>
-        <w:rPr>
-          <w:rStyle w:val="HTMLCode"/>
-          <w:rFonts w:ascii="Cambria" w:hAnsi="Cambria"/>
-        </w:rPr>
         <w:t>[</w:t>
       </w:r>
       <w:r>
@@ -2947,12 +2702,6 @@
           <w:rFonts w:ascii="Cambria" w:hAnsi="Cambria"/>
         </w:rPr>
         <w:tab/>
-      </w:r>
-      <w:r>
-        <w:rPr>
-          <w:rStyle w:val="HTMLCode"/>
-          <w:rFonts w:ascii="Cambria" w:hAnsi="Cambria"/>
-        </w:rPr>
         <w:t>]</w:t>
       </w:r>
     </w:p>
@@ -2970,91 +2719,79 @@
           <w:rFonts w:ascii="Cambria" w:hAnsi="Cambria"/>
         </w:rPr>
         <w:tab/>
-      </w:r>
+        <w:t>PRINT</w:t>
+      </w:r>
+      <w:r>
+        <w:rPr>
+          <w:rStyle w:val="HTMLCode"/>
+          <w:rFonts w:ascii="Cambria" w:hAnsi="Cambria"/>
+        </w:rPr>
+        <w:t xml:space="preserve">(MATRIX)       </w:t>
+      </w:r>
+      <w:r>
+        <w:rPr>
+          <w:rStyle w:val="hljs-comment"/>
+          <w:rFonts w:ascii="Cambria" w:hAnsi="Cambria"/>
+        </w:rPr>
+        <w:t># [[1,3,4],[2,6,7],[3,5,7]]</w:t>
+      </w:r>
+    </w:p>
+    <w:p>
+      <w:pPr>
+        <w:pStyle w:val="HTMLPreformatted"/>
+        <w:rPr>
+          <w:rFonts w:ascii="Cambria" w:hAnsi="Cambria"/>
+        </w:rPr>
+      </w:pPr>
       <w:r>
         <w:rPr>
           <w:rStyle w:val="hljs-builtin"/>
           <w:rFonts w:ascii="Cambria" w:hAnsi="Cambria"/>
         </w:rPr>
-        <w:t>print</w:t>
-      </w:r>
-      <w:r>
-        <w:rPr>
-          <w:rStyle w:val="HTMLCode"/>
-          <w:rFonts w:ascii="Cambria" w:hAnsi="Cambria"/>
-        </w:rPr>
-        <w:t xml:space="preserve">(matrix)       </w:t>
+        <w:tab/>
+        <w:t>PRINT</w:t>
+      </w:r>
+      <w:r>
+        <w:rPr>
+          <w:rStyle w:val="HTMLCode"/>
+          <w:rFonts w:ascii="Cambria" w:hAnsi="Cambria"/>
+        </w:rPr>
+        <w:t>(MATRIX[</w:t>
+      </w:r>
+      <w:r>
+        <w:rPr>
+          <w:rStyle w:val="hljs-number"/>
+          <w:rFonts w:ascii="Cambria" w:hAnsi="Cambria"/>
+        </w:rPr>
+        <w:t>1</w:t>
+      </w:r>
+      <w:r>
+        <w:rPr>
+          <w:rStyle w:val="HTMLCode"/>
+          <w:rFonts w:ascii="Cambria" w:hAnsi="Cambria"/>
+        </w:rPr>
+        <w:t>][</w:t>
+      </w:r>
+      <w:r>
+        <w:rPr>
+          <w:rStyle w:val="hljs-number"/>
+          <w:rFonts w:ascii="Cambria" w:hAnsi="Cambria"/>
+        </w:rPr>
+        <w:t>2</w:t>
+      </w:r>
+      <w:r>
+        <w:rPr>
+          <w:rStyle w:val="HTMLCode"/>
+          <w:rFonts w:ascii="Cambria" w:hAnsi="Cambria"/>
+        </w:rPr>
+        <w:t xml:space="preserve">]) </w:t>
       </w:r>
       <w:r>
         <w:rPr>
           <w:rStyle w:val="hljs-comment"/>
           <w:rFonts w:ascii="Cambria" w:hAnsi="Cambria"/>
         </w:rPr>
-        <w:t># [[1,3,4],[2,6,7],[3,5,7]]</w:t>
-      </w:r>
-    </w:p>
-    <w:p>
-      <w:pPr>
-        <w:pStyle w:val="HTMLPreformatted"/>
-        <w:rPr>
-          <w:rFonts w:ascii="Cambria" w:hAnsi="Cambria"/>
-        </w:rPr>
-      </w:pPr>
-      <w:r>
-        <w:rPr>
-          <w:rStyle w:val="hljs-builtin"/>
-          <w:rFonts w:ascii="Cambria" w:hAnsi="Cambria"/>
-        </w:rPr>
-        <w:tab/>
-      </w:r>
-      <w:r>
-        <w:rPr>
-          <w:rStyle w:val="hljs-builtin"/>
-          <w:rFonts w:ascii="Cambria" w:hAnsi="Cambria"/>
-        </w:rPr>
-        <w:t>print</w:t>
-      </w:r>
-      <w:r>
-        <w:rPr>
-          <w:rStyle w:val="HTMLCode"/>
-          <w:rFonts w:ascii="Cambria" w:hAnsi="Cambria"/>
-        </w:rPr>
-        <w:t>(matrix[</w:t>
-      </w:r>
-      <w:r>
-        <w:rPr>
-          <w:rStyle w:val="hljs-number"/>
-          <w:rFonts w:ascii="Cambria" w:hAnsi="Cambria"/>
-        </w:rPr>
-        <w:t>1</w:t>
-      </w:r>
-      <w:r>
-        <w:rPr>
-          <w:rStyle w:val="HTMLCode"/>
-          <w:rFonts w:ascii="Cambria" w:hAnsi="Cambria"/>
-        </w:rPr>
-        <w:t>][</w:t>
-      </w:r>
-      <w:r>
-        <w:rPr>
-          <w:rStyle w:val="hljs-number"/>
-          <w:rFonts w:ascii="Cambria" w:hAnsi="Cambria"/>
-        </w:rPr>
-        <w:t>2</w:t>
-      </w:r>
-      <w:r>
-        <w:rPr>
-          <w:rStyle w:val="HTMLCode"/>
-          <w:rFonts w:ascii="Cambria" w:hAnsi="Cambria"/>
-        </w:rPr>
-        <w:t xml:space="preserve">]) </w:t>
-      </w:r>
-      <w:r>
-        <w:rPr>
-          <w:rStyle w:val="hljs-comment"/>
-          <w:rFonts w:ascii="Cambria" w:hAnsi="Cambria"/>
-        </w:rPr>
-        <w:t># 7 (row 2, column 3)</w:t>
+        <w:t># 7 (ROW 2, COLUMN 3)</w:t>
       </w:r>
     </w:p>
     <w:p>
@@ -3063,13 +2800,17 @@
         <w:ind w:left="720"/>
         <w:rPr>
           <w:rFonts w:ascii="Cambria" w:hAnsi="Cambria"/>
-        </w:rPr>
-      </w:pPr>
-      <w:r>
-        <w:rPr>
-          <w:rFonts w:ascii="Cambria" w:hAnsi="Cambria"/>
-        </w:rPr>
-        <w:t>This way, lists can be used to represent data collections, nested structures, and even 2D tables (matrices).</w:t>
+          <w:sz w:val="20"/>
+          <w:szCs w:val="20"/>
+        </w:rPr>
+      </w:pPr>
+      <w:r>
+        <w:rPr>
+          <w:rFonts w:ascii="Cambria" w:hAnsi="Cambria"/>
+          <w:sz w:val="20"/>
+          <w:szCs w:val="20"/>
+        </w:rPr>
+        <w:t>THIS WAY, LISTS CAN BE USED TO REPRESENT DATA COLLECTIONS, NESTED STRUCTURES, AND EVEN 2D TABLES (MATRICES).</w:t>
       </w:r>
     </w:p>
     <w:p>
@@ -3081,13 +2822,18 @@
         </w:numPr>
         <w:rPr>
           <w:rFonts w:ascii="Cambria" w:hAnsi="Cambria"/>
-        </w:rPr>
-      </w:pPr>
-      <w:r>
-        <w:rPr>
-          <w:rFonts w:ascii="Cambria" w:hAnsi="Cambria"/>
-        </w:rPr>
-        <w:t>Python Lists Methods</w:t>
+          <w:sz w:val="20"/>
+          <w:szCs w:val="20"/>
+        </w:rPr>
+      </w:pPr>
+      <w:r>
+        <w:rPr>
+          <w:rFonts w:ascii="Cambria" w:hAnsi="Cambria"/>
+          <w:caps w:val="0"/>
+          <w:sz w:val="20"/>
+          <w:szCs w:val="20"/>
+        </w:rPr>
+        <w:t>PYTHON LISTS METHODS</w:t>
       </w:r>
     </w:p>
     <w:p>
@@ -3104,8 +2850,9 @@
       <w:r>
         <w:rPr>
           <w:rFonts w:ascii="Cambria" w:hAnsi="Cambria"/>
-        </w:rPr>
-        <w:t>What is a List?</w:t>
+          <w:caps w:val="0"/>
+        </w:rPr>
+        <w:t>WHAT IS A LIST?</w:t>
       </w:r>
     </w:p>
     <w:p>
@@ -3117,11 +2864,15 @@
         </w:numPr>
         <w:rPr>
           <w:rFonts w:ascii="Cambria" w:hAnsi="Cambria"/>
-        </w:rPr>
-      </w:pPr>
-      <w:r>
-        <w:rPr>
-          <w:rFonts w:ascii="Cambria" w:hAnsi="Cambria"/>
+          <w:sz w:val="20"/>
+          <w:szCs w:val="20"/>
+        </w:rPr>
+      </w:pPr>
+      <w:r>
+        <w:rPr>
+          <w:rFonts w:ascii="Cambria" w:hAnsi="Cambria"/>
+          <w:sz w:val="20"/>
+          <w:szCs w:val="20"/>
         </w:rPr>
         <w:t xml:space="preserve">A </w:t>
       </w:r>
@@ -3129,14 +2880,18 @@
         <w:rPr>
           <w:rStyle w:val="Strong"/>
           <w:rFonts w:ascii="Cambria" w:hAnsi="Cambria"/>
-        </w:rPr>
-        <w:t>list</w:t>
-      </w:r>
-      <w:r>
-        <w:rPr>
-          <w:rFonts w:ascii="Cambria" w:hAnsi="Cambria"/>
-        </w:rPr>
-        <w:t xml:space="preserve"> is a data structure in Python.</w:t>
+          <w:sz w:val="20"/>
+          <w:szCs w:val="20"/>
+        </w:rPr>
+        <w:t>LIST</w:t>
+      </w:r>
+      <w:r>
+        <w:rPr>
+          <w:rFonts w:ascii="Cambria" w:hAnsi="Cambria"/>
+          <w:sz w:val="20"/>
+          <w:szCs w:val="20"/>
+        </w:rPr>
+        <w:t xml:space="preserve"> IS A DATA STRUCTURE IN PYTHON.</w:t>
       </w:r>
     </w:p>
     <w:p>
@@ -3148,41 +2903,34 @@
         </w:numPr>
         <w:rPr>
           <w:rFonts w:ascii="Cambria" w:hAnsi="Cambria"/>
-        </w:rPr>
-      </w:pPr>
-      <w:r>
-        <w:rPr>
-          <w:rFonts w:ascii="Cambria" w:hAnsi="Cambria"/>
-        </w:rPr>
-        <w:lastRenderedPageBreak/>
-        <w:t xml:space="preserve">It can hold </w:t>
+          <w:sz w:val="20"/>
+          <w:szCs w:val="20"/>
+        </w:rPr>
+      </w:pPr>
+      <w:r>
+        <w:rPr>
+          <w:rFonts w:ascii="Cambria" w:hAnsi="Cambria"/>
+          <w:sz w:val="20"/>
+          <w:szCs w:val="20"/>
+        </w:rPr>
+        <w:t xml:space="preserve">IT CAN HOLD </w:t>
       </w:r>
       <w:r>
         <w:rPr>
           <w:rStyle w:val="Strong"/>
           <w:rFonts w:ascii="Cambria" w:hAnsi="Cambria"/>
-        </w:rPr>
-        <w:t>different types</w:t>
-      </w:r>
-      <w:r>
-        <w:rPr>
-          <w:rFonts w:ascii="Cambria" w:hAnsi="Cambria"/>
-        </w:rPr>
-        <w:t xml:space="preserve"> of values: numbers, strings, </w:t>
-      </w:r>
-      <w:proofErr w:type="spellStart"/>
-      <w:r>
-        <w:rPr>
-          <w:rFonts w:ascii="Cambria" w:hAnsi="Cambria"/>
-        </w:rPr>
-        <w:t>booleans</w:t>
-      </w:r>
-      <w:proofErr w:type="spellEnd"/>
-      <w:r>
-        <w:rPr>
-          <w:rFonts w:ascii="Cambria" w:hAnsi="Cambria"/>
-        </w:rPr>
-        <w:t>, or even other lists.</w:t>
+          <w:sz w:val="20"/>
+          <w:szCs w:val="20"/>
+        </w:rPr>
+        <w:t>DIFFERENT TYPES</w:t>
+      </w:r>
+      <w:r>
+        <w:rPr>
+          <w:rFonts w:ascii="Cambria" w:hAnsi="Cambria"/>
+          <w:sz w:val="20"/>
+          <w:szCs w:val="20"/>
+        </w:rPr>
+        <w:t xml:space="preserve"> OF VALUES: NUMBERS, STRINGS, BOOLEANS, OR EVEN OTHER LISTS.</w:t>
       </w:r>
     </w:p>
     <w:p>
@@ -3194,26 +2942,34 @@
         </w:numPr>
         <w:rPr>
           <w:rFonts w:ascii="Cambria" w:hAnsi="Cambria"/>
-        </w:rPr>
-      </w:pPr>
-      <w:r>
-        <w:rPr>
-          <w:rFonts w:ascii="Cambria" w:hAnsi="Cambria"/>
-        </w:rPr>
-        <w:t xml:space="preserve">Lists are </w:t>
+          <w:sz w:val="20"/>
+          <w:szCs w:val="20"/>
+        </w:rPr>
+      </w:pPr>
+      <w:r>
+        <w:rPr>
+          <w:rFonts w:ascii="Cambria" w:hAnsi="Cambria"/>
+          <w:sz w:val="20"/>
+          <w:szCs w:val="20"/>
+        </w:rPr>
+        <w:t xml:space="preserve">LISTS ARE </w:t>
       </w:r>
       <w:r>
         <w:rPr>
           <w:rStyle w:val="Strong"/>
           <w:rFonts w:ascii="Cambria" w:hAnsi="Cambria"/>
-        </w:rPr>
-        <w:t>mutable</w:t>
-      </w:r>
-      <w:r>
-        <w:rPr>
-          <w:rFonts w:ascii="Cambria" w:hAnsi="Cambria"/>
-        </w:rPr>
-        <w:t xml:space="preserve"> → meaning we can change them.</w:t>
+          <w:sz w:val="20"/>
+          <w:szCs w:val="20"/>
+        </w:rPr>
+        <w:t>MUTABLE</w:t>
+      </w:r>
+      <w:r>
+        <w:rPr>
+          <w:rFonts w:ascii="Cambria" w:hAnsi="Cambria"/>
+          <w:sz w:val="20"/>
+          <w:szCs w:val="20"/>
+        </w:rPr>
+        <w:t xml:space="preserve"> → MEANING WE CAN CHANGE THEM.</w:t>
       </w:r>
     </w:p>
     <w:p>
@@ -3223,13 +2979,18 @@
           <w:ilvl w:val="0"/>
           <w:numId w:val="32"/>
         </w:numPr>
+        <w:rPr>
+          <w:rFonts w:ascii="Cambria" w:hAnsi="Cambria"/>
+        </w:rPr>
       </w:pPr>
       <w:r>
         <w:rPr>
           <w:rStyle w:val="Strong"/>
           <w:rFonts w:ascii="Cambria" w:hAnsi="Cambria"/>
-        </w:rPr>
-        <w:t>Example:</w:t>
+          <w:caps w:val="0"/>
+        </w:rPr>
+        <w:lastRenderedPageBreak/>
+        <w:t>EXAMPLE:</w:t>
       </w:r>
     </w:p>
     <w:p>
@@ -3245,22 +3006,7 @@
           <w:rFonts w:ascii="Cambria" w:hAnsi="Cambria"/>
         </w:rPr>
         <w:tab/>
-      </w:r>
-      <w:proofErr w:type="spellStart"/>
-      <w:r>
-        <w:rPr>
-          <w:rStyle w:val="HTMLCode"/>
-          <w:rFonts w:ascii="Cambria" w:hAnsi="Cambria"/>
-        </w:rPr>
-        <w:t>myList</w:t>
-      </w:r>
-      <w:proofErr w:type="spellEnd"/>
-      <w:r>
-        <w:rPr>
-          <w:rStyle w:val="HTMLCode"/>
-          <w:rFonts w:ascii="Cambria" w:hAnsi="Cambria"/>
-        </w:rPr>
-        <w:t xml:space="preserve"> = [1, "apple", True, [5, 6, 7]]</w:t>
+        <w:t>MYLIST = [1, "APPLE", TRUE, [5, 6, 7]]</w:t>
       </w:r>
     </w:p>
     <w:p>
@@ -3277,8 +3023,9 @@
       <w:r>
         <w:rPr>
           <w:rFonts w:ascii="Cambria" w:hAnsi="Cambria"/>
-        </w:rPr>
-        <w:t>Accessing List Items</w:t>
+          <w:caps w:val="0"/>
+        </w:rPr>
+        <w:t>ACCESSING LIST ITEMS</w:t>
       </w:r>
     </w:p>
     <w:p>
@@ -3287,26 +3034,34 @@
         <w:ind w:left="720" w:firstLine="360"/>
         <w:rPr>
           <w:rFonts w:ascii="Cambria" w:hAnsi="Cambria"/>
-        </w:rPr>
-      </w:pPr>
-      <w:r>
-        <w:rPr>
-          <w:rFonts w:ascii="Cambria" w:hAnsi="Cambria"/>
-        </w:rPr>
-        <w:t xml:space="preserve">Use </w:t>
+          <w:sz w:val="20"/>
+          <w:szCs w:val="20"/>
+        </w:rPr>
+      </w:pPr>
+      <w:r>
+        <w:rPr>
+          <w:rFonts w:ascii="Cambria" w:hAnsi="Cambria"/>
+          <w:sz w:val="20"/>
+          <w:szCs w:val="20"/>
+        </w:rPr>
+        <w:t xml:space="preserve">USE </w:t>
       </w:r>
       <w:r>
         <w:rPr>
           <w:rStyle w:val="Strong"/>
           <w:rFonts w:ascii="Cambria" w:hAnsi="Cambria"/>
-        </w:rPr>
-        <w:t>indexing</w:t>
-      </w:r>
-      <w:r>
-        <w:rPr>
-          <w:rFonts w:ascii="Cambria" w:hAnsi="Cambria"/>
-        </w:rPr>
-        <w:t xml:space="preserve"> (index starts at </w:t>
+          <w:sz w:val="20"/>
+          <w:szCs w:val="20"/>
+        </w:rPr>
+        <w:t>INDEXING</w:t>
+      </w:r>
+      <w:r>
+        <w:rPr>
+          <w:rFonts w:ascii="Cambria" w:hAnsi="Cambria"/>
+          <w:sz w:val="20"/>
+          <w:szCs w:val="20"/>
+        </w:rPr>
+        <w:t xml:space="preserve"> (INDEX STARTS AT </w:t>
       </w:r>
       <w:r>
         <w:rPr>
@@ -3318,6 +3073,8 @@
       <w:r>
         <w:rPr>
           <w:rFonts w:ascii="Cambria" w:hAnsi="Cambria"/>
+          <w:sz w:val="20"/>
+          <w:szCs w:val="20"/>
         </w:rPr>
         <w:t>).</w:t>
       </w:r>
@@ -3336,23 +3093,7 @@
           <w:rStyle w:val="HTMLCode"/>
           <w:rFonts w:ascii="Cambria" w:hAnsi="Cambria"/>
         </w:rPr>
-        <w:t>print(</w:t>
-      </w:r>
-      <w:proofErr w:type="spellStart"/>
-      <w:r>
-        <w:rPr>
-          <w:rStyle w:val="HTMLCode"/>
-          <w:rFonts w:ascii="Cambria" w:hAnsi="Cambria"/>
-        </w:rPr>
-        <w:t>myList</w:t>
-      </w:r>
-      <w:proofErr w:type="spellEnd"/>
-      <w:r>
-        <w:rPr>
-          <w:rStyle w:val="HTMLCode"/>
-          <w:rFonts w:ascii="Cambria" w:hAnsi="Cambria"/>
-        </w:rPr>
-        <w:t>[0])     # 1</w:t>
+        <w:t>PRINT(MYLIST[0])     # 1</w:t>
       </w:r>
     </w:p>
     <w:p>
@@ -3369,23 +3110,7 @@
           <w:rStyle w:val="HTMLCode"/>
           <w:rFonts w:ascii="Cambria" w:hAnsi="Cambria"/>
         </w:rPr>
-        <w:t>print(</w:t>
-      </w:r>
-      <w:proofErr w:type="spellStart"/>
-      <w:r>
-        <w:rPr>
-          <w:rStyle w:val="HTMLCode"/>
-          <w:rFonts w:ascii="Cambria" w:hAnsi="Cambria"/>
-        </w:rPr>
-        <w:t>myList</w:t>
-      </w:r>
-      <w:proofErr w:type="spellEnd"/>
-      <w:r>
-        <w:rPr>
-          <w:rStyle w:val="HTMLCode"/>
-          <w:rFonts w:ascii="Cambria" w:hAnsi="Cambria"/>
-        </w:rPr>
-        <w:t>[1])     # apple</w:t>
+        <w:t>PRINT(MYLIST[1])     # APPLE</w:t>
       </w:r>
     </w:p>
     <w:p>
@@ -3401,23 +3126,7 @@
           <w:rStyle w:val="HTMLCode"/>
           <w:rFonts w:ascii="Cambria" w:hAnsi="Cambria"/>
         </w:rPr>
-        <w:t>print(</w:t>
-      </w:r>
-      <w:proofErr w:type="spellStart"/>
-      <w:r>
-        <w:rPr>
-          <w:rStyle w:val="HTMLCode"/>
-          <w:rFonts w:ascii="Cambria" w:hAnsi="Cambria"/>
-        </w:rPr>
-        <w:t>myList</w:t>
-      </w:r>
-      <w:proofErr w:type="spellEnd"/>
-      <w:r>
-        <w:rPr>
-          <w:rStyle w:val="HTMLCode"/>
-          <w:rFonts w:ascii="Cambria" w:hAnsi="Cambria"/>
-        </w:rPr>
-        <w:t>[3][1])  # 6  (nested list)</w:t>
+        <w:t>PRINT(MYLIST[3][1])  # 6  (NESTED LIST)</w:t>
       </w:r>
     </w:p>
     <w:p>
@@ -3434,8 +3143,9 @@
       <w:r>
         <w:rPr>
           <w:rFonts w:ascii="Cambria" w:hAnsi="Cambria"/>
-        </w:rPr>
-        <w:t>Important List Methods</w:t>
+          <w:caps w:val="0"/>
+        </w:rPr>
+        <w:t>IMPORTANT LIST METHODS</w:t>
       </w:r>
     </w:p>
     <w:p>
@@ -3453,8 +3163,9 @@
         <w:rPr>
           <w:rStyle w:val="HTMLCode"/>
           <w:rFonts w:ascii="Cambria" w:eastAsiaTheme="minorEastAsia" w:hAnsi="Cambria"/>
-        </w:rPr>
-        <w:t>append()</w:t>
+          <w:caps w:val="0"/>
+        </w:rPr>
+        <w:t>APPEND()</w:t>
       </w:r>
     </w:p>
     <w:p>
@@ -3463,24 +3174,32 @@
         <w:ind w:left="720" w:firstLine="360"/>
         <w:rPr>
           <w:rFonts w:ascii="Cambria" w:hAnsi="Cambria"/>
-        </w:rPr>
-      </w:pPr>
-      <w:r>
-        <w:rPr>
-          <w:rFonts w:ascii="Cambria" w:hAnsi="Cambria"/>
-        </w:rPr>
-        <w:t xml:space="preserve">Adds an item </w:t>
+          <w:sz w:val="20"/>
+          <w:szCs w:val="20"/>
+        </w:rPr>
+      </w:pPr>
+      <w:r>
+        <w:rPr>
+          <w:rFonts w:ascii="Cambria" w:hAnsi="Cambria"/>
+          <w:sz w:val="20"/>
+          <w:szCs w:val="20"/>
+        </w:rPr>
+        <w:t xml:space="preserve">ADDS AN ITEM </w:t>
       </w:r>
       <w:r>
         <w:rPr>
           <w:rStyle w:val="Strong"/>
           <w:rFonts w:ascii="Cambria" w:hAnsi="Cambria"/>
-        </w:rPr>
-        <w:t>at the end</w:t>
-      </w:r>
-      <w:r>
-        <w:rPr>
-          <w:rFonts w:ascii="Cambria" w:hAnsi="Cambria"/>
+          <w:sz w:val="20"/>
+          <w:szCs w:val="20"/>
+        </w:rPr>
+        <w:t>AT THE END</w:t>
+      </w:r>
+      <w:r>
+        <w:rPr>
+          <w:rFonts w:ascii="Cambria" w:hAnsi="Cambria"/>
+          <w:sz w:val="20"/>
+          <w:szCs w:val="20"/>
         </w:rPr>
         <w:t>.</w:t>
       </w:r>
@@ -3499,7 +3218,7 @@
           <w:rStyle w:val="HTMLCode"/>
           <w:rFonts w:ascii="Cambria" w:hAnsi="Cambria"/>
         </w:rPr>
-        <w:t>cart = ['pen', 'pencil']</w:t>
+        <w:t>CART = ['PEN', 'PENCIL']</w:t>
       </w:r>
     </w:p>
     <w:p>
@@ -3511,21 +3230,12 @@
           <w:rFonts w:ascii="Cambria" w:hAnsi="Cambria"/>
         </w:rPr>
       </w:pPr>
-      <w:proofErr w:type="spellStart"/>
-      <w:r>
-        <w:rPr>
-          <w:rStyle w:val="HTMLCode"/>
-          <w:rFonts w:ascii="Cambria" w:hAnsi="Cambria"/>
-        </w:rPr>
-        <w:t>cart.append</w:t>
-      </w:r>
-      <w:proofErr w:type="spellEnd"/>
-      <w:r>
-        <w:rPr>
-          <w:rStyle w:val="HTMLCode"/>
-          <w:rFonts w:ascii="Cambria" w:hAnsi="Cambria"/>
-        </w:rPr>
-        <w:t>('book')</w:t>
+      <w:r>
+        <w:rPr>
+          <w:rStyle w:val="HTMLCode"/>
+          <w:rFonts w:ascii="Cambria" w:hAnsi="Cambria"/>
+        </w:rPr>
+        <w:t>CART.APPEND('BOOK')</w:t>
       </w:r>
     </w:p>
     <w:p>
@@ -3542,7 +3252,7 @@
           <w:rStyle w:val="HTMLCode"/>
           <w:rFonts w:ascii="Cambria" w:hAnsi="Cambria"/>
         </w:rPr>
-        <w:t>print(cart)   # ['pen', 'pencil', 'book']</w:t>
+        <w:t>PRINT(CART)   # ['PEN', 'PENCIL', 'BOOK']</w:t>
       </w:r>
     </w:p>
     <w:p>
@@ -3560,8 +3270,9 @@
         <w:rPr>
           <w:rStyle w:val="HTMLCode"/>
           <w:rFonts w:ascii="Cambria" w:eastAsiaTheme="minorEastAsia" w:hAnsi="Cambria"/>
-        </w:rPr>
-        <w:t>insert(index, value)</w:t>
+          <w:caps w:val="0"/>
+        </w:rPr>
+        <w:t>INSERT(INDEX, VALUE)</w:t>
       </w:r>
     </w:p>
     <w:p>
@@ -3570,24 +3281,32 @@
         <w:ind w:left="1080"/>
         <w:rPr>
           <w:rFonts w:ascii="Cambria" w:hAnsi="Cambria"/>
-        </w:rPr>
-      </w:pPr>
-      <w:r>
-        <w:rPr>
-          <w:rFonts w:ascii="Cambria" w:hAnsi="Cambria"/>
-        </w:rPr>
-        <w:t xml:space="preserve">Adds an item at a </w:t>
+          <w:sz w:val="20"/>
+          <w:szCs w:val="20"/>
+        </w:rPr>
+      </w:pPr>
+      <w:r>
+        <w:rPr>
+          <w:rFonts w:ascii="Cambria" w:hAnsi="Cambria"/>
+          <w:sz w:val="20"/>
+          <w:szCs w:val="20"/>
+        </w:rPr>
+        <w:t xml:space="preserve">ADDS AN ITEM AT A </w:t>
       </w:r>
       <w:r>
         <w:rPr>
           <w:rStyle w:val="Strong"/>
           <w:rFonts w:ascii="Cambria" w:hAnsi="Cambria"/>
-        </w:rPr>
-        <w:t>specific position</w:t>
-      </w:r>
-      <w:r>
-        <w:rPr>
-          <w:rFonts w:ascii="Cambria" w:hAnsi="Cambria"/>
+          <w:sz w:val="20"/>
+          <w:szCs w:val="20"/>
+        </w:rPr>
+        <w:t>SPECIFIC POSITION</w:t>
+      </w:r>
+      <w:r>
+        <w:rPr>
+          <w:rFonts w:ascii="Cambria" w:hAnsi="Cambria"/>
+          <w:sz w:val="20"/>
+          <w:szCs w:val="20"/>
         </w:rPr>
         <w:t>.</w:t>
       </w:r>
@@ -3601,21 +3320,12 @@
           <w:rFonts w:ascii="Cambria" w:hAnsi="Cambria"/>
         </w:rPr>
       </w:pPr>
-      <w:proofErr w:type="spellStart"/>
-      <w:r>
-        <w:rPr>
-          <w:rStyle w:val="HTMLCode"/>
-          <w:rFonts w:ascii="Cambria" w:hAnsi="Cambria"/>
-        </w:rPr>
-        <w:t>cart.insert</w:t>
-      </w:r>
-      <w:proofErr w:type="spellEnd"/>
-      <w:r>
-        <w:rPr>
-          <w:rStyle w:val="HTMLCode"/>
-          <w:rFonts w:ascii="Cambria" w:hAnsi="Cambria"/>
-        </w:rPr>
-        <w:t>(1, 'eraser')</w:t>
+      <w:r>
+        <w:rPr>
+          <w:rStyle w:val="HTMLCode"/>
+          <w:rFonts w:ascii="Cambria" w:hAnsi="Cambria"/>
+        </w:rPr>
+        <w:t>CART.INSERT(1, 'ERASER')</w:t>
       </w:r>
     </w:p>
     <w:p>
@@ -3632,7 +3342,7 @@
           <w:rStyle w:val="HTMLCode"/>
           <w:rFonts w:ascii="Cambria" w:hAnsi="Cambria"/>
         </w:rPr>
-        <w:t>print(cart)   # ['pen', 'eraser', 'pencil', 'book']</w:t>
+        <w:t>PRINT(CART)   # ['PEN', 'ERASER', 'PENCIL', 'BOOK']</w:t>
       </w:r>
     </w:p>
     <w:p>
@@ -3650,8 +3360,9 @@
         <w:rPr>
           <w:rStyle w:val="HTMLCode"/>
           <w:rFonts w:ascii="Cambria" w:eastAsiaTheme="minorEastAsia" w:hAnsi="Cambria"/>
-        </w:rPr>
-        <w:t>remove(value)</w:t>
+          <w:caps w:val="0"/>
+        </w:rPr>
+        <w:t>REMOVE(VALUE)</w:t>
       </w:r>
     </w:p>
     <w:p>
@@ -3660,26 +3371,34 @@
         <w:ind w:left="1080"/>
         <w:rPr>
           <w:rFonts w:ascii="Cambria" w:hAnsi="Cambria"/>
-        </w:rPr>
-      </w:pPr>
-      <w:r>
-        <w:rPr>
-          <w:rFonts w:ascii="Cambria" w:hAnsi="Cambria"/>
-        </w:rPr>
-        <w:t xml:space="preserve">Removes the </w:t>
+          <w:sz w:val="20"/>
+          <w:szCs w:val="20"/>
+        </w:rPr>
+      </w:pPr>
+      <w:r>
+        <w:rPr>
+          <w:rFonts w:ascii="Cambria" w:hAnsi="Cambria"/>
+          <w:sz w:val="20"/>
+          <w:szCs w:val="20"/>
+        </w:rPr>
+        <w:t xml:space="preserve">REMOVES THE </w:t>
       </w:r>
       <w:r>
         <w:rPr>
           <w:rStyle w:val="Strong"/>
           <w:rFonts w:ascii="Cambria" w:hAnsi="Cambria"/>
-        </w:rPr>
-        <w:t>first match</w:t>
-      </w:r>
-      <w:r>
-        <w:rPr>
-          <w:rFonts w:ascii="Cambria" w:hAnsi="Cambria"/>
-        </w:rPr>
-        <w:t xml:space="preserve"> of an item.</w:t>
+          <w:sz w:val="20"/>
+          <w:szCs w:val="20"/>
+        </w:rPr>
+        <w:t>FIRST MATCH</w:t>
+      </w:r>
+      <w:r>
+        <w:rPr>
+          <w:rFonts w:ascii="Cambria" w:hAnsi="Cambria"/>
+          <w:sz w:val="20"/>
+          <w:szCs w:val="20"/>
+        </w:rPr>
+        <w:t xml:space="preserve"> OF AN ITEM.</w:t>
       </w:r>
     </w:p>
     <w:p>
@@ -3691,21 +3410,12 @@
           <w:rFonts w:ascii="Cambria" w:hAnsi="Cambria"/>
         </w:rPr>
       </w:pPr>
-      <w:proofErr w:type="spellStart"/>
-      <w:r>
-        <w:rPr>
-          <w:rStyle w:val="HTMLCode"/>
-          <w:rFonts w:ascii="Cambria" w:hAnsi="Cambria"/>
-        </w:rPr>
-        <w:t>cart.remove</w:t>
-      </w:r>
-      <w:proofErr w:type="spellEnd"/>
-      <w:r>
-        <w:rPr>
-          <w:rStyle w:val="HTMLCode"/>
-          <w:rFonts w:ascii="Cambria" w:hAnsi="Cambria"/>
-        </w:rPr>
-        <w:t>('pen')</w:t>
+      <w:r>
+        <w:rPr>
+          <w:rStyle w:val="HTMLCode"/>
+          <w:rFonts w:ascii="Cambria" w:hAnsi="Cambria"/>
+        </w:rPr>
+        <w:t>CART.REMOVE('PEN')</w:t>
       </w:r>
     </w:p>
     <w:p>
@@ -3722,7 +3432,7 @@
           <w:rStyle w:val="HTMLCode"/>
           <w:rFonts w:ascii="Cambria" w:hAnsi="Cambria"/>
         </w:rPr>
-        <w:t>print(cart)</w:t>
+        <w:t>PRINT(CART)</w:t>
       </w:r>
     </w:p>
     <w:p>
@@ -3740,8 +3450,9 @@
         <w:rPr>
           <w:rStyle w:val="HTMLCode"/>
           <w:rFonts w:ascii="Cambria" w:eastAsiaTheme="minorEastAsia" w:hAnsi="Cambria"/>
-        </w:rPr>
-        <w:t>pop()</w:t>
+          <w:caps w:val="0"/>
+        </w:rPr>
+        <w:t>POP()</w:t>
       </w:r>
     </w:p>
     <w:p>
@@ -3753,26 +3464,34 @@
         </w:numPr>
         <w:rPr>
           <w:rFonts w:ascii="Cambria" w:hAnsi="Cambria"/>
-        </w:rPr>
-      </w:pPr>
-      <w:r>
-        <w:rPr>
-          <w:rFonts w:ascii="Cambria" w:hAnsi="Cambria"/>
-        </w:rPr>
-        <w:t xml:space="preserve">Removes the </w:t>
+          <w:sz w:val="20"/>
+          <w:szCs w:val="20"/>
+        </w:rPr>
+      </w:pPr>
+      <w:r>
+        <w:rPr>
+          <w:rFonts w:ascii="Cambria" w:hAnsi="Cambria"/>
+          <w:sz w:val="20"/>
+          <w:szCs w:val="20"/>
+        </w:rPr>
+        <w:t xml:space="preserve">REMOVES THE </w:t>
       </w:r>
       <w:r>
         <w:rPr>
           <w:rStyle w:val="Strong"/>
           <w:rFonts w:ascii="Cambria" w:hAnsi="Cambria"/>
-        </w:rPr>
-        <w:t>last item</w:t>
-      </w:r>
-      <w:r>
-        <w:rPr>
-          <w:rFonts w:ascii="Cambria" w:hAnsi="Cambria"/>
-        </w:rPr>
-        <w:t xml:space="preserve"> (or a given index).</w:t>
+          <w:sz w:val="20"/>
+          <w:szCs w:val="20"/>
+        </w:rPr>
+        <w:t>LAST ITEM</w:t>
+      </w:r>
+      <w:r>
+        <w:rPr>
+          <w:rFonts w:ascii="Cambria" w:hAnsi="Cambria"/>
+          <w:sz w:val="20"/>
+          <w:szCs w:val="20"/>
+        </w:rPr>
+        <w:t xml:space="preserve"> (OR A GIVEN INDEX).</w:t>
       </w:r>
     </w:p>
     <w:p>
@@ -3784,21 +3503,12 @@
           <w:rFonts w:ascii="Cambria" w:hAnsi="Cambria"/>
         </w:rPr>
       </w:pPr>
-      <w:proofErr w:type="spellStart"/>
-      <w:r>
-        <w:rPr>
-          <w:rStyle w:val="HTMLCode"/>
-          <w:rFonts w:ascii="Cambria" w:hAnsi="Cambria"/>
-        </w:rPr>
-        <w:t>cart.pop</w:t>
-      </w:r>
-      <w:proofErr w:type="spellEnd"/>
-      <w:r>
-        <w:rPr>
-          <w:rStyle w:val="HTMLCode"/>
-          <w:rFonts w:ascii="Cambria" w:hAnsi="Cambria"/>
-        </w:rPr>
-        <w:t>()</w:t>
+      <w:r>
+        <w:rPr>
+          <w:rStyle w:val="HTMLCode"/>
+          <w:rFonts w:ascii="Cambria" w:hAnsi="Cambria"/>
+        </w:rPr>
+        <w:t>CART.POP()</w:t>
       </w:r>
     </w:p>
     <w:p>
@@ -3814,7 +3524,7 @@
           <w:rStyle w:val="HTMLCode"/>
           <w:rFonts w:ascii="Cambria" w:hAnsi="Cambria"/>
         </w:rPr>
-        <w:t>print(cart)   # removes last element</w:t>
+        <w:t>PRINT(CART)   # REMOVES LAST ELEMENT</w:t>
       </w:r>
     </w:p>
     <w:p>
@@ -3831,8 +3541,9 @@
       <w:r>
         <w:rPr>
           <w:rFonts w:ascii="Cambria" w:hAnsi="Cambria"/>
-        </w:rPr>
-        <w:t>Search and Count</w:t>
+          <w:caps w:val="0"/>
+        </w:rPr>
+        <w:t>SEARCH AND COUNT</w:t>
       </w:r>
     </w:p>
     <w:p>
@@ -3850,8 +3561,9 @@
         <w:rPr>
           <w:rStyle w:val="HTMLCode"/>
           <w:rFonts w:ascii="Cambria" w:eastAsiaTheme="minorEastAsia" w:hAnsi="Cambria"/>
-        </w:rPr>
-        <w:t>count(value)</w:t>
+          <w:caps w:val="0"/>
+        </w:rPr>
+        <w:t>COUNT(VALUE)</w:t>
       </w:r>
     </w:p>
     <w:p>
@@ -3863,14 +3575,17 @@
         </w:numPr>
         <w:rPr>
           <w:rFonts w:ascii="Cambria" w:hAnsi="Cambria"/>
-        </w:rPr>
-      </w:pPr>
-      <w:r>
-        <w:rPr>
-          <w:rFonts w:ascii="Cambria" w:hAnsi="Cambria"/>
-        </w:rPr>
-        <w:lastRenderedPageBreak/>
-        <w:t>Counts how many times a value appears.</w:t>
+          <w:sz w:val="20"/>
+          <w:szCs w:val="20"/>
+        </w:rPr>
+      </w:pPr>
+      <w:r>
+        <w:rPr>
+          <w:rFonts w:ascii="Cambria" w:hAnsi="Cambria"/>
+          <w:sz w:val="20"/>
+          <w:szCs w:val="20"/>
+        </w:rPr>
+        <w:t>COUNTS HOW MANY TIMES A VALUE APPEARS.</w:t>
       </w:r>
     </w:p>
     <w:p>
@@ -3887,22 +3602,7 @@
           <w:rFonts w:ascii="Cambria" w:hAnsi="Cambria"/>
         </w:rPr>
         <w:tab/>
-      </w:r>
-      <w:proofErr w:type="spellStart"/>
-      <w:r>
-        <w:rPr>
-          <w:rStyle w:val="HTMLCode"/>
-          <w:rFonts w:ascii="Cambria" w:hAnsi="Cambria"/>
-        </w:rPr>
-        <w:t>nums</w:t>
-      </w:r>
-      <w:proofErr w:type="spellEnd"/>
-      <w:r>
-        <w:rPr>
-          <w:rStyle w:val="HTMLCode"/>
-          <w:rFonts w:ascii="Cambria" w:hAnsi="Cambria"/>
-        </w:rPr>
-        <w:t xml:space="preserve"> = [1, 2, 2, 3, 2]</w:t>
+        <w:t>NUMS = [1, 2, 2, 3, 2]</w:t>
       </w:r>
     </w:p>
     <w:p>
@@ -3919,29 +3619,7 @@
           <w:rFonts w:ascii="Cambria" w:hAnsi="Cambria"/>
         </w:rPr>
         <w:tab/>
-      </w:r>
-      <w:r>
-        <w:rPr>
-          <w:rStyle w:val="HTMLCode"/>
-          <w:rFonts w:ascii="Cambria" w:hAnsi="Cambria"/>
-        </w:rPr>
-        <w:t>print(</w:t>
-      </w:r>
-      <w:proofErr w:type="spellStart"/>
-      <w:r>
-        <w:rPr>
-          <w:rStyle w:val="HTMLCode"/>
-          <w:rFonts w:ascii="Cambria" w:hAnsi="Cambria"/>
-        </w:rPr>
-        <w:t>nums.count</w:t>
-      </w:r>
-      <w:proofErr w:type="spellEnd"/>
-      <w:r>
-        <w:rPr>
-          <w:rStyle w:val="HTMLCode"/>
-          <w:rFonts w:ascii="Cambria" w:hAnsi="Cambria"/>
-        </w:rPr>
-        <w:t>(2))   # 3</w:t>
+        <w:t>PRINT(NUMS.COUNT(2))   # 3</w:t>
       </w:r>
     </w:p>
     <w:p>
@@ -3959,8 +3637,9 @@
         <w:rPr>
           <w:rStyle w:val="HTMLCode"/>
           <w:rFonts w:ascii="Cambria" w:eastAsiaTheme="minorEastAsia" w:hAnsi="Cambria"/>
-        </w:rPr>
-        <w:t>index(value)</w:t>
+          <w:caps w:val="0"/>
+        </w:rPr>
+        <w:t>INDEX(VALUE)</w:t>
       </w:r>
     </w:p>
     <w:p>
@@ -3972,13 +3651,18 @@
         </w:numPr>
         <w:rPr>
           <w:rFonts w:ascii="Cambria" w:hAnsi="Cambria"/>
-        </w:rPr>
-      </w:pPr>
-      <w:r>
-        <w:rPr>
-          <w:rFonts w:ascii="Cambria" w:hAnsi="Cambria"/>
-        </w:rPr>
-        <w:t>Returns the position of the first match.</w:t>
+          <w:sz w:val="20"/>
+          <w:szCs w:val="20"/>
+        </w:rPr>
+      </w:pPr>
+      <w:r>
+        <w:rPr>
+          <w:rFonts w:ascii="Cambria" w:hAnsi="Cambria"/>
+          <w:sz w:val="20"/>
+          <w:szCs w:val="20"/>
+        </w:rPr>
+        <w:lastRenderedPageBreak/>
+        <w:t>RETURNS THE POSITION OF THE FIRST MATCH.</w:t>
       </w:r>
     </w:p>
     <w:p>
@@ -3990,21 +3674,12 @@
           <w:rFonts w:ascii="Cambria" w:hAnsi="Cambria"/>
         </w:rPr>
       </w:pPr>
-      <w:proofErr w:type="spellStart"/>
-      <w:r>
-        <w:rPr>
-          <w:rStyle w:val="HTMLCode"/>
-          <w:rFonts w:ascii="Cambria" w:hAnsi="Cambria"/>
-        </w:rPr>
-        <w:t>nums</w:t>
-      </w:r>
-      <w:proofErr w:type="spellEnd"/>
-      <w:r>
-        <w:rPr>
-          <w:rStyle w:val="HTMLCode"/>
-          <w:rFonts w:ascii="Cambria" w:hAnsi="Cambria"/>
-        </w:rPr>
-        <w:t xml:space="preserve"> = [10, 20, 30, 20]</w:t>
+      <w:r>
+        <w:rPr>
+          <w:rStyle w:val="HTMLCode"/>
+          <w:rFonts w:ascii="Cambria" w:hAnsi="Cambria"/>
+        </w:rPr>
+        <w:t>NUMS = [10, 20, 30, 20]</w:t>
       </w:r>
     </w:p>
     <w:p>
@@ -4020,23 +3695,7 @@
           <w:rStyle w:val="HTMLCode"/>
           <w:rFonts w:ascii="Cambria" w:hAnsi="Cambria"/>
         </w:rPr>
-        <w:t>print(</w:t>
-      </w:r>
-      <w:proofErr w:type="spellStart"/>
-      <w:r>
-        <w:rPr>
-          <w:rStyle w:val="HTMLCode"/>
-          <w:rFonts w:ascii="Cambria" w:hAnsi="Cambria"/>
-        </w:rPr>
-        <w:t>nums.index</w:t>
-      </w:r>
-      <w:proofErr w:type="spellEnd"/>
-      <w:r>
-        <w:rPr>
-          <w:rStyle w:val="HTMLCode"/>
-          <w:rFonts w:ascii="Cambria" w:hAnsi="Cambria"/>
-        </w:rPr>
-        <w:t>(20))   # 1</w:t>
+        <w:t>PRINT(NUMS.INDEX(20))   # 1</w:t>
       </w:r>
     </w:p>
     <w:p>
@@ -4053,8 +3712,9 @@
       <w:r>
         <w:rPr>
           <w:rFonts w:ascii="Cambria" w:hAnsi="Cambria"/>
-        </w:rPr>
-        <w:t>Sorting and Reversing</w:t>
+          <w:caps w:val="0"/>
+        </w:rPr>
+        <w:t>SORTING AND REVERSING</w:t>
       </w:r>
     </w:p>
     <w:p>
@@ -4072,8 +3732,9 @@
         <w:rPr>
           <w:rStyle w:val="HTMLCode"/>
           <w:rFonts w:ascii="Cambria" w:eastAsiaTheme="minorEastAsia" w:hAnsi="Cambria"/>
-        </w:rPr>
-        <w:t>sort()</w:t>
+          <w:caps w:val="0"/>
+        </w:rPr>
+        <w:t>SORT()</w:t>
       </w:r>
     </w:p>
     <w:p>
@@ -4085,24 +3746,32 @@
         </w:numPr>
         <w:rPr>
           <w:rFonts w:ascii="Cambria" w:hAnsi="Cambria"/>
-        </w:rPr>
-      </w:pPr>
-      <w:r>
-        <w:rPr>
-          <w:rFonts w:ascii="Cambria" w:hAnsi="Cambria"/>
-        </w:rPr>
-        <w:t xml:space="preserve">Sorts list in </w:t>
+          <w:sz w:val="20"/>
+          <w:szCs w:val="20"/>
+        </w:rPr>
+      </w:pPr>
+      <w:r>
+        <w:rPr>
+          <w:rFonts w:ascii="Cambria" w:hAnsi="Cambria"/>
+          <w:sz w:val="20"/>
+          <w:szCs w:val="20"/>
+        </w:rPr>
+        <w:t xml:space="preserve">SORTS LIST IN </w:t>
       </w:r>
       <w:r>
         <w:rPr>
           <w:rStyle w:val="Strong"/>
           <w:rFonts w:ascii="Cambria" w:hAnsi="Cambria"/>
-        </w:rPr>
-        <w:t>ascending order</w:t>
-      </w:r>
-      <w:r>
-        <w:rPr>
-          <w:rFonts w:ascii="Cambria" w:hAnsi="Cambria"/>
+          <w:sz w:val="20"/>
+          <w:szCs w:val="20"/>
+        </w:rPr>
+        <w:t>ASCENDING ORDER</w:t>
+      </w:r>
+      <w:r>
+        <w:rPr>
+          <w:rFonts w:ascii="Cambria" w:hAnsi="Cambria"/>
+          <w:sz w:val="20"/>
+          <w:szCs w:val="20"/>
         </w:rPr>
         <w:t>.</w:t>
       </w:r>
@@ -4116,21 +3785,12 @@
           <w:rFonts w:ascii="Cambria" w:hAnsi="Cambria"/>
         </w:rPr>
       </w:pPr>
-      <w:proofErr w:type="spellStart"/>
-      <w:r>
-        <w:rPr>
-          <w:rStyle w:val="HTMLCode"/>
-          <w:rFonts w:ascii="Cambria" w:hAnsi="Cambria"/>
-        </w:rPr>
-        <w:t>nums</w:t>
-      </w:r>
-      <w:proofErr w:type="spellEnd"/>
-      <w:r>
-        <w:rPr>
-          <w:rStyle w:val="HTMLCode"/>
-          <w:rFonts w:ascii="Cambria" w:hAnsi="Cambria"/>
-        </w:rPr>
-        <w:t xml:space="preserve"> = [5, 2, 8, 1]</w:t>
+      <w:r>
+        <w:rPr>
+          <w:rStyle w:val="HTMLCode"/>
+          <w:rFonts w:ascii="Cambria" w:hAnsi="Cambria"/>
+        </w:rPr>
+        <w:t>NUMS = [5, 2, 8, 1]</w:t>
       </w:r>
     </w:p>
     <w:p>
@@ -4142,21 +3802,12 @@
           <w:rFonts w:ascii="Cambria" w:hAnsi="Cambria"/>
         </w:rPr>
       </w:pPr>
-      <w:proofErr w:type="spellStart"/>
-      <w:r>
-        <w:rPr>
-          <w:rStyle w:val="HTMLCode"/>
-          <w:rFonts w:ascii="Cambria" w:hAnsi="Cambria"/>
-        </w:rPr>
-        <w:t>nums.sort</w:t>
-      </w:r>
-      <w:proofErr w:type="spellEnd"/>
-      <w:r>
-        <w:rPr>
-          <w:rStyle w:val="HTMLCode"/>
-          <w:rFonts w:ascii="Cambria" w:hAnsi="Cambria"/>
-        </w:rPr>
-        <w:t>()</w:t>
+      <w:r>
+        <w:rPr>
+          <w:rStyle w:val="HTMLCode"/>
+          <w:rFonts w:ascii="Cambria" w:hAnsi="Cambria"/>
+        </w:rPr>
+        <w:t>NUMS.SORT()</w:t>
       </w:r>
     </w:p>
     <w:p>
@@ -4173,23 +3824,7 @@
           <w:rStyle w:val="HTMLCode"/>
           <w:rFonts w:ascii="Cambria" w:hAnsi="Cambria"/>
         </w:rPr>
-        <w:t>print(</w:t>
-      </w:r>
-      <w:proofErr w:type="spellStart"/>
-      <w:r>
-        <w:rPr>
-          <w:rStyle w:val="HTMLCode"/>
-          <w:rFonts w:ascii="Cambria" w:hAnsi="Cambria"/>
-        </w:rPr>
-        <w:t>nums</w:t>
-      </w:r>
-      <w:proofErr w:type="spellEnd"/>
-      <w:r>
-        <w:rPr>
-          <w:rStyle w:val="HTMLCode"/>
-          <w:rFonts w:ascii="Cambria" w:hAnsi="Cambria"/>
-        </w:rPr>
-        <w:t>)   # [1, 2, 5, 8]</w:t>
+        <w:t>PRINT(NUMS)   # [1, 2, 5, 8]</w:t>
       </w:r>
     </w:p>
     <w:p>
@@ -4207,8 +3842,9 @@
         <w:rPr>
           <w:rStyle w:val="HTMLCode"/>
           <w:rFonts w:ascii="Cambria" w:eastAsiaTheme="minorEastAsia" w:hAnsi="Cambria"/>
-        </w:rPr>
-        <w:t>reverse()</w:t>
+          <w:caps w:val="0"/>
+        </w:rPr>
+        <w:t>REVERSE()</w:t>
       </w:r>
     </w:p>
     <w:p>
@@ -4220,13 +3856,17 @@
         </w:numPr>
         <w:rPr>
           <w:rFonts w:ascii="Cambria" w:hAnsi="Cambria"/>
-        </w:rPr>
-      </w:pPr>
-      <w:r>
-        <w:rPr>
-          <w:rFonts w:ascii="Cambria" w:hAnsi="Cambria"/>
-        </w:rPr>
-        <w:t>Reverses the list order.</w:t>
+          <w:sz w:val="20"/>
+          <w:szCs w:val="20"/>
+        </w:rPr>
+      </w:pPr>
+      <w:r>
+        <w:rPr>
+          <w:rFonts w:ascii="Cambria" w:hAnsi="Cambria"/>
+          <w:sz w:val="20"/>
+          <w:szCs w:val="20"/>
+        </w:rPr>
+        <w:t>REVERSES THE LIST ORDER.</w:t>
       </w:r>
     </w:p>
     <w:p>
@@ -4238,21 +3878,12 @@
           <w:rFonts w:ascii="Cambria" w:hAnsi="Cambria"/>
         </w:rPr>
       </w:pPr>
-      <w:proofErr w:type="spellStart"/>
-      <w:r>
-        <w:rPr>
-          <w:rStyle w:val="HTMLCode"/>
-          <w:rFonts w:ascii="Cambria" w:hAnsi="Cambria"/>
-        </w:rPr>
-        <w:t>nums.reverse</w:t>
-      </w:r>
-      <w:proofErr w:type="spellEnd"/>
-      <w:r>
-        <w:rPr>
-          <w:rStyle w:val="HTMLCode"/>
-          <w:rFonts w:ascii="Cambria" w:hAnsi="Cambria"/>
-        </w:rPr>
-        <w:t>()</w:t>
+      <w:r>
+        <w:rPr>
+          <w:rStyle w:val="HTMLCode"/>
+          <w:rFonts w:ascii="Cambria" w:hAnsi="Cambria"/>
+        </w:rPr>
+        <w:t>NUMS.REVERSE()</w:t>
       </w:r>
     </w:p>
     <w:p>
@@ -4268,23 +3899,7 @@
           <w:rStyle w:val="HTMLCode"/>
           <w:rFonts w:ascii="Cambria" w:hAnsi="Cambria"/>
         </w:rPr>
-        <w:t>print(</w:t>
-      </w:r>
-      <w:proofErr w:type="spellStart"/>
-      <w:r>
-        <w:rPr>
-          <w:rStyle w:val="HTMLCode"/>
-          <w:rFonts w:ascii="Cambria" w:hAnsi="Cambria"/>
-        </w:rPr>
-        <w:t>nums</w:t>
-      </w:r>
-      <w:proofErr w:type="spellEnd"/>
-      <w:r>
-        <w:rPr>
-          <w:rStyle w:val="HTMLCode"/>
-          <w:rFonts w:ascii="Cambria" w:hAnsi="Cambria"/>
-        </w:rPr>
-        <w:t>)   # [8, 5, 2, 1]</w:t>
+        <w:t>PRINT(NUMS)   # [8, 5, 2, 1]</w:t>
       </w:r>
     </w:p>
     <w:p>
@@ -4301,8 +3916,9 @@
       <w:r>
         <w:rPr>
           <w:rFonts w:ascii="Cambria" w:hAnsi="Cambria"/>
-        </w:rPr>
-        <w:t>Copy and Extend</w:t>
+          <w:caps w:val="0"/>
+        </w:rPr>
+        <w:t>COPY AND EXTEND</w:t>
       </w:r>
     </w:p>
     <w:p>
@@ -4320,8 +3936,9 @@
         <w:rPr>
           <w:rStyle w:val="HTMLCode"/>
           <w:rFonts w:ascii="Cambria" w:eastAsiaTheme="minorEastAsia" w:hAnsi="Cambria"/>
-        </w:rPr>
-        <w:t>copy()</w:t>
+          <w:caps w:val="0"/>
+        </w:rPr>
+        <w:t>COPY()</w:t>
       </w:r>
     </w:p>
     <w:p>
@@ -4333,26 +3950,34 @@
         </w:numPr>
         <w:rPr>
           <w:rFonts w:ascii="Cambria" w:hAnsi="Cambria"/>
-        </w:rPr>
-      </w:pPr>
-      <w:r>
-        <w:rPr>
-          <w:rFonts w:ascii="Cambria" w:hAnsi="Cambria"/>
-        </w:rPr>
-        <w:t xml:space="preserve">Makes a </w:t>
+          <w:sz w:val="20"/>
+          <w:szCs w:val="20"/>
+        </w:rPr>
+      </w:pPr>
+      <w:r>
+        <w:rPr>
+          <w:rFonts w:ascii="Cambria" w:hAnsi="Cambria"/>
+          <w:sz w:val="20"/>
+          <w:szCs w:val="20"/>
+        </w:rPr>
+        <w:t xml:space="preserve">MAKES A </w:t>
       </w:r>
       <w:r>
         <w:rPr>
           <w:rStyle w:val="Strong"/>
           <w:rFonts w:ascii="Cambria" w:hAnsi="Cambria"/>
-        </w:rPr>
-        <w:t>copy</w:t>
-      </w:r>
-      <w:r>
-        <w:rPr>
-          <w:rFonts w:ascii="Cambria" w:hAnsi="Cambria"/>
-        </w:rPr>
-        <w:t xml:space="preserve"> of the list.</w:t>
+          <w:sz w:val="20"/>
+          <w:szCs w:val="20"/>
+        </w:rPr>
+        <w:t>COPY</w:t>
+      </w:r>
+      <w:r>
+        <w:rPr>
+          <w:rFonts w:ascii="Cambria" w:hAnsi="Cambria"/>
+          <w:sz w:val="20"/>
+          <w:szCs w:val="20"/>
+        </w:rPr>
+        <w:t xml:space="preserve"> OF THE LIST.</w:t>
       </w:r>
     </w:p>
     <w:p>
@@ -4369,7 +3994,7 @@
           <w:rStyle w:val="HTMLCode"/>
           <w:rFonts w:ascii="Cambria" w:hAnsi="Cambria"/>
         </w:rPr>
-        <w:t>a = [1, 2, 3]</w:t>
+        <w:t>A = [1, 2, 3]</w:t>
       </w:r>
     </w:p>
     <w:p>
@@ -4386,23 +4011,7 @@
           <w:rStyle w:val="HTMLCode"/>
           <w:rFonts w:ascii="Cambria" w:hAnsi="Cambria"/>
         </w:rPr>
-        <w:t xml:space="preserve">b = </w:t>
-      </w:r>
-      <w:proofErr w:type="spellStart"/>
-      <w:r>
-        <w:rPr>
-          <w:rStyle w:val="HTMLCode"/>
-          <w:rFonts w:ascii="Cambria" w:hAnsi="Cambria"/>
-        </w:rPr>
-        <w:t>a.copy</w:t>
-      </w:r>
-      <w:proofErr w:type="spellEnd"/>
-      <w:r>
-        <w:rPr>
-          <w:rStyle w:val="HTMLCode"/>
-          <w:rFonts w:ascii="Cambria" w:hAnsi="Cambria"/>
-        </w:rPr>
-        <w:t>()</w:t>
+        <w:t>B = A.COPY()</w:t>
       </w:r>
     </w:p>
     <w:p>
@@ -4419,7 +4028,7 @@
           <w:rStyle w:val="HTMLCode"/>
           <w:rFonts w:ascii="Cambria" w:hAnsi="Cambria"/>
         </w:rPr>
-        <w:t>print(b)   # [1, 2, 3]</w:t>
+        <w:t>PRINT(B)   # [1, 2, 3]</w:t>
       </w:r>
     </w:p>
     <w:p>
@@ -4437,8 +4046,9 @@
         <w:rPr>
           <w:rStyle w:val="HTMLCode"/>
           <w:rFonts w:ascii="Cambria" w:eastAsiaTheme="minorEastAsia" w:hAnsi="Cambria"/>
-        </w:rPr>
-        <w:t>extend()</w:t>
+          <w:caps w:val="0"/>
+        </w:rPr>
+        <w:t>EXTEND()</w:t>
       </w:r>
     </w:p>
     <w:p>
@@ -4450,13 +4060,17 @@
         </w:numPr>
         <w:rPr>
           <w:rFonts w:ascii="Cambria" w:hAnsi="Cambria"/>
-        </w:rPr>
-      </w:pPr>
-      <w:r>
-        <w:rPr>
-          <w:rFonts w:ascii="Cambria" w:hAnsi="Cambria"/>
-        </w:rPr>
-        <w:t>Adds multiple items.</w:t>
+          <w:sz w:val="20"/>
+          <w:szCs w:val="20"/>
+        </w:rPr>
+      </w:pPr>
+      <w:r>
+        <w:rPr>
+          <w:rFonts w:ascii="Cambria" w:hAnsi="Cambria"/>
+          <w:sz w:val="20"/>
+          <w:szCs w:val="20"/>
+        </w:rPr>
+        <w:t>ADDS MULTIPLE ITEMS.</w:t>
       </w:r>
     </w:p>
     <w:p>
@@ -4468,21 +4082,12 @@
           <w:rFonts w:ascii="Cambria" w:hAnsi="Cambria"/>
         </w:rPr>
       </w:pPr>
-      <w:proofErr w:type="spellStart"/>
-      <w:r>
-        <w:rPr>
-          <w:rStyle w:val="HTMLCode"/>
-          <w:rFonts w:ascii="Cambria" w:hAnsi="Cambria"/>
-        </w:rPr>
-        <w:t>a.extend</w:t>
-      </w:r>
-      <w:proofErr w:type="spellEnd"/>
-      <w:r>
-        <w:rPr>
-          <w:rStyle w:val="HTMLCode"/>
-          <w:rFonts w:ascii="Cambria" w:hAnsi="Cambria"/>
-        </w:rPr>
-        <w:t>([4, 5, 6])</w:t>
+      <w:r>
+        <w:rPr>
+          <w:rStyle w:val="HTMLCode"/>
+          <w:rFonts w:ascii="Cambria" w:hAnsi="Cambria"/>
+        </w:rPr>
+        <w:t>A.EXTEND([4, 5, 6])</w:t>
       </w:r>
     </w:p>
     <w:p>
@@ -4499,7 +4104,7 @@
           <w:rStyle w:val="HTMLCode"/>
           <w:rFonts w:ascii="Cambria" w:hAnsi="Cambria"/>
         </w:rPr>
-        <w:t>print(a)   # [1, 2, 3, 4, 5, 6]</w:t>
+        <w:t>PRINT(A)   # [1, 2, 3, 4, 5, 6]</w:t>
       </w:r>
     </w:p>
     <w:p>
@@ -4523,8 +4128,9 @@
       <w:r>
         <w:rPr>
           <w:rFonts w:ascii="Cambria" w:hAnsi="Cambria"/>
-        </w:rPr>
-        <w:t>Clear All Items</w:t>
+          <w:caps w:val="0"/>
+        </w:rPr>
+        <w:t>CLEAR ALL ITEMS</w:t>
       </w:r>
     </w:p>
     <w:p>
@@ -4542,8 +4148,9 @@
         <w:rPr>
           <w:rStyle w:val="HTMLCode"/>
           <w:rFonts w:ascii="Cambria" w:eastAsiaTheme="minorEastAsia" w:hAnsi="Cambria"/>
-        </w:rPr>
-        <w:t>clear()</w:t>
+          <w:caps w:val="0"/>
+        </w:rPr>
+        <w:t>CLEAR()</w:t>
       </w:r>
     </w:p>
     <w:p>
@@ -4555,14 +4162,17 @@
         </w:numPr>
         <w:rPr>
           <w:rFonts w:ascii="Cambria" w:hAnsi="Cambria"/>
-        </w:rPr>
-      </w:pPr>
-      <w:r>
-        <w:rPr>
-          <w:rFonts w:ascii="Cambria" w:hAnsi="Cambria"/>
-        </w:rPr>
-        <w:lastRenderedPageBreak/>
-        <w:t>Removes all elements.</w:t>
+          <w:sz w:val="20"/>
+          <w:szCs w:val="20"/>
+        </w:rPr>
+      </w:pPr>
+      <w:r>
+        <w:rPr>
+          <w:rFonts w:ascii="Cambria" w:hAnsi="Cambria"/>
+          <w:sz w:val="20"/>
+          <w:szCs w:val="20"/>
+        </w:rPr>
+        <w:t>REMOVES ALL ELEMENTS.</w:t>
       </w:r>
     </w:p>
     <w:p>
@@ -4574,21 +4184,12 @@
           <w:rFonts w:ascii="Cambria" w:hAnsi="Cambria"/>
         </w:rPr>
       </w:pPr>
-      <w:proofErr w:type="spellStart"/>
-      <w:r>
-        <w:rPr>
-          <w:rStyle w:val="HTMLCode"/>
-          <w:rFonts w:ascii="Cambria" w:hAnsi="Cambria"/>
-        </w:rPr>
-        <w:t>a.clear</w:t>
-      </w:r>
-      <w:proofErr w:type="spellEnd"/>
-      <w:r>
-        <w:rPr>
-          <w:rStyle w:val="HTMLCode"/>
-          <w:rFonts w:ascii="Cambria" w:hAnsi="Cambria"/>
-        </w:rPr>
-        <w:t>()</w:t>
+      <w:r>
+        <w:rPr>
+          <w:rStyle w:val="HTMLCode"/>
+          <w:rFonts w:ascii="Cambria" w:hAnsi="Cambria"/>
+        </w:rPr>
+        <w:t>A.CLEAR()</w:t>
       </w:r>
     </w:p>
     <w:p>
@@ -4604,7 +4205,7 @@
           <w:rStyle w:val="HTMLCode"/>
           <w:rFonts w:ascii="Cambria" w:hAnsi="Cambria"/>
         </w:rPr>
-        <w:t>print(a)   # []</w:t>
+        <w:t>PRINT(A)   # []</w:t>
       </w:r>
     </w:p>
     <w:p>
@@ -4621,8 +4222,9 @@
       <w:r>
         <w:rPr>
           <w:rFonts w:ascii="Cambria" w:hAnsi="Cambria"/>
-        </w:rPr>
-        <w:t>Summary Table of Common Methods</w:t>
+          <w:caps w:val="0"/>
+        </w:rPr>
+        <w:t>SUMMARY TABLE OF COMMON METHODS</w:t>
       </w:r>
     </w:p>
     <w:tbl>
@@ -4677,7 +4279,8 @@
                 <w:b/>
                 <w:bCs/>
               </w:rPr>
-              <w:t>Method</w:t>
+              <w:lastRenderedPageBreak/>
+              <w:t>METHOD</w:t>
             </w:r>
           </w:p>
         </w:tc>
@@ -4702,7 +4305,7 @@
                 <w:b/>
                 <w:bCs/>
               </w:rPr>
-              <w:t>What it Does</w:t>
+              <w:t>WHAT IT DOES</w:t>
             </w:r>
           </w:p>
         </w:tc>
@@ -4728,7 +4331,7 @@
               <w:rPr>
                 <w:rFonts w:ascii="Cambria" w:hAnsi="Cambria"/>
               </w:rPr>
-              <w:t>append()</w:t>
+              <w:t>APPEND()</w:t>
             </w:r>
           </w:p>
         </w:tc>
@@ -4748,7 +4351,7 @@
               <w:rPr>
                 <w:rFonts w:ascii="Cambria" w:hAnsi="Cambria"/>
               </w:rPr>
-              <w:t>Add item at end</w:t>
+              <w:t>ADD ITEM AT END</w:t>
             </w:r>
           </w:p>
         </w:tc>
@@ -4774,7 +4377,7 @@
               <w:rPr>
                 <w:rFonts w:ascii="Cambria" w:hAnsi="Cambria"/>
               </w:rPr>
-              <w:t>insert()</w:t>
+              <w:t>INSERT()</w:t>
             </w:r>
           </w:p>
         </w:tc>
@@ -4794,7 +4397,7 @@
               <w:rPr>
                 <w:rFonts w:ascii="Cambria" w:hAnsi="Cambria"/>
               </w:rPr>
-              <w:t>Insert item at index</w:t>
+              <w:t>INSERT ITEM AT INDEX</w:t>
             </w:r>
           </w:p>
         </w:tc>
@@ -4820,7 +4423,7 @@
               <w:rPr>
                 <w:rFonts w:ascii="Cambria" w:hAnsi="Cambria"/>
               </w:rPr>
-              <w:t>remove()</w:t>
+              <w:t>REMOVE()</w:t>
             </w:r>
           </w:p>
         </w:tc>
@@ -4840,7 +4443,7 @@
               <w:rPr>
                 <w:rFonts w:ascii="Cambria" w:hAnsi="Cambria"/>
               </w:rPr>
-              <w:t>Remove a specific value</w:t>
+              <w:t>REMOVE A SPECIFIC VALUE</w:t>
             </w:r>
           </w:p>
         </w:tc>
@@ -4866,7 +4469,7 @@
               <w:rPr>
                 <w:rFonts w:ascii="Cambria" w:hAnsi="Cambria"/>
               </w:rPr>
-              <w:t>pop()</w:t>
+              <w:t>POP()</w:t>
             </w:r>
           </w:p>
         </w:tc>
@@ -4886,7 +4489,7 @@
               <w:rPr>
                 <w:rFonts w:ascii="Cambria" w:hAnsi="Cambria"/>
               </w:rPr>
-              <w:t>Remove last (or index) item</w:t>
+              <w:t>REMOVE LAST (OR INDEX) ITEM</w:t>
             </w:r>
           </w:p>
         </w:tc>
@@ -4912,7 +4515,7 @@
               <w:rPr>
                 <w:rFonts w:ascii="Cambria" w:hAnsi="Cambria"/>
               </w:rPr>
-              <w:t>count()</w:t>
+              <w:t>COUNT()</w:t>
             </w:r>
           </w:p>
         </w:tc>
@@ -4932,7 +4535,7 @@
               <w:rPr>
                 <w:rFonts w:ascii="Cambria" w:hAnsi="Cambria"/>
               </w:rPr>
-              <w:t>Count occurrences of a value</w:t>
+              <w:t>COUNT OCCURRENCES OF A VALUE</w:t>
             </w:r>
           </w:p>
         </w:tc>
@@ -4958,7 +4561,7 @@
               <w:rPr>
                 <w:rFonts w:ascii="Cambria" w:hAnsi="Cambria"/>
               </w:rPr>
-              <w:t>index()</w:t>
+              <w:t>INDEX()</w:t>
             </w:r>
           </w:p>
         </w:tc>
@@ -4978,7 +4581,7 @@
               <w:rPr>
                 <w:rFonts w:ascii="Cambria" w:hAnsi="Cambria"/>
               </w:rPr>
-              <w:t>Get position of a value</w:t>
+              <w:t>GET POSITION OF A VALUE</w:t>
             </w:r>
           </w:p>
         </w:tc>
@@ -5004,7 +4607,7 @@
               <w:rPr>
                 <w:rFonts w:ascii="Cambria" w:hAnsi="Cambria"/>
               </w:rPr>
-              <w:t>sort()</w:t>
+              <w:t>SORT()</w:t>
             </w:r>
           </w:p>
         </w:tc>
@@ -5024,7 +4627,7 @@
               <w:rPr>
                 <w:rFonts w:ascii="Cambria" w:hAnsi="Cambria"/>
               </w:rPr>
-              <w:t>Sort items (ascending)</w:t>
+              <w:t>SORT ITEMS (ASCENDING)</w:t>
             </w:r>
           </w:p>
         </w:tc>
@@ -5050,7 +4653,7 @@
               <w:rPr>
                 <w:rFonts w:ascii="Cambria" w:hAnsi="Cambria"/>
               </w:rPr>
-              <w:t>reverse()</w:t>
+              <w:t>REVERSE()</w:t>
             </w:r>
           </w:p>
         </w:tc>
@@ -5070,7 +4673,7 @@
               <w:rPr>
                 <w:rFonts w:ascii="Cambria" w:hAnsi="Cambria"/>
               </w:rPr>
-              <w:t>Reverse order of list</w:t>
+              <w:t>REVERSE ORDER OF LIST</w:t>
             </w:r>
           </w:p>
         </w:tc>
@@ -5096,7 +4699,7 @@
               <w:rPr>
                 <w:rFonts w:ascii="Cambria" w:hAnsi="Cambria"/>
               </w:rPr>
-              <w:t>copy()</w:t>
+              <w:t>COPY()</w:t>
             </w:r>
           </w:p>
         </w:tc>
@@ -5116,7 +4719,7 @@
               <w:rPr>
                 <w:rFonts w:ascii="Cambria" w:hAnsi="Cambria"/>
               </w:rPr>
-              <w:t>Copy the list</w:t>
+              <w:t>COPY THE LIST</w:t>
             </w:r>
           </w:p>
         </w:tc>
@@ -5142,7 +4745,7 @@
               <w:rPr>
                 <w:rFonts w:ascii="Cambria" w:hAnsi="Cambria"/>
               </w:rPr>
-              <w:t>extend()</w:t>
+              <w:t>EXTEND()</w:t>
             </w:r>
           </w:p>
         </w:tc>
@@ -5162,7 +4765,7 @@
               <w:rPr>
                 <w:rFonts w:ascii="Cambria" w:hAnsi="Cambria"/>
               </w:rPr>
-              <w:t>Add multiple items</w:t>
+              <w:t>ADD MULTIPLE ITEMS</w:t>
             </w:r>
           </w:p>
         </w:tc>
@@ -5188,7 +4791,7 @@
               <w:rPr>
                 <w:rFonts w:ascii="Cambria" w:hAnsi="Cambria"/>
               </w:rPr>
-              <w:t>clear()</w:t>
+              <w:t>CLEAR()</w:t>
             </w:r>
           </w:p>
         </w:tc>
@@ -5208,7 +4811,7 @@
               <w:rPr>
                 <w:rFonts w:ascii="Cambria" w:hAnsi="Cambria"/>
               </w:rPr>
-              <w:t>Empty the list</w:t>
+              <w:t>EMPTY THE LIST</w:t>
             </w:r>
           </w:p>
         </w:tc>
@@ -5232,7 +4835,7 @@
 </file>
 
 <file path=word/numbering.xml><?xml version="1.0" encoding="utf-8"?>
-<w:numbering xmlns:wpc="http://schemas.microsoft.com/office/word/2010/wordprocessingCanvas" xmlns:cx="http://schemas.microsoft.com/office/drawing/2014/chartex" xmlns:cx1="http://schemas.microsoft.com/office/drawing/2015/9/8/chartex" xmlns:cx2="http://schemas.microsoft.com/office/drawing/2015/10/21/chartex" xmlns:cx3="http://schemas.microsoft.com/office/drawing/2016/5/9/chartex" xmlns:cx4="http://schemas.microsoft.com/office/drawing/2016/5/10/chartex" xmlns:cx5="http://schemas.microsoft.com/office/drawing/2016/5/11/chartex" xmlns:cx6="http://schemas.microsoft.com/office/drawing/2016/5/12/chartex" xmlns:cx7="http://schemas.microsoft.com/office/drawing/2016/5/13/chartex" xmlns:cx8="http://schemas.microsoft.com/office/drawing/2016/5/14/chartex" xmlns:mc="http://schemas.openxmlformats.org/markup-compatibility/2006" xmlns:aink="http://schemas.microsoft.com/office/drawing/2016/ink" xmlns:am3d="http://schemas.microsoft.com/office/drawing/2017/model3d" xmlns:o="urn:schemas-microsoft-com:office:office" xmlns:r="http://schemas.openxmlformats.org/officeDocument/2006/relationships" xmlns:m="http://schemas.openxmlformats.org/officeDocument/2006/math" xmlns:v="urn:schemas-microsoft-com:vml" xmlns:wp14="http://schemas.microsoft.com/office/word/2010/wordprocessingDrawing" xmlns:wp="http://schemas.openxmlformats.org/drawingml/2006/wordprocessingDrawing" xmlns:w10="urn:schemas-microsoft-com:office:word" xmlns:w="http://schemas.openxmlformats.org/wordprocessingml/2006/main" xmlns:w14="http://schemas.microsoft.com/office/word/2010/wordml" xmlns:w15="http://schemas.microsoft.com/office/word/2012/wordml" xmlns:w16cex="http://schemas.microsoft.com/office/word/2018/wordml/cex" xmlns:w16cid="http://schemas.microsoft.com/office/word/2016/wordml/cid" xmlns:w16="http://schemas.microsoft.com/office/word/2018/wordml" xmlns:w16sdtdh="http://schemas.microsoft.com/office/word/2020/wordml/sdtdatahash" xmlns:w16se="http://schemas.microsoft.com/office/word/2015/wordml/symex" xmlns:wpg="http://schemas.microsoft.com/office/word/2010/wordprocessingGroup" xmlns:wpi="http://schemas.microsoft.com/office/word/2010/wordprocessingInk" xmlns:wne="http://schemas.microsoft.com/office/word/2006/wordml" xmlns:wps="http://schemas.microsoft.com/office/word/2010/wordprocessingShape" mc:Ignorable="w14 w15 w16se w16cid w16 w16cex w16sdtdh wp14">
+<w:numbering xmlns:wpc="http://schemas.microsoft.com/office/word/2010/wordprocessingCanvas" xmlns:cx="http://schemas.microsoft.com/office/drawing/2014/chartex" xmlns:cx1="http://schemas.microsoft.com/office/drawing/2015/9/8/chartex" xmlns:cx2="http://schemas.microsoft.com/office/drawing/2015/10/21/chartex" xmlns:cx3="http://schemas.microsoft.com/office/drawing/2016/5/9/chartex" xmlns:cx4="http://schemas.microsoft.com/office/drawing/2016/5/10/chartex" xmlns:cx5="http://schemas.microsoft.com/office/drawing/2016/5/11/chartex" xmlns:cx6="http://schemas.microsoft.com/office/drawing/2016/5/12/chartex" xmlns:cx7="http://schemas.microsoft.com/office/drawing/2016/5/13/chartex" xmlns:cx8="http://schemas.microsoft.com/office/drawing/2016/5/14/chartex" xmlns:mc="http://schemas.openxmlformats.org/markup-compatibility/2006" xmlns:aink="http://schemas.microsoft.com/office/drawing/2016/ink" xmlns:am3d="http://schemas.microsoft.com/office/drawing/2017/model3d" xmlns:o="urn:schemas-microsoft-com:office:office" xmlns:oel="http://schemas.microsoft.com/office/2019/extlst" xmlns:r="http://schemas.openxmlformats.org/officeDocument/2006/relationships" xmlns:m="http://schemas.openxmlformats.org/officeDocument/2006/math" xmlns:v="urn:schemas-microsoft-com:vml" xmlns:wp14="http://schemas.microsoft.com/office/word/2010/wordprocessingDrawing" xmlns:wp="http://schemas.openxmlformats.org/drawingml/2006/wordprocessingDrawing" xmlns:w10="urn:schemas-microsoft-com:office:word" xmlns:w="http://schemas.openxmlformats.org/wordprocessingml/2006/main" xmlns:w14="http://schemas.microsoft.com/office/word/2010/wordml" xmlns:w15="http://schemas.microsoft.com/office/word/2012/wordml" xmlns:w16cex="http://schemas.microsoft.com/office/word/2018/wordml/cex" xmlns:w16cid="http://schemas.microsoft.com/office/word/2016/wordml/cid" xmlns:w16="http://schemas.microsoft.com/office/word/2018/wordml" xmlns:w16du="http://schemas.microsoft.com/office/word/2023/wordml/word16du" xmlns:w16sdtdh="http://schemas.microsoft.com/office/word/2020/wordml/sdtdatahash" xmlns:w16sdtfl="http://schemas.microsoft.com/office/word/2024/wordml/sdtformatlock" xmlns:w16se="http://schemas.microsoft.com/office/word/2015/wordml/symex" xmlns:wpg="http://schemas.microsoft.com/office/word/2010/wordprocessingGroup" xmlns:wpi="http://schemas.microsoft.com/office/word/2010/wordprocessingInk" xmlns:wne="http://schemas.microsoft.com/office/word/2006/wordml" xmlns:wps="http://schemas.microsoft.com/office/word/2010/wordprocessingShape" mc:Ignorable="w14 w15 w16se w16cid w16 w16cex w16sdtdh w16sdtfl w16du wp14">
   <w:abstractNum w:abstractNumId="0" w15:restartNumberingAfterBreak="0">
     <w:nsid w:val="00D1102E"/>
     <w:multiLevelType w:val="hybridMultilevel"/>
@@ -9838,107 +9441,107 @@
       </w:rPr>
     </w:lvl>
   </w:abstractNum>
-  <w:num w:numId="1">
+  <w:num w:numId="1" w16cid:durableId="529343518">
     <w:abstractNumId w:val="11"/>
   </w:num>
-  <w:num w:numId="2">
+  <w:num w:numId="2" w16cid:durableId="1996108210">
     <w:abstractNumId w:val="15"/>
   </w:num>
-  <w:num w:numId="3">
+  <w:num w:numId="3" w16cid:durableId="1810004346">
     <w:abstractNumId w:val="19"/>
   </w:num>
-  <w:num w:numId="4">
+  <w:num w:numId="4" w16cid:durableId="1601793784">
     <w:abstractNumId w:val="3"/>
   </w:num>
-  <w:num w:numId="5">
+  <w:num w:numId="5" w16cid:durableId="1818378190">
     <w:abstractNumId w:val="1"/>
   </w:num>
-  <w:num w:numId="6">
+  <w:num w:numId="6" w16cid:durableId="961691159">
     <w:abstractNumId w:val="22"/>
   </w:num>
-  <w:num w:numId="7">
+  <w:num w:numId="7" w16cid:durableId="2050955623">
     <w:abstractNumId w:val="21"/>
   </w:num>
-  <w:num w:numId="8">
+  <w:num w:numId="8" w16cid:durableId="1778481125">
     <w:abstractNumId w:val="28"/>
   </w:num>
-  <w:num w:numId="9">
+  <w:num w:numId="9" w16cid:durableId="1927882606">
     <w:abstractNumId w:val="6"/>
   </w:num>
-  <w:num w:numId="10">
+  <w:num w:numId="10" w16cid:durableId="147333934">
     <w:abstractNumId w:val="14"/>
   </w:num>
-  <w:num w:numId="11">
+  <w:num w:numId="11" w16cid:durableId="1350833644">
     <w:abstractNumId w:val="2"/>
   </w:num>
-  <w:num w:numId="12">
+  <w:num w:numId="12" w16cid:durableId="2117753852">
     <w:abstractNumId w:val="20"/>
   </w:num>
-  <w:num w:numId="13">
+  <w:num w:numId="13" w16cid:durableId="1682509562">
     <w:abstractNumId w:val="12"/>
   </w:num>
-  <w:num w:numId="14">
+  <w:num w:numId="14" w16cid:durableId="1326742768">
     <w:abstractNumId w:val="7"/>
   </w:num>
-  <w:num w:numId="15">
+  <w:num w:numId="15" w16cid:durableId="1333794129">
     <w:abstractNumId w:val="23"/>
   </w:num>
-  <w:num w:numId="16">
+  <w:num w:numId="16" w16cid:durableId="347171876">
     <w:abstractNumId w:val="27"/>
   </w:num>
-  <w:num w:numId="17">
+  <w:num w:numId="17" w16cid:durableId="1954944732">
     <w:abstractNumId w:val="16"/>
   </w:num>
-  <w:num w:numId="18">
+  <w:num w:numId="18" w16cid:durableId="1660227055">
     <w:abstractNumId w:val="10"/>
   </w:num>
-  <w:num w:numId="19">
+  <w:num w:numId="19" w16cid:durableId="852764459">
     <w:abstractNumId w:val="13"/>
   </w:num>
-  <w:num w:numId="20">
+  <w:num w:numId="20" w16cid:durableId="610280944">
     <w:abstractNumId w:val="0"/>
   </w:num>
-  <w:num w:numId="21">
+  <w:num w:numId="21" w16cid:durableId="965744871">
     <w:abstractNumId w:val="24"/>
   </w:num>
-  <w:num w:numId="22">
+  <w:num w:numId="22" w16cid:durableId="621303129">
     <w:abstractNumId w:val="29"/>
   </w:num>
-  <w:num w:numId="23">
+  <w:num w:numId="23" w16cid:durableId="1175342797">
     <w:abstractNumId w:val="9"/>
   </w:num>
-  <w:num w:numId="24">
+  <w:num w:numId="24" w16cid:durableId="1184176202">
     <w:abstractNumId w:val="4"/>
   </w:num>
-  <w:num w:numId="25">
+  <w:num w:numId="25" w16cid:durableId="1867478217">
     <w:abstractNumId w:val="17"/>
   </w:num>
-  <w:num w:numId="26">
+  <w:num w:numId="26" w16cid:durableId="91127023">
     <w:abstractNumId w:val="31"/>
   </w:num>
-  <w:num w:numId="27">
+  <w:num w:numId="27" w16cid:durableId="1203859854">
     <w:abstractNumId w:val="5"/>
   </w:num>
-  <w:num w:numId="28">
+  <w:num w:numId="28" w16cid:durableId="1543445988">
     <w:abstractNumId w:val="30"/>
   </w:num>
-  <w:num w:numId="29">
+  <w:num w:numId="29" w16cid:durableId="219556182">
     <w:abstractNumId w:val="25"/>
   </w:num>
-  <w:num w:numId="30">
+  <w:num w:numId="30" w16cid:durableId="1604919598">
     <w:abstractNumId w:val="26"/>
   </w:num>
-  <w:num w:numId="31">
+  <w:num w:numId="31" w16cid:durableId="1297300645">
     <w:abstractNumId w:val="8"/>
   </w:num>
-  <w:num w:numId="32">
+  <w:num w:numId="32" w16cid:durableId="625240206">
     <w:abstractNumId w:val="18"/>
   </w:num>
 </w:numbering>
 </file>
 
 <file path=word/styles.xml><?xml version="1.0" encoding="utf-8"?>
-<w:styles xmlns:mc="http://schemas.openxmlformats.org/markup-compatibility/2006" xmlns:r="http://schemas.openxmlformats.org/officeDocument/2006/relationships" xmlns:w="http://schemas.openxmlformats.org/wordprocessingml/2006/main" xmlns:w14="http://schemas.microsoft.com/office/word/2010/wordml" xmlns:w15="http://schemas.microsoft.com/office/word/2012/wordml" xmlns:w16cex="http://schemas.microsoft.com/office/word/2018/wordml/cex" xmlns:w16cid="http://schemas.microsoft.com/office/word/2016/wordml/cid" xmlns:w16="http://schemas.microsoft.com/office/word/2018/wordml" xmlns:w16sdtdh="http://schemas.microsoft.com/office/word/2020/wordml/sdtdatahash" xmlns:w16se="http://schemas.microsoft.com/office/word/2015/wordml/symex" mc:Ignorable="w14 w15 w16se w16cid w16 w16cex w16sdtdh">
+<w:styles xmlns:mc="http://schemas.openxmlformats.org/markup-compatibility/2006" xmlns:r="http://schemas.openxmlformats.org/officeDocument/2006/relationships" xmlns:w="http://schemas.openxmlformats.org/wordprocessingml/2006/main" xmlns:w14="http://schemas.microsoft.com/office/word/2010/wordml" xmlns:w15="http://schemas.microsoft.com/office/word/2012/wordml" xmlns:w16cex="http://schemas.microsoft.com/office/word/2018/wordml/cex" xmlns:w16cid="http://schemas.microsoft.com/office/word/2016/wordml/cid" xmlns:w16="http://schemas.microsoft.com/office/word/2018/wordml" xmlns:w16du="http://schemas.microsoft.com/office/word/2023/wordml/word16du" xmlns:w16sdtdh="http://schemas.microsoft.com/office/word/2020/wordml/sdtdatahash" xmlns:w16sdtfl="http://schemas.microsoft.com/office/word/2024/wordml/sdtformatlock" xmlns:w16se="http://schemas.microsoft.com/office/word/2015/wordml/symex" mc:Ignorable="w14 w15 w16se w16cid w16 w16cex w16sdtdh w16sdtfl w16du">
   <w:docDefaults>
     <w:rPrDefault>
       <w:rPr>
